--- a/5_MLOPS.docx
+++ b/5_MLOPS.docx
@@ -25,7 +25,56 @@
           <w:rFonts w:eastAsia="Times New Roman" w:cstheme="minorHAnsi"/>
           <w:lang w:eastAsia="en-IN"/>
         </w:rPr>
-        <w:t xml:space="preserve"> is a set of practices that combines machine learning, DevOps, and data engineering to automate and manage the entire ML lifecycle — from data preparation and model training to deployment, monitoring, and updating. It ensures models are production-ready, scalable, reproducible, and continuously improving, enabling faster and more reliable delivery of ML solutions.</w:t>
+        <w:t xml:space="preserve"> is a set of practices that combines </w:t>
+      </w:r>
+      <w:r>
+        <w:rPr>
+          <w:rFonts w:eastAsia="Times New Roman" w:cstheme="minorHAnsi"/>
+          <w:lang w:eastAsia="en-IN"/>
+        </w:rPr>
+        <w:t>data engineering</w:t>
+      </w:r>
+      <w:r>
+        <w:rPr>
+          <w:rFonts w:eastAsia="Times New Roman" w:cstheme="minorHAnsi"/>
+          <w:lang w:eastAsia="en-IN"/>
+        </w:rPr>
+        <w:t xml:space="preserve">, </w:t>
+      </w:r>
+      <w:r>
+        <w:rPr>
+          <w:rFonts w:eastAsia="Times New Roman" w:cstheme="minorHAnsi"/>
+          <w:lang w:eastAsia="en-IN"/>
+        </w:rPr>
+        <w:t>machine learning</w:t>
+      </w:r>
+      <w:r>
+        <w:rPr>
+          <w:rFonts w:eastAsia="Times New Roman" w:cstheme="minorHAnsi"/>
+          <w:lang w:eastAsia="en-IN"/>
+        </w:rPr>
+        <w:t xml:space="preserve"> and </w:t>
+      </w:r>
+      <w:r>
+        <w:rPr>
+          <w:rFonts w:eastAsia="Times New Roman" w:cstheme="minorHAnsi"/>
+          <w:lang w:eastAsia="en-IN"/>
+        </w:rPr>
+        <w:t>DevOps</w:t>
+      </w:r>
+      <w:r>
+        <w:rPr>
+          <w:rFonts w:eastAsia="Times New Roman" w:cstheme="minorHAnsi"/>
+          <w:lang w:eastAsia="en-IN"/>
+        </w:rPr>
+        <w:t xml:space="preserve"> </w:t>
+      </w:r>
+      <w:r>
+        <w:rPr>
+          <w:rFonts w:eastAsia="Times New Roman" w:cstheme="minorHAnsi"/>
+          <w:lang w:eastAsia="en-IN"/>
+        </w:rPr>
+        <w:t>to automate and manage the entire ML lifecycle — from data preparation and model training to deployment, monitoring, and updating. It ensures models are production-ready, scalable, reproducible, and continuously improving, enabling faster and more reliable delivery of ML solutions.</w:t>
       </w:r>
     </w:p>
     <w:p>
@@ -2730,6 +2779,7 @@
       <w:r>
         <w:t xml:space="preserve">DVC (Data Version Control) is an open-source tool that helps manage and version control large datasets, machine learning models, and experiments alongside code by working with Git. It replaces large files with small metafiles tracked by Git, while storing actual data in remote storage like S3, GCP, or shared drives. DVC uses files like </w:t>
       </w:r>
+      <w:proofErr w:type="spellStart"/>
       <w:r>
         <w:rPr>
           <w:rStyle w:val="HTMLCode"/>
@@ -2739,9 +2789,11 @@
         </w:rPr>
         <w:t>dvc.yaml</w:t>
       </w:r>
+      <w:proofErr w:type="spellEnd"/>
       <w:r>
         <w:t xml:space="preserve"> to define the ML pipeline stages (commands, inputs, outputs), </w:t>
       </w:r>
+      <w:proofErr w:type="spellStart"/>
       <w:r>
         <w:rPr>
           <w:rStyle w:val="HTMLCode"/>
@@ -2751,6 +2803,7 @@
         </w:rPr>
         <w:t>params.yaml</w:t>
       </w:r>
+      <w:proofErr w:type="spellEnd"/>
       <w:r>
         <w:t xml:space="preserve"> to track hyperparameters, and </w:t>
       </w:r>
@@ -2761,8 +2814,19 @@
           <w:sz w:val="24"/>
           <w:szCs w:val="24"/>
         </w:rPr>
-        <w:t>.dvc</w:t>
-      </w:r>
+        <w:t>.</w:t>
+      </w:r>
+      <w:proofErr w:type="spellStart"/>
+      <w:r>
+        <w:rPr>
+          <w:rStyle w:val="HTMLCode"/>
+          <w:rFonts w:eastAsiaTheme="minorHAnsi"/>
+          <w:sz w:val="24"/>
+          <w:szCs w:val="24"/>
+        </w:rPr>
+        <w:t>dvc</w:t>
+      </w:r>
+      <w:proofErr w:type="spellEnd"/>
       <w:r>
         <w:t xml:space="preserve"> files to manage individual data files or directories. These files store metadata and are versioned in Git, enabling reproducible workflows by allowing you to restore any stage of the project reliably and consistently.</w:t>
       </w:r>
@@ -2826,7 +2890,15 @@
           <w:rFonts w:eastAsia="Times New Roman" w:cstheme="minorHAnsi"/>
           <w:lang w:eastAsia="en-IN"/>
         </w:rPr>
-        <w:t xml:space="preserve"> SRC folder in project folder, which stores all the modules, these modules will be connected by pipeline and how to connect this modules that info is kept in dvc.y</w:t>
+        <w:t xml:space="preserve"> SRC folder in project folder, which stores all the modules, these modules will be connected by pipeline and how to connect this modules that info is kept in </w:t>
+      </w:r>
+      <w:proofErr w:type="spellStart"/>
+      <w:r>
+        <w:rPr>
+          <w:rFonts w:eastAsia="Times New Roman" w:cstheme="minorHAnsi"/>
+          <w:lang w:eastAsia="en-IN"/>
+        </w:rPr>
+        <w:t>dvc.y</w:t>
       </w:r>
       <w:r>
         <w:rPr>
@@ -2840,7 +2912,15 @@
           <w:rFonts w:eastAsia="Times New Roman" w:cstheme="minorHAnsi"/>
           <w:lang w:eastAsia="en-IN"/>
         </w:rPr>
-        <w:t>ml.</w:t>
+        <w:t>ml</w:t>
+      </w:r>
+      <w:proofErr w:type="spellEnd"/>
+      <w:r>
+        <w:rPr>
+          <w:rFonts w:eastAsia="Times New Roman" w:cstheme="minorHAnsi"/>
+          <w:lang w:eastAsia="en-IN"/>
+        </w:rPr>
+        <w:t>.</w:t>
       </w:r>
     </w:p>
     <w:p>
@@ -2864,13 +2944,23 @@
         </w:rPr>
         <w:t xml:space="preserve">Each module is staged by </w:t>
       </w:r>
-      <w:r>
-        <w:rPr>
-          <w:rFonts w:eastAsia="Times New Roman" w:cstheme="minorHAnsi"/>
-          <w:b/>
-          <w:lang w:eastAsia="en-IN"/>
-        </w:rPr>
-        <w:t xml:space="preserve">dvc stage add </w:t>
+      <w:proofErr w:type="spellStart"/>
+      <w:r>
+        <w:rPr>
+          <w:rFonts w:eastAsia="Times New Roman" w:cstheme="minorHAnsi"/>
+          <w:b/>
+          <w:lang w:eastAsia="en-IN"/>
+        </w:rPr>
+        <w:t>dvc</w:t>
+      </w:r>
+      <w:proofErr w:type="spellEnd"/>
+      <w:r>
+        <w:rPr>
+          <w:rFonts w:eastAsia="Times New Roman" w:cstheme="minorHAnsi"/>
+          <w:b/>
+          <w:lang w:eastAsia="en-IN"/>
+        </w:rPr>
+        <w:t xml:space="preserve"> stage add </w:t>
       </w:r>
       <w:r>
         <w:rPr>
@@ -2894,6 +2984,7 @@
           <w:lang w:eastAsia="en-IN"/>
         </w:rPr>
       </w:pPr>
+      <w:proofErr w:type="spellStart"/>
       <w:r>
         <w:rPr>
           <w:rFonts w:eastAsia="Times New Roman" w:cstheme="minorHAnsi"/>
@@ -2908,7 +2999,16 @@
           <w:b/>
           <w:lang w:eastAsia="en-IN"/>
         </w:rPr>
-        <w:t>vc repro</w:t>
+        <w:t>vc</w:t>
+      </w:r>
+      <w:proofErr w:type="spellEnd"/>
+      <w:r>
+        <w:rPr>
+          <w:rFonts w:eastAsia="Times New Roman" w:cstheme="minorHAnsi"/>
+          <w:b/>
+          <w:lang w:eastAsia="en-IN"/>
+        </w:rPr>
+        <w:t xml:space="preserve"> repro</w:t>
       </w:r>
       <w:r>
         <w:rPr>
@@ -2932,14 +3032,34 @@
           <w:lang w:eastAsia="en-IN"/>
         </w:rPr>
       </w:pPr>
-      <w:r>
-        <w:rPr>
-          <w:rFonts w:eastAsia="Times New Roman" w:cstheme="minorHAnsi"/>
-          <w:b/>
-          <w:lang w:eastAsia="en-IN"/>
-        </w:rPr>
-        <w:t>Dvc dag</w:t>
-      </w:r>
+      <w:proofErr w:type="spellStart"/>
+      <w:r>
+        <w:rPr>
+          <w:rFonts w:eastAsia="Times New Roman" w:cstheme="minorHAnsi"/>
+          <w:b/>
+          <w:lang w:eastAsia="en-IN"/>
+        </w:rPr>
+        <w:t>Dvc</w:t>
+      </w:r>
+      <w:proofErr w:type="spellEnd"/>
+      <w:r>
+        <w:rPr>
+          <w:rFonts w:eastAsia="Times New Roman" w:cstheme="minorHAnsi"/>
+          <w:b/>
+          <w:lang w:eastAsia="en-IN"/>
+        </w:rPr>
+        <w:t xml:space="preserve"> </w:t>
+      </w:r>
+      <w:proofErr w:type="spellStart"/>
+      <w:r>
+        <w:rPr>
+          <w:rFonts w:eastAsia="Times New Roman" w:cstheme="minorHAnsi"/>
+          <w:b/>
+          <w:lang w:eastAsia="en-IN"/>
+        </w:rPr>
+        <w:t>dag</w:t>
+      </w:r>
+      <w:proofErr w:type="spellEnd"/>
       <w:r>
         <w:rPr>
           <w:rFonts w:eastAsia="Times New Roman" w:cstheme="minorHAnsi"/>
@@ -2962,13 +3082,23 @@
           <w:lang w:eastAsia="en-IN"/>
         </w:rPr>
       </w:pPr>
-      <w:r>
-        <w:rPr>
-          <w:rFonts w:eastAsia="Times New Roman" w:cstheme="minorHAnsi"/>
-          <w:b/>
-          <w:lang w:eastAsia="en-IN"/>
-        </w:rPr>
-        <w:t>Dvc remove</w:t>
+      <w:proofErr w:type="spellStart"/>
+      <w:r>
+        <w:rPr>
+          <w:rFonts w:eastAsia="Times New Roman" w:cstheme="minorHAnsi"/>
+          <w:b/>
+          <w:lang w:eastAsia="en-IN"/>
+        </w:rPr>
+        <w:t>Dvc</w:t>
+      </w:r>
+      <w:proofErr w:type="spellEnd"/>
+      <w:r>
+        <w:rPr>
+          <w:rFonts w:eastAsia="Times New Roman" w:cstheme="minorHAnsi"/>
+          <w:b/>
+          <w:lang w:eastAsia="en-IN"/>
+        </w:rPr>
+        <w:t xml:space="preserve"> remove</w:t>
       </w:r>
       <w:r>
         <w:rPr>
@@ -2992,13 +3122,23 @@
           <w:lang w:eastAsia="en-IN"/>
         </w:rPr>
       </w:pPr>
-      <w:r>
-        <w:rPr>
-          <w:rFonts w:eastAsia="Times New Roman" w:cstheme="minorHAnsi"/>
-          <w:b/>
-          <w:lang w:eastAsia="en-IN"/>
-        </w:rPr>
-        <w:t>Dvc metrics</w:t>
+      <w:proofErr w:type="spellStart"/>
+      <w:r>
+        <w:rPr>
+          <w:rFonts w:eastAsia="Times New Roman" w:cstheme="minorHAnsi"/>
+          <w:b/>
+          <w:lang w:eastAsia="en-IN"/>
+        </w:rPr>
+        <w:t>Dvc</w:t>
+      </w:r>
+      <w:proofErr w:type="spellEnd"/>
+      <w:r>
+        <w:rPr>
+          <w:rFonts w:eastAsia="Times New Roman" w:cstheme="minorHAnsi"/>
+          <w:b/>
+          <w:lang w:eastAsia="en-IN"/>
+        </w:rPr>
+        <w:t xml:space="preserve"> metrics</w:t>
       </w:r>
       <w:r>
         <w:rPr>
@@ -3487,7 +3627,21 @@
           <w:rFonts w:eastAsia="Times New Roman" w:cstheme="minorHAnsi"/>
           <w:lang w:eastAsia="en-IN"/>
         </w:rPr>
-        <w:t xml:space="preserve"> There elements are logger, handler, formatter etc. set these all three and then connect formatter to handler and then handler to logger. Meanwhile do set the levels of the </w:t>
+        <w:t xml:space="preserve"> Th</w:t>
+      </w:r>
+      <w:r>
+        <w:rPr>
+          <w:rFonts w:eastAsia="Times New Roman" w:cstheme="minorHAnsi"/>
+          <w:lang w:eastAsia="en-IN"/>
+        </w:rPr>
+        <w:t>ree</w:t>
+      </w:r>
+      <w:r>
+        <w:rPr>
+          <w:rFonts w:eastAsia="Times New Roman" w:cstheme="minorHAnsi"/>
+          <w:lang w:eastAsia="en-IN"/>
+        </w:rPr>
+        <w:t xml:space="preserve"> elements are logger, handler, formatter etc. set these all three and then connect formatter to handler and then handler to logger. Meanwhile do set the levels of the </w:t>
       </w:r>
       <w:r>
         <w:rPr>
@@ -3601,8 +3755,114 @@
         <w:t>Now focus on Version Control</w:t>
       </w:r>
       <w:r>
-        <w:t xml:space="preserve">, where CookieCutter directory template is used and each SRC file is pushed to the git repo while maintaining versions. (follow the video and steps docs to replicate) </w:t>
-      </w:r>
+        <w:t xml:space="preserve">, where </w:t>
+      </w:r>
+      <w:proofErr w:type="spellStart"/>
+      <w:r>
+        <w:t>CookieCutter</w:t>
+      </w:r>
+      <w:proofErr w:type="spellEnd"/>
+      <w:r>
+        <w:t xml:space="preserve"> directory template is used and each SRC file is pushed to the </w:t>
+      </w:r>
+      <w:proofErr w:type="spellStart"/>
+      <w:r>
+        <w:t>git</w:t>
+      </w:r>
+      <w:proofErr w:type="spellEnd"/>
+      <w:r>
+        <w:t xml:space="preserve"> repo while maintaining versions. (follow the video and steps docs to replicate) </w:t>
+      </w:r>
+    </w:p>
+    <w:p>
+      <w:pPr>
+        <w:spacing w:after="0"/>
+        <w:jc w:val="both"/>
+      </w:pPr>
+    </w:p>
+    <w:p>
+      <w:pPr>
+        <w:spacing w:after="0"/>
+        <w:jc w:val="both"/>
+        <w:rPr>
+          <w:b/>
+          <w:bCs/>
+        </w:rPr>
+      </w:pPr>
+      <w:r>
+        <w:rPr>
+          <w:b/>
+          <w:bCs/>
+        </w:rPr>
+        <w:t>GIT</w:t>
+      </w:r>
+      <w:r>
+        <w:rPr>
+          <w:b/>
+          <w:bCs/>
+        </w:rPr>
+        <w:t xml:space="preserve"> (Campus X)</w:t>
+      </w:r>
+      <w:r>
+        <w:rPr>
+          <w:b/>
+          <w:bCs/>
+        </w:rPr>
+        <w:t xml:space="preserve">: </w:t>
+      </w:r>
+    </w:p>
+    <w:p>
+      <w:pPr>
+        <w:spacing w:after="0"/>
+        <w:jc w:val="both"/>
+        <w:rPr>
+          <w:b/>
+          <w:bCs/>
+        </w:rPr>
+      </w:pPr>
+      <w:r>
+        <w:rPr>
+          <w:b/>
+          <w:bCs/>
+        </w:rPr>
+        <w:t>Session 1 : GIT</w:t>
+      </w:r>
+    </w:p>
+    <w:p>
+      <w:pPr>
+        <w:spacing w:after="0"/>
+        <w:jc w:val="both"/>
+        <w:rPr>
+          <w:b/>
+          <w:bCs/>
+        </w:rPr>
+      </w:pPr>
+      <w:r>
+        <w:rPr>
+          <w:b/>
+          <w:bCs/>
+        </w:rPr>
+        <w:t xml:space="preserve">Session 2: </w:t>
+      </w:r>
+      <w:proofErr w:type="spellStart"/>
+      <w:r>
+        <w:rPr>
+          <w:b/>
+          <w:bCs/>
+        </w:rPr>
+        <w:t>Github</w:t>
+      </w:r>
+      <w:proofErr w:type="spellEnd"/>
+    </w:p>
+    <w:p>
+      <w:pPr>
+        <w:spacing w:after="0"/>
+        <w:jc w:val="both"/>
+        <w:rPr>
+          <w:b/>
+          <w:bCs/>
+        </w:rPr>
+      </w:pPr>
     </w:p>
     <w:p>
       <w:r>
@@ -3630,7 +3890,23 @@
         <w:t xml:space="preserve"> </w:t>
       </w:r>
       <w:r>
-        <w:t xml:space="preserve">GIT can not version data due it’s inability to </w:t>
+        <w:t xml:space="preserve">GIT </w:t>
+      </w:r>
+      <w:proofErr w:type="spellStart"/>
+      <w:r>
+        <w:t>can not</w:t>
+      </w:r>
+      <w:proofErr w:type="spellEnd"/>
+      <w:r>
+        <w:t xml:space="preserve"> version data due </w:t>
+      </w:r>
+      <w:proofErr w:type="spellStart"/>
+      <w:r>
+        <w:t>it’s</w:t>
+      </w:r>
+      <w:proofErr w:type="spellEnd"/>
+      <w:r>
+        <w:t xml:space="preserve"> inability to </w:t>
       </w:r>
       <w:r>
         <w:t>take data snapshots (it does it by doing the row by row compare</w:t>
@@ -4118,10 +4394,29 @@
           <w:lang w:val="en-US"/>
         </w:rPr>
       </w:pPr>
-      <w:r>
-        <w:rPr>
-          <w:lang w:val="en-US"/>
-        </w:rPr>
+    </w:p>
+    <w:p>
+      <w:pPr>
+        <w:spacing w:after="0"/>
+        <w:jc w:val="both"/>
+        <w:rPr>
+          <w:lang w:val="en-US"/>
+        </w:rPr>
+      </w:pPr>
+    </w:p>
+    <w:p>
+      <w:pPr>
+        <w:spacing w:after="0"/>
+        <w:jc w:val="both"/>
+        <w:rPr>
+          <w:lang w:val="en-US"/>
+        </w:rPr>
+      </w:pPr>
+      <w:r>
+        <w:rPr>
+          <w:lang w:val="en-US"/>
+        </w:rPr>
+        <w:lastRenderedPageBreak/>
         <w:t>Software engineering issues:</w:t>
       </w:r>
     </w:p>
@@ -4162,7 +4457,6 @@
         <w:rPr>
           <w:lang w:val="en-US"/>
         </w:rPr>
-        <w:lastRenderedPageBreak/>
         <w:t>Cloud vs edge/browser</w:t>
       </w:r>
     </w:p>
@@ -4610,6 +4904,24 @@
         <w:spacing w:after="0"/>
         <w:jc w:val="both"/>
         <w:rPr>
+          <w:lang w:val="en-US"/>
+        </w:rPr>
+      </w:pPr>
+    </w:p>
+    <w:p>
+      <w:pPr>
+        <w:spacing w:after="0"/>
+        <w:jc w:val="both"/>
+        <w:rPr>
+          <w:lang w:val="en-US"/>
+        </w:rPr>
+      </w:pPr>
+    </w:p>
+    <w:p>
+      <w:pPr>
+        <w:spacing w:after="0"/>
+        <w:jc w:val="both"/>
+        <w:rPr>
           <w:b/>
           <w:bCs/>
           <w:lang w:val="en-US"/>
@@ -4621,6 +4933,7 @@
           <w:bCs/>
           <w:lang w:val="en-US"/>
         </w:rPr>
+        <w:lastRenderedPageBreak/>
         <w:t>How to monitor ML production model:</w:t>
       </w:r>
     </w:p>
@@ -4676,7 +4989,6 @@
         <w:rPr>
           <w:lang w:val="en-US"/>
         </w:rPr>
-        <w:lastRenderedPageBreak/>
         <w:t xml:space="preserve">Input metrics: certain metrics about the input data can be monitored which describes the statistics of the input data (like data proportionate).  E.g. for speech recognition model input avg input length, avg input volume, num missing etc. can be checked with pre-decided thresholds </w:t>
       </w:r>
     </w:p>
@@ -5046,6 +5358,7 @@
         <w:rPr>
           <w:lang w:val="en-US"/>
         </w:rPr>
+        <w:lastRenderedPageBreak/>
         <w:t>Human level performance (comparing with human performance)</w:t>
       </w:r>
     </w:p>
@@ -5106,7 +5419,6 @@
         <w:rPr>
           <w:lang w:val="en-US"/>
         </w:rPr>
-        <w:lastRenderedPageBreak/>
         <w:t xml:space="preserve">Quick and implementation (like Harshal builds the quick baseline model and then start improving the model). </w:t>
       </w:r>
     </w:p>
@@ -5551,6 +5863,7 @@
         <w:rPr>
           <w:lang w:val="en-US"/>
         </w:rPr>
+        <w:lastRenderedPageBreak/>
         <w:t>Accuracy on different devices.</w:t>
       </w:r>
     </w:p>
@@ -5571,7 +5884,6 @@
         <w:rPr>
           <w:lang w:val="en-US"/>
         </w:rPr>
-        <w:lastRenderedPageBreak/>
         <w:t xml:space="preserve">Prevalence of the rude mis-transcriptions. (Like GAN could be interpreted as GUN or GANG, could mean the data would have lot of content related to gun violence and could be misleading. </w:t>
       </w:r>
     </w:p>
@@ -5995,6 +6307,7 @@
         <w:rPr>
           <w:lang w:val="en-US"/>
         </w:rPr>
+        <w:lastRenderedPageBreak/>
         <w:t>Voice signal + library noise = synthetic training example</w:t>
       </w:r>
     </w:p>
@@ -7141,7 +7454,7 @@
       <w:lvlText w:val="%1."/>
       <w:lvlJc w:val="left"/>
       <w:pPr>
-        <w:ind w:left="720" w:hanging="360"/>
+        <w:ind w:left="360" w:hanging="360"/>
       </w:pPr>
       <w:rPr>
         <w:rFonts w:hint="default"/>
@@ -7154,7 +7467,7 @@
       <w:lvlText w:val="%2."/>
       <w:lvlJc w:val="left"/>
       <w:pPr>
-        <w:ind w:left="1440" w:hanging="360"/>
+        <w:ind w:left="1080" w:hanging="360"/>
       </w:pPr>
     </w:lvl>
     <w:lvl w:ilvl="2" w:tplc="4009001B" w:tentative="1">
@@ -7163,7 +7476,7 @@
       <w:lvlText w:val="%3."/>
       <w:lvlJc w:val="right"/>
       <w:pPr>
-        <w:ind w:left="2160" w:hanging="180"/>
+        <w:ind w:left="1800" w:hanging="180"/>
       </w:pPr>
     </w:lvl>
     <w:lvl w:ilvl="3" w:tplc="4009000F" w:tentative="1">
@@ -7172,7 +7485,7 @@
       <w:lvlText w:val="%4."/>
       <w:lvlJc w:val="left"/>
       <w:pPr>
-        <w:ind w:left="2880" w:hanging="360"/>
+        <w:ind w:left="2520" w:hanging="360"/>
       </w:pPr>
     </w:lvl>
     <w:lvl w:ilvl="4" w:tplc="40090019" w:tentative="1">
@@ -7181,7 +7494,7 @@
       <w:lvlText w:val="%5."/>
       <w:lvlJc w:val="left"/>
       <w:pPr>
-        <w:ind w:left="3600" w:hanging="360"/>
+        <w:ind w:left="3240" w:hanging="360"/>
       </w:pPr>
     </w:lvl>
     <w:lvl w:ilvl="5" w:tplc="4009001B" w:tentative="1">
@@ -7190,7 +7503,7 @@
       <w:lvlText w:val="%6."/>
       <w:lvlJc w:val="right"/>
       <w:pPr>
-        <w:ind w:left="4320" w:hanging="180"/>
+        <w:ind w:left="3960" w:hanging="180"/>
       </w:pPr>
     </w:lvl>
     <w:lvl w:ilvl="6" w:tplc="4009000F" w:tentative="1">
@@ -7199,7 +7512,7 @@
       <w:lvlText w:val="%7."/>
       <w:lvlJc w:val="left"/>
       <w:pPr>
-        <w:ind w:left="5040" w:hanging="360"/>
+        <w:ind w:left="4680" w:hanging="360"/>
       </w:pPr>
     </w:lvl>
     <w:lvl w:ilvl="7" w:tplc="40090019" w:tentative="1">
@@ -7208,7 +7521,7 @@
       <w:lvlText w:val="%8."/>
       <w:lvlJc w:val="left"/>
       <w:pPr>
-        <w:ind w:left="5760" w:hanging="360"/>
+        <w:ind w:left="5400" w:hanging="360"/>
       </w:pPr>
     </w:lvl>
     <w:lvl w:ilvl="8" w:tplc="4009001B" w:tentative="1">
@@ -7217,7 +7530,7 @@
       <w:lvlText w:val="%9."/>
       <w:lvlJc w:val="right"/>
       <w:pPr>
-        <w:ind w:left="6480" w:hanging="180"/>
+        <w:ind w:left="6120" w:hanging="180"/>
       </w:pPr>
     </w:lvl>
   </w:abstractNum>

--- a/5_MLOPS.docx
+++ b/5_MLOPS.docx
@@ -1,6 +1,6 @@
 
 <file path=word/document.xml><?xml version="1.0" encoding="utf-8"?>
-<w:document xmlns:wpc="http://schemas.microsoft.com/office/word/2010/wordprocessingCanvas" xmlns:cx="http://schemas.microsoft.com/office/drawing/2014/chartex" xmlns:cx1="http://schemas.microsoft.com/office/drawing/2015/9/8/chartex" xmlns:cx2="http://schemas.microsoft.com/office/drawing/2015/10/21/chartex" xmlns:cx3="http://schemas.microsoft.com/office/drawing/2016/5/9/chartex" xmlns:cx4="http://schemas.microsoft.com/office/drawing/2016/5/10/chartex" xmlns:cx5="http://schemas.microsoft.com/office/drawing/2016/5/11/chartex" xmlns:cx6="http://schemas.microsoft.com/office/drawing/2016/5/12/chartex" xmlns:cx7="http://schemas.microsoft.com/office/drawing/2016/5/13/chartex" xmlns:cx8="http://schemas.microsoft.com/office/drawing/2016/5/14/chartex" xmlns:mc="http://schemas.openxmlformats.org/markup-compatibility/2006" xmlns:aink="http://schemas.microsoft.com/office/drawing/2016/ink" xmlns:am3d="http://schemas.microsoft.com/office/drawing/2017/model3d" xmlns:o="urn:schemas-microsoft-com:office:office" xmlns:oel="http://schemas.microsoft.com/office/2019/extlst" xmlns:r="http://schemas.openxmlformats.org/officeDocument/2006/relationships" xmlns:m="http://schemas.openxmlformats.org/officeDocument/2006/math" xmlns:v="urn:schemas-microsoft-com:vml" xmlns:wp14="http://schemas.microsoft.com/office/word/2010/wordprocessingDrawing" xmlns:wp="http://schemas.openxmlformats.org/drawingml/2006/wordprocessingDrawing" xmlns:w10="urn:schemas-microsoft-com:office:word" xmlns:w="http://schemas.openxmlformats.org/wordprocessingml/2006/main" xmlns:w14="http://schemas.microsoft.com/office/word/2010/wordml" xmlns:w15="http://schemas.microsoft.com/office/word/2012/wordml" xmlns:w16cex="http://schemas.microsoft.com/office/word/2018/wordml/cex" xmlns:w16cid="http://schemas.microsoft.com/office/word/2016/wordml/cid" xmlns:w16="http://schemas.microsoft.com/office/word/2018/wordml" xmlns:w16sdtdh="http://schemas.microsoft.com/office/word/2020/wordml/sdtdatahash" xmlns:w16se="http://schemas.microsoft.com/office/word/2015/wordml/symex" xmlns:wpg="http://schemas.microsoft.com/office/word/2010/wordprocessingGroup" xmlns:wpi="http://schemas.microsoft.com/office/word/2010/wordprocessingInk" xmlns:wne="http://schemas.microsoft.com/office/word/2006/wordml" xmlns:wps="http://schemas.microsoft.com/office/word/2010/wordprocessingShape" mc:Ignorable="w14 w15 w16se w16cid w16 w16cex w16sdtdh wp14">
+<w:document xmlns:wpc="http://schemas.microsoft.com/office/word/2010/wordprocessingCanvas" xmlns:mc="http://schemas.openxmlformats.org/markup-compatibility/2006" xmlns:o="urn:schemas-microsoft-com:office:office" xmlns:r="http://schemas.openxmlformats.org/officeDocument/2006/relationships" xmlns:m="http://schemas.openxmlformats.org/officeDocument/2006/math" xmlns:v="urn:schemas-microsoft-com:vml" xmlns:wp14="http://schemas.microsoft.com/office/word/2010/wordprocessingDrawing" xmlns:wp="http://schemas.openxmlformats.org/drawingml/2006/wordprocessingDrawing" xmlns:w10="urn:schemas-microsoft-com:office:word" xmlns:w="http://schemas.openxmlformats.org/wordprocessingml/2006/main" xmlns:w14="http://schemas.microsoft.com/office/word/2010/wordml" xmlns:w15="http://schemas.microsoft.com/office/word/2012/wordml" xmlns:wpg="http://schemas.microsoft.com/office/word/2010/wordprocessingGroup" xmlns:wpi="http://schemas.microsoft.com/office/word/2010/wordprocessingInk" xmlns:wne="http://schemas.microsoft.com/office/word/2006/wordml" xmlns:wps="http://schemas.microsoft.com/office/word/2010/wordprocessingShape" mc:Ignorable="w14 w15 wp14">
   <w:body>
     <w:p>
       <w:pPr>
@@ -730,35 +730,35 @@
           <w:rFonts w:cstheme="minorHAnsi"/>
           <w:b/>
         </w:rPr>
+        <w:t>9. Collaboration and operations:</w:t>
+      </w:r>
+    </w:p>
+    <w:p>
+      <w:pPr>
+        <w:spacing w:after="0" w:line="240" w:lineRule="auto"/>
+        <w:rPr>
+          <w:rFonts w:cstheme="minorHAnsi"/>
+        </w:rPr>
+      </w:pPr>
+      <w:r>
+        <w:rPr>
+          <w:rFonts w:cstheme="minorHAnsi"/>
+        </w:rPr>
+        <w:t xml:space="preserve">- Unified workspace </w:t>
+      </w:r>
+    </w:p>
+    <w:p>
+      <w:pPr>
+        <w:spacing w:after="0" w:line="240" w:lineRule="auto"/>
+        <w:rPr>
+          <w:rFonts w:cstheme="minorHAnsi"/>
+        </w:rPr>
+      </w:pPr>
+      <w:r>
+        <w:rPr>
+          <w:rFonts w:cstheme="minorHAnsi"/>
+        </w:rPr>
         <w:lastRenderedPageBreak/>
-        <w:t>9. Collaboration and operations:</w:t>
-      </w:r>
-    </w:p>
-    <w:p>
-      <w:pPr>
-        <w:spacing w:after="0" w:line="240" w:lineRule="auto"/>
-        <w:rPr>
-          <w:rFonts w:cstheme="minorHAnsi"/>
-        </w:rPr>
-      </w:pPr>
-      <w:r>
-        <w:rPr>
-          <w:rFonts w:cstheme="minorHAnsi"/>
-        </w:rPr>
-        <w:t xml:space="preserve">- Unified workspace </w:t>
-      </w:r>
-    </w:p>
-    <w:p>
-      <w:pPr>
-        <w:spacing w:after="0" w:line="240" w:lineRule="auto"/>
-        <w:rPr>
-          <w:rFonts w:cstheme="minorHAnsi"/>
-        </w:rPr>
-      </w:pPr>
-      <w:r>
-        <w:rPr>
-          <w:rFonts w:cstheme="minorHAnsi"/>
-        </w:rPr>
         <w:t>- Role based access</w:t>
       </w:r>
     </w:p>
@@ -1105,7 +1105,6 @@
           <w:noProof/>
           <w:lang w:eastAsia="en-IN"/>
         </w:rPr>
-        <w:lastRenderedPageBreak/>
         <w:drawing>
           <wp:inline distT="0" distB="0" distL="0" distR="0" wp14:anchorId="780D1596" wp14:editId="2902169A">
             <wp:extent cx="3952875" cy="2030504"/>
@@ -1525,14 +1524,7 @@
         <w:rPr>
           <w:rFonts w:cstheme="minorHAnsi"/>
         </w:rPr>
-        <w:t xml:space="preserve"> by isolating functionality. By organizing code into logical, well-</w:t>
-      </w:r>
-      <w:r>
-        <w:rPr>
-          <w:rFonts w:cstheme="minorHAnsi"/>
-        </w:rPr>
-        <w:lastRenderedPageBreak/>
-        <w:t>defined components, modular coding supports clean architecture, better collaboration among developers, and more robust, flexible software systems.</w:t>
+        <w:t xml:space="preserve"> by isolating functionality. By organizing code into logical, well-defined components, modular coding supports clean architecture, better collaboration among developers, and more robust, flexible software systems.</w:t>
       </w:r>
     </w:p>
     <w:p>
@@ -1601,6 +1593,7 @@
         </w:rPr>
         <w:t xml:space="preserve">, </w:t>
       </w:r>
+      <w:proofErr w:type="spellStart"/>
       <w:r>
         <w:rPr>
           <w:rFonts w:eastAsia="Times New Roman" w:cstheme="minorHAnsi"/>
@@ -1608,16 +1601,9 @@
           <w:szCs w:val="20"/>
           <w:lang w:eastAsia="en-IN"/>
         </w:rPr>
-        <w:t>utils/</w:t>
-      </w:r>
-      <w:r>
-        <w:rPr>
-          <w:rFonts w:eastAsia="Times New Roman" w:cstheme="minorHAnsi"/>
-          <w:lang w:eastAsia="en-IN"/>
-        </w:rPr>
-        <w:t xml:space="preserve">, </w:t>
-      </w:r>
-      <w:proofErr w:type="spellStart"/>
+        <w:t>utils</w:t>
+      </w:r>
+      <w:proofErr w:type="spellEnd"/>
       <w:r>
         <w:rPr>
           <w:rFonts w:eastAsia="Times New Roman" w:cstheme="minorHAnsi"/>
@@ -1625,9 +1611,28 @@
           <w:szCs w:val="20"/>
           <w:lang w:eastAsia="en-IN"/>
         </w:rPr>
+        <w:t>/</w:t>
+      </w:r>
+      <w:r>
+        <w:rPr>
+          <w:rFonts w:eastAsia="Times New Roman" w:cstheme="minorHAnsi"/>
+          <w:lang w:eastAsia="en-IN"/>
+        </w:rPr>
+        <w:t xml:space="preserve">, </w:t>
+      </w:r>
+      <w:proofErr w:type="spellStart"/>
+      <w:proofErr w:type="gramStart"/>
+      <w:r>
+        <w:rPr>
+          <w:rFonts w:eastAsia="Times New Roman" w:cstheme="minorHAnsi"/>
+          <w:sz w:val="20"/>
+          <w:szCs w:val="20"/>
+          <w:lang w:eastAsia="en-IN"/>
+        </w:rPr>
         <w:t>api</w:t>
       </w:r>
       <w:proofErr w:type="spellEnd"/>
+      <w:proofErr w:type="gramEnd"/>
       <w:r>
         <w:rPr>
           <w:rFonts w:eastAsia="Times New Roman" w:cstheme="minorHAnsi"/>
@@ -1712,7 +1717,14 @@
         <w:rPr>
           <w:rFonts w:cstheme="minorHAnsi"/>
         </w:rPr>
-        <w:t xml:space="preserve"> is a structured and automated sequence of steps that takes raw data through various stages—like pre-processing, training, evaluation, and deployment—to produce a final model. Instead of running each step manually, the pipeline handles everything in the correct order, ensuring consistency and saving time. It tracks inputs, outputs, and changes, so only the necessary steps are re-executed when something is updated. This makes the workflow </w:t>
+        <w:t xml:space="preserve"> is a structured and automated sequence of steps that takes raw data through various stages—like pre-processing, training, evaluation, and deployment—to produce a final model. Instead of running each step manually, the pipeline handles everything in the correct order, ensuring consistency and saving time. It tracks inputs, outputs, and changes, so only the necessary steps are re-executed when </w:t>
+      </w:r>
+      <w:r>
+        <w:rPr>
+          <w:rFonts w:cstheme="minorHAnsi"/>
+        </w:rPr>
+        <w:lastRenderedPageBreak/>
+        <w:t xml:space="preserve">something is updated. This makes the workflow </w:t>
       </w:r>
       <w:r>
         <w:rPr>
@@ -1751,7 +1763,21 @@
         <w:rPr>
           <w:rFonts w:cstheme="minorHAnsi"/>
         </w:rPr>
-        <w:t xml:space="preserve"> on, helping teams build and manage ML models in a reliable, scalable way. Tools use are Kubeflow, DVC, </w:t>
+        <w:t xml:space="preserve"> on, helping teams build and manage ML models in a reliable, scalable way. Tools use are </w:t>
+      </w:r>
+      <w:proofErr w:type="spellStart"/>
+      <w:r>
+        <w:rPr>
+          <w:rFonts w:cstheme="minorHAnsi"/>
+        </w:rPr>
+        <w:t>Kubeflow</w:t>
+      </w:r>
+      <w:proofErr w:type="spellEnd"/>
+      <w:r>
+        <w:rPr>
+          <w:rFonts w:cstheme="minorHAnsi"/>
+        </w:rPr>
+        <w:t xml:space="preserve">, DVC, </w:t>
       </w:r>
       <w:proofErr w:type="spellStart"/>
       <w:r>
@@ -2217,7 +2243,21 @@
         <w:rPr>
           <w:rFonts w:cstheme="minorHAnsi"/>
         </w:rPr>
-        <w:t xml:space="preserve"> (google), PYCARET, </w:t>
+        <w:t xml:space="preserve"> (</w:t>
+      </w:r>
+      <w:proofErr w:type="spellStart"/>
+      <w:r>
+        <w:rPr>
+          <w:rFonts w:cstheme="minorHAnsi"/>
+        </w:rPr>
+        <w:t>google</w:t>
+      </w:r>
+      <w:proofErr w:type="spellEnd"/>
+      <w:r>
+        <w:rPr>
+          <w:rFonts w:cstheme="minorHAnsi"/>
+        </w:rPr>
+        <w:t xml:space="preserve">), PYCARET, </w:t>
       </w:r>
       <w:proofErr w:type="spellStart"/>
       <w:r>
@@ -2392,14 +2432,7 @@
         <w:rPr>
           <w:rFonts w:cstheme="minorHAnsi"/>
         </w:rPr>
-        <w:t xml:space="preserve"> where models are tracked from development to deployment, ensuring that the best-performing models </w:t>
-      </w:r>
-      <w:r>
-        <w:rPr>
-          <w:rFonts w:cstheme="minorHAnsi"/>
-        </w:rPr>
-        <w:lastRenderedPageBreak/>
-        <w:t>are readily available for production. The model registry is essential for managing the complexity of deploying and maintaining models in a reliable and reproducible manner.</w:t>
+        <w:t xml:space="preserve"> where models are tracked from development to deployment, ensuring that the best-performing models are readily available for production. The model registry is essential for managing the complexity of deploying and maintaining models in a reliable and reproducible manner.</w:t>
       </w:r>
     </w:p>
     <w:p>
@@ -2625,6 +2658,7 @@
     </w:p>
     <w:p>
       <w:r>
+        <w:lastRenderedPageBreak/>
         <w:br w:type="page"/>
       </w:r>
     </w:p>
@@ -2791,7 +2825,15 @@
       </w:r>
       <w:proofErr w:type="spellEnd"/>
       <w:r>
-        <w:t xml:space="preserve"> to define the ML pipeline stages (commands, inputs, outputs), </w:t>
+        <w:t xml:space="preserve"> to define the ML pipeline stages (commands, inputs, </w:t>
+      </w:r>
+      <w:proofErr w:type="gramStart"/>
+      <w:r>
+        <w:t>outputs</w:t>
+      </w:r>
+      <w:proofErr w:type="gramEnd"/>
+      <w:r>
+        <w:t xml:space="preserve">), </w:t>
       </w:r>
       <w:proofErr w:type="spellStart"/>
       <w:r>
@@ -2805,7 +2847,15 @@
       </w:r>
       <w:proofErr w:type="spellEnd"/>
       <w:r>
-        <w:t xml:space="preserve"> to track hyperparameters, and </w:t>
+        <w:t xml:space="preserve"> to track </w:t>
+      </w:r>
+      <w:proofErr w:type="spellStart"/>
+      <w:r>
+        <w:t>hyperparameters</w:t>
+      </w:r>
+      <w:proofErr w:type="spellEnd"/>
+      <w:r>
+        <w:t xml:space="preserve">, and </w:t>
       </w:r>
       <w:r>
         <w:rPr>
@@ -3048,18 +3098,8 @@
           <w:b/>
           <w:lang w:eastAsia="en-IN"/>
         </w:rPr>
-        <w:t xml:space="preserve"> </w:t>
-      </w:r>
-      <w:proofErr w:type="spellStart"/>
-      <w:r>
-        <w:rPr>
-          <w:rFonts w:eastAsia="Times New Roman" w:cstheme="minorHAnsi"/>
-          <w:b/>
-          <w:lang w:eastAsia="en-IN"/>
-        </w:rPr>
-        <w:t>dag</w:t>
-      </w:r>
-      <w:proofErr w:type="spellEnd"/>
+        <w:t xml:space="preserve"> dag</w:t>
+      </w:r>
       <w:r>
         <w:rPr>
           <w:rFonts w:eastAsia="Times New Roman" w:cstheme="minorHAnsi"/>
@@ -3492,13 +3532,23 @@
           <w:lang w:eastAsia="en-IN"/>
         </w:rPr>
       </w:pPr>
-      <w:r>
-        <w:rPr>
-          <w:rFonts w:eastAsia="Times New Roman" w:cstheme="minorHAnsi"/>
-          <w:bCs/>
-          <w:lang w:eastAsia="en-IN"/>
-        </w:rPr>
-        <w:t xml:space="preserve">e.g. def </w:t>
+      <w:proofErr w:type="gramStart"/>
+      <w:r>
+        <w:rPr>
+          <w:rFonts w:eastAsia="Times New Roman" w:cstheme="minorHAnsi"/>
+          <w:bCs/>
+          <w:lang w:eastAsia="en-IN"/>
+        </w:rPr>
+        <w:t>e.g</w:t>
+      </w:r>
+      <w:proofErr w:type="gramEnd"/>
+      <w:r>
+        <w:rPr>
+          <w:rFonts w:eastAsia="Times New Roman" w:cstheme="minorHAnsi"/>
+          <w:bCs/>
+          <w:lang w:eastAsia="en-IN"/>
+        </w:rPr>
+        <w:t xml:space="preserve">. </w:t>
       </w:r>
       <w:proofErr w:type="spellStart"/>
       <w:r>
@@ -3507,6 +3557,24 @@
           <w:bCs/>
           <w:lang w:eastAsia="en-IN"/>
         </w:rPr>
+        <w:t>def</w:t>
+      </w:r>
+      <w:proofErr w:type="spellEnd"/>
+      <w:r>
+        <w:rPr>
+          <w:rFonts w:eastAsia="Times New Roman" w:cstheme="minorHAnsi"/>
+          <w:bCs/>
+          <w:lang w:eastAsia="en-IN"/>
+        </w:rPr>
+        <w:t xml:space="preserve"> </w:t>
+      </w:r>
+      <w:proofErr w:type="spellStart"/>
+      <w:r>
+        <w:rPr>
+          <w:rFonts w:eastAsia="Times New Roman" w:cstheme="minorHAnsi"/>
+          <w:bCs/>
+          <w:lang w:eastAsia="en-IN"/>
+        </w:rPr>
         <w:t>load_data</w:t>
       </w:r>
       <w:proofErr w:type="spellEnd"/>
@@ -3524,7 +3592,7 @@
           <w:b/>
           <w:lang w:eastAsia="en-IN"/>
         </w:rPr>
-        <w:t xml:space="preserve">path : str) -&gt; </w:t>
+        <w:t xml:space="preserve">path : </w:t>
       </w:r>
       <w:proofErr w:type="spellStart"/>
       <w:r>
@@ -3533,6 +3601,24 @@
           <w:b/>
           <w:lang w:eastAsia="en-IN"/>
         </w:rPr>
+        <w:t>str</w:t>
+      </w:r>
+      <w:proofErr w:type="spellEnd"/>
+      <w:r>
+        <w:rPr>
+          <w:rFonts w:eastAsia="Times New Roman" w:cstheme="minorHAnsi"/>
+          <w:b/>
+          <w:lang w:eastAsia="en-IN"/>
+        </w:rPr>
+        <w:t xml:space="preserve">) -&gt; </w:t>
+      </w:r>
+      <w:proofErr w:type="spellStart"/>
+      <w:r>
+        <w:rPr>
+          <w:rFonts w:eastAsia="Times New Roman" w:cstheme="minorHAnsi"/>
+          <w:b/>
+          <w:lang w:eastAsia="en-IN"/>
+        </w:rPr>
         <w:t>pd.DataFrame</w:t>
       </w:r>
       <w:proofErr w:type="spellEnd"/>
@@ -3562,8 +3648,17 @@
           <w:lang w:eastAsia="en-IN"/>
         </w:rPr>
         <w:tab/>
+      </w:r>
+      <w:proofErr w:type="gramStart"/>
+      <w:r>
+        <w:rPr>
+          <w:rFonts w:eastAsia="Times New Roman" w:cstheme="minorHAnsi"/>
+          <w:bCs/>
+          <w:lang w:eastAsia="en-IN"/>
+        </w:rPr>
         <w:t>pass</w:t>
       </w:r>
+      <w:proofErr w:type="gramEnd"/>
     </w:p>
     <w:p>
       <w:pPr>
@@ -3641,15 +3736,7 @@
           <w:rFonts w:eastAsia="Times New Roman" w:cstheme="minorHAnsi"/>
           <w:lang w:eastAsia="en-IN"/>
         </w:rPr>
-        <w:t xml:space="preserve"> elements are logger, handler, formatter etc. set these all three and then connect formatter to handler and then handler to logger. Meanwhile do set the levels of the </w:t>
-      </w:r>
-      <w:r>
-        <w:rPr>
-          <w:rFonts w:eastAsia="Times New Roman" w:cstheme="minorHAnsi"/>
-          <w:lang w:eastAsia="en-IN"/>
-        </w:rPr>
-        <w:lastRenderedPageBreak/>
-        <w:t>logger and handler while creating the objects of these. Once a level is set at the start</w:t>
+        <w:t xml:space="preserve"> elements are logger, handler, formatter etc. set these all three and then connect formatter to handler and then handler to logger. Meanwhile do set the levels of the logger and handler while creating the objects of these. Once a level is set at the start</w:t>
       </w:r>
       <w:r>
         <w:rPr>
@@ -3715,6 +3802,9 @@
       </w:pPr>
     </w:p>
     <w:p>
+      <w:pPr>
+        <w:jc w:val="both"/>
+      </w:pPr>
       <w:r>
         <w:br w:type="page"/>
       </w:r>
@@ -3771,7 +3861,13 @@
       </w:r>
       <w:proofErr w:type="spellEnd"/>
       <w:r>
-        <w:t xml:space="preserve"> repo while maintaining versions. (follow the video and steps docs to replicate) </w:t>
+        <w:t xml:space="preserve"> repo while maintaining versions. (</w:t>
+      </w:r>
+      <w:r>
+        <w:t>Follow</w:t>
+      </w:r>
+      <w:r>
+        <w:t xml:space="preserve"> the video and steps docs to replicate) </w:t>
       </w:r>
     </w:p>
     <w:p>
@@ -3825,13 +3921,1920 @@
           <w:b/>
           <w:bCs/>
         </w:rPr>
-        <w:t>Session 1 : GIT</w:t>
-      </w:r>
-    </w:p>
-    <w:p>
-      <w:pPr>
-        <w:spacing w:after="0"/>
-        <w:jc w:val="both"/>
+        <w:t xml:space="preserve">Session </w:t>
+      </w:r>
+      <w:r>
+        <w:rPr>
+          <w:b/>
+          <w:bCs/>
+        </w:rPr>
+        <w:t>1:</w:t>
+      </w:r>
+      <w:r>
+        <w:rPr>
+          <w:b/>
+          <w:bCs/>
+        </w:rPr>
+        <w:t xml:space="preserve"> GIT</w:t>
+      </w:r>
+    </w:p>
+    <w:p>
+      <w:pPr>
+        <w:spacing w:after="0" w:line="240" w:lineRule="auto"/>
+        <w:jc w:val="both"/>
+        <w:rPr>
+          <w:b/>
+          <w:bCs/>
+        </w:rPr>
+      </w:pPr>
+      <w:r>
+        <w:rPr>
+          <w:b/>
+          <w:bCs/>
+        </w:rPr>
+        <w:t>What is terminal?</w:t>
+      </w:r>
+    </w:p>
+    <w:p>
+      <w:pPr>
+        <w:spacing w:after="0" w:line="240" w:lineRule="auto"/>
+        <w:jc w:val="both"/>
+      </w:pPr>
+      <w:r>
+        <w:t xml:space="preserve">A </w:t>
+      </w:r>
+      <w:r>
+        <w:rPr>
+          <w:rStyle w:val="Strong"/>
+        </w:rPr>
+        <w:t>terminal</w:t>
+      </w:r>
+      <w:r>
+        <w:t xml:space="preserve"> is a program that provides a text-based interface to interact with your computer, where you type commands that are interpreted by a shell and executed by the operating system, with the results then displayed back in the terminal.</w:t>
+      </w:r>
+    </w:p>
+    <w:p>
+      <w:pPr>
+        <w:spacing w:after="0" w:line="240" w:lineRule="auto"/>
+        <w:jc w:val="both"/>
+      </w:pPr>
+    </w:p>
+    <w:p>
+      <w:pPr>
+        <w:spacing w:after="0" w:line="240" w:lineRule="auto"/>
+        <w:jc w:val="both"/>
+      </w:pPr>
+      <w:r>
+        <w:rPr>
+          <w:b/>
+        </w:rPr>
+        <w:t>GIT:</w:t>
+      </w:r>
+      <w:r>
+        <w:t xml:space="preserve"> is a distributed version control system that lets every developer keep a full copy of the project history on their own machine, making it possible to work offline, track changes, collaborate without conflicts, revert to earlier versions, and efficiently manage code in both individual and team projects.</w:t>
+      </w:r>
+    </w:p>
+    <w:p>
+      <w:pPr>
+        <w:spacing w:after="0" w:line="240" w:lineRule="auto"/>
+        <w:jc w:val="both"/>
+      </w:pPr>
+    </w:p>
+    <w:p>
+      <w:pPr>
+        <w:spacing w:after="0" w:line="240" w:lineRule="auto"/>
+        <w:jc w:val="both"/>
+      </w:pPr>
+      <w:r>
+        <w:rPr>
+          <w:rStyle w:val="Strong"/>
+        </w:rPr>
+        <w:t>VCS (Version Control System)</w:t>
+      </w:r>
+      <w:r>
+        <w:t xml:space="preserve"> or </w:t>
+      </w:r>
+      <w:r>
+        <w:rPr>
+          <w:rStyle w:val="Strong"/>
+        </w:rPr>
+        <w:t>SCM (Source Code Management)</w:t>
+      </w:r>
+      <w:r>
+        <w:t xml:space="preserve"> is a tool that helps track and manage changes to files (especially code) over time. It keeps a history of modifications, shows who made which changes, allows multiple people to work on the same project without overwriting each other’s work, and makes it easy to revert to earlier versions if needed.</w:t>
+      </w:r>
+    </w:p>
+    <w:p>
+      <w:pPr>
+        <w:spacing w:after="0" w:line="240" w:lineRule="auto"/>
+        <w:jc w:val="both"/>
+      </w:pPr>
+    </w:p>
+    <w:p>
+      <w:pPr>
+        <w:pStyle w:val="NormalWeb"/>
+        <w:jc w:val="both"/>
+      </w:pPr>
+      <w:r>
+        <w:rPr>
+          <w:rStyle w:val="Strong"/>
+          <w:rFonts w:eastAsiaTheme="majorEastAsia"/>
+        </w:rPr>
+        <w:t>Centralized VCS (CVCS):</w:t>
+      </w:r>
+      <w:r>
+        <w:t xml:space="preserve"> A centralized version control system stores the entire project and its history on a single central server, and developers check out the latest version from that server, make changes, and then commit them back. It’s simple to use and ensures everyone works from one source of truth, but if the server or network fails, collaboration stops and history access may be lost.</w:t>
+      </w:r>
+    </w:p>
+    <w:p>
+      <w:pPr>
+        <w:pStyle w:val="NormalWeb"/>
+        <w:jc w:val="both"/>
+      </w:pPr>
+      <w:r>
+        <w:rPr>
+          <w:rStyle w:val="Strong"/>
+          <w:rFonts w:eastAsiaTheme="majorEastAsia"/>
+        </w:rPr>
+        <w:t>Distributed VCS (DVCS):</w:t>
+      </w:r>
+      <w:r>
+        <w:t xml:space="preserve"> A distributed version control system gives every developer a complete copy of the repository, including its entire history, on their local machine, allowing them to work offline, commit locally, and later sync changes with others or a remote server. It’s faster, more resilient, and avoids single points of failure, though it’s a bit more complex to learn than centralized systems.</w:t>
+      </w:r>
+    </w:p>
+    <w:p>
+      <w:pPr>
+        <w:spacing w:after="0" w:line="240" w:lineRule="auto"/>
+        <w:jc w:val="both"/>
+        <w:rPr>
+          <w:b/>
+          <w:bCs/>
+        </w:rPr>
+      </w:pPr>
+      <w:r>
+        <w:rPr>
+          <w:b/>
+          <w:bCs/>
+        </w:rPr>
+        <w:t>Advantages of VCS:</w:t>
+      </w:r>
+    </w:p>
+    <w:p>
+      <w:pPr>
+        <w:pStyle w:val="NormalWeb"/>
+        <w:spacing w:before="0" w:beforeAutospacing="0" w:after="0" w:afterAutospacing="0"/>
+        <w:jc w:val="both"/>
+      </w:pPr>
+      <w:r>
+        <w:rPr>
+          <w:rStyle w:val="Strong"/>
+          <w:rFonts w:eastAsiaTheme="majorEastAsia"/>
+        </w:rPr>
+        <w:t>Version control</w:t>
+      </w:r>
+      <w:r>
+        <w:t xml:space="preserve"> → </w:t>
+      </w:r>
+      <w:r>
+        <w:t>maintains</w:t>
+      </w:r>
+      <w:r>
+        <w:t xml:space="preserve"> a complete history of changes, making it easy to track, compare, and roll back to earlier versions.</w:t>
+      </w:r>
+    </w:p>
+    <w:p>
+      <w:pPr>
+        <w:pStyle w:val="NormalWeb"/>
+        <w:spacing w:before="0" w:beforeAutospacing="0" w:after="0" w:afterAutospacing="0"/>
+        <w:jc w:val="both"/>
+      </w:pPr>
+      <w:r>
+        <w:rPr>
+          <w:rStyle w:val="Strong"/>
+          <w:rFonts w:eastAsiaTheme="majorEastAsia"/>
+        </w:rPr>
+        <w:t>Bug fixing</w:t>
+      </w:r>
+      <w:r>
+        <w:t xml:space="preserve"> → Developers can identify when a bug was introduced and revert or patch the affected version without disturbing the rest of the project.</w:t>
+      </w:r>
+    </w:p>
+    <w:p>
+      <w:pPr>
+        <w:pStyle w:val="NormalWeb"/>
+        <w:spacing w:before="0" w:beforeAutospacing="0" w:after="0" w:afterAutospacing="0"/>
+        <w:jc w:val="both"/>
+      </w:pPr>
+      <w:r>
+        <w:rPr>
+          <w:rStyle w:val="Strong"/>
+          <w:rFonts w:eastAsiaTheme="majorEastAsia"/>
+        </w:rPr>
+        <w:t>Non-linear development</w:t>
+      </w:r>
+      <w:r>
+        <w:t xml:space="preserve"> → Branching allows developers to work on multiple features, experiments, or fixes in parallel without interfering with the main codebase.</w:t>
+      </w:r>
+    </w:p>
+    <w:p>
+      <w:pPr>
+        <w:pStyle w:val="NormalWeb"/>
+        <w:spacing w:before="0" w:beforeAutospacing="0" w:after="0" w:afterAutospacing="0"/>
+        <w:jc w:val="both"/>
+      </w:pPr>
+      <w:r>
+        <w:rPr>
+          <w:rStyle w:val="Strong"/>
+          <w:rFonts w:eastAsiaTheme="majorEastAsia"/>
+        </w:rPr>
+        <w:t>Collaborative development</w:t>
+      </w:r>
+      <w:r>
+        <w:t xml:space="preserve"> → </w:t>
+      </w:r>
+      <w:r>
+        <w:t>multiple</w:t>
+      </w:r>
+      <w:r>
+        <w:t xml:space="preserve"> people can work together on the same project, merge their contributions, and resolve conflicts efficiently.</w:t>
+      </w:r>
+    </w:p>
+    <w:p>
+      <w:pPr>
+        <w:pStyle w:val="NormalWeb"/>
+        <w:spacing w:before="0" w:beforeAutospacing="0" w:after="0" w:afterAutospacing="0"/>
+        <w:jc w:val="both"/>
+      </w:pPr>
+    </w:p>
+    <w:p>
+      <w:pPr>
+        <w:pStyle w:val="NormalWeb"/>
+        <w:spacing w:before="0" w:beforeAutospacing="0" w:after="0" w:afterAutospacing="0"/>
+        <w:jc w:val="both"/>
+      </w:pPr>
+    </w:p>
+    <w:p>
+      <w:pPr>
+        <w:pStyle w:val="NormalWeb"/>
+        <w:spacing w:before="0" w:beforeAutospacing="0" w:after="0" w:afterAutospacing="0"/>
+        <w:jc w:val="both"/>
+      </w:pPr>
+    </w:p>
+    <w:p>
+      <w:pPr>
+        <w:pStyle w:val="NormalWeb"/>
+        <w:spacing w:before="0" w:beforeAutospacing="0" w:after="0" w:afterAutospacing="0"/>
+        <w:jc w:val="both"/>
+      </w:pPr>
+    </w:p>
+    <w:p>
+      <w:pPr>
+        <w:pStyle w:val="NormalWeb"/>
+        <w:spacing w:before="0" w:beforeAutospacing="0" w:after="0" w:afterAutospacing="0"/>
+        <w:jc w:val="both"/>
+      </w:pPr>
+    </w:p>
+    <w:p>
+      <w:pPr>
+        <w:pStyle w:val="NormalWeb"/>
+        <w:spacing w:before="0" w:beforeAutospacing="0" w:after="0" w:afterAutospacing="0"/>
+        <w:jc w:val="both"/>
+        <w:rPr>
+          <w:b/>
+        </w:rPr>
+      </w:pPr>
+      <w:r>
+        <w:rPr>
+          <w:b/>
+        </w:rPr>
+        <w:lastRenderedPageBreak/>
+        <w:t>GIT Terminology:</w:t>
+      </w:r>
+    </w:p>
+    <w:p>
+      <w:pPr>
+        <w:spacing w:after="0" w:line="240" w:lineRule="auto"/>
+        <w:jc w:val="both"/>
+        <w:rPr>
+          <w:b/>
+          <w:bCs/>
+        </w:rPr>
+      </w:pPr>
+      <w:r>
+        <w:rPr>
+          <w:b/>
+          <w:bCs/>
+        </w:rPr>
+        <w:tab/>
+      </w:r>
+    </w:p>
+    <w:p>
+      <w:pPr>
+        <w:spacing w:after="0" w:line="240" w:lineRule="auto"/>
+        <w:jc w:val="both"/>
+        <w:rPr>
+          <w:b/>
+          <w:bCs/>
+        </w:rPr>
+      </w:pPr>
+      <w:r>
+        <w:rPr>
+          <w:noProof/>
+          <w:lang w:eastAsia="en-IN"/>
+        </w:rPr>
+        <w:drawing>
+          <wp:inline distT="0" distB="0" distL="0" distR="0" wp14:anchorId="63957D0C" wp14:editId="5A195818">
+            <wp:extent cx="5267325" cy="2657389"/>
+            <wp:effectExtent l="0" t="0" r="0" b="0"/>
+            <wp:docPr id="5" name="Picture 5"/>
+            <wp:cNvGraphicFramePr>
+              <a:graphicFrameLocks xmlns:a="http://schemas.openxmlformats.org/drawingml/2006/main" noChangeAspect="1"/>
+            </wp:cNvGraphicFramePr>
+            <a:graphic xmlns:a="http://schemas.openxmlformats.org/drawingml/2006/main">
+              <a:graphicData uri="http://schemas.openxmlformats.org/drawingml/2006/picture">
+                <pic:pic xmlns:pic="http://schemas.openxmlformats.org/drawingml/2006/picture">
+                  <pic:nvPicPr>
+                    <pic:cNvPr id="1" name=""/>
+                    <pic:cNvPicPr/>
+                  </pic:nvPicPr>
+                  <pic:blipFill rotWithShape="1">
+                    <a:blip r:embed="rId8"/>
+                    <a:srcRect l="12451" t="22421" r="35723" b="31076"/>
+                    <a:stretch/>
+                  </pic:blipFill>
+                  <pic:spPr bwMode="auto">
+                    <a:xfrm>
+                      <a:off x="0" y="0"/>
+                      <a:ext cx="5281940" cy="2664763"/>
+                    </a:xfrm>
+                    <a:prstGeom prst="rect">
+                      <a:avLst/>
+                    </a:prstGeom>
+                    <a:ln>
+                      <a:noFill/>
+                    </a:ln>
+                    <a:extLst>
+                      <a:ext uri="{53640926-AAD7-44D8-BBD7-CCE9431645EC}">
+                        <a14:shadowObscured xmlns:a14="http://schemas.microsoft.com/office/drawing/2010/main"/>
+                      </a:ext>
+                    </a:extLst>
+                  </pic:spPr>
+                </pic:pic>
+              </a:graphicData>
+            </a:graphic>
+          </wp:inline>
+        </w:drawing>
+      </w:r>
+    </w:p>
+    <w:p>
+      <w:pPr>
+        <w:pStyle w:val="ListParagraph"/>
+        <w:numPr>
+          <w:ilvl w:val="0"/>
+          <w:numId w:val="14"/>
+        </w:numPr>
+        <w:spacing w:after="120" w:line="240" w:lineRule="auto"/>
+        <w:jc w:val="both"/>
+        <w:rPr>
+          <w:rFonts w:ascii="Times New Roman" w:hAnsi="Times New Roman" w:cs="Times New Roman"/>
+        </w:rPr>
+      </w:pPr>
+      <w:r>
+        <w:rPr>
+          <w:b/>
+          <w:bCs/>
+        </w:rPr>
+        <w:t xml:space="preserve">Creating repo: </w:t>
+      </w:r>
+      <w:r>
+        <w:rPr>
+          <w:rStyle w:val="HTMLCode"/>
+          <w:rFonts w:eastAsiaTheme="majorEastAsia"/>
+        </w:rPr>
+        <w:t xml:space="preserve">git </w:t>
+      </w:r>
+      <w:proofErr w:type="spellStart"/>
+      <w:r>
+        <w:rPr>
+          <w:rStyle w:val="HTMLCode"/>
+          <w:rFonts w:eastAsiaTheme="majorEastAsia"/>
+        </w:rPr>
+        <w:t>init</w:t>
+      </w:r>
+      <w:proofErr w:type="spellEnd"/>
+      <w:r>
+        <w:t xml:space="preserve"> turns a normal folder into a </w:t>
+      </w:r>
+      <w:r>
+        <w:rPr>
+          <w:rStyle w:val="Strong"/>
+        </w:rPr>
+        <w:t>Git repository</w:t>
+      </w:r>
+      <w:r>
+        <w:t xml:space="preserve"> by setting up the </w:t>
+      </w:r>
+      <w:r>
+        <w:rPr>
+          <w:rFonts w:ascii="Times New Roman" w:hAnsi="Times New Roman" w:cs="Times New Roman"/>
+        </w:rPr>
+        <w:t xml:space="preserve">hidden </w:t>
+      </w:r>
+      <w:r>
+        <w:rPr>
+          <w:rStyle w:val="HTMLCode"/>
+          <w:rFonts w:ascii="Times New Roman" w:eastAsiaTheme="majorEastAsia" w:hAnsi="Times New Roman" w:cs="Times New Roman"/>
+          <w:sz w:val="24"/>
+          <w:szCs w:val="24"/>
+        </w:rPr>
+        <w:t>.git/</w:t>
+      </w:r>
+      <w:r>
+        <w:rPr>
+          <w:rFonts w:ascii="Times New Roman" w:hAnsi="Times New Roman" w:cs="Times New Roman"/>
+        </w:rPr>
+        <w:t xml:space="preserve"> folder that Git uses to manage versions.</w:t>
+      </w:r>
+    </w:p>
+    <w:p>
+      <w:pPr>
+        <w:pStyle w:val="ListParagraph"/>
+        <w:numPr>
+          <w:ilvl w:val="0"/>
+          <w:numId w:val="14"/>
+        </w:numPr>
+        <w:spacing w:after="120" w:line="240" w:lineRule="auto"/>
+        <w:jc w:val="both"/>
+        <w:rPr>
+          <w:rFonts w:ascii="Times New Roman" w:hAnsi="Times New Roman" w:cs="Times New Roman"/>
+        </w:rPr>
+      </w:pPr>
+      <w:r>
+        <w:rPr>
+          <w:rFonts w:ascii="Times New Roman" w:hAnsi="Times New Roman" w:cs="Times New Roman"/>
+          <w:b/>
+        </w:rPr>
+        <w:t>Cloning repo:</w:t>
+      </w:r>
+      <w:r>
+        <w:rPr>
+          <w:rFonts w:ascii="Times New Roman" w:hAnsi="Times New Roman" w:cs="Times New Roman"/>
+        </w:rPr>
+        <w:t xml:space="preserve"> git clone </w:t>
+      </w:r>
+    </w:p>
+    <w:p>
+      <w:pPr>
+        <w:pStyle w:val="ListParagraph"/>
+        <w:numPr>
+          <w:ilvl w:val="0"/>
+          <w:numId w:val="14"/>
+        </w:numPr>
+        <w:spacing w:after="120" w:line="240" w:lineRule="auto"/>
+        <w:jc w:val="both"/>
+        <w:rPr>
+          <w:rFonts w:ascii="Times New Roman" w:hAnsi="Times New Roman" w:cs="Times New Roman"/>
+        </w:rPr>
+      </w:pPr>
+      <w:r>
+        <w:rPr>
+          <w:rFonts w:ascii="Times New Roman" w:hAnsi="Times New Roman" w:cs="Times New Roman"/>
+          <w:b/>
+        </w:rPr>
+        <w:t>Status:</w:t>
+      </w:r>
+      <w:r>
+        <w:rPr>
+          <w:rFonts w:ascii="Times New Roman" w:hAnsi="Times New Roman" w:cs="Times New Roman"/>
+        </w:rPr>
+        <w:t xml:space="preserve"> Specifically, it tells you:</w:t>
+      </w:r>
+    </w:p>
+    <w:p>
+      <w:pPr>
+        <w:numPr>
+          <w:ilvl w:val="0"/>
+          <w:numId w:val="13"/>
+        </w:numPr>
+        <w:spacing w:after="100" w:afterAutospacing="1" w:line="240" w:lineRule="auto"/>
+        <w:jc w:val="both"/>
+        <w:rPr>
+          <w:rFonts w:ascii="Times New Roman" w:eastAsia="Times New Roman" w:hAnsi="Times New Roman" w:cs="Times New Roman"/>
+          <w:kern w:val="0"/>
+          <w:lang w:eastAsia="en-IN"/>
+          <w14:ligatures w14:val="none"/>
+        </w:rPr>
+      </w:pPr>
+      <w:r>
+        <w:rPr>
+          <w:rFonts w:ascii="Times New Roman" w:eastAsia="Times New Roman" w:hAnsi="Times New Roman" w:cs="Times New Roman"/>
+          <w:kern w:val="0"/>
+          <w:lang w:eastAsia="en-IN"/>
+          <w14:ligatures w14:val="none"/>
+        </w:rPr>
+        <w:t xml:space="preserve">Which </w:t>
+      </w:r>
+      <w:r>
+        <w:rPr>
+          <w:rFonts w:ascii="Times New Roman" w:eastAsia="Times New Roman" w:hAnsi="Times New Roman" w:cs="Times New Roman"/>
+          <w:b/>
+          <w:bCs/>
+          <w:kern w:val="0"/>
+          <w:lang w:eastAsia="en-IN"/>
+          <w14:ligatures w14:val="none"/>
+        </w:rPr>
+        <w:t>branch</w:t>
+      </w:r>
+      <w:r>
+        <w:rPr>
+          <w:rFonts w:ascii="Times New Roman" w:eastAsia="Times New Roman" w:hAnsi="Times New Roman" w:cs="Times New Roman"/>
+          <w:kern w:val="0"/>
+          <w:lang w:eastAsia="en-IN"/>
+          <w14:ligatures w14:val="none"/>
+        </w:rPr>
+        <w:t xml:space="preserve"> you’re on.</w:t>
+      </w:r>
+    </w:p>
+    <w:p>
+      <w:pPr>
+        <w:numPr>
+          <w:ilvl w:val="0"/>
+          <w:numId w:val="13"/>
+        </w:numPr>
+        <w:spacing w:after="100" w:afterAutospacing="1" w:line="240" w:lineRule="auto"/>
+        <w:jc w:val="both"/>
+        <w:rPr>
+          <w:rFonts w:ascii="Times New Roman" w:eastAsia="Times New Roman" w:hAnsi="Times New Roman" w:cs="Times New Roman"/>
+          <w:kern w:val="0"/>
+          <w:lang w:eastAsia="en-IN"/>
+          <w14:ligatures w14:val="none"/>
+        </w:rPr>
+      </w:pPr>
+      <w:r>
+        <w:rPr>
+          <w:rFonts w:ascii="Times New Roman" w:eastAsia="Times New Roman" w:hAnsi="Times New Roman" w:cs="Times New Roman"/>
+          <w:kern w:val="0"/>
+          <w:lang w:eastAsia="en-IN"/>
+          <w14:ligatures w14:val="none"/>
+        </w:rPr>
+        <w:t xml:space="preserve">Which files are </w:t>
+      </w:r>
+      <w:r>
+        <w:rPr>
+          <w:rFonts w:ascii="Times New Roman" w:eastAsia="Times New Roman" w:hAnsi="Times New Roman" w:cs="Times New Roman"/>
+          <w:b/>
+          <w:bCs/>
+          <w:kern w:val="0"/>
+          <w:lang w:eastAsia="en-IN"/>
+          <w14:ligatures w14:val="none"/>
+        </w:rPr>
+        <w:t>untracked</w:t>
+      </w:r>
+      <w:r>
+        <w:rPr>
+          <w:rFonts w:ascii="Times New Roman" w:eastAsia="Times New Roman" w:hAnsi="Times New Roman" w:cs="Times New Roman"/>
+          <w:kern w:val="0"/>
+          <w:lang w:eastAsia="en-IN"/>
+          <w14:ligatures w14:val="none"/>
+        </w:rPr>
+        <w:t xml:space="preserve"> (new, not added yet).</w:t>
+      </w:r>
+    </w:p>
+    <w:p>
+      <w:pPr>
+        <w:numPr>
+          <w:ilvl w:val="0"/>
+          <w:numId w:val="13"/>
+        </w:numPr>
+        <w:spacing w:after="100" w:afterAutospacing="1" w:line="240" w:lineRule="auto"/>
+        <w:jc w:val="both"/>
+        <w:rPr>
+          <w:rFonts w:ascii="Times New Roman" w:eastAsia="Times New Roman" w:hAnsi="Times New Roman" w:cs="Times New Roman"/>
+          <w:kern w:val="0"/>
+          <w:lang w:eastAsia="en-IN"/>
+          <w14:ligatures w14:val="none"/>
+        </w:rPr>
+      </w:pPr>
+      <w:r>
+        <w:rPr>
+          <w:rFonts w:ascii="Times New Roman" w:eastAsia="Times New Roman" w:hAnsi="Times New Roman" w:cs="Times New Roman"/>
+          <w:kern w:val="0"/>
+          <w:lang w:eastAsia="en-IN"/>
+          <w14:ligatures w14:val="none"/>
+        </w:rPr>
+        <w:t xml:space="preserve">Which files are </w:t>
+      </w:r>
+      <w:r>
+        <w:rPr>
+          <w:rFonts w:ascii="Times New Roman" w:eastAsia="Times New Roman" w:hAnsi="Times New Roman" w:cs="Times New Roman"/>
+          <w:b/>
+          <w:bCs/>
+          <w:kern w:val="0"/>
+          <w:lang w:eastAsia="en-IN"/>
+          <w14:ligatures w14:val="none"/>
+        </w:rPr>
+        <w:t>modified but not staged</w:t>
+      </w:r>
+      <w:r>
+        <w:rPr>
+          <w:rFonts w:ascii="Times New Roman" w:eastAsia="Times New Roman" w:hAnsi="Times New Roman" w:cs="Times New Roman"/>
+          <w:kern w:val="0"/>
+          <w:lang w:eastAsia="en-IN"/>
+          <w14:ligatures w14:val="none"/>
+        </w:rPr>
+        <w:t>.</w:t>
+      </w:r>
+    </w:p>
+    <w:p>
+      <w:pPr>
+        <w:numPr>
+          <w:ilvl w:val="0"/>
+          <w:numId w:val="13"/>
+        </w:numPr>
+        <w:spacing w:after="100" w:afterAutospacing="1" w:line="240" w:lineRule="auto"/>
+        <w:jc w:val="both"/>
+        <w:rPr>
+          <w:rFonts w:ascii="Times New Roman" w:eastAsia="Times New Roman" w:hAnsi="Times New Roman" w:cs="Times New Roman"/>
+          <w:kern w:val="0"/>
+          <w:lang w:eastAsia="en-IN"/>
+          <w14:ligatures w14:val="none"/>
+        </w:rPr>
+      </w:pPr>
+      <w:r>
+        <w:rPr>
+          <w:rFonts w:ascii="Times New Roman" w:eastAsia="Times New Roman" w:hAnsi="Times New Roman" w:cs="Times New Roman"/>
+          <w:kern w:val="0"/>
+          <w:lang w:eastAsia="en-IN"/>
+          <w14:ligatures w14:val="none"/>
+        </w:rPr>
+        <w:t xml:space="preserve">Which files are </w:t>
+      </w:r>
+      <w:r>
+        <w:rPr>
+          <w:rFonts w:ascii="Times New Roman" w:eastAsia="Times New Roman" w:hAnsi="Times New Roman" w:cs="Times New Roman"/>
+          <w:b/>
+          <w:bCs/>
+          <w:kern w:val="0"/>
+          <w:lang w:eastAsia="en-IN"/>
+          <w14:ligatures w14:val="none"/>
+        </w:rPr>
+        <w:t>staged and ready to commit</w:t>
+      </w:r>
+      <w:r>
+        <w:rPr>
+          <w:rFonts w:ascii="Times New Roman" w:eastAsia="Times New Roman" w:hAnsi="Times New Roman" w:cs="Times New Roman"/>
+          <w:kern w:val="0"/>
+          <w:lang w:eastAsia="en-IN"/>
+          <w14:ligatures w14:val="none"/>
+        </w:rPr>
+        <w:t>.</w:t>
+      </w:r>
+    </w:p>
+    <w:p>
+      <w:pPr>
+        <w:numPr>
+          <w:ilvl w:val="0"/>
+          <w:numId w:val="13"/>
+        </w:numPr>
+        <w:spacing w:after="0" w:line="240" w:lineRule="auto"/>
+        <w:jc w:val="both"/>
+        <w:rPr>
+          <w:rFonts w:ascii="Times New Roman" w:eastAsia="Times New Roman" w:hAnsi="Times New Roman" w:cs="Times New Roman"/>
+          <w:kern w:val="0"/>
+          <w:lang w:eastAsia="en-IN"/>
+          <w14:ligatures w14:val="none"/>
+        </w:rPr>
+      </w:pPr>
+      <w:r>
+        <w:rPr>
+          <w:rFonts w:ascii="Times New Roman" w:eastAsia="Times New Roman" w:hAnsi="Times New Roman" w:cs="Times New Roman"/>
+          <w:kern w:val="0"/>
+          <w:lang w:eastAsia="en-IN"/>
+          <w14:ligatures w14:val="none"/>
+        </w:rPr>
+        <w:t xml:space="preserve">If your branch is </w:t>
+      </w:r>
+      <w:r>
+        <w:rPr>
+          <w:rFonts w:ascii="Times New Roman" w:eastAsia="Times New Roman" w:hAnsi="Times New Roman" w:cs="Times New Roman"/>
+          <w:b/>
+          <w:bCs/>
+          <w:kern w:val="0"/>
+          <w:lang w:eastAsia="en-IN"/>
+          <w14:ligatures w14:val="none"/>
+        </w:rPr>
+        <w:t>ahead/behind</w:t>
+      </w:r>
+      <w:r>
+        <w:rPr>
+          <w:rFonts w:ascii="Times New Roman" w:eastAsia="Times New Roman" w:hAnsi="Times New Roman" w:cs="Times New Roman"/>
+          <w:kern w:val="0"/>
+          <w:lang w:eastAsia="en-IN"/>
+          <w14:ligatures w14:val="none"/>
+        </w:rPr>
+        <w:t xml:space="preserve"> the remote repository.</w:t>
+      </w:r>
+    </w:p>
+    <w:p>
+      <w:pPr>
+        <w:spacing w:after="0" w:line="240" w:lineRule="auto"/>
+        <w:ind w:left="720"/>
+        <w:jc w:val="both"/>
+        <w:rPr>
+          <w:rFonts w:ascii="Times New Roman" w:eastAsia="Times New Roman" w:hAnsi="Times New Roman" w:cs="Times New Roman"/>
+          <w:kern w:val="0"/>
+          <w:lang w:eastAsia="en-IN"/>
+          <w14:ligatures w14:val="none"/>
+        </w:rPr>
+      </w:pPr>
+    </w:p>
+    <w:p>
+      <w:pPr>
+        <w:pStyle w:val="NormalWeb"/>
+        <w:spacing w:before="0" w:beforeAutospacing="0" w:after="0" w:afterAutospacing="0"/>
+        <w:ind w:left="360"/>
+        <w:jc w:val="both"/>
+      </w:pPr>
+      <w:r>
+        <w:rPr>
+          <w:rStyle w:val="Strong"/>
+          <w:rFonts w:eastAsiaTheme="majorEastAsia"/>
+        </w:rPr>
+        <w:t>Untracked file</w:t>
+      </w:r>
+      <w:r>
+        <w:t xml:space="preserve"> → A file that has </w:t>
+      </w:r>
+      <w:r>
+        <w:rPr>
+          <w:rStyle w:val="Strong"/>
+          <w:rFonts w:eastAsiaTheme="majorEastAsia"/>
+        </w:rPr>
+        <w:t>never been staged (</w:t>
+      </w:r>
+      <w:r>
+        <w:rPr>
+          <w:rStyle w:val="HTMLCode"/>
+          <w:rFonts w:ascii="Times New Roman" w:eastAsiaTheme="majorEastAsia" w:hAnsi="Times New Roman" w:cs="Times New Roman"/>
+          <w:b/>
+          <w:bCs/>
+          <w:sz w:val="24"/>
+          <w:szCs w:val="24"/>
+        </w:rPr>
+        <w:t>git add</w:t>
+      </w:r>
+      <w:r>
+        <w:rPr>
+          <w:rStyle w:val="Strong"/>
+          <w:rFonts w:eastAsiaTheme="majorEastAsia"/>
+        </w:rPr>
+        <w:t>) or committed</w:t>
+      </w:r>
+      <w:r>
+        <w:t xml:space="preserve">. Git </w:t>
+      </w:r>
+      <w:r>
+        <w:t>isn’t watching</w:t>
+      </w:r>
+      <w:r>
+        <w:t xml:space="preserve"> it yet.</w:t>
+      </w:r>
+    </w:p>
+    <w:p>
+      <w:pPr>
+        <w:pStyle w:val="NormalWeb"/>
+        <w:spacing w:before="0" w:beforeAutospacing="0" w:after="0" w:afterAutospacing="0"/>
+        <w:ind w:left="360"/>
+        <w:jc w:val="both"/>
+      </w:pPr>
+      <w:r>
+        <w:rPr>
+          <w:rStyle w:val="Strong"/>
+          <w:rFonts w:eastAsiaTheme="majorEastAsia"/>
+        </w:rPr>
+        <w:t>Modified but not staged</w:t>
+      </w:r>
+      <w:r>
+        <w:t xml:space="preserve"> → A file that was </w:t>
+      </w:r>
+      <w:r>
+        <w:rPr>
+          <w:rStyle w:val="Strong"/>
+          <w:rFonts w:eastAsiaTheme="majorEastAsia"/>
+        </w:rPr>
+        <w:t>staged/committed at least once before</w:t>
+      </w:r>
+      <w:r>
+        <w:t>, but has since been edited and those new changes haven’t been staged yet.</w:t>
+      </w:r>
+    </w:p>
+    <w:p>
+      <w:pPr>
+        <w:spacing w:after="100" w:afterAutospacing="1" w:line="240" w:lineRule="auto"/>
+        <w:jc w:val="both"/>
+        <w:rPr>
+          <w:rFonts w:ascii="Times New Roman" w:eastAsia="Times New Roman" w:hAnsi="Times New Roman" w:cs="Times New Roman"/>
+          <w:kern w:val="0"/>
+          <w:lang w:eastAsia="en-IN"/>
+          <w14:ligatures w14:val="none"/>
+        </w:rPr>
+      </w:pPr>
+    </w:p>
+    <w:p>
+      <w:pPr>
+        <w:spacing w:after="100" w:afterAutospacing="1" w:line="240" w:lineRule="auto"/>
+        <w:jc w:val="both"/>
+        <w:rPr>
+          <w:rFonts w:ascii="Times New Roman" w:eastAsia="Times New Roman" w:hAnsi="Times New Roman" w:cs="Times New Roman"/>
+          <w:kern w:val="0"/>
+          <w:lang w:eastAsia="en-IN"/>
+          <w14:ligatures w14:val="none"/>
+        </w:rPr>
+      </w:pPr>
+      <w:r>
+        <w:rPr>
+          <w:rFonts w:ascii="Times New Roman" w:eastAsia="Times New Roman" w:hAnsi="Times New Roman" w:cs="Times New Roman"/>
+          <w:kern w:val="0"/>
+          <w:lang w:eastAsia="en-IN"/>
+          <w14:ligatures w14:val="none"/>
+        </w:rPr>
+        <w:t>Making changes</w:t>
+      </w:r>
+    </w:p>
+    <w:p>
+      <w:pPr>
+        <w:pStyle w:val="ListParagraph"/>
+        <w:numPr>
+          <w:ilvl w:val="0"/>
+          <w:numId w:val="14"/>
+        </w:numPr>
+        <w:spacing w:after="0" w:line="240" w:lineRule="auto"/>
+        <w:jc w:val="both"/>
+        <w:rPr>
+          <w:rFonts w:ascii="Times New Roman" w:eastAsia="Times New Roman" w:hAnsi="Times New Roman" w:cs="Times New Roman"/>
+          <w:kern w:val="0"/>
+          <w:lang w:eastAsia="en-IN"/>
+          <w14:ligatures w14:val="none"/>
+        </w:rPr>
+      </w:pPr>
+      <w:r>
+        <w:rPr>
+          <w:rFonts w:ascii="Times New Roman" w:eastAsia="Times New Roman" w:hAnsi="Times New Roman" w:cs="Times New Roman"/>
+          <w:b/>
+          <w:kern w:val="0"/>
+          <w:lang w:eastAsia="en-IN"/>
+          <w14:ligatures w14:val="none"/>
+        </w:rPr>
+        <w:t>Add:</w:t>
+      </w:r>
+      <w:r>
+        <w:rPr>
+          <w:rFonts w:ascii="Times New Roman" w:eastAsia="Times New Roman" w:hAnsi="Times New Roman" w:cs="Times New Roman"/>
+          <w:kern w:val="0"/>
+          <w:lang w:eastAsia="en-IN"/>
+          <w14:ligatures w14:val="none"/>
+        </w:rPr>
+        <w:t xml:space="preserve"> git </w:t>
+      </w:r>
+      <w:r>
+        <w:rPr>
+          <w:rFonts w:ascii="Times New Roman" w:eastAsia="Times New Roman" w:hAnsi="Times New Roman" w:cs="Times New Roman"/>
+          <w:kern w:val="0"/>
+          <w:lang w:eastAsia="en-IN"/>
+          <w14:ligatures w14:val="none"/>
+        </w:rPr>
+        <w:t>add. For</w:t>
+      </w:r>
+      <w:r>
+        <w:rPr>
+          <w:rFonts w:ascii="Times New Roman" w:eastAsia="Times New Roman" w:hAnsi="Times New Roman" w:cs="Times New Roman"/>
+          <w:kern w:val="0"/>
+          <w:lang w:eastAsia="en-IN"/>
+          <w14:ligatures w14:val="none"/>
+        </w:rPr>
+        <w:t xml:space="preserve"> all the files and git add filename1 </w:t>
+      </w:r>
+      <w:r>
+        <w:rPr>
+          <w:rFonts w:ascii="Times New Roman" w:eastAsia="Times New Roman" w:hAnsi="Times New Roman" w:cs="Times New Roman"/>
+          <w:kern w:val="0"/>
+          <w:lang w:eastAsia="en-IN"/>
+          <w14:ligatures w14:val="none"/>
+        </w:rPr>
+        <w:t>filename2 for</w:t>
+      </w:r>
+      <w:r>
+        <w:rPr>
+          <w:rFonts w:ascii="Times New Roman" w:eastAsia="Times New Roman" w:hAnsi="Times New Roman" w:cs="Times New Roman"/>
+          <w:kern w:val="0"/>
+          <w:lang w:eastAsia="en-IN"/>
+          <w14:ligatures w14:val="none"/>
+        </w:rPr>
+        <w:t xml:space="preserve"> specific files.</w:t>
+      </w:r>
+      <w:r>
+        <w:rPr>
+          <w:rFonts w:ascii="Times New Roman" w:eastAsia="Times New Roman" w:hAnsi="Times New Roman" w:cs="Times New Roman"/>
+          <w:kern w:val="0"/>
+          <w:lang w:eastAsia="en-IN"/>
+          <w14:ligatures w14:val="none"/>
+        </w:rPr>
+        <w:t xml:space="preserve"> To put the new files</w:t>
+      </w:r>
+      <w:r>
+        <w:rPr>
+          <w:rFonts w:ascii="Times New Roman" w:eastAsia="Times New Roman" w:hAnsi="Times New Roman" w:cs="Times New Roman"/>
+          <w:kern w:val="0"/>
+          <w:lang w:eastAsia="en-IN"/>
+          <w14:ligatures w14:val="none"/>
+        </w:rPr>
+        <w:t xml:space="preserve"> </w:t>
+      </w:r>
+      <w:r>
+        <w:rPr>
+          <w:rFonts w:ascii="Times New Roman" w:eastAsia="Times New Roman" w:hAnsi="Times New Roman" w:cs="Times New Roman"/>
+          <w:kern w:val="0"/>
+          <w:lang w:eastAsia="en-IN"/>
+          <w14:ligatures w14:val="none"/>
+        </w:rPr>
+        <w:t xml:space="preserve">(untracked files) as well as the </w:t>
+      </w:r>
+      <w:proofErr w:type="gramStart"/>
+      <w:r>
+        <w:rPr>
+          <w:rFonts w:ascii="Times New Roman" w:eastAsia="Times New Roman" w:hAnsi="Times New Roman" w:cs="Times New Roman"/>
+          <w:kern w:val="0"/>
+          <w:lang w:eastAsia="en-IN"/>
+          <w14:ligatures w14:val="none"/>
+        </w:rPr>
+        <w:t xml:space="preserve">tracked </w:t>
+      </w:r>
+      <w:r>
+        <w:rPr>
+          <w:rFonts w:ascii="Times New Roman" w:eastAsia="Times New Roman" w:hAnsi="Times New Roman" w:cs="Times New Roman"/>
+          <w:kern w:val="0"/>
+          <w:lang w:eastAsia="en-IN"/>
+          <w14:ligatures w14:val="none"/>
+        </w:rPr>
+        <w:t xml:space="preserve"> modified</w:t>
+      </w:r>
+      <w:proofErr w:type="gramEnd"/>
+      <w:r>
+        <w:rPr>
+          <w:rFonts w:ascii="Times New Roman" w:eastAsia="Times New Roman" w:hAnsi="Times New Roman" w:cs="Times New Roman"/>
+          <w:kern w:val="0"/>
+          <w:lang w:eastAsia="en-IN"/>
+          <w14:ligatures w14:val="none"/>
+        </w:rPr>
+        <w:t xml:space="preserve"> </w:t>
+      </w:r>
+      <w:r>
+        <w:rPr>
+          <w:rFonts w:ascii="Times New Roman" w:eastAsia="Times New Roman" w:hAnsi="Times New Roman" w:cs="Times New Roman"/>
+          <w:kern w:val="0"/>
+          <w:lang w:eastAsia="en-IN"/>
+          <w14:ligatures w14:val="none"/>
+        </w:rPr>
+        <w:t>files are</w:t>
+      </w:r>
+      <w:r>
+        <w:rPr>
+          <w:rFonts w:ascii="Times New Roman" w:eastAsia="Times New Roman" w:hAnsi="Times New Roman" w:cs="Times New Roman"/>
+          <w:kern w:val="0"/>
+          <w:lang w:eastAsia="en-IN"/>
+          <w14:ligatures w14:val="none"/>
+        </w:rPr>
+        <w:t xml:space="preserve"> put into staging index by add only. </w:t>
+      </w:r>
+    </w:p>
+    <w:p>
+      <w:pPr>
+        <w:pStyle w:val="ListParagraph"/>
+        <w:numPr>
+          <w:ilvl w:val="0"/>
+          <w:numId w:val="14"/>
+        </w:numPr>
+        <w:spacing w:after="0" w:line="240" w:lineRule="auto"/>
+        <w:jc w:val="both"/>
+        <w:rPr>
+          <w:rFonts w:ascii="Times New Roman" w:hAnsi="Times New Roman" w:cs="Times New Roman"/>
+          <w:bCs/>
+        </w:rPr>
+      </w:pPr>
+      <w:r>
+        <w:rPr>
+          <w:rFonts w:ascii="Times New Roman" w:eastAsia="Times New Roman" w:hAnsi="Times New Roman" w:cs="Times New Roman"/>
+          <w:b/>
+          <w:kern w:val="0"/>
+          <w:lang w:eastAsia="en-IN"/>
+          <w14:ligatures w14:val="none"/>
+        </w:rPr>
+        <w:t>Commit:</w:t>
+      </w:r>
+      <w:r>
+        <w:rPr>
+          <w:rFonts w:ascii="Times New Roman" w:eastAsia="Times New Roman" w:hAnsi="Times New Roman" w:cs="Times New Roman"/>
+          <w:kern w:val="0"/>
+          <w:lang w:eastAsia="en-IN"/>
+          <w14:ligatures w14:val="none"/>
+        </w:rPr>
+        <w:t xml:space="preserve"> git commit –m “message”, flag –m </w:t>
+      </w:r>
+      <w:r>
+        <w:rPr>
+          <w:rFonts w:ascii="Times New Roman" w:eastAsia="Times New Roman" w:hAnsi="Times New Roman" w:cs="Times New Roman"/>
+          <w:kern w:val="0"/>
+          <w:lang w:eastAsia="en-IN"/>
+          <w14:ligatures w14:val="none"/>
+        </w:rPr>
+        <w:t>for messages.</w:t>
+      </w:r>
+      <w:r>
+        <w:rPr>
+          <w:rFonts w:ascii="Times New Roman" w:hAnsi="Times New Roman" w:cs="Times New Roman"/>
+          <w:bCs/>
+        </w:rPr>
+        <w:t xml:space="preserve"> </w:t>
+      </w:r>
+      <w:proofErr w:type="gramStart"/>
+      <w:r>
+        <w:rPr>
+          <w:rFonts w:ascii="Times New Roman" w:hAnsi="Times New Roman" w:cs="Times New Roman"/>
+          <w:bCs/>
+        </w:rPr>
+        <w:t>you</w:t>
+      </w:r>
+      <w:proofErr w:type="gramEnd"/>
+      <w:r>
+        <w:rPr>
+          <w:rFonts w:ascii="Times New Roman" w:hAnsi="Times New Roman" w:cs="Times New Roman"/>
+          <w:bCs/>
+        </w:rPr>
+        <w:t xml:space="preserve"> basically commit after a significant milestone as well as, commit single feature separately. Commit messages simple and clear</w:t>
+      </w:r>
+    </w:p>
+    <w:p>
+      <w:pPr>
+        <w:pStyle w:val="ListParagraph"/>
+        <w:numPr>
+          <w:ilvl w:val="0"/>
+          <w:numId w:val="14"/>
+        </w:numPr>
+        <w:spacing w:after="0" w:line="240" w:lineRule="auto"/>
+        <w:jc w:val="both"/>
+        <w:rPr>
+          <w:rFonts w:ascii="Times New Roman" w:hAnsi="Times New Roman" w:cs="Times New Roman"/>
+          <w:bCs/>
+        </w:rPr>
+      </w:pPr>
+      <w:r>
+        <w:rPr>
+          <w:rStyle w:val="HTMLCode"/>
+          <w:rFonts w:ascii="Times New Roman" w:eastAsiaTheme="majorEastAsia" w:hAnsi="Times New Roman" w:cs="Times New Roman"/>
+          <w:b/>
+          <w:bCs/>
+          <w:sz w:val="24"/>
+          <w:szCs w:val="24"/>
+        </w:rPr>
+        <w:t>.gitignore</w:t>
+      </w:r>
+      <w:r>
+        <w:rPr>
+          <w:rStyle w:val="Strong"/>
+          <w:rFonts w:ascii="Times New Roman" w:hAnsi="Times New Roman" w:cs="Times New Roman"/>
+        </w:rPr>
+        <w:t xml:space="preserve"> file</w:t>
+      </w:r>
+      <w:r>
+        <w:rPr>
+          <w:rFonts w:ascii="Times New Roman" w:hAnsi="Times New Roman" w:cs="Times New Roman"/>
+        </w:rPr>
+        <w:t xml:space="preserve"> is simply a text file where you list the files, folders, or patterns that Git should </w:t>
+      </w:r>
+      <w:r>
+        <w:rPr>
+          <w:rStyle w:val="Strong"/>
+          <w:rFonts w:ascii="Times New Roman" w:hAnsi="Times New Roman" w:cs="Times New Roman"/>
+        </w:rPr>
+        <w:t>ignore</w:t>
+      </w:r>
+      <w:r>
+        <w:rPr>
+          <w:rFonts w:ascii="Times New Roman" w:hAnsi="Times New Roman" w:cs="Times New Roman"/>
+        </w:rPr>
+        <w:t xml:space="preserve"> (not track in version control).</w:t>
+      </w:r>
+      <w:r>
+        <w:rPr>
+          <w:rFonts w:ascii="Times New Roman" w:hAnsi="Times New Roman" w:cs="Times New Roman"/>
+          <w:bCs/>
+        </w:rPr>
+        <w:t xml:space="preserve"> </w:t>
+      </w:r>
+    </w:p>
+    <w:p>
+      <w:pPr>
+        <w:pStyle w:val="ListParagraph"/>
+        <w:spacing w:after="0" w:line="240" w:lineRule="auto"/>
+        <w:ind w:left="360"/>
+        <w:jc w:val="both"/>
+        <w:rPr>
+          <w:rStyle w:val="HTMLCode"/>
+          <w:rFonts w:ascii="Times New Roman" w:eastAsiaTheme="majorEastAsia" w:hAnsi="Times New Roman" w:cs="Times New Roman"/>
+          <w:b/>
+          <w:bCs/>
+          <w:sz w:val="24"/>
+          <w:szCs w:val="24"/>
+        </w:rPr>
+      </w:pPr>
+    </w:p>
+    <w:p>
+      <w:pPr>
+        <w:spacing w:after="0" w:line="240" w:lineRule="auto"/>
+        <w:jc w:val="both"/>
+        <w:rPr>
+          <w:rFonts w:ascii="Times New Roman" w:hAnsi="Times New Roman" w:cs="Times New Roman"/>
+          <w:b/>
+          <w:bCs/>
+        </w:rPr>
+      </w:pPr>
+      <w:r>
+        <w:rPr>
+          <w:rFonts w:ascii="Times New Roman" w:hAnsi="Times New Roman" w:cs="Times New Roman"/>
+          <w:b/>
+          <w:bCs/>
+        </w:rPr>
+        <w:t>Seeing commits</w:t>
+      </w:r>
+    </w:p>
+    <w:p>
+      <w:pPr>
+        <w:pStyle w:val="ListParagraph"/>
+        <w:numPr>
+          <w:ilvl w:val="0"/>
+          <w:numId w:val="14"/>
+        </w:numPr>
+        <w:spacing w:after="0" w:line="240" w:lineRule="auto"/>
+        <w:jc w:val="both"/>
+        <w:rPr>
+          <w:rFonts w:ascii="Times New Roman" w:hAnsi="Times New Roman" w:cs="Times New Roman"/>
+          <w:bCs/>
+        </w:rPr>
+      </w:pPr>
+      <w:r>
+        <w:rPr>
+          <w:rFonts w:ascii="Times New Roman" w:hAnsi="Times New Roman" w:cs="Times New Roman"/>
+          <w:b/>
+          <w:bCs/>
+        </w:rPr>
+        <w:t xml:space="preserve">Log: </w:t>
+      </w:r>
+      <w:r>
+        <w:rPr>
+          <w:rFonts w:ascii="Times New Roman" w:hAnsi="Times New Roman" w:cs="Times New Roman"/>
+          <w:bCs/>
+        </w:rPr>
+        <w:t>git log shows us the all the commit details.</w:t>
+      </w:r>
+    </w:p>
+    <w:p>
+      <w:pPr>
+        <w:pStyle w:val="ListParagraph"/>
+        <w:numPr>
+          <w:ilvl w:val="0"/>
+          <w:numId w:val="8"/>
+        </w:numPr>
+        <w:jc w:val="both"/>
+        <w:rPr>
+          <w:rFonts w:ascii="Times New Roman" w:hAnsi="Times New Roman" w:cs="Times New Roman"/>
+          <w:b/>
+          <w:bCs/>
+        </w:rPr>
+      </w:pPr>
+      <w:proofErr w:type="gramStart"/>
+      <w:r>
+        <w:rPr>
+          <w:rFonts w:ascii="Times New Roman" w:hAnsi="Times New Roman" w:cs="Times New Roman"/>
+          <w:b/>
+          <w:bCs/>
+        </w:rPr>
+        <w:t>git</w:t>
+      </w:r>
+      <w:proofErr w:type="gramEnd"/>
+      <w:r>
+        <w:rPr>
+          <w:rFonts w:ascii="Times New Roman" w:hAnsi="Times New Roman" w:cs="Times New Roman"/>
+          <w:b/>
+          <w:bCs/>
+        </w:rPr>
+        <w:t xml:space="preserve"> log –</w:t>
+      </w:r>
+      <w:proofErr w:type="spellStart"/>
+      <w:r>
+        <w:rPr>
+          <w:rFonts w:ascii="Times New Roman" w:hAnsi="Times New Roman" w:cs="Times New Roman"/>
+          <w:b/>
+          <w:bCs/>
+        </w:rPr>
+        <w:t>oneline</w:t>
+      </w:r>
+      <w:proofErr w:type="spellEnd"/>
+      <w:r>
+        <w:rPr>
+          <w:rFonts w:ascii="Times New Roman" w:hAnsi="Times New Roman" w:cs="Times New Roman"/>
+          <w:b/>
+          <w:bCs/>
+        </w:rPr>
+        <w:t xml:space="preserve"> shows the </w:t>
+      </w:r>
+      <w:r>
+        <w:rPr>
+          <w:rFonts w:ascii="Times New Roman" w:hAnsi="Times New Roman" w:cs="Times New Roman"/>
+          <w:b/>
+          <w:bCs/>
+        </w:rPr>
+        <w:t xml:space="preserve"> </w:t>
+      </w:r>
+      <w:r>
+        <w:rPr>
+          <w:rFonts w:ascii="Times New Roman" w:hAnsi="Times New Roman" w:cs="Times New Roman"/>
+        </w:rPr>
+        <w:t xml:space="preserve">a </w:t>
+      </w:r>
+      <w:r>
+        <w:rPr>
+          <w:rStyle w:val="Strong"/>
+          <w:rFonts w:ascii="Times New Roman" w:hAnsi="Times New Roman" w:cs="Times New Roman"/>
+        </w:rPr>
+        <w:t>clean, one-line summary</w:t>
+      </w:r>
+      <w:r>
+        <w:rPr>
+          <w:rFonts w:ascii="Times New Roman" w:hAnsi="Times New Roman" w:cs="Times New Roman"/>
+        </w:rPr>
+        <w:t xml:space="preserve"> of each commit with first few number of </w:t>
+      </w:r>
+      <w:proofErr w:type="spellStart"/>
+      <w:r>
+        <w:rPr>
+          <w:rFonts w:ascii="Times New Roman" w:hAnsi="Times New Roman" w:cs="Times New Roman"/>
+        </w:rPr>
+        <w:t>sha</w:t>
+      </w:r>
+      <w:proofErr w:type="spellEnd"/>
+      <w:r>
+        <w:rPr>
+          <w:rFonts w:ascii="Times New Roman" w:hAnsi="Times New Roman" w:cs="Times New Roman"/>
+        </w:rPr>
+        <w:t xml:space="preserve">. </w:t>
+      </w:r>
+    </w:p>
+    <w:p>
+      <w:pPr>
+        <w:pStyle w:val="ListParagraph"/>
+        <w:numPr>
+          <w:ilvl w:val="0"/>
+          <w:numId w:val="8"/>
+        </w:numPr>
+        <w:jc w:val="both"/>
+        <w:rPr>
+          <w:rFonts w:ascii="Times New Roman" w:hAnsi="Times New Roman" w:cs="Times New Roman"/>
+          <w:b/>
+          <w:bCs/>
+        </w:rPr>
+      </w:pPr>
+      <w:r>
+        <w:rPr>
+          <w:rFonts w:ascii="Times New Roman" w:hAnsi="Times New Roman" w:cs="Times New Roman"/>
+          <w:b/>
+          <w:bCs/>
+        </w:rPr>
+        <w:t xml:space="preserve">Git log – stat, </w:t>
+      </w:r>
+      <w:r>
+        <w:rPr>
+          <w:rFonts w:ascii="Times New Roman" w:hAnsi="Times New Roman" w:cs="Times New Roman"/>
+        </w:rPr>
+        <w:t xml:space="preserve">When you type </w:t>
+      </w:r>
+      <w:r>
+        <w:rPr>
+          <w:rStyle w:val="HTMLCode"/>
+          <w:rFonts w:ascii="Times New Roman" w:eastAsiaTheme="majorEastAsia" w:hAnsi="Times New Roman" w:cs="Times New Roman"/>
+          <w:b/>
+          <w:bCs/>
+          <w:sz w:val="24"/>
+          <w:szCs w:val="24"/>
+        </w:rPr>
+        <w:t>git log --stat</w:t>
+      </w:r>
+      <w:r>
+        <w:rPr>
+          <w:rFonts w:ascii="Times New Roman" w:hAnsi="Times New Roman" w:cs="Times New Roman"/>
+        </w:rPr>
+        <w:t xml:space="preserve"> (not </w:t>
+      </w:r>
+      <w:r>
+        <w:rPr>
+          <w:rStyle w:val="HTMLCode"/>
+          <w:rFonts w:ascii="Times New Roman" w:eastAsiaTheme="majorEastAsia" w:hAnsi="Times New Roman" w:cs="Times New Roman"/>
+          <w:sz w:val="24"/>
+          <w:szCs w:val="24"/>
+        </w:rPr>
+        <w:t>git log stat</w:t>
+      </w:r>
+      <w:r>
+        <w:rPr>
+          <w:rFonts w:ascii="Times New Roman" w:hAnsi="Times New Roman" w:cs="Times New Roman"/>
+        </w:rPr>
+        <w:t xml:space="preserve">), you’re telling Git to show the commit history </w:t>
+      </w:r>
+      <w:r>
+        <w:rPr>
+          <w:rStyle w:val="Strong"/>
+          <w:rFonts w:ascii="Times New Roman" w:hAnsi="Times New Roman" w:cs="Times New Roman"/>
+        </w:rPr>
+        <w:t>with a summary of file changes for each commit</w:t>
+      </w:r>
+      <w:r>
+        <w:rPr>
+          <w:rFonts w:ascii="Times New Roman" w:hAnsi="Times New Roman" w:cs="Times New Roman"/>
+        </w:rPr>
+        <w:t>.</w:t>
+      </w:r>
+    </w:p>
+    <w:p>
+      <w:pPr>
+        <w:pStyle w:val="ListParagraph"/>
+        <w:numPr>
+          <w:ilvl w:val="0"/>
+          <w:numId w:val="8"/>
+        </w:numPr>
+        <w:rPr>
+          <w:rFonts w:ascii="Times New Roman" w:hAnsi="Times New Roman" w:cs="Times New Roman"/>
+          <w:b/>
+          <w:bCs/>
+        </w:rPr>
+      </w:pPr>
+      <w:r>
+        <w:rPr>
+          <w:rFonts w:ascii="Times New Roman" w:hAnsi="Times New Roman" w:cs="Times New Roman"/>
+          <w:b/>
+          <w:bCs/>
+        </w:rPr>
+        <w:t>Git log –p</w:t>
+      </w:r>
+      <w:r>
+        <w:rPr>
+          <w:rFonts w:ascii="Times New Roman" w:hAnsi="Times New Roman" w:cs="Times New Roman"/>
+        </w:rPr>
+        <w:t xml:space="preserve"> shows the </w:t>
+      </w:r>
+      <w:r>
+        <w:rPr>
+          <w:rStyle w:val="Strong"/>
+          <w:rFonts w:ascii="Times New Roman" w:hAnsi="Times New Roman" w:cs="Times New Roman"/>
+        </w:rPr>
+        <w:t>full patch (diff)</w:t>
+      </w:r>
+      <w:r>
+        <w:rPr>
+          <w:rFonts w:ascii="Times New Roman" w:hAnsi="Times New Roman" w:cs="Times New Roman"/>
+        </w:rPr>
+        <w:t xml:space="preserve"> for each commit. </w:t>
+      </w:r>
+      <w:r>
+        <w:rPr>
+          <w:rFonts w:ascii="Times New Roman" w:hAnsi="Times New Roman" w:cs="Times New Roman"/>
+          <w:b/>
+        </w:rPr>
+        <w:t xml:space="preserve">(single -) </w:t>
+      </w:r>
+      <w:r>
+        <w:rPr>
+          <w:rFonts w:ascii="Times New Roman" w:hAnsi="Times New Roman" w:cs="Times New Roman"/>
+        </w:rPr>
+        <w:br/>
+        <w:t xml:space="preserve">That means you see the </w:t>
+      </w:r>
+      <w:r>
+        <w:rPr>
+          <w:rStyle w:val="Strong"/>
+          <w:rFonts w:ascii="Times New Roman" w:hAnsi="Times New Roman" w:cs="Times New Roman"/>
+        </w:rPr>
+        <w:t>actual lines of code added/removed</w:t>
+      </w:r>
+      <w:r>
+        <w:rPr>
+          <w:rFonts w:ascii="Times New Roman" w:hAnsi="Times New Roman" w:cs="Times New Roman"/>
+        </w:rPr>
+        <w:t>, not just a summary.</w:t>
+      </w:r>
+    </w:p>
+    <w:p>
+      <w:pPr>
+        <w:pStyle w:val="NormalWeb"/>
+        <w:spacing w:before="0" w:beforeAutospacing="0" w:after="0" w:afterAutospacing="0"/>
+        <w:ind w:left="360"/>
+        <w:jc w:val="both"/>
+      </w:pPr>
+      <w:proofErr w:type="gramStart"/>
+      <w:r>
+        <w:rPr>
+          <w:rStyle w:val="HTMLCode"/>
+          <w:rFonts w:ascii="Times New Roman" w:eastAsiaTheme="majorEastAsia" w:hAnsi="Times New Roman" w:cs="Times New Roman"/>
+          <w:sz w:val="24"/>
+          <w:szCs w:val="24"/>
+        </w:rPr>
+        <w:lastRenderedPageBreak/>
+        <w:t>git</w:t>
+      </w:r>
+      <w:proofErr w:type="gramEnd"/>
+      <w:r>
+        <w:rPr>
+          <w:rStyle w:val="HTMLCode"/>
+          <w:rFonts w:ascii="Times New Roman" w:eastAsiaTheme="majorEastAsia" w:hAnsi="Times New Roman" w:cs="Times New Roman"/>
+          <w:sz w:val="24"/>
+          <w:szCs w:val="24"/>
+        </w:rPr>
+        <w:t xml:space="preserve"> log --stat</w:t>
+      </w:r>
+      <w:r>
+        <w:t xml:space="preserve"> → </w:t>
+      </w:r>
+      <w:r>
+        <w:rPr>
+          <w:rStyle w:val="Strong"/>
+          <w:rFonts w:eastAsiaTheme="majorEastAsia"/>
+        </w:rPr>
+        <w:t>summary only</w:t>
+      </w:r>
+      <w:r>
+        <w:t xml:space="preserve"> (which files, how many lines).</w:t>
+      </w:r>
+    </w:p>
+    <w:p>
+      <w:pPr>
+        <w:pStyle w:val="NormalWeb"/>
+        <w:spacing w:before="0" w:beforeAutospacing="0" w:after="0" w:afterAutospacing="0"/>
+        <w:ind w:left="360"/>
+        <w:jc w:val="both"/>
+      </w:pPr>
+      <w:proofErr w:type="gramStart"/>
+      <w:r>
+        <w:rPr>
+          <w:rStyle w:val="HTMLCode"/>
+          <w:rFonts w:ascii="Times New Roman" w:eastAsiaTheme="majorEastAsia" w:hAnsi="Times New Roman" w:cs="Times New Roman"/>
+          <w:sz w:val="24"/>
+          <w:szCs w:val="24"/>
+        </w:rPr>
+        <w:t>git</w:t>
+      </w:r>
+      <w:proofErr w:type="gramEnd"/>
+      <w:r>
+        <w:rPr>
+          <w:rStyle w:val="HTMLCode"/>
+          <w:rFonts w:ascii="Times New Roman" w:eastAsiaTheme="majorEastAsia" w:hAnsi="Times New Roman" w:cs="Times New Roman"/>
+          <w:sz w:val="24"/>
+          <w:szCs w:val="24"/>
+        </w:rPr>
+        <w:t xml:space="preserve"> log -p</w:t>
+      </w:r>
+      <w:r>
+        <w:t xml:space="preserve"> → </w:t>
+      </w:r>
+      <w:r>
+        <w:rPr>
+          <w:rStyle w:val="Strong"/>
+          <w:rFonts w:eastAsiaTheme="majorEastAsia"/>
+        </w:rPr>
+        <w:t>full details</w:t>
+      </w:r>
+      <w:r>
+        <w:t xml:space="preserve"> (actual code changes).</w:t>
+      </w:r>
+    </w:p>
+    <w:p>
+      <w:pPr>
+        <w:pStyle w:val="NormalWeb"/>
+        <w:spacing w:before="0" w:beforeAutospacing="0" w:after="0" w:afterAutospacing="0"/>
+        <w:ind w:left="360"/>
+        <w:jc w:val="both"/>
+      </w:pPr>
+    </w:p>
+    <w:p>
+      <w:pPr>
+        <w:pStyle w:val="NormalWeb"/>
+        <w:numPr>
+          <w:ilvl w:val="0"/>
+          <w:numId w:val="14"/>
+        </w:numPr>
+        <w:spacing w:before="0" w:beforeAutospacing="0" w:after="0" w:afterAutospacing="0"/>
+        <w:jc w:val="both"/>
+        <w:rPr>
+          <w:rStyle w:val="Strong"/>
+          <w:b w:val="0"/>
+          <w:bCs w:val="0"/>
+        </w:rPr>
+      </w:pPr>
+      <w:r>
+        <w:rPr>
+          <w:b/>
+        </w:rPr>
+        <w:t xml:space="preserve">Show : </w:t>
+      </w:r>
+      <w:r>
+        <w:t>git show &lt;small commit-id/</w:t>
+      </w:r>
+      <w:proofErr w:type="spellStart"/>
+      <w:r>
+        <w:t>sha</w:t>
+      </w:r>
+      <w:proofErr w:type="spellEnd"/>
+      <w:r>
+        <w:t>&gt;</w:t>
+      </w:r>
+      <w:r>
+        <w:tab/>
+        <w:t xml:space="preserve">details of </w:t>
+      </w:r>
+      <w:r>
+        <w:rPr>
+          <w:rStyle w:val="Strong"/>
+          <w:rFonts w:eastAsiaTheme="majorEastAsia"/>
+        </w:rPr>
+        <w:t xml:space="preserve">one commit unlike git log –p </w:t>
+      </w:r>
+    </w:p>
+    <w:p>
+      <w:pPr>
+        <w:pStyle w:val="NormalWeb"/>
+        <w:numPr>
+          <w:ilvl w:val="0"/>
+          <w:numId w:val="14"/>
+        </w:numPr>
+        <w:spacing w:before="0" w:beforeAutospacing="0" w:after="0" w:afterAutospacing="0"/>
+        <w:jc w:val="both"/>
+      </w:pPr>
+      <w:r>
+        <w:rPr>
+          <w:rStyle w:val="HTMLCode"/>
+          <w:rFonts w:ascii="Times New Roman" w:eastAsiaTheme="majorEastAsia" w:hAnsi="Times New Roman" w:cs="Times New Roman"/>
+          <w:b/>
+          <w:sz w:val="24"/>
+        </w:rPr>
+        <w:t>Git</w:t>
+      </w:r>
+      <w:r>
+        <w:rPr>
+          <w:rStyle w:val="HTMLCode"/>
+          <w:rFonts w:ascii="Times New Roman" w:eastAsiaTheme="majorEastAsia" w:hAnsi="Times New Roman" w:cs="Times New Roman"/>
+          <w:b/>
+          <w:sz w:val="24"/>
+        </w:rPr>
+        <w:t xml:space="preserve"> diff</w:t>
+      </w:r>
+      <w:r>
+        <w:rPr>
+          <w:sz w:val="32"/>
+        </w:rPr>
+        <w:t xml:space="preserve"> </w:t>
+      </w:r>
+      <w:r>
+        <w:t xml:space="preserve">shows the </w:t>
+      </w:r>
+      <w:r>
+        <w:rPr>
+          <w:rStyle w:val="Strong"/>
+          <w:rFonts w:eastAsiaTheme="majorEastAsia"/>
+        </w:rPr>
+        <w:t>differences between files</w:t>
+      </w:r>
+      <w:r>
+        <w:t xml:space="preserve"> — it compares changes in your working directory, staging area, or commits.</w:t>
+      </w:r>
+    </w:p>
+    <w:p>
+      <w:pPr>
+        <w:pStyle w:val="NormalWeb"/>
+        <w:numPr>
+          <w:ilvl w:val="0"/>
+          <w:numId w:val="14"/>
+        </w:numPr>
+        <w:spacing w:before="0" w:beforeAutospacing="0" w:after="0" w:afterAutospacing="0"/>
+        <w:jc w:val="both"/>
+      </w:pPr>
+      <w:r>
+        <w:rPr>
+          <w:rStyle w:val="HTMLCode"/>
+          <w:rFonts w:ascii="Times New Roman" w:eastAsiaTheme="majorEastAsia" w:hAnsi="Times New Roman" w:cs="Times New Roman"/>
+          <w:b/>
+          <w:sz w:val="24"/>
+        </w:rPr>
+        <w:t xml:space="preserve">TAGs: </w:t>
+      </w:r>
+      <w:r>
+        <w:t xml:space="preserve">A </w:t>
+      </w:r>
+      <w:r>
+        <w:rPr>
+          <w:bCs/>
+        </w:rPr>
+        <w:t>Git tag</w:t>
+      </w:r>
+      <w:r>
+        <w:t xml:space="preserve"> is a fixed reference to a specific commit, usually used to mark </w:t>
+      </w:r>
+      <w:r>
+        <w:rPr>
+          <w:bCs/>
+        </w:rPr>
+        <w:t>releases or milestones</w:t>
+      </w:r>
+      <w:r>
+        <w:t xml:space="preserve">. Unlike branches, tags </w:t>
+      </w:r>
+      <w:r>
+        <w:rPr>
+          <w:bCs/>
+        </w:rPr>
+        <w:t>don’t move</w:t>
+      </w:r>
+      <w:r>
+        <w:t>.</w:t>
+      </w:r>
+    </w:p>
+    <w:p>
+      <w:pPr>
+        <w:pStyle w:val="NormalWeb"/>
+        <w:numPr>
+          <w:ilvl w:val="0"/>
+          <w:numId w:val="16"/>
+        </w:numPr>
+        <w:spacing w:before="0" w:beforeAutospacing="0" w:after="0" w:afterAutospacing="0"/>
+        <w:jc w:val="both"/>
+      </w:pPr>
+      <w:r>
+        <w:rPr>
+          <w:bCs/>
+        </w:rPr>
+        <w:t>Lightweight tag:</w:t>
+      </w:r>
+      <w:r>
+        <w:t xml:space="preserve"> simple pointer.</w:t>
+      </w:r>
+    </w:p>
+    <w:p>
+      <w:pPr>
+        <w:pStyle w:val="NormalWeb"/>
+        <w:numPr>
+          <w:ilvl w:val="0"/>
+          <w:numId w:val="16"/>
+        </w:numPr>
+        <w:spacing w:before="0" w:beforeAutospacing="0" w:after="0" w:afterAutospacing="0"/>
+        <w:jc w:val="both"/>
+      </w:pPr>
+      <w:r>
+        <w:rPr>
+          <w:bCs/>
+        </w:rPr>
+        <w:t>Annotated tag:</w:t>
+      </w:r>
+      <w:r>
+        <w:t xml:space="preserve"> stores metadata (author, date, message).</w:t>
+      </w:r>
+    </w:p>
+    <w:p>
+      <w:pPr>
+        <w:pStyle w:val="NormalWeb"/>
+        <w:numPr>
+          <w:ilvl w:val="0"/>
+          <w:numId w:val="16"/>
+        </w:numPr>
+        <w:spacing w:before="0" w:beforeAutospacing="0" w:after="0" w:afterAutospacing="0"/>
+        <w:jc w:val="both"/>
+      </w:pPr>
+      <w:r>
+        <w:rPr>
+          <w:b/>
+          <w:bCs/>
+        </w:rPr>
+        <w:t>Git tag –</w:t>
+      </w:r>
+      <w:r>
+        <w:rPr>
+          <w:b/>
+        </w:rPr>
+        <w:t xml:space="preserve">a v1.0.0 </w:t>
+      </w:r>
+      <w:proofErr w:type="spellStart"/>
+      <w:r>
+        <w:rPr>
+          <w:b/>
+        </w:rPr>
+        <w:t>sha</w:t>
+      </w:r>
+      <w:proofErr w:type="spellEnd"/>
+      <w:r>
+        <w:t xml:space="preserve"> </w:t>
+      </w:r>
+      <w:r>
+        <w:t xml:space="preserve">(small one) </w:t>
+      </w:r>
+      <w:r>
+        <w:t>if not specified the last commit will be taken</w:t>
+      </w:r>
+    </w:p>
+    <w:p>
+      <w:pPr>
+        <w:pStyle w:val="NormalWeb"/>
+        <w:numPr>
+          <w:ilvl w:val="0"/>
+          <w:numId w:val="16"/>
+        </w:numPr>
+        <w:spacing w:before="0" w:beforeAutospacing="0" w:after="0" w:afterAutospacing="0"/>
+        <w:jc w:val="both"/>
+      </w:pPr>
+      <w:r>
+        <w:rPr>
+          <w:bCs/>
+        </w:rPr>
+        <w:t xml:space="preserve">Insert command to insert and replace in </w:t>
+      </w:r>
+      <w:proofErr w:type="spellStart"/>
+      <w:r>
+        <w:rPr>
+          <w:bCs/>
+        </w:rPr>
+        <w:t>wim</w:t>
+      </w:r>
+      <w:proofErr w:type="spellEnd"/>
+      <w:r>
+        <w:rPr>
+          <w:bCs/>
+        </w:rPr>
+        <w:t xml:space="preserve"> editor, as soon as you are done then ESCP</w:t>
+      </w:r>
+      <w:r>
+        <w:sym w:font="Wingdings" w:char="F0E0"/>
+      </w:r>
+      <w:proofErr w:type="gramStart"/>
+      <w:r>
+        <w:t>:</w:t>
+      </w:r>
+      <w:proofErr w:type="spellStart"/>
+      <w:r>
+        <w:t>wq</w:t>
+      </w:r>
+      <w:proofErr w:type="spellEnd"/>
+      <w:proofErr w:type="gramEnd"/>
+      <w:r>
+        <w:t xml:space="preserve"> and you are out which is save and out. </w:t>
+      </w:r>
+    </w:p>
+    <w:p>
+      <w:pPr>
+        <w:pStyle w:val="NormalWeb"/>
+        <w:numPr>
+          <w:ilvl w:val="0"/>
+          <w:numId w:val="16"/>
+        </w:numPr>
+        <w:spacing w:before="0" w:beforeAutospacing="0" w:after="0" w:afterAutospacing="0"/>
+        <w:jc w:val="both"/>
+        <w:rPr>
+          <w:b/>
+        </w:rPr>
+      </w:pPr>
+      <w:r>
+        <w:rPr>
+          <w:b/>
+        </w:rPr>
+        <w:t>Delete tag git tag -d v0.0.0</w:t>
+      </w:r>
+    </w:p>
+    <w:p>
+      <w:pPr>
+        <w:pStyle w:val="NormalWeb"/>
+        <w:spacing w:before="0" w:beforeAutospacing="0" w:after="0" w:afterAutospacing="0"/>
+        <w:jc w:val="both"/>
+        <w:rPr>
+          <w:b/>
+        </w:rPr>
+      </w:pPr>
+    </w:p>
+    <w:p>
+      <w:pPr>
+        <w:pStyle w:val="NormalWeb"/>
+        <w:spacing w:before="0" w:beforeAutospacing="0" w:after="0" w:afterAutospacing="0"/>
+        <w:jc w:val="both"/>
+        <w:rPr>
+          <w:b/>
+        </w:rPr>
+      </w:pPr>
+      <w:r>
+        <w:rPr>
+          <w:b/>
+        </w:rPr>
+        <w:t>Working on non-linear flow</w:t>
+      </w:r>
+      <w:bookmarkStart w:id="0" w:name="_GoBack"/>
+      <w:bookmarkEnd w:id="0"/>
+    </w:p>
+    <w:p>
+      <w:pPr>
+        <w:pStyle w:val="NormalWeb"/>
+        <w:spacing w:before="0" w:beforeAutospacing="0" w:after="0" w:afterAutospacing="0"/>
+        <w:jc w:val="both"/>
+        <w:rPr>
+          <w:b/>
+        </w:rPr>
+      </w:pPr>
+    </w:p>
+    <w:p>
+      <w:pPr>
+        <w:pStyle w:val="NormalWeb"/>
+        <w:spacing w:before="0" w:beforeAutospacing="0" w:after="0" w:afterAutospacing="0"/>
+        <w:jc w:val="both"/>
+        <w:rPr>
+          <w:b/>
+        </w:rPr>
+      </w:pPr>
+      <w:r>
+        <w:t xml:space="preserve">In Git, each branch is a pointer to its latest commit, and </w:t>
+      </w:r>
+      <w:r>
+        <w:rPr>
+          <w:rStyle w:val="HTMLCode"/>
+          <w:rFonts w:eastAsiaTheme="majorEastAsia"/>
+        </w:rPr>
+        <w:t>HEAD</w:t>
+      </w:r>
+      <w:r>
+        <w:t xml:space="preserve"> represents your current position in the repository. When you switch branches, Git moves </w:t>
+      </w:r>
+      <w:r>
+        <w:rPr>
+          <w:rStyle w:val="HTMLCode"/>
+          <w:rFonts w:eastAsiaTheme="majorEastAsia"/>
+        </w:rPr>
+        <w:t>HEAD</w:t>
+      </w:r>
+      <w:r>
+        <w:t xml:space="preserve"> to point to the new branch, and that branch’s tip commit state is loaded into your working directory, so any new commits advance that branch. If you have uncommitted changes that conflict, Git may prevent the switch, and checking out a commit directly puts you in a detached HEAD state. Essentially, after switching, </w:t>
+      </w:r>
+      <w:proofErr w:type="spellStart"/>
+      <w:r>
+        <w:t>your</w:t>
+      </w:r>
+      <w:proofErr w:type="spellEnd"/>
+      <w:r>
+        <w:t xml:space="preserve"> working directory always reflects the branch’s tip because </w:t>
+      </w:r>
+      <w:r>
+        <w:rPr>
+          <w:rStyle w:val="HTMLCode"/>
+          <w:rFonts w:eastAsiaTheme="majorEastAsia"/>
+        </w:rPr>
+        <w:t>HEAD</w:t>
+      </w:r>
+      <w:r>
+        <w:t xml:space="preserve"> now points there.</w:t>
+      </w:r>
+    </w:p>
+    <w:p>
+      <w:pPr>
+        <w:pStyle w:val="NormalWeb"/>
+        <w:numPr>
+          <w:ilvl w:val="0"/>
+          <w:numId w:val="8"/>
+        </w:numPr>
+        <w:spacing w:before="0" w:beforeAutospacing="0" w:after="0" w:afterAutospacing="0"/>
+        <w:jc w:val="both"/>
+        <w:rPr>
+          <w:b/>
+          <w:bCs/>
+        </w:rPr>
+      </w:pPr>
+      <w:r>
+        <w:rPr>
+          <w:b/>
+          <w:bCs/>
+        </w:rPr>
+        <w:br w:type="page"/>
+      </w:r>
+    </w:p>
+    <w:p>
+      <w:pPr>
+        <w:spacing w:after="0"/>
+        <w:jc w:val="both"/>
+        <w:rPr>
+          <w:b/>
+          <w:bCs/>
+        </w:rPr>
+      </w:pPr>
+    </w:p>
+    <w:p>
+      <w:pPr>
         <w:rPr>
           <w:b/>
           <w:bCs/>
@@ -3901,10 +5904,12 @@
         <w:t xml:space="preserve"> version data due </w:t>
       </w:r>
       <w:proofErr w:type="spellStart"/>
+      <w:proofErr w:type="gramStart"/>
       <w:r>
         <w:t>it’s</w:t>
       </w:r>
       <w:proofErr w:type="spellEnd"/>
+      <w:proofErr w:type="gramEnd"/>
       <w:r>
         <w:t xml:space="preserve"> inability to </w:t>
       </w:r>
@@ -4066,11 +6071,19 @@
           <w:lang w:val="en-US"/>
         </w:rPr>
       </w:pPr>
-      <w:r>
-        <w:rPr>
-          <w:lang w:val="en-US"/>
-        </w:rPr>
-        <w:t>e.g. Voice recognition in Lifecycle: How does it works?</w:t>
+      <w:proofErr w:type="gramStart"/>
+      <w:r>
+        <w:rPr>
+          <w:lang w:val="en-US"/>
+        </w:rPr>
+        <w:t>e.g</w:t>
+      </w:r>
+      <w:proofErr w:type="gramEnd"/>
+      <w:r>
+        <w:rPr>
+          <w:lang w:val="en-US"/>
+        </w:rPr>
+        <w:t>. Voice recognition in Lifecycle: How does it works?</w:t>
       </w:r>
     </w:p>
     <w:p>
@@ -4130,7 +6143,21 @@
         <w:rPr>
           <w:lang w:val="en-US"/>
         </w:rPr>
-        <w:t xml:space="preserve">Change the code(algorithm/model) </w:t>
+        <w:t xml:space="preserve">Change the </w:t>
+      </w:r>
+      <w:proofErr w:type="gramStart"/>
+      <w:r>
+        <w:rPr>
+          <w:lang w:val="en-US"/>
+        </w:rPr>
+        <w:t>code(</w:t>
+      </w:r>
+      <w:proofErr w:type="gramEnd"/>
+      <w:r>
+        <w:rPr>
+          <w:lang w:val="en-US"/>
+        </w:rPr>
+        <w:t xml:space="preserve">algorithm/model) </w:t>
       </w:r>
     </w:p>
     <w:p>
@@ -4263,11 +6290,19 @@
           <w:lang w:val="en-US"/>
         </w:rPr>
       </w:pPr>
-      <w:r>
-        <w:rPr>
-          <w:lang w:val="en-US"/>
-        </w:rPr>
-        <w:t xml:space="preserve">e.g. </w:t>
+      <w:proofErr w:type="gramStart"/>
+      <w:r>
+        <w:rPr>
+          <w:lang w:val="en-US"/>
+        </w:rPr>
+        <w:t>e.g</w:t>
+      </w:r>
+      <w:proofErr w:type="gramEnd"/>
+      <w:r>
+        <w:rPr>
+          <w:lang w:val="en-US"/>
+        </w:rPr>
+        <w:t xml:space="preserve">. </w:t>
       </w:r>
       <w:r>
         <w:t>A retail model trained on customer data from one region is deployed in another region with different age groups and income levels, causing the input distributions to shift</w:t>
@@ -4416,7 +6451,6 @@
         <w:rPr>
           <w:lang w:val="en-US"/>
         </w:rPr>
-        <w:lastRenderedPageBreak/>
         <w:t>Software engineering issues:</w:t>
       </w:r>
     </w:p>
@@ -4457,6 +6491,7 @@
         <w:rPr>
           <w:lang w:val="en-US"/>
         </w:rPr>
+        <w:lastRenderedPageBreak/>
         <w:t>Cloud vs edge/browser</w:t>
       </w:r>
     </w:p>
@@ -4933,7 +6968,6 @@
           <w:bCs/>
           <w:lang w:val="en-US"/>
         </w:rPr>
-        <w:lastRenderedPageBreak/>
         <w:t>How to monitor ML production model:</w:t>
       </w:r>
     </w:p>
@@ -4969,7 +7003,21 @@
         <w:rPr>
           <w:lang w:val="en-US"/>
         </w:rPr>
-        <w:t xml:space="preserve">Software metrics, like Memory, compute, latency, throughput, server load etc. </w:t>
+        <w:t xml:space="preserve">Software metrics, like Memory, compute, latency, throughput, </w:t>
+      </w:r>
+      <w:proofErr w:type="gramStart"/>
+      <w:r>
+        <w:rPr>
+          <w:lang w:val="en-US"/>
+        </w:rPr>
+        <w:t>server</w:t>
+      </w:r>
+      <w:proofErr w:type="gramEnd"/>
+      <w:r>
+        <w:rPr>
+          <w:lang w:val="en-US"/>
+        </w:rPr>
+        <w:t xml:space="preserve"> load etc. </w:t>
       </w:r>
     </w:p>
     <w:p>
@@ -4989,6 +7037,7 @@
         <w:rPr>
           <w:lang w:val="en-US"/>
         </w:rPr>
+        <w:lastRenderedPageBreak/>
         <w:t xml:space="preserve">Input metrics: certain metrics about the input data can be monitored which describes the statistics of the input data (like data proportionate).  E.g. for speech recognition model input avg input length, avg input volume, num missing etc. can be checked with pre-decided thresholds </w:t>
       </w:r>
     </w:p>
@@ -5281,7 +7330,35 @@
         <w:rPr>
           <w:lang w:val="en-US"/>
         </w:rPr>
-        <w:t xml:space="preserve">Fairness, bias and legal risk, if the model performs poorly on the specific groups like gender, age, ethnicity then in that case, business application won’t allow the model, though it would be giving the good result on the test set. (sort of like imbalanced set). </w:t>
+        <w:t xml:space="preserve">Fairness, bias and legal risk, if the model performs poorly on the specific groups like gender, age, </w:t>
+      </w:r>
+      <w:proofErr w:type="gramStart"/>
+      <w:r>
+        <w:rPr>
+          <w:lang w:val="en-US"/>
+        </w:rPr>
+        <w:t>ethnicity</w:t>
+      </w:r>
+      <w:proofErr w:type="gramEnd"/>
+      <w:r>
+        <w:rPr>
+          <w:lang w:val="en-US"/>
+        </w:rPr>
+        <w:t xml:space="preserve"> then in that case, business application won’t allow the model, though it would be giving the good result on the test set. (</w:t>
+      </w:r>
+      <w:proofErr w:type="gramStart"/>
+      <w:r>
+        <w:rPr>
+          <w:lang w:val="en-US"/>
+        </w:rPr>
+        <w:t>sort</w:t>
+      </w:r>
+      <w:proofErr w:type="gramEnd"/>
+      <w:r>
+        <w:rPr>
+          <w:lang w:val="en-US"/>
+        </w:rPr>
+        <w:t xml:space="preserve"> of like imbalanced set). </w:t>
       </w:r>
     </w:p>
     <w:p>
@@ -5338,7 +7415,25 @@
           <w:bCs/>
           <w:lang w:val="en-US"/>
         </w:rPr>
-        <w:t>How to establish the baseline model for the data? (structured and unstructured data)</w:t>
+        <w:t>How to establish the baseline model for the data? (</w:t>
+      </w:r>
+      <w:proofErr w:type="gramStart"/>
+      <w:r>
+        <w:rPr>
+          <w:b/>
+          <w:bCs/>
+          <w:lang w:val="en-US"/>
+        </w:rPr>
+        <w:t>structured</w:t>
+      </w:r>
+      <w:proofErr w:type="gramEnd"/>
+      <w:r>
+        <w:rPr>
+          <w:b/>
+          <w:bCs/>
+          <w:lang w:val="en-US"/>
+        </w:rPr>
+        <w:t xml:space="preserve"> and unstructured data)</w:t>
       </w:r>
     </w:p>
     <w:p>
@@ -5358,7 +7453,6 @@
         <w:rPr>
           <w:lang w:val="en-US"/>
         </w:rPr>
-        <w:lastRenderedPageBreak/>
         <w:t>Human level performance (comparing with human performance)</w:t>
       </w:r>
     </w:p>
@@ -5535,7 +7629,21 @@
         <w:rPr>
           <w:lang w:val="en-US"/>
         </w:rPr>
-        <w:t xml:space="preserve">For the misclassified speech texts, creates the different features stating the reasons of the noise, like car noise, human noise, low bandwidth and mark for each of the text, the columns don’t have to be mutually exclusive. This indicates the speech with its unique reason of error and help you understand which kind of error is what and which one to prioritize and how? the column can be added as you move in the data. This column I’m referring are tags, </w:t>
+        <w:t xml:space="preserve">For the misclassified speech texts, creates the different features stating the reasons of the noise, like car noise, human noise, low bandwidth and mark for each of the text, the columns don’t have to be mutually exclusive. This indicates the speech with its unique reason of error and help you understand which kind of error is what and which one to prioritize and how? </w:t>
+      </w:r>
+      <w:proofErr w:type="gramStart"/>
+      <w:r>
+        <w:rPr>
+          <w:lang w:val="en-US"/>
+        </w:rPr>
+        <w:t>the</w:t>
+      </w:r>
+      <w:proofErr w:type="gramEnd"/>
+      <w:r>
+        <w:rPr>
+          <w:lang w:val="en-US"/>
+        </w:rPr>
+        <w:t xml:space="preserve"> column can be added as you move in the data. This column I’m referring are tags, </w:t>
       </w:r>
     </w:p>
     <w:p>
@@ -5863,7 +7971,6 @@
         <w:rPr>
           <w:lang w:val="en-US"/>
         </w:rPr>
-        <w:lastRenderedPageBreak/>
         <w:t>Accuracy on different devices.</w:t>
       </w:r>
     </w:p>
@@ -5944,6 +8051,7 @@
         <w:rPr>
           <w:lang w:val="en-US"/>
         </w:rPr>
+        <w:lastRenderedPageBreak/>
         <w:t xml:space="preserve">Check for prevalence of offensive words in output. </w:t>
       </w:r>
     </w:p>
@@ -6307,7 +8415,6 @@
         <w:rPr>
           <w:lang w:val="en-US"/>
         </w:rPr>
-        <w:lastRenderedPageBreak/>
         <w:t>Voice signal + library noise = synthetic training example</w:t>
       </w:r>
     </w:p>
@@ -6454,26 +8561,48 @@
           <w:lang w:val="en-US"/>
         </w:rPr>
       </w:pPr>
-      <w:r>
-        <w:rPr>
-          <w:lang w:val="en-US"/>
-        </w:rPr>
-        <w:t>e.g. for the scratch detection in phone manufacturing?</w:t>
-      </w:r>
-    </w:p>
-    <w:p>
-      <w:pPr>
-        <w:spacing w:after="0"/>
-        <w:jc w:val="both"/>
-        <w:rPr>
-          <w:lang w:val="en-US"/>
-        </w:rPr>
-      </w:pPr>
-      <w:r>
-        <w:rPr>
-          <w:lang w:val="en-US"/>
-        </w:rPr>
-        <w:t xml:space="preserve">- ways to augment would be contrast/ color change, dark, light obviously not too dark not too light. </w:t>
+      <w:proofErr w:type="gramStart"/>
+      <w:r>
+        <w:rPr>
+          <w:lang w:val="en-US"/>
+        </w:rPr>
+        <w:t>e.g</w:t>
+      </w:r>
+      <w:proofErr w:type="gramEnd"/>
+      <w:r>
+        <w:rPr>
+          <w:lang w:val="en-US"/>
+        </w:rPr>
+        <w:t>. for the scratch detection in phone manufacturing?</w:t>
+      </w:r>
+    </w:p>
+    <w:p>
+      <w:pPr>
+        <w:spacing w:after="0"/>
+        <w:jc w:val="both"/>
+        <w:rPr>
+          <w:lang w:val="en-US"/>
+        </w:rPr>
+      </w:pPr>
+      <w:r>
+        <w:rPr>
+          <w:lang w:val="en-US"/>
+        </w:rPr>
+        <w:t xml:space="preserve">- </w:t>
+      </w:r>
+      <w:proofErr w:type="gramStart"/>
+      <w:r>
+        <w:rPr>
+          <w:lang w:val="en-US"/>
+        </w:rPr>
+        <w:t>ways</w:t>
+      </w:r>
+      <w:proofErr w:type="gramEnd"/>
+      <w:r>
+        <w:rPr>
+          <w:lang w:val="en-US"/>
+        </w:rPr>
+        <w:t xml:space="preserve"> to augment would be contrast/ color change, dark, light obviously not too dark not too light. </w:t>
       </w:r>
     </w:p>
     <w:p>
@@ -6542,11 +8671,19 @@
           <w:lang w:val="en-US"/>
         </w:rPr>
       </w:pPr>
-      <w:r>
-        <w:rPr>
-          <w:lang w:val="en-US"/>
-        </w:rPr>
-        <w:t>mostly not.</w:t>
+      <w:proofErr w:type="gramStart"/>
+      <w:r>
+        <w:rPr>
+          <w:lang w:val="en-US"/>
+        </w:rPr>
+        <w:t>mostly</w:t>
+      </w:r>
+      <w:proofErr w:type="gramEnd"/>
+      <w:r>
+        <w:rPr>
+          <w:lang w:val="en-US"/>
+        </w:rPr>
+        <w:t xml:space="preserve"> not.</w:t>
       </w:r>
     </w:p>
     <w:p>
@@ -6724,8 +8861,8 @@
 </file>
 
 <file path=word/numbering.xml><?xml version="1.0" encoding="utf-8"?>
-<w:numbering xmlns:wpc="http://schemas.microsoft.com/office/word/2010/wordprocessingCanvas" xmlns:cx="http://schemas.microsoft.com/office/drawing/2014/chartex" xmlns:cx1="http://schemas.microsoft.com/office/drawing/2015/9/8/chartex" xmlns:cx2="http://schemas.microsoft.com/office/drawing/2015/10/21/chartex" xmlns:cx3="http://schemas.microsoft.com/office/drawing/2016/5/9/chartex" xmlns:cx4="http://schemas.microsoft.com/office/drawing/2016/5/10/chartex" xmlns:cx5="http://schemas.microsoft.com/office/drawing/2016/5/11/chartex" xmlns:cx6="http://schemas.microsoft.com/office/drawing/2016/5/12/chartex" xmlns:cx7="http://schemas.microsoft.com/office/drawing/2016/5/13/chartex" xmlns:cx8="http://schemas.microsoft.com/office/drawing/2016/5/14/chartex" xmlns:mc="http://schemas.openxmlformats.org/markup-compatibility/2006" xmlns:aink="http://schemas.microsoft.com/office/drawing/2016/ink" xmlns:am3d="http://schemas.microsoft.com/office/drawing/2017/model3d" xmlns:o="urn:schemas-microsoft-com:office:office" xmlns:oel="http://schemas.microsoft.com/office/2019/extlst" xmlns:r="http://schemas.openxmlformats.org/officeDocument/2006/relationships" xmlns:m="http://schemas.openxmlformats.org/officeDocument/2006/math" xmlns:v="urn:schemas-microsoft-com:vml" xmlns:wp14="http://schemas.microsoft.com/office/word/2010/wordprocessingDrawing" xmlns:wp="http://schemas.openxmlformats.org/drawingml/2006/wordprocessingDrawing" xmlns:w10="urn:schemas-microsoft-com:office:word" xmlns:w="http://schemas.openxmlformats.org/wordprocessingml/2006/main" xmlns:w14="http://schemas.microsoft.com/office/word/2010/wordml" xmlns:w15="http://schemas.microsoft.com/office/word/2012/wordml" xmlns:w16cex="http://schemas.microsoft.com/office/word/2018/wordml/cex" xmlns:w16cid="http://schemas.microsoft.com/office/word/2016/wordml/cid" xmlns:w16="http://schemas.microsoft.com/office/word/2018/wordml" xmlns:w16sdtdh="http://schemas.microsoft.com/office/word/2020/wordml/sdtdatahash" xmlns:w16se="http://schemas.microsoft.com/office/word/2015/wordml/symex" xmlns:wpg="http://schemas.microsoft.com/office/word/2010/wordprocessingGroup" xmlns:wpi="http://schemas.microsoft.com/office/word/2010/wordprocessingInk" xmlns:wne="http://schemas.microsoft.com/office/word/2006/wordml" xmlns:wps="http://schemas.microsoft.com/office/word/2010/wordprocessingShape" mc:Ignorable="w14 w15 w16se w16cid w16 w16cex w16sdtdh wp14">
-  <w:abstractNum w:abstractNumId="0" w15:restartNumberingAfterBreak="0">
+<w:numbering xmlns:wpc="http://schemas.microsoft.com/office/word/2010/wordprocessingCanvas" xmlns:mc="http://schemas.openxmlformats.org/markup-compatibility/2006" xmlns:o="urn:schemas-microsoft-com:office:office" xmlns:r="http://schemas.openxmlformats.org/officeDocument/2006/relationships" xmlns:m="http://schemas.openxmlformats.org/officeDocument/2006/math" xmlns:v="urn:schemas-microsoft-com:vml" xmlns:wp14="http://schemas.microsoft.com/office/word/2010/wordprocessingDrawing" xmlns:wp="http://schemas.openxmlformats.org/drawingml/2006/wordprocessingDrawing" xmlns:w10="urn:schemas-microsoft-com:office:word" xmlns:w="http://schemas.openxmlformats.org/wordprocessingml/2006/main" xmlns:w14="http://schemas.microsoft.com/office/word/2010/wordml" xmlns:w15="http://schemas.microsoft.com/office/word/2012/wordml" xmlns:wpg="http://schemas.microsoft.com/office/word/2010/wordprocessingGroup" xmlns:wpi="http://schemas.microsoft.com/office/word/2010/wordprocessingInk" xmlns:wne="http://schemas.microsoft.com/office/word/2006/wordml" xmlns:wps="http://schemas.microsoft.com/office/word/2010/wordprocessingShape" mc:Ignorable="w14 w15 wp14">
+  <w:abstractNum w:abstractNumId="0">
     <w:nsid w:val="021B043E"/>
     <w:multiLevelType w:val="hybridMultilevel"/>
     <w:tmpl w:val="160AD892"/>
@@ -6840,7 +8977,7 @@
       </w:rPr>
     </w:lvl>
   </w:abstractNum>
-  <w:abstractNum w:abstractNumId="1" w15:restartNumberingAfterBreak="0">
+  <w:abstractNum w:abstractNumId="1">
     <w:nsid w:val="04D5072B"/>
     <w:multiLevelType w:val="hybridMultilevel"/>
     <w:tmpl w:val="8940D07E"/>
@@ -6955,7 +9092,260 @@
       </w:rPr>
     </w:lvl>
   </w:abstractNum>
-  <w:abstractNum w:abstractNumId="2" w15:restartNumberingAfterBreak="0">
+  <w:abstractNum w:abstractNumId="2">
+    <w:nsid w:val="087E6D74"/>
+    <w:multiLevelType w:val="hybridMultilevel"/>
+    <w:tmpl w:val="9D7AEE9A"/>
+    <w:lvl w:ilvl="0" w:tplc="39A60574">
+      <w:start w:val="2"/>
+      <w:numFmt w:val="bullet"/>
+      <w:suff w:val="space"/>
+      <w:lvlText w:val="-"/>
+      <w:lvlJc w:val="left"/>
+      <w:pPr>
+        <w:ind w:left="720" w:hanging="360"/>
+      </w:pPr>
+      <w:rPr>
+        <w:rFonts w:ascii="Calibri" w:eastAsiaTheme="minorHAnsi" w:hAnsi="Calibri" w:hint="default"/>
+        <w:b/>
+      </w:rPr>
+    </w:lvl>
+    <w:lvl w:ilvl="1" w:tplc="40090003" w:tentative="1">
+      <w:start w:val="1"/>
+      <w:numFmt w:val="bullet"/>
+      <w:lvlText w:val="o"/>
+      <w:lvlJc w:val="left"/>
+      <w:pPr>
+        <w:ind w:left="1800" w:hanging="360"/>
+      </w:pPr>
+      <w:rPr>
+        <w:rFonts w:ascii="Courier New" w:hAnsi="Courier New" w:cs="Courier New" w:hint="default"/>
+      </w:rPr>
+    </w:lvl>
+    <w:lvl w:ilvl="2" w:tplc="40090005" w:tentative="1">
+      <w:start w:val="1"/>
+      <w:numFmt w:val="bullet"/>
+      <w:lvlText w:val=""/>
+      <w:lvlJc w:val="left"/>
+      <w:pPr>
+        <w:ind w:left="2520" w:hanging="360"/>
+      </w:pPr>
+      <w:rPr>
+        <w:rFonts w:ascii="Wingdings" w:hAnsi="Wingdings" w:hint="default"/>
+      </w:rPr>
+    </w:lvl>
+    <w:lvl w:ilvl="3" w:tplc="40090001" w:tentative="1">
+      <w:start w:val="1"/>
+      <w:numFmt w:val="bullet"/>
+      <w:lvlText w:val=""/>
+      <w:lvlJc w:val="left"/>
+      <w:pPr>
+        <w:ind w:left="3240" w:hanging="360"/>
+      </w:pPr>
+      <w:rPr>
+        <w:rFonts w:ascii="Symbol" w:hAnsi="Symbol" w:hint="default"/>
+      </w:rPr>
+    </w:lvl>
+    <w:lvl w:ilvl="4" w:tplc="40090003" w:tentative="1">
+      <w:start w:val="1"/>
+      <w:numFmt w:val="bullet"/>
+      <w:lvlText w:val="o"/>
+      <w:lvlJc w:val="left"/>
+      <w:pPr>
+        <w:ind w:left="3960" w:hanging="360"/>
+      </w:pPr>
+      <w:rPr>
+        <w:rFonts w:ascii="Courier New" w:hAnsi="Courier New" w:cs="Courier New" w:hint="default"/>
+      </w:rPr>
+    </w:lvl>
+    <w:lvl w:ilvl="5" w:tplc="40090005" w:tentative="1">
+      <w:start w:val="1"/>
+      <w:numFmt w:val="bullet"/>
+      <w:lvlText w:val=""/>
+      <w:lvlJc w:val="left"/>
+      <w:pPr>
+        <w:ind w:left="4680" w:hanging="360"/>
+      </w:pPr>
+      <w:rPr>
+        <w:rFonts w:ascii="Wingdings" w:hAnsi="Wingdings" w:hint="default"/>
+      </w:rPr>
+    </w:lvl>
+    <w:lvl w:ilvl="6" w:tplc="40090001" w:tentative="1">
+      <w:start w:val="1"/>
+      <w:numFmt w:val="bullet"/>
+      <w:lvlText w:val=""/>
+      <w:lvlJc w:val="left"/>
+      <w:pPr>
+        <w:ind w:left="5400" w:hanging="360"/>
+      </w:pPr>
+      <w:rPr>
+        <w:rFonts w:ascii="Symbol" w:hAnsi="Symbol" w:hint="default"/>
+      </w:rPr>
+    </w:lvl>
+    <w:lvl w:ilvl="7" w:tplc="40090003" w:tentative="1">
+      <w:start w:val="1"/>
+      <w:numFmt w:val="bullet"/>
+      <w:lvlText w:val="o"/>
+      <w:lvlJc w:val="left"/>
+      <w:pPr>
+        <w:ind w:left="6120" w:hanging="360"/>
+      </w:pPr>
+      <w:rPr>
+        <w:rFonts w:ascii="Courier New" w:hAnsi="Courier New" w:cs="Courier New" w:hint="default"/>
+      </w:rPr>
+    </w:lvl>
+    <w:lvl w:ilvl="8" w:tplc="40090005" w:tentative="1">
+      <w:start w:val="1"/>
+      <w:numFmt w:val="bullet"/>
+      <w:lvlText w:val=""/>
+      <w:lvlJc w:val="left"/>
+      <w:pPr>
+        <w:ind w:left="6840" w:hanging="360"/>
+      </w:pPr>
+      <w:rPr>
+        <w:rFonts w:ascii="Wingdings" w:hAnsi="Wingdings" w:hint="default"/>
+      </w:rPr>
+    </w:lvl>
+  </w:abstractNum>
+  <w:abstractNum w:abstractNumId="3">
+    <w:nsid w:val="13DD2BD1"/>
+    <w:multiLevelType w:val="multilevel"/>
+    <w:tmpl w:val="651C713E"/>
+    <w:lvl w:ilvl="0">
+      <w:start w:val="1"/>
+      <w:numFmt w:val="decimal"/>
+      <w:suff w:val="space"/>
+      <w:lvlText w:val="%1."/>
+      <w:lvlJc w:val="left"/>
+      <w:pPr>
+        <w:ind w:left="720" w:hanging="360"/>
+      </w:pPr>
+      <w:rPr>
+        <w:rFonts w:hint="default"/>
+      </w:rPr>
+    </w:lvl>
+    <w:lvl w:ilvl="1">
+      <w:start w:val="1"/>
+      <w:numFmt w:val="decimal"/>
+      <w:lvlText w:val="%2."/>
+      <w:lvlJc w:val="left"/>
+      <w:pPr>
+        <w:tabs>
+          <w:tab w:val="num" w:pos="1440"/>
+        </w:tabs>
+        <w:ind w:left="1440" w:hanging="360"/>
+      </w:pPr>
+      <w:rPr>
+        <w:rFonts w:hint="default"/>
+      </w:rPr>
+    </w:lvl>
+    <w:lvl w:ilvl="2">
+      <w:start w:val="1"/>
+      <w:numFmt w:val="decimal"/>
+      <w:lvlText w:val="%3."/>
+      <w:lvlJc w:val="left"/>
+      <w:pPr>
+        <w:tabs>
+          <w:tab w:val="num" w:pos="2160"/>
+        </w:tabs>
+        <w:ind w:left="2160" w:hanging="360"/>
+      </w:pPr>
+      <w:rPr>
+        <w:rFonts w:hint="default"/>
+      </w:rPr>
+    </w:lvl>
+    <w:lvl w:ilvl="3">
+      <w:start w:val="1"/>
+      <w:numFmt w:val="decimal"/>
+      <w:lvlText w:val="%4."/>
+      <w:lvlJc w:val="left"/>
+      <w:pPr>
+        <w:tabs>
+          <w:tab w:val="num" w:pos="2880"/>
+        </w:tabs>
+        <w:ind w:left="2880" w:hanging="360"/>
+      </w:pPr>
+      <w:rPr>
+        <w:rFonts w:hint="default"/>
+      </w:rPr>
+    </w:lvl>
+    <w:lvl w:ilvl="4">
+      <w:start w:val="1"/>
+      <w:numFmt w:val="decimal"/>
+      <w:lvlText w:val="%5."/>
+      <w:lvlJc w:val="left"/>
+      <w:pPr>
+        <w:tabs>
+          <w:tab w:val="num" w:pos="3600"/>
+        </w:tabs>
+        <w:ind w:left="3600" w:hanging="360"/>
+      </w:pPr>
+      <w:rPr>
+        <w:rFonts w:hint="default"/>
+      </w:rPr>
+    </w:lvl>
+    <w:lvl w:ilvl="5">
+      <w:start w:val="1"/>
+      <w:numFmt w:val="decimal"/>
+      <w:lvlText w:val="%6."/>
+      <w:lvlJc w:val="left"/>
+      <w:pPr>
+        <w:tabs>
+          <w:tab w:val="num" w:pos="4320"/>
+        </w:tabs>
+        <w:ind w:left="4320" w:hanging="360"/>
+      </w:pPr>
+      <w:rPr>
+        <w:rFonts w:hint="default"/>
+      </w:rPr>
+    </w:lvl>
+    <w:lvl w:ilvl="6">
+      <w:start w:val="1"/>
+      <w:numFmt w:val="decimal"/>
+      <w:lvlText w:val="%7."/>
+      <w:lvlJc w:val="left"/>
+      <w:pPr>
+        <w:tabs>
+          <w:tab w:val="num" w:pos="5040"/>
+        </w:tabs>
+        <w:ind w:left="5040" w:hanging="360"/>
+      </w:pPr>
+      <w:rPr>
+        <w:rFonts w:hint="default"/>
+      </w:rPr>
+    </w:lvl>
+    <w:lvl w:ilvl="7">
+      <w:start w:val="1"/>
+      <w:numFmt w:val="decimal"/>
+      <w:lvlText w:val="%8."/>
+      <w:lvlJc w:val="left"/>
+      <w:pPr>
+        <w:tabs>
+          <w:tab w:val="num" w:pos="5760"/>
+        </w:tabs>
+        <w:ind w:left="5760" w:hanging="360"/>
+      </w:pPr>
+      <w:rPr>
+        <w:rFonts w:hint="default"/>
+      </w:rPr>
+    </w:lvl>
+    <w:lvl w:ilvl="8">
+      <w:start w:val="1"/>
+      <w:numFmt w:val="decimal"/>
+      <w:lvlText w:val="%9."/>
+      <w:lvlJc w:val="left"/>
+      <w:pPr>
+        <w:tabs>
+          <w:tab w:val="num" w:pos="6480"/>
+        </w:tabs>
+        <w:ind w:left="6480" w:hanging="360"/>
+      </w:pPr>
+      <w:rPr>
+        <w:rFonts w:hint="default"/>
+      </w:rPr>
+    </w:lvl>
+  </w:abstractNum>
+  <w:abstractNum w:abstractNumId="4">
     <w:nsid w:val="1709664D"/>
     <w:multiLevelType w:val="hybridMultilevel"/>
     <w:tmpl w:val="09A41F88"/>
@@ -7046,7 +9436,7 @@
       </w:pPr>
     </w:lvl>
   </w:abstractNum>
-  <w:abstractNum w:abstractNumId="3" w15:restartNumberingAfterBreak="0">
+  <w:abstractNum w:abstractNumId="5">
     <w:nsid w:val="19452105"/>
     <w:multiLevelType w:val="hybridMultilevel"/>
     <w:tmpl w:val="7F265970"/>
@@ -7136,7 +9526,7 @@
       </w:pPr>
     </w:lvl>
   </w:abstractNum>
-  <w:abstractNum w:abstractNumId="4" w15:restartNumberingAfterBreak="0">
+  <w:abstractNum w:abstractNumId="6">
     <w:nsid w:val="3BCA0088"/>
     <w:multiLevelType w:val="hybridMultilevel"/>
     <w:tmpl w:val="D5BADB0C"/>
@@ -7225,7 +9615,7 @@
       </w:pPr>
     </w:lvl>
   </w:abstractNum>
-  <w:abstractNum w:abstractNumId="5" w15:restartNumberingAfterBreak="0">
+  <w:abstractNum w:abstractNumId="7">
     <w:nsid w:val="405D009F"/>
     <w:multiLevelType w:val="multilevel"/>
     <w:tmpl w:val="C9E8616E"/>
@@ -7355,7 +9745,7 @@
       </w:rPr>
     </w:lvl>
   </w:abstractNum>
-  <w:abstractNum w:abstractNumId="6" w15:restartNumberingAfterBreak="0">
+  <w:abstractNum w:abstractNumId="8">
     <w:nsid w:val="43D74941"/>
     <w:multiLevelType w:val="hybridMultilevel"/>
     <w:tmpl w:val="D0423248"/>
@@ -7444,7 +9834,7 @@
       </w:pPr>
     </w:lvl>
   </w:abstractNum>
-  <w:abstractNum w:abstractNumId="7" w15:restartNumberingAfterBreak="0">
+  <w:abstractNum w:abstractNumId="9">
     <w:nsid w:val="458828B2"/>
     <w:multiLevelType w:val="hybridMultilevel"/>
     <w:tmpl w:val="9D3CA966"/>
@@ -7534,7 +9924,247 @@
       </w:pPr>
     </w:lvl>
   </w:abstractNum>
-  <w:abstractNum w:abstractNumId="8" w15:restartNumberingAfterBreak="0">
+  <w:abstractNum w:abstractNumId="10">
+    <w:nsid w:val="52E555D9"/>
+    <w:multiLevelType w:val="multilevel"/>
+    <w:tmpl w:val="69B24AA4"/>
+    <w:lvl w:ilvl="0">
+      <w:start w:val="1"/>
+      <w:numFmt w:val="bullet"/>
+      <w:lvlText w:val=""/>
+      <w:lvlJc w:val="left"/>
+      <w:pPr>
+        <w:tabs>
+          <w:tab w:val="num" w:pos="720"/>
+        </w:tabs>
+        <w:ind w:left="720" w:hanging="360"/>
+      </w:pPr>
+      <w:rPr>
+        <w:rFonts w:ascii="Symbol" w:hAnsi="Symbol" w:hint="default"/>
+        <w:sz w:val="20"/>
+      </w:rPr>
+    </w:lvl>
+    <w:lvl w:ilvl="1" w:tentative="1">
+      <w:start w:val="1"/>
+      <w:numFmt w:val="bullet"/>
+      <w:lvlText w:val="o"/>
+      <w:lvlJc w:val="left"/>
+      <w:pPr>
+        <w:tabs>
+          <w:tab w:val="num" w:pos="1440"/>
+        </w:tabs>
+        <w:ind w:left="1440" w:hanging="360"/>
+      </w:pPr>
+      <w:rPr>
+        <w:rFonts w:ascii="Courier New" w:hAnsi="Courier New" w:hint="default"/>
+        <w:sz w:val="20"/>
+      </w:rPr>
+    </w:lvl>
+    <w:lvl w:ilvl="2" w:tentative="1">
+      <w:start w:val="1"/>
+      <w:numFmt w:val="bullet"/>
+      <w:lvlText w:val=""/>
+      <w:lvlJc w:val="left"/>
+      <w:pPr>
+        <w:tabs>
+          <w:tab w:val="num" w:pos="2160"/>
+        </w:tabs>
+        <w:ind w:left="2160" w:hanging="360"/>
+      </w:pPr>
+      <w:rPr>
+        <w:rFonts w:ascii="Wingdings" w:hAnsi="Wingdings" w:hint="default"/>
+        <w:sz w:val="20"/>
+      </w:rPr>
+    </w:lvl>
+    <w:lvl w:ilvl="3" w:tentative="1">
+      <w:start w:val="1"/>
+      <w:numFmt w:val="bullet"/>
+      <w:lvlText w:val=""/>
+      <w:lvlJc w:val="left"/>
+      <w:pPr>
+        <w:tabs>
+          <w:tab w:val="num" w:pos="2880"/>
+        </w:tabs>
+        <w:ind w:left="2880" w:hanging="360"/>
+      </w:pPr>
+      <w:rPr>
+        <w:rFonts w:ascii="Wingdings" w:hAnsi="Wingdings" w:hint="default"/>
+        <w:sz w:val="20"/>
+      </w:rPr>
+    </w:lvl>
+    <w:lvl w:ilvl="4" w:tentative="1">
+      <w:start w:val="1"/>
+      <w:numFmt w:val="bullet"/>
+      <w:lvlText w:val=""/>
+      <w:lvlJc w:val="left"/>
+      <w:pPr>
+        <w:tabs>
+          <w:tab w:val="num" w:pos="3600"/>
+        </w:tabs>
+        <w:ind w:left="3600" w:hanging="360"/>
+      </w:pPr>
+      <w:rPr>
+        <w:rFonts w:ascii="Wingdings" w:hAnsi="Wingdings" w:hint="default"/>
+        <w:sz w:val="20"/>
+      </w:rPr>
+    </w:lvl>
+    <w:lvl w:ilvl="5" w:tentative="1">
+      <w:start w:val="1"/>
+      <w:numFmt w:val="bullet"/>
+      <w:lvlText w:val=""/>
+      <w:lvlJc w:val="left"/>
+      <w:pPr>
+        <w:tabs>
+          <w:tab w:val="num" w:pos="4320"/>
+        </w:tabs>
+        <w:ind w:left="4320" w:hanging="360"/>
+      </w:pPr>
+      <w:rPr>
+        <w:rFonts w:ascii="Wingdings" w:hAnsi="Wingdings" w:hint="default"/>
+        <w:sz w:val="20"/>
+      </w:rPr>
+    </w:lvl>
+    <w:lvl w:ilvl="6" w:tentative="1">
+      <w:start w:val="1"/>
+      <w:numFmt w:val="bullet"/>
+      <w:lvlText w:val=""/>
+      <w:lvlJc w:val="left"/>
+      <w:pPr>
+        <w:tabs>
+          <w:tab w:val="num" w:pos="5040"/>
+        </w:tabs>
+        <w:ind w:left="5040" w:hanging="360"/>
+      </w:pPr>
+      <w:rPr>
+        <w:rFonts w:ascii="Wingdings" w:hAnsi="Wingdings" w:hint="default"/>
+        <w:sz w:val="20"/>
+      </w:rPr>
+    </w:lvl>
+    <w:lvl w:ilvl="7" w:tentative="1">
+      <w:start w:val="1"/>
+      <w:numFmt w:val="bullet"/>
+      <w:lvlText w:val=""/>
+      <w:lvlJc w:val="left"/>
+      <w:pPr>
+        <w:tabs>
+          <w:tab w:val="num" w:pos="5760"/>
+        </w:tabs>
+        <w:ind w:left="5760" w:hanging="360"/>
+      </w:pPr>
+      <w:rPr>
+        <w:rFonts w:ascii="Wingdings" w:hAnsi="Wingdings" w:hint="default"/>
+        <w:sz w:val="20"/>
+      </w:rPr>
+    </w:lvl>
+    <w:lvl w:ilvl="8" w:tentative="1">
+      <w:start w:val="1"/>
+      <w:numFmt w:val="bullet"/>
+      <w:lvlText w:val=""/>
+      <w:lvlJc w:val="left"/>
+      <w:pPr>
+        <w:tabs>
+          <w:tab w:val="num" w:pos="6480"/>
+        </w:tabs>
+        <w:ind w:left="6480" w:hanging="360"/>
+      </w:pPr>
+      <w:rPr>
+        <w:rFonts w:ascii="Wingdings" w:hAnsi="Wingdings" w:hint="default"/>
+        <w:sz w:val="20"/>
+      </w:rPr>
+    </w:lvl>
+  </w:abstractNum>
+  <w:abstractNum w:abstractNumId="11">
+    <w:nsid w:val="61647948"/>
+    <w:multiLevelType w:val="hybridMultilevel"/>
+    <w:tmpl w:val="7952C700"/>
+    <w:lvl w:ilvl="0" w:tplc="B61AAEE8">
+      <w:start w:val="1"/>
+      <w:numFmt w:val="decimal"/>
+      <w:suff w:val="space"/>
+      <w:lvlText w:val="%1."/>
+      <w:lvlJc w:val="left"/>
+      <w:pPr>
+        <w:ind w:left="360" w:hanging="360"/>
+      </w:pPr>
+      <w:rPr>
+        <w:rFonts w:hint="default"/>
+        <w:b/>
+      </w:rPr>
+    </w:lvl>
+    <w:lvl w:ilvl="1" w:tplc="40090019" w:tentative="1">
+      <w:start w:val="1"/>
+      <w:numFmt w:val="lowerLetter"/>
+      <w:lvlText w:val="%2."/>
+      <w:lvlJc w:val="left"/>
+      <w:pPr>
+        <w:ind w:left="1440" w:hanging="360"/>
+      </w:pPr>
+    </w:lvl>
+    <w:lvl w:ilvl="2" w:tplc="4009001B" w:tentative="1">
+      <w:start w:val="1"/>
+      <w:numFmt w:val="lowerRoman"/>
+      <w:lvlText w:val="%3."/>
+      <w:lvlJc w:val="right"/>
+      <w:pPr>
+        <w:ind w:left="2160" w:hanging="180"/>
+      </w:pPr>
+    </w:lvl>
+    <w:lvl w:ilvl="3" w:tplc="4009000F" w:tentative="1">
+      <w:start w:val="1"/>
+      <w:numFmt w:val="decimal"/>
+      <w:lvlText w:val="%4."/>
+      <w:lvlJc w:val="left"/>
+      <w:pPr>
+        <w:ind w:left="2880" w:hanging="360"/>
+      </w:pPr>
+    </w:lvl>
+    <w:lvl w:ilvl="4" w:tplc="40090019" w:tentative="1">
+      <w:start w:val="1"/>
+      <w:numFmt w:val="lowerLetter"/>
+      <w:lvlText w:val="%5."/>
+      <w:lvlJc w:val="left"/>
+      <w:pPr>
+        <w:ind w:left="3600" w:hanging="360"/>
+      </w:pPr>
+    </w:lvl>
+    <w:lvl w:ilvl="5" w:tplc="4009001B" w:tentative="1">
+      <w:start w:val="1"/>
+      <w:numFmt w:val="lowerRoman"/>
+      <w:lvlText w:val="%6."/>
+      <w:lvlJc w:val="right"/>
+      <w:pPr>
+        <w:ind w:left="4320" w:hanging="180"/>
+      </w:pPr>
+    </w:lvl>
+    <w:lvl w:ilvl="6" w:tplc="4009000F" w:tentative="1">
+      <w:start w:val="1"/>
+      <w:numFmt w:val="decimal"/>
+      <w:lvlText w:val="%7."/>
+      <w:lvlJc w:val="left"/>
+      <w:pPr>
+        <w:ind w:left="5040" w:hanging="360"/>
+      </w:pPr>
+    </w:lvl>
+    <w:lvl w:ilvl="7" w:tplc="40090019" w:tentative="1">
+      <w:start w:val="1"/>
+      <w:numFmt w:val="lowerLetter"/>
+      <w:lvlText w:val="%8."/>
+      <w:lvlJc w:val="left"/>
+      <w:pPr>
+        <w:ind w:left="5760" w:hanging="360"/>
+      </w:pPr>
+    </w:lvl>
+    <w:lvl w:ilvl="8" w:tplc="4009001B" w:tentative="1">
+      <w:start w:val="1"/>
+      <w:numFmt w:val="lowerRoman"/>
+      <w:lvlText w:val="%9."/>
+      <w:lvlJc w:val="right"/>
+      <w:pPr>
+        <w:ind w:left="6480" w:hanging="180"/>
+      </w:pPr>
+    </w:lvl>
+  </w:abstractNum>
+  <w:abstractNum w:abstractNumId="12">
     <w:nsid w:val="629003BA"/>
     <w:multiLevelType w:val="multilevel"/>
     <w:tmpl w:val="DFD0D29E"/>
@@ -7681,7 +10311,7 @@
       </w:rPr>
     </w:lvl>
   </w:abstractNum>
-  <w:abstractNum w:abstractNumId="9" w15:restartNumberingAfterBreak="0">
+  <w:abstractNum w:abstractNumId="13">
     <w:nsid w:val="75A802CF"/>
     <w:multiLevelType w:val="hybridMultilevel"/>
     <w:tmpl w:val="06BEEADE"/>
@@ -7771,7 +10401,7 @@
       </w:pPr>
     </w:lvl>
   </w:abstractNum>
-  <w:abstractNum w:abstractNumId="10" w15:restartNumberingAfterBreak="0">
+  <w:abstractNum w:abstractNumId="14">
     <w:nsid w:val="765A2100"/>
     <w:multiLevelType w:val="hybridMultilevel"/>
     <w:tmpl w:val="78165332"/>
@@ -7885,7 +10515,7 @@
       </w:rPr>
     </w:lvl>
   </w:abstractNum>
-  <w:abstractNum w:abstractNumId="11" w15:restartNumberingAfterBreak="0">
+  <w:abstractNum w:abstractNumId="15">
     <w:nsid w:val="7D422BFF"/>
     <w:multiLevelType w:val="hybridMultilevel"/>
     <w:tmpl w:val="A6C41A2E"/>
@@ -7975,47 +10605,59 @@
       </w:pPr>
     </w:lvl>
   </w:abstractNum>
-  <w:num w:numId="1" w16cid:durableId="275647047">
+  <w:num w:numId="1">
+    <w:abstractNumId w:val="14"/>
+  </w:num>
+  <w:num w:numId="2">
+    <w:abstractNumId w:val="13"/>
+  </w:num>
+  <w:num w:numId="3">
+    <w:abstractNumId w:val="6"/>
+  </w:num>
+  <w:num w:numId="4">
+    <w:abstractNumId w:val="5"/>
+  </w:num>
+  <w:num w:numId="5">
+    <w:abstractNumId w:val="8"/>
+  </w:num>
+  <w:num w:numId="6">
+    <w:abstractNumId w:val="12"/>
+  </w:num>
+  <w:num w:numId="7">
+    <w:abstractNumId w:val="7"/>
+  </w:num>
+  <w:num w:numId="8">
+    <w:abstractNumId w:val="1"/>
+  </w:num>
+  <w:num w:numId="9">
+    <w:abstractNumId w:val="0"/>
+  </w:num>
+  <w:num w:numId="10">
+    <w:abstractNumId w:val="4"/>
+  </w:num>
+  <w:num w:numId="11">
+    <w:abstractNumId w:val="15"/>
+  </w:num>
+  <w:num w:numId="12">
+    <w:abstractNumId w:val="9"/>
+  </w:num>
+  <w:num w:numId="13">
+    <w:abstractNumId w:val="3"/>
+  </w:num>
+  <w:num w:numId="14">
+    <w:abstractNumId w:val="11"/>
+  </w:num>
+  <w:num w:numId="15">
     <w:abstractNumId w:val="10"/>
   </w:num>
-  <w:num w:numId="2" w16cid:durableId="119810712">
-    <w:abstractNumId w:val="9"/>
-  </w:num>
-  <w:num w:numId="3" w16cid:durableId="10617934">
-    <w:abstractNumId w:val="4"/>
-  </w:num>
-  <w:num w:numId="4" w16cid:durableId="1597982931">
-    <w:abstractNumId w:val="3"/>
-  </w:num>
-  <w:num w:numId="5" w16cid:durableId="387991852">
-    <w:abstractNumId w:val="6"/>
-  </w:num>
-  <w:num w:numId="6" w16cid:durableId="486820914">
-    <w:abstractNumId w:val="8"/>
-  </w:num>
-  <w:num w:numId="7" w16cid:durableId="1620602191">
-    <w:abstractNumId w:val="5"/>
-  </w:num>
-  <w:num w:numId="8" w16cid:durableId="1968775923">
-    <w:abstractNumId w:val="1"/>
-  </w:num>
-  <w:num w:numId="9" w16cid:durableId="1770270111">
-    <w:abstractNumId w:val="0"/>
-  </w:num>
-  <w:num w:numId="10" w16cid:durableId="2050765026">
+  <w:num w:numId="16">
     <w:abstractNumId w:val="2"/>
-  </w:num>
-  <w:num w:numId="11" w16cid:durableId="295990351">
-    <w:abstractNumId w:val="11"/>
-  </w:num>
-  <w:num w:numId="12" w16cid:durableId="1939950335">
-    <w:abstractNumId w:val="7"/>
   </w:num>
 </w:numbering>
 </file>
 
 <file path=word/styles.xml><?xml version="1.0" encoding="utf-8"?>
-<w:styles xmlns:mc="http://schemas.openxmlformats.org/markup-compatibility/2006" xmlns:r="http://schemas.openxmlformats.org/officeDocument/2006/relationships" xmlns:w="http://schemas.openxmlformats.org/wordprocessingml/2006/main" xmlns:w14="http://schemas.microsoft.com/office/word/2010/wordml" xmlns:w15="http://schemas.microsoft.com/office/word/2012/wordml" xmlns:w16cex="http://schemas.microsoft.com/office/word/2018/wordml/cex" xmlns:w16cid="http://schemas.microsoft.com/office/word/2016/wordml/cid" xmlns:w16="http://schemas.microsoft.com/office/word/2018/wordml" xmlns:w16sdtdh="http://schemas.microsoft.com/office/word/2020/wordml/sdtdatahash" xmlns:w16se="http://schemas.microsoft.com/office/word/2015/wordml/symex" mc:Ignorable="w14 w15 w16se w16cid w16 w16cex w16sdtdh">
+<w:styles xmlns:mc="http://schemas.openxmlformats.org/markup-compatibility/2006" xmlns:r="http://schemas.openxmlformats.org/officeDocument/2006/relationships" xmlns:w="http://schemas.openxmlformats.org/wordprocessingml/2006/main" xmlns:w14="http://schemas.microsoft.com/office/word/2010/wordml" xmlns:w15="http://schemas.microsoft.com/office/word/2012/wordml" mc:Ignorable="w14 w15">
   <w:docDefaults>
     <w:rPrDefault>
       <w:rPr>
@@ -8033,7 +10675,7 @@
       </w:pPr>
     </w:pPrDefault>
   </w:docDefaults>
-  <w:latentStyles w:defLockedState="0" w:defUIPriority="99" w:defSemiHidden="0" w:defUnhideWhenUsed="0" w:defQFormat="0" w:count="376">
+  <w:latentStyles w:defLockedState="0" w:defUIPriority="99" w:defSemiHidden="0" w:defUnhideWhenUsed="0" w:defQFormat="0" w:count="371">
     <w:lsdException w:name="Normal" w:uiPriority="0" w:qFormat="1"/>
     <w:lsdException w:name="heading 1" w:uiPriority="9" w:qFormat="1"/>
     <w:lsdException w:name="heading 2" w:semiHidden="1" w:uiPriority="9" w:unhideWhenUsed="1" w:qFormat="1"/>
@@ -8405,11 +11047,6 @@
     <w:lsdException w:name="List Table 5 Dark Accent 6" w:uiPriority="50"/>
     <w:lsdException w:name="List Table 6 Colorful Accent 6" w:uiPriority="51"/>
     <w:lsdException w:name="List Table 7 Colorful Accent 6" w:uiPriority="52"/>
-    <w:lsdException w:name="Mention" w:semiHidden="1" w:unhideWhenUsed="1"/>
-    <w:lsdException w:name="Smart Hyperlink" w:semiHidden="1" w:unhideWhenUsed="1"/>
-    <w:lsdException w:name="Hashtag" w:semiHidden="1" w:unhideWhenUsed="1"/>
-    <w:lsdException w:name="Unresolved Mention" w:semiHidden="1" w:unhideWhenUsed="1"/>
-    <w:lsdException w:name="Smart Link" w:semiHidden="1" w:unhideWhenUsed="1"/>
   </w:latentStyles>
   <w:style w:type="paragraph" w:default="1" w:styleId="Normal">
     <w:name w:val="Normal"/>
@@ -8953,6 +11590,22 @@
       <w:szCs w:val="20"/>
     </w:rPr>
   </w:style>
+  <w:style w:type="paragraph" w:styleId="NormalWeb">
+    <w:name w:val="Normal (Web)"/>
+    <w:basedOn w:val="Normal"/>
+    <w:uiPriority w:val="99"/>
+    <w:unhideWhenUsed/>
+    <w:rsid w:val="003055C2"/>
+    <w:pPr>
+      <w:spacing w:before="100" w:beforeAutospacing="1" w:after="100" w:afterAutospacing="1" w:line="240" w:lineRule="auto"/>
+    </w:pPr>
+    <w:rPr>
+      <w:rFonts w:ascii="Times New Roman" w:eastAsia="Times New Roman" w:hAnsi="Times New Roman" w:cs="Times New Roman"/>
+      <w:kern w:val="0"/>
+      <w:lang w:eastAsia="en-IN"/>
+      <w14:ligatures w14:val="none"/>
+    </w:rPr>
+  </w:style>
 </w:styles>
 </file>
 

--- a/5_MLOPS.docx
+++ b/5_MLOPS.docx
@@ -1,7 +1,293 @@
 
 <file path=word/document.xml><?xml version="1.0" encoding="utf-8"?>
-<w:document xmlns:wpc="http://schemas.microsoft.com/office/word/2010/wordprocessingCanvas" xmlns:mc="http://schemas.openxmlformats.org/markup-compatibility/2006" xmlns:o="urn:schemas-microsoft-com:office:office" xmlns:r="http://schemas.openxmlformats.org/officeDocument/2006/relationships" xmlns:m="http://schemas.openxmlformats.org/officeDocument/2006/math" xmlns:v="urn:schemas-microsoft-com:vml" xmlns:wp14="http://schemas.microsoft.com/office/word/2010/wordprocessingDrawing" xmlns:wp="http://schemas.openxmlformats.org/drawingml/2006/wordprocessingDrawing" xmlns:w10="urn:schemas-microsoft-com:office:word" xmlns:w="http://schemas.openxmlformats.org/wordprocessingml/2006/main" xmlns:w14="http://schemas.microsoft.com/office/word/2010/wordml" xmlns:w15="http://schemas.microsoft.com/office/word/2012/wordml" xmlns:wpg="http://schemas.microsoft.com/office/word/2010/wordprocessingGroup" xmlns:wpi="http://schemas.microsoft.com/office/word/2010/wordprocessingInk" xmlns:wne="http://schemas.microsoft.com/office/word/2006/wordml" xmlns:wps="http://schemas.microsoft.com/office/word/2010/wordprocessingShape" mc:Ignorable="w14 w15 wp14">
+<w:document xmlns:wpc="http://schemas.microsoft.com/office/word/2010/wordprocessingCanvas" xmlns:cx="http://schemas.microsoft.com/office/drawing/2014/chartex" xmlns:cx1="http://schemas.microsoft.com/office/drawing/2015/9/8/chartex" xmlns:cx2="http://schemas.microsoft.com/office/drawing/2015/10/21/chartex" xmlns:cx3="http://schemas.microsoft.com/office/drawing/2016/5/9/chartex" xmlns:cx4="http://schemas.microsoft.com/office/drawing/2016/5/10/chartex" xmlns:cx5="http://schemas.microsoft.com/office/drawing/2016/5/11/chartex" xmlns:cx6="http://schemas.microsoft.com/office/drawing/2016/5/12/chartex" xmlns:cx7="http://schemas.microsoft.com/office/drawing/2016/5/13/chartex" xmlns:cx8="http://schemas.microsoft.com/office/drawing/2016/5/14/chartex" xmlns:mc="http://schemas.openxmlformats.org/markup-compatibility/2006" xmlns:aink="http://schemas.microsoft.com/office/drawing/2016/ink" xmlns:am3d="http://schemas.microsoft.com/office/drawing/2017/model3d" xmlns:o="urn:schemas-microsoft-com:office:office" xmlns:oel="http://schemas.microsoft.com/office/2019/extlst" xmlns:r="http://schemas.openxmlformats.org/officeDocument/2006/relationships" xmlns:m="http://schemas.openxmlformats.org/officeDocument/2006/math" xmlns:v="urn:schemas-microsoft-com:vml" xmlns:wp14="http://schemas.microsoft.com/office/word/2010/wordprocessingDrawing" xmlns:wp="http://schemas.openxmlformats.org/drawingml/2006/wordprocessingDrawing" xmlns:w10="urn:schemas-microsoft-com:office:word" xmlns:w="http://schemas.openxmlformats.org/wordprocessingml/2006/main" xmlns:w14="http://schemas.microsoft.com/office/word/2010/wordml" xmlns:w15="http://schemas.microsoft.com/office/word/2012/wordml" xmlns:w16cex="http://schemas.microsoft.com/office/word/2018/wordml/cex" xmlns:w16cid="http://schemas.microsoft.com/office/word/2016/wordml/cid" xmlns:w16="http://schemas.microsoft.com/office/word/2018/wordml" xmlns:w16sdtdh="http://schemas.microsoft.com/office/word/2020/wordml/sdtdatahash" xmlns:w16se="http://schemas.microsoft.com/office/word/2015/wordml/symex" xmlns:wpg="http://schemas.microsoft.com/office/word/2010/wordprocessingGroup" xmlns:wpi="http://schemas.microsoft.com/office/word/2010/wordprocessingInk" xmlns:wne="http://schemas.microsoft.com/office/word/2006/wordml" xmlns:wps="http://schemas.microsoft.com/office/word/2010/wordprocessingShape" mc:Ignorable="w14 w15 w16se w16cid w16 w16cex w16sdtdh wp14">
   <w:body>
+    <w:sdt>
+      <w:sdtPr>
+        <w:id w:val="664898923"/>
+        <w:docPartObj>
+          <w:docPartGallery w:val="Table of Contents"/>
+          <w:docPartUnique/>
+        </w:docPartObj>
+      </w:sdtPr>
+      <w:sdtEndPr>
+        <w:rPr>
+          <w:rFonts w:asciiTheme="minorHAnsi" w:eastAsiaTheme="minorEastAsia" w:hAnsiTheme="minorHAnsi" w:cstheme="minorBidi"/>
+          <w:b/>
+          <w:bCs/>
+          <w:noProof/>
+          <w:color w:val="auto"/>
+          <w:kern w:val="2"/>
+          <w:sz w:val="24"/>
+          <w:szCs w:val="24"/>
+          <w:lang w:val="en-IN"/>
+          <w14:ligatures w14:val="standardContextual"/>
+        </w:rPr>
+      </w:sdtEndPr>
+      <w:sdtContent>
+        <w:p>
+          <w:pPr>
+            <w:pStyle w:val="TOCHeading"/>
+          </w:pPr>
+          <w:r>
+            <w:t>Contents</w:t>
+          </w:r>
+        </w:p>
+        <w:p>
+          <w:pPr>
+            <w:pStyle w:val="TOC1"/>
+            <w:tabs>
+              <w:tab w:val="right" w:leader="dot" w:pos="9628"/>
+            </w:tabs>
+            <w:rPr>
+              <w:noProof/>
+              <w:lang w:eastAsia="en-IN"/>
+            </w:rPr>
+          </w:pPr>
+          <w:r>
+            <w:fldChar w:fldCharType="begin"/>
+          </w:r>
+          <w:r>
+            <w:instrText xml:space="preserve"> TOC \o "1-3" \h \z \u </w:instrText>
+          </w:r>
+          <w:r>
+            <w:fldChar w:fldCharType="separate"/>
+          </w:r>
+          <w:hyperlink w:anchor="_Toc207862214" w:history="1">
+            <w:r>
+              <w:rPr>
+                <w:rStyle w:val="Hyperlink"/>
+                <w:noProof/>
+              </w:rPr>
+              <w:t>Version Control:</w:t>
+            </w:r>
+            <w:r>
+              <w:rPr>
+                <w:noProof/>
+                <w:webHidden/>
+              </w:rPr>
+              <w:tab/>
+            </w:r>
+            <w:r>
+              <w:rPr>
+                <w:noProof/>
+                <w:webHidden/>
+              </w:rPr>
+              <w:fldChar w:fldCharType="begin"/>
+            </w:r>
+            <w:r>
+              <w:rPr>
+                <w:noProof/>
+                <w:webHidden/>
+              </w:rPr>
+              <w:instrText xml:space="preserve"> PAGEREF _Toc207862214 \h </w:instrText>
+            </w:r>
+            <w:r>
+              <w:rPr>
+                <w:noProof/>
+                <w:webHidden/>
+              </w:rPr>
+            </w:r>
+            <w:r>
+              <w:rPr>
+                <w:noProof/>
+                <w:webHidden/>
+              </w:rPr>
+              <w:fldChar w:fldCharType="separate"/>
+            </w:r>
+            <w:r>
+              <w:rPr>
+                <w:noProof/>
+                <w:webHidden/>
+              </w:rPr>
+              <w:t>9</w:t>
+            </w:r>
+            <w:r>
+              <w:rPr>
+                <w:noProof/>
+                <w:webHidden/>
+              </w:rPr>
+              <w:fldChar w:fldCharType="end"/>
+            </w:r>
+          </w:hyperlink>
+        </w:p>
+        <w:p>
+          <w:pPr>
+            <w:pStyle w:val="TOC1"/>
+            <w:tabs>
+              <w:tab w:val="right" w:leader="dot" w:pos="9628"/>
+            </w:tabs>
+            <w:rPr>
+              <w:noProof/>
+              <w:lang w:eastAsia="en-IN"/>
+            </w:rPr>
+          </w:pPr>
+          <w:hyperlink w:anchor="_Toc207862215" w:history="1">
+            <w:r>
+              <w:rPr>
+                <w:rStyle w:val="Hyperlink"/>
+                <w:noProof/>
+              </w:rPr>
+              <w:t>Experi</w:t>
+            </w:r>
+            <w:r>
+              <w:rPr>
+                <w:rStyle w:val="Hyperlink"/>
+                <w:noProof/>
+              </w:rPr>
+              <w:t>m</w:t>
+            </w:r>
+            <w:r>
+              <w:rPr>
+                <w:rStyle w:val="Hyperlink"/>
+                <w:noProof/>
+              </w:rPr>
+              <w:t>ent tracking using DVC</w:t>
+            </w:r>
+            <w:r>
+              <w:rPr>
+                <w:noProof/>
+                <w:webHidden/>
+              </w:rPr>
+              <w:tab/>
+            </w:r>
+            <w:r>
+              <w:rPr>
+                <w:noProof/>
+                <w:webHidden/>
+              </w:rPr>
+              <w:fldChar w:fldCharType="begin"/>
+            </w:r>
+            <w:r>
+              <w:rPr>
+                <w:noProof/>
+                <w:webHidden/>
+              </w:rPr>
+              <w:instrText xml:space="preserve"> PAGEREF _Toc207862215 \h </w:instrText>
+            </w:r>
+            <w:r>
+              <w:rPr>
+                <w:noProof/>
+                <w:webHidden/>
+              </w:rPr>
+            </w:r>
+            <w:r>
+              <w:rPr>
+                <w:noProof/>
+                <w:webHidden/>
+              </w:rPr>
+              <w:fldChar w:fldCharType="separate"/>
+            </w:r>
+            <w:r>
+              <w:rPr>
+                <w:noProof/>
+                <w:webHidden/>
+              </w:rPr>
+              <w:t>14</w:t>
+            </w:r>
+            <w:r>
+              <w:rPr>
+                <w:noProof/>
+                <w:webHidden/>
+              </w:rPr>
+              <w:fldChar w:fldCharType="end"/>
+            </w:r>
+          </w:hyperlink>
+        </w:p>
+        <w:p>
+          <w:pPr>
+            <w:pStyle w:val="TOC1"/>
+            <w:tabs>
+              <w:tab w:val="right" w:leader="dot" w:pos="9628"/>
+            </w:tabs>
+            <w:rPr>
+              <w:noProof/>
+              <w:lang w:eastAsia="en-IN"/>
+            </w:rPr>
+          </w:pPr>
+          <w:hyperlink w:anchor="_Toc207862216" w:history="1">
+            <w:r>
+              <w:rPr>
+                <w:rStyle w:val="Hyperlink"/>
+                <w:noProof/>
+                <w:lang w:val="en-US"/>
+              </w:rPr>
+              <w:t>MLOPS (Andrew Ng)</w:t>
+            </w:r>
+            <w:r>
+              <w:rPr>
+                <w:noProof/>
+                <w:webHidden/>
+              </w:rPr>
+              <w:tab/>
+            </w:r>
+            <w:r>
+              <w:rPr>
+                <w:noProof/>
+                <w:webHidden/>
+              </w:rPr>
+              <w:fldChar w:fldCharType="begin"/>
+            </w:r>
+            <w:r>
+              <w:rPr>
+                <w:noProof/>
+                <w:webHidden/>
+              </w:rPr>
+              <w:instrText xml:space="preserve"> PAGEREF _Toc207862216 \h </w:instrText>
+            </w:r>
+            <w:r>
+              <w:rPr>
+                <w:noProof/>
+                <w:webHidden/>
+              </w:rPr>
+            </w:r>
+            <w:r>
+              <w:rPr>
+                <w:noProof/>
+                <w:webHidden/>
+              </w:rPr>
+              <w:fldChar w:fldCharType="separate"/>
+            </w:r>
+            <w:r>
+              <w:rPr>
+                <w:noProof/>
+                <w:webHidden/>
+              </w:rPr>
+              <w:t>16</w:t>
+            </w:r>
+            <w:r>
+              <w:rPr>
+                <w:noProof/>
+                <w:webHidden/>
+              </w:rPr>
+              <w:fldChar w:fldCharType="end"/>
+            </w:r>
+          </w:hyperlink>
+        </w:p>
+        <w:p>
+          <w:r>
+            <w:rPr>
+              <w:b/>
+              <w:bCs/>
+              <w:noProof/>
+            </w:rPr>
+            <w:fldChar w:fldCharType="end"/>
+          </w:r>
+        </w:p>
+      </w:sdtContent>
+    </w:sdt>
+    <w:p>
+      <w:pPr>
+        <w:spacing w:after="0" w:line="240" w:lineRule="auto"/>
+        <w:jc w:val="both"/>
+        <w:rPr>
+          <w:rFonts w:eastAsia="Times New Roman" w:cstheme="minorHAnsi"/>
+          <w:b/>
+          <w:bCs/>
+          <w:lang w:eastAsia="en-IN"/>
+        </w:rPr>
+      </w:pPr>
+    </w:p>
     <w:p>
       <w:pPr>
         <w:spacing w:after="0" w:line="240" w:lineRule="auto"/>
@@ -662,6 +948,7 @@
         <w:rPr>
           <w:rFonts w:cstheme="minorHAnsi"/>
         </w:rPr>
+        <w:lastRenderedPageBreak/>
         <w:t xml:space="preserve">- Cloud based solutions to handle scalability concerns </w:t>
       </w:r>
     </w:p>
@@ -758,7 +1045,6 @@
         <w:rPr>
           <w:rFonts w:cstheme="minorHAnsi"/>
         </w:rPr>
-        <w:lastRenderedPageBreak/>
         <w:t>- Role based access</w:t>
       </w:r>
     </w:p>
@@ -1009,7 +1295,7 @@
                     <pic:cNvPicPr/>
                   </pic:nvPicPr>
                   <pic:blipFill rotWithShape="1">
-                    <a:blip r:embed="rId5"/>
+                    <a:blip r:embed="rId6"/>
                     <a:srcRect l="76778" t="29557" r="5606" b="51527"/>
                     <a:stretch/>
                   </pic:blipFill>
@@ -1105,6 +1391,7 @@
           <w:noProof/>
           <w:lang w:eastAsia="en-IN"/>
         </w:rPr>
+        <w:lastRenderedPageBreak/>
         <w:drawing>
           <wp:inline distT="0" distB="0" distL="0" distR="0" wp14:anchorId="780D1596" wp14:editId="2902169A">
             <wp:extent cx="3952875" cy="2030504"/>
@@ -1121,7 +1408,7 @@
                     <pic:cNvPicPr/>
                   </pic:nvPicPr>
                   <pic:blipFill rotWithShape="1">
-                    <a:blip r:embed="rId6"/>
+                    <a:blip r:embed="rId7"/>
                     <a:srcRect l="19111" t="32513" r="26213" b="17537"/>
                     <a:stretch/>
                   </pic:blipFill>
@@ -1401,7 +1688,7 @@
                     <pic:cNvPicPr/>
                   </pic:nvPicPr>
                   <pic:blipFill>
-                    <a:blip r:embed="rId7"/>
+                    <a:blip r:embed="rId8"/>
                     <a:stretch>
                       <a:fillRect/>
                     </a:stretch>
@@ -1524,7 +1811,14 @@
         <w:rPr>
           <w:rFonts w:cstheme="minorHAnsi"/>
         </w:rPr>
-        <w:t xml:space="preserve"> by isolating functionality. By organizing code into logical, well-defined components, modular coding supports clean architecture, better collaboration among developers, and more robust, flexible software systems.</w:t>
+        <w:t xml:space="preserve"> by isolating functionality. By organizing code into logical, well-</w:t>
+      </w:r>
+      <w:r>
+        <w:rPr>
+          <w:rFonts w:cstheme="minorHAnsi"/>
+        </w:rPr>
+        <w:lastRenderedPageBreak/>
+        <w:t>defined components, modular coding supports clean architecture, better collaboration among developers, and more robust, flexible software systems.</w:t>
       </w:r>
     </w:p>
     <w:p>
@@ -1593,7 +1887,6 @@
         </w:rPr>
         <w:t xml:space="preserve">, </w:t>
       </w:r>
-      <w:proofErr w:type="spellStart"/>
       <w:r>
         <w:rPr>
           <w:rFonts w:eastAsia="Times New Roman" w:cstheme="minorHAnsi"/>
@@ -1601,9 +1894,16 @@
           <w:szCs w:val="20"/>
           <w:lang w:eastAsia="en-IN"/>
         </w:rPr>
-        <w:t>utils</w:t>
-      </w:r>
-      <w:proofErr w:type="spellEnd"/>
+        <w:t>utils/</w:t>
+      </w:r>
+      <w:r>
+        <w:rPr>
+          <w:rFonts w:eastAsia="Times New Roman" w:cstheme="minorHAnsi"/>
+          <w:lang w:eastAsia="en-IN"/>
+        </w:rPr>
+        <w:t xml:space="preserve">, </w:t>
+      </w:r>
+      <w:proofErr w:type="spellStart"/>
       <w:r>
         <w:rPr>
           <w:rFonts w:eastAsia="Times New Roman" w:cstheme="minorHAnsi"/>
@@ -1611,17 +1911,9 @@
           <w:szCs w:val="20"/>
           <w:lang w:eastAsia="en-IN"/>
         </w:rPr>
-        <w:t>/</w:t>
-      </w:r>
-      <w:r>
-        <w:rPr>
-          <w:rFonts w:eastAsia="Times New Roman" w:cstheme="minorHAnsi"/>
-          <w:lang w:eastAsia="en-IN"/>
-        </w:rPr>
-        <w:t xml:space="preserve">, </w:t>
-      </w:r>
-      <w:proofErr w:type="spellStart"/>
-      <w:proofErr w:type="gramStart"/>
+        <w:t>api</w:t>
+      </w:r>
+      <w:proofErr w:type="spellEnd"/>
       <w:r>
         <w:rPr>
           <w:rFonts w:eastAsia="Times New Roman" w:cstheme="minorHAnsi"/>
@@ -1629,17 +1921,6 @@
           <w:szCs w:val="20"/>
           <w:lang w:eastAsia="en-IN"/>
         </w:rPr>
-        <w:t>api</w:t>
-      </w:r>
-      <w:proofErr w:type="spellEnd"/>
-      <w:proofErr w:type="gramEnd"/>
-      <w:r>
-        <w:rPr>
-          <w:rFonts w:eastAsia="Times New Roman" w:cstheme="minorHAnsi"/>
-          <w:sz w:val="20"/>
-          <w:szCs w:val="20"/>
-          <w:lang w:eastAsia="en-IN"/>
-        </w:rPr>
         <w:t>/</w:t>
       </w:r>
       <w:r>
@@ -1717,14 +1998,7 @@
         <w:rPr>
           <w:rFonts w:cstheme="minorHAnsi"/>
         </w:rPr>
-        <w:t xml:space="preserve"> is a structured and automated sequence of steps that takes raw data through various stages—like pre-processing, training, evaluation, and deployment—to produce a final model. Instead of running each step manually, the pipeline handles everything in the correct order, ensuring consistency and saving time. It tracks inputs, outputs, and changes, so only the necessary steps are re-executed when </w:t>
-      </w:r>
-      <w:r>
-        <w:rPr>
-          <w:rFonts w:cstheme="minorHAnsi"/>
-        </w:rPr>
-        <w:lastRenderedPageBreak/>
-        <w:t xml:space="preserve">something is updated. This makes the workflow </w:t>
+        <w:t xml:space="preserve"> is a structured and automated sequence of steps that takes raw data through various stages—like pre-processing, training, evaluation, and deployment—to produce a final model. Instead of running each step manually, the pipeline handles everything in the correct order, ensuring consistency and saving time. It tracks inputs, outputs, and changes, so only the necessary steps are re-executed when something is updated. This makes the workflow </w:t>
       </w:r>
       <w:r>
         <w:rPr>
@@ -1763,21 +2037,7 @@
         <w:rPr>
           <w:rFonts w:cstheme="minorHAnsi"/>
         </w:rPr>
-        <w:t xml:space="preserve"> on, helping teams build and manage ML models in a reliable, scalable way. Tools use are </w:t>
-      </w:r>
-      <w:proofErr w:type="spellStart"/>
-      <w:r>
-        <w:rPr>
-          <w:rFonts w:cstheme="minorHAnsi"/>
-        </w:rPr>
-        <w:t>Kubeflow</w:t>
-      </w:r>
-      <w:proofErr w:type="spellEnd"/>
-      <w:r>
-        <w:rPr>
-          <w:rFonts w:cstheme="minorHAnsi"/>
-        </w:rPr>
-        <w:t xml:space="preserve">, DVC, </w:t>
+        <w:t xml:space="preserve"> on, helping teams build and manage ML models in a reliable, scalable way. Tools use are Kubeflow, DVC, </w:t>
       </w:r>
       <w:proofErr w:type="spellStart"/>
       <w:r>
@@ -2243,21 +2503,7 @@
         <w:rPr>
           <w:rFonts w:cstheme="minorHAnsi"/>
         </w:rPr>
-        <w:t xml:space="preserve"> (</w:t>
-      </w:r>
-      <w:proofErr w:type="spellStart"/>
-      <w:r>
-        <w:rPr>
-          <w:rFonts w:cstheme="minorHAnsi"/>
-        </w:rPr>
-        <w:t>google</w:t>
-      </w:r>
-      <w:proofErr w:type="spellEnd"/>
-      <w:r>
-        <w:rPr>
-          <w:rFonts w:cstheme="minorHAnsi"/>
-        </w:rPr>
-        <w:t xml:space="preserve">), PYCARET, </w:t>
+        <w:t xml:space="preserve"> (google), PYCARET, </w:t>
       </w:r>
       <w:proofErr w:type="spellStart"/>
       <w:r>
@@ -2432,7 +2678,14 @@
         <w:rPr>
           <w:rFonts w:cstheme="minorHAnsi"/>
         </w:rPr>
-        <w:t xml:space="preserve"> where models are tracked from development to deployment, ensuring that the best-performing models are readily available for production. The model registry is essential for managing the complexity of deploying and maintaining models in a reliable and reproducible manner.</w:t>
+        <w:t xml:space="preserve"> where models are tracked from development to deployment, ensuring that the best-performing models </w:t>
+      </w:r>
+      <w:r>
+        <w:rPr>
+          <w:rFonts w:cstheme="minorHAnsi"/>
+        </w:rPr>
+        <w:lastRenderedPageBreak/>
+        <w:t>are readily available for production. The model registry is essential for managing the complexity of deploying and maintaining models in a reliable and reproducible manner.</w:t>
       </w:r>
     </w:p>
     <w:p>
@@ -2658,7 +2911,6 @@
     </w:p>
     <w:p>
       <w:r>
-        <w:lastRenderedPageBreak/>
         <w:br w:type="page"/>
       </w:r>
     </w:p>
@@ -2825,15 +3077,7 @@
       </w:r>
       <w:proofErr w:type="spellEnd"/>
       <w:r>
-        <w:t xml:space="preserve"> to define the ML pipeline stages (commands, inputs, </w:t>
-      </w:r>
-      <w:proofErr w:type="gramStart"/>
-      <w:r>
-        <w:t>outputs</w:t>
-      </w:r>
-      <w:proofErr w:type="gramEnd"/>
-      <w:r>
-        <w:t xml:space="preserve">), </w:t>
+        <w:t xml:space="preserve"> to define the ML pipeline stages (commands, inputs, outputs), </w:t>
       </w:r>
       <w:proofErr w:type="spellStart"/>
       <w:r>
@@ -2847,15 +3091,7 @@
       </w:r>
       <w:proofErr w:type="spellEnd"/>
       <w:r>
-        <w:t xml:space="preserve"> to track </w:t>
-      </w:r>
-      <w:proofErr w:type="spellStart"/>
-      <w:r>
-        <w:t>hyperparameters</w:t>
-      </w:r>
-      <w:proofErr w:type="spellEnd"/>
-      <w:r>
-        <w:t xml:space="preserve">, and </w:t>
+        <w:t xml:space="preserve"> to track hyperparameters, and </w:t>
       </w:r>
       <w:r>
         <w:rPr>
@@ -3098,8 +3334,18 @@
           <w:b/>
           <w:lang w:eastAsia="en-IN"/>
         </w:rPr>
-        <w:t xml:space="preserve"> dag</w:t>
-      </w:r>
+        <w:t xml:space="preserve"> </w:t>
+      </w:r>
+      <w:proofErr w:type="spellStart"/>
+      <w:r>
+        <w:rPr>
+          <w:rFonts w:eastAsia="Times New Roman" w:cstheme="minorHAnsi"/>
+          <w:b/>
+          <w:lang w:eastAsia="en-IN"/>
+        </w:rPr>
+        <w:t>dag</w:t>
+      </w:r>
+      <w:proofErr w:type="spellEnd"/>
       <w:r>
         <w:rPr>
           <w:rFonts w:eastAsia="Times New Roman" w:cstheme="minorHAnsi"/>
@@ -3532,23 +3778,13 @@
           <w:lang w:eastAsia="en-IN"/>
         </w:rPr>
       </w:pPr>
-      <w:proofErr w:type="gramStart"/>
-      <w:r>
-        <w:rPr>
-          <w:rFonts w:eastAsia="Times New Roman" w:cstheme="minorHAnsi"/>
-          <w:bCs/>
-          <w:lang w:eastAsia="en-IN"/>
-        </w:rPr>
-        <w:t>e.g</w:t>
-      </w:r>
-      <w:proofErr w:type="gramEnd"/>
-      <w:r>
-        <w:rPr>
-          <w:rFonts w:eastAsia="Times New Roman" w:cstheme="minorHAnsi"/>
-          <w:bCs/>
-          <w:lang w:eastAsia="en-IN"/>
-        </w:rPr>
-        <w:t xml:space="preserve">. </w:t>
+      <w:r>
+        <w:rPr>
+          <w:rFonts w:eastAsia="Times New Roman" w:cstheme="minorHAnsi"/>
+          <w:bCs/>
+          <w:lang w:eastAsia="en-IN"/>
+        </w:rPr>
+        <w:t xml:space="preserve">e.g. def </w:t>
       </w:r>
       <w:proofErr w:type="spellStart"/>
       <w:r>
@@ -3557,7 +3793,7 @@
           <w:bCs/>
           <w:lang w:eastAsia="en-IN"/>
         </w:rPr>
-        <w:t>def</w:t>
+        <w:t>load_data</w:t>
       </w:r>
       <w:proofErr w:type="spellEnd"/>
       <w:r>
@@ -3566,136 +3802,91 @@
           <w:bCs/>
           <w:lang w:eastAsia="en-IN"/>
         </w:rPr>
+        <w:t>(</w:t>
+      </w:r>
+      <w:r>
+        <w:rPr>
+          <w:rFonts w:eastAsia="Times New Roman" w:cstheme="minorHAnsi"/>
+          <w:b/>
+          <w:lang w:eastAsia="en-IN"/>
+        </w:rPr>
+        <w:t xml:space="preserve">path : str) -&gt; </w:t>
+      </w:r>
+      <w:proofErr w:type="spellStart"/>
+      <w:r>
+        <w:rPr>
+          <w:rFonts w:eastAsia="Times New Roman" w:cstheme="minorHAnsi"/>
+          <w:b/>
+          <w:lang w:eastAsia="en-IN"/>
+        </w:rPr>
+        <w:t>pd.DataFrame</w:t>
+      </w:r>
+      <w:proofErr w:type="spellEnd"/>
+      <w:r>
+        <w:rPr>
+          <w:rFonts w:eastAsia="Times New Roman" w:cstheme="minorHAnsi"/>
+          <w:bCs/>
+          <w:lang w:eastAsia="en-IN"/>
+        </w:rPr>
+        <w:t>:</w:t>
+      </w:r>
+    </w:p>
+    <w:p>
+      <w:pPr>
+        <w:spacing w:after="0" w:line="240" w:lineRule="auto"/>
+        <w:jc w:val="both"/>
+        <w:rPr>
+          <w:rFonts w:eastAsia="Times New Roman" w:cstheme="minorHAnsi"/>
+          <w:bCs/>
+          <w:lang w:eastAsia="en-IN"/>
+        </w:rPr>
+      </w:pPr>
+      <w:r>
+        <w:rPr>
+          <w:rFonts w:eastAsia="Times New Roman" w:cstheme="minorHAnsi"/>
+          <w:bCs/>
+          <w:lang w:eastAsia="en-IN"/>
+        </w:rPr>
+        <w:tab/>
+        <w:t>pass</w:t>
+      </w:r>
+    </w:p>
+    <w:p>
+      <w:pPr>
+        <w:spacing w:after="0" w:line="240" w:lineRule="auto"/>
+        <w:jc w:val="both"/>
+        <w:rPr>
+          <w:rFonts w:eastAsia="Times New Roman" w:cstheme="minorHAnsi"/>
+          <w:bCs/>
+          <w:lang w:eastAsia="en-IN"/>
+        </w:rPr>
+      </w:pPr>
+    </w:p>
+    <w:p>
+      <w:pPr>
+        <w:spacing w:after="0" w:line="240" w:lineRule="auto"/>
+        <w:jc w:val="both"/>
+        <w:rPr>
+          <w:rFonts w:eastAsia="Times New Roman" w:cstheme="minorHAnsi"/>
+          <w:lang w:eastAsia="en-IN"/>
+        </w:rPr>
+      </w:pPr>
+      <w:r>
+        <w:rPr>
+          <w:rFonts w:eastAsia="Times New Roman" w:cstheme="minorHAnsi"/>
+          <w:b/>
+          <w:lang w:eastAsia="en-IN"/>
+        </w:rPr>
+        <w:t>Logging:</w:t>
+      </w:r>
+      <w:r>
+        <w:rPr>
+          <w:rFonts w:eastAsia="Times New Roman" w:cstheme="minorHAnsi"/>
+          <w:b/>
+          <w:lang w:eastAsia="en-IN"/>
+        </w:rPr>
         <w:t xml:space="preserve"> </w:t>
       </w:r>
-      <w:proofErr w:type="spellStart"/>
-      <w:r>
-        <w:rPr>
-          <w:rFonts w:eastAsia="Times New Roman" w:cstheme="minorHAnsi"/>
-          <w:bCs/>
-          <w:lang w:eastAsia="en-IN"/>
-        </w:rPr>
-        <w:t>load_data</w:t>
-      </w:r>
-      <w:proofErr w:type="spellEnd"/>
-      <w:r>
-        <w:rPr>
-          <w:rFonts w:eastAsia="Times New Roman" w:cstheme="minorHAnsi"/>
-          <w:bCs/>
-          <w:lang w:eastAsia="en-IN"/>
-        </w:rPr>
-        <w:t>(</w:t>
-      </w:r>
-      <w:r>
-        <w:rPr>
-          <w:rFonts w:eastAsia="Times New Roman" w:cstheme="minorHAnsi"/>
-          <w:b/>
-          <w:lang w:eastAsia="en-IN"/>
-        </w:rPr>
-        <w:t xml:space="preserve">path : </w:t>
-      </w:r>
-      <w:proofErr w:type="spellStart"/>
-      <w:r>
-        <w:rPr>
-          <w:rFonts w:eastAsia="Times New Roman" w:cstheme="minorHAnsi"/>
-          <w:b/>
-          <w:lang w:eastAsia="en-IN"/>
-        </w:rPr>
-        <w:t>str</w:t>
-      </w:r>
-      <w:proofErr w:type="spellEnd"/>
-      <w:r>
-        <w:rPr>
-          <w:rFonts w:eastAsia="Times New Roman" w:cstheme="minorHAnsi"/>
-          <w:b/>
-          <w:lang w:eastAsia="en-IN"/>
-        </w:rPr>
-        <w:t xml:space="preserve">) -&gt; </w:t>
-      </w:r>
-      <w:proofErr w:type="spellStart"/>
-      <w:r>
-        <w:rPr>
-          <w:rFonts w:eastAsia="Times New Roman" w:cstheme="minorHAnsi"/>
-          <w:b/>
-          <w:lang w:eastAsia="en-IN"/>
-        </w:rPr>
-        <w:t>pd.DataFrame</w:t>
-      </w:r>
-      <w:proofErr w:type="spellEnd"/>
-      <w:r>
-        <w:rPr>
-          <w:rFonts w:eastAsia="Times New Roman" w:cstheme="minorHAnsi"/>
-          <w:bCs/>
-          <w:lang w:eastAsia="en-IN"/>
-        </w:rPr>
-        <w:t>:</w:t>
-      </w:r>
-    </w:p>
-    <w:p>
-      <w:pPr>
-        <w:spacing w:after="0" w:line="240" w:lineRule="auto"/>
-        <w:jc w:val="both"/>
-        <w:rPr>
-          <w:rFonts w:eastAsia="Times New Roman" w:cstheme="minorHAnsi"/>
-          <w:bCs/>
-          <w:lang w:eastAsia="en-IN"/>
-        </w:rPr>
-      </w:pPr>
-      <w:r>
-        <w:rPr>
-          <w:rFonts w:eastAsia="Times New Roman" w:cstheme="minorHAnsi"/>
-          <w:bCs/>
-          <w:lang w:eastAsia="en-IN"/>
-        </w:rPr>
-        <w:tab/>
-      </w:r>
-      <w:proofErr w:type="gramStart"/>
-      <w:r>
-        <w:rPr>
-          <w:rFonts w:eastAsia="Times New Roman" w:cstheme="minorHAnsi"/>
-          <w:bCs/>
-          <w:lang w:eastAsia="en-IN"/>
-        </w:rPr>
-        <w:t>pass</w:t>
-      </w:r>
-      <w:proofErr w:type="gramEnd"/>
-    </w:p>
-    <w:p>
-      <w:pPr>
-        <w:spacing w:after="0" w:line="240" w:lineRule="auto"/>
-        <w:jc w:val="both"/>
-        <w:rPr>
-          <w:rFonts w:eastAsia="Times New Roman" w:cstheme="minorHAnsi"/>
-          <w:bCs/>
-          <w:lang w:eastAsia="en-IN"/>
-        </w:rPr>
-      </w:pPr>
-    </w:p>
-    <w:p>
-      <w:pPr>
-        <w:spacing w:after="0" w:line="240" w:lineRule="auto"/>
-        <w:jc w:val="both"/>
-        <w:rPr>
-          <w:rFonts w:eastAsia="Times New Roman" w:cstheme="minorHAnsi"/>
-          <w:lang w:eastAsia="en-IN"/>
-        </w:rPr>
-      </w:pPr>
-      <w:r>
-        <w:rPr>
-          <w:rFonts w:eastAsia="Times New Roman" w:cstheme="minorHAnsi"/>
-          <w:b/>
-          <w:lang w:eastAsia="en-IN"/>
-        </w:rPr>
-        <w:t>Logging:</w:t>
-      </w:r>
-      <w:r>
-        <w:rPr>
-          <w:rFonts w:eastAsia="Times New Roman" w:cstheme="minorHAnsi"/>
-          <w:b/>
-          <w:lang w:eastAsia="en-IN"/>
-        </w:rPr>
-        <w:t xml:space="preserve"> </w:t>
-      </w:r>
       <w:r>
         <w:rPr>
           <w:rFonts w:eastAsia="Times New Roman" w:cstheme="minorHAnsi"/>
@@ -3736,7 +3927,15 @@
           <w:rFonts w:eastAsia="Times New Roman" w:cstheme="minorHAnsi"/>
           <w:lang w:eastAsia="en-IN"/>
         </w:rPr>
-        <w:t xml:space="preserve"> elements are logger, handler, formatter etc. set these all three and then connect formatter to handler and then handler to logger. Meanwhile do set the levels of the logger and handler while creating the objects of these. Once a level is set at the start</w:t>
+        <w:t xml:space="preserve"> elements are logger, handler, formatter etc. set these all three and then connect formatter to handler and then handler to logger. Meanwhile do set the levels of the </w:t>
+      </w:r>
+      <w:r>
+        <w:rPr>
+          <w:rFonts w:eastAsia="Times New Roman" w:cstheme="minorHAnsi"/>
+          <w:lang w:eastAsia="en-IN"/>
+        </w:rPr>
+        <w:lastRenderedPageBreak/>
+        <w:t>logger and handler while creating the objects of these. Once a level is set at the start</w:t>
       </w:r>
       <w:r>
         <w:rPr>
@@ -3811,21 +4010,14 @@
     </w:p>
     <w:p>
       <w:pPr>
-        <w:spacing w:after="0"/>
-        <w:jc w:val="both"/>
-        <w:rPr>
-          <w:b/>
-          <w:bCs/>
-        </w:rPr>
-      </w:pPr>
-      <w:r>
-        <w:rPr>
-          <w:b/>
-          <w:bCs/>
-        </w:rPr>
+        <w:pStyle w:val="Heading1"/>
+      </w:pPr>
+      <w:bookmarkStart w:id="0" w:name="_Toc207862214"/>
+      <w:r>
         <w:lastRenderedPageBreak/>
         <w:t>Version Control:</w:t>
       </w:r>
+      <w:bookmarkEnd w:id="0"/>
     </w:p>
     <w:p>
       <w:pPr>
@@ -4034,15 +4226,21 @@
       <w:pPr>
         <w:pStyle w:val="NormalWeb"/>
         <w:jc w:val="both"/>
+        <w:rPr>
+          <w:rFonts w:asciiTheme="minorHAnsi" w:hAnsiTheme="minorHAnsi"/>
+        </w:rPr>
       </w:pPr>
       <w:r>
         <w:rPr>
           <w:rStyle w:val="Strong"/>
-          <w:rFonts w:eastAsiaTheme="majorEastAsia"/>
+          <w:rFonts w:asciiTheme="minorHAnsi" w:eastAsiaTheme="majorEastAsia" w:hAnsiTheme="minorHAnsi"/>
         </w:rPr>
         <w:t>Centralized VCS (CVCS):</w:t>
       </w:r>
       <w:r>
+        <w:rPr>
+          <w:rFonts w:asciiTheme="minorHAnsi" w:hAnsiTheme="minorHAnsi"/>
+        </w:rPr>
         <w:t xml:space="preserve"> A centralized version control system stores the entire project and its history on a single central server, and developers check out the latest version from that server, make changes, and then commit them back. It’s simple to use and ensures everyone works from one source of truth, but if the server or network fails, collaboration stops and history access may be lost.</w:t>
       </w:r>
     </w:p>
@@ -4050,15 +4248,21 @@
       <w:pPr>
         <w:pStyle w:val="NormalWeb"/>
         <w:jc w:val="both"/>
+        <w:rPr>
+          <w:rFonts w:asciiTheme="minorHAnsi" w:hAnsiTheme="minorHAnsi"/>
+        </w:rPr>
       </w:pPr>
       <w:r>
         <w:rPr>
           <w:rStyle w:val="Strong"/>
-          <w:rFonts w:eastAsiaTheme="majorEastAsia"/>
+          <w:rFonts w:asciiTheme="minorHAnsi" w:eastAsiaTheme="majorEastAsia" w:hAnsiTheme="minorHAnsi"/>
         </w:rPr>
         <w:t>Distributed VCS (DVCS):</w:t>
       </w:r>
       <w:r>
+        <w:rPr>
+          <w:rFonts w:asciiTheme="minorHAnsi" w:hAnsiTheme="minorHAnsi"/>
+        </w:rPr>
         <w:t xml:space="preserve"> A distributed version control system gives every developer a complete copy of the repository, including its entire history, on their local machine, allowing them to work offline, commit locally, and later sync changes with others or a remote server. It’s faster, more resilient, and avoids single points of failure, though it’s a bit more complex to learn than centralized systems.</w:t>
       </w:r>
     </w:p>
@@ -4084,21 +4288,33 @@
         <w:pStyle w:val="NormalWeb"/>
         <w:spacing w:before="0" w:beforeAutospacing="0" w:after="0" w:afterAutospacing="0"/>
         <w:jc w:val="both"/>
+        <w:rPr>
+          <w:rFonts w:asciiTheme="minorHAnsi" w:hAnsiTheme="minorHAnsi"/>
+        </w:rPr>
       </w:pPr>
       <w:r>
         <w:rPr>
           <w:rStyle w:val="Strong"/>
-          <w:rFonts w:eastAsiaTheme="majorEastAsia"/>
+          <w:rFonts w:asciiTheme="minorHAnsi" w:eastAsiaTheme="majorEastAsia" w:hAnsiTheme="minorHAnsi"/>
         </w:rPr>
         <w:t>Version control</w:t>
       </w:r>
       <w:r>
+        <w:rPr>
+          <w:rFonts w:asciiTheme="minorHAnsi" w:hAnsiTheme="minorHAnsi"/>
+        </w:rPr>
         <w:t xml:space="preserve"> → </w:t>
       </w:r>
       <w:r>
+        <w:rPr>
+          <w:rFonts w:asciiTheme="minorHAnsi" w:hAnsiTheme="minorHAnsi"/>
+        </w:rPr>
         <w:t>maintains</w:t>
       </w:r>
       <w:r>
+        <w:rPr>
+          <w:rFonts w:asciiTheme="minorHAnsi" w:hAnsiTheme="minorHAnsi"/>
+        </w:rPr>
         <w:t xml:space="preserve"> a complete history of changes, making it easy to track, compare, and roll back to earlier versions.</w:t>
       </w:r>
     </w:p>
@@ -4107,15 +4323,21 @@
         <w:pStyle w:val="NormalWeb"/>
         <w:spacing w:before="0" w:beforeAutospacing="0" w:after="0" w:afterAutospacing="0"/>
         <w:jc w:val="both"/>
+        <w:rPr>
+          <w:rFonts w:asciiTheme="minorHAnsi" w:hAnsiTheme="minorHAnsi"/>
+        </w:rPr>
       </w:pPr>
       <w:r>
         <w:rPr>
           <w:rStyle w:val="Strong"/>
-          <w:rFonts w:eastAsiaTheme="majorEastAsia"/>
+          <w:rFonts w:asciiTheme="minorHAnsi" w:eastAsiaTheme="majorEastAsia" w:hAnsiTheme="minorHAnsi"/>
         </w:rPr>
         <w:t>Bug fixing</w:t>
       </w:r>
       <w:r>
+        <w:rPr>
+          <w:rFonts w:asciiTheme="minorHAnsi" w:hAnsiTheme="minorHAnsi"/>
+        </w:rPr>
         <w:t xml:space="preserve"> → Developers can identify when a bug was introduced and revert or patch the affected version without disturbing the rest of the project.</w:t>
       </w:r>
     </w:p>
@@ -4124,15 +4346,21 @@
         <w:pStyle w:val="NormalWeb"/>
         <w:spacing w:before="0" w:beforeAutospacing="0" w:after="0" w:afterAutospacing="0"/>
         <w:jc w:val="both"/>
+        <w:rPr>
+          <w:rFonts w:asciiTheme="minorHAnsi" w:hAnsiTheme="minorHAnsi"/>
+        </w:rPr>
       </w:pPr>
       <w:r>
         <w:rPr>
           <w:rStyle w:val="Strong"/>
-          <w:rFonts w:eastAsiaTheme="majorEastAsia"/>
+          <w:rFonts w:asciiTheme="minorHAnsi" w:eastAsiaTheme="majorEastAsia" w:hAnsiTheme="minorHAnsi"/>
         </w:rPr>
         <w:t>Non-linear development</w:t>
       </w:r>
       <w:r>
+        <w:rPr>
+          <w:rFonts w:asciiTheme="minorHAnsi" w:hAnsiTheme="minorHAnsi"/>
+        </w:rPr>
         <w:t xml:space="preserve"> → Branching allows developers to work on multiple features, experiments, or fixes in parallel without interfering with the main codebase.</w:t>
       </w:r>
     </w:p>
@@ -4141,21 +4369,33 @@
         <w:pStyle w:val="NormalWeb"/>
         <w:spacing w:before="0" w:beforeAutospacing="0" w:after="0" w:afterAutospacing="0"/>
         <w:jc w:val="both"/>
+        <w:rPr>
+          <w:rFonts w:asciiTheme="minorHAnsi" w:hAnsiTheme="minorHAnsi"/>
+        </w:rPr>
       </w:pPr>
       <w:r>
         <w:rPr>
           <w:rStyle w:val="Strong"/>
-          <w:rFonts w:eastAsiaTheme="majorEastAsia"/>
+          <w:rFonts w:asciiTheme="minorHAnsi" w:eastAsiaTheme="majorEastAsia" w:hAnsiTheme="minorHAnsi"/>
         </w:rPr>
         <w:t>Collaborative development</w:t>
       </w:r>
       <w:r>
+        <w:rPr>
+          <w:rFonts w:asciiTheme="minorHAnsi" w:hAnsiTheme="minorHAnsi"/>
+        </w:rPr>
         <w:t xml:space="preserve"> → </w:t>
       </w:r>
       <w:r>
+        <w:rPr>
+          <w:rFonts w:asciiTheme="minorHAnsi" w:hAnsiTheme="minorHAnsi"/>
+        </w:rPr>
         <w:t>multiple</w:t>
       </w:r>
       <w:r>
+        <w:rPr>
+          <w:rFonts w:asciiTheme="minorHAnsi" w:hAnsiTheme="minorHAnsi"/>
+        </w:rPr>
         <w:t xml:space="preserve"> people can work together on the same project, merge their contributions, and resolve conflicts efficiently.</w:t>
       </w:r>
     </w:p>
@@ -4164,6 +4404,9 @@
         <w:pStyle w:val="NormalWeb"/>
         <w:spacing w:before="0" w:beforeAutospacing="0" w:after="0" w:afterAutospacing="0"/>
         <w:jc w:val="both"/>
+        <w:rPr>
+          <w:rFonts w:asciiTheme="minorHAnsi" w:hAnsiTheme="minorHAnsi"/>
+        </w:rPr>
       </w:pPr>
     </w:p>
     <w:p>
@@ -4171,6 +4414,9 @@
         <w:pStyle w:val="NormalWeb"/>
         <w:spacing w:before="0" w:beforeAutospacing="0" w:after="0" w:afterAutospacing="0"/>
         <w:jc w:val="both"/>
+        <w:rPr>
+          <w:rFonts w:asciiTheme="minorHAnsi" w:hAnsiTheme="minorHAnsi"/>
+        </w:rPr>
       </w:pPr>
     </w:p>
     <w:p>
@@ -4178,6 +4424,9 @@
         <w:pStyle w:val="NormalWeb"/>
         <w:spacing w:before="0" w:beforeAutospacing="0" w:after="0" w:afterAutospacing="0"/>
         <w:jc w:val="both"/>
+        <w:rPr>
+          <w:rFonts w:asciiTheme="minorHAnsi" w:hAnsiTheme="minorHAnsi"/>
+        </w:rPr>
       </w:pPr>
     </w:p>
     <w:p>
@@ -4185,6 +4434,9 @@
         <w:pStyle w:val="NormalWeb"/>
         <w:spacing w:before="0" w:beforeAutospacing="0" w:after="0" w:afterAutospacing="0"/>
         <w:jc w:val="both"/>
+        <w:rPr>
+          <w:rFonts w:asciiTheme="minorHAnsi" w:hAnsiTheme="minorHAnsi"/>
+        </w:rPr>
       </w:pPr>
     </w:p>
     <w:p>
@@ -4192,6 +4444,9 @@
         <w:pStyle w:val="NormalWeb"/>
         <w:spacing w:before="0" w:beforeAutospacing="0" w:after="0" w:afterAutospacing="0"/>
         <w:jc w:val="both"/>
+        <w:rPr>
+          <w:rFonts w:asciiTheme="minorHAnsi" w:hAnsiTheme="minorHAnsi"/>
+        </w:rPr>
       </w:pPr>
     </w:p>
     <w:p>
@@ -4200,14 +4455,15 @@
         <w:spacing w:before="0" w:beforeAutospacing="0" w:after="0" w:afterAutospacing="0"/>
         <w:jc w:val="both"/>
         <w:rPr>
-          <w:b/>
-        </w:rPr>
-      </w:pPr>
-      <w:r>
-        <w:rPr>
-          <w:b/>
-        </w:rPr>
-        <w:lastRenderedPageBreak/>
+          <w:rFonts w:asciiTheme="minorHAnsi" w:hAnsiTheme="minorHAnsi"/>
+          <w:b/>
+        </w:rPr>
+      </w:pPr>
+      <w:r>
+        <w:rPr>
+          <w:rFonts w:asciiTheme="minorHAnsi" w:hAnsiTheme="minorHAnsi"/>
+          <w:b/>
+        </w:rPr>
         <w:t>GIT Terminology:</w:t>
       </w:r>
     </w:p>
@@ -4258,7 +4514,7 @@
                     <pic:cNvPicPr/>
                   </pic:nvPicPr>
                   <pic:blipFill rotWithShape="1">
-                    <a:blip r:embed="rId8"/>
+                    <a:blip r:embed="rId9"/>
                     <a:srcRect l="12451" t="22421" r="35723" b="31076"/>
                     <a:stretch/>
                   </pic:blipFill>
@@ -4296,7 +4552,7 @@
         <w:spacing w:after="120" w:line="240" w:lineRule="auto"/>
         <w:jc w:val="both"/>
         <w:rPr>
-          <w:rFonts w:ascii="Times New Roman" w:hAnsi="Times New Roman" w:cs="Times New Roman"/>
+          <w:rFonts w:cs="Times New Roman"/>
         </w:rPr>
       </w:pPr>
       <w:r>
@@ -4309,7 +4565,7 @@
       <w:r>
         <w:rPr>
           <w:rStyle w:val="HTMLCode"/>
-          <w:rFonts w:eastAsiaTheme="majorEastAsia"/>
+          <w:rFonts w:asciiTheme="minorHAnsi" w:eastAsiaTheme="majorEastAsia" w:hAnsiTheme="minorHAnsi"/>
         </w:rPr>
         <w:t xml:space="preserve">git </w:t>
       </w:r>
@@ -4317,7 +4573,7 @@
       <w:r>
         <w:rPr>
           <w:rStyle w:val="HTMLCode"/>
-          <w:rFonts w:eastAsiaTheme="majorEastAsia"/>
+          <w:rFonts w:asciiTheme="minorHAnsi" w:eastAsiaTheme="majorEastAsia" w:hAnsiTheme="minorHAnsi"/>
         </w:rPr>
         <w:t>init</w:t>
       </w:r>
@@ -4336,14 +4592,14 @@
       </w:r>
       <w:r>
         <w:rPr>
-          <w:rFonts w:ascii="Times New Roman" w:hAnsi="Times New Roman" w:cs="Times New Roman"/>
+          <w:rFonts w:cs="Times New Roman"/>
         </w:rPr>
         <w:t xml:space="preserve">hidden </w:t>
       </w:r>
       <w:r>
         <w:rPr>
           <w:rStyle w:val="HTMLCode"/>
-          <w:rFonts w:ascii="Times New Roman" w:eastAsiaTheme="majorEastAsia" w:hAnsi="Times New Roman" w:cs="Times New Roman"/>
+          <w:rFonts w:asciiTheme="minorHAnsi" w:eastAsiaTheme="majorEastAsia" w:hAnsiTheme="minorHAnsi" w:cs="Times New Roman"/>
           <w:sz w:val="24"/>
           <w:szCs w:val="24"/>
         </w:rPr>
@@ -4351,7 +4607,7 @@
       </w:r>
       <w:r>
         <w:rPr>
-          <w:rFonts w:ascii="Times New Roman" w:hAnsi="Times New Roman" w:cs="Times New Roman"/>
+          <w:rFonts w:cs="Times New Roman"/>
         </w:rPr>
         <w:t xml:space="preserve"> folder that Git uses to manage versions.</w:t>
       </w:r>
@@ -4366,19 +4622,19 @@
         <w:spacing w:after="120" w:line="240" w:lineRule="auto"/>
         <w:jc w:val="both"/>
         <w:rPr>
-          <w:rFonts w:ascii="Times New Roman" w:hAnsi="Times New Roman" w:cs="Times New Roman"/>
-        </w:rPr>
-      </w:pPr>
-      <w:r>
-        <w:rPr>
-          <w:rFonts w:ascii="Times New Roman" w:hAnsi="Times New Roman" w:cs="Times New Roman"/>
+          <w:rFonts w:cs="Times New Roman"/>
+        </w:rPr>
+      </w:pPr>
+      <w:r>
+        <w:rPr>
+          <w:rFonts w:cs="Times New Roman"/>
           <w:b/>
         </w:rPr>
         <w:t>Cloning repo:</w:t>
       </w:r>
       <w:r>
         <w:rPr>
-          <w:rFonts w:ascii="Times New Roman" w:hAnsi="Times New Roman" w:cs="Times New Roman"/>
+          <w:rFonts w:cs="Times New Roman"/>
         </w:rPr>
         <w:t xml:space="preserve"> git clone </w:t>
       </w:r>
@@ -4393,19 +4649,19 @@
         <w:spacing w:after="120" w:line="240" w:lineRule="auto"/>
         <w:jc w:val="both"/>
         <w:rPr>
-          <w:rFonts w:ascii="Times New Roman" w:hAnsi="Times New Roman" w:cs="Times New Roman"/>
-        </w:rPr>
-      </w:pPr>
-      <w:r>
-        <w:rPr>
-          <w:rFonts w:ascii="Times New Roman" w:hAnsi="Times New Roman" w:cs="Times New Roman"/>
+          <w:rFonts w:cs="Times New Roman"/>
+        </w:rPr>
+      </w:pPr>
+      <w:r>
+        <w:rPr>
+          <w:rFonts w:cs="Times New Roman"/>
           <w:b/>
         </w:rPr>
         <w:t>Status:</w:t>
       </w:r>
       <w:r>
         <w:rPr>
-          <w:rFonts w:ascii="Times New Roman" w:hAnsi="Times New Roman" w:cs="Times New Roman"/>
+          <w:rFonts w:cs="Times New Roman"/>
         </w:rPr>
         <w:t xml:space="preserve"> Specifically, it tells you:</w:t>
       </w:r>
@@ -4419,7 +4675,7 @@
         <w:spacing w:after="100" w:afterAutospacing="1" w:line="240" w:lineRule="auto"/>
         <w:jc w:val="both"/>
         <w:rPr>
-          <w:rFonts w:ascii="Times New Roman" w:eastAsia="Times New Roman" w:hAnsi="Times New Roman" w:cs="Times New Roman"/>
+          <w:rFonts w:eastAsia="Times New Roman" w:cs="Times New Roman"/>
           <w:kern w:val="0"/>
           <w:lang w:eastAsia="en-IN"/>
           <w14:ligatures w14:val="none"/>
@@ -4427,7 +4683,7 @@
       </w:pPr>
       <w:r>
         <w:rPr>
-          <w:rFonts w:ascii="Times New Roman" w:eastAsia="Times New Roman" w:hAnsi="Times New Roman" w:cs="Times New Roman"/>
+          <w:rFonts w:eastAsia="Times New Roman" w:cs="Times New Roman"/>
           <w:kern w:val="0"/>
           <w:lang w:eastAsia="en-IN"/>
           <w14:ligatures w14:val="none"/>
@@ -4436,7 +4692,7 @@
       </w:r>
       <w:r>
         <w:rPr>
-          <w:rFonts w:ascii="Times New Roman" w:eastAsia="Times New Roman" w:hAnsi="Times New Roman" w:cs="Times New Roman"/>
+          <w:rFonts w:eastAsia="Times New Roman" w:cs="Times New Roman"/>
           <w:b/>
           <w:bCs/>
           <w:kern w:val="0"/>
@@ -4447,7 +4703,7 @@
       </w:r>
       <w:r>
         <w:rPr>
-          <w:rFonts w:ascii="Times New Roman" w:eastAsia="Times New Roman" w:hAnsi="Times New Roman" w:cs="Times New Roman"/>
+          <w:rFonts w:eastAsia="Times New Roman" w:cs="Times New Roman"/>
           <w:kern w:val="0"/>
           <w:lang w:eastAsia="en-IN"/>
           <w14:ligatures w14:val="none"/>
@@ -4464,7 +4720,7 @@
         <w:spacing w:after="100" w:afterAutospacing="1" w:line="240" w:lineRule="auto"/>
         <w:jc w:val="both"/>
         <w:rPr>
-          <w:rFonts w:ascii="Times New Roman" w:eastAsia="Times New Roman" w:hAnsi="Times New Roman" w:cs="Times New Roman"/>
+          <w:rFonts w:eastAsia="Times New Roman" w:cs="Times New Roman"/>
           <w:kern w:val="0"/>
           <w:lang w:eastAsia="en-IN"/>
           <w14:ligatures w14:val="none"/>
@@ -4472,7 +4728,7 @@
       </w:pPr>
       <w:r>
         <w:rPr>
-          <w:rFonts w:ascii="Times New Roman" w:eastAsia="Times New Roman" w:hAnsi="Times New Roman" w:cs="Times New Roman"/>
+          <w:rFonts w:eastAsia="Times New Roman" w:cs="Times New Roman"/>
           <w:kern w:val="0"/>
           <w:lang w:eastAsia="en-IN"/>
           <w14:ligatures w14:val="none"/>
@@ -4481,7 +4737,7 @@
       </w:r>
       <w:r>
         <w:rPr>
-          <w:rFonts w:ascii="Times New Roman" w:eastAsia="Times New Roman" w:hAnsi="Times New Roman" w:cs="Times New Roman"/>
+          <w:rFonts w:eastAsia="Times New Roman" w:cs="Times New Roman"/>
           <w:b/>
           <w:bCs/>
           <w:kern w:val="0"/>
@@ -4492,7 +4748,7 @@
       </w:r>
       <w:r>
         <w:rPr>
-          <w:rFonts w:ascii="Times New Roman" w:eastAsia="Times New Roman" w:hAnsi="Times New Roman" w:cs="Times New Roman"/>
+          <w:rFonts w:eastAsia="Times New Roman" w:cs="Times New Roman"/>
           <w:kern w:val="0"/>
           <w:lang w:eastAsia="en-IN"/>
           <w14:ligatures w14:val="none"/>
@@ -4509,7 +4765,7 @@
         <w:spacing w:after="100" w:afterAutospacing="1" w:line="240" w:lineRule="auto"/>
         <w:jc w:val="both"/>
         <w:rPr>
-          <w:rFonts w:ascii="Times New Roman" w:eastAsia="Times New Roman" w:hAnsi="Times New Roman" w:cs="Times New Roman"/>
+          <w:rFonts w:eastAsia="Times New Roman" w:cs="Times New Roman"/>
           <w:kern w:val="0"/>
           <w:lang w:eastAsia="en-IN"/>
           <w14:ligatures w14:val="none"/>
@@ -4517,7 +4773,7 @@
       </w:pPr>
       <w:r>
         <w:rPr>
-          <w:rFonts w:ascii="Times New Roman" w:eastAsia="Times New Roman" w:hAnsi="Times New Roman" w:cs="Times New Roman"/>
+          <w:rFonts w:eastAsia="Times New Roman" w:cs="Times New Roman"/>
           <w:kern w:val="0"/>
           <w:lang w:eastAsia="en-IN"/>
           <w14:ligatures w14:val="none"/>
@@ -4526,7 +4782,7 @@
       </w:r>
       <w:r>
         <w:rPr>
-          <w:rFonts w:ascii="Times New Roman" w:eastAsia="Times New Roman" w:hAnsi="Times New Roman" w:cs="Times New Roman"/>
+          <w:rFonts w:eastAsia="Times New Roman" w:cs="Times New Roman"/>
           <w:b/>
           <w:bCs/>
           <w:kern w:val="0"/>
@@ -4537,7 +4793,7 @@
       </w:r>
       <w:r>
         <w:rPr>
-          <w:rFonts w:ascii="Times New Roman" w:eastAsia="Times New Roman" w:hAnsi="Times New Roman" w:cs="Times New Roman"/>
+          <w:rFonts w:eastAsia="Times New Roman" w:cs="Times New Roman"/>
           <w:kern w:val="0"/>
           <w:lang w:eastAsia="en-IN"/>
           <w14:ligatures w14:val="none"/>
@@ -4554,7 +4810,7 @@
         <w:spacing w:after="100" w:afterAutospacing="1" w:line="240" w:lineRule="auto"/>
         <w:jc w:val="both"/>
         <w:rPr>
-          <w:rFonts w:ascii="Times New Roman" w:eastAsia="Times New Roman" w:hAnsi="Times New Roman" w:cs="Times New Roman"/>
+          <w:rFonts w:eastAsia="Times New Roman" w:cs="Times New Roman"/>
           <w:kern w:val="0"/>
           <w:lang w:eastAsia="en-IN"/>
           <w14:ligatures w14:val="none"/>
@@ -4562,7 +4818,7 @@
       </w:pPr>
       <w:r>
         <w:rPr>
-          <w:rFonts w:ascii="Times New Roman" w:eastAsia="Times New Roman" w:hAnsi="Times New Roman" w:cs="Times New Roman"/>
+          <w:rFonts w:eastAsia="Times New Roman" w:cs="Times New Roman"/>
           <w:kern w:val="0"/>
           <w:lang w:eastAsia="en-IN"/>
           <w14:ligatures w14:val="none"/>
@@ -4571,7 +4827,7 @@
       </w:r>
       <w:r>
         <w:rPr>
-          <w:rFonts w:ascii="Times New Roman" w:eastAsia="Times New Roman" w:hAnsi="Times New Roman" w:cs="Times New Roman"/>
+          <w:rFonts w:eastAsia="Times New Roman" w:cs="Times New Roman"/>
           <w:b/>
           <w:bCs/>
           <w:kern w:val="0"/>
@@ -4582,7 +4838,7 @@
       </w:r>
       <w:r>
         <w:rPr>
-          <w:rFonts w:ascii="Times New Roman" w:eastAsia="Times New Roman" w:hAnsi="Times New Roman" w:cs="Times New Roman"/>
+          <w:rFonts w:eastAsia="Times New Roman" w:cs="Times New Roman"/>
           <w:kern w:val="0"/>
           <w:lang w:eastAsia="en-IN"/>
           <w14:ligatures w14:val="none"/>
@@ -4599,7 +4855,7 @@
         <w:spacing w:after="0" w:line="240" w:lineRule="auto"/>
         <w:jc w:val="both"/>
         <w:rPr>
-          <w:rFonts w:ascii="Times New Roman" w:eastAsia="Times New Roman" w:hAnsi="Times New Roman" w:cs="Times New Roman"/>
+          <w:rFonts w:eastAsia="Times New Roman" w:cs="Times New Roman"/>
           <w:kern w:val="0"/>
           <w:lang w:eastAsia="en-IN"/>
           <w14:ligatures w14:val="none"/>
@@ -4607,7 +4863,7 @@
       </w:pPr>
       <w:r>
         <w:rPr>
-          <w:rFonts w:ascii="Times New Roman" w:eastAsia="Times New Roman" w:hAnsi="Times New Roman" w:cs="Times New Roman"/>
+          <w:rFonts w:eastAsia="Times New Roman" w:cs="Times New Roman"/>
           <w:kern w:val="0"/>
           <w:lang w:eastAsia="en-IN"/>
           <w14:ligatures w14:val="none"/>
@@ -4616,7 +4872,7 @@
       </w:r>
       <w:r>
         <w:rPr>
-          <w:rFonts w:ascii="Times New Roman" w:eastAsia="Times New Roman" w:hAnsi="Times New Roman" w:cs="Times New Roman"/>
+          <w:rFonts w:eastAsia="Times New Roman" w:cs="Times New Roman"/>
           <w:b/>
           <w:bCs/>
           <w:kern w:val="0"/>
@@ -4627,7 +4883,7 @@
       </w:r>
       <w:r>
         <w:rPr>
-          <w:rFonts w:ascii="Times New Roman" w:eastAsia="Times New Roman" w:hAnsi="Times New Roman" w:cs="Times New Roman"/>
+          <w:rFonts w:eastAsia="Times New Roman" w:cs="Times New Roman"/>
           <w:kern w:val="0"/>
           <w:lang w:eastAsia="en-IN"/>
           <w14:ligatures w14:val="none"/>
@@ -4641,7 +4897,7 @@
         <w:ind w:left="720"/>
         <w:jc w:val="both"/>
         <w:rPr>
-          <w:rFonts w:ascii="Times New Roman" w:eastAsia="Times New Roman" w:hAnsi="Times New Roman" w:cs="Times New Roman"/>
+          <w:rFonts w:eastAsia="Times New Roman" w:cs="Times New Roman"/>
           <w:kern w:val="0"/>
           <w:lang w:eastAsia="en-IN"/>
           <w14:ligatures w14:val="none"/>
@@ -4654,28 +4910,34 @@
         <w:spacing w:before="0" w:beforeAutospacing="0" w:after="0" w:afterAutospacing="0"/>
         <w:ind w:left="360"/>
         <w:jc w:val="both"/>
+        <w:rPr>
+          <w:rFonts w:asciiTheme="minorHAnsi" w:hAnsiTheme="minorHAnsi"/>
+        </w:rPr>
       </w:pPr>
       <w:r>
         <w:rPr>
           <w:rStyle w:val="Strong"/>
-          <w:rFonts w:eastAsiaTheme="majorEastAsia"/>
+          <w:rFonts w:asciiTheme="minorHAnsi" w:eastAsiaTheme="majorEastAsia" w:hAnsiTheme="minorHAnsi"/>
         </w:rPr>
         <w:t>Untracked file</w:t>
       </w:r>
       <w:r>
+        <w:rPr>
+          <w:rFonts w:asciiTheme="minorHAnsi" w:hAnsiTheme="minorHAnsi"/>
+        </w:rPr>
         <w:t xml:space="preserve"> → A file that has </w:t>
       </w:r>
       <w:r>
         <w:rPr>
           <w:rStyle w:val="Strong"/>
-          <w:rFonts w:eastAsiaTheme="majorEastAsia"/>
+          <w:rFonts w:asciiTheme="minorHAnsi" w:eastAsiaTheme="majorEastAsia" w:hAnsiTheme="minorHAnsi"/>
         </w:rPr>
         <w:t>never been staged (</w:t>
       </w:r>
       <w:r>
         <w:rPr>
           <w:rStyle w:val="HTMLCode"/>
-          <w:rFonts w:ascii="Times New Roman" w:eastAsiaTheme="majorEastAsia" w:hAnsi="Times New Roman" w:cs="Times New Roman"/>
+          <w:rFonts w:asciiTheme="minorHAnsi" w:eastAsiaTheme="majorEastAsia" w:hAnsiTheme="minorHAnsi" w:cs="Times New Roman"/>
           <w:b/>
           <w:bCs/>
           <w:sz w:val="24"/>
@@ -4686,17 +4948,26 @@
       <w:r>
         <w:rPr>
           <w:rStyle w:val="Strong"/>
-          <w:rFonts w:eastAsiaTheme="majorEastAsia"/>
+          <w:rFonts w:asciiTheme="minorHAnsi" w:eastAsiaTheme="majorEastAsia" w:hAnsiTheme="minorHAnsi"/>
         </w:rPr>
         <w:t>) or committed</w:t>
       </w:r>
       <w:r>
+        <w:rPr>
+          <w:rFonts w:asciiTheme="minorHAnsi" w:hAnsiTheme="minorHAnsi"/>
+        </w:rPr>
         <w:t xml:space="preserve">. Git </w:t>
       </w:r>
       <w:r>
+        <w:rPr>
+          <w:rFonts w:asciiTheme="minorHAnsi" w:hAnsiTheme="minorHAnsi"/>
+        </w:rPr>
         <w:t>isn’t watching</w:t>
       </w:r>
       <w:r>
+        <w:rPr>
+          <w:rFonts w:asciiTheme="minorHAnsi" w:hAnsiTheme="minorHAnsi"/>
+        </w:rPr>
         <w:t xml:space="preserve"> it yet.</w:t>
       </w:r>
     </w:p>
@@ -4706,25 +4977,34 @@
         <w:spacing w:before="0" w:beforeAutospacing="0" w:after="0" w:afterAutospacing="0"/>
         <w:ind w:left="360"/>
         <w:jc w:val="both"/>
+        <w:rPr>
+          <w:rFonts w:asciiTheme="minorHAnsi" w:hAnsiTheme="minorHAnsi"/>
+        </w:rPr>
       </w:pPr>
       <w:r>
         <w:rPr>
           <w:rStyle w:val="Strong"/>
-          <w:rFonts w:eastAsiaTheme="majorEastAsia"/>
+          <w:rFonts w:asciiTheme="minorHAnsi" w:eastAsiaTheme="majorEastAsia" w:hAnsiTheme="minorHAnsi"/>
         </w:rPr>
         <w:t>Modified but not staged</w:t>
       </w:r>
       <w:r>
+        <w:rPr>
+          <w:rFonts w:asciiTheme="minorHAnsi" w:hAnsiTheme="minorHAnsi"/>
+        </w:rPr>
         <w:t xml:space="preserve"> → A file that was </w:t>
       </w:r>
       <w:r>
         <w:rPr>
           <w:rStyle w:val="Strong"/>
-          <w:rFonts w:eastAsiaTheme="majorEastAsia"/>
+          <w:rFonts w:asciiTheme="minorHAnsi" w:eastAsiaTheme="majorEastAsia" w:hAnsiTheme="minorHAnsi"/>
         </w:rPr>
         <w:t>staged/committed at least once before</w:t>
       </w:r>
       <w:r>
+        <w:rPr>
+          <w:rFonts w:asciiTheme="minorHAnsi" w:hAnsiTheme="minorHAnsi"/>
+        </w:rPr>
         <w:t>, but has since been edited and those new changes haven’t been staged yet.</w:t>
       </w:r>
     </w:p>
@@ -4733,7 +5013,7 @@
         <w:spacing w:after="100" w:afterAutospacing="1" w:line="240" w:lineRule="auto"/>
         <w:jc w:val="both"/>
         <w:rPr>
-          <w:rFonts w:ascii="Times New Roman" w:eastAsia="Times New Roman" w:hAnsi="Times New Roman" w:cs="Times New Roman"/>
+          <w:rFonts w:eastAsia="Times New Roman" w:cs="Times New Roman"/>
           <w:kern w:val="0"/>
           <w:lang w:eastAsia="en-IN"/>
           <w14:ligatures w14:val="none"/>
@@ -4745,7 +5025,7 @@
         <w:spacing w:after="100" w:afterAutospacing="1" w:line="240" w:lineRule="auto"/>
         <w:jc w:val="both"/>
         <w:rPr>
-          <w:rFonts w:ascii="Times New Roman" w:eastAsia="Times New Roman" w:hAnsi="Times New Roman" w:cs="Times New Roman"/>
+          <w:rFonts w:eastAsia="Times New Roman" w:cs="Times New Roman"/>
           <w:kern w:val="0"/>
           <w:lang w:eastAsia="en-IN"/>
           <w14:ligatures w14:val="none"/>
@@ -4753,7 +5033,7 @@
       </w:pPr>
       <w:r>
         <w:rPr>
-          <w:rFonts w:ascii="Times New Roman" w:eastAsia="Times New Roman" w:hAnsi="Times New Roman" w:cs="Times New Roman"/>
+          <w:rFonts w:eastAsia="Times New Roman" w:cs="Times New Roman"/>
           <w:kern w:val="0"/>
           <w:lang w:eastAsia="en-IN"/>
           <w14:ligatures w14:val="none"/>
@@ -4771,7 +5051,7 @@
         <w:spacing w:after="0" w:line="240" w:lineRule="auto"/>
         <w:jc w:val="both"/>
         <w:rPr>
-          <w:rFonts w:ascii="Times New Roman" w:eastAsia="Times New Roman" w:hAnsi="Times New Roman" w:cs="Times New Roman"/>
+          <w:rFonts w:eastAsia="Times New Roman" w:cs="Times New Roman"/>
           <w:kern w:val="0"/>
           <w:lang w:eastAsia="en-IN"/>
           <w14:ligatures w14:val="none"/>
@@ -4779,7 +5059,7 @@
       </w:pPr>
       <w:r>
         <w:rPr>
-          <w:rFonts w:ascii="Times New Roman" w:eastAsia="Times New Roman" w:hAnsi="Times New Roman" w:cs="Times New Roman"/>
+          <w:rFonts w:eastAsia="Times New Roman" w:cs="Times New Roman"/>
           <w:b/>
           <w:kern w:val="0"/>
           <w:lang w:eastAsia="en-IN"/>
@@ -4789,7 +5069,7 @@
       </w:r>
       <w:r>
         <w:rPr>
-          <w:rFonts w:ascii="Times New Roman" w:eastAsia="Times New Roman" w:hAnsi="Times New Roman" w:cs="Times New Roman"/>
+          <w:rFonts w:eastAsia="Times New Roman" w:cs="Times New Roman"/>
           <w:kern w:val="0"/>
           <w:lang w:eastAsia="en-IN"/>
           <w14:ligatures w14:val="none"/>
@@ -4798,7 +5078,7 @@
       </w:r>
       <w:r>
         <w:rPr>
-          <w:rFonts w:ascii="Times New Roman" w:eastAsia="Times New Roman" w:hAnsi="Times New Roman" w:cs="Times New Roman"/>
+          <w:rFonts w:eastAsia="Times New Roman" w:cs="Times New Roman"/>
           <w:kern w:val="0"/>
           <w:lang w:eastAsia="en-IN"/>
           <w14:ligatures w14:val="none"/>
@@ -4807,7 +5087,7 @@
       </w:r>
       <w:r>
         <w:rPr>
-          <w:rFonts w:ascii="Times New Roman" w:eastAsia="Times New Roman" w:hAnsi="Times New Roman" w:cs="Times New Roman"/>
+          <w:rFonts w:eastAsia="Times New Roman" w:cs="Times New Roman"/>
           <w:kern w:val="0"/>
           <w:lang w:eastAsia="en-IN"/>
           <w14:ligatures w14:val="none"/>
@@ -4816,7 +5096,7 @@
       </w:r>
       <w:r>
         <w:rPr>
-          <w:rFonts w:ascii="Times New Roman" w:eastAsia="Times New Roman" w:hAnsi="Times New Roman" w:cs="Times New Roman"/>
+          <w:rFonts w:eastAsia="Times New Roman" w:cs="Times New Roman"/>
           <w:kern w:val="0"/>
           <w:lang w:eastAsia="en-IN"/>
           <w14:ligatures w14:val="none"/>
@@ -4825,7 +5105,7 @@
       </w:r>
       <w:r>
         <w:rPr>
-          <w:rFonts w:ascii="Times New Roman" w:eastAsia="Times New Roman" w:hAnsi="Times New Roman" w:cs="Times New Roman"/>
+          <w:rFonts w:eastAsia="Times New Roman" w:cs="Times New Roman"/>
           <w:kern w:val="0"/>
           <w:lang w:eastAsia="en-IN"/>
           <w14:ligatures w14:val="none"/>
@@ -4834,7 +5114,7 @@
       </w:r>
       <w:r>
         <w:rPr>
-          <w:rFonts w:ascii="Times New Roman" w:eastAsia="Times New Roman" w:hAnsi="Times New Roman" w:cs="Times New Roman"/>
+          <w:rFonts w:eastAsia="Times New Roman" w:cs="Times New Roman"/>
           <w:kern w:val="0"/>
           <w:lang w:eastAsia="en-IN"/>
           <w14:ligatures w14:val="none"/>
@@ -4843,7 +5123,7 @@
       </w:r>
       <w:r>
         <w:rPr>
-          <w:rFonts w:ascii="Times New Roman" w:eastAsia="Times New Roman" w:hAnsi="Times New Roman" w:cs="Times New Roman"/>
+          <w:rFonts w:eastAsia="Times New Roman" w:cs="Times New Roman"/>
           <w:kern w:val="0"/>
           <w:lang w:eastAsia="en-IN"/>
           <w14:ligatures w14:val="none"/>
@@ -4852,54 +5132,34 @@
       </w:r>
       <w:r>
         <w:rPr>
-          <w:rFonts w:ascii="Times New Roman" w:eastAsia="Times New Roman" w:hAnsi="Times New Roman" w:cs="Times New Roman"/>
+          <w:rFonts w:eastAsia="Times New Roman" w:cs="Times New Roman"/>
           <w:kern w:val="0"/>
           <w:lang w:eastAsia="en-IN"/>
           <w14:ligatures w14:val="none"/>
         </w:rPr>
-        <w:t xml:space="preserve">(untracked files) as well as the </w:t>
-      </w:r>
-      <w:proofErr w:type="gramStart"/>
-      <w:r>
-        <w:rPr>
-          <w:rFonts w:ascii="Times New Roman" w:eastAsia="Times New Roman" w:hAnsi="Times New Roman" w:cs="Times New Roman"/>
+        <w:t xml:space="preserve">(untracked files) as well as the tracked </w:t>
+      </w:r>
+      <w:r>
+        <w:rPr>
+          <w:rFonts w:eastAsia="Times New Roman" w:cs="Times New Roman"/>
           <w:kern w:val="0"/>
           <w:lang w:eastAsia="en-IN"/>
           <w14:ligatures w14:val="none"/>
         </w:rPr>
-        <w:t xml:space="preserve">tracked </w:t>
-      </w:r>
-      <w:r>
-        <w:rPr>
-          <w:rFonts w:ascii="Times New Roman" w:eastAsia="Times New Roman" w:hAnsi="Times New Roman" w:cs="Times New Roman"/>
+        <w:t xml:space="preserve"> modified </w:t>
+      </w:r>
+      <w:r>
+        <w:rPr>
+          <w:rFonts w:eastAsia="Times New Roman" w:cs="Times New Roman"/>
           <w:kern w:val="0"/>
           <w:lang w:eastAsia="en-IN"/>
           <w14:ligatures w14:val="none"/>
         </w:rPr>
-        <w:t xml:space="preserve"> modified</w:t>
-      </w:r>
-      <w:proofErr w:type="gramEnd"/>
-      <w:r>
-        <w:rPr>
-          <w:rFonts w:ascii="Times New Roman" w:eastAsia="Times New Roman" w:hAnsi="Times New Roman" w:cs="Times New Roman"/>
-          <w:kern w:val="0"/>
-          <w:lang w:eastAsia="en-IN"/>
-          <w14:ligatures w14:val="none"/>
-        </w:rPr>
-        <w:t xml:space="preserve"> </w:t>
-      </w:r>
-      <w:r>
-        <w:rPr>
-          <w:rFonts w:ascii="Times New Roman" w:eastAsia="Times New Roman" w:hAnsi="Times New Roman" w:cs="Times New Roman"/>
-          <w:kern w:val="0"/>
-          <w:lang w:eastAsia="en-IN"/>
-          <w14:ligatures w14:val="none"/>
-        </w:rPr>
         <w:t>files are</w:t>
       </w:r>
       <w:r>
         <w:rPr>
-          <w:rFonts w:ascii="Times New Roman" w:eastAsia="Times New Roman" w:hAnsi="Times New Roman" w:cs="Times New Roman"/>
+          <w:rFonts w:eastAsia="Times New Roman" w:cs="Times New Roman"/>
           <w:kern w:val="0"/>
           <w:lang w:eastAsia="en-IN"/>
           <w14:ligatures w14:val="none"/>
@@ -4917,13 +5177,13 @@
         <w:spacing w:after="0" w:line="240" w:lineRule="auto"/>
         <w:jc w:val="both"/>
         <w:rPr>
-          <w:rFonts w:ascii="Times New Roman" w:hAnsi="Times New Roman" w:cs="Times New Roman"/>
-          <w:bCs/>
-        </w:rPr>
-      </w:pPr>
-      <w:r>
-        <w:rPr>
-          <w:rFonts w:ascii="Times New Roman" w:eastAsia="Times New Roman" w:hAnsi="Times New Roman" w:cs="Times New Roman"/>
+          <w:rFonts w:cs="Times New Roman"/>
+          <w:bCs/>
+        </w:rPr>
+      </w:pPr>
+      <w:r>
+        <w:rPr>
+          <w:rFonts w:eastAsia="Times New Roman" w:cs="Times New Roman"/>
           <w:b/>
           <w:kern w:val="0"/>
           <w:lang w:eastAsia="en-IN"/>
@@ -4933,7 +5193,7 @@
       </w:r>
       <w:r>
         <w:rPr>
-          <w:rFonts w:ascii="Times New Roman" w:eastAsia="Times New Roman" w:hAnsi="Times New Roman" w:cs="Times New Roman"/>
+          <w:rFonts w:eastAsia="Times New Roman" w:cs="Times New Roman"/>
           <w:kern w:val="0"/>
           <w:lang w:eastAsia="en-IN"/>
           <w14:ligatures w14:val="none"/>
@@ -4942,7 +5202,7 @@
       </w:r>
       <w:r>
         <w:rPr>
-          <w:rFonts w:ascii="Times New Roman" w:eastAsia="Times New Roman" w:hAnsi="Times New Roman" w:cs="Times New Roman"/>
+          <w:rFonts w:eastAsia="Times New Roman" w:cs="Times New Roman"/>
           <w:kern w:val="0"/>
           <w:lang w:eastAsia="en-IN"/>
           <w14:ligatures w14:val="none"/>
@@ -4951,26 +5211,10 @@
       </w:r>
       <w:r>
         <w:rPr>
-          <w:rFonts w:ascii="Times New Roman" w:hAnsi="Times New Roman" w:cs="Times New Roman"/>
-          <w:bCs/>
-        </w:rPr>
-        <w:t xml:space="preserve"> </w:t>
-      </w:r>
-      <w:proofErr w:type="gramStart"/>
-      <w:r>
-        <w:rPr>
-          <w:rFonts w:ascii="Times New Roman" w:hAnsi="Times New Roman" w:cs="Times New Roman"/>
-          <w:bCs/>
-        </w:rPr>
-        <w:t>you</w:t>
-      </w:r>
-      <w:proofErr w:type="gramEnd"/>
-      <w:r>
-        <w:rPr>
-          <w:rFonts w:ascii="Times New Roman" w:hAnsi="Times New Roman" w:cs="Times New Roman"/>
-          <w:bCs/>
-        </w:rPr>
-        <w:t xml:space="preserve"> basically commit after a significant milestone as well as, commit single feature separately. Commit messages simple and clear</w:t>
+          <w:rFonts w:cs="Times New Roman"/>
+          <w:bCs/>
+        </w:rPr>
+        <w:t xml:space="preserve"> you basically commit after a significant milestone as well as, commit single feature separately. Commit messages simple and clear</w:t>
       </w:r>
     </w:p>
     <w:p>
@@ -4983,14 +5227,14 @@
         <w:spacing w:after="0" w:line="240" w:lineRule="auto"/>
         <w:jc w:val="both"/>
         <w:rPr>
-          <w:rFonts w:ascii="Times New Roman" w:hAnsi="Times New Roman" w:cs="Times New Roman"/>
+          <w:rFonts w:cs="Times New Roman"/>
           <w:bCs/>
         </w:rPr>
       </w:pPr>
       <w:r>
         <w:rPr>
           <w:rStyle w:val="HTMLCode"/>
-          <w:rFonts w:ascii="Times New Roman" w:eastAsiaTheme="majorEastAsia" w:hAnsi="Times New Roman" w:cs="Times New Roman"/>
+          <w:rFonts w:asciiTheme="minorHAnsi" w:eastAsiaTheme="majorEastAsia" w:hAnsiTheme="minorHAnsi" w:cs="Times New Roman"/>
           <w:b/>
           <w:bCs/>
           <w:sz w:val="24"/>
@@ -5001,32 +5245,32 @@
       <w:r>
         <w:rPr>
           <w:rStyle w:val="Strong"/>
-          <w:rFonts w:ascii="Times New Roman" w:hAnsi="Times New Roman" w:cs="Times New Roman"/>
+          <w:rFonts w:cs="Times New Roman"/>
         </w:rPr>
         <w:t xml:space="preserve"> file</w:t>
       </w:r>
       <w:r>
         <w:rPr>
-          <w:rFonts w:ascii="Times New Roman" w:hAnsi="Times New Roman" w:cs="Times New Roman"/>
+          <w:rFonts w:cs="Times New Roman"/>
         </w:rPr>
         <w:t xml:space="preserve"> is simply a text file where you list the files, folders, or patterns that Git should </w:t>
       </w:r>
       <w:r>
         <w:rPr>
           <w:rStyle w:val="Strong"/>
-          <w:rFonts w:ascii="Times New Roman" w:hAnsi="Times New Roman" w:cs="Times New Roman"/>
+          <w:rFonts w:cs="Times New Roman"/>
         </w:rPr>
         <w:t>ignore</w:t>
       </w:r>
       <w:r>
         <w:rPr>
-          <w:rFonts w:ascii="Times New Roman" w:hAnsi="Times New Roman" w:cs="Times New Roman"/>
+          <w:rFonts w:cs="Times New Roman"/>
         </w:rPr>
         <w:t xml:space="preserve"> (not track in version control).</w:t>
       </w:r>
       <w:r>
         <w:rPr>
-          <w:rFonts w:ascii="Times New Roman" w:hAnsi="Times New Roman" w:cs="Times New Roman"/>
+          <w:rFonts w:cs="Times New Roman"/>
           <w:bCs/>
         </w:rPr>
         <w:t xml:space="preserve"> </w:t>
@@ -5040,7 +5284,7 @@
         <w:jc w:val="both"/>
         <w:rPr>
           <w:rStyle w:val="HTMLCode"/>
-          <w:rFonts w:ascii="Times New Roman" w:eastAsiaTheme="majorEastAsia" w:hAnsi="Times New Roman" w:cs="Times New Roman"/>
+          <w:rFonts w:asciiTheme="minorHAnsi" w:eastAsiaTheme="majorEastAsia" w:hAnsiTheme="minorHAnsi" w:cs="Times New Roman"/>
           <w:b/>
           <w:bCs/>
           <w:sz w:val="24"/>
@@ -5053,14 +5297,14 @@
         <w:spacing w:after="0" w:line="240" w:lineRule="auto"/>
         <w:jc w:val="both"/>
         <w:rPr>
-          <w:rFonts w:ascii="Times New Roman" w:hAnsi="Times New Roman" w:cs="Times New Roman"/>
-          <w:b/>
-          <w:bCs/>
-        </w:rPr>
-      </w:pPr>
-      <w:r>
-        <w:rPr>
-          <w:rFonts w:ascii="Times New Roman" w:hAnsi="Times New Roman" w:cs="Times New Roman"/>
+          <w:rFonts w:cs="Times New Roman"/>
+          <w:b/>
+          <w:bCs/>
+        </w:rPr>
+      </w:pPr>
+      <w:r>
+        <w:rPr>
+          <w:rFonts w:cs="Times New Roman"/>
           <w:b/>
           <w:bCs/>
         </w:rPr>
@@ -5077,13 +5321,13 @@
         <w:spacing w:after="0" w:line="240" w:lineRule="auto"/>
         <w:jc w:val="both"/>
         <w:rPr>
-          <w:rFonts w:ascii="Times New Roman" w:hAnsi="Times New Roman" w:cs="Times New Roman"/>
-          <w:bCs/>
-        </w:rPr>
-      </w:pPr>
-      <w:r>
-        <w:rPr>
-          <w:rFonts w:ascii="Times New Roman" w:hAnsi="Times New Roman" w:cs="Times New Roman"/>
+          <w:rFonts w:cs="Times New Roman"/>
+          <w:bCs/>
+        </w:rPr>
+      </w:pPr>
+      <w:r>
+        <w:rPr>
+          <w:rFonts w:cs="Times New Roman"/>
           <w:b/>
           <w:bCs/>
         </w:rPr>
@@ -5091,7 +5335,7 @@
       </w:r>
       <w:r>
         <w:rPr>
-          <w:rFonts w:ascii="Times New Roman" w:hAnsi="Times New Roman" w:cs="Times New Roman"/>
+          <w:rFonts w:cs="Times New Roman"/>
           <w:bCs/>
         </w:rPr>
         <w:t>git log shows us the all the commit details.</w:t>
@@ -5106,33 +5350,24 @@
         </w:numPr>
         <w:jc w:val="both"/>
         <w:rPr>
-          <w:rFonts w:ascii="Times New Roman" w:hAnsi="Times New Roman" w:cs="Times New Roman"/>
-          <w:b/>
-          <w:bCs/>
-        </w:rPr>
-      </w:pPr>
-      <w:proofErr w:type="gramStart"/>
-      <w:r>
-        <w:rPr>
-          <w:rFonts w:ascii="Times New Roman" w:hAnsi="Times New Roman" w:cs="Times New Roman"/>
-          <w:b/>
-          <w:bCs/>
-        </w:rPr>
-        <w:t>git</w:t>
-      </w:r>
-      <w:proofErr w:type="gramEnd"/>
-      <w:r>
-        <w:rPr>
-          <w:rFonts w:ascii="Times New Roman" w:hAnsi="Times New Roman" w:cs="Times New Roman"/>
-          <w:b/>
-          <w:bCs/>
-        </w:rPr>
-        <w:t xml:space="preserve"> log –</w:t>
+          <w:rFonts w:cs="Times New Roman"/>
+          <w:b/>
+          <w:bCs/>
+        </w:rPr>
+      </w:pPr>
+      <w:r>
+        <w:rPr>
+          <w:rFonts w:cs="Times New Roman"/>
+          <w:b/>
+          <w:bCs/>
+        </w:rPr>
+        <w:lastRenderedPageBreak/>
+        <w:t>git log –</w:t>
       </w:r>
       <w:proofErr w:type="spellStart"/>
       <w:r>
         <w:rPr>
-          <w:rFonts w:ascii="Times New Roman" w:hAnsi="Times New Roman" w:cs="Times New Roman"/>
+          <w:rFonts w:cs="Times New Roman"/>
           <w:b/>
           <w:bCs/>
         </w:rPr>
@@ -5141,7 +5376,7 @@
       <w:proofErr w:type="spellEnd"/>
       <w:r>
         <w:rPr>
-          <w:rFonts w:ascii="Times New Roman" w:hAnsi="Times New Roman" w:cs="Times New Roman"/>
+          <w:rFonts w:cs="Times New Roman"/>
           <w:b/>
           <w:bCs/>
         </w:rPr>
@@ -5149,7 +5384,7 @@
       </w:r>
       <w:r>
         <w:rPr>
-          <w:rFonts w:ascii="Times New Roman" w:hAnsi="Times New Roman" w:cs="Times New Roman"/>
+          <w:rFonts w:cs="Times New Roman"/>
           <w:b/>
           <w:bCs/>
         </w:rPr>
@@ -5157,36 +5392,22 @@
       </w:r>
       <w:r>
         <w:rPr>
-          <w:rFonts w:ascii="Times New Roman" w:hAnsi="Times New Roman" w:cs="Times New Roman"/>
+          <w:rFonts w:cs="Times New Roman"/>
         </w:rPr>
         <w:t xml:space="preserve">a </w:t>
       </w:r>
       <w:r>
         <w:rPr>
           <w:rStyle w:val="Strong"/>
-          <w:rFonts w:ascii="Times New Roman" w:hAnsi="Times New Roman" w:cs="Times New Roman"/>
+          <w:rFonts w:cs="Times New Roman"/>
         </w:rPr>
         <w:t>clean, one-line summary</w:t>
       </w:r>
       <w:r>
         <w:rPr>
-          <w:rFonts w:ascii="Times New Roman" w:hAnsi="Times New Roman" w:cs="Times New Roman"/>
-        </w:rPr>
-        <w:t xml:space="preserve"> of each commit with first few number of </w:t>
-      </w:r>
-      <w:proofErr w:type="spellStart"/>
-      <w:r>
-        <w:rPr>
-          <w:rFonts w:ascii="Times New Roman" w:hAnsi="Times New Roman" w:cs="Times New Roman"/>
-        </w:rPr>
-        <w:t>sha</w:t>
-      </w:r>
-      <w:proofErr w:type="spellEnd"/>
-      <w:r>
-        <w:rPr>
-          <w:rFonts w:ascii="Times New Roman" w:hAnsi="Times New Roman" w:cs="Times New Roman"/>
-        </w:rPr>
-        <w:t xml:space="preserve">. </w:t>
+          <w:rFonts w:cs="Times New Roman"/>
+        </w:rPr>
+        <w:t xml:space="preserve"> of each commit with first few number of sha. </w:t>
       </w:r>
     </w:p>
     <w:p>
@@ -5198,14 +5419,14 @@
         </w:numPr>
         <w:jc w:val="both"/>
         <w:rPr>
-          <w:rFonts w:ascii="Times New Roman" w:hAnsi="Times New Roman" w:cs="Times New Roman"/>
-          <w:b/>
-          <w:bCs/>
-        </w:rPr>
-      </w:pPr>
-      <w:r>
-        <w:rPr>
-          <w:rFonts w:ascii="Times New Roman" w:hAnsi="Times New Roman" w:cs="Times New Roman"/>
+          <w:rFonts w:cs="Times New Roman"/>
+          <w:b/>
+          <w:bCs/>
+        </w:rPr>
+      </w:pPr>
+      <w:r>
+        <w:rPr>
+          <w:rFonts w:cs="Times New Roman"/>
           <w:b/>
           <w:bCs/>
         </w:rPr>
@@ -5213,14 +5434,14 @@
       </w:r>
       <w:r>
         <w:rPr>
-          <w:rFonts w:ascii="Times New Roman" w:hAnsi="Times New Roman" w:cs="Times New Roman"/>
+          <w:rFonts w:cs="Times New Roman"/>
         </w:rPr>
         <w:t xml:space="preserve">When you type </w:t>
       </w:r>
       <w:r>
         <w:rPr>
           <w:rStyle w:val="HTMLCode"/>
-          <w:rFonts w:ascii="Times New Roman" w:eastAsiaTheme="majorEastAsia" w:hAnsi="Times New Roman" w:cs="Times New Roman"/>
+          <w:rFonts w:asciiTheme="minorHAnsi" w:eastAsiaTheme="majorEastAsia" w:hAnsiTheme="minorHAnsi" w:cs="Times New Roman"/>
           <w:b/>
           <w:bCs/>
           <w:sz w:val="24"/>
@@ -5230,14 +5451,14 @@
       </w:r>
       <w:r>
         <w:rPr>
-          <w:rFonts w:ascii="Times New Roman" w:hAnsi="Times New Roman" w:cs="Times New Roman"/>
+          <w:rFonts w:cs="Times New Roman"/>
         </w:rPr>
         <w:t xml:space="preserve"> (not </w:t>
       </w:r>
       <w:r>
         <w:rPr>
           <w:rStyle w:val="HTMLCode"/>
-          <w:rFonts w:ascii="Times New Roman" w:eastAsiaTheme="majorEastAsia" w:hAnsi="Times New Roman" w:cs="Times New Roman"/>
+          <w:rFonts w:asciiTheme="minorHAnsi" w:eastAsiaTheme="majorEastAsia" w:hAnsiTheme="minorHAnsi" w:cs="Times New Roman"/>
           <w:sz w:val="24"/>
           <w:szCs w:val="24"/>
         </w:rPr>
@@ -5245,20 +5466,20 @@
       </w:r>
       <w:r>
         <w:rPr>
-          <w:rFonts w:ascii="Times New Roman" w:hAnsi="Times New Roman" w:cs="Times New Roman"/>
+          <w:rFonts w:cs="Times New Roman"/>
         </w:rPr>
         <w:t xml:space="preserve">), you’re telling Git to show the commit history </w:t>
       </w:r>
       <w:r>
         <w:rPr>
           <w:rStyle w:val="Strong"/>
-          <w:rFonts w:ascii="Times New Roman" w:hAnsi="Times New Roman" w:cs="Times New Roman"/>
+          <w:rFonts w:cs="Times New Roman"/>
         </w:rPr>
         <w:t>with a summary of file changes for each commit</w:t>
       </w:r>
       <w:r>
         <w:rPr>
-          <w:rFonts w:ascii="Times New Roman" w:hAnsi="Times New Roman" w:cs="Times New Roman"/>
+          <w:rFonts w:cs="Times New Roman"/>
         </w:rPr>
         <w:t>.</w:t>
       </w:r>
@@ -5271,14 +5492,14 @@
           <w:numId w:val="8"/>
         </w:numPr>
         <w:rPr>
-          <w:rFonts w:ascii="Times New Roman" w:hAnsi="Times New Roman" w:cs="Times New Roman"/>
-          <w:b/>
-          <w:bCs/>
-        </w:rPr>
-      </w:pPr>
-      <w:r>
-        <w:rPr>
-          <w:rFonts w:ascii="Times New Roman" w:hAnsi="Times New Roman" w:cs="Times New Roman"/>
+          <w:rFonts w:cs="Times New Roman"/>
+          <w:b/>
+          <w:bCs/>
+        </w:rPr>
+      </w:pPr>
+      <w:r>
+        <w:rPr>
+          <w:rFonts w:cs="Times New Roman"/>
           <w:b/>
           <w:bCs/>
         </w:rPr>
@@ -5286,33 +5507,33 @@
       </w:r>
       <w:r>
         <w:rPr>
-          <w:rFonts w:ascii="Times New Roman" w:hAnsi="Times New Roman" w:cs="Times New Roman"/>
+          <w:rFonts w:cs="Times New Roman"/>
         </w:rPr>
         <w:t xml:space="preserve"> shows the </w:t>
       </w:r>
       <w:r>
         <w:rPr>
           <w:rStyle w:val="Strong"/>
-          <w:rFonts w:ascii="Times New Roman" w:hAnsi="Times New Roman" w:cs="Times New Roman"/>
+          <w:rFonts w:cs="Times New Roman"/>
         </w:rPr>
         <w:t>full patch (diff)</w:t>
       </w:r>
       <w:r>
         <w:rPr>
-          <w:rFonts w:ascii="Times New Roman" w:hAnsi="Times New Roman" w:cs="Times New Roman"/>
+          <w:rFonts w:cs="Times New Roman"/>
         </w:rPr>
         <w:t xml:space="preserve"> for each commit. </w:t>
       </w:r>
       <w:r>
         <w:rPr>
-          <w:rFonts w:ascii="Times New Roman" w:hAnsi="Times New Roman" w:cs="Times New Roman"/>
+          <w:rFonts w:cs="Times New Roman"/>
           <w:b/>
         </w:rPr>
         <w:t xml:space="preserve">(single -) </w:t>
       </w:r>
       <w:r>
         <w:rPr>
-          <w:rFonts w:ascii="Times New Roman" w:hAnsi="Times New Roman" w:cs="Times New Roman"/>
+          <w:rFonts w:cs="Times New Roman"/>
         </w:rPr>
         <w:br/>
         <w:t xml:space="preserve">That means you see the </w:t>
@@ -5320,13 +5541,13 @@
       <w:r>
         <w:rPr>
           <w:rStyle w:val="Strong"/>
-          <w:rFonts w:ascii="Times New Roman" w:hAnsi="Times New Roman" w:cs="Times New Roman"/>
+          <w:rFonts w:cs="Times New Roman"/>
         </w:rPr>
         <w:t>actual lines of code added/removed</w:t>
       </w:r>
       <w:r>
         <w:rPr>
-          <w:rFonts w:ascii="Times New Roman" w:hAnsi="Times New Roman" w:cs="Times New Roman"/>
+          <w:rFonts w:cs="Times New Roman"/>
         </w:rPr>
         <w:t>, not just a summary.</w:t>
       </w:r>
@@ -5337,39 +5558,36 @@
         <w:spacing w:before="0" w:beforeAutospacing="0" w:after="0" w:afterAutospacing="0"/>
         <w:ind w:left="360"/>
         <w:jc w:val="both"/>
-      </w:pPr>
-      <w:proofErr w:type="gramStart"/>
+        <w:rPr>
+          <w:rFonts w:asciiTheme="minorHAnsi" w:hAnsiTheme="minorHAnsi"/>
+        </w:rPr>
+      </w:pPr>
       <w:r>
         <w:rPr>
           <w:rStyle w:val="HTMLCode"/>
-          <w:rFonts w:ascii="Times New Roman" w:eastAsiaTheme="majorEastAsia" w:hAnsi="Times New Roman" w:cs="Times New Roman"/>
+          <w:rFonts w:asciiTheme="minorHAnsi" w:eastAsiaTheme="majorEastAsia" w:hAnsiTheme="minorHAnsi" w:cs="Times New Roman"/>
           <w:sz w:val="24"/>
           <w:szCs w:val="24"/>
         </w:rPr>
-        <w:lastRenderedPageBreak/>
-        <w:t>git</w:t>
-      </w:r>
-      <w:proofErr w:type="gramEnd"/>
-      <w:r>
-        <w:rPr>
-          <w:rStyle w:val="HTMLCode"/>
-          <w:rFonts w:ascii="Times New Roman" w:eastAsiaTheme="majorEastAsia" w:hAnsi="Times New Roman" w:cs="Times New Roman"/>
-          <w:sz w:val="24"/>
-          <w:szCs w:val="24"/>
-        </w:rPr>
-        <w:t xml:space="preserve"> log --stat</w:t>
-      </w:r>
-      <w:r>
+        <w:t>git log --stat</w:t>
+      </w:r>
+      <w:r>
+        <w:rPr>
+          <w:rFonts w:asciiTheme="minorHAnsi" w:hAnsiTheme="minorHAnsi"/>
+        </w:rPr>
         <w:t xml:space="preserve"> → </w:t>
       </w:r>
       <w:r>
         <w:rPr>
           <w:rStyle w:val="Strong"/>
-          <w:rFonts w:eastAsiaTheme="majorEastAsia"/>
+          <w:rFonts w:asciiTheme="minorHAnsi" w:eastAsiaTheme="majorEastAsia" w:hAnsiTheme="minorHAnsi"/>
         </w:rPr>
         <w:t>summary only</w:t>
       </w:r>
       <w:r>
+        <w:rPr>
+          <w:rFonts w:asciiTheme="minorHAnsi" w:hAnsiTheme="minorHAnsi"/>
+        </w:rPr>
         <w:t xml:space="preserve"> (which files, how many lines).</w:t>
       </w:r>
     </w:p>
@@ -5379,38 +5597,36 @@
         <w:spacing w:before="0" w:beforeAutospacing="0" w:after="0" w:afterAutospacing="0"/>
         <w:ind w:left="360"/>
         <w:jc w:val="both"/>
-      </w:pPr>
-      <w:proofErr w:type="gramStart"/>
+        <w:rPr>
+          <w:rFonts w:asciiTheme="minorHAnsi" w:hAnsiTheme="minorHAnsi"/>
+        </w:rPr>
+      </w:pPr>
       <w:r>
         <w:rPr>
           <w:rStyle w:val="HTMLCode"/>
-          <w:rFonts w:ascii="Times New Roman" w:eastAsiaTheme="majorEastAsia" w:hAnsi="Times New Roman" w:cs="Times New Roman"/>
+          <w:rFonts w:asciiTheme="minorHAnsi" w:eastAsiaTheme="majorEastAsia" w:hAnsiTheme="minorHAnsi" w:cs="Times New Roman"/>
           <w:sz w:val="24"/>
           <w:szCs w:val="24"/>
         </w:rPr>
-        <w:t>git</w:t>
-      </w:r>
-      <w:proofErr w:type="gramEnd"/>
-      <w:r>
-        <w:rPr>
-          <w:rStyle w:val="HTMLCode"/>
-          <w:rFonts w:ascii="Times New Roman" w:eastAsiaTheme="majorEastAsia" w:hAnsi="Times New Roman" w:cs="Times New Roman"/>
-          <w:sz w:val="24"/>
-          <w:szCs w:val="24"/>
-        </w:rPr>
-        <w:t xml:space="preserve"> log -p</w:t>
-      </w:r>
-      <w:r>
+        <w:t>git log -p</w:t>
+      </w:r>
+      <w:r>
+        <w:rPr>
+          <w:rFonts w:asciiTheme="minorHAnsi" w:hAnsiTheme="minorHAnsi"/>
+        </w:rPr>
         <w:t xml:space="preserve"> → </w:t>
       </w:r>
       <w:r>
         <w:rPr>
           <w:rStyle w:val="Strong"/>
-          <w:rFonts w:eastAsiaTheme="majorEastAsia"/>
+          <w:rFonts w:asciiTheme="minorHAnsi" w:eastAsiaTheme="majorEastAsia" w:hAnsiTheme="minorHAnsi"/>
         </w:rPr>
         <w:t>full details</w:t>
       </w:r>
       <w:r>
+        <w:rPr>
+          <w:rFonts w:asciiTheme="minorHAnsi" w:hAnsiTheme="minorHAnsi"/>
+        </w:rPr>
         <w:t xml:space="preserve"> (actual code changes).</w:t>
       </w:r>
     </w:p>
@@ -5420,6 +5636,9 @@
         <w:spacing w:before="0" w:beforeAutospacing="0" w:after="0" w:afterAutospacing="0"/>
         <w:ind w:left="360"/>
         <w:jc w:val="both"/>
+        <w:rPr>
+          <w:rFonts w:asciiTheme="minorHAnsi" w:hAnsiTheme="minorHAnsi"/>
+        </w:rPr>
       </w:pPr>
     </w:p>
     <w:p>
@@ -5433,35 +5652,35 @@
         <w:jc w:val="both"/>
         <w:rPr>
           <w:rStyle w:val="Strong"/>
+          <w:rFonts w:asciiTheme="minorHAnsi" w:hAnsiTheme="minorHAnsi"/>
           <w:b w:val="0"/>
           <w:bCs w:val="0"/>
         </w:rPr>
       </w:pPr>
       <w:r>
         <w:rPr>
+          <w:rFonts w:asciiTheme="minorHAnsi" w:hAnsiTheme="minorHAnsi"/>
           <w:b/>
         </w:rPr>
         <w:t xml:space="preserve">Show : </w:t>
       </w:r>
       <w:r>
-        <w:t>git show &lt;small commit-id/</w:t>
-      </w:r>
-      <w:proofErr w:type="spellStart"/>
-      <w:r>
-        <w:t>sha</w:t>
-      </w:r>
-      <w:proofErr w:type="spellEnd"/>
-      <w:r>
-        <w:t>&gt;</w:t>
-      </w:r>
-      <w:r>
+        <w:rPr>
+          <w:rFonts w:asciiTheme="minorHAnsi" w:hAnsiTheme="minorHAnsi"/>
+        </w:rPr>
+        <w:t>git show &lt;small commit-id/sha&gt;</w:t>
+      </w:r>
+      <w:r>
+        <w:rPr>
+          <w:rFonts w:asciiTheme="minorHAnsi" w:hAnsiTheme="minorHAnsi"/>
+        </w:rPr>
         <w:tab/>
         <w:t xml:space="preserve">details of </w:t>
       </w:r>
       <w:r>
         <w:rPr>
           <w:rStyle w:val="Strong"/>
-          <w:rFonts w:eastAsiaTheme="majorEastAsia"/>
+          <w:rFonts w:asciiTheme="minorHAnsi" w:eastAsiaTheme="majorEastAsia" w:hAnsiTheme="minorHAnsi"/>
         </w:rPr>
         <w:t xml:space="preserve">one commit unlike git log –p </w:t>
       </w:r>
@@ -5475,11 +5694,14 @@
         </w:numPr>
         <w:spacing w:before="0" w:beforeAutospacing="0" w:after="0" w:afterAutospacing="0"/>
         <w:jc w:val="both"/>
+        <w:rPr>
+          <w:rFonts w:asciiTheme="minorHAnsi" w:hAnsiTheme="minorHAnsi"/>
+        </w:rPr>
       </w:pPr>
       <w:r>
         <w:rPr>
           <w:rStyle w:val="HTMLCode"/>
-          <w:rFonts w:ascii="Times New Roman" w:eastAsiaTheme="majorEastAsia" w:hAnsi="Times New Roman" w:cs="Times New Roman"/>
+          <w:rFonts w:asciiTheme="minorHAnsi" w:eastAsiaTheme="majorEastAsia" w:hAnsiTheme="minorHAnsi" w:cs="Times New Roman"/>
           <w:b/>
           <w:sz w:val="24"/>
         </w:rPr>
@@ -5488,7 +5710,7 @@
       <w:r>
         <w:rPr>
           <w:rStyle w:val="HTMLCode"/>
-          <w:rFonts w:ascii="Times New Roman" w:eastAsiaTheme="majorEastAsia" w:hAnsi="Times New Roman" w:cs="Times New Roman"/>
+          <w:rFonts w:asciiTheme="minorHAnsi" w:eastAsiaTheme="majorEastAsia" w:hAnsiTheme="minorHAnsi" w:cs="Times New Roman"/>
           <w:b/>
           <w:sz w:val="24"/>
         </w:rPr>
@@ -5496,21 +5718,28 @@
       </w:r>
       <w:r>
         <w:rPr>
+          <w:rFonts w:asciiTheme="minorHAnsi" w:hAnsiTheme="minorHAnsi"/>
           <w:sz w:val="32"/>
         </w:rPr>
         <w:t xml:space="preserve"> </w:t>
       </w:r>
       <w:r>
+        <w:rPr>
+          <w:rFonts w:asciiTheme="minorHAnsi" w:hAnsiTheme="minorHAnsi"/>
+        </w:rPr>
         <w:t xml:space="preserve">shows the </w:t>
       </w:r>
       <w:r>
         <w:rPr>
           <w:rStyle w:val="Strong"/>
-          <w:rFonts w:eastAsiaTheme="majorEastAsia"/>
+          <w:rFonts w:asciiTheme="minorHAnsi" w:eastAsiaTheme="majorEastAsia" w:hAnsiTheme="minorHAnsi"/>
         </w:rPr>
         <w:t>differences between files</w:t>
       </w:r>
       <w:r>
+        <w:rPr>
+          <w:rFonts w:asciiTheme="minorHAnsi" w:hAnsiTheme="minorHAnsi"/>
+        </w:rPr>
         <w:t xml:space="preserve"> — it compares changes in your working directory, staging area, or commits.</w:t>
       </w:r>
     </w:p>
@@ -5523,44 +5752,62 @@
         </w:numPr>
         <w:spacing w:before="0" w:beforeAutospacing="0" w:after="0" w:afterAutospacing="0"/>
         <w:jc w:val="both"/>
+        <w:rPr>
+          <w:rFonts w:asciiTheme="minorHAnsi" w:hAnsiTheme="minorHAnsi"/>
+        </w:rPr>
       </w:pPr>
       <w:r>
         <w:rPr>
           <w:rStyle w:val="HTMLCode"/>
-          <w:rFonts w:ascii="Times New Roman" w:eastAsiaTheme="majorEastAsia" w:hAnsi="Times New Roman" w:cs="Times New Roman"/>
+          <w:rFonts w:asciiTheme="minorHAnsi" w:eastAsiaTheme="majorEastAsia" w:hAnsiTheme="minorHAnsi" w:cs="Times New Roman"/>
           <w:b/>
           <w:sz w:val="24"/>
         </w:rPr>
         <w:t xml:space="preserve">TAGs: </w:t>
       </w:r>
       <w:r>
+        <w:rPr>
+          <w:rFonts w:asciiTheme="minorHAnsi" w:hAnsiTheme="minorHAnsi"/>
+        </w:rPr>
         <w:t xml:space="preserve">A </w:t>
       </w:r>
       <w:r>
         <w:rPr>
+          <w:rFonts w:asciiTheme="minorHAnsi" w:hAnsiTheme="minorHAnsi"/>
           <w:bCs/>
         </w:rPr>
         <w:t>Git tag</w:t>
       </w:r>
       <w:r>
+        <w:rPr>
+          <w:rFonts w:asciiTheme="minorHAnsi" w:hAnsiTheme="minorHAnsi"/>
+        </w:rPr>
         <w:t xml:space="preserve"> is a fixed reference to a specific commit, usually used to mark </w:t>
       </w:r>
       <w:r>
         <w:rPr>
+          <w:rFonts w:asciiTheme="minorHAnsi" w:hAnsiTheme="minorHAnsi"/>
           <w:bCs/>
         </w:rPr>
         <w:t>releases or milestones</w:t>
       </w:r>
       <w:r>
+        <w:rPr>
+          <w:rFonts w:asciiTheme="minorHAnsi" w:hAnsiTheme="minorHAnsi"/>
+        </w:rPr>
         <w:t xml:space="preserve">. Unlike branches, tags </w:t>
       </w:r>
       <w:r>
         <w:rPr>
+          <w:rFonts w:asciiTheme="minorHAnsi" w:hAnsiTheme="minorHAnsi"/>
           <w:bCs/>
         </w:rPr>
         <w:t>don’t move</w:t>
       </w:r>
       <w:r>
+        <w:rPr>
+          <w:rFonts w:asciiTheme="minorHAnsi" w:hAnsiTheme="minorHAnsi"/>
+        </w:rPr>
         <w:t>.</w:t>
       </w:r>
     </w:p>
@@ -5573,14 +5820,21 @@
         </w:numPr>
         <w:spacing w:before="0" w:beforeAutospacing="0" w:after="0" w:afterAutospacing="0"/>
         <w:jc w:val="both"/>
-      </w:pPr>
-      <w:r>
-        <w:rPr>
+        <w:rPr>
+          <w:rFonts w:asciiTheme="minorHAnsi" w:hAnsiTheme="minorHAnsi"/>
+        </w:rPr>
+      </w:pPr>
+      <w:r>
+        <w:rPr>
+          <w:rFonts w:asciiTheme="minorHAnsi" w:hAnsiTheme="minorHAnsi"/>
           <w:bCs/>
         </w:rPr>
         <w:t>Lightweight tag:</w:t>
       </w:r>
       <w:r>
+        <w:rPr>
+          <w:rFonts w:asciiTheme="minorHAnsi" w:hAnsiTheme="minorHAnsi"/>
+        </w:rPr>
         <w:t xml:space="preserve"> simple pointer.</w:t>
       </w:r>
     </w:p>
@@ -5593,14 +5847,21 @@
         </w:numPr>
         <w:spacing w:before="0" w:beforeAutospacing="0" w:after="0" w:afterAutospacing="0"/>
         <w:jc w:val="both"/>
-      </w:pPr>
-      <w:r>
-        <w:rPr>
+        <w:rPr>
+          <w:rFonts w:asciiTheme="minorHAnsi" w:hAnsiTheme="minorHAnsi"/>
+        </w:rPr>
+      </w:pPr>
+      <w:r>
+        <w:rPr>
+          <w:rFonts w:asciiTheme="minorHAnsi" w:hAnsiTheme="minorHAnsi"/>
           <w:bCs/>
         </w:rPr>
         <w:t>Annotated tag:</w:t>
       </w:r>
       <w:r>
+        <w:rPr>
+          <w:rFonts w:asciiTheme="minorHAnsi" w:hAnsiTheme="minorHAnsi"/>
+        </w:rPr>
         <w:t xml:space="preserve"> stores metadata (author, date, message).</w:t>
       </w:r>
     </w:p>
@@ -5613,9 +5874,13 @@
         </w:numPr>
         <w:spacing w:before="0" w:beforeAutospacing="0" w:after="0" w:afterAutospacing="0"/>
         <w:jc w:val="both"/>
-      </w:pPr>
-      <w:r>
-        <w:rPr>
+        <w:rPr>
+          <w:rFonts w:asciiTheme="minorHAnsi" w:hAnsiTheme="minorHAnsi"/>
+        </w:rPr>
+      </w:pPr>
+      <w:r>
+        <w:rPr>
+          <w:rFonts w:asciiTheme="minorHAnsi" w:hAnsiTheme="minorHAnsi"/>
           <w:b/>
           <w:bCs/>
         </w:rPr>
@@ -5623,25 +5888,27 @@
       </w:r>
       <w:r>
         <w:rPr>
-          <w:b/>
-        </w:rPr>
-        <w:t xml:space="preserve">a v1.0.0 </w:t>
-      </w:r>
-      <w:proofErr w:type="spellStart"/>
-      <w:r>
-        <w:rPr>
-          <w:b/>
-        </w:rPr>
-        <w:t>sha</w:t>
-      </w:r>
-      <w:proofErr w:type="spellEnd"/>
-      <w:r>
+          <w:rFonts w:asciiTheme="minorHAnsi" w:hAnsiTheme="minorHAnsi"/>
+          <w:b/>
+        </w:rPr>
+        <w:t>a v1.0.0 sha</w:t>
+      </w:r>
+      <w:r>
+        <w:rPr>
+          <w:rFonts w:asciiTheme="minorHAnsi" w:hAnsiTheme="minorHAnsi"/>
+        </w:rPr>
         <w:t xml:space="preserve"> </w:t>
       </w:r>
       <w:r>
+        <w:rPr>
+          <w:rFonts w:asciiTheme="minorHAnsi" w:hAnsiTheme="minorHAnsi"/>
+        </w:rPr>
         <w:t xml:space="preserve">(small one) </w:t>
       </w:r>
       <w:r>
+        <w:rPr>
+          <w:rFonts w:asciiTheme="minorHAnsi" w:hAnsiTheme="minorHAnsi"/>
+        </w:rPr>
         <w:t>if not specified the last commit will be taken</w:t>
       </w:r>
     </w:p>
@@ -5654,41 +5921,55 @@
         </w:numPr>
         <w:spacing w:before="0" w:beforeAutospacing="0" w:after="0" w:afterAutospacing="0"/>
         <w:jc w:val="both"/>
-      </w:pPr>
-      <w:r>
-        <w:rPr>
+        <w:rPr>
+          <w:rFonts w:asciiTheme="minorHAnsi" w:hAnsiTheme="minorHAnsi"/>
+        </w:rPr>
+      </w:pPr>
+      <w:r>
+        <w:rPr>
+          <w:rFonts w:asciiTheme="minorHAnsi" w:hAnsiTheme="minorHAnsi"/>
           <w:bCs/>
         </w:rPr>
         <w:t xml:space="preserve">Insert command to insert and replace in </w:t>
       </w:r>
+      <w:r>
+        <w:rPr>
+          <w:rFonts w:asciiTheme="minorHAnsi" w:hAnsiTheme="minorHAnsi"/>
+          <w:bCs/>
+        </w:rPr>
+        <w:t>vim</w:t>
+      </w:r>
+      <w:r>
+        <w:rPr>
+          <w:rFonts w:asciiTheme="minorHAnsi" w:hAnsiTheme="minorHAnsi"/>
+          <w:bCs/>
+        </w:rPr>
+        <w:t xml:space="preserve"> editor, as soon as you are done then ESCP</w:t>
+      </w:r>
+      <w:r>
+        <w:rPr>
+          <w:rFonts w:asciiTheme="minorHAnsi" w:hAnsiTheme="minorHAnsi"/>
+        </w:rPr>
+        <w:sym w:font="Wingdings" w:char="F0E0"/>
+      </w:r>
+      <w:r>
+        <w:rPr>
+          <w:rFonts w:asciiTheme="minorHAnsi" w:hAnsiTheme="minorHAnsi"/>
+        </w:rPr>
+        <w:t>:</w:t>
+      </w:r>
       <w:proofErr w:type="spellStart"/>
       <w:r>
         <w:rPr>
-          <w:bCs/>
-        </w:rPr>
-        <w:t>wim</w:t>
+          <w:rFonts w:asciiTheme="minorHAnsi" w:hAnsiTheme="minorHAnsi"/>
+        </w:rPr>
+        <w:t>wq</w:t>
       </w:r>
       <w:proofErr w:type="spellEnd"/>
       <w:r>
         <w:rPr>
-          <w:bCs/>
-        </w:rPr>
-        <w:t xml:space="preserve"> editor, as soon as you are done then ESCP</w:t>
-      </w:r>
-      <w:r>
-        <w:sym w:font="Wingdings" w:char="F0E0"/>
-      </w:r>
-      <w:proofErr w:type="gramStart"/>
-      <w:r>
-        <w:t>:</w:t>
-      </w:r>
-      <w:proofErr w:type="spellStart"/>
-      <w:r>
-        <w:t>wq</w:t>
-      </w:r>
-      <w:proofErr w:type="spellEnd"/>
-      <w:proofErr w:type="gramEnd"/>
-      <w:r>
+          <w:rFonts w:asciiTheme="minorHAnsi" w:hAnsiTheme="minorHAnsi"/>
+        </w:rPr>
         <w:t xml:space="preserve"> and you are out which is save and out. </w:t>
       </w:r>
     </w:p>
@@ -5702,14 +5983,36 @@
         <w:spacing w:before="0" w:beforeAutospacing="0" w:after="0" w:afterAutospacing="0"/>
         <w:jc w:val="both"/>
         <w:rPr>
-          <w:b/>
-        </w:rPr>
-      </w:pPr>
-      <w:r>
-        <w:rPr>
-          <w:b/>
-        </w:rPr>
-        <w:t>Delete tag git tag -d v0.0.0</w:t>
+          <w:rFonts w:asciiTheme="minorHAnsi" w:hAnsiTheme="minorHAnsi"/>
+          <w:b/>
+          <w:lang w:val="de-DE"/>
+        </w:rPr>
+      </w:pPr>
+      <w:r>
+        <w:rPr>
+          <w:rFonts w:asciiTheme="minorHAnsi" w:hAnsiTheme="minorHAnsi"/>
+          <w:b/>
+          <w:lang w:val="de-DE"/>
+        </w:rPr>
+        <w:t xml:space="preserve">Delete tag </w:t>
+      </w:r>
+      <w:proofErr w:type="spellStart"/>
+      <w:r>
+        <w:rPr>
+          <w:rFonts w:asciiTheme="minorHAnsi" w:hAnsiTheme="minorHAnsi"/>
+          <w:b/>
+          <w:lang w:val="de-DE"/>
+        </w:rPr>
+        <w:t>git</w:t>
+      </w:r>
+      <w:proofErr w:type="spellEnd"/>
+      <w:r>
+        <w:rPr>
+          <w:rFonts w:asciiTheme="minorHAnsi" w:hAnsiTheme="minorHAnsi"/>
+          <w:b/>
+          <w:lang w:val="de-DE"/>
+        </w:rPr>
+        <w:t xml:space="preserve"> tag -d v0.0.0</w:t>
       </w:r>
     </w:p>
     <w:p>
@@ -5718,7 +6021,9 @@
         <w:spacing w:before="0" w:beforeAutospacing="0" w:after="0" w:afterAutospacing="0"/>
         <w:jc w:val="both"/>
         <w:rPr>
-          <w:b/>
+          <w:rFonts w:asciiTheme="minorHAnsi" w:hAnsiTheme="minorHAnsi"/>
+          <w:b/>
+          <w:lang w:val="de-DE"/>
         </w:rPr>
       </w:pPr>
     </w:p>
@@ -5728,17 +6033,17 @@
         <w:spacing w:before="0" w:beforeAutospacing="0" w:after="0" w:afterAutospacing="0"/>
         <w:jc w:val="both"/>
         <w:rPr>
-          <w:b/>
-        </w:rPr>
-      </w:pPr>
-      <w:r>
-        <w:rPr>
+          <w:rFonts w:asciiTheme="minorHAnsi" w:hAnsiTheme="minorHAnsi"/>
+          <w:b/>
+        </w:rPr>
+      </w:pPr>
+      <w:r>
+        <w:rPr>
+          <w:rFonts w:asciiTheme="minorHAnsi" w:hAnsiTheme="minorHAnsi"/>
           <w:b/>
         </w:rPr>
         <w:t>Working on non-linear flow</w:t>
       </w:r>
-      <w:bookmarkStart w:id="0" w:name="_GoBack"/>
-      <w:bookmarkEnd w:id="0"/>
     </w:p>
     <w:p>
       <w:pPr>
@@ -5746,6 +6051,7 @@
         <w:spacing w:before="0" w:beforeAutospacing="0" w:after="0" w:afterAutospacing="0"/>
         <w:jc w:val="both"/>
         <w:rPr>
+          <w:rFonts w:asciiTheme="minorHAnsi" w:hAnsiTheme="minorHAnsi"/>
           <w:b/>
         </w:rPr>
       </w:pPr>
@@ -5756,49 +6062,99 @@
         <w:spacing w:before="0" w:beforeAutospacing="0" w:after="0" w:afterAutospacing="0"/>
         <w:jc w:val="both"/>
         <w:rPr>
-          <w:b/>
-        </w:rPr>
-      </w:pPr>
-      <w:r>
+          <w:rFonts w:asciiTheme="minorHAnsi" w:hAnsiTheme="minorHAnsi"/>
+        </w:rPr>
+      </w:pPr>
+      <w:r>
+        <w:rPr>
+          <w:rFonts w:asciiTheme="minorHAnsi" w:hAnsiTheme="minorHAnsi"/>
+        </w:rPr>
         <w:t xml:space="preserve">In Git, each branch is a pointer to its latest commit, and </w:t>
       </w:r>
       <w:r>
         <w:rPr>
           <w:rStyle w:val="HTMLCode"/>
-          <w:rFonts w:eastAsiaTheme="majorEastAsia"/>
+          <w:rFonts w:asciiTheme="minorHAnsi" w:eastAsiaTheme="majorEastAsia" w:hAnsiTheme="minorHAnsi"/>
         </w:rPr>
         <w:t>HEAD</w:t>
       </w:r>
       <w:r>
+        <w:rPr>
+          <w:rFonts w:asciiTheme="minorHAnsi" w:hAnsiTheme="minorHAnsi"/>
+        </w:rPr>
         <w:t xml:space="preserve"> represents your current position in the repository. When you switch branches, Git moves </w:t>
       </w:r>
       <w:r>
         <w:rPr>
           <w:rStyle w:val="HTMLCode"/>
-          <w:rFonts w:eastAsiaTheme="majorEastAsia"/>
+          <w:rFonts w:asciiTheme="minorHAnsi" w:eastAsiaTheme="majorEastAsia" w:hAnsiTheme="minorHAnsi"/>
         </w:rPr>
         <w:t>HEAD</w:t>
       </w:r>
       <w:r>
+        <w:rPr>
+          <w:rFonts w:asciiTheme="minorHAnsi" w:hAnsiTheme="minorHAnsi"/>
+        </w:rPr>
         <w:t xml:space="preserve"> to point to the new branch, and that branch’s tip commit state is loaded into your working directory, so any new commits advance that branch. If you have uncommitted changes that conflict, Git may prevent the switch, and checking out a commit directly puts you in a detached HEAD state. Essentially, after switching, </w:t>
       </w:r>
-      <w:proofErr w:type="spellStart"/>
-      <w:r>
-        <w:t>your</w:t>
-      </w:r>
-      <w:proofErr w:type="spellEnd"/>
-      <w:r>
+      <w:r>
+        <w:rPr>
+          <w:rFonts w:asciiTheme="minorHAnsi" w:hAnsiTheme="minorHAnsi"/>
+        </w:rPr>
+        <w:t>you’re</w:t>
+      </w:r>
+      <w:r>
+        <w:rPr>
+          <w:rFonts w:asciiTheme="minorHAnsi" w:hAnsiTheme="minorHAnsi"/>
+        </w:rPr>
         <w:t xml:space="preserve"> working directory always reflects the branch’s tip because </w:t>
       </w:r>
       <w:r>
         <w:rPr>
           <w:rStyle w:val="HTMLCode"/>
-          <w:rFonts w:eastAsiaTheme="majorEastAsia"/>
+          <w:rFonts w:asciiTheme="minorHAnsi" w:eastAsiaTheme="majorEastAsia" w:hAnsiTheme="minorHAnsi"/>
         </w:rPr>
         <w:t>HEAD</w:t>
       </w:r>
       <w:r>
+        <w:rPr>
+          <w:rFonts w:asciiTheme="minorHAnsi" w:hAnsiTheme="minorHAnsi"/>
+        </w:rPr>
         <w:t xml:space="preserve"> now points there.</w:t>
+      </w:r>
+    </w:p>
+    <w:p>
+      <w:pPr>
+        <w:pStyle w:val="NormalWeb"/>
+        <w:spacing w:before="0" w:beforeAutospacing="0" w:after="0" w:afterAutospacing="0"/>
+        <w:jc w:val="both"/>
+        <w:rPr>
+          <w:rFonts w:asciiTheme="minorHAnsi" w:hAnsiTheme="minorHAnsi"/>
+        </w:rPr>
+      </w:pPr>
+    </w:p>
+    <w:p>
+      <w:pPr>
+        <w:pStyle w:val="NormalWeb"/>
+        <w:spacing w:before="0" w:beforeAutospacing="0" w:after="80" w:afterAutospacing="0"/>
+        <w:jc w:val="both"/>
+        <w:rPr>
+          <w:rFonts w:asciiTheme="minorHAnsi" w:hAnsiTheme="minorHAnsi"/>
+        </w:rPr>
+      </w:pPr>
+      <w:r>
+        <w:rPr>
+          <w:rFonts w:asciiTheme="minorHAnsi" w:hAnsiTheme="minorHAnsi"/>
+          <w:b/>
+          <w:bCs/>
+        </w:rPr>
+        <w:t xml:space="preserve">Using branches: </w:t>
+      </w:r>
+      <w:r>
+        <w:rPr>
+          <w:rFonts w:asciiTheme="minorHAnsi" w:hAnsiTheme="minorHAnsi"/>
+        </w:rPr>
+        <w:t xml:space="preserve">You have one branch already. </w:t>
       </w:r>
     </w:p>
     <w:p>
@@ -5808,67 +6164,749 @@
           <w:ilvl w:val="0"/>
           <w:numId w:val="8"/>
         </w:numPr>
-        <w:spacing w:before="0" w:beforeAutospacing="0" w:after="0" w:afterAutospacing="0"/>
-        <w:jc w:val="both"/>
-        <w:rPr>
-          <w:b/>
-          <w:bCs/>
-        </w:rPr>
-      </w:pPr>
-      <w:r>
-        <w:rPr>
-          <w:b/>
-          <w:bCs/>
-        </w:rPr>
-        <w:br w:type="page"/>
-      </w:r>
-    </w:p>
-    <w:p>
-      <w:pPr>
-        <w:spacing w:after="0"/>
-        <w:jc w:val="both"/>
-        <w:rPr>
-          <w:b/>
-          <w:bCs/>
-        </w:rPr>
-      </w:pPr>
-    </w:p>
-    <w:p>
-      <w:pPr>
-        <w:rPr>
-          <w:b/>
-          <w:bCs/>
-        </w:rPr>
-      </w:pPr>
-      <w:r>
-        <w:rPr>
-          <w:b/>
-          <w:bCs/>
-        </w:rPr>
-        <w:t xml:space="preserve">Session 2: </w:t>
-      </w:r>
-      <w:proofErr w:type="spellStart"/>
-      <w:r>
-        <w:rPr>
-          <w:b/>
-          <w:bCs/>
-        </w:rPr>
-        <w:t>Github</w:t>
-      </w:r>
-      <w:proofErr w:type="spellEnd"/>
-    </w:p>
-    <w:p>
-      <w:pPr>
-        <w:spacing w:after="0"/>
-        <w:jc w:val="both"/>
-        <w:rPr>
-          <w:b/>
-          <w:bCs/>
-        </w:rPr>
-      </w:pPr>
-    </w:p>
-    <w:p>
-      <w:r>
+        <w:spacing w:before="0" w:beforeAutospacing="0" w:after="80" w:afterAutospacing="0"/>
+        <w:jc w:val="both"/>
+        <w:rPr>
+          <w:rFonts w:asciiTheme="minorHAnsi" w:hAnsiTheme="minorHAnsi"/>
+        </w:rPr>
+      </w:pPr>
+      <w:r>
+        <w:rPr>
+          <w:rFonts w:asciiTheme="minorHAnsi" w:hAnsiTheme="minorHAnsi"/>
+          <w:b/>
+          <w:bCs/>
+        </w:rPr>
+        <w:t>HEAD</w:t>
+      </w:r>
+      <w:r>
+        <w:rPr>
+          <w:rFonts w:asciiTheme="minorHAnsi" w:hAnsiTheme="minorHAnsi"/>
+        </w:rPr>
+        <w:t> is a special pointer that shows your current position in the repository, usually pointing to the latest commit of the branch you have checked out.</w:t>
+      </w:r>
+    </w:p>
+    <w:p>
+      <w:pPr>
+        <w:pStyle w:val="NormalWeb"/>
+        <w:numPr>
+          <w:ilvl w:val="0"/>
+          <w:numId w:val="8"/>
+        </w:numPr>
+        <w:spacing w:before="0" w:beforeAutospacing="0" w:after="80" w:afterAutospacing="0"/>
+        <w:jc w:val="both"/>
+        <w:rPr>
+          <w:rFonts w:asciiTheme="minorHAnsi" w:hAnsiTheme="minorHAnsi"/>
+          <w:b/>
+          <w:bCs/>
+        </w:rPr>
+      </w:pPr>
+      <w:r>
+        <w:rPr>
+          <w:rFonts w:asciiTheme="minorHAnsi" w:hAnsiTheme="minorHAnsi"/>
+          <w:b/>
+          <w:bCs/>
+        </w:rPr>
+        <w:t>Creating branches on head:</w:t>
+      </w:r>
+      <w:r>
+        <w:rPr>
+          <w:rFonts w:asciiTheme="minorHAnsi" w:hAnsiTheme="minorHAnsi"/>
+        </w:rPr>
+        <w:t xml:space="preserve"> </w:t>
+      </w:r>
+      <w:r>
+        <w:rPr>
+          <w:rFonts w:asciiTheme="minorHAnsi" w:hAnsiTheme="minorHAnsi"/>
+        </w:rPr>
+        <w:t>Creating a branch on HEAD in Git means making a new branch starting from the current</w:t>
+      </w:r>
+      <w:r>
+        <w:rPr>
+          <w:rFonts w:asciiTheme="minorHAnsi" w:hAnsiTheme="minorHAnsi"/>
+        </w:rPr>
+        <w:tab/>
+      </w:r>
+      <w:r>
+        <w:rPr>
+          <w:rFonts w:asciiTheme="minorHAnsi" w:hAnsiTheme="minorHAnsi"/>
+        </w:rPr>
+        <w:t xml:space="preserve"> commit your HEAD is pointing to (usually the latest commit on the current branch).  </w:t>
+      </w:r>
+      <w:r>
+        <w:rPr>
+          <w:rFonts w:asciiTheme="minorHAnsi" w:hAnsiTheme="minorHAnsi"/>
+          <w:b/>
+          <w:bCs/>
+        </w:rPr>
+        <w:t>git branch &lt;new-branch-name&gt;</w:t>
+      </w:r>
+      <w:r>
+        <w:rPr>
+          <w:rFonts w:asciiTheme="minorHAnsi" w:hAnsiTheme="minorHAnsi"/>
+          <w:b/>
+          <w:bCs/>
+        </w:rPr>
+        <w:t xml:space="preserve"> </w:t>
+      </w:r>
+      <w:r>
+        <w:rPr>
+          <w:rFonts w:asciiTheme="minorHAnsi" w:hAnsiTheme="minorHAnsi"/>
+        </w:rPr>
+        <w:t>and</w:t>
+      </w:r>
+      <w:r>
+        <w:rPr>
+          <w:rFonts w:asciiTheme="minorHAnsi" w:hAnsiTheme="minorHAnsi"/>
+          <w:b/>
+          <w:bCs/>
+        </w:rPr>
+        <w:t xml:space="preserve"> </w:t>
+      </w:r>
+    </w:p>
+    <w:p>
+      <w:pPr>
+        <w:pStyle w:val="NormalWeb"/>
+        <w:numPr>
+          <w:ilvl w:val="0"/>
+          <w:numId w:val="8"/>
+        </w:numPr>
+        <w:spacing w:before="0" w:beforeAutospacing="0" w:after="80" w:afterAutospacing="0"/>
+        <w:jc w:val="both"/>
+        <w:rPr>
+          <w:rFonts w:asciiTheme="minorHAnsi" w:hAnsiTheme="minorHAnsi"/>
+        </w:rPr>
+      </w:pPr>
+      <w:r>
+        <w:rPr>
+          <w:rFonts w:asciiTheme="minorHAnsi" w:hAnsiTheme="minorHAnsi"/>
+          <w:b/>
+          <w:bCs/>
+        </w:rPr>
+        <w:t>Creating branches on head:</w:t>
+      </w:r>
+      <w:r>
+        <w:rPr>
+          <w:rFonts w:asciiTheme="minorHAnsi" w:hAnsiTheme="minorHAnsi"/>
+        </w:rPr>
+        <w:t xml:space="preserve"> </w:t>
+      </w:r>
+      <w:r>
+        <w:rPr>
+          <w:rFonts w:asciiTheme="minorHAnsi" w:hAnsiTheme="minorHAnsi"/>
+          <w:b/>
+          <w:bCs/>
+        </w:rPr>
+        <w:t xml:space="preserve">git branch &lt;new-branch-name&gt; &lt;commit-sha&gt; </w:t>
+      </w:r>
+      <w:r>
+        <w:rPr>
+          <w:rFonts w:asciiTheme="minorHAnsi" w:hAnsiTheme="minorHAnsi"/>
+        </w:rPr>
+        <w:t>for branch after specific commit</w:t>
+      </w:r>
+      <w:r>
+        <w:rPr>
+          <w:rFonts w:asciiTheme="minorHAnsi" w:hAnsiTheme="minorHAnsi"/>
+          <w:b/>
+          <w:bCs/>
+        </w:rPr>
+        <w:t xml:space="preserve"> </w:t>
+      </w:r>
+    </w:p>
+    <w:p>
+      <w:pPr>
+        <w:pStyle w:val="NormalWeb"/>
+        <w:numPr>
+          <w:ilvl w:val="0"/>
+          <w:numId w:val="8"/>
+        </w:numPr>
+        <w:spacing w:before="0" w:beforeAutospacing="0" w:after="80" w:afterAutospacing="0"/>
+        <w:jc w:val="both"/>
+        <w:rPr>
+          <w:rFonts w:asciiTheme="minorHAnsi" w:hAnsiTheme="minorHAnsi"/>
+        </w:rPr>
+      </w:pPr>
+      <w:r>
+        <w:rPr>
+          <w:rFonts w:asciiTheme="minorHAnsi" w:hAnsiTheme="minorHAnsi"/>
+          <w:b/>
+          <w:bCs/>
+        </w:rPr>
+        <w:t xml:space="preserve">Show branches: git branch, git branch -a </w:t>
+      </w:r>
+      <w:r>
+        <w:rPr>
+          <w:rFonts w:asciiTheme="minorHAnsi" w:hAnsiTheme="minorHAnsi"/>
+          <w:b/>
+          <w:bCs/>
+        </w:rPr>
+        <w:t>(for</w:t>
+      </w:r>
+      <w:r>
+        <w:rPr>
+          <w:rFonts w:asciiTheme="minorHAnsi" w:hAnsiTheme="minorHAnsi"/>
+          <w:b/>
+          <w:bCs/>
+        </w:rPr>
+        <w:t xml:space="preserve"> all), git branch -r (for remote) etc. </w:t>
+      </w:r>
+    </w:p>
+    <w:p>
+      <w:pPr>
+        <w:pStyle w:val="NormalWeb"/>
+        <w:numPr>
+          <w:ilvl w:val="0"/>
+          <w:numId w:val="8"/>
+        </w:numPr>
+        <w:spacing w:before="0" w:beforeAutospacing="0" w:after="80" w:afterAutospacing="0"/>
+        <w:jc w:val="both"/>
+        <w:rPr>
+          <w:rFonts w:asciiTheme="minorHAnsi" w:hAnsiTheme="minorHAnsi"/>
+        </w:rPr>
+      </w:pPr>
+      <w:r>
+        <w:rPr>
+          <w:rFonts w:asciiTheme="minorHAnsi" w:hAnsiTheme="minorHAnsi"/>
+          <w:b/>
+          <w:bCs/>
+        </w:rPr>
+        <w:t xml:space="preserve">Switch between the branches: </w:t>
+      </w:r>
+      <w:r>
+        <w:rPr>
+          <w:rFonts w:asciiTheme="minorHAnsi" w:hAnsiTheme="minorHAnsi"/>
+        </w:rPr>
+        <w:t>When switching, Git changes the HEAD reference to point to the new branch. HEAD indicates the current branch you're working on, Git replaces or updates the files in the working directory with the snapshot (commits) that the new branch points to, so your files match that branch's state, Git also updates the staging area (index) to align with the new branch,</w:t>
+      </w:r>
+      <w:r>
+        <w:rPr>
+          <w:rFonts w:asciiTheme="minorHAnsi" w:hAnsiTheme="minorHAnsi"/>
+          <w:b/>
+          <w:bCs/>
+        </w:rPr>
+        <w:t xml:space="preserve"> </w:t>
+      </w:r>
+      <w:r>
+        <w:rPr>
+          <w:rFonts w:asciiTheme="minorHAnsi" w:hAnsiTheme="minorHAnsi"/>
+          <w:b/>
+          <w:bCs/>
+        </w:rPr>
+        <w:t>git checkout &lt;branch name&gt;</w:t>
+      </w:r>
+    </w:p>
+    <w:p>
+      <w:pPr>
+        <w:pStyle w:val="NormalWeb"/>
+        <w:numPr>
+          <w:ilvl w:val="0"/>
+          <w:numId w:val="8"/>
+        </w:numPr>
+        <w:spacing w:before="0" w:beforeAutospacing="0" w:after="80" w:afterAutospacing="0"/>
+        <w:jc w:val="both"/>
+        <w:rPr>
+          <w:rFonts w:asciiTheme="minorHAnsi" w:hAnsiTheme="minorHAnsi"/>
+        </w:rPr>
+      </w:pPr>
+      <w:r>
+        <w:rPr>
+          <w:rFonts w:asciiTheme="minorHAnsi" w:hAnsiTheme="minorHAnsi"/>
+        </w:rPr>
+        <w:lastRenderedPageBreak/>
+        <w:t>The</w:t>
+      </w:r>
+      <w:r>
+        <w:rPr>
+          <w:rFonts w:asciiTheme="minorHAnsi" w:hAnsiTheme="minorHAnsi"/>
+          <w:b/>
+          <w:bCs/>
+        </w:rPr>
+        <w:t xml:space="preserve"> Git log --graph </w:t>
+      </w:r>
+      <w:r>
+        <w:rPr>
+          <w:rFonts w:asciiTheme="minorHAnsi" w:hAnsiTheme="minorHAnsi"/>
+        </w:rPr>
+        <w:t>command creates a text-based visual graph of the commit history in the terminal. It shows how branches and merges diverge and come together over time, giving a clear overview of your repository's branching structure.</w:t>
+      </w:r>
+    </w:p>
+    <w:p>
+      <w:pPr>
+        <w:pStyle w:val="NormalWeb"/>
+        <w:numPr>
+          <w:ilvl w:val="0"/>
+          <w:numId w:val="8"/>
+        </w:numPr>
+        <w:spacing w:before="0" w:beforeAutospacing="0" w:after="80" w:afterAutospacing="0"/>
+        <w:jc w:val="both"/>
+        <w:rPr>
+          <w:rFonts w:asciiTheme="minorHAnsi" w:hAnsiTheme="minorHAnsi"/>
+        </w:rPr>
+      </w:pPr>
+      <w:r>
+        <w:rPr>
+          <w:rFonts w:asciiTheme="minorHAnsi" w:hAnsiTheme="minorHAnsi"/>
+          <w:b/>
+          <w:bCs/>
+        </w:rPr>
+        <w:t>Branch delete:</w:t>
+      </w:r>
+      <w:r>
+        <w:rPr>
+          <w:rFonts w:asciiTheme="minorHAnsi" w:hAnsiTheme="minorHAnsi"/>
+        </w:rPr>
+        <w:t xml:space="preserve">  E</w:t>
+      </w:r>
+      <w:r>
+        <w:rPr>
+          <w:rFonts w:asciiTheme="minorHAnsi" w:hAnsiTheme="minorHAnsi"/>
+        </w:rPr>
+        <w:t>ven after deleting a branch, commits that were merged from that branch</w:t>
+      </w:r>
+      <w:r>
+        <w:rPr>
+          <w:rFonts w:asciiTheme="minorHAnsi" w:hAnsiTheme="minorHAnsi"/>
+        </w:rPr>
+        <w:t xml:space="preserve"> </w:t>
+      </w:r>
+      <w:r>
+        <w:rPr>
+          <w:rFonts w:asciiTheme="minorHAnsi" w:hAnsiTheme="minorHAnsi"/>
+        </w:rPr>
+        <w:t>remain in the repository's history.</w:t>
+      </w:r>
+      <w:r>
+        <w:rPr>
+          <w:rFonts w:asciiTheme="minorHAnsi" w:hAnsiTheme="minorHAnsi"/>
+        </w:rPr>
+        <w:t xml:space="preserve"> </w:t>
+      </w:r>
+      <w:r>
+        <w:rPr>
+          <w:rFonts w:asciiTheme="minorHAnsi" w:hAnsiTheme="minorHAnsi"/>
+          <w:b/>
+          <w:bCs/>
+        </w:rPr>
+        <w:t>Git delete -d &lt;branch-name&gt;</w:t>
+      </w:r>
+    </w:p>
+    <w:p>
+      <w:pPr>
+        <w:pStyle w:val="NormalWeb"/>
+        <w:spacing w:before="0" w:beforeAutospacing="0" w:after="80" w:afterAutospacing="0"/>
+        <w:jc w:val="both"/>
+        <w:rPr>
+          <w:rFonts w:asciiTheme="minorHAnsi" w:hAnsiTheme="minorHAnsi"/>
+          <w:b/>
+          <w:bCs/>
+        </w:rPr>
+      </w:pPr>
+    </w:p>
+    <w:p>
+      <w:pPr>
+        <w:pStyle w:val="NormalWeb"/>
+        <w:spacing w:after="80"/>
+        <w:jc w:val="both"/>
+        <w:rPr>
+          <w:rFonts w:asciiTheme="minorHAnsi" w:hAnsiTheme="minorHAnsi"/>
+        </w:rPr>
+      </w:pPr>
+      <w:r>
+        <w:rPr>
+          <w:rFonts w:asciiTheme="minorHAnsi" w:hAnsiTheme="minorHAnsi"/>
+          <w:b/>
+          <w:bCs/>
+        </w:rPr>
+        <w:t xml:space="preserve">Merging branches: </w:t>
+      </w:r>
+      <w:r>
+        <w:rPr>
+          <w:rFonts w:asciiTheme="minorHAnsi" w:hAnsiTheme="minorHAnsi"/>
+          <w:b/>
+          <w:bCs/>
+        </w:rPr>
+        <w:tab/>
+      </w:r>
+      <w:r>
+        <w:rPr>
+          <w:rFonts w:asciiTheme="minorHAnsi" w:hAnsiTheme="minorHAnsi"/>
+        </w:rPr>
+        <w:t>Merging in Git combines changes from one branch into another, integrating different lines of development. Here’s what happens in a merge:</w:t>
+      </w:r>
+    </w:p>
+    <w:p>
+      <w:pPr>
+        <w:pStyle w:val="NormalWeb"/>
+        <w:numPr>
+          <w:ilvl w:val="0"/>
+          <w:numId w:val="18"/>
+        </w:numPr>
+        <w:spacing w:before="0" w:beforeAutospacing="0" w:after="80" w:afterAutospacing="0"/>
+        <w:jc w:val="both"/>
+        <w:rPr>
+          <w:rFonts w:asciiTheme="minorHAnsi" w:hAnsiTheme="minorHAnsi"/>
+        </w:rPr>
+      </w:pPr>
+      <w:r>
+        <w:rPr>
+          <w:rFonts w:asciiTheme="minorHAnsi" w:hAnsiTheme="minorHAnsi"/>
+        </w:rPr>
+        <w:t>Git identifies the common ancestor commit shared by the branches.</w:t>
+      </w:r>
+    </w:p>
+    <w:p>
+      <w:pPr>
+        <w:pStyle w:val="NormalWeb"/>
+        <w:numPr>
+          <w:ilvl w:val="0"/>
+          <w:numId w:val="18"/>
+        </w:numPr>
+        <w:spacing w:before="0" w:beforeAutospacing="0" w:after="80" w:afterAutospacing="0"/>
+        <w:jc w:val="both"/>
+        <w:rPr>
+          <w:rFonts w:asciiTheme="minorHAnsi" w:hAnsiTheme="minorHAnsi"/>
+        </w:rPr>
+      </w:pPr>
+      <w:r>
+        <w:rPr>
+          <w:rFonts w:asciiTheme="minorHAnsi" w:hAnsiTheme="minorHAnsi"/>
+        </w:rPr>
+        <w:t>Depending on the history, two main types of merges can happen:</w:t>
+      </w:r>
+    </w:p>
+    <w:p>
+      <w:pPr>
+        <w:pStyle w:val="NormalWeb"/>
+        <w:numPr>
+          <w:ilvl w:val="1"/>
+          <w:numId w:val="18"/>
+        </w:numPr>
+        <w:spacing w:before="0" w:beforeAutospacing="0" w:after="80" w:afterAutospacing="0"/>
+        <w:jc w:val="both"/>
+        <w:rPr>
+          <w:rFonts w:asciiTheme="minorHAnsi" w:hAnsiTheme="minorHAnsi"/>
+        </w:rPr>
+      </w:pPr>
+      <w:r>
+        <w:rPr>
+          <w:rFonts w:asciiTheme="minorHAnsi" w:hAnsiTheme="minorHAnsi"/>
+        </w:rPr>
+        <w:t>Fast-forward merge: If the current branch has no new commits since the other branch was created, Git just moves the branch pointer forward to include the new commits, keeping history linear.</w:t>
+      </w:r>
+    </w:p>
+    <w:p>
+      <w:pPr>
+        <w:pStyle w:val="NormalWeb"/>
+        <w:numPr>
+          <w:ilvl w:val="1"/>
+          <w:numId w:val="18"/>
+        </w:numPr>
+        <w:spacing w:before="0" w:beforeAutospacing="0" w:after="80" w:afterAutospacing="0"/>
+        <w:jc w:val="both"/>
+        <w:rPr>
+          <w:rFonts w:asciiTheme="minorHAnsi" w:hAnsiTheme="minorHAnsi"/>
+        </w:rPr>
+      </w:pPr>
+      <w:r>
+        <w:rPr>
+          <w:rFonts w:asciiTheme="minorHAnsi" w:hAnsiTheme="minorHAnsi"/>
+        </w:rPr>
+        <w:t>Three-way merge: If both branches have made changes, Git creates a new merge commit combining the changes. This commit has two parents, preserving both histories.</w:t>
+      </w:r>
+      <w:r>
+        <w:rPr>
+          <w:rFonts w:asciiTheme="minorHAnsi" w:hAnsiTheme="minorHAnsi" w:cs="Segoe UI"/>
+          <w:spacing w:val="1"/>
+        </w:rPr>
+        <w:t xml:space="preserve"> </w:t>
+      </w:r>
+    </w:p>
+    <w:p>
+      <w:pPr>
+        <w:pStyle w:val="NormalWeb"/>
+        <w:numPr>
+          <w:ilvl w:val="0"/>
+          <w:numId w:val="18"/>
+        </w:numPr>
+        <w:spacing w:before="0" w:beforeAutospacing="0" w:after="80" w:afterAutospacing="0"/>
+        <w:jc w:val="both"/>
+        <w:rPr>
+          <w:rFonts w:asciiTheme="minorHAnsi" w:hAnsiTheme="minorHAnsi"/>
+        </w:rPr>
+      </w:pPr>
+      <w:r>
+        <w:rPr>
+          <w:rFonts w:asciiTheme="minorHAnsi" w:hAnsiTheme="minorHAnsi"/>
+        </w:rPr>
+        <w:t>During a three-way merge, if both branches modify the same parts of a file, Git prompts for conflict resolution, requiring manual intervention to decide which changes to keep.</w:t>
+      </w:r>
+      <w:r>
+        <w:rPr>
+          <w:rFonts w:asciiTheme="minorHAnsi" w:hAnsiTheme="minorHAnsi" w:cs="Segoe UI"/>
+          <w:spacing w:val="1"/>
+        </w:rPr>
+        <w:t xml:space="preserve"> </w:t>
+      </w:r>
+    </w:p>
+    <w:p>
+      <w:pPr>
+        <w:pStyle w:val="NormalWeb"/>
+        <w:numPr>
+          <w:ilvl w:val="0"/>
+          <w:numId w:val="18"/>
+        </w:numPr>
+        <w:spacing w:before="0" w:beforeAutospacing="0" w:after="80" w:afterAutospacing="0"/>
+        <w:jc w:val="both"/>
+        <w:rPr>
+          <w:rFonts w:asciiTheme="minorHAnsi" w:hAnsiTheme="minorHAnsi"/>
+        </w:rPr>
+      </w:pPr>
+      <w:r>
+        <w:rPr>
+          <w:rFonts w:asciiTheme="minorHAnsi" w:hAnsiTheme="minorHAnsi"/>
+        </w:rPr>
+        <w:t>After the merge, commits from both branches become part of the merged branch’s history, and the merged branch can be deleted if desired.</w:t>
+      </w:r>
+    </w:p>
+    <w:p>
+      <w:pPr>
+        <w:pStyle w:val="NormalWeb"/>
+        <w:numPr>
+          <w:ilvl w:val="0"/>
+          <w:numId w:val="18"/>
+        </w:numPr>
+        <w:spacing w:before="0" w:beforeAutospacing="0" w:after="80" w:afterAutospacing="0"/>
+        <w:jc w:val="both"/>
+        <w:rPr>
+          <w:rFonts w:asciiTheme="minorHAnsi" w:hAnsiTheme="minorHAnsi"/>
+        </w:rPr>
+      </w:pPr>
+      <w:r>
+        <w:rPr>
+          <w:rFonts w:asciiTheme="minorHAnsi" w:hAnsiTheme="minorHAnsi"/>
+          <w:b/>
+          <w:bCs/>
+        </w:rPr>
+        <w:t>Merge conflict</w:t>
+      </w:r>
+      <w:r>
+        <w:rPr>
+          <w:rFonts w:asciiTheme="minorHAnsi" w:hAnsiTheme="minorHAnsi"/>
+        </w:rPr>
+        <w:t xml:space="preserve">: if the same lines have different codes, then conflict happens while merging and in a new commit you say the conflicted parts between the special symbols, first part is from current branch. </w:t>
+      </w:r>
+      <w:r>
+        <w:rPr>
+          <w:rFonts w:asciiTheme="minorHAnsi" w:hAnsiTheme="minorHAnsi"/>
+        </w:rPr>
+        <w:t>And you</w:t>
+      </w:r>
+      <w:r>
+        <w:rPr>
+          <w:rFonts w:asciiTheme="minorHAnsi" w:hAnsiTheme="minorHAnsi"/>
+        </w:rPr>
+        <w:t xml:space="preserve"> can </w:t>
+      </w:r>
+      <w:r>
+        <w:rPr>
+          <w:rFonts w:asciiTheme="minorHAnsi" w:hAnsiTheme="minorHAnsi"/>
+        </w:rPr>
+        <w:t>decide</w:t>
+      </w:r>
+      <w:r>
+        <w:rPr>
+          <w:rFonts w:asciiTheme="minorHAnsi" w:hAnsiTheme="minorHAnsi"/>
+        </w:rPr>
+        <w:t xml:space="preserve"> to keep whichever part you want to keep and again make new commit after the changes. </w:t>
+      </w:r>
+    </w:p>
+    <w:p>
+      <w:pPr>
+        <w:pStyle w:val="NormalWeb"/>
+        <w:spacing w:before="0" w:beforeAutospacing="0" w:after="80" w:afterAutospacing="0"/>
+        <w:jc w:val="both"/>
+        <w:rPr>
+          <w:rFonts w:asciiTheme="minorHAnsi" w:hAnsiTheme="minorHAnsi"/>
+        </w:rPr>
+      </w:pPr>
+    </w:p>
+    <w:p>
+      <w:pPr>
+        <w:pStyle w:val="NormalWeb"/>
+        <w:spacing w:before="0" w:beforeAutospacing="0" w:after="80" w:afterAutospacing="0"/>
+        <w:jc w:val="both"/>
+        <w:rPr>
+          <w:rFonts w:asciiTheme="minorHAnsi" w:hAnsiTheme="minorHAnsi"/>
+          <w:b/>
+          <w:bCs/>
+        </w:rPr>
+      </w:pPr>
+      <w:r>
+        <w:rPr>
+          <w:rFonts w:asciiTheme="minorHAnsi" w:hAnsiTheme="minorHAnsi"/>
+          <w:b/>
+          <w:bCs/>
+        </w:rPr>
+        <w:t>Working on the remote repo:</w:t>
+      </w:r>
+    </w:p>
+    <w:p>
+      <w:pPr>
+        <w:pStyle w:val="NormalWeb"/>
+        <w:numPr>
+          <w:ilvl w:val="0"/>
+          <w:numId w:val="8"/>
+        </w:numPr>
+        <w:spacing w:before="0" w:beforeAutospacing="0" w:after="80" w:afterAutospacing="0"/>
+        <w:jc w:val="both"/>
+        <w:rPr>
+          <w:rFonts w:asciiTheme="minorHAnsi" w:hAnsiTheme="minorHAnsi"/>
+        </w:rPr>
+      </w:pPr>
+      <w:r>
+        <w:rPr>
+          <w:rFonts w:asciiTheme="minorHAnsi" w:hAnsiTheme="minorHAnsi"/>
+          <w:b/>
+          <w:bCs/>
+        </w:rPr>
+        <w:t xml:space="preserve">Create a new repo </w:t>
+      </w:r>
+      <w:r>
+        <w:rPr>
+          <w:rFonts w:asciiTheme="minorHAnsi" w:hAnsiTheme="minorHAnsi"/>
+        </w:rPr>
+        <w:t>on a GitHub (which is the remote repo)</w:t>
+      </w:r>
+    </w:p>
+    <w:p>
+      <w:pPr>
+        <w:pStyle w:val="NormalWeb"/>
+        <w:numPr>
+          <w:ilvl w:val="0"/>
+          <w:numId w:val="8"/>
+        </w:numPr>
+        <w:spacing w:before="0" w:beforeAutospacing="0" w:after="80" w:afterAutospacing="0"/>
+        <w:rPr>
+          <w:rFonts w:asciiTheme="minorHAnsi" w:hAnsiTheme="minorHAnsi"/>
+        </w:rPr>
+      </w:pPr>
+      <w:r>
+        <w:rPr>
+          <w:rFonts w:asciiTheme="minorHAnsi" w:hAnsiTheme="minorHAnsi"/>
+          <w:b/>
+          <w:bCs/>
+        </w:rPr>
+        <w:t>Add remote (links local and remote), git remote add origin</w:t>
+      </w:r>
+      <w:r>
+        <w:rPr>
+          <w:rFonts w:asciiTheme="minorHAnsi" w:hAnsiTheme="minorHAnsi"/>
+          <w:b/>
+          <w:bCs/>
+        </w:rPr>
+        <w:t xml:space="preserve"> &lt;link&gt;</w:t>
+      </w:r>
+      <w:r>
+        <w:rPr>
+          <w:rFonts w:asciiTheme="minorHAnsi" w:hAnsiTheme="minorHAnsi"/>
+          <w:b/>
+          <w:bCs/>
+        </w:rPr>
+        <w:t xml:space="preserve"> </w:t>
+      </w:r>
+      <w:r>
+        <w:rPr>
+          <w:rFonts w:asciiTheme="minorHAnsi" w:hAnsiTheme="minorHAnsi"/>
+        </w:rPr>
+        <w:t xml:space="preserve">where origin is just a alias you can have any other name in there. </w:t>
+      </w:r>
+    </w:p>
+    <w:p>
+      <w:pPr>
+        <w:pStyle w:val="NormalWeb"/>
+        <w:numPr>
+          <w:ilvl w:val="0"/>
+          <w:numId w:val="8"/>
+        </w:numPr>
+        <w:spacing w:before="0" w:beforeAutospacing="0" w:after="80" w:afterAutospacing="0"/>
+        <w:rPr>
+          <w:rFonts w:asciiTheme="minorHAnsi" w:hAnsiTheme="minorHAnsi"/>
+        </w:rPr>
+      </w:pPr>
+      <w:r>
+        <w:rPr>
+          <w:rFonts w:asciiTheme="minorHAnsi" w:hAnsiTheme="minorHAnsi"/>
+          <w:b/>
+          <w:bCs/>
+        </w:rPr>
+        <w:t>Push,</w:t>
+      </w:r>
+      <w:r>
+        <w:rPr>
+          <w:rFonts w:asciiTheme="minorHAnsi" w:hAnsiTheme="minorHAnsi"/>
+        </w:rPr>
+        <w:t xml:space="preserve"> </w:t>
+      </w:r>
+      <w:r>
+        <w:rPr>
+          <w:rFonts w:asciiTheme="minorHAnsi" w:hAnsiTheme="minorHAnsi"/>
+          <w:b/>
+          <w:bCs/>
+        </w:rPr>
+        <w:t>git push origin master</w:t>
+      </w:r>
+    </w:p>
+    <w:p>
+      <w:pPr>
+        <w:pStyle w:val="NormalWeb"/>
+        <w:numPr>
+          <w:ilvl w:val="0"/>
+          <w:numId w:val="8"/>
+        </w:numPr>
+        <w:spacing w:before="0" w:beforeAutospacing="0" w:after="80" w:afterAutospacing="0"/>
+        <w:rPr>
+          <w:rFonts w:asciiTheme="minorHAnsi" w:hAnsiTheme="minorHAnsi"/>
+          <w:b/>
+          <w:bCs/>
+        </w:rPr>
+      </w:pPr>
+      <w:r>
+        <w:rPr>
+          <w:rFonts w:asciiTheme="minorHAnsi" w:hAnsiTheme="minorHAnsi"/>
+          <w:b/>
+          <w:bCs/>
+        </w:rPr>
+        <w:t>git pull origin master</w:t>
+      </w:r>
+    </w:p>
+    <w:p>
+      <w:pPr>
+        <w:pStyle w:val="NormalWeb"/>
+        <w:spacing w:before="0" w:beforeAutospacing="0" w:after="80" w:afterAutospacing="0"/>
+        <w:jc w:val="both"/>
+        <w:rPr>
+          <w:b/>
+          <w:bCs/>
+        </w:rPr>
+      </w:pPr>
+    </w:p>
+    <w:p>
+      <w:pPr>
+        <w:pStyle w:val="NormalWeb"/>
+        <w:spacing w:before="0" w:beforeAutospacing="0" w:after="80" w:afterAutospacing="0"/>
+        <w:jc w:val="both"/>
+        <w:rPr>
+          <w:rFonts w:asciiTheme="minorHAnsi" w:hAnsiTheme="minorHAnsi"/>
+          <w:b/>
+          <w:bCs/>
+        </w:rPr>
+      </w:pPr>
+      <w:r>
+        <w:rPr>
+          <w:rFonts w:asciiTheme="minorHAnsi" w:hAnsiTheme="minorHAnsi"/>
+          <w:b/>
+          <w:bCs/>
+        </w:rPr>
         <w:br w:type="page"/>
       </w:r>
     </w:p>
@@ -5895,31 +6933,253 @@
       <w:r>
         <w:t xml:space="preserve">GIT </w:t>
       </w:r>
+      <w:r>
+        <w:t>cannot</w:t>
+      </w:r>
+      <w:r>
+        <w:t xml:space="preserve"> version data due </w:t>
+      </w:r>
+      <w:r>
+        <w:t>its</w:t>
+      </w:r>
+      <w:r>
+        <w:t xml:space="preserve"> inability to </w:t>
+      </w:r>
+      <w:r>
+        <w:t>take data snapshots (it does it by doing the row by row compare</w:t>
+      </w:r>
+      <w:r>
+        <w:t xml:space="preserve">) i.e. we use DVC for </w:t>
+      </w:r>
+    </w:p>
+    <w:p>
+      <w:r>
+        <w:br w:type="page"/>
+      </w:r>
+    </w:p>
+    <w:p>
+      <w:pPr>
+        <w:pStyle w:val="Heading1"/>
+      </w:pPr>
+      <w:bookmarkStart w:id="1" w:name="_Toc207862215"/>
+      <w:r>
+        <w:lastRenderedPageBreak/>
+        <w:t>Experiment tracking using DVC</w:t>
+      </w:r>
+      <w:bookmarkEnd w:id="1"/>
+    </w:p>
+    <w:p>
+      <w:r>
+        <w:t xml:space="preserve">Till now we have covered two main aspects in </w:t>
+      </w:r>
       <w:proofErr w:type="spellStart"/>
       <w:r>
-        <w:t>can not</w:t>
+        <w:t>mlops</w:t>
       </w:r>
       <w:proofErr w:type="spellEnd"/>
       <w:r>
-        <w:t xml:space="preserve"> version data due </w:t>
+        <w:t>:</w:t>
+      </w:r>
+    </w:p>
+    <w:p>
+      <w:pPr>
+        <w:pStyle w:val="ListParagraph"/>
+        <w:numPr>
+          <w:ilvl w:val="0"/>
+          <w:numId w:val="8"/>
+        </w:numPr>
+      </w:pPr>
+      <w:r>
+        <w:t>ML pipeline with modular coding and improvement with the help of DVC</w:t>
+      </w:r>
+    </w:p>
+    <w:p>
+      <w:pPr>
+        <w:pStyle w:val="ListParagraph"/>
+        <w:numPr>
+          <w:ilvl w:val="0"/>
+          <w:numId w:val="8"/>
+        </w:numPr>
+      </w:pPr>
+      <w:r>
+        <w:t xml:space="preserve">Version control using git and </w:t>
       </w:r>
       <w:proofErr w:type="spellStart"/>
-      <w:proofErr w:type="gramStart"/>
-      <w:r>
-        <w:t>it’s</w:t>
+      <w:r>
+        <w:t>dvc</w:t>
       </w:r>
       <w:proofErr w:type="spellEnd"/>
-      <w:proofErr w:type="gramEnd"/>
-      <w:r>
-        <w:t xml:space="preserve"> inability to </w:t>
-      </w:r>
-      <w:r>
-        <w:t>take data snapshots (it does it by doing the row by row compare</w:t>
-      </w:r>
-      <w:r>
-        <w:t xml:space="preserve">) i.e. we use DVC for </w:t>
-      </w:r>
-    </w:p>
+    </w:p>
+    <w:p>
+      <w:pPr>
+        <w:pStyle w:val="ListParagraph"/>
+        <w:ind w:left="360"/>
+      </w:pPr>
+      <w:r>
+        <w:t>Now the third important aspect here is</w:t>
+      </w:r>
+    </w:p>
+    <w:p>
+      <w:pPr>
+        <w:pStyle w:val="ListParagraph"/>
+        <w:numPr>
+          <w:ilvl w:val="0"/>
+          <w:numId w:val="8"/>
+        </w:numPr>
+      </w:pPr>
+      <w:r>
+        <w:t>Experiment tracking.</w:t>
+      </w:r>
+    </w:p>
+    <w:p/>
+    <w:p>
+      <w:r>
+        <w:t>Machine learning experiment tracking is the process of logging all relevant details of model training runs—including parameters, code, data versions, and results—to improve workflows, reproducibility, and collaboration.</w:t>
+      </w:r>
+    </w:p>
+    <w:p>
+      <w:pPr>
+        <w:spacing w:after="120"/>
+        <w:rPr>
+          <w:b/>
+          <w:bCs/>
+        </w:rPr>
+      </w:pPr>
+      <w:r>
+        <w:rPr>
+          <w:b/>
+          <w:bCs/>
+        </w:rPr>
+        <w:t>Why of experiment tracking?</w:t>
+      </w:r>
+    </w:p>
+    <w:p>
+      <w:pPr>
+        <w:spacing w:after="0"/>
+      </w:pPr>
+      <w:r>
+        <w:t>Core Benefits</w:t>
+      </w:r>
+    </w:p>
+    <w:p>
+      <w:pPr>
+        <w:numPr>
+          <w:ilvl w:val="0"/>
+          <w:numId w:val="21"/>
+        </w:numPr>
+        <w:tabs>
+          <w:tab w:val="num" w:pos="720"/>
+        </w:tabs>
+        <w:spacing w:after="0" w:line="240" w:lineRule="auto"/>
+      </w:pPr>
+      <w:r>
+        <w:rPr>
+          <w:b/>
+          <w:bCs/>
+        </w:rPr>
+        <w:t>Reproducibility:</w:t>
+      </w:r>
+      <w:r>
+        <w:t xml:space="preserve"> Enables recreating results by systematically recording every variable and change.</w:t>
+      </w:r>
+    </w:p>
+    <w:p>
+      <w:pPr>
+        <w:numPr>
+          <w:ilvl w:val="0"/>
+          <w:numId w:val="21"/>
+        </w:numPr>
+        <w:tabs>
+          <w:tab w:val="num" w:pos="720"/>
+        </w:tabs>
+        <w:spacing w:after="0" w:line="240" w:lineRule="auto"/>
+      </w:pPr>
+      <w:r>
+        <w:rPr>
+          <w:b/>
+          <w:bCs/>
+        </w:rPr>
+        <w:t>Easy Comparison:</w:t>
+      </w:r>
+      <w:r>
+        <w:t xml:space="preserve"> Lets teams quickly evaluate which experiment worked best and optimize future models.</w:t>
+      </w:r>
+    </w:p>
+    <w:p>
+      <w:pPr>
+        <w:numPr>
+          <w:ilvl w:val="0"/>
+          <w:numId w:val="21"/>
+        </w:numPr>
+        <w:tabs>
+          <w:tab w:val="num" w:pos="720"/>
+        </w:tabs>
+        <w:spacing w:after="0" w:line="240" w:lineRule="auto"/>
+      </w:pPr>
+      <w:r>
+        <w:rPr>
+          <w:b/>
+          <w:bCs/>
+        </w:rPr>
+        <w:t>Efficiency:</w:t>
+      </w:r>
+      <w:r>
+        <w:t xml:space="preserve"> Prevents repetition and wasted resources by keeping a searchable history of all attempts.</w:t>
+      </w:r>
+    </w:p>
+    <w:p>
+      <w:pPr>
+        <w:numPr>
+          <w:ilvl w:val="0"/>
+          <w:numId w:val="21"/>
+        </w:numPr>
+        <w:tabs>
+          <w:tab w:val="num" w:pos="720"/>
+        </w:tabs>
+        <w:spacing w:after="0" w:line="240" w:lineRule="auto"/>
+      </w:pPr>
+      <w:r>
+        <w:rPr>
+          <w:b/>
+          <w:bCs/>
+        </w:rPr>
+        <w:t>Collaboration:</w:t>
+      </w:r>
+      <w:r>
+        <w:t xml:space="preserve"> Centralizes experiment metadata so teammates can share, review, and build on each other's work smoothly.</w:t>
+      </w:r>
+    </w:p>
+    <w:p>
+      <w:pPr>
+        <w:numPr>
+          <w:ilvl w:val="0"/>
+          <w:numId w:val="21"/>
+        </w:numPr>
+        <w:tabs>
+          <w:tab w:val="num" w:pos="720"/>
+        </w:tabs>
+        <w:spacing w:before="120" w:after="0" w:line="240" w:lineRule="auto"/>
+      </w:pPr>
+      <w:r>
+        <w:rPr>
+          <w:b/>
+          <w:bCs/>
+        </w:rPr>
+        <w:t>Auditability:</w:t>
+      </w:r>
+      <w:r>
+        <w:t xml:space="preserve"> Facilitates compliance by providing complete records of model development, essential for regulated domains.</w:t>
+      </w:r>
+    </w:p>
+    <w:p>
+      <w:pPr>
+        <w:spacing w:before="120"/>
+      </w:pPr>
+      <w:r>
+        <w:t>Essentially, experiment tracking is vital for maintaining an organized, effective, and transparent ML development pipeline.</w:t>
+      </w:r>
+    </w:p>
+    <w:p/>
     <w:p>
       <w:r>
         <w:br w:type="page"/>
@@ -5927,11 +7187,23 @@
     </w:p>
     <w:p>
       <w:pPr>
+        <w:spacing w:after="0"/>
+        <w:jc w:val="both"/>
+      </w:pPr>
+    </w:p>
+    <w:p>
+      <w:r>
+        <w:br w:type="page"/>
+      </w:r>
+    </w:p>
+    <w:p>
+      <w:pPr>
         <w:pStyle w:val="Heading1"/>
         <w:rPr>
           <w:lang w:val="en-US"/>
         </w:rPr>
       </w:pPr>
+      <w:bookmarkStart w:id="2" w:name="_Toc207862216"/>
       <w:r>
         <w:rPr>
           <w:lang w:val="en-US"/>
@@ -5939,6 +7211,7 @@
         <w:lastRenderedPageBreak/>
         <w:t>MLOPS (Andrew Ng)</w:t>
       </w:r>
+      <w:bookmarkEnd w:id="2"/>
     </w:p>
     <w:p>
       <w:pPr>
@@ -6071,19 +7344,11 @@
           <w:lang w:val="en-US"/>
         </w:rPr>
       </w:pPr>
-      <w:proofErr w:type="gramStart"/>
-      <w:r>
-        <w:rPr>
-          <w:lang w:val="en-US"/>
-        </w:rPr>
-        <w:t>e.g</w:t>
-      </w:r>
-      <w:proofErr w:type="gramEnd"/>
-      <w:r>
-        <w:rPr>
-          <w:lang w:val="en-US"/>
-        </w:rPr>
-        <w:t>. Voice recognition in Lifecycle: How does it works?</w:t>
+      <w:r>
+        <w:rPr>
+          <w:lang w:val="en-US"/>
+        </w:rPr>
+        <w:t>e.g. Voice recognition in Lifecycle: How does it works?</w:t>
       </w:r>
     </w:p>
     <w:p>
@@ -6143,21 +7408,7 @@
         <w:rPr>
           <w:lang w:val="en-US"/>
         </w:rPr>
-        <w:t xml:space="preserve">Change the </w:t>
-      </w:r>
-      <w:proofErr w:type="gramStart"/>
-      <w:r>
-        <w:rPr>
-          <w:lang w:val="en-US"/>
-        </w:rPr>
-        <w:t>code(</w:t>
-      </w:r>
-      <w:proofErr w:type="gramEnd"/>
-      <w:r>
-        <w:rPr>
-          <w:lang w:val="en-US"/>
-        </w:rPr>
-        <w:t xml:space="preserve">algorithm/model) </w:t>
+        <w:t xml:space="preserve">Change the code(algorithm/model) </w:t>
       </w:r>
     </w:p>
     <w:p>
@@ -6290,19 +7541,11 @@
           <w:lang w:val="en-US"/>
         </w:rPr>
       </w:pPr>
-      <w:proofErr w:type="gramStart"/>
-      <w:r>
-        <w:rPr>
-          <w:lang w:val="en-US"/>
-        </w:rPr>
-        <w:t>e.g</w:t>
-      </w:r>
-      <w:proofErr w:type="gramEnd"/>
-      <w:r>
-        <w:rPr>
-          <w:lang w:val="en-US"/>
-        </w:rPr>
-        <w:t xml:space="preserve">. </w:t>
+      <w:r>
+        <w:rPr>
+          <w:lang w:val="en-US"/>
+        </w:rPr>
+        <w:t xml:space="preserve">e.g. </w:t>
       </w:r>
       <w:r>
         <w:t>A retail model trained on customer data from one region is deployed in another region with different age groups and income levels, causing the input distributions to shift</w:t>
@@ -6451,6 +7694,7 @@
         <w:rPr>
           <w:lang w:val="en-US"/>
         </w:rPr>
+        <w:lastRenderedPageBreak/>
         <w:t>Software engineering issues:</w:t>
       </w:r>
     </w:p>
@@ -6491,7 +7735,6 @@
         <w:rPr>
           <w:lang w:val="en-US"/>
         </w:rPr>
-        <w:lastRenderedPageBreak/>
         <w:t>Cloud vs edge/browser</w:t>
       </w:r>
     </w:p>
@@ -6968,6 +8211,7 @@
           <w:bCs/>
           <w:lang w:val="en-US"/>
         </w:rPr>
+        <w:lastRenderedPageBreak/>
         <w:t>How to monitor ML production model:</w:t>
       </w:r>
     </w:p>
@@ -7003,21 +8247,7 @@
         <w:rPr>
           <w:lang w:val="en-US"/>
         </w:rPr>
-        <w:t xml:space="preserve">Software metrics, like Memory, compute, latency, throughput, </w:t>
-      </w:r>
-      <w:proofErr w:type="gramStart"/>
-      <w:r>
-        <w:rPr>
-          <w:lang w:val="en-US"/>
-        </w:rPr>
-        <w:t>server</w:t>
-      </w:r>
-      <w:proofErr w:type="gramEnd"/>
-      <w:r>
-        <w:rPr>
-          <w:lang w:val="en-US"/>
-        </w:rPr>
-        <w:t xml:space="preserve"> load etc. </w:t>
+        <w:t xml:space="preserve">Software metrics, like Memory, compute, latency, throughput, server load etc. </w:t>
       </w:r>
     </w:p>
     <w:p>
@@ -7037,7 +8267,6 @@
         <w:rPr>
           <w:lang w:val="en-US"/>
         </w:rPr>
-        <w:lastRenderedPageBreak/>
         <w:t xml:space="preserve">Input metrics: certain metrics about the input data can be monitored which describes the statistics of the input data (like data proportionate).  E.g. for speech recognition model input avg input length, avg input volume, num missing etc. can be checked with pre-decided thresholds </w:t>
       </w:r>
     </w:p>
@@ -7330,35 +8559,7 @@
         <w:rPr>
           <w:lang w:val="en-US"/>
         </w:rPr>
-        <w:t xml:space="preserve">Fairness, bias and legal risk, if the model performs poorly on the specific groups like gender, age, </w:t>
-      </w:r>
-      <w:proofErr w:type="gramStart"/>
-      <w:r>
-        <w:rPr>
-          <w:lang w:val="en-US"/>
-        </w:rPr>
-        <w:t>ethnicity</w:t>
-      </w:r>
-      <w:proofErr w:type="gramEnd"/>
-      <w:r>
-        <w:rPr>
-          <w:lang w:val="en-US"/>
-        </w:rPr>
-        <w:t xml:space="preserve"> then in that case, business application won’t allow the model, though it would be giving the good result on the test set. (</w:t>
-      </w:r>
-      <w:proofErr w:type="gramStart"/>
-      <w:r>
-        <w:rPr>
-          <w:lang w:val="en-US"/>
-        </w:rPr>
-        <w:t>sort</w:t>
-      </w:r>
-      <w:proofErr w:type="gramEnd"/>
-      <w:r>
-        <w:rPr>
-          <w:lang w:val="en-US"/>
-        </w:rPr>
-        <w:t xml:space="preserve"> of like imbalanced set). </w:t>
+        <w:t xml:space="preserve">Fairness, bias and legal risk, if the model performs poorly on the specific groups like gender, age, ethnicity then in that case, business application won’t allow the model, though it would be giving the good result on the test set. (sort of like imbalanced set). </w:t>
       </w:r>
     </w:p>
     <w:p>
@@ -7415,25 +8616,7 @@
           <w:bCs/>
           <w:lang w:val="en-US"/>
         </w:rPr>
-        <w:t>How to establish the baseline model for the data? (</w:t>
-      </w:r>
-      <w:proofErr w:type="gramStart"/>
-      <w:r>
-        <w:rPr>
-          <w:b/>
-          <w:bCs/>
-          <w:lang w:val="en-US"/>
-        </w:rPr>
-        <w:t>structured</w:t>
-      </w:r>
-      <w:proofErr w:type="gramEnd"/>
-      <w:r>
-        <w:rPr>
-          <w:b/>
-          <w:bCs/>
-          <w:lang w:val="en-US"/>
-        </w:rPr>
-        <w:t xml:space="preserve"> and unstructured data)</w:t>
+        <w:t>How to establish the baseline model for the data? (structured and unstructured data)</w:t>
       </w:r>
     </w:p>
     <w:p>
@@ -7453,6 +8636,7 @@
         <w:rPr>
           <w:lang w:val="en-US"/>
         </w:rPr>
+        <w:lastRenderedPageBreak/>
         <w:t>Human level performance (comparing with human performance)</w:t>
       </w:r>
     </w:p>
@@ -7629,21 +8813,7 @@
         <w:rPr>
           <w:lang w:val="en-US"/>
         </w:rPr>
-        <w:t xml:space="preserve">For the misclassified speech texts, creates the different features stating the reasons of the noise, like car noise, human noise, low bandwidth and mark for each of the text, the columns don’t have to be mutually exclusive. This indicates the speech with its unique reason of error and help you understand which kind of error is what and which one to prioritize and how? </w:t>
-      </w:r>
-      <w:proofErr w:type="gramStart"/>
-      <w:r>
-        <w:rPr>
-          <w:lang w:val="en-US"/>
-        </w:rPr>
-        <w:t>the</w:t>
-      </w:r>
-      <w:proofErr w:type="gramEnd"/>
-      <w:r>
-        <w:rPr>
-          <w:lang w:val="en-US"/>
-        </w:rPr>
-        <w:t xml:space="preserve"> column can be added as you move in the data. This column I’m referring are tags, </w:t>
+        <w:t xml:space="preserve">For the misclassified speech texts, creates the different features stating the reasons of the noise, like car noise, human noise, low bandwidth and mark for each of the text, the columns don’t have to be mutually exclusive. This indicates the speech with its unique reason of error and help you understand which kind of error is what and which one to prioritize and how? the column can be added as you move in the data. This column I’m referring are tags, </w:t>
       </w:r>
     </w:p>
     <w:p>
@@ -7971,6 +9141,7 @@
         <w:rPr>
           <w:lang w:val="en-US"/>
         </w:rPr>
+        <w:lastRenderedPageBreak/>
         <w:t>Accuracy on different devices.</w:t>
       </w:r>
     </w:p>
@@ -8051,7 +9222,6 @@
         <w:rPr>
           <w:lang w:val="en-US"/>
         </w:rPr>
-        <w:lastRenderedPageBreak/>
         <w:t xml:space="preserve">Check for prevalence of offensive words in output. </w:t>
       </w:r>
     </w:p>
@@ -8415,6 +9585,7 @@
         <w:rPr>
           <w:lang w:val="en-US"/>
         </w:rPr>
+        <w:lastRenderedPageBreak/>
         <w:t>Voice signal + library noise = synthetic training example</w:t>
       </w:r>
     </w:p>
@@ -8561,48 +9732,26 @@
           <w:lang w:val="en-US"/>
         </w:rPr>
       </w:pPr>
-      <w:proofErr w:type="gramStart"/>
-      <w:r>
-        <w:rPr>
-          <w:lang w:val="en-US"/>
-        </w:rPr>
-        <w:t>e.g</w:t>
-      </w:r>
-      <w:proofErr w:type="gramEnd"/>
-      <w:r>
-        <w:rPr>
-          <w:lang w:val="en-US"/>
-        </w:rPr>
-        <w:t>. for the scratch detection in phone manufacturing?</w:t>
-      </w:r>
-    </w:p>
-    <w:p>
-      <w:pPr>
-        <w:spacing w:after="0"/>
-        <w:jc w:val="both"/>
-        <w:rPr>
-          <w:lang w:val="en-US"/>
-        </w:rPr>
-      </w:pPr>
-      <w:r>
-        <w:rPr>
-          <w:lang w:val="en-US"/>
-        </w:rPr>
-        <w:t xml:space="preserve">- </w:t>
-      </w:r>
-      <w:proofErr w:type="gramStart"/>
-      <w:r>
-        <w:rPr>
-          <w:lang w:val="en-US"/>
-        </w:rPr>
-        <w:t>ways</w:t>
-      </w:r>
-      <w:proofErr w:type="gramEnd"/>
-      <w:r>
-        <w:rPr>
-          <w:lang w:val="en-US"/>
-        </w:rPr>
-        <w:t xml:space="preserve"> to augment would be contrast/ color change, dark, light obviously not too dark not too light. </w:t>
+      <w:r>
+        <w:rPr>
+          <w:lang w:val="en-US"/>
+        </w:rPr>
+        <w:t>e.g. for the scratch detection in phone manufacturing?</w:t>
+      </w:r>
+    </w:p>
+    <w:p>
+      <w:pPr>
+        <w:spacing w:after="0"/>
+        <w:jc w:val="both"/>
+        <w:rPr>
+          <w:lang w:val="en-US"/>
+        </w:rPr>
+      </w:pPr>
+      <w:r>
+        <w:rPr>
+          <w:lang w:val="en-US"/>
+        </w:rPr>
+        <w:t xml:space="preserve">- ways to augment would be contrast/ color change, dark, light obviously not too dark not too light. </w:t>
       </w:r>
     </w:p>
     <w:p>
@@ -8671,19 +9820,11 @@
           <w:lang w:val="en-US"/>
         </w:rPr>
       </w:pPr>
-      <w:proofErr w:type="gramStart"/>
-      <w:r>
-        <w:rPr>
-          <w:lang w:val="en-US"/>
-        </w:rPr>
-        <w:t>mostly</w:t>
-      </w:r>
-      <w:proofErr w:type="gramEnd"/>
-      <w:r>
-        <w:rPr>
-          <w:lang w:val="en-US"/>
-        </w:rPr>
-        <w:t xml:space="preserve"> not.</w:t>
+      <w:r>
+        <w:rPr>
+          <w:lang w:val="en-US"/>
+        </w:rPr>
+        <w:t>mostly not.</w:t>
       </w:r>
     </w:p>
     <w:p>
@@ -8861,8 +10002,8 @@
 </file>
 
 <file path=word/numbering.xml><?xml version="1.0" encoding="utf-8"?>
-<w:numbering xmlns:wpc="http://schemas.microsoft.com/office/word/2010/wordprocessingCanvas" xmlns:mc="http://schemas.openxmlformats.org/markup-compatibility/2006" xmlns:o="urn:schemas-microsoft-com:office:office" xmlns:r="http://schemas.openxmlformats.org/officeDocument/2006/relationships" xmlns:m="http://schemas.openxmlformats.org/officeDocument/2006/math" xmlns:v="urn:schemas-microsoft-com:vml" xmlns:wp14="http://schemas.microsoft.com/office/word/2010/wordprocessingDrawing" xmlns:wp="http://schemas.openxmlformats.org/drawingml/2006/wordprocessingDrawing" xmlns:w10="urn:schemas-microsoft-com:office:word" xmlns:w="http://schemas.openxmlformats.org/wordprocessingml/2006/main" xmlns:w14="http://schemas.microsoft.com/office/word/2010/wordml" xmlns:w15="http://schemas.microsoft.com/office/word/2012/wordml" xmlns:wpg="http://schemas.microsoft.com/office/word/2010/wordprocessingGroup" xmlns:wpi="http://schemas.microsoft.com/office/word/2010/wordprocessingInk" xmlns:wne="http://schemas.microsoft.com/office/word/2006/wordml" xmlns:wps="http://schemas.microsoft.com/office/word/2010/wordprocessingShape" mc:Ignorable="w14 w15 wp14">
-  <w:abstractNum w:abstractNumId="0">
+<w:numbering xmlns:wpc="http://schemas.microsoft.com/office/word/2010/wordprocessingCanvas" xmlns:cx="http://schemas.microsoft.com/office/drawing/2014/chartex" xmlns:cx1="http://schemas.microsoft.com/office/drawing/2015/9/8/chartex" xmlns:cx2="http://schemas.microsoft.com/office/drawing/2015/10/21/chartex" xmlns:cx3="http://schemas.microsoft.com/office/drawing/2016/5/9/chartex" xmlns:cx4="http://schemas.microsoft.com/office/drawing/2016/5/10/chartex" xmlns:cx5="http://schemas.microsoft.com/office/drawing/2016/5/11/chartex" xmlns:cx6="http://schemas.microsoft.com/office/drawing/2016/5/12/chartex" xmlns:cx7="http://schemas.microsoft.com/office/drawing/2016/5/13/chartex" xmlns:cx8="http://schemas.microsoft.com/office/drawing/2016/5/14/chartex" xmlns:mc="http://schemas.openxmlformats.org/markup-compatibility/2006" xmlns:aink="http://schemas.microsoft.com/office/drawing/2016/ink" xmlns:am3d="http://schemas.microsoft.com/office/drawing/2017/model3d" xmlns:o="urn:schemas-microsoft-com:office:office" xmlns:oel="http://schemas.microsoft.com/office/2019/extlst" xmlns:r="http://schemas.openxmlformats.org/officeDocument/2006/relationships" xmlns:m="http://schemas.openxmlformats.org/officeDocument/2006/math" xmlns:v="urn:schemas-microsoft-com:vml" xmlns:wp14="http://schemas.microsoft.com/office/word/2010/wordprocessingDrawing" xmlns:wp="http://schemas.openxmlformats.org/drawingml/2006/wordprocessingDrawing" xmlns:w10="urn:schemas-microsoft-com:office:word" xmlns:w="http://schemas.openxmlformats.org/wordprocessingml/2006/main" xmlns:w14="http://schemas.microsoft.com/office/word/2010/wordml" xmlns:w15="http://schemas.microsoft.com/office/word/2012/wordml" xmlns:w16cex="http://schemas.microsoft.com/office/word/2018/wordml/cex" xmlns:w16cid="http://schemas.microsoft.com/office/word/2016/wordml/cid" xmlns:w16="http://schemas.microsoft.com/office/word/2018/wordml" xmlns:w16sdtdh="http://schemas.microsoft.com/office/word/2020/wordml/sdtdatahash" xmlns:w16se="http://schemas.microsoft.com/office/word/2015/wordml/symex" xmlns:wpg="http://schemas.microsoft.com/office/word/2010/wordprocessingGroup" xmlns:wpi="http://schemas.microsoft.com/office/word/2010/wordprocessingInk" xmlns:wne="http://schemas.microsoft.com/office/word/2006/wordml" xmlns:wps="http://schemas.microsoft.com/office/word/2010/wordprocessingShape" mc:Ignorable="w14 w15 w16se w16cid w16 w16cex w16sdtdh wp14">
+  <w:abstractNum w:abstractNumId="0" w15:restartNumberingAfterBreak="0">
     <w:nsid w:val="021B043E"/>
     <w:multiLevelType w:val="hybridMultilevel"/>
     <w:tmpl w:val="160AD892"/>
@@ -8977,11 +10118,11 @@
       </w:rPr>
     </w:lvl>
   </w:abstractNum>
-  <w:abstractNum w:abstractNumId="1">
+  <w:abstractNum w:abstractNumId="1" w15:restartNumberingAfterBreak="0">
     <w:nsid w:val="04D5072B"/>
     <w:multiLevelType w:val="hybridMultilevel"/>
-    <w:tmpl w:val="8940D07E"/>
-    <w:lvl w:ilvl="0" w:tplc="39A60574">
+    <w:tmpl w:val="7AE6548A"/>
+    <w:lvl w:ilvl="0" w:tplc="E562A602">
       <w:start w:val="2"/>
       <w:numFmt w:val="bullet"/>
       <w:suff w:val="space"/>
@@ -9092,7 +10233,7 @@
       </w:rPr>
     </w:lvl>
   </w:abstractNum>
-  <w:abstractNum w:abstractNumId="2">
+  <w:abstractNum w:abstractNumId="2" w15:restartNumberingAfterBreak="0">
     <w:nsid w:val="087E6D74"/>
     <w:multiLevelType w:val="hybridMultilevel"/>
     <w:tmpl w:val="9D7AEE9A"/>
@@ -9207,7 +10348,120 @@
       </w:rPr>
     </w:lvl>
   </w:abstractNum>
-  <w:abstractNum w:abstractNumId="3">
+  <w:abstractNum w:abstractNumId="3" w15:restartNumberingAfterBreak="0">
+    <w:nsid w:val="09581699"/>
+    <w:multiLevelType w:val="multilevel"/>
+    <w:tmpl w:val="4104A5E6"/>
+    <w:lvl w:ilvl="0">
+      <w:start w:val="1"/>
+      <w:numFmt w:val="decimal"/>
+      <w:lvlText w:val="%1."/>
+      <w:lvlJc w:val="left"/>
+      <w:pPr>
+        <w:tabs>
+          <w:tab w:val="num" w:pos="720"/>
+        </w:tabs>
+        <w:ind w:left="720" w:hanging="360"/>
+      </w:pPr>
+    </w:lvl>
+    <w:lvl w:ilvl="1" w:tentative="1">
+      <w:start w:val="1"/>
+      <w:numFmt w:val="decimal"/>
+      <w:lvlText w:val="%2."/>
+      <w:lvlJc w:val="left"/>
+      <w:pPr>
+        <w:tabs>
+          <w:tab w:val="num" w:pos="1440"/>
+        </w:tabs>
+        <w:ind w:left="1440" w:hanging="360"/>
+      </w:pPr>
+    </w:lvl>
+    <w:lvl w:ilvl="2" w:tentative="1">
+      <w:start w:val="1"/>
+      <w:numFmt w:val="decimal"/>
+      <w:lvlText w:val="%3."/>
+      <w:lvlJc w:val="left"/>
+      <w:pPr>
+        <w:tabs>
+          <w:tab w:val="num" w:pos="2160"/>
+        </w:tabs>
+        <w:ind w:left="2160" w:hanging="360"/>
+      </w:pPr>
+    </w:lvl>
+    <w:lvl w:ilvl="3" w:tentative="1">
+      <w:start w:val="1"/>
+      <w:numFmt w:val="decimal"/>
+      <w:lvlText w:val="%4."/>
+      <w:lvlJc w:val="left"/>
+      <w:pPr>
+        <w:tabs>
+          <w:tab w:val="num" w:pos="2880"/>
+        </w:tabs>
+        <w:ind w:left="2880" w:hanging="360"/>
+      </w:pPr>
+    </w:lvl>
+    <w:lvl w:ilvl="4" w:tentative="1">
+      <w:start w:val="1"/>
+      <w:numFmt w:val="decimal"/>
+      <w:lvlText w:val="%5."/>
+      <w:lvlJc w:val="left"/>
+      <w:pPr>
+        <w:tabs>
+          <w:tab w:val="num" w:pos="3600"/>
+        </w:tabs>
+        <w:ind w:left="3600" w:hanging="360"/>
+      </w:pPr>
+    </w:lvl>
+    <w:lvl w:ilvl="5" w:tentative="1">
+      <w:start w:val="1"/>
+      <w:numFmt w:val="decimal"/>
+      <w:lvlText w:val="%6."/>
+      <w:lvlJc w:val="left"/>
+      <w:pPr>
+        <w:tabs>
+          <w:tab w:val="num" w:pos="4320"/>
+        </w:tabs>
+        <w:ind w:left="4320" w:hanging="360"/>
+      </w:pPr>
+    </w:lvl>
+    <w:lvl w:ilvl="6" w:tentative="1">
+      <w:start w:val="1"/>
+      <w:numFmt w:val="decimal"/>
+      <w:lvlText w:val="%7."/>
+      <w:lvlJc w:val="left"/>
+      <w:pPr>
+        <w:tabs>
+          <w:tab w:val="num" w:pos="5040"/>
+        </w:tabs>
+        <w:ind w:left="5040" w:hanging="360"/>
+      </w:pPr>
+    </w:lvl>
+    <w:lvl w:ilvl="7" w:tentative="1">
+      <w:start w:val="1"/>
+      <w:numFmt w:val="decimal"/>
+      <w:lvlText w:val="%8."/>
+      <w:lvlJc w:val="left"/>
+      <w:pPr>
+        <w:tabs>
+          <w:tab w:val="num" w:pos="5760"/>
+        </w:tabs>
+        <w:ind w:left="5760" w:hanging="360"/>
+      </w:pPr>
+    </w:lvl>
+    <w:lvl w:ilvl="8" w:tentative="1">
+      <w:start w:val="1"/>
+      <w:numFmt w:val="decimal"/>
+      <w:lvlText w:val="%9."/>
+      <w:lvlJc w:val="left"/>
+      <w:pPr>
+        <w:tabs>
+          <w:tab w:val="num" w:pos="6480"/>
+        </w:tabs>
+        <w:ind w:left="6480" w:hanging="360"/>
+      </w:pPr>
+    </w:lvl>
+  </w:abstractNum>
+  <w:abstractNum w:abstractNumId="4" w15:restartNumberingAfterBreak="0">
     <w:nsid w:val="13DD2BD1"/>
     <w:multiLevelType w:val="multilevel"/>
     <w:tmpl w:val="651C713E"/>
@@ -9345,7 +10599,7 @@
       </w:rPr>
     </w:lvl>
   </w:abstractNum>
-  <w:abstractNum w:abstractNumId="4">
+  <w:abstractNum w:abstractNumId="5" w15:restartNumberingAfterBreak="0">
     <w:nsid w:val="1709664D"/>
     <w:multiLevelType w:val="hybridMultilevel"/>
     <w:tmpl w:val="09A41F88"/>
@@ -9436,7 +10690,7 @@
       </w:pPr>
     </w:lvl>
   </w:abstractNum>
-  <w:abstractNum w:abstractNumId="5">
+  <w:abstractNum w:abstractNumId="6" w15:restartNumberingAfterBreak="0">
     <w:nsid w:val="19452105"/>
     <w:multiLevelType w:val="hybridMultilevel"/>
     <w:tmpl w:val="7F265970"/>
@@ -9526,7 +10780,144 @@
       </w:pPr>
     </w:lvl>
   </w:abstractNum>
-  <w:abstractNum w:abstractNumId="6">
+  <w:abstractNum w:abstractNumId="7" w15:restartNumberingAfterBreak="0">
+    <w:nsid w:val="29DC0D85"/>
+    <w:multiLevelType w:val="multilevel"/>
+    <w:tmpl w:val="4C6E650C"/>
+    <w:lvl w:ilvl="0">
+      <w:start w:val="1"/>
+      <w:numFmt w:val="decimal"/>
+      <w:suff w:val="space"/>
+      <w:lvlText w:val="%1."/>
+      <w:lvlJc w:val="left"/>
+      <w:pPr>
+        <w:ind w:left="720" w:hanging="288"/>
+      </w:pPr>
+      <w:rPr>
+        <w:rFonts w:hint="default"/>
+      </w:rPr>
+    </w:lvl>
+    <w:lvl w:ilvl="1">
+      <w:start w:val="1"/>
+      <w:numFmt w:val="bullet"/>
+      <w:suff w:val="space"/>
+      <w:lvlText w:val=""/>
+      <w:lvlJc w:val="left"/>
+      <w:pPr>
+        <w:ind w:left="1080" w:hanging="360"/>
+      </w:pPr>
+      <w:rPr>
+        <w:rFonts w:ascii="Symbol" w:hAnsi="Symbol" w:hint="default"/>
+        <w:sz w:val="20"/>
+      </w:rPr>
+    </w:lvl>
+    <w:lvl w:ilvl="2">
+      <w:start w:val="1"/>
+      <w:numFmt w:val="decimal"/>
+      <w:lvlText w:val="%3."/>
+      <w:lvlJc w:val="left"/>
+      <w:pPr>
+        <w:tabs>
+          <w:tab w:val="num" w:pos="2160"/>
+        </w:tabs>
+        <w:ind w:left="2160" w:hanging="360"/>
+      </w:pPr>
+      <w:rPr>
+        <w:rFonts w:hint="default"/>
+      </w:rPr>
+    </w:lvl>
+    <w:lvl w:ilvl="3">
+      <w:start w:val="1"/>
+      <w:numFmt w:val="decimal"/>
+      <w:lvlText w:val="%4."/>
+      <w:lvlJc w:val="left"/>
+      <w:pPr>
+        <w:tabs>
+          <w:tab w:val="num" w:pos="2880"/>
+        </w:tabs>
+        <w:ind w:left="2880" w:hanging="360"/>
+      </w:pPr>
+      <w:rPr>
+        <w:rFonts w:hint="default"/>
+      </w:rPr>
+    </w:lvl>
+    <w:lvl w:ilvl="4">
+      <w:start w:val="1"/>
+      <w:numFmt w:val="decimal"/>
+      <w:lvlText w:val="%5."/>
+      <w:lvlJc w:val="left"/>
+      <w:pPr>
+        <w:tabs>
+          <w:tab w:val="num" w:pos="3600"/>
+        </w:tabs>
+        <w:ind w:left="3600" w:hanging="360"/>
+      </w:pPr>
+      <w:rPr>
+        <w:rFonts w:hint="default"/>
+      </w:rPr>
+    </w:lvl>
+    <w:lvl w:ilvl="5">
+      <w:start w:val="1"/>
+      <w:numFmt w:val="decimal"/>
+      <w:lvlText w:val="%6."/>
+      <w:lvlJc w:val="left"/>
+      <w:pPr>
+        <w:tabs>
+          <w:tab w:val="num" w:pos="4320"/>
+        </w:tabs>
+        <w:ind w:left="4320" w:hanging="360"/>
+      </w:pPr>
+      <w:rPr>
+        <w:rFonts w:hint="default"/>
+      </w:rPr>
+    </w:lvl>
+    <w:lvl w:ilvl="6">
+      <w:start w:val="1"/>
+      <w:numFmt w:val="decimal"/>
+      <w:lvlText w:val="%7."/>
+      <w:lvlJc w:val="left"/>
+      <w:pPr>
+        <w:tabs>
+          <w:tab w:val="num" w:pos="5040"/>
+        </w:tabs>
+        <w:ind w:left="5040" w:hanging="360"/>
+      </w:pPr>
+      <w:rPr>
+        <w:rFonts w:hint="default"/>
+      </w:rPr>
+    </w:lvl>
+    <w:lvl w:ilvl="7">
+      <w:start w:val="1"/>
+      <w:numFmt w:val="decimal"/>
+      <w:lvlText w:val="%8."/>
+      <w:lvlJc w:val="left"/>
+      <w:pPr>
+        <w:tabs>
+          <w:tab w:val="num" w:pos="5760"/>
+        </w:tabs>
+        <w:ind w:left="5760" w:hanging="360"/>
+      </w:pPr>
+      <w:rPr>
+        <w:rFonts w:hint="default"/>
+      </w:rPr>
+    </w:lvl>
+    <w:lvl w:ilvl="8">
+      <w:start w:val="1"/>
+      <w:numFmt w:val="decimal"/>
+      <w:lvlText w:val="%9."/>
+      <w:lvlJc w:val="left"/>
+      <w:pPr>
+        <w:tabs>
+          <w:tab w:val="num" w:pos="6480"/>
+        </w:tabs>
+        <w:ind w:left="6480" w:hanging="360"/>
+      </w:pPr>
+      <w:rPr>
+        <w:rFonts w:hint="default"/>
+      </w:rPr>
+    </w:lvl>
+  </w:abstractNum>
+  <w:abstractNum w:abstractNumId="8" w15:restartNumberingAfterBreak="0">
     <w:nsid w:val="3BCA0088"/>
     <w:multiLevelType w:val="hybridMultilevel"/>
     <w:tmpl w:val="D5BADB0C"/>
@@ -9615,7 +11006,7 @@
       </w:pPr>
     </w:lvl>
   </w:abstractNum>
-  <w:abstractNum w:abstractNumId="7">
+  <w:abstractNum w:abstractNumId="9" w15:restartNumberingAfterBreak="0">
     <w:nsid w:val="405D009F"/>
     <w:multiLevelType w:val="multilevel"/>
     <w:tmpl w:val="C9E8616E"/>
@@ -9745,7 +11136,120 @@
       </w:rPr>
     </w:lvl>
   </w:abstractNum>
-  <w:abstractNum w:abstractNumId="8">
+  <w:abstractNum w:abstractNumId="10" w15:restartNumberingAfterBreak="0">
+    <w:nsid w:val="41EE0BFC"/>
+    <w:multiLevelType w:val="multilevel"/>
+    <w:tmpl w:val="F8E4E8C0"/>
+    <w:lvl w:ilvl="0">
+      <w:start w:val="1"/>
+      <w:numFmt w:val="decimal"/>
+      <w:lvlText w:val="%1."/>
+      <w:lvlJc w:val="left"/>
+      <w:pPr>
+        <w:tabs>
+          <w:tab w:val="num" w:pos="720"/>
+        </w:tabs>
+        <w:ind w:left="720" w:hanging="360"/>
+      </w:pPr>
+    </w:lvl>
+    <w:lvl w:ilvl="1" w:tentative="1">
+      <w:start w:val="1"/>
+      <w:numFmt w:val="decimal"/>
+      <w:lvlText w:val="%2."/>
+      <w:lvlJc w:val="left"/>
+      <w:pPr>
+        <w:tabs>
+          <w:tab w:val="num" w:pos="1440"/>
+        </w:tabs>
+        <w:ind w:left="1440" w:hanging="360"/>
+      </w:pPr>
+    </w:lvl>
+    <w:lvl w:ilvl="2" w:tentative="1">
+      <w:start w:val="1"/>
+      <w:numFmt w:val="decimal"/>
+      <w:lvlText w:val="%3."/>
+      <w:lvlJc w:val="left"/>
+      <w:pPr>
+        <w:tabs>
+          <w:tab w:val="num" w:pos="2160"/>
+        </w:tabs>
+        <w:ind w:left="2160" w:hanging="360"/>
+      </w:pPr>
+    </w:lvl>
+    <w:lvl w:ilvl="3" w:tentative="1">
+      <w:start w:val="1"/>
+      <w:numFmt w:val="decimal"/>
+      <w:lvlText w:val="%4."/>
+      <w:lvlJc w:val="left"/>
+      <w:pPr>
+        <w:tabs>
+          <w:tab w:val="num" w:pos="2880"/>
+        </w:tabs>
+        <w:ind w:left="2880" w:hanging="360"/>
+      </w:pPr>
+    </w:lvl>
+    <w:lvl w:ilvl="4" w:tentative="1">
+      <w:start w:val="1"/>
+      <w:numFmt w:val="decimal"/>
+      <w:lvlText w:val="%5."/>
+      <w:lvlJc w:val="left"/>
+      <w:pPr>
+        <w:tabs>
+          <w:tab w:val="num" w:pos="3600"/>
+        </w:tabs>
+        <w:ind w:left="3600" w:hanging="360"/>
+      </w:pPr>
+    </w:lvl>
+    <w:lvl w:ilvl="5" w:tentative="1">
+      <w:start w:val="1"/>
+      <w:numFmt w:val="decimal"/>
+      <w:lvlText w:val="%6."/>
+      <w:lvlJc w:val="left"/>
+      <w:pPr>
+        <w:tabs>
+          <w:tab w:val="num" w:pos="4320"/>
+        </w:tabs>
+        <w:ind w:left="4320" w:hanging="360"/>
+      </w:pPr>
+    </w:lvl>
+    <w:lvl w:ilvl="6" w:tentative="1">
+      <w:start w:val="1"/>
+      <w:numFmt w:val="decimal"/>
+      <w:lvlText w:val="%7."/>
+      <w:lvlJc w:val="left"/>
+      <w:pPr>
+        <w:tabs>
+          <w:tab w:val="num" w:pos="5040"/>
+        </w:tabs>
+        <w:ind w:left="5040" w:hanging="360"/>
+      </w:pPr>
+    </w:lvl>
+    <w:lvl w:ilvl="7" w:tentative="1">
+      <w:start w:val="1"/>
+      <w:numFmt w:val="decimal"/>
+      <w:lvlText w:val="%8."/>
+      <w:lvlJc w:val="left"/>
+      <w:pPr>
+        <w:tabs>
+          <w:tab w:val="num" w:pos="5760"/>
+        </w:tabs>
+        <w:ind w:left="5760" w:hanging="360"/>
+      </w:pPr>
+    </w:lvl>
+    <w:lvl w:ilvl="8" w:tentative="1">
+      <w:start w:val="1"/>
+      <w:numFmt w:val="decimal"/>
+      <w:lvlText w:val="%9."/>
+      <w:lvlJc w:val="left"/>
+      <w:pPr>
+        <w:tabs>
+          <w:tab w:val="num" w:pos="6480"/>
+        </w:tabs>
+        <w:ind w:left="6480" w:hanging="360"/>
+      </w:pPr>
+    </w:lvl>
+  </w:abstractNum>
+  <w:abstractNum w:abstractNumId="11" w15:restartNumberingAfterBreak="0">
     <w:nsid w:val="43D74941"/>
     <w:multiLevelType w:val="hybridMultilevel"/>
     <w:tmpl w:val="D0423248"/>
@@ -9834,7 +11338,7 @@
       </w:pPr>
     </w:lvl>
   </w:abstractNum>
-  <w:abstractNum w:abstractNumId="9">
+  <w:abstractNum w:abstractNumId="12" w15:restartNumberingAfterBreak="0">
     <w:nsid w:val="458828B2"/>
     <w:multiLevelType w:val="hybridMultilevel"/>
     <w:tmpl w:val="9D3CA966"/>
@@ -9924,7 +11428,301 @@
       </w:pPr>
     </w:lvl>
   </w:abstractNum>
-  <w:abstractNum w:abstractNumId="10">
+  <w:abstractNum w:abstractNumId="13" w15:restartNumberingAfterBreak="0">
+    <w:nsid w:val="4DCD734F"/>
+    <w:multiLevelType w:val="multilevel"/>
+    <w:tmpl w:val="C9267150"/>
+    <w:lvl w:ilvl="0">
+      <w:start w:val="1"/>
+      <w:numFmt w:val="bullet"/>
+      <w:suff w:val="space"/>
+      <w:lvlText w:val=""/>
+      <w:lvlJc w:val="left"/>
+      <w:pPr>
+        <w:ind w:left="360" w:hanging="360"/>
+      </w:pPr>
+      <w:rPr>
+        <w:rFonts w:ascii="Symbol" w:hAnsi="Symbol" w:hint="default"/>
+        <w:sz w:val="20"/>
+      </w:rPr>
+    </w:lvl>
+    <w:lvl w:ilvl="1">
+      <w:start w:val="1"/>
+      <w:numFmt w:val="bullet"/>
+      <w:lvlText w:val=""/>
+      <w:lvlJc w:val="left"/>
+      <w:pPr>
+        <w:tabs>
+          <w:tab w:val="num" w:pos="1080"/>
+        </w:tabs>
+        <w:ind w:left="1080" w:hanging="360"/>
+      </w:pPr>
+      <w:rPr>
+        <w:rFonts w:ascii="Symbol" w:hAnsi="Symbol" w:hint="default"/>
+        <w:sz w:val="20"/>
+      </w:rPr>
+    </w:lvl>
+    <w:lvl w:ilvl="2">
+      <w:start w:val="1"/>
+      <w:numFmt w:val="bullet"/>
+      <w:lvlText w:val=""/>
+      <w:lvlJc w:val="left"/>
+      <w:pPr>
+        <w:tabs>
+          <w:tab w:val="num" w:pos="1800"/>
+        </w:tabs>
+        <w:ind w:left="1800" w:hanging="360"/>
+      </w:pPr>
+      <w:rPr>
+        <w:rFonts w:ascii="Symbol" w:hAnsi="Symbol" w:hint="default"/>
+        <w:sz w:val="20"/>
+      </w:rPr>
+    </w:lvl>
+    <w:lvl w:ilvl="3">
+      <w:start w:val="1"/>
+      <w:numFmt w:val="bullet"/>
+      <w:lvlText w:val=""/>
+      <w:lvlJc w:val="left"/>
+      <w:pPr>
+        <w:tabs>
+          <w:tab w:val="num" w:pos="2520"/>
+        </w:tabs>
+        <w:ind w:left="2520" w:hanging="360"/>
+      </w:pPr>
+      <w:rPr>
+        <w:rFonts w:ascii="Symbol" w:hAnsi="Symbol" w:hint="default"/>
+        <w:sz w:val="20"/>
+      </w:rPr>
+    </w:lvl>
+    <w:lvl w:ilvl="4">
+      <w:start w:val="1"/>
+      <w:numFmt w:val="bullet"/>
+      <w:lvlText w:val=""/>
+      <w:lvlJc w:val="left"/>
+      <w:pPr>
+        <w:tabs>
+          <w:tab w:val="num" w:pos="3240"/>
+        </w:tabs>
+        <w:ind w:left="3240" w:hanging="360"/>
+      </w:pPr>
+      <w:rPr>
+        <w:rFonts w:ascii="Symbol" w:hAnsi="Symbol" w:hint="default"/>
+        <w:sz w:val="20"/>
+      </w:rPr>
+    </w:lvl>
+    <w:lvl w:ilvl="5">
+      <w:start w:val="1"/>
+      <w:numFmt w:val="bullet"/>
+      <w:lvlText w:val=""/>
+      <w:lvlJc w:val="left"/>
+      <w:pPr>
+        <w:tabs>
+          <w:tab w:val="num" w:pos="3960"/>
+        </w:tabs>
+        <w:ind w:left="3960" w:hanging="360"/>
+      </w:pPr>
+      <w:rPr>
+        <w:rFonts w:ascii="Symbol" w:hAnsi="Symbol" w:hint="default"/>
+        <w:sz w:val="20"/>
+      </w:rPr>
+    </w:lvl>
+    <w:lvl w:ilvl="6">
+      <w:start w:val="1"/>
+      <w:numFmt w:val="bullet"/>
+      <w:lvlText w:val=""/>
+      <w:lvlJc w:val="left"/>
+      <w:pPr>
+        <w:tabs>
+          <w:tab w:val="num" w:pos="4680"/>
+        </w:tabs>
+        <w:ind w:left="4680" w:hanging="360"/>
+      </w:pPr>
+      <w:rPr>
+        <w:rFonts w:ascii="Symbol" w:hAnsi="Symbol" w:hint="default"/>
+        <w:sz w:val="20"/>
+      </w:rPr>
+    </w:lvl>
+    <w:lvl w:ilvl="7">
+      <w:start w:val="1"/>
+      <w:numFmt w:val="bullet"/>
+      <w:lvlText w:val=""/>
+      <w:lvlJc w:val="left"/>
+      <w:pPr>
+        <w:tabs>
+          <w:tab w:val="num" w:pos="5400"/>
+        </w:tabs>
+        <w:ind w:left="5400" w:hanging="360"/>
+      </w:pPr>
+      <w:rPr>
+        <w:rFonts w:ascii="Symbol" w:hAnsi="Symbol" w:hint="default"/>
+        <w:sz w:val="20"/>
+      </w:rPr>
+    </w:lvl>
+    <w:lvl w:ilvl="8">
+      <w:start w:val="1"/>
+      <w:numFmt w:val="bullet"/>
+      <w:lvlText w:val=""/>
+      <w:lvlJc w:val="left"/>
+      <w:pPr>
+        <w:tabs>
+          <w:tab w:val="num" w:pos="6120"/>
+        </w:tabs>
+        <w:ind w:left="6120" w:hanging="360"/>
+      </w:pPr>
+      <w:rPr>
+        <w:rFonts w:ascii="Symbol" w:hAnsi="Symbol" w:hint="default"/>
+        <w:sz w:val="20"/>
+      </w:rPr>
+    </w:lvl>
+  </w:abstractNum>
+  <w:abstractNum w:abstractNumId="14" w15:restartNumberingAfterBreak="0">
+    <w:nsid w:val="4F890141"/>
+    <w:multiLevelType w:val="multilevel"/>
+    <w:tmpl w:val="9E80077C"/>
+    <w:lvl w:ilvl="0">
+      <w:start w:val="1"/>
+      <w:numFmt w:val="bullet"/>
+      <w:suff w:val="space"/>
+      <w:lvlText w:val=""/>
+      <w:lvlJc w:val="left"/>
+      <w:pPr>
+        <w:ind w:left="720" w:hanging="360"/>
+      </w:pPr>
+      <w:rPr>
+        <w:rFonts w:ascii="Symbol" w:hAnsi="Symbol" w:hint="default"/>
+        <w:sz w:val="20"/>
+      </w:rPr>
+    </w:lvl>
+    <w:lvl w:ilvl="1">
+      <w:start w:val="1"/>
+      <w:numFmt w:val="bullet"/>
+      <w:lvlText w:val=""/>
+      <w:lvlJc w:val="left"/>
+      <w:pPr>
+        <w:tabs>
+          <w:tab w:val="num" w:pos="1440"/>
+        </w:tabs>
+        <w:ind w:left="1440" w:hanging="360"/>
+      </w:pPr>
+      <w:rPr>
+        <w:rFonts w:ascii="Symbol" w:hAnsi="Symbol" w:hint="default"/>
+        <w:sz w:val="20"/>
+      </w:rPr>
+    </w:lvl>
+    <w:lvl w:ilvl="2">
+      <w:start w:val="1"/>
+      <w:numFmt w:val="bullet"/>
+      <w:lvlText w:val=""/>
+      <w:lvlJc w:val="left"/>
+      <w:pPr>
+        <w:tabs>
+          <w:tab w:val="num" w:pos="2160"/>
+        </w:tabs>
+        <w:ind w:left="2160" w:hanging="360"/>
+      </w:pPr>
+      <w:rPr>
+        <w:rFonts w:ascii="Symbol" w:hAnsi="Symbol" w:hint="default"/>
+        <w:sz w:val="20"/>
+      </w:rPr>
+    </w:lvl>
+    <w:lvl w:ilvl="3">
+      <w:start w:val="1"/>
+      <w:numFmt w:val="bullet"/>
+      <w:lvlText w:val=""/>
+      <w:lvlJc w:val="left"/>
+      <w:pPr>
+        <w:tabs>
+          <w:tab w:val="num" w:pos="2880"/>
+        </w:tabs>
+        <w:ind w:left="2880" w:hanging="360"/>
+      </w:pPr>
+      <w:rPr>
+        <w:rFonts w:ascii="Symbol" w:hAnsi="Symbol" w:hint="default"/>
+        <w:sz w:val="20"/>
+      </w:rPr>
+    </w:lvl>
+    <w:lvl w:ilvl="4">
+      <w:start w:val="1"/>
+      <w:numFmt w:val="bullet"/>
+      <w:lvlText w:val=""/>
+      <w:lvlJc w:val="left"/>
+      <w:pPr>
+        <w:tabs>
+          <w:tab w:val="num" w:pos="3600"/>
+        </w:tabs>
+        <w:ind w:left="3600" w:hanging="360"/>
+      </w:pPr>
+      <w:rPr>
+        <w:rFonts w:ascii="Symbol" w:hAnsi="Symbol" w:hint="default"/>
+        <w:sz w:val="20"/>
+      </w:rPr>
+    </w:lvl>
+    <w:lvl w:ilvl="5">
+      <w:start w:val="1"/>
+      <w:numFmt w:val="bullet"/>
+      <w:lvlText w:val=""/>
+      <w:lvlJc w:val="left"/>
+      <w:pPr>
+        <w:tabs>
+          <w:tab w:val="num" w:pos="4320"/>
+        </w:tabs>
+        <w:ind w:left="4320" w:hanging="360"/>
+      </w:pPr>
+      <w:rPr>
+        <w:rFonts w:ascii="Symbol" w:hAnsi="Symbol" w:hint="default"/>
+        <w:sz w:val="20"/>
+      </w:rPr>
+    </w:lvl>
+    <w:lvl w:ilvl="6">
+      <w:start w:val="1"/>
+      <w:numFmt w:val="bullet"/>
+      <w:lvlText w:val=""/>
+      <w:lvlJc w:val="left"/>
+      <w:pPr>
+        <w:tabs>
+          <w:tab w:val="num" w:pos="5040"/>
+        </w:tabs>
+        <w:ind w:left="5040" w:hanging="360"/>
+      </w:pPr>
+      <w:rPr>
+        <w:rFonts w:ascii="Symbol" w:hAnsi="Symbol" w:hint="default"/>
+        <w:sz w:val="20"/>
+      </w:rPr>
+    </w:lvl>
+    <w:lvl w:ilvl="7">
+      <w:start w:val="1"/>
+      <w:numFmt w:val="bullet"/>
+      <w:lvlText w:val=""/>
+      <w:lvlJc w:val="left"/>
+      <w:pPr>
+        <w:tabs>
+          <w:tab w:val="num" w:pos="5760"/>
+        </w:tabs>
+        <w:ind w:left="5760" w:hanging="360"/>
+      </w:pPr>
+      <w:rPr>
+        <w:rFonts w:ascii="Symbol" w:hAnsi="Symbol" w:hint="default"/>
+        <w:sz w:val="20"/>
+      </w:rPr>
+    </w:lvl>
+    <w:lvl w:ilvl="8">
+      <w:start w:val="1"/>
+      <w:numFmt w:val="bullet"/>
+      <w:lvlText w:val=""/>
+      <w:lvlJc w:val="left"/>
+      <w:pPr>
+        <w:tabs>
+          <w:tab w:val="num" w:pos="6480"/>
+        </w:tabs>
+        <w:ind w:left="6480" w:hanging="360"/>
+      </w:pPr>
+      <w:rPr>
+        <w:rFonts w:ascii="Symbol" w:hAnsi="Symbol" w:hint="default"/>
+        <w:sz w:val="20"/>
+      </w:rPr>
+    </w:lvl>
+  </w:abstractNum>
+  <w:abstractNum w:abstractNumId="15" w15:restartNumberingAfterBreak="0">
     <w:nsid w:val="52E555D9"/>
     <w:multiLevelType w:val="multilevel"/>
     <w:tmpl w:val="69B24AA4"/>
@@ -10073,7 +11871,7 @@
       </w:rPr>
     </w:lvl>
   </w:abstractNum>
-  <w:abstractNum w:abstractNumId="11">
+  <w:abstractNum w:abstractNumId="16" w15:restartNumberingAfterBreak="0">
     <w:nsid w:val="61647948"/>
     <w:multiLevelType w:val="hybridMultilevel"/>
     <w:tmpl w:val="7952C700"/>
@@ -10164,7 +11962,7 @@
       </w:pPr>
     </w:lvl>
   </w:abstractNum>
-  <w:abstractNum w:abstractNumId="12">
+  <w:abstractNum w:abstractNumId="17" w15:restartNumberingAfterBreak="0">
     <w:nsid w:val="629003BA"/>
     <w:multiLevelType w:val="multilevel"/>
     <w:tmpl w:val="DFD0D29E"/>
@@ -10311,7 +12109,7 @@
       </w:rPr>
     </w:lvl>
   </w:abstractNum>
-  <w:abstractNum w:abstractNumId="13">
+  <w:abstractNum w:abstractNumId="18" w15:restartNumberingAfterBreak="0">
     <w:nsid w:val="75A802CF"/>
     <w:multiLevelType w:val="hybridMultilevel"/>
     <w:tmpl w:val="06BEEADE"/>
@@ -10401,7 +12199,7 @@
       </w:pPr>
     </w:lvl>
   </w:abstractNum>
-  <w:abstractNum w:abstractNumId="14">
+  <w:abstractNum w:abstractNumId="19" w15:restartNumberingAfterBreak="0">
     <w:nsid w:val="765A2100"/>
     <w:multiLevelType w:val="hybridMultilevel"/>
     <w:tmpl w:val="78165332"/>
@@ -10515,7 +12313,7 @@
       </w:rPr>
     </w:lvl>
   </w:abstractNum>
-  <w:abstractNum w:abstractNumId="15">
+  <w:abstractNum w:abstractNumId="20" w15:restartNumberingAfterBreak="0">
     <w:nsid w:val="7D422BFF"/>
     <w:multiLevelType w:val="hybridMultilevel"/>
     <w:tmpl w:val="A6C41A2E"/>
@@ -10605,59 +12403,74 @@
       </w:pPr>
     </w:lvl>
   </w:abstractNum>
-  <w:num w:numId="1">
+  <w:num w:numId="1" w16cid:durableId="1260411864">
+    <w:abstractNumId w:val="19"/>
+  </w:num>
+  <w:num w:numId="2" w16cid:durableId="130292185">
+    <w:abstractNumId w:val="18"/>
+  </w:num>
+  <w:num w:numId="3" w16cid:durableId="1072778793">
+    <w:abstractNumId w:val="8"/>
+  </w:num>
+  <w:num w:numId="4" w16cid:durableId="1390230593">
+    <w:abstractNumId w:val="6"/>
+  </w:num>
+  <w:num w:numId="5" w16cid:durableId="1389912000">
+    <w:abstractNumId w:val="11"/>
+  </w:num>
+  <w:num w:numId="6" w16cid:durableId="1132333411">
+    <w:abstractNumId w:val="17"/>
+  </w:num>
+  <w:num w:numId="7" w16cid:durableId="1869683947">
+    <w:abstractNumId w:val="9"/>
+  </w:num>
+  <w:num w:numId="8" w16cid:durableId="763456474">
+    <w:abstractNumId w:val="1"/>
+  </w:num>
+  <w:num w:numId="9" w16cid:durableId="1326978139">
+    <w:abstractNumId w:val="0"/>
+  </w:num>
+  <w:num w:numId="10" w16cid:durableId="1900165615">
+    <w:abstractNumId w:val="5"/>
+  </w:num>
+  <w:num w:numId="11" w16cid:durableId="1361590122">
+    <w:abstractNumId w:val="20"/>
+  </w:num>
+  <w:num w:numId="12" w16cid:durableId="1084885055">
+    <w:abstractNumId w:val="12"/>
+  </w:num>
+  <w:num w:numId="13" w16cid:durableId="1623996126">
+    <w:abstractNumId w:val="4"/>
+  </w:num>
+  <w:num w:numId="14" w16cid:durableId="1315068702">
+    <w:abstractNumId w:val="16"/>
+  </w:num>
+  <w:num w:numId="15" w16cid:durableId="500051770">
+    <w:abstractNumId w:val="15"/>
+  </w:num>
+  <w:num w:numId="16" w16cid:durableId="1880122351">
+    <w:abstractNumId w:val="2"/>
+  </w:num>
+  <w:num w:numId="17" w16cid:durableId="1626079321">
     <w:abstractNumId w:val="14"/>
   </w:num>
-  <w:num w:numId="2">
-    <w:abstractNumId w:val="13"/>
-  </w:num>
-  <w:num w:numId="3">
-    <w:abstractNumId w:val="6"/>
-  </w:num>
-  <w:num w:numId="4">
-    <w:abstractNumId w:val="5"/>
-  </w:num>
-  <w:num w:numId="5">
-    <w:abstractNumId w:val="8"/>
-  </w:num>
-  <w:num w:numId="6">
-    <w:abstractNumId w:val="12"/>
-  </w:num>
-  <w:num w:numId="7">
+  <w:num w:numId="18" w16cid:durableId="1027680557">
     <w:abstractNumId w:val="7"/>
   </w:num>
-  <w:num w:numId="8">
-    <w:abstractNumId w:val="1"/>
-  </w:num>
-  <w:num w:numId="9">
-    <w:abstractNumId w:val="0"/>
-  </w:num>
-  <w:num w:numId="10">
-    <w:abstractNumId w:val="4"/>
-  </w:num>
-  <w:num w:numId="11">
-    <w:abstractNumId w:val="15"/>
-  </w:num>
-  <w:num w:numId="12">
-    <w:abstractNumId w:val="9"/>
-  </w:num>
-  <w:num w:numId="13">
+  <w:num w:numId="19" w16cid:durableId="39281642">
     <w:abstractNumId w:val="3"/>
   </w:num>
-  <w:num w:numId="14">
-    <w:abstractNumId w:val="11"/>
-  </w:num>
-  <w:num w:numId="15">
+  <w:num w:numId="20" w16cid:durableId="1317150353">
     <w:abstractNumId w:val="10"/>
   </w:num>
-  <w:num w:numId="16">
-    <w:abstractNumId w:val="2"/>
+  <w:num w:numId="21" w16cid:durableId="364064502">
+    <w:abstractNumId w:val="13"/>
   </w:num>
 </w:numbering>
 </file>
 
 <file path=word/styles.xml><?xml version="1.0" encoding="utf-8"?>
-<w:styles xmlns:mc="http://schemas.openxmlformats.org/markup-compatibility/2006" xmlns:r="http://schemas.openxmlformats.org/officeDocument/2006/relationships" xmlns:w="http://schemas.openxmlformats.org/wordprocessingml/2006/main" xmlns:w14="http://schemas.microsoft.com/office/word/2010/wordml" xmlns:w15="http://schemas.microsoft.com/office/word/2012/wordml" mc:Ignorable="w14 w15">
+<w:styles xmlns:mc="http://schemas.openxmlformats.org/markup-compatibility/2006" xmlns:r="http://schemas.openxmlformats.org/officeDocument/2006/relationships" xmlns:w="http://schemas.openxmlformats.org/wordprocessingml/2006/main" xmlns:w14="http://schemas.microsoft.com/office/word/2010/wordml" xmlns:w15="http://schemas.microsoft.com/office/word/2012/wordml" xmlns:w16cex="http://schemas.microsoft.com/office/word/2018/wordml/cex" xmlns:w16cid="http://schemas.microsoft.com/office/word/2016/wordml/cid" xmlns:w16="http://schemas.microsoft.com/office/word/2018/wordml" xmlns:w16sdtdh="http://schemas.microsoft.com/office/word/2020/wordml/sdtdatahash" xmlns:w16se="http://schemas.microsoft.com/office/word/2015/wordml/symex" mc:Ignorable="w14 w15 w16se w16cid w16 w16cex w16sdtdh">
   <w:docDefaults>
     <w:rPrDefault>
       <w:rPr>
@@ -10675,7 +12488,7 @@
       </w:pPr>
     </w:pPrDefault>
   </w:docDefaults>
-  <w:latentStyles w:defLockedState="0" w:defUIPriority="99" w:defSemiHidden="0" w:defUnhideWhenUsed="0" w:defQFormat="0" w:count="371">
+  <w:latentStyles w:defLockedState="0" w:defUIPriority="99" w:defSemiHidden="0" w:defUnhideWhenUsed="0" w:defQFormat="0" w:count="376">
     <w:lsdException w:name="Normal" w:uiPriority="0" w:qFormat="1"/>
     <w:lsdException w:name="heading 1" w:uiPriority="9" w:qFormat="1"/>
     <w:lsdException w:name="heading 2" w:semiHidden="1" w:uiPriority="9" w:unhideWhenUsed="1" w:qFormat="1"/>
@@ -11047,6 +12860,11 @@
     <w:lsdException w:name="List Table 5 Dark Accent 6" w:uiPriority="50"/>
     <w:lsdException w:name="List Table 6 Colorful Accent 6" w:uiPriority="51"/>
     <w:lsdException w:name="List Table 7 Colorful Accent 6" w:uiPriority="52"/>
+    <w:lsdException w:name="Mention" w:semiHidden="1" w:unhideWhenUsed="1"/>
+    <w:lsdException w:name="Smart Hyperlink" w:semiHidden="1" w:unhideWhenUsed="1"/>
+    <w:lsdException w:name="Hashtag" w:semiHidden="1" w:unhideWhenUsed="1"/>
+    <w:lsdException w:name="Unresolved Mention" w:semiHidden="1" w:unhideWhenUsed="1"/>
+    <w:lsdException w:name="Smart Link" w:semiHidden="1" w:unhideWhenUsed="1"/>
   </w:latentStyles>
   <w:style w:type="paragraph" w:default="1" w:styleId="Normal">
     <w:name w:val="Normal"/>
@@ -11253,7 +13071,6 @@
   <w:style w:type="character" w:default="1" w:styleId="DefaultParagraphFont">
     <w:name w:val="Default Paragraph Font"/>
     <w:uiPriority w:val="1"/>
-    <w:semiHidden/>
     <w:unhideWhenUsed/>
   </w:style>
   <w:style w:type="table" w:default="1" w:styleId="TableNormal">
@@ -11606,6 +13423,49 @@
       <w14:ligatures w14:val="none"/>
     </w:rPr>
   </w:style>
+  <w:style w:type="paragraph" w:styleId="TOCHeading">
+    <w:name w:val="TOC Heading"/>
+    <w:basedOn w:val="Heading1"/>
+    <w:next w:val="Normal"/>
+    <w:uiPriority w:val="39"/>
+    <w:unhideWhenUsed/>
+    <w:qFormat/>
+    <w:rsid w:val="00BB49A7"/>
+    <w:pPr>
+      <w:spacing w:before="240" w:after="0" w:line="259" w:lineRule="auto"/>
+      <w:outlineLvl w:val="9"/>
+    </w:pPr>
+    <w:rPr>
+      <w:kern w:val="0"/>
+      <w:sz w:val="32"/>
+      <w:szCs w:val="32"/>
+      <w:lang w:val="en-US"/>
+      <w14:ligatures w14:val="none"/>
+    </w:rPr>
+  </w:style>
+  <w:style w:type="paragraph" w:styleId="TOC1">
+    <w:name w:val="toc 1"/>
+    <w:basedOn w:val="Normal"/>
+    <w:next w:val="Normal"/>
+    <w:autoRedefine/>
+    <w:uiPriority w:val="39"/>
+    <w:unhideWhenUsed/>
+    <w:rsid w:val="00BB49A7"/>
+    <w:pPr>
+      <w:spacing w:after="100"/>
+    </w:pPr>
+  </w:style>
+  <w:style w:type="character" w:styleId="Hyperlink">
+    <w:name w:val="Hyperlink"/>
+    <w:basedOn w:val="DefaultParagraphFont"/>
+    <w:uiPriority w:val="99"/>
+    <w:unhideWhenUsed/>
+    <w:rsid w:val="00BB49A7"/>
+    <w:rPr>
+      <w:color w:val="467886" w:themeColor="hyperlink"/>
+      <w:u w:val="single"/>
+    </w:rPr>
+  </w:style>
 </w:styles>
 </file>
 
@@ -11902,4 +13762,16 @@
     </a:ext>
   </a:extLst>
 </a:theme>
+</file>
+
+<file path=customXml/item1.xml><?xml version="1.0" encoding="utf-8"?>
+<b:Sources xmlns:b="http://schemas.openxmlformats.org/officeDocument/2006/bibliography" xmlns="http://schemas.openxmlformats.org/officeDocument/2006/bibliography" SelectedStyle="\APASixthEditionOfficeOnline.xsl" StyleName="APA" Version="6"/>
+</file>
+
+<file path=customXml/itemProps1.xml><?xml version="1.0" encoding="utf-8"?>
+<ds:datastoreItem xmlns:ds="http://schemas.openxmlformats.org/officeDocument/2006/customXml" ds:itemID="{B300077E-83CA-4DCD-A69D-6755A83F5A60}">
+  <ds:schemaRefs>
+    <ds:schemaRef ds:uri="http://schemas.openxmlformats.org/officeDocument/2006/bibliography"/>
+  </ds:schemaRefs>
+</ds:datastoreItem>
 </file>
--- a/5_MLOPS.docx
+++ b/5_MLOPS.docx
@@ -1,9 +1,18 @@
 
 <file path=word/document.xml><?xml version="1.0" encoding="utf-8"?>
-<w:document xmlns:wpc="http://schemas.microsoft.com/office/word/2010/wordprocessingCanvas" xmlns:cx="http://schemas.microsoft.com/office/drawing/2014/chartex" xmlns:cx1="http://schemas.microsoft.com/office/drawing/2015/9/8/chartex" xmlns:cx2="http://schemas.microsoft.com/office/drawing/2015/10/21/chartex" xmlns:cx3="http://schemas.microsoft.com/office/drawing/2016/5/9/chartex" xmlns:cx4="http://schemas.microsoft.com/office/drawing/2016/5/10/chartex" xmlns:cx5="http://schemas.microsoft.com/office/drawing/2016/5/11/chartex" xmlns:cx6="http://schemas.microsoft.com/office/drawing/2016/5/12/chartex" xmlns:cx7="http://schemas.microsoft.com/office/drawing/2016/5/13/chartex" xmlns:cx8="http://schemas.microsoft.com/office/drawing/2016/5/14/chartex" xmlns:mc="http://schemas.openxmlformats.org/markup-compatibility/2006" xmlns:aink="http://schemas.microsoft.com/office/drawing/2016/ink" xmlns:am3d="http://schemas.microsoft.com/office/drawing/2017/model3d" xmlns:o="urn:schemas-microsoft-com:office:office" xmlns:oel="http://schemas.microsoft.com/office/2019/extlst" xmlns:r="http://schemas.openxmlformats.org/officeDocument/2006/relationships" xmlns:m="http://schemas.openxmlformats.org/officeDocument/2006/math" xmlns:v="urn:schemas-microsoft-com:vml" xmlns:wp14="http://schemas.microsoft.com/office/word/2010/wordprocessingDrawing" xmlns:wp="http://schemas.openxmlformats.org/drawingml/2006/wordprocessingDrawing" xmlns:w10="urn:schemas-microsoft-com:office:word" xmlns:w="http://schemas.openxmlformats.org/wordprocessingml/2006/main" xmlns:w14="http://schemas.microsoft.com/office/word/2010/wordml" xmlns:w15="http://schemas.microsoft.com/office/word/2012/wordml" xmlns:w16cex="http://schemas.microsoft.com/office/word/2018/wordml/cex" xmlns:w16cid="http://schemas.microsoft.com/office/word/2016/wordml/cid" xmlns:w16="http://schemas.microsoft.com/office/word/2018/wordml" xmlns:w16sdtdh="http://schemas.microsoft.com/office/word/2020/wordml/sdtdatahash" xmlns:w16se="http://schemas.microsoft.com/office/word/2015/wordml/symex" xmlns:wpg="http://schemas.microsoft.com/office/word/2010/wordprocessingGroup" xmlns:wpi="http://schemas.microsoft.com/office/word/2010/wordprocessingInk" xmlns:wne="http://schemas.microsoft.com/office/word/2006/wordml" xmlns:wps="http://schemas.microsoft.com/office/word/2010/wordprocessingShape" mc:Ignorable="w14 w15 w16se w16cid w16 w16cex w16sdtdh wp14">
+<w:document xmlns:wpc="http://schemas.microsoft.com/office/word/2010/wordprocessingCanvas" xmlns:mc="http://schemas.openxmlformats.org/markup-compatibility/2006" xmlns:o="urn:schemas-microsoft-com:office:office" xmlns:r="http://schemas.openxmlformats.org/officeDocument/2006/relationships" xmlns:m="http://schemas.openxmlformats.org/officeDocument/2006/math" xmlns:v="urn:schemas-microsoft-com:vml" xmlns:wp14="http://schemas.microsoft.com/office/word/2010/wordprocessingDrawing" xmlns:wp="http://schemas.openxmlformats.org/drawingml/2006/wordprocessingDrawing" xmlns:w10="urn:schemas-microsoft-com:office:word" xmlns:w="http://schemas.openxmlformats.org/wordprocessingml/2006/main" xmlns:w14="http://schemas.microsoft.com/office/word/2010/wordml" xmlns:w15="http://schemas.microsoft.com/office/word/2012/wordml" xmlns:wpg="http://schemas.microsoft.com/office/word/2010/wordprocessingGroup" xmlns:wpi="http://schemas.microsoft.com/office/word/2010/wordprocessingInk" xmlns:wne="http://schemas.microsoft.com/office/word/2006/wordml" xmlns:wps="http://schemas.microsoft.com/office/word/2010/wordprocessingShape" mc:Ignorable="w14 w15 wp14">
   <w:body>
     <w:sdt>
       <w:sdtPr>
+        <w:rPr>
+          <w:rFonts w:asciiTheme="minorHAnsi" w:eastAsiaTheme="minorEastAsia" w:hAnsiTheme="minorHAnsi" w:cstheme="minorBidi"/>
+          <w:color w:val="auto"/>
+          <w:kern w:val="2"/>
+          <w:sz w:val="24"/>
+          <w:szCs w:val="24"/>
+          <w:lang w:val="en-IN"/>
+          <w14:ligatures w14:val="standardContextual"/>
+        </w:rPr>
         <w:id w:val="664898923"/>
         <w:docPartObj>
           <w:docPartGallery w:val="Table of Contents"/>
@@ -12,16 +21,9 @@
       </w:sdtPr>
       <w:sdtEndPr>
         <w:rPr>
-          <w:rFonts w:asciiTheme="minorHAnsi" w:eastAsiaTheme="minorEastAsia" w:hAnsiTheme="minorHAnsi" w:cstheme="minorBidi"/>
           <w:b/>
           <w:bCs/>
           <w:noProof/>
-          <w:color w:val="auto"/>
-          <w:kern w:val="2"/>
-          <w:sz w:val="24"/>
-          <w:szCs w:val="24"/>
-          <w:lang w:val="en-IN"/>
-          <w14:ligatures w14:val="standardContextual"/>
         </w:rPr>
       </w:sdtEndPr>
       <w:sdtContent>
@@ -128,21 +130,7 @@
                 <w:rStyle w:val="Hyperlink"/>
                 <w:noProof/>
               </w:rPr>
-              <w:t>Experi</w:t>
-            </w:r>
-            <w:r>
-              <w:rPr>
-                <w:rStyle w:val="Hyperlink"/>
-                <w:noProof/>
-              </w:rPr>
-              <w:t>m</w:t>
-            </w:r>
-            <w:r>
-              <w:rPr>
-                <w:rStyle w:val="Hyperlink"/>
-                <w:noProof/>
-              </w:rPr>
-              <w:t>ent tracking using DVC</w:t>
+              <w:t>Experiment tracking using DVC</w:t>
             </w:r>
             <w:r>
               <w:rPr>
@@ -554,7 +542,21 @@
         <w:rPr>
           <w:rFonts w:cstheme="minorHAnsi"/>
         </w:rPr>
-        <w:t xml:space="preserve">: Modular coding, developing the code modules for different parts and then combining. </w:t>
+        <w:t xml:space="preserve">: Modular coding, developing the code modules for different parts </w:t>
+      </w:r>
+      <w:proofErr w:type="gramStart"/>
+      <w:r>
+        <w:rPr>
+          <w:rFonts w:cstheme="minorHAnsi"/>
+        </w:rPr>
+        <w:t>and</w:t>
+      </w:r>
+      <w:proofErr w:type="gramEnd"/>
+      <w:r>
+        <w:rPr>
+          <w:rFonts w:cstheme="minorHAnsi"/>
+        </w:rPr>
+        <w:t xml:space="preserve"> then combining. </w:t>
       </w:r>
     </w:p>
     <w:p>
@@ -934,6 +936,7 @@
           <w:rFonts w:cstheme="minorHAnsi"/>
           <w:b/>
         </w:rPr>
+        <w:lastRenderedPageBreak/>
         <w:t>8. Infrastructure Management:</w:t>
       </w:r>
     </w:p>
@@ -948,7 +951,6 @@
         <w:rPr>
           <w:rFonts w:cstheme="minorHAnsi"/>
         </w:rPr>
-        <w:lastRenderedPageBreak/>
         <w:t xml:space="preserve">- Cloud based solutions to handle scalability concerns </w:t>
       </w:r>
     </w:p>
@@ -1811,14 +1813,14 @@
         <w:rPr>
           <w:rFonts w:cstheme="minorHAnsi"/>
         </w:rPr>
-        <w:t xml:space="preserve"> by isolating functionality. By organizing code into logical, well-</w:t>
+        <w:t xml:space="preserve"> by isolating functionality. By organizing code into logical, well-defined components, modular coding supports clean </w:t>
       </w:r>
       <w:r>
         <w:rPr>
           <w:rFonts w:cstheme="minorHAnsi"/>
         </w:rPr>
         <w:lastRenderedPageBreak/>
-        <w:t>defined components, modular coding supports clean architecture, better collaboration among developers, and more robust, flexible software systems.</w:t>
+        <w:t>architecture, better collaboration among developers, and more robust, flexible software systems.</w:t>
       </w:r>
     </w:p>
     <w:p>
@@ -1887,6 +1889,7 @@
         </w:rPr>
         <w:t xml:space="preserve">, </w:t>
       </w:r>
+      <w:proofErr w:type="spellStart"/>
       <w:r>
         <w:rPr>
           <w:rFonts w:eastAsia="Times New Roman" w:cstheme="minorHAnsi"/>
@@ -1894,16 +1897,9 @@
           <w:szCs w:val="20"/>
           <w:lang w:eastAsia="en-IN"/>
         </w:rPr>
-        <w:t>utils/</w:t>
-      </w:r>
-      <w:r>
-        <w:rPr>
-          <w:rFonts w:eastAsia="Times New Roman" w:cstheme="minorHAnsi"/>
-          <w:lang w:eastAsia="en-IN"/>
-        </w:rPr>
-        <w:t xml:space="preserve">, </w:t>
-      </w:r>
-      <w:proofErr w:type="spellStart"/>
+        <w:t>utils</w:t>
+      </w:r>
+      <w:proofErr w:type="spellEnd"/>
       <w:r>
         <w:rPr>
           <w:rFonts w:eastAsia="Times New Roman" w:cstheme="minorHAnsi"/>
@@ -1911,9 +1907,17 @@
           <w:szCs w:val="20"/>
           <w:lang w:eastAsia="en-IN"/>
         </w:rPr>
-        <w:t>api</w:t>
-      </w:r>
-      <w:proofErr w:type="spellEnd"/>
+        <w:t>/</w:t>
+      </w:r>
+      <w:r>
+        <w:rPr>
+          <w:rFonts w:eastAsia="Times New Roman" w:cstheme="minorHAnsi"/>
+          <w:lang w:eastAsia="en-IN"/>
+        </w:rPr>
+        <w:t xml:space="preserve">, </w:t>
+      </w:r>
+      <w:proofErr w:type="spellStart"/>
+      <w:proofErr w:type="gramStart"/>
       <w:r>
         <w:rPr>
           <w:rFonts w:eastAsia="Times New Roman" w:cstheme="minorHAnsi"/>
@@ -1921,6 +1925,17 @@
           <w:szCs w:val="20"/>
           <w:lang w:eastAsia="en-IN"/>
         </w:rPr>
+        <w:t>api</w:t>
+      </w:r>
+      <w:proofErr w:type="spellEnd"/>
+      <w:proofErr w:type="gramEnd"/>
+      <w:r>
+        <w:rPr>
+          <w:rFonts w:eastAsia="Times New Roman" w:cstheme="minorHAnsi"/>
+          <w:sz w:val="20"/>
+          <w:szCs w:val="20"/>
+          <w:lang w:eastAsia="en-IN"/>
+        </w:rPr>
         <w:t>/</w:t>
       </w:r>
       <w:r>
@@ -2037,7 +2052,21 @@
         <w:rPr>
           <w:rFonts w:cstheme="minorHAnsi"/>
         </w:rPr>
-        <w:t xml:space="preserve"> on, helping teams build and manage ML models in a reliable, scalable way. Tools use are Kubeflow, DVC, </w:t>
+        <w:t xml:space="preserve"> on, helping teams build and manage ML models in a reliable, scalable way. Tools use are </w:t>
+      </w:r>
+      <w:proofErr w:type="spellStart"/>
+      <w:r>
+        <w:rPr>
+          <w:rFonts w:cstheme="minorHAnsi"/>
+        </w:rPr>
+        <w:t>Kubeflow</w:t>
+      </w:r>
+      <w:proofErr w:type="spellEnd"/>
+      <w:r>
+        <w:rPr>
+          <w:rFonts w:cstheme="minorHAnsi"/>
+        </w:rPr>
+        <w:t xml:space="preserve">, DVC, </w:t>
       </w:r>
       <w:proofErr w:type="spellStart"/>
       <w:r>
@@ -2503,7 +2532,21 @@
         <w:rPr>
           <w:rFonts w:cstheme="minorHAnsi"/>
         </w:rPr>
-        <w:t xml:space="preserve"> (google), PYCARET, </w:t>
+        <w:t xml:space="preserve"> (</w:t>
+      </w:r>
+      <w:proofErr w:type="spellStart"/>
+      <w:r>
+        <w:rPr>
+          <w:rFonts w:cstheme="minorHAnsi"/>
+        </w:rPr>
+        <w:t>google</w:t>
+      </w:r>
+      <w:proofErr w:type="spellEnd"/>
+      <w:r>
+        <w:rPr>
+          <w:rFonts w:cstheme="minorHAnsi"/>
+        </w:rPr>
+        <w:t xml:space="preserve">), PYCARET, </w:t>
       </w:r>
       <w:proofErr w:type="spellStart"/>
       <w:r>
@@ -2678,14 +2721,14 @@
         <w:rPr>
           <w:rFonts w:cstheme="minorHAnsi"/>
         </w:rPr>
-        <w:t xml:space="preserve"> where models are tracked from development to deployment, ensuring that the best-performing models </w:t>
+        <w:t xml:space="preserve"> where models are tracked from development to deployment, ensuring that the best-performing models are readily available for production. The model registry </w:t>
       </w:r>
       <w:r>
         <w:rPr>
           <w:rFonts w:cstheme="minorHAnsi"/>
         </w:rPr>
         <w:lastRenderedPageBreak/>
-        <w:t>are readily available for production. The model registry is essential for managing the complexity of deploying and maintaining models in a reliable and reproducible manner.</w:t>
+        <w:t>is essential for managing the complexity of deploying and maintaining models in a reliable and reproducible manner.</w:t>
       </w:r>
     </w:p>
     <w:p>
@@ -3013,13 +3056,11 @@
     </w:p>
     <w:p>
       <w:pPr>
-        <w:pStyle w:val="ListParagraph"/>
+        <w:pStyle w:val="Heading1"/>
         <w:numPr>
           <w:ilvl w:val="0"/>
-          <w:numId w:val="11"/>
-        </w:numPr>
-        <w:spacing w:after="0"/>
-        <w:jc w:val="both"/>
+          <w:numId w:val="22"/>
+        </w:numPr>
       </w:pPr>
       <w:r>
         <w:t xml:space="preserve">Code modularity and DVC pipeline creation. </w:t>
@@ -3077,7 +3118,15 @@
       </w:r>
       <w:proofErr w:type="spellEnd"/>
       <w:r>
-        <w:t xml:space="preserve"> to define the ML pipeline stages (commands, inputs, outputs), </w:t>
+        <w:t xml:space="preserve"> to define the ML pipeline stages (commands, inputs, </w:t>
+      </w:r>
+      <w:proofErr w:type="gramStart"/>
+      <w:r>
+        <w:t>outputs</w:t>
+      </w:r>
+      <w:proofErr w:type="gramEnd"/>
+      <w:r>
+        <w:t xml:space="preserve">), </w:t>
       </w:r>
       <w:proofErr w:type="spellStart"/>
       <w:r>
@@ -3091,7 +3140,15 @@
       </w:r>
       <w:proofErr w:type="spellEnd"/>
       <w:r>
-        <w:t xml:space="preserve"> to track hyperparameters, and </w:t>
+        <w:t xml:space="preserve"> to track </w:t>
+      </w:r>
+      <w:proofErr w:type="spellStart"/>
+      <w:r>
+        <w:t>hyperparameters</w:t>
+      </w:r>
+      <w:proofErr w:type="spellEnd"/>
+      <w:r>
+        <w:t xml:space="preserve">, and </w:t>
       </w:r>
       <w:r>
         <w:rPr>
@@ -3334,18 +3391,8 @@
           <w:b/>
           <w:lang w:eastAsia="en-IN"/>
         </w:rPr>
-        <w:t xml:space="preserve"> </w:t>
-      </w:r>
-      <w:proofErr w:type="spellStart"/>
-      <w:r>
-        <w:rPr>
-          <w:rFonts w:eastAsia="Times New Roman" w:cstheme="minorHAnsi"/>
-          <w:b/>
-          <w:lang w:eastAsia="en-IN"/>
-        </w:rPr>
-        <w:t>dag</w:t>
-      </w:r>
-      <w:proofErr w:type="spellEnd"/>
+        <w:t xml:space="preserve"> dag</w:t>
+      </w:r>
       <w:r>
         <w:rPr>
           <w:rFonts w:eastAsia="Times New Roman" w:cstheme="minorHAnsi"/>
@@ -3535,27 +3582,30 @@
     </w:p>
     <w:p>
       <w:pPr>
-        <w:spacing w:after="0" w:line="240" w:lineRule="auto"/>
-        <w:jc w:val="both"/>
-        <w:rPr>
-          <w:rFonts w:eastAsia="Times New Roman" w:cstheme="minorHAnsi"/>
-          <w:lang w:eastAsia="en-IN"/>
-        </w:rPr>
-      </w:pPr>
-      <w:r>
-        <w:rPr>
-          <w:rFonts w:eastAsia="Times New Roman" w:cstheme="minorHAnsi"/>
-          <w:b/>
-          <w:lang w:eastAsia="en-IN"/>
-        </w:rPr>
-        <w:t xml:space="preserve">Improvements: </w:t>
-      </w:r>
-      <w:r>
-        <w:rPr>
-          <w:rFonts w:eastAsia="Times New Roman" w:cstheme="minorHAnsi"/>
-          <w:lang w:eastAsia="en-IN"/>
-        </w:rPr>
-        <w:t xml:space="preserve">(a new file with the improvements is maintained) </w:t>
+        <w:pStyle w:val="Heading2"/>
+        <w:numPr>
+          <w:ilvl w:val="1"/>
+          <w:numId w:val="22"/>
+        </w:numPr>
+        <w:rPr>
+          <w:rFonts w:eastAsia="Times New Roman"/>
+          <w:lang w:eastAsia="en-IN"/>
+        </w:rPr>
+      </w:pPr>
+      <w:r>
+        <w:rPr>
+          <w:rStyle w:val="Heading2Char"/>
+          <w:lang w:eastAsia="en-IN"/>
+        </w:rPr>
+        <w:t>Improvements:</w:t>
+      </w:r>
+      <w:r>
+        <w:rPr>
+          <w:rFonts w:eastAsia="Times New Roman"/>
+          <w:b/>
+          <w:lang w:eastAsia="en-IN"/>
+        </w:rPr>
+        <w:t xml:space="preserve"> </w:t>
       </w:r>
     </w:p>
     <w:p>
@@ -3778,13 +3828,23 @@
           <w:lang w:eastAsia="en-IN"/>
         </w:rPr>
       </w:pPr>
-      <w:r>
-        <w:rPr>
-          <w:rFonts w:eastAsia="Times New Roman" w:cstheme="minorHAnsi"/>
-          <w:bCs/>
-          <w:lang w:eastAsia="en-IN"/>
-        </w:rPr>
-        <w:t xml:space="preserve">e.g. def </w:t>
+      <w:proofErr w:type="gramStart"/>
+      <w:r>
+        <w:rPr>
+          <w:rFonts w:eastAsia="Times New Roman" w:cstheme="minorHAnsi"/>
+          <w:bCs/>
+          <w:lang w:eastAsia="en-IN"/>
+        </w:rPr>
+        <w:t>e.g</w:t>
+      </w:r>
+      <w:proofErr w:type="gramEnd"/>
+      <w:r>
+        <w:rPr>
+          <w:rFonts w:eastAsia="Times New Roman" w:cstheme="minorHAnsi"/>
+          <w:bCs/>
+          <w:lang w:eastAsia="en-IN"/>
+        </w:rPr>
+        <w:t xml:space="preserve">. </w:t>
       </w:r>
       <w:proofErr w:type="spellStart"/>
       <w:r>
@@ -3793,6 +3853,24 @@
           <w:bCs/>
           <w:lang w:eastAsia="en-IN"/>
         </w:rPr>
+        <w:t>def</w:t>
+      </w:r>
+      <w:proofErr w:type="spellEnd"/>
+      <w:r>
+        <w:rPr>
+          <w:rFonts w:eastAsia="Times New Roman" w:cstheme="minorHAnsi"/>
+          <w:bCs/>
+          <w:lang w:eastAsia="en-IN"/>
+        </w:rPr>
+        <w:t xml:space="preserve"> </w:t>
+      </w:r>
+      <w:proofErr w:type="spellStart"/>
+      <w:r>
+        <w:rPr>
+          <w:rFonts w:eastAsia="Times New Roman" w:cstheme="minorHAnsi"/>
+          <w:bCs/>
+          <w:lang w:eastAsia="en-IN"/>
+        </w:rPr>
         <w:t>load_data</w:t>
       </w:r>
       <w:proofErr w:type="spellEnd"/>
@@ -3810,7 +3888,7 @@
           <w:b/>
           <w:lang w:eastAsia="en-IN"/>
         </w:rPr>
-        <w:t xml:space="preserve">path : str) -&gt; </w:t>
+        <w:t xml:space="preserve">path : </w:t>
       </w:r>
       <w:proofErr w:type="spellStart"/>
       <w:r>
@@ -3819,6 +3897,24 @@
           <w:b/>
           <w:lang w:eastAsia="en-IN"/>
         </w:rPr>
+        <w:t>str</w:t>
+      </w:r>
+      <w:proofErr w:type="spellEnd"/>
+      <w:r>
+        <w:rPr>
+          <w:rFonts w:eastAsia="Times New Roman" w:cstheme="minorHAnsi"/>
+          <w:b/>
+          <w:lang w:eastAsia="en-IN"/>
+        </w:rPr>
+        <w:t xml:space="preserve">) -&gt; </w:t>
+      </w:r>
+      <w:proofErr w:type="spellStart"/>
+      <w:r>
+        <w:rPr>
+          <w:rFonts w:eastAsia="Times New Roman" w:cstheme="minorHAnsi"/>
+          <w:b/>
+          <w:lang w:eastAsia="en-IN"/>
+        </w:rPr>
         <w:t>pd.DataFrame</w:t>
       </w:r>
       <w:proofErr w:type="spellEnd"/>
@@ -3848,8 +3944,17 @@
           <w:lang w:eastAsia="en-IN"/>
         </w:rPr>
         <w:tab/>
+      </w:r>
+      <w:proofErr w:type="gramStart"/>
+      <w:r>
+        <w:rPr>
+          <w:rFonts w:eastAsia="Times New Roman" w:cstheme="minorHAnsi"/>
+          <w:bCs/>
+          <w:lang w:eastAsia="en-IN"/>
+        </w:rPr>
         <w:t>pass</w:t>
       </w:r>
+      <w:proofErr w:type="gramEnd"/>
     </w:p>
     <w:p>
       <w:pPr>
@@ -3906,7 +4011,15 @@
           <w:rFonts w:eastAsia="Times New Roman" w:cstheme="minorHAnsi"/>
           <w:lang w:eastAsia="en-IN"/>
         </w:rPr>
-        <w:t>s refers to the systematic capture of information about every stage of the machine learning lifecycle—ranging from data ingestion and model training to deployment and serving—so that teams can monitor, debug, and trace both routine events and critical incidents.</w:t>
+        <w:t xml:space="preserve">s refers to the systematic capture of information about every stage of the machine learning lifecycle—ranging from data ingestion and model training to deployment and serving—so that teams can monitor, debug, and trace both routine events </w:t>
+      </w:r>
+      <w:r>
+        <w:rPr>
+          <w:rFonts w:eastAsia="Times New Roman" w:cstheme="minorHAnsi"/>
+          <w:lang w:eastAsia="en-IN"/>
+        </w:rPr>
+        <w:lastRenderedPageBreak/>
+        <w:t>and critical incidents.</w:t>
       </w:r>
       <w:r>
         <w:rPr>
@@ -3927,15 +4040,7 @@
           <w:rFonts w:eastAsia="Times New Roman" w:cstheme="minorHAnsi"/>
           <w:lang w:eastAsia="en-IN"/>
         </w:rPr>
-        <w:t xml:space="preserve"> elements are logger, handler, formatter etc. set these all three and then connect formatter to handler and then handler to logger. Meanwhile do set the levels of the </w:t>
-      </w:r>
-      <w:r>
-        <w:rPr>
-          <w:rFonts w:eastAsia="Times New Roman" w:cstheme="minorHAnsi"/>
-          <w:lang w:eastAsia="en-IN"/>
-        </w:rPr>
-        <w:lastRenderedPageBreak/>
-        <w:t>logger and handler while creating the objects of these. Once a level is set at the start</w:t>
+        <w:t xml:space="preserve"> elements are logger, handler, formatter etc. set these all three and then connect formatter to handler and then handler to logger. Meanwhile do set the levels of the logger and handler while creating the objects of these. Once a level is set at the start</w:t>
       </w:r>
       <w:r>
         <w:rPr>
@@ -4011,6 +4116,10 @@
     <w:p>
       <w:pPr>
         <w:pStyle w:val="Heading1"/>
+        <w:numPr>
+          <w:ilvl w:val="0"/>
+          <w:numId w:val="22"/>
+        </w:numPr>
       </w:pPr>
       <w:bookmarkStart w:id="0" w:name="_Toc207862214"/>
       <w:r>
@@ -5137,7 +5246,7 @@
           <w:lang w:eastAsia="en-IN"/>
           <w14:ligatures w14:val="none"/>
         </w:rPr>
-        <w:t xml:space="preserve">(untracked files) as well as the tracked </w:t>
+        <w:t xml:space="preserve">(untracked files) as well as the </w:t>
       </w:r>
       <w:r>
         <w:rPr>
@@ -5146,7 +5255,7 @@
           <w:lang w:eastAsia="en-IN"/>
           <w14:ligatures w14:val="none"/>
         </w:rPr>
-        <w:t xml:space="preserve"> modified </w:t>
+        <w:t>tracked modified</w:t>
       </w:r>
       <w:r>
         <w:rPr>
@@ -5155,7 +5264,7 @@
           <w:lang w:eastAsia="en-IN"/>
           <w14:ligatures w14:val="none"/>
         </w:rPr>
-        <w:t>files are</w:t>
+        <w:t xml:space="preserve"> </w:t>
       </w:r>
       <w:r>
         <w:rPr>
@@ -5164,6 +5273,15 @@
           <w:lang w:eastAsia="en-IN"/>
           <w14:ligatures w14:val="none"/>
         </w:rPr>
+        <w:t>files are</w:t>
+      </w:r>
+      <w:r>
+        <w:rPr>
+          <w:rFonts w:eastAsia="Times New Roman" w:cs="Times New Roman"/>
+          <w:kern w:val="0"/>
+          <w:lang w:eastAsia="en-IN"/>
+          <w14:ligatures w14:val="none"/>
+        </w:rPr>
         <w:t xml:space="preserve"> put into staging index by add only. </w:t>
       </w:r>
     </w:p>
@@ -5214,7 +5332,21 @@
           <w:rFonts w:cs="Times New Roman"/>
           <w:bCs/>
         </w:rPr>
-        <w:t xml:space="preserve"> you basically commit after a significant milestone as well as, commit single feature separately. Commit messages simple and clear</w:t>
+        <w:t xml:space="preserve"> </w:t>
+      </w:r>
+      <w:r>
+        <w:rPr>
+          <w:rFonts w:cs="Times New Roman"/>
+          <w:bCs/>
+        </w:rPr>
+        <w:t>You</w:t>
+      </w:r>
+      <w:r>
+        <w:rPr>
+          <w:rFonts w:cs="Times New Roman"/>
+          <w:bCs/>
+        </w:rPr>
+        <w:t xml:space="preserve"> basically commit after a significant milestone as well as, commit single feature separately. Commit messages simple and clear</w:t>
       </w:r>
     </w:p>
     <w:p>
@@ -5355,14 +5487,23 @@
           <w:bCs/>
         </w:rPr>
       </w:pPr>
+      <w:proofErr w:type="gramStart"/>
       <w:r>
         <w:rPr>
           <w:rFonts w:cs="Times New Roman"/>
           <w:b/>
           <w:bCs/>
         </w:rPr>
-        <w:lastRenderedPageBreak/>
-        <w:t>git log –</w:t>
+        <w:t>git</w:t>
+      </w:r>
+      <w:proofErr w:type="gramEnd"/>
+      <w:r>
+        <w:rPr>
+          <w:rFonts w:cs="Times New Roman"/>
+          <w:b/>
+          <w:bCs/>
+        </w:rPr>
+        <w:t xml:space="preserve"> log –</w:t>
       </w:r>
       <w:proofErr w:type="spellStart"/>
       <w:r>
@@ -5430,6 +5571,7 @@
           <w:b/>
           <w:bCs/>
         </w:rPr>
+        <w:lastRenderedPageBreak/>
         <w:t xml:space="preserve">Git log – stat, </w:t>
       </w:r>
       <w:r>
@@ -5562,6 +5704,7 @@
           <w:rFonts w:asciiTheme="minorHAnsi" w:hAnsiTheme="minorHAnsi"/>
         </w:rPr>
       </w:pPr>
+      <w:proofErr w:type="gramStart"/>
       <w:r>
         <w:rPr>
           <w:rStyle w:val="HTMLCode"/>
@@ -5569,38 +5712,9 @@
           <w:sz w:val="24"/>
           <w:szCs w:val="24"/>
         </w:rPr>
-        <w:t>git log --stat</w:t>
-      </w:r>
-      <w:r>
-        <w:rPr>
-          <w:rFonts w:asciiTheme="minorHAnsi" w:hAnsiTheme="minorHAnsi"/>
-        </w:rPr>
-        <w:t xml:space="preserve"> → </w:t>
-      </w:r>
-      <w:r>
-        <w:rPr>
-          <w:rStyle w:val="Strong"/>
-          <w:rFonts w:asciiTheme="minorHAnsi" w:eastAsiaTheme="majorEastAsia" w:hAnsiTheme="minorHAnsi"/>
-        </w:rPr>
-        <w:t>summary only</w:t>
-      </w:r>
-      <w:r>
-        <w:rPr>
-          <w:rFonts w:asciiTheme="minorHAnsi" w:hAnsiTheme="minorHAnsi"/>
-        </w:rPr>
-        <w:t xml:space="preserve"> (which files, how many lines).</w:t>
-      </w:r>
-    </w:p>
-    <w:p>
-      <w:pPr>
-        <w:pStyle w:val="NormalWeb"/>
-        <w:spacing w:before="0" w:beforeAutospacing="0" w:after="0" w:afterAutospacing="0"/>
-        <w:ind w:left="360"/>
-        <w:jc w:val="both"/>
-        <w:rPr>
-          <w:rFonts w:asciiTheme="minorHAnsi" w:hAnsiTheme="minorHAnsi"/>
-        </w:rPr>
-      </w:pPr>
+        <w:t>git</w:t>
+      </w:r>
+      <w:proofErr w:type="gramEnd"/>
       <w:r>
         <w:rPr>
           <w:rStyle w:val="HTMLCode"/>
@@ -5608,7 +5722,7 @@
           <w:sz w:val="24"/>
           <w:szCs w:val="24"/>
         </w:rPr>
-        <w:t>git log -p</w:t>
+        <w:t xml:space="preserve"> log --stat</w:t>
       </w:r>
       <w:r>
         <w:rPr>
@@ -5621,13 +5735,13 @@
           <w:rStyle w:val="Strong"/>
           <w:rFonts w:asciiTheme="minorHAnsi" w:eastAsiaTheme="majorEastAsia" w:hAnsiTheme="minorHAnsi"/>
         </w:rPr>
-        <w:t>full details</w:t>
-      </w:r>
-      <w:r>
-        <w:rPr>
-          <w:rFonts w:asciiTheme="minorHAnsi" w:hAnsiTheme="minorHAnsi"/>
-        </w:rPr>
-        <w:t xml:space="preserve"> (actual code changes).</w:t>
+        <w:t>summary only</w:t>
+      </w:r>
+      <w:r>
+        <w:rPr>
+          <w:rFonts w:asciiTheme="minorHAnsi" w:hAnsiTheme="minorHAnsi"/>
+        </w:rPr>
+        <w:t xml:space="preserve"> (which files, how many lines).</w:t>
       </w:r>
     </w:p>
     <w:p>
@@ -5640,6 +5754,56 @@
           <w:rFonts w:asciiTheme="minorHAnsi" w:hAnsiTheme="minorHAnsi"/>
         </w:rPr>
       </w:pPr>
+      <w:proofErr w:type="gramStart"/>
+      <w:r>
+        <w:rPr>
+          <w:rStyle w:val="HTMLCode"/>
+          <w:rFonts w:asciiTheme="minorHAnsi" w:eastAsiaTheme="majorEastAsia" w:hAnsiTheme="minorHAnsi" w:cs="Times New Roman"/>
+          <w:sz w:val="24"/>
+          <w:szCs w:val="24"/>
+        </w:rPr>
+        <w:t>git</w:t>
+      </w:r>
+      <w:proofErr w:type="gramEnd"/>
+      <w:r>
+        <w:rPr>
+          <w:rStyle w:val="HTMLCode"/>
+          <w:rFonts w:asciiTheme="minorHAnsi" w:eastAsiaTheme="majorEastAsia" w:hAnsiTheme="minorHAnsi" w:cs="Times New Roman"/>
+          <w:sz w:val="24"/>
+          <w:szCs w:val="24"/>
+        </w:rPr>
+        <w:t xml:space="preserve"> log -p</w:t>
+      </w:r>
+      <w:r>
+        <w:rPr>
+          <w:rFonts w:asciiTheme="minorHAnsi" w:hAnsiTheme="minorHAnsi"/>
+        </w:rPr>
+        <w:t xml:space="preserve"> → </w:t>
+      </w:r>
+      <w:r>
+        <w:rPr>
+          <w:rStyle w:val="Strong"/>
+          <w:rFonts w:asciiTheme="minorHAnsi" w:eastAsiaTheme="majorEastAsia" w:hAnsiTheme="minorHAnsi"/>
+        </w:rPr>
+        <w:t>full details</w:t>
+      </w:r>
+      <w:r>
+        <w:rPr>
+          <w:rFonts w:asciiTheme="minorHAnsi" w:hAnsiTheme="minorHAnsi"/>
+        </w:rPr>
+        <w:t xml:space="preserve"> (actual code changes).</w:t>
+      </w:r>
+    </w:p>
+    <w:p>
+      <w:pPr>
+        <w:pStyle w:val="NormalWeb"/>
+        <w:spacing w:before="0" w:beforeAutospacing="0" w:after="0" w:afterAutospacing="0"/>
+        <w:ind w:left="360"/>
+        <w:jc w:val="both"/>
+        <w:rPr>
+          <w:rFonts w:asciiTheme="minorHAnsi" w:hAnsiTheme="minorHAnsi"/>
+        </w:rPr>
+      </w:pPr>
     </w:p>
     <w:p>
       <w:pPr>
@@ -5952,6 +6116,7 @@
         </w:rPr>
         <w:sym w:font="Wingdings" w:char="F0E0"/>
       </w:r>
+      <w:proofErr w:type="gramStart"/>
       <w:r>
         <w:rPr>
           <w:rFonts w:asciiTheme="minorHAnsi" w:hAnsiTheme="minorHAnsi"/>
@@ -5966,6 +6131,7 @@
         <w:t>wq</w:t>
       </w:r>
       <w:proofErr w:type="spellEnd"/>
+      <w:proofErr w:type="gramEnd"/>
       <w:r>
         <w:rPr>
           <w:rFonts w:asciiTheme="minorHAnsi" w:hAnsiTheme="minorHAnsi"/>
@@ -5994,25 +6160,7 @@
           <w:b/>
           <w:lang w:val="de-DE"/>
         </w:rPr>
-        <w:t xml:space="preserve">Delete tag </w:t>
-      </w:r>
-      <w:proofErr w:type="spellStart"/>
-      <w:r>
-        <w:rPr>
-          <w:rFonts w:asciiTheme="minorHAnsi" w:hAnsiTheme="minorHAnsi"/>
-          <w:b/>
-          <w:lang w:val="de-DE"/>
-        </w:rPr>
-        <w:t>git</w:t>
-      </w:r>
-      <w:proofErr w:type="spellEnd"/>
-      <w:r>
-        <w:rPr>
-          <w:rFonts w:asciiTheme="minorHAnsi" w:hAnsiTheme="minorHAnsi"/>
-          <w:b/>
-          <w:lang w:val="de-DE"/>
-        </w:rPr>
-        <w:t xml:space="preserve"> tag -d v0.0.0</w:t>
+        <w:t>Delete tag git tag -d v0.0.0</w:t>
       </w:r>
     </w:p>
     <w:p>
@@ -6412,7 +6560,6 @@
         <w:rPr>
           <w:rFonts w:asciiTheme="minorHAnsi" w:hAnsiTheme="minorHAnsi"/>
         </w:rPr>
-        <w:lastRenderedPageBreak/>
         <w:t>The</w:t>
       </w:r>
       <w:r>
@@ -6449,6 +6596,7 @@
           <w:b/>
           <w:bCs/>
         </w:rPr>
+        <w:lastRenderedPageBreak/>
         <w:t>Branch delete:</w:t>
       </w:r>
       <w:r>
@@ -6818,7 +6966,21 @@
         <w:rPr>
           <w:rFonts w:asciiTheme="minorHAnsi" w:hAnsiTheme="minorHAnsi"/>
         </w:rPr>
-        <w:t xml:space="preserve">where origin is just a alias you can have any other name in there. </w:t>
+        <w:t xml:space="preserve">where origin is just </w:t>
+      </w:r>
+      <w:proofErr w:type="gramStart"/>
+      <w:r>
+        <w:rPr>
+          <w:rFonts w:asciiTheme="minorHAnsi" w:hAnsiTheme="minorHAnsi"/>
+        </w:rPr>
+        <w:t>a</w:t>
+      </w:r>
+      <w:proofErr w:type="gramEnd"/>
+      <w:r>
+        <w:rPr>
+          <w:rFonts w:asciiTheme="minorHAnsi" w:hAnsiTheme="minorHAnsi"/>
+        </w:rPr>
+        <w:t xml:space="preserve"> alias you can have any other name in there. </w:t>
       </w:r>
     </w:p>
     <w:p>
@@ -6892,18 +7054,17 @@
     </w:p>
     <w:p>
       <w:pPr>
-        <w:pStyle w:val="NormalWeb"/>
-        <w:spacing w:before="0" w:beforeAutospacing="0" w:after="80" w:afterAutospacing="0"/>
-        <w:jc w:val="both"/>
-        <w:rPr>
-          <w:rFonts w:asciiTheme="minorHAnsi" w:hAnsiTheme="minorHAnsi"/>
-          <w:b/>
-          <w:bCs/>
-        </w:rPr>
-      </w:pPr>
-      <w:r>
-        <w:rPr>
-          <w:rFonts w:asciiTheme="minorHAnsi" w:hAnsiTheme="minorHAnsi"/>
+        <w:rPr>
+          <w:rFonts w:eastAsia="Times New Roman" w:cs="Times New Roman"/>
+          <w:b/>
+          <w:bCs/>
+          <w:kern w:val="0"/>
+          <w:lang w:eastAsia="en-IN"/>
+          <w14:ligatures w14:val="none"/>
+        </w:rPr>
+      </w:pPr>
+      <w:r>
+        <w:rPr>
           <w:b/>
           <w:bCs/>
         </w:rPr>
@@ -6912,13 +7073,20 @@
     </w:p>
     <w:p>
       <w:pPr>
-        <w:spacing w:after="0"/>
-        <w:jc w:val="both"/>
-      </w:pPr>
-      <w:r>
-        <w:rPr>
-          <w:b/>
-          <w:bCs/>
+        <w:pStyle w:val="Heading1"/>
+        <w:numPr>
+          <w:ilvl w:val="0"/>
+          <w:numId w:val="22"/>
+        </w:numPr>
+        <w:rPr>
+          <w:rFonts w:asciiTheme="minorHAnsi" w:hAnsiTheme="minorHAnsi"/>
+          <w:b/>
+          <w:bCs/>
+        </w:rPr>
+      </w:pPr>
+      <w:r>
+        <w:rPr>
+          <w:rStyle w:val="Heading1Char"/>
         </w:rPr>
         <w:lastRenderedPageBreak/>
         <w:t>Data Version:</w:t>
@@ -6930,6 +7098,30 @@
         </w:rPr>
         <w:t xml:space="preserve"> </w:t>
       </w:r>
+    </w:p>
+    <w:p>
+      <w:pPr>
+        <w:pStyle w:val="Heading2"/>
+        <w:numPr>
+          <w:ilvl w:val="1"/>
+          <w:numId w:val="22"/>
+        </w:numPr>
+      </w:pPr>
+      <w:r>
+        <w:t xml:space="preserve">Data versioning in local without pipeline </w:t>
+      </w:r>
+    </w:p>
+    <w:p>
+      <w:pPr>
+        <w:pStyle w:val="NoSpacing"/>
+        <w:ind w:left="1080"/>
+      </w:pPr>
+    </w:p>
+    <w:p>
+      <w:pPr>
+        <w:pStyle w:val="NoSpacing"/>
+        <w:ind w:left="360"/>
+      </w:pPr>
       <w:r>
         <w:t xml:space="preserve">GIT </w:t>
       </w:r>
@@ -6951,33 +7143,450 @@
       <w:r>
         <w:t xml:space="preserve">) i.e. we use DVC for </w:t>
       </w:r>
-    </w:p>
-    <w:p>
-      <w:r>
-        <w:br w:type="page"/>
-      </w:r>
-    </w:p>
-    <w:p>
-      <w:pPr>
-        <w:pStyle w:val="Heading1"/>
-      </w:pPr>
-      <w:bookmarkStart w:id="1" w:name="_Toc207862215"/>
+      <w:r>
+        <w:t>data versioning and it works by storing the actual data file and the corresponding metadata file is versioned by git and with commi</w:t>
+      </w:r>
+      <w:r>
+        <w:t xml:space="preserve">t/pull of the metadata file the actual data is pulled by DVC. </w:t>
+      </w:r>
+    </w:p>
+    <w:p>
+      <w:pPr>
+        <w:jc w:val="both"/>
+      </w:pPr>
+    </w:p>
+    <w:p>
+      <w:pPr>
+        <w:jc w:val="both"/>
+      </w:pPr>
+      <w:r>
+        <w:rPr>
+          <w:noProof/>
+          <w:lang w:eastAsia="en-IN"/>
+        </w:rPr>
+        <w:drawing>
+          <wp:inline distT="0" distB="0" distL="0" distR="0" wp14:anchorId="22A9B034" wp14:editId="5298961C">
+            <wp:extent cx="3276600" cy="2647950"/>
+            <wp:effectExtent l="0" t="0" r="0" b="0"/>
+            <wp:docPr id="4" name="Picture 4"/>
+            <wp:cNvGraphicFramePr>
+              <a:graphicFrameLocks xmlns:a="http://schemas.openxmlformats.org/drawingml/2006/main" noChangeAspect="1"/>
+            </wp:cNvGraphicFramePr>
+            <a:graphic xmlns:a="http://schemas.openxmlformats.org/drawingml/2006/main">
+              <a:graphicData uri="http://schemas.openxmlformats.org/drawingml/2006/picture">
+                <pic:pic xmlns:pic="http://schemas.openxmlformats.org/drawingml/2006/picture">
+                  <pic:nvPicPr>
+                    <pic:cNvPr id="1" name=""/>
+                    <pic:cNvPicPr/>
+                  </pic:nvPicPr>
+                  <pic:blipFill rotWithShape="1">
+                    <a:blip r:embed="rId10"/>
+                    <a:srcRect l="26924" t="21313" r="19537" b="1735"/>
+                    <a:stretch/>
+                  </pic:blipFill>
+                  <pic:spPr bwMode="auto">
+                    <a:xfrm>
+                      <a:off x="0" y="0"/>
+                      <a:ext cx="3276600" cy="2647950"/>
+                    </a:xfrm>
+                    <a:prstGeom prst="rect">
+                      <a:avLst/>
+                    </a:prstGeom>
+                    <a:ln>
+                      <a:noFill/>
+                    </a:ln>
+                    <a:extLst>
+                      <a:ext uri="{53640926-AAD7-44D8-BBD7-CCE9431645EC}">
+                        <a14:shadowObscured xmlns:a14="http://schemas.microsoft.com/office/drawing/2010/main"/>
+                      </a:ext>
+                    </a:extLst>
+                  </pic:spPr>
+                </pic:pic>
+              </a:graphicData>
+            </a:graphic>
+          </wp:inline>
+        </w:drawing>
+      </w:r>
+    </w:p>
+    <w:p>
+      <w:pPr>
+        <w:jc w:val="both"/>
+      </w:pPr>
+      <w:r>
+        <w:rPr>
+          <w:noProof/>
+          <w:lang w:eastAsia="en-IN"/>
+        </w:rPr>
+        <w:drawing>
+          <wp:inline distT="0" distB="0" distL="0" distR="0" wp14:anchorId="1F4F7489" wp14:editId="1333BEEC">
+            <wp:extent cx="4181475" cy="2714625"/>
+            <wp:effectExtent l="0" t="0" r="9525" b="9525"/>
+            <wp:docPr id="6" name="Picture 6"/>
+            <wp:cNvGraphicFramePr>
+              <a:graphicFrameLocks xmlns:a="http://schemas.openxmlformats.org/drawingml/2006/main" noChangeAspect="1"/>
+            </wp:cNvGraphicFramePr>
+            <a:graphic xmlns:a="http://schemas.openxmlformats.org/drawingml/2006/main">
+              <a:graphicData uri="http://schemas.openxmlformats.org/drawingml/2006/picture">
+                <pic:pic xmlns:pic="http://schemas.openxmlformats.org/drawingml/2006/picture">
+                  <pic:nvPicPr>
+                    <pic:cNvPr id="1" name=""/>
+                    <pic:cNvPicPr/>
+                  </pic:nvPicPr>
+                  <pic:blipFill rotWithShape="1">
+                    <a:blip r:embed="rId11"/>
+                    <a:srcRect l="26769" t="19653" r="4908" b="1458"/>
+                    <a:stretch/>
+                  </pic:blipFill>
+                  <pic:spPr bwMode="auto">
+                    <a:xfrm>
+                      <a:off x="0" y="0"/>
+                      <a:ext cx="4181475" cy="2714625"/>
+                    </a:xfrm>
+                    <a:prstGeom prst="rect">
+                      <a:avLst/>
+                    </a:prstGeom>
+                    <a:ln>
+                      <a:noFill/>
+                    </a:ln>
+                    <a:extLst>
+                      <a:ext uri="{53640926-AAD7-44D8-BBD7-CCE9431645EC}">
+                        <a14:shadowObscured xmlns:a14="http://schemas.microsoft.com/office/drawing/2010/main"/>
+                      </a:ext>
+                    </a:extLst>
+                  </pic:spPr>
+                </pic:pic>
+              </a:graphicData>
+            </a:graphic>
+          </wp:inline>
+        </w:drawing>
+      </w:r>
+    </w:p>
+    <w:p>
+      <w:pPr>
+        <w:jc w:val="both"/>
+      </w:pPr>
+    </w:p>
+    <w:p>
+      <w:pPr>
+        <w:jc w:val="both"/>
+      </w:pPr>
+    </w:p>
+    <w:p>
+      <w:pPr>
+        <w:jc w:val="both"/>
+      </w:pPr>
+    </w:p>
+    <w:p>
+      <w:pPr>
+        <w:jc w:val="both"/>
+      </w:pPr>
+    </w:p>
+    <w:p>
+      <w:pPr>
+        <w:jc w:val="both"/>
+      </w:pPr>
+    </w:p>
+    <w:p>
+      <w:pPr>
+        <w:spacing w:before="120" w:after="0" w:line="240" w:lineRule="auto"/>
+        <w:jc w:val="both"/>
+      </w:pPr>
       <w:r>
         <w:lastRenderedPageBreak/>
-        <w:t>Experiment tracking using DVC</w:t>
-      </w:r>
+        <w:t>Steps:</w:t>
+      </w:r>
+    </w:p>
+    <w:p>
+      <w:pPr>
+        <w:pStyle w:val="ListParagraph"/>
+        <w:numPr>
+          <w:ilvl w:val="2"/>
+          <w:numId w:val="18"/>
+        </w:numPr>
+        <w:spacing w:after="100" w:afterAutospacing="1" w:line="240" w:lineRule="auto"/>
+        <w:ind w:left="958" w:hanging="391"/>
+        <w:jc w:val="both"/>
+        <w:rPr>
+          <w:b/>
+        </w:rPr>
+      </w:pPr>
+      <w:r>
+        <w:rPr>
+          <w:b/>
+        </w:rPr>
+        <w:t>Create project directories via CMD</w:t>
+      </w:r>
+      <w:r>
+        <w:rPr>
+          <w:b/>
+        </w:rPr>
+        <w:t xml:space="preserve"> </w:t>
+      </w:r>
+    </w:p>
+    <w:p>
+      <w:pPr>
+        <w:pStyle w:val="ListParagraph"/>
+        <w:numPr>
+          <w:ilvl w:val="2"/>
+          <w:numId w:val="18"/>
+        </w:numPr>
+        <w:spacing w:before="120" w:after="0" w:line="240" w:lineRule="auto"/>
+        <w:jc w:val="both"/>
+        <w:rPr>
+          <w:b/>
+        </w:rPr>
+      </w:pPr>
+      <w:r>
+        <w:rPr>
+          <w:b/>
+        </w:rPr>
+        <w:t xml:space="preserve">Git </w:t>
+      </w:r>
+      <w:proofErr w:type="spellStart"/>
+      <w:r>
+        <w:rPr>
+          <w:b/>
+        </w:rPr>
+        <w:t>init</w:t>
+      </w:r>
+      <w:proofErr w:type="spellEnd"/>
+      <w:r>
+        <w:rPr>
+          <w:b/>
+        </w:rPr>
+        <w:t xml:space="preserve">, </w:t>
+      </w:r>
+      <w:proofErr w:type="spellStart"/>
+      <w:r>
+        <w:rPr>
+          <w:b/>
+        </w:rPr>
+        <w:t>dvc</w:t>
+      </w:r>
+      <w:proofErr w:type="spellEnd"/>
+      <w:r>
+        <w:rPr>
+          <w:b/>
+        </w:rPr>
+        <w:t xml:space="preserve"> </w:t>
+      </w:r>
+      <w:proofErr w:type="spellStart"/>
+      <w:r>
+        <w:rPr>
+          <w:b/>
+        </w:rPr>
+        <w:t>init</w:t>
+      </w:r>
+      <w:proofErr w:type="spellEnd"/>
+    </w:p>
+    <w:p>
+      <w:pPr>
+        <w:pStyle w:val="ListParagraph"/>
+        <w:numPr>
+          <w:ilvl w:val="2"/>
+          <w:numId w:val="18"/>
+        </w:numPr>
+        <w:spacing w:before="120" w:after="0" w:line="240" w:lineRule="auto"/>
+        <w:jc w:val="both"/>
+        <w:rPr>
+          <w:b/>
+        </w:rPr>
+      </w:pPr>
+      <w:r>
+        <w:rPr>
+          <w:b/>
+        </w:rPr>
+        <w:t xml:space="preserve">Create </w:t>
+      </w:r>
+      <w:proofErr w:type="spellStart"/>
+      <w:r>
+        <w:rPr>
+          <w:b/>
+        </w:rPr>
+        <w:t>github</w:t>
+      </w:r>
+      <w:proofErr w:type="spellEnd"/>
+      <w:r>
+        <w:rPr>
+          <w:b/>
+        </w:rPr>
+        <w:t xml:space="preserve"> repository and add remote origin</w:t>
+      </w:r>
+    </w:p>
+    <w:p>
+      <w:pPr>
+        <w:pStyle w:val="ListParagraph"/>
+        <w:numPr>
+          <w:ilvl w:val="2"/>
+          <w:numId w:val="18"/>
+        </w:numPr>
+        <w:spacing w:before="120" w:after="0" w:line="240" w:lineRule="auto"/>
+        <w:jc w:val="both"/>
+        <w:rPr>
+          <w:b/>
+        </w:rPr>
+      </w:pPr>
+      <w:r>
+        <w:rPr>
+          <w:b/>
+        </w:rPr>
+        <w:t xml:space="preserve">Create </w:t>
+      </w:r>
+      <w:proofErr w:type="spellStart"/>
+      <w:r>
+        <w:rPr>
+          <w:b/>
+        </w:rPr>
+        <w:t>dvc</w:t>
+      </w:r>
+      <w:proofErr w:type="spellEnd"/>
+      <w:r>
+        <w:rPr>
+          <w:b/>
+        </w:rPr>
+        <w:t xml:space="preserve"> remote and </w:t>
+      </w:r>
+      <w:r>
+        <w:rPr>
+          <w:b/>
+        </w:rPr>
+        <w:t xml:space="preserve">add </w:t>
+      </w:r>
+      <w:proofErr w:type="spellStart"/>
+      <w:r>
+        <w:rPr>
+          <w:b/>
+        </w:rPr>
+        <w:t>dvc</w:t>
+      </w:r>
+      <w:proofErr w:type="spellEnd"/>
+      <w:r>
+        <w:rPr>
+          <w:b/>
+        </w:rPr>
+        <w:t xml:space="preserve"> remote</w:t>
+      </w:r>
+      <w:r>
+        <w:rPr>
+          <w:b/>
+        </w:rPr>
+        <w:t xml:space="preserve"> </w:t>
+      </w:r>
+      <w:proofErr w:type="gramStart"/>
+      <w:r>
+        <w:t>Any</w:t>
+      </w:r>
+      <w:proofErr w:type="gramEnd"/>
+      <w:r>
+        <w:t xml:space="preserve"> remote storage can be used like S3 bucket. Local folder can also be used, we have used for now local temp folder, the location of which is found by echo %temp%.</w:t>
+      </w:r>
+      <w:proofErr w:type="spellStart"/>
+      <w:r>
+        <w:rPr>
+          <w:b/>
+        </w:rPr>
+        <w:t>dvc</w:t>
+      </w:r>
+      <w:proofErr w:type="spellEnd"/>
+      <w:r>
+        <w:rPr>
+          <w:b/>
+        </w:rPr>
+        <w:t xml:space="preserve"> remote add –d </w:t>
+      </w:r>
+      <w:proofErr w:type="spellStart"/>
+      <w:r>
+        <w:rPr>
+          <w:b/>
+        </w:rPr>
+        <w:t>myremote</w:t>
+      </w:r>
+      <w:proofErr w:type="spellEnd"/>
+      <w:r>
+        <w:rPr>
+          <w:b/>
+        </w:rPr>
+        <w:t xml:space="preserve"> </w:t>
+      </w:r>
+      <w:r>
+        <w:rPr>
+          <w:b/>
+        </w:rPr>
+        <w:t>C:\Users\hp\AppD</w:t>
+      </w:r>
+      <w:bookmarkStart w:id="1" w:name="_GoBack"/>
       <w:bookmarkEnd w:id="1"/>
-    </w:p>
-    <w:p>
-      <w:r>
-        <w:t xml:space="preserve">Till now we have covered two main aspects in </w:t>
-      </w:r>
-      <w:proofErr w:type="spellStart"/>
-      <w:r>
-        <w:t>mlops</w:t>
-      </w:r>
-      <w:proofErr w:type="spellEnd"/>
-      <w:r>
+      <w:r>
+        <w:rPr>
+          <w:b/>
+        </w:rPr>
+        <w:t>ata\Local\Temp</w:t>
+      </w:r>
+      <w:r>
+        <w:rPr>
+          <w:b/>
+        </w:rPr>
+        <w:t xml:space="preserve"> </w:t>
+      </w:r>
+    </w:p>
+    <w:p>
+      <w:pPr>
+        <w:pStyle w:val="ListParagraph"/>
+        <w:numPr>
+          <w:ilvl w:val="2"/>
+          <w:numId w:val="18"/>
+        </w:numPr>
+        <w:spacing w:before="120" w:after="0" w:line="240" w:lineRule="auto"/>
+        <w:jc w:val="both"/>
+        <w:rPr>
+          <w:b/>
+        </w:rPr>
+      </w:pPr>
+      <w:r>
+        <w:t>Write python code: Write your code and do the changes</w:t>
+      </w:r>
+    </w:p>
+    <w:p>
+      <w:pPr>
+        <w:pStyle w:val="ListParagraph"/>
+        <w:numPr>
+          <w:ilvl w:val="2"/>
+          <w:numId w:val="18"/>
+        </w:numPr>
+        <w:spacing w:before="120" w:after="0" w:line="240" w:lineRule="auto"/>
+        <w:jc w:val="both"/>
+        <w:rPr>
+          <w:b/>
+        </w:rPr>
+      </w:pPr>
+      <w:r>
+        <w:rPr>
+          <w:b/>
+        </w:rPr>
+        <w:t>D</w:t>
+      </w:r>
+      <w:r>
+        <w:rPr>
+          <w:b/>
+        </w:rPr>
+        <w:t>VC</w:t>
+      </w:r>
+      <w:r>
+        <w:rPr>
+          <w:b/>
+        </w:rPr>
+        <w:t xml:space="preserve"> add </w:t>
+      </w:r>
+      <w:r>
+        <w:rPr>
+          <w:b/>
+        </w:rPr>
+        <w:t>data file</w:t>
+      </w:r>
+      <w:r>
+        <w:rPr>
+          <w:b/>
+        </w:rPr>
         <w:t>:</w:t>
       </w:r>
     </w:p>
@@ -6988,9 +7597,63 @@
           <w:ilvl w:val="0"/>
           <w:numId w:val="8"/>
         </w:numPr>
-      </w:pPr>
-      <w:r>
-        <w:t>ML pipeline with modular coding and improvement with the help of DVC</w:t>
+        <w:spacing w:before="120" w:after="0" w:line="240" w:lineRule="auto"/>
+        <w:jc w:val="both"/>
+        <w:rPr>
+          <w:b/>
+        </w:rPr>
+      </w:pPr>
+      <w:r>
+        <w:t xml:space="preserve">Once we have data, to get the data screenshot first add the data file/folder with the command </w:t>
+      </w:r>
+      <w:proofErr w:type="spellStart"/>
+      <w:r>
+        <w:t>dvc</w:t>
+      </w:r>
+      <w:proofErr w:type="spellEnd"/>
+      <w:r>
+        <w:t xml:space="preserve"> add </w:t>
+      </w:r>
+      <w:proofErr w:type="spellStart"/>
+      <w:r>
+        <w:t>datafile</w:t>
+      </w:r>
+      <w:proofErr w:type="spellEnd"/>
+      <w:r>
+        <w:t xml:space="preserve"> </w:t>
+      </w:r>
+      <w:proofErr w:type="spellStart"/>
+      <w:r>
+        <w:rPr>
+          <w:b/>
+        </w:rPr>
+        <w:t>dvc</w:t>
+      </w:r>
+      <w:proofErr w:type="spellEnd"/>
+      <w:r>
+        <w:rPr>
+          <w:b/>
+        </w:rPr>
+        <w:t xml:space="preserve"> add data/customer.csv   </w:t>
+      </w:r>
+      <w:r>
+        <w:t xml:space="preserve">better not to </w:t>
+      </w:r>
+      <w:proofErr w:type="spellStart"/>
+      <w:r>
+        <w:t>dvc</w:t>
+      </w:r>
+      <w:proofErr w:type="spellEnd"/>
+      <w:r>
+        <w:t xml:space="preserve"> </w:t>
+      </w:r>
+      <w:proofErr w:type="gramStart"/>
+      <w:r>
+        <w:t>add .</w:t>
+      </w:r>
+      <w:proofErr w:type="gramEnd"/>
+      <w:r>
+        <w:t xml:space="preserve"> </w:t>
       </w:r>
     </w:p>
     <w:p>
@@ -7000,6 +7663,813 @@
           <w:ilvl w:val="0"/>
           <w:numId w:val="8"/>
         </w:numPr>
+        <w:spacing w:before="120" w:after="0" w:line="240" w:lineRule="auto"/>
+        <w:jc w:val="both"/>
+        <w:rPr>
+          <w:b/>
+        </w:rPr>
+      </w:pPr>
+      <w:r>
+        <w:t xml:space="preserve">Which adds everything in directory which is not good. </w:t>
+      </w:r>
+      <w:r>
+        <w:rPr>
+          <w:rFonts w:eastAsia="Times New Roman" w:cs="Times New Roman"/>
+          <w:kern w:val="0"/>
+          <w:lang w:eastAsia="en-IN"/>
+          <w14:ligatures w14:val="none"/>
+        </w:rPr>
+        <w:t xml:space="preserve">When you run </w:t>
+      </w:r>
+      <w:proofErr w:type="spellStart"/>
+      <w:r>
+        <w:rPr>
+          <w:rFonts w:eastAsia="Times New Roman" w:cs="Courier New"/>
+          <w:kern w:val="0"/>
+          <w:lang w:eastAsia="en-IN"/>
+          <w14:ligatures w14:val="none"/>
+        </w:rPr>
+        <w:t>dvc</w:t>
+      </w:r>
+      <w:proofErr w:type="spellEnd"/>
+      <w:r>
+        <w:rPr>
+          <w:rFonts w:eastAsia="Times New Roman" w:cs="Courier New"/>
+          <w:kern w:val="0"/>
+          <w:lang w:eastAsia="en-IN"/>
+          <w14:ligatures w14:val="none"/>
+        </w:rPr>
+        <w:t xml:space="preserve"> add </w:t>
+      </w:r>
+      <w:proofErr w:type="spellStart"/>
+      <w:r>
+        <w:rPr>
+          <w:rFonts w:eastAsia="Times New Roman" w:cs="Courier New"/>
+          <w:kern w:val="0"/>
+          <w:lang w:eastAsia="en-IN"/>
+          <w14:ligatures w14:val="none"/>
+        </w:rPr>
+        <w:t>datafile</w:t>
+      </w:r>
+      <w:proofErr w:type="spellEnd"/>
+      <w:r>
+        <w:rPr>
+          <w:rFonts w:eastAsia="Times New Roman" w:cs="Times New Roman"/>
+          <w:kern w:val="0"/>
+          <w:lang w:eastAsia="en-IN"/>
+          <w14:ligatures w14:val="none"/>
+        </w:rPr>
+        <w:t>, DVC moves the actual data into its cache (</w:t>
+      </w:r>
+      <w:r>
+        <w:rPr>
+          <w:rFonts w:eastAsia="Times New Roman" w:cs="Courier New"/>
+          <w:kern w:val="0"/>
+          <w:lang w:eastAsia="en-IN"/>
+          <w14:ligatures w14:val="none"/>
+        </w:rPr>
+        <w:t>.</w:t>
+      </w:r>
+      <w:proofErr w:type="spellStart"/>
+      <w:r>
+        <w:rPr>
+          <w:rFonts w:eastAsia="Times New Roman" w:cs="Courier New"/>
+          <w:kern w:val="0"/>
+          <w:lang w:eastAsia="en-IN"/>
+          <w14:ligatures w14:val="none"/>
+        </w:rPr>
+        <w:t>dvc</w:t>
+      </w:r>
+      <w:proofErr w:type="spellEnd"/>
+      <w:r>
+        <w:rPr>
+          <w:rFonts w:eastAsia="Times New Roman" w:cs="Courier New"/>
+          <w:kern w:val="0"/>
+          <w:lang w:eastAsia="en-IN"/>
+          <w14:ligatures w14:val="none"/>
+        </w:rPr>
+        <w:t>/cache/</w:t>
+      </w:r>
+      <w:r>
+        <w:rPr>
+          <w:rFonts w:eastAsia="Times New Roman" w:cs="Times New Roman"/>
+          <w:kern w:val="0"/>
+          <w:lang w:eastAsia="en-IN"/>
+          <w14:ligatures w14:val="none"/>
+        </w:rPr>
+        <w:t>), creates a small metadata file (</w:t>
+      </w:r>
+      <w:proofErr w:type="spellStart"/>
+      <w:r>
+        <w:rPr>
+          <w:rFonts w:eastAsia="Times New Roman" w:cs="Courier New"/>
+          <w:kern w:val="0"/>
+          <w:lang w:eastAsia="en-IN"/>
+          <w14:ligatures w14:val="none"/>
+        </w:rPr>
+        <w:t>datafile.dvc</w:t>
+      </w:r>
+      <w:proofErr w:type="spellEnd"/>
+      <w:r>
+        <w:rPr>
+          <w:rFonts w:eastAsia="Times New Roman" w:cs="Times New Roman"/>
+          <w:kern w:val="0"/>
+          <w:lang w:eastAsia="en-IN"/>
+          <w14:ligatures w14:val="none"/>
+        </w:rPr>
+        <w:t xml:space="preserve">) that records the data’s hash and path, and updates </w:t>
+      </w:r>
+      <w:r>
+        <w:rPr>
+          <w:rFonts w:eastAsia="Times New Roman" w:cs="Courier New"/>
+          <w:kern w:val="0"/>
+          <w:lang w:eastAsia="en-IN"/>
+          <w14:ligatures w14:val="none"/>
+        </w:rPr>
+        <w:t>.</w:t>
+      </w:r>
+      <w:proofErr w:type="spellStart"/>
+      <w:r>
+        <w:rPr>
+          <w:rFonts w:eastAsia="Times New Roman" w:cs="Courier New"/>
+          <w:kern w:val="0"/>
+          <w:lang w:eastAsia="en-IN"/>
+          <w14:ligatures w14:val="none"/>
+        </w:rPr>
+        <w:t>gitignore</w:t>
+      </w:r>
+      <w:proofErr w:type="spellEnd"/>
+      <w:r>
+        <w:rPr>
+          <w:rFonts w:eastAsia="Times New Roman" w:cs="Times New Roman"/>
+          <w:kern w:val="0"/>
+          <w:lang w:eastAsia="en-IN"/>
+          <w14:ligatures w14:val="none"/>
+        </w:rPr>
+        <w:t xml:space="preserve"> so the raw </w:t>
+      </w:r>
+      <w:proofErr w:type="spellStart"/>
+      <w:r>
+        <w:rPr>
+          <w:rFonts w:eastAsia="Times New Roman" w:cs="Courier New"/>
+          <w:kern w:val="0"/>
+          <w:lang w:eastAsia="en-IN"/>
+          <w14:ligatures w14:val="none"/>
+        </w:rPr>
+        <w:t>datafile</w:t>
+      </w:r>
+      <w:proofErr w:type="spellEnd"/>
+      <w:r>
+        <w:rPr>
+          <w:rFonts w:eastAsia="Times New Roman" w:cs="Times New Roman"/>
+          <w:kern w:val="0"/>
+          <w:lang w:eastAsia="en-IN"/>
+          <w14:ligatures w14:val="none"/>
+        </w:rPr>
+        <w:t xml:space="preserve"> isn’t tracked by Git—meaning Git only stores the lightweight </w:t>
+      </w:r>
+      <w:r>
+        <w:rPr>
+          <w:rFonts w:eastAsia="Times New Roman" w:cs="Courier New"/>
+          <w:kern w:val="0"/>
+          <w:lang w:eastAsia="en-IN"/>
+          <w14:ligatures w14:val="none"/>
+        </w:rPr>
+        <w:t>.</w:t>
+      </w:r>
+      <w:proofErr w:type="spellStart"/>
+      <w:r>
+        <w:rPr>
+          <w:rFonts w:eastAsia="Times New Roman" w:cs="Courier New"/>
+          <w:kern w:val="0"/>
+          <w:lang w:eastAsia="en-IN"/>
+          <w14:ligatures w14:val="none"/>
+        </w:rPr>
+        <w:t>dvc</w:t>
+      </w:r>
+      <w:proofErr w:type="spellEnd"/>
+      <w:r>
+        <w:rPr>
+          <w:rFonts w:eastAsia="Times New Roman" w:cs="Times New Roman"/>
+          <w:kern w:val="0"/>
+          <w:lang w:eastAsia="en-IN"/>
+          <w14:ligatures w14:val="none"/>
+        </w:rPr>
+        <w:t xml:space="preserve"> pointer and ignore rules, while DVC manages the real data in its cache or remote.</w:t>
+      </w:r>
+      <w:r>
+        <w:rPr>
+          <w:rFonts w:eastAsia="Times New Roman" w:cs="Times New Roman"/>
+          <w:kern w:val="0"/>
+          <w:lang w:eastAsia="en-IN"/>
+          <w14:ligatures w14:val="none"/>
+        </w:rPr>
+        <w:t xml:space="preserve"> It is equivalent to gits staging index. </w:t>
+      </w:r>
+    </w:p>
+    <w:p>
+      <w:pPr>
+        <w:pStyle w:val="ListParagraph"/>
+        <w:numPr>
+          <w:ilvl w:val="2"/>
+          <w:numId w:val="18"/>
+        </w:numPr>
+        <w:spacing w:before="120" w:after="0" w:line="240" w:lineRule="auto"/>
+        <w:jc w:val="both"/>
+        <w:rPr>
+          <w:b/>
+        </w:rPr>
+      </w:pPr>
+      <w:r>
+        <w:rPr>
+          <w:b/>
+        </w:rPr>
+        <w:t>Git add</w:t>
+      </w:r>
+      <w:r>
+        <w:rPr>
+          <w:b/>
+        </w:rPr>
+        <w:t>:</w:t>
+      </w:r>
+      <w:r>
+        <w:t xml:space="preserve"> then you do </w:t>
+      </w:r>
+      <w:r>
+        <w:rPr>
+          <w:b/>
+        </w:rPr>
+        <w:t xml:space="preserve">git </w:t>
+      </w:r>
+      <w:proofErr w:type="gramStart"/>
+      <w:r>
+        <w:rPr>
+          <w:b/>
+        </w:rPr>
+        <w:t>add .</w:t>
+      </w:r>
+      <w:proofErr w:type="gramEnd"/>
+      <w:r>
+        <w:t xml:space="preserve"> which tracks all the code files as well as the data pointer files data’s metadata files into a git staging index </w:t>
+      </w:r>
+    </w:p>
+    <w:p>
+      <w:pPr>
+        <w:pStyle w:val="ListParagraph"/>
+        <w:numPr>
+          <w:ilvl w:val="2"/>
+          <w:numId w:val="18"/>
+        </w:numPr>
+        <w:spacing w:before="120" w:after="0" w:line="240" w:lineRule="auto"/>
+        <w:jc w:val="both"/>
+        <w:rPr>
+          <w:b/>
+        </w:rPr>
+      </w:pPr>
+      <w:r>
+        <w:rPr>
+          <w:b/>
+        </w:rPr>
+        <w:t>Git commit</w:t>
+      </w:r>
+      <w:r>
+        <w:rPr>
+          <w:b/>
+        </w:rPr>
+        <w:t>:</w:t>
+      </w:r>
+      <w:r>
+        <w:t xml:space="preserve"> then </w:t>
+      </w:r>
+      <w:r>
+        <w:rPr>
+          <w:b/>
+        </w:rPr>
+        <w:t>git commit –m “initial commit”</w:t>
+      </w:r>
+    </w:p>
+    <w:p>
+      <w:pPr>
+        <w:pStyle w:val="ListParagraph"/>
+        <w:numPr>
+          <w:ilvl w:val="2"/>
+          <w:numId w:val="18"/>
+        </w:numPr>
+        <w:spacing w:before="120" w:after="0" w:line="240" w:lineRule="auto"/>
+        <w:jc w:val="both"/>
+        <w:rPr>
+          <w:b/>
+        </w:rPr>
+      </w:pPr>
+      <w:r>
+        <w:rPr>
+          <w:b/>
+        </w:rPr>
+        <w:t xml:space="preserve">Git push to </w:t>
+      </w:r>
+      <w:r>
+        <w:rPr>
+          <w:b/>
+        </w:rPr>
+        <w:t>remote:</w:t>
+      </w:r>
+      <w:r>
+        <w:t xml:space="preserve"> </w:t>
+      </w:r>
+      <w:r>
+        <w:rPr>
+          <w:b/>
+        </w:rPr>
+        <w:t>git push origin master</w:t>
+      </w:r>
+      <w:r>
+        <w:t xml:space="preserve">, push my local branch </w:t>
+      </w:r>
+      <w:r>
+        <w:rPr>
+          <w:rStyle w:val="HTMLCode"/>
+          <w:rFonts w:asciiTheme="minorHAnsi" w:eastAsiaTheme="majorEastAsia" w:hAnsiTheme="minorHAnsi"/>
+          <w:sz w:val="24"/>
+          <w:szCs w:val="24"/>
+        </w:rPr>
+        <w:t>master</w:t>
+      </w:r>
+      <w:r>
+        <w:t xml:space="preserve"> to the remote named </w:t>
+      </w:r>
+      <w:r>
+        <w:rPr>
+          <w:rStyle w:val="HTMLCode"/>
+          <w:rFonts w:asciiTheme="minorHAnsi" w:eastAsiaTheme="majorEastAsia" w:hAnsiTheme="minorHAnsi"/>
+          <w:sz w:val="24"/>
+          <w:szCs w:val="24"/>
+        </w:rPr>
+        <w:t>origin</w:t>
+      </w:r>
+      <w:r>
+        <w:t xml:space="preserve"> (and update its </w:t>
+      </w:r>
+      <w:r>
+        <w:rPr>
+          <w:rStyle w:val="HTMLCode"/>
+          <w:rFonts w:asciiTheme="minorHAnsi" w:eastAsiaTheme="majorEastAsia" w:hAnsiTheme="minorHAnsi"/>
+          <w:sz w:val="24"/>
+          <w:szCs w:val="24"/>
+        </w:rPr>
+        <w:t>master</w:t>
+      </w:r>
+      <w:r>
+        <w:t xml:space="preserve"> branch).”</w:t>
+      </w:r>
+    </w:p>
+    <w:p>
+      <w:pPr>
+        <w:pStyle w:val="ListParagraph"/>
+        <w:numPr>
+          <w:ilvl w:val="2"/>
+          <w:numId w:val="18"/>
+        </w:numPr>
+        <w:spacing w:before="120" w:after="0" w:line="240" w:lineRule="auto"/>
+        <w:jc w:val="both"/>
+        <w:rPr>
+          <w:b/>
+        </w:rPr>
+      </w:pPr>
+      <w:proofErr w:type="spellStart"/>
+      <w:r>
+        <w:rPr>
+          <w:b/>
+        </w:rPr>
+        <w:t>Dvc</w:t>
+      </w:r>
+      <w:proofErr w:type="spellEnd"/>
+      <w:r>
+        <w:rPr>
+          <w:b/>
+        </w:rPr>
+        <w:t xml:space="preserve"> push to remote</w:t>
+      </w:r>
+      <w:r>
+        <w:rPr>
+          <w:b/>
+        </w:rPr>
+        <w:t>:</w:t>
+      </w:r>
+      <w:r>
+        <w:t xml:space="preserve"> </w:t>
+      </w:r>
+      <w:proofErr w:type="spellStart"/>
+      <w:r>
+        <w:rPr>
+          <w:b/>
+        </w:rPr>
+        <w:t>dvc</w:t>
+      </w:r>
+      <w:proofErr w:type="spellEnd"/>
+      <w:r>
+        <w:rPr>
+          <w:b/>
+        </w:rPr>
+        <w:t xml:space="preserve"> push </w:t>
+      </w:r>
+    </w:p>
+    <w:p>
+      <w:pPr>
+        <w:pStyle w:val="ListParagraph"/>
+        <w:numPr>
+          <w:ilvl w:val="2"/>
+          <w:numId w:val="18"/>
+        </w:numPr>
+        <w:spacing w:before="120" w:after="0" w:line="240" w:lineRule="auto"/>
+        <w:jc w:val="both"/>
+        <w:rPr>
+          <w:b/>
+        </w:rPr>
+      </w:pPr>
+      <w:r>
+        <w:rPr>
+          <w:b/>
+        </w:rPr>
+        <w:t>Go to previous commit, snapshot:</w:t>
+      </w:r>
+      <w:r>
+        <w:t xml:space="preserve"> </w:t>
+      </w:r>
+      <w:r>
+        <w:t xml:space="preserve">first go to the git commit by </w:t>
+      </w:r>
+      <w:r>
+        <w:rPr>
+          <w:b/>
+        </w:rPr>
+        <w:t xml:space="preserve">git checkout </w:t>
+      </w:r>
+      <w:proofErr w:type="spellStart"/>
+      <w:r>
+        <w:rPr>
+          <w:b/>
+        </w:rPr>
+        <w:t>sha</w:t>
+      </w:r>
+      <w:proofErr w:type="spellEnd"/>
+      <w:r>
+        <w:rPr>
+          <w:b/>
+        </w:rPr>
+        <w:t xml:space="preserve"> and then just do </w:t>
+      </w:r>
+      <w:proofErr w:type="spellStart"/>
+      <w:r>
+        <w:rPr>
+          <w:b/>
+        </w:rPr>
+        <w:t>dvc</w:t>
+      </w:r>
+      <w:proofErr w:type="spellEnd"/>
+      <w:r>
+        <w:rPr>
+          <w:b/>
+        </w:rPr>
+        <w:t xml:space="preserve"> checkout </w:t>
+      </w:r>
+      <w:r>
+        <w:t xml:space="preserve"> </w:t>
+      </w:r>
+      <w:r>
+        <w:t xml:space="preserve">In DVC, you don’t specify snapshots manually because DVC relies on Git commits as the version snapshots; the </w:t>
+      </w:r>
+      <w:r>
+        <w:rPr>
+          <w:rStyle w:val="HTMLCode"/>
+          <w:rFonts w:asciiTheme="minorHAnsi" w:eastAsiaTheme="majorEastAsia" w:hAnsiTheme="minorHAnsi"/>
+          <w:sz w:val="24"/>
+          <w:szCs w:val="24"/>
+        </w:rPr>
+        <w:t>.</w:t>
+      </w:r>
+      <w:proofErr w:type="spellStart"/>
+      <w:r>
+        <w:rPr>
+          <w:rStyle w:val="HTMLCode"/>
+          <w:rFonts w:asciiTheme="minorHAnsi" w:eastAsiaTheme="majorEastAsia" w:hAnsiTheme="minorHAnsi"/>
+          <w:sz w:val="24"/>
+          <w:szCs w:val="24"/>
+        </w:rPr>
+        <w:t>dvc</w:t>
+      </w:r>
+      <w:proofErr w:type="spellEnd"/>
+      <w:r>
+        <w:t xml:space="preserve"> files (or </w:t>
+      </w:r>
+      <w:proofErr w:type="spellStart"/>
+      <w:r>
+        <w:rPr>
+          <w:rStyle w:val="HTMLCode"/>
+          <w:rFonts w:asciiTheme="minorHAnsi" w:eastAsiaTheme="majorEastAsia" w:hAnsiTheme="minorHAnsi"/>
+          <w:sz w:val="24"/>
+          <w:szCs w:val="24"/>
+        </w:rPr>
+        <w:t>dvc.yaml</w:t>
+      </w:r>
+      <w:proofErr w:type="spellEnd"/>
+      <w:r>
+        <w:t>/</w:t>
+      </w:r>
+      <w:proofErr w:type="spellStart"/>
+      <w:r>
+        <w:rPr>
+          <w:rStyle w:val="HTMLCode"/>
+          <w:rFonts w:asciiTheme="minorHAnsi" w:eastAsiaTheme="majorEastAsia" w:hAnsiTheme="minorHAnsi"/>
+          <w:sz w:val="24"/>
+          <w:szCs w:val="24"/>
+        </w:rPr>
+        <w:t>dvc.lock</w:t>
+      </w:r>
+      <w:proofErr w:type="spellEnd"/>
+      <w:r>
+        <w:t xml:space="preserve">) in each commit store metadata linking code to the exact data versions, so when you </w:t>
+      </w:r>
+      <w:r>
+        <w:rPr>
+          <w:rStyle w:val="HTMLCode"/>
+          <w:rFonts w:asciiTheme="minorHAnsi" w:eastAsiaTheme="majorEastAsia" w:hAnsiTheme="minorHAnsi"/>
+          <w:sz w:val="24"/>
+          <w:szCs w:val="24"/>
+        </w:rPr>
+        <w:t>git checkout &lt;commit&gt;</w:t>
+      </w:r>
+      <w:r>
+        <w:t xml:space="preserve"> and run </w:t>
+      </w:r>
+      <w:proofErr w:type="spellStart"/>
+      <w:r>
+        <w:rPr>
+          <w:rStyle w:val="HTMLCode"/>
+          <w:rFonts w:asciiTheme="minorHAnsi" w:eastAsiaTheme="majorEastAsia" w:hAnsiTheme="minorHAnsi"/>
+          <w:sz w:val="24"/>
+          <w:szCs w:val="24"/>
+        </w:rPr>
+        <w:t>dvc</w:t>
+      </w:r>
+      <w:proofErr w:type="spellEnd"/>
+      <w:r>
+        <w:rPr>
+          <w:rStyle w:val="HTMLCode"/>
+          <w:rFonts w:asciiTheme="minorHAnsi" w:eastAsiaTheme="majorEastAsia" w:hAnsiTheme="minorHAnsi"/>
+          <w:sz w:val="24"/>
+          <w:szCs w:val="24"/>
+        </w:rPr>
+        <w:t xml:space="preserve"> checkout</w:t>
+      </w:r>
+      <w:r>
+        <w:t xml:space="preserve">, DVC automatically restores the corresponding data, fetching it from the remote with </w:t>
+      </w:r>
+      <w:proofErr w:type="spellStart"/>
+      <w:r>
+        <w:rPr>
+          <w:rStyle w:val="HTMLCode"/>
+          <w:rFonts w:asciiTheme="minorHAnsi" w:eastAsiaTheme="majorEastAsia" w:hAnsiTheme="minorHAnsi"/>
+          <w:sz w:val="24"/>
+          <w:szCs w:val="24"/>
+        </w:rPr>
+        <w:t>dvc</w:t>
+      </w:r>
+      <w:proofErr w:type="spellEnd"/>
+      <w:r>
+        <w:rPr>
+          <w:rStyle w:val="HTMLCode"/>
+          <w:rFonts w:asciiTheme="minorHAnsi" w:eastAsiaTheme="majorEastAsia" w:hAnsiTheme="minorHAnsi"/>
+          <w:sz w:val="24"/>
+          <w:szCs w:val="24"/>
+        </w:rPr>
+        <w:t xml:space="preserve"> pull</w:t>
+      </w:r>
+      <w:r>
+        <w:t xml:space="preserve"> if it’s not in the local cache.</w:t>
+      </w:r>
+    </w:p>
+    <w:p>
+      <w:pPr>
+        <w:pStyle w:val="ListParagraph"/>
+        <w:numPr>
+          <w:ilvl w:val="2"/>
+          <w:numId w:val="18"/>
+        </w:numPr>
+        <w:spacing w:before="120" w:after="0" w:line="240" w:lineRule="auto"/>
+        <w:jc w:val="both"/>
+      </w:pPr>
+      <w:r>
+        <w:rPr>
+          <w:b/>
+        </w:rPr>
+        <w:t xml:space="preserve">Pull from git and DVC: </w:t>
+      </w:r>
+      <w:r>
+        <w:t xml:space="preserve">git pull to pull the pull remote branch from the </w:t>
+      </w:r>
+      <w:proofErr w:type="spellStart"/>
+      <w:r>
+        <w:t>github</w:t>
+      </w:r>
+      <w:proofErr w:type="spellEnd"/>
+      <w:r>
+        <w:t xml:space="preserve"> and likewise </w:t>
+      </w:r>
+      <w:proofErr w:type="spellStart"/>
+      <w:r>
+        <w:t>dvc</w:t>
+      </w:r>
+      <w:proofErr w:type="spellEnd"/>
+      <w:r>
+        <w:t xml:space="preserve"> pull to pull the corresponding states data from the remote </w:t>
+      </w:r>
+      <w:proofErr w:type="spellStart"/>
+      <w:r>
+        <w:t>dvc</w:t>
+      </w:r>
+      <w:proofErr w:type="spellEnd"/>
+      <w:r>
+        <w:t xml:space="preserve"> repo. </w:t>
+      </w:r>
+    </w:p>
+    <w:p>
+      <w:pPr>
+        <w:pStyle w:val="ListParagraph"/>
+        <w:spacing w:before="120" w:after="0" w:line="240" w:lineRule="auto"/>
+        <w:ind w:left="1080"/>
+        <w:jc w:val="both"/>
+        <w:rPr>
+          <w:b/>
+        </w:rPr>
+      </w:pPr>
+    </w:p>
+    <w:p>
+      <w:pPr>
+        <w:pStyle w:val="ListParagraph"/>
+        <w:spacing w:before="120" w:after="0" w:line="240" w:lineRule="auto"/>
+        <w:ind w:left="1080"/>
+        <w:jc w:val="both"/>
+        <w:rPr>
+          <w:b/>
+        </w:rPr>
+      </w:pPr>
+      <w:r>
+        <w:t xml:space="preserve">In Git, </w:t>
+      </w:r>
+      <w:r>
+        <w:rPr>
+          <w:rStyle w:val="HTMLCode"/>
+          <w:rFonts w:asciiTheme="minorHAnsi" w:eastAsiaTheme="majorEastAsia" w:hAnsiTheme="minorHAnsi"/>
+          <w:sz w:val="24"/>
+          <w:szCs w:val="24"/>
+        </w:rPr>
+        <w:t>fetch</w:t>
+      </w:r>
+      <w:r>
+        <w:t xml:space="preserve"> downloads updates from the remote repository without changing your local branch, so you need to use </w:t>
+      </w:r>
+      <w:r>
+        <w:rPr>
+          <w:rStyle w:val="HTMLCode"/>
+          <w:rFonts w:asciiTheme="minorHAnsi" w:eastAsiaTheme="majorEastAsia" w:hAnsiTheme="minorHAnsi"/>
+          <w:sz w:val="24"/>
+          <w:szCs w:val="24"/>
+        </w:rPr>
+        <w:t>checkout</w:t>
+      </w:r>
+      <w:r>
+        <w:t xml:space="preserve"> to move to a specific commit or branch, whereas </w:t>
+      </w:r>
+      <w:r>
+        <w:rPr>
+          <w:rStyle w:val="HTMLCode"/>
+          <w:rFonts w:asciiTheme="minorHAnsi" w:eastAsiaTheme="majorEastAsia" w:hAnsiTheme="minorHAnsi"/>
+          <w:sz w:val="24"/>
+          <w:szCs w:val="24"/>
+        </w:rPr>
+        <w:t>pull &lt;branch&gt;</w:t>
+      </w:r>
+      <w:r>
+        <w:t xml:space="preserve"> combines fetch and merge, automatically updating your local branch to match the latest commit on the remote; in short, </w:t>
+      </w:r>
+      <w:r>
+        <w:rPr>
+          <w:rStyle w:val="HTMLCode"/>
+          <w:rFonts w:asciiTheme="minorHAnsi" w:eastAsiaTheme="majorEastAsia" w:hAnsiTheme="minorHAnsi"/>
+          <w:sz w:val="24"/>
+          <w:szCs w:val="24"/>
+        </w:rPr>
+        <w:t>fetch</w:t>
+      </w:r>
+      <w:r>
+        <w:t xml:space="preserve"> gets updates, </w:t>
+      </w:r>
+      <w:r>
+        <w:rPr>
+          <w:rStyle w:val="HTMLCode"/>
+          <w:rFonts w:asciiTheme="minorHAnsi" w:eastAsiaTheme="majorEastAsia" w:hAnsiTheme="minorHAnsi"/>
+          <w:sz w:val="24"/>
+          <w:szCs w:val="24"/>
+        </w:rPr>
+        <w:t>checkout</w:t>
+      </w:r>
+      <w:r>
+        <w:t xml:space="preserve"> moves to a commit or branch, and </w:t>
+      </w:r>
+      <w:r>
+        <w:rPr>
+          <w:rStyle w:val="HTMLCode"/>
+          <w:rFonts w:asciiTheme="minorHAnsi" w:eastAsiaTheme="majorEastAsia" w:hAnsiTheme="minorHAnsi"/>
+          <w:sz w:val="24"/>
+          <w:szCs w:val="24"/>
+        </w:rPr>
+        <w:t>pull</w:t>
+      </w:r>
+      <w:r>
+        <w:t xml:space="preserve"> both gets updates and updates your branch in one step.</w:t>
+      </w:r>
+    </w:p>
+    <w:p>
+      <w:pPr>
+        <w:jc w:val="both"/>
+      </w:pPr>
+    </w:p>
+    <w:p>
+      <w:r>
+        <w:br w:type="page"/>
+      </w:r>
+    </w:p>
+    <w:p>
+      <w:pPr>
+        <w:pStyle w:val="Heading2"/>
+      </w:pPr>
+      <w:r>
+        <w:lastRenderedPageBreak/>
+        <w:t xml:space="preserve">3.2. Data versioning on AWS S3 bucket with pipeline </w:t>
+      </w:r>
+    </w:p>
+    <w:p>
+      <w:pPr>
+        <w:jc w:val="both"/>
+        <w:rPr>
+          <w:b/>
+        </w:rPr>
+      </w:pPr>
+    </w:p>
+    <w:p>
+      <w:pPr>
+        <w:jc w:val="both"/>
+      </w:pPr>
+      <w:r>
+        <w:br w:type="page"/>
+      </w:r>
+      <w:r>
+        <w:lastRenderedPageBreak/>
+        <w:t xml:space="preserve"> </w:t>
+      </w:r>
+    </w:p>
+    <w:p>
+      <w:pPr>
+        <w:pStyle w:val="Heading1"/>
+      </w:pPr>
+      <w:bookmarkStart w:id="2" w:name="_Toc207862215"/>
+      <w:r>
+        <w:t>Experiment tracking using DVC</w:t>
+      </w:r>
+      <w:bookmarkEnd w:id="2"/>
+    </w:p>
+    <w:p>
+      <w:r>
+        <w:t xml:space="preserve">Till now we have covered two main aspects in </w:t>
+      </w:r>
+      <w:proofErr w:type="spellStart"/>
+      <w:r>
+        <w:t>mlops</w:t>
+      </w:r>
+      <w:proofErr w:type="spellEnd"/>
+      <w:r>
+        <w:t>:</w:t>
+      </w:r>
+    </w:p>
+    <w:p>
+      <w:pPr>
+        <w:pStyle w:val="ListParagraph"/>
+        <w:numPr>
+          <w:ilvl w:val="0"/>
+          <w:numId w:val="18"/>
+        </w:numPr>
+      </w:pPr>
+      <w:r>
+        <w:t>ML pipeline with modular coding and improvement with the help of DVC</w:t>
+      </w:r>
+    </w:p>
+    <w:p>
+      <w:pPr>
+        <w:pStyle w:val="ListParagraph"/>
+        <w:numPr>
+          <w:ilvl w:val="0"/>
+          <w:numId w:val="18"/>
+        </w:numPr>
       </w:pPr>
       <w:r>
         <w:t xml:space="preserve">Version control using git and </w:t>
@@ -7024,7 +8494,7 @@
         <w:pStyle w:val="ListParagraph"/>
         <w:numPr>
           <w:ilvl w:val="0"/>
-          <w:numId w:val="8"/>
+          <w:numId w:val="18"/>
         </w:numPr>
       </w:pPr>
       <w:r>
@@ -7203,7 +8673,7 @@
           <w:lang w:val="en-US"/>
         </w:rPr>
       </w:pPr>
-      <w:bookmarkStart w:id="2" w:name="_Toc207862216"/>
+      <w:bookmarkStart w:id="3" w:name="_Toc207862216"/>
       <w:r>
         <w:rPr>
           <w:lang w:val="en-US"/>
@@ -7211,7 +8681,7 @@
         <w:lastRenderedPageBreak/>
         <w:t>MLOPS (Andrew Ng)</w:t>
       </w:r>
-      <w:bookmarkEnd w:id="2"/>
+      <w:bookmarkEnd w:id="3"/>
     </w:p>
     <w:p>
       <w:pPr>
@@ -7344,11 +8814,19 @@
           <w:lang w:val="en-US"/>
         </w:rPr>
       </w:pPr>
-      <w:r>
-        <w:rPr>
-          <w:lang w:val="en-US"/>
-        </w:rPr>
-        <w:t>e.g. Voice recognition in Lifecycle: How does it works?</w:t>
+      <w:proofErr w:type="gramStart"/>
+      <w:r>
+        <w:rPr>
+          <w:lang w:val="en-US"/>
+        </w:rPr>
+        <w:t>e.g</w:t>
+      </w:r>
+      <w:proofErr w:type="gramEnd"/>
+      <w:r>
+        <w:rPr>
+          <w:lang w:val="en-US"/>
+        </w:rPr>
+        <w:t>. Voice recognition in Lifecycle: How does it works?</w:t>
       </w:r>
     </w:p>
     <w:p>
@@ -7408,7 +8886,21 @@
         <w:rPr>
           <w:lang w:val="en-US"/>
         </w:rPr>
-        <w:t xml:space="preserve">Change the code(algorithm/model) </w:t>
+        <w:t xml:space="preserve">Change the </w:t>
+      </w:r>
+      <w:proofErr w:type="gramStart"/>
+      <w:r>
+        <w:rPr>
+          <w:lang w:val="en-US"/>
+        </w:rPr>
+        <w:t>code(</w:t>
+      </w:r>
+      <w:proofErr w:type="gramEnd"/>
+      <w:r>
+        <w:rPr>
+          <w:lang w:val="en-US"/>
+        </w:rPr>
+        <w:t xml:space="preserve">algorithm/model) </w:t>
       </w:r>
     </w:p>
     <w:p>
@@ -7541,11 +9033,19 @@
           <w:lang w:val="en-US"/>
         </w:rPr>
       </w:pPr>
-      <w:r>
-        <w:rPr>
-          <w:lang w:val="en-US"/>
-        </w:rPr>
-        <w:t xml:space="preserve">e.g. </w:t>
+      <w:proofErr w:type="gramStart"/>
+      <w:r>
+        <w:rPr>
+          <w:lang w:val="en-US"/>
+        </w:rPr>
+        <w:t>e.g</w:t>
+      </w:r>
+      <w:proofErr w:type="gramEnd"/>
+      <w:r>
+        <w:rPr>
+          <w:lang w:val="en-US"/>
+        </w:rPr>
+        <w:t xml:space="preserve">. </w:t>
       </w:r>
       <w:r>
         <w:t>A retail model trained on customer data from one region is deployed in another region with different age groups and income levels, causing the input distributions to shift</w:t>
@@ -7694,7 +9194,6 @@
         <w:rPr>
           <w:lang w:val="en-US"/>
         </w:rPr>
-        <w:lastRenderedPageBreak/>
         <w:t>Software engineering issues:</w:t>
       </w:r>
     </w:p>
@@ -7735,6 +9234,7 @@
         <w:rPr>
           <w:lang w:val="en-US"/>
         </w:rPr>
+        <w:lastRenderedPageBreak/>
         <w:t>Cloud vs edge/browser</w:t>
       </w:r>
     </w:p>
@@ -8211,7 +9711,6 @@
           <w:bCs/>
           <w:lang w:val="en-US"/>
         </w:rPr>
-        <w:lastRenderedPageBreak/>
         <w:t>How to monitor ML production model:</w:t>
       </w:r>
     </w:p>
@@ -8247,7 +9746,21 @@
         <w:rPr>
           <w:lang w:val="en-US"/>
         </w:rPr>
-        <w:t xml:space="preserve">Software metrics, like Memory, compute, latency, throughput, server load etc. </w:t>
+        <w:t xml:space="preserve">Software metrics, like Memory, compute, latency, throughput, </w:t>
+      </w:r>
+      <w:proofErr w:type="gramStart"/>
+      <w:r>
+        <w:rPr>
+          <w:lang w:val="en-US"/>
+        </w:rPr>
+        <w:t>server</w:t>
+      </w:r>
+      <w:proofErr w:type="gramEnd"/>
+      <w:r>
+        <w:rPr>
+          <w:lang w:val="en-US"/>
+        </w:rPr>
+        <w:t xml:space="preserve"> load etc. </w:t>
       </w:r>
     </w:p>
     <w:p>
@@ -8267,6 +9780,7 @@
         <w:rPr>
           <w:lang w:val="en-US"/>
         </w:rPr>
+        <w:lastRenderedPageBreak/>
         <w:t xml:space="preserve">Input metrics: certain metrics about the input data can be monitored which describes the statistics of the input data (like data proportionate).  E.g. for speech recognition model input avg input length, avg input volume, num missing etc. can be checked with pre-decided thresholds </w:t>
       </w:r>
     </w:p>
@@ -8559,7 +10073,35 @@
         <w:rPr>
           <w:lang w:val="en-US"/>
         </w:rPr>
-        <w:t xml:space="preserve">Fairness, bias and legal risk, if the model performs poorly on the specific groups like gender, age, ethnicity then in that case, business application won’t allow the model, though it would be giving the good result on the test set. (sort of like imbalanced set). </w:t>
+        <w:t xml:space="preserve">Fairness, bias and legal risk, if the model performs poorly on the specific groups like gender, age, </w:t>
+      </w:r>
+      <w:proofErr w:type="gramStart"/>
+      <w:r>
+        <w:rPr>
+          <w:lang w:val="en-US"/>
+        </w:rPr>
+        <w:t>ethnicity</w:t>
+      </w:r>
+      <w:proofErr w:type="gramEnd"/>
+      <w:r>
+        <w:rPr>
+          <w:lang w:val="en-US"/>
+        </w:rPr>
+        <w:t xml:space="preserve"> then in that case, business application won’t allow the model, though it would be giving the good result on the test set. (</w:t>
+      </w:r>
+      <w:proofErr w:type="gramStart"/>
+      <w:r>
+        <w:rPr>
+          <w:lang w:val="en-US"/>
+        </w:rPr>
+        <w:t>sort</w:t>
+      </w:r>
+      <w:proofErr w:type="gramEnd"/>
+      <w:r>
+        <w:rPr>
+          <w:lang w:val="en-US"/>
+        </w:rPr>
+        <w:t xml:space="preserve"> of like imbalanced set). </w:t>
       </w:r>
     </w:p>
     <w:p>
@@ -8616,7 +10158,25 @@
           <w:bCs/>
           <w:lang w:val="en-US"/>
         </w:rPr>
-        <w:t>How to establish the baseline model for the data? (structured and unstructured data)</w:t>
+        <w:t>How to establish the baseline model for the data? (</w:t>
+      </w:r>
+      <w:proofErr w:type="gramStart"/>
+      <w:r>
+        <w:rPr>
+          <w:b/>
+          <w:bCs/>
+          <w:lang w:val="en-US"/>
+        </w:rPr>
+        <w:t>structured</w:t>
+      </w:r>
+      <w:proofErr w:type="gramEnd"/>
+      <w:r>
+        <w:rPr>
+          <w:b/>
+          <w:bCs/>
+          <w:lang w:val="en-US"/>
+        </w:rPr>
+        <w:t xml:space="preserve"> and unstructured data)</w:t>
       </w:r>
     </w:p>
     <w:p>
@@ -8636,7 +10196,6 @@
         <w:rPr>
           <w:lang w:val="en-US"/>
         </w:rPr>
-        <w:lastRenderedPageBreak/>
         <w:t>Human level performance (comparing with human performance)</w:t>
       </w:r>
     </w:p>
@@ -8813,7 +10372,21 @@
         <w:rPr>
           <w:lang w:val="en-US"/>
         </w:rPr>
-        <w:t xml:space="preserve">For the misclassified speech texts, creates the different features stating the reasons of the noise, like car noise, human noise, low bandwidth and mark for each of the text, the columns don’t have to be mutually exclusive. This indicates the speech with its unique reason of error and help you understand which kind of error is what and which one to prioritize and how? the column can be added as you move in the data. This column I’m referring are tags, </w:t>
+        <w:t xml:space="preserve">For the misclassified speech texts, creates the different features stating the reasons of the noise, like car noise, human noise, low bandwidth and mark for each of the text, the columns don’t have to be mutually exclusive. This indicates the speech with its unique reason of error and help you understand which kind of error is what and which one to prioritize and how? </w:t>
+      </w:r>
+      <w:proofErr w:type="gramStart"/>
+      <w:r>
+        <w:rPr>
+          <w:lang w:val="en-US"/>
+        </w:rPr>
+        <w:t>the</w:t>
+      </w:r>
+      <w:proofErr w:type="gramEnd"/>
+      <w:r>
+        <w:rPr>
+          <w:lang w:val="en-US"/>
+        </w:rPr>
+        <w:t xml:space="preserve"> column can be added as you move in the data. This column I’m referring are tags, </w:t>
       </w:r>
     </w:p>
     <w:p>
@@ -9141,7 +10714,6 @@
         <w:rPr>
           <w:lang w:val="en-US"/>
         </w:rPr>
-        <w:lastRenderedPageBreak/>
         <w:t>Accuracy on different devices.</w:t>
       </w:r>
     </w:p>
@@ -9222,6 +10794,7 @@
         <w:rPr>
           <w:lang w:val="en-US"/>
         </w:rPr>
+        <w:lastRenderedPageBreak/>
         <w:t xml:space="preserve">Check for prevalence of offensive words in output. </w:t>
       </w:r>
     </w:p>
@@ -9585,7 +11158,6 @@
         <w:rPr>
           <w:lang w:val="en-US"/>
         </w:rPr>
-        <w:lastRenderedPageBreak/>
         <w:t>Voice signal + library noise = synthetic training example</w:t>
       </w:r>
     </w:p>
@@ -9732,26 +11304,48 @@
           <w:lang w:val="en-US"/>
         </w:rPr>
       </w:pPr>
-      <w:r>
-        <w:rPr>
-          <w:lang w:val="en-US"/>
-        </w:rPr>
-        <w:t>e.g. for the scratch detection in phone manufacturing?</w:t>
-      </w:r>
-    </w:p>
-    <w:p>
-      <w:pPr>
-        <w:spacing w:after="0"/>
-        <w:jc w:val="both"/>
-        <w:rPr>
-          <w:lang w:val="en-US"/>
-        </w:rPr>
-      </w:pPr>
-      <w:r>
-        <w:rPr>
-          <w:lang w:val="en-US"/>
-        </w:rPr>
-        <w:t xml:space="preserve">- ways to augment would be contrast/ color change, dark, light obviously not too dark not too light. </w:t>
+      <w:proofErr w:type="gramStart"/>
+      <w:r>
+        <w:rPr>
+          <w:lang w:val="en-US"/>
+        </w:rPr>
+        <w:t>e.g</w:t>
+      </w:r>
+      <w:proofErr w:type="gramEnd"/>
+      <w:r>
+        <w:rPr>
+          <w:lang w:val="en-US"/>
+        </w:rPr>
+        <w:t>. for the scratch detection in phone manufacturing?</w:t>
+      </w:r>
+    </w:p>
+    <w:p>
+      <w:pPr>
+        <w:spacing w:after="0"/>
+        <w:jc w:val="both"/>
+        <w:rPr>
+          <w:lang w:val="en-US"/>
+        </w:rPr>
+      </w:pPr>
+      <w:r>
+        <w:rPr>
+          <w:lang w:val="en-US"/>
+        </w:rPr>
+        <w:t xml:space="preserve">- </w:t>
+      </w:r>
+      <w:proofErr w:type="gramStart"/>
+      <w:r>
+        <w:rPr>
+          <w:lang w:val="en-US"/>
+        </w:rPr>
+        <w:t>ways</w:t>
+      </w:r>
+      <w:proofErr w:type="gramEnd"/>
+      <w:r>
+        <w:rPr>
+          <w:lang w:val="en-US"/>
+        </w:rPr>
+        <w:t xml:space="preserve"> to augment would be contrast/ color change, dark, light obviously not too dark not too light. </w:t>
       </w:r>
     </w:p>
     <w:p>
@@ -9820,11 +11414,19 @@
           <w:lang w:val="en-US"/>
         </w:rPr>
       </w:pPr>
-      <w:r>
-        <w:rPr>
-          <w:lang w:val="en-US"/>
-        </w:rPr>
-        <w:t>mostly not.</w:t>
+      <w:proofErr w:type="gramStart"/>
+      <w:r>
+        <w:rPr>
+          <w:lang w:val="en-US"/>
+        </w:rPr>
+        <w:t>mostly</w:t>
+      </w:r>
+      <w:proofErr w:type="gramEnd"/>
+      <w:r>
+        <w:rPr>
+          <w:lang w:val="en-US"/>
+        </w:rPr>
+        <w:t xml:space="preserve"> not.</w:t>
       </w:r>
     </w:p>
     <w:p>
@@ -10002,8 +11604,8 @@
 </file>
 
 <file path=word/numbering.xml><?xml version="1.0" encoding="utf-8"?>
-<w:numbering xmlns:wpc="http://schemas.microsoft.com/office/word/2010/wordprocessingCanvas" xmlns:cx="http://schemas.microsoft.com/office/drawing/2014/chartex" xmlns:cx1="http://schemas.microsoft.com/office/drawing/2015/9/8/chartex" xmlns:cx2="http://schemas.microsoft.com/office/drawing/2015/10/21/chartex" xmlns:cx3="http://schemas.microsoft.com/office/drawing/2016/5/9/chartex" xmlns:cx4="http://schemas.microsoft.com/office/drawing/2016/5/10/chartex" xmlns:cx5="http://schemas.microsoft.com/office/drawing/2016/5/11/chartex" xmlns:cx6="http://schemas.microsoft.com/office/drawing/2016/5/12/chartex" xmlns:cx7="http://schemas.microsoft.com/office/drawing/2016/5/13/chartex" xmlns:cx8="http://schemas.microsoft.com/office/drawing/2016/5/14/chartex" xmlns:mc="http://schemas.openxmlformats.org/markup-compatibility/2006" xmlns:aink="http://schemas.microsoft.com/office/drawing/2016/ink" xmlns:am3d="http://schemas.microsoft.com/office/drawing/2017/model3d" xmlns:o="urn:schemas-microsoft-com:office:office" xmlns:oel="http://schemas.microsoft.com/office/2019/extlst" xmlns:r="http://schemas.openxmlformats.org/officeDocument/2006/relationships" xmlns:m="http://schemas.openxmlformats.org/officeDocument/2006/math" xmlns:v="urn:schemas-microsoft-com:vml" xmlns:wp14="http://schemas.microsoft.com/office/word/2010/wordprocessingDrawing" xmlns:wp="http://schemas.openxmlformats.org/drawingml/2006/wordprocessingDrawing" xmlns:w10="urn:schemas-microsoft-com:office:word" xmlns:w="http://schemas.openxmlformats.org/wordprocessingml/2006/main" xmlns:w14="http://schemas.microsoft.com/office/word/2010/wordml" xmlns:w15="http://schemas.microsoft.com/office/word/2012/wordml" xmlns:w16cex="http://schemas.microsoft.com/office/word/2018/wordml/cex" xmlns:w16cid="http://schemas.microsoft.com/office/word/2016/wordml/cid" xmlns:w16="http://schemas.microsoft.com/office/word/2018/wordml" xmlns:w16sdtdh="http://schemas.microsoft.com/office/word/2020/wordml/sdtdatahash" xmlns:w16se="http://schemas.microsoft.com/office/word/2015/wordml/symex" xmlns:wpg="http://schemas.microsoft.com/office/word/2010/wordprocessingGroup" xmlns:wpi="http://schemas.microsoft.com/office/word/2010/wordprocessingInk" xmlns:wne="http://schemas.microsoft.com/office/word/2006/wordml" xmlns:wps="http://schemas.microsoft.com/office/word/2010/wordprocessingShape" mc:Ignorable="w14 w15 w16se w16cid w16 w16cex w16sdtdh wp14">
-  <w:abstractNum w:abstractNumId="0" w15:restartNumberingAfterBreak="0">
+<w:numbering xmlns:wpc="http://schemas.microsoft.com/office/word/2010/wordprocessingCanvas" xmlns:mc="http://schemas.openxmlformats.org/markup-compatibility/2006" xmlns:o="urn:schemas-microsoft-com:office:office" xmlns:r="http://schemas.openxmlformats.org/officeDocument/2006/relationships" xmlns:m="http://schemas.openxmlformats.org/officeDocument/2006/math" xmlns:v="urn:schemas-microsoft-com:vml" xmlns:wp14="http://schemas.microsoft.com/office/word/2010/wordprocessingDrawing" xmlns:wp="http://schemas.openxmlformats.org/drawingml/2006/wordprocessingDrawing" xmlns:w10="urn:schemas-microsoft-com:office:word" xmlns:w="http://schemas.openxmlformats.org/wordprocessingml/2006/main" xmlns:w14="http://schemas.microsoft.com/office/word/2010/wordml" xmlns:w15="http://schemas.microsoft.com/office/word/2012/wordml" xmlns:wpg="http://schemas.microsoft.com/office/word/2010/wordprocessingGroup" xmlns:wpi="http://schemas.microsoft.com/office/word/2010/wordprocessingInk" xmlns:wne="http://schemas.microsoft.com/office/word/2006/wordml" xmlns:wps="http://schemas.microsoft.com/office/word/2010/wordprocessingShape" mc:Ignorable="w14 w15 wp14">
+  <w:abstractNum w:abstractNumId="0">
     <w:nsid w:val="021B043E"/>
     <w:multiLevelType w:val="hybridMultilevel"/>
     <w:tmpl w:val="160AD892"/>
@@ -10118,7 +11720,7 @@
       </w:rPr>
     </w:lvl>
   </w:abstractNum>
-  <w:abstractNum w:abstractNumId="1" w15:restartNumberingAfterBreak="0">
+  <w:abstractNum w:abstractNumId="1">
     <w:nsid w:val="04D5072B"/>
     <w:multiLevelType w:val="hybridMultilevel"/>
     <w:tmpl w:val="7AE6548A"/>
@@ -10129,7 +11731,7 @@
       <w:lvlText w:val="-"/>
       <w:lvlJc w:val="left"/>
       <w:pPr>
-        <w:ind w:left="360" w:hanging="360"/>
+        <w:ind w:left="785" w:hanging="360"/>
       </w:pPr>
       <w:rPr>
         <w:rFonts w:ascii="Calibri" w:eastAsiaTheme="minorHAnsi" w:hAnsi="Calibri" w:hint="default"/>
@@ -10233,7 +11835,7 @@
       </w:rPr>
     </w:lvl>
   </w:abstractNum>
-  <w:abstractNum w:abstractNumId="2" w15:restartNumberingAfterBreak="0">
+  <w:abstractNum w:abstractNumId="2">
     <w:nsid w:val="087E6D74"/>
     <w:multiLevelType w:val="hybridMultilevel"/>
     <w:tmpl w:val="9D7AEE9A"/>
@@ -10348,7 +11950,7 @@
       </w:rPr>
     </w:lvl>
   </w:abstractNum>
-  <w:abstractNum w:abstractNumId="3" w15:restartNumberingAfterBreak="0">
+  <w:abstractNum w:abstractNumId="3">
     <w:nsid w:val="09581699"/>
     <w:multiLevelType w:val="multilevel"/>
     <w:tmpl w:val="4104A5E6"/>
@@ -10461,7 +12063,129 @@
       </w:pPr>
     </w:lvl>
   </w:abstractNum>
-  <w:abstractNum w:abstractNumId="4" w15:restartNumberingAfterBreak="0">
+  <w:abstractNum w:abstractNumId="4">
+    <w:nsid w:val="0BB37A10"/>
+    <w:multiLevelType w:val="multilevel"/>
+    <w:tmpl w:val="4CE42A36"/>
+    <w:lvl w:ilvl="0">
+      <w:start w:val="1"/>
+      <w:numFmt w:val="decimal"/>
+      <w:lvlText w:val="%1."/>
+      <w:lvlJc w:val="left"/>
+      <w:pPr>
+        <w:ind w:left="720" w:hanging="360"/>
+      </w:pPr>
+      <w:rPr>
+        <w:rFonts w:hint="default"/>
+        <w:sz w:val="40"/>
+      </w:rPr>
+    </w:lvl>
+    <w:lvl w:ilvl="1">
+      <w:start w:val="1"/>
+      <w:numFmt w:val="decimal"/>
+      <w:isLgl/>
+      <w:lvlText w:val="%1.%2."/>
+      <w:lvlJc w:val="left"/>
+      <w:pPr>
+        <w:ind w:left="1080" w:hanging="720"/>
+      </w:pPr>
+      <w:rPr>
+        <w:rFonts w:eastAsiaTheme="majorEastAsia" w:hint="default"/>
+      </w:rPr>
+    </w:lvl>
+    <w:lvl w:ilvl="2">
+      <w:start w:val="1"/>
+      <w:numFmt w:val="decimal"/>
+      <w:isLgl/>
+      <w:lvlText w:val="%1.%2.%3."/>
+      <w:lvlJc w:val="left"/>
+      <w:pPr>
+        <w:ind w:left="1440" w:hanging="1080"/>
+      </w:pPr>
+      <w:rPr>
+        <w:rFonts w:eastAsiaTheme="majorEastAsia" w:hint="default"/>
+      </w:rPr>
+    </w:lvl>
+    <w:lvl w:ilvl="3">
+      <w:start w:val="1"/>
+      <w:numFmt w:val="decimal"/>
+      <w:isLgl/>
+      <w:lvlText w:val="%1.%2.%3.%4."/>
+      <w:lvlJc w:val="left"/>
+      <w:pPr>
+        <w:ind w:left="1440" w:hanging="1080"/>
+      </w:pPr>
+      <w:rPr>
+        <w:rFonts w:eastAsiaTheme="majorEastAsia" w:hint="default"/>
+      </w:rPr>
+    </w:lvl>
+    <w:lvl w:ilvl="4">
+      <w:start w:val="1"/>
+      <w:numFmt w:val="decimal"/>
+      <w:isLgl/>
+      <w:lvlText w:val="%1.%2.%3.%4.%5."/>
+      <w:lvlJc w:val="left"/>
+      <w:pPr>
+        <w:ind w:left="1800" w:hanging="1440"/>
+      </w:pPr>
+      <w:rPr>
+        <w:rFonts w:eastAsiaTheme="majorEastAsia" w:hint="default"/>
+      </w:rPr>
+    </w:lvl>
+    <w:lvl w:ilvl="5">
+      <w:start w:val="1"/>
+      <w:numFmt w:val="decimal"/>
+      <w:isLgl/>
+      <w:lvlText w:val="%1.%2.%3.%4.%5.%6."/>
+      <w:lvlJc w:val="left"/>
+      <w:pPr>
+        <w:ind w:left="2160" w:hanging="1800"/>
+      </w:pPr>
+      <w:rPr>
+        <w:rFonts w:eastAsiaTheme="majorEastAsia" w:hint="default"/>
+      </w:rPr>
+    </w:lvl>
+    <w:lvl w:ilvl="6">
+      <w:start w:val="1"/>
+      <w:numFmt w:val="decimal"/>
+      <w:isLgl/>
+      <w:lvlText w:val="%1.%2.%3.%4.%5.%6.%7."/>
+      <w:lvlJc w:val="left"/>
+      <w:pPr>
+        <w:ind w:left="2520" w:hanging="2160"/>
+      </w:pPr>
+      <w:rPr>
+        <w:rFonts w:eastAsiaTheme="majorEastAsia" w:hint="default"/>
+      </w:rPr>
+    </w:lvl>
+    <w:lvl w:ilvl="7">
+      <w:start w:val="1"/>
+      <w:numFmt w:val="decimal"/>
+      <w:isLgl/>
+      <w:lvlText w:val="%1.%2.%3.%4.%5.%6.%7.%8."/>
+      <w:lvlJc w:val="left"/>
+      <w:pPr>
+        <w:ind w:left="2520" w:hanging="2160"/>
+      </w:pPr>
+      <w:rPr>
+        <w:rFonts w:eastAsiaTheme="majorEastAsia" w:hint="default"/>
+      </w:rPr>
+    </w:lvl>
+    <w:lvl w:ilvl="8">
+      <w:start w:val="1"/>
+      <w:numFmt w:val="decimal"/>
+      <w:isLgl/>
+      <w:lvlText w:val="%1.%2.%3.%4.%5.%6.%7.%8.%9."/>
+      <w:lvlJc w:val="left"/>
+      <w:pPr>
+        <w:ind w:left="2880" w:hanging="2520"/>
+      </w:pPr>
+      <w:rPr>
+        <w:rFonts w:eastAsiaTheme="majorEastAsia" w:hint="default"/>
+      </w:rPr>
+    </w:lvl>
+  </w:abstractNum>
+  <w:abstractNum w:abstractNumId="5">
     <w:nsid w:val="13DD2BD1"/>
     <w:multiLevelType w:val="multilevel"/>
     <w:tmpl w:val="651C713E"/>
@@ -10599,7 +12323,7 @@
       </w:rPr>
     </w:lvl>
   </w:abstractNum>
-  <w:abstractNum w:abstractNumId="5" w15:restartNumberingAfterBreak="0">
+  <w:abstractNum w:abstractNumId="6">
     <w:nsid w:val="1709664D"/>
     <w:multiLevelType w:val="hybridMultilevel"/>
     <w:tmpl w:val="09A41F88"/>
@@ -10690,7 +12414,7 @@
       </w:pPr>
     </w:lvl>
   </w:abstractNum>
-  <w:abstractNum w:abstractNumId="6" w15:restartNumberingAfterBreak="0">
+  <w:abstractNum w:abstractNumId="7">
     <w:nsid w:val="19452105"/>
     <w:multiLevelType w:val="hybridMultilevel"/>
     <w:tmpl w:val="7F265970"/>
@@ -10780,10 +12504,10 @@
       </w:pPr>
     </w:lvl>
   </w:abstractNum>
-  <w:abstractNum w:abstractNumId="7" w15:restartNumberingAfterBreak="0">
+  <w:abstractNum w:abstractNumId="8">
     <w:nsid w:val="29DC0D85"/>
     <w:multiLevelType w:val="multilevel"/>
-    <w:tmpl w:val="4C6E650C"/>
+    <w:tmpl w:val="59D6E886"/>
     <w:lvl w:ilvl="0">
       <w:start w:val="1"/>
       <w:numFmt w:val="decimal"/>
@@ -10814,16 +12538,15 @@
     <w:lvl w:ilvl="2">
       <w:start w:val="1"/>
       <w:numFmt w:val="decimal"/>
+      <w:suff w:val="space"/>
       <w:lvlText w:val="%3."/>
       <w:lvlJc w:val="left"/>
       <w:pPr>
-        <w:tabs>
-          <w:tab w:val="num" w:pos="2160"/>
-        </w:tabs>
-        <w:ind w:left="2160" w:hanging="360"/>
+        <w:ind w:left="956" w:hanging="389"/>
       </w:pPr>
       <w:rPr>
         <w:rFonts w:hint="default"/>
+        <w:b/>
       </w:rPr>
     </w:lvl>
     <w:lvl w:ilvl="3">
@@ -10917,7 +12640,7 @@
       </w:rPr>
     </w:lvl>
   </w:abstractNum>
-  <w:abstractNum w:abstractNumId="8" w15:restartNumberingAfterBreak="0">
+  <w:abstractNum w:abstractNumId="9">
     <w:nsid w:val="3BCA0088"/>
     <w:multiLevelType w:val="hybridMultilevel"/>
     <w:tmpl w:val="D5BADB0C"/>
@@ -11006,7 +12729,7 @@
       </w:pPr>
     </w:lvl>
   </w:abstractNum>
-  <w:abstractNum w:abstractNumId="9" w15:restartNumberingAfterBreak="0">
+  <w:abstractNum w:abstractNumId="10">
     <w:nsid w:val="405D009F"/>
     <w:multiLevelType w:val="multilevel"/>
     <w:tmpl w:val="C9E8616E"/>
@@ -11136,7 +12859,7 @@
       </w:rPr>
     </w:lvl>
   </w:abstractNum>
-  <w:abstractNum w:abstractNumId="10" w15:restartNumberingAfterBreak="0">
+  <w:abstractNum w:abstractNumId="11">
     <w:nsid w:val="41EE0BFC"/>
     <w:multiLevelType w:val="multilevel"/>
     <w:tmpl w:val="F8E4E8C0"/>
@@ -11249,7 +12972,7 @@
       </w:pPr>
     </w:lvl>
   </w:abstractNum>
-  <w:abstractNum w:abstractNumId="11" w15:restartNumberingAfterBreak="0">
+  <w:abstractNum w:abstractNumId="12">
     <w:nsid w:val="43D74941"/>
     <w:multiLevelType w:val="hybridMultilevel"/>
     <w:tmpl w:val="D0423248"/>
@@ -11338,97 +13061,138 @@
       </w:pPr>
     </w:lvl>
   </w:abstractNum>
-  <w:abstractNum w:abstractNumId="12" w15:restartNumberingAfterBreak="0">
+  <w:abstractNum w:abstractNumId="13">
     <w:nsid w:val="458828B2"/>
-    <w:multiLevelType w:val="hybridMultilevel"/>
-    <w:tmpl w:val="9D3CA966"/>
-    <w:lvl w:ilvl="0" w:tplc="4009000F">
+    <w:multiLevelType w:val="multilevel"/>
+    <w:tmpl w:val="C9D0A388"/>
+    <w:lvl w:ilvl="0">
+      <w:start w:val="2"/>
+      <w:numFmt w:val="bullet"/>
+      <w:suff w:val="space"/>
+      <w:lvlText w:val="-"/>
+      <w:lvlJc w:val="left"/>
+      <w:pPr>
+        <w:ind w:left="360" w:hanging="360"/>
+      </w:pPr>
+      <w:rPr>
+        <w:rFonts w:ascii="Calibri" w:eastAsiaTheme="minorHAnsi" w:hAnsi="Calibri" w:hint="default"/>
+        <w:b/>
+      </w:rPr>
+    </w:lvl>
+    <w:lvl w:ilvl="1">
       <w:start w:val="1"/>
       <w:numFmt w:val="decimal"/>
-      <w:lvlText w:val="%1."/>
-      <w:lvlJc w:val="left"/>
-      <w:pPr>
-        <w:ind w:left="360" w:hanging="360"/>
+      <w:isLgl/>
+      <w:lvlText w:val="%1.%2."/>
+      <w:lvlJc w:val="left"/>
+      <w:pPr>
+        <w:ind w:left="720" w:hanging="720"/>
       </w:pPr>
       <w:rPr>
         <w:rFonts w:hint="default"/>
-        <w:b w:val="0"/>
+        <w:b/>
       </w:rPr>
     </w:lvl>
-    <w:lvl w:ilvl="1" w:tplc="40090019" w:tentative="1">
-      <w:start w:val="1"/>
-      <w:numFmt w:val="lowerLetter"/>
-      <w:lvlText w:val="%2."/>
-      <w:lvlJc w:val="left"/>
-      <w:pPr>
-        <w:ind w:left="1080" w:hanging="360"/>
-      </w:pPr>
-    </w:lvl>
-    <w:lvl w:ilvl="2" w:tplc="4009001B" w:tentative="1">
-      <w:start w:val="1"/>
-      <w:numFmt w:val="lowerRoman"/>
-      <w:lvlText w:val="%3."/>
-      <w:lvlJc w:val="right"/>
-      <w:pPr>
-        <w:ind w:left="1800" w:hanging="180"/>
-      </w:pPr>
-    </w:lvl>
-    <w:lvl w:ilvl="3" w:tplc="4009000F" w:tentative="1">
+    <w:lvl w:ilvl="2">
       <w:start w:val="1"/>
       <w:numFmt w:val="decimal"/>
-      <w:lvlText w:val="%4."/>
-      <w:lvlJc w:val="left"/>
-      <w:pPr>
-        <w:ind w:left="2520" w:hanging="360"/>
-      </w:pPr>
-    </w:lvl>
-    <w:lvl w:ilvl="4" w:tplc="40090019" w:tentative="1">
-      <w:start w:val="1"/>
-      <w:numFmt w:val="lowerLetter"/>
-      <w:lvlText w:val="%5."/>
-      <w:lvlJc w:val="left"/>
-      <w:pPr>
-        <w:ind w:left="3240" w:hanging="360"/>
-      </w:pPr>
-    </w:lvl>
-    <w:lvl w:ilvl="5" w:tplc="4009001B" w:tentative="1">
-      <w:start w:val="1"/>
-      <w:numFmt w:val="lowerRoman"/>
-      <w:lvlText w:val="%6."/>
-      <w:lvlJc w:val="right"/>
-      <w:pPr>
-        <w:ind w:left="3960" w:hanging="180"/>
-      </w:pPr>
-    </w:lvl>
-    <w:lvl w:ilvl="6" w:tplc="4009000F" w:tentative="1">
+      <w:isLgl/>
+      <w:lvlText w:val="%1.%2.%3."/>
+      <w:lvlJc w:val="left"/>
+      <w:pPr>
+        <w:ind w:left="720" w:hanging="720"/>
+      </w:pPr>
+      <w:rPr>
+        <w:rFonts w:hint="default"/>
+        <w:b/>
+      </w:rPr>
+    </w:lvl>
+    <w:lvl w:ilvl="3">
       <w:start w:val="1"/>
       <w:numFmt w:val="decimal"/>
-      <w:lvlText w:val="%7."/>
-      <w:lvlJc w:val="left"/>
-      <w:pPr>
-        <w:ind w:left="4680" w:hanging="360"/>
-      </w:pPr>
-    </w:lvl>
-    <w:lvl w:ilvl="7" w:tplc="40090019" w:tentative="1">
-      <w:start w:val="1"/>
-      <w:numFmt w:val="lowerLetter"/>
-      <w:lvlText w:val="%8."/>
-      <w:lvlJc w:val="left"/>
-      <w:pPr>
-        <w:ind w:left="5400" w:hanging="360"/>
-      </w:pPr>
-    </w:lvl>
-    <w:lvl w:ilvl="8" w:tplc="4009001B" w:tentative="1">
-      <w:start w:val="1"/>
-      <w:numFmt w:val="lowerRoman"/>
-      <w:lvlText w:val="%9."/>
-      <w:lvlJc w:val="right"/>
-      <w:pPr>
-        <w:ind w:left="6120" w:hanging="180"/>
-      </w:pPr>
+      <w:isLgl/>
+      <w:lvlText w:val="%1.%2.%3.%4."/>
+      <w:lvlJc w:val="left"/>
+      <w:pPr>
+        <w:ind w:left="1080" w:hanging="1080"/>
+      </w:pPr>
+      <w:rPr>
+        <w:rFonts w:hint="default"/>
+        <w:b/>
+      </w:rPr>
+    </w:lvl>
+    <w:lvl w:ilvl="4">
+      <w:start w:val="1"/>
+      <w:numFmt w:val="decimal"/>
+      <w:isLgl/>
+      <w:lvlText w:val="%1.%2.%3.%4.%5."/>
+      <w:lvlJc w:val="left"/>
+      <w:pPr>
+        <w:ind w:left="1080" w:hanging="1080"/>
+      </w:pPr>
+      <w:rPr>
+        <w:rFonts w:hint="default"/>
+        <w:b/>
+      </w:rPr>
+    </w:lvl>
+    <w:lvl w:ilvl="5">
+      <w:start w:val="1"/>
+      <w:numFmt w:val="decimal"/>
+      <w:isLgl/>
+      <w:lvlText w:val="%1.%2.%3.%4.%5.%6."/>
+      <w:lvlJc w:val="left"/>
+      <w:pPr>
+        <w:ind w:left="1440" w:hanging="1440"/>
+      </w:pPr>
+      <w:rPr>
+        <w:rFonts w:hint="default"/>
+        <w:b/>
+      </w:rPr>
+    </w:lvl>
+    <w:lvl w:ilvl="6">
+      <w:start w:val="1"/>
+      <w:numFmt w:val="decimal"/>
+      <w:isLgl/>
+      <w:lvlText w:val="%1.%2.%3.%4.%5.%6.%7."/>
+      <w:lvlJc w:val="left"/>
+      <w:pPr>
+        <w:ind w:left="1440" w:hanging="1440"/>
+      </w:pPr>
+      <w:rPr>
+        <w:rFonts w:hint="default"/>
+        <w:b/>
+      </w:rPr>
+    </w:lvl>
+    <w:lvl w:ilvl="7">
+      <w:start w:val="1"/>
+      <w:numFmt w:val="decimal"/>
+      <w:isLgl/>
+      <w:lvlText w:val="%1.%2.%3.%4.%5.%6.%7.%8."/>
+      <w:lvlJc w:val="left"/>
+      <w:pPr>
+        <w:ind w:left="1800" w:hanging="1800"/>
+      </w:pPr>
+      <w:rPr>
+        <w:rFonts w:hint="default"/>
+        <w:b/>
+      </w:rPr>
+    </w:lvl>
+    <w:lvl w:ilvl="8">
+      <w:start w:val="1"/>
+      <w:numFmt w:val="decimal"/>
+      <w:isLgl/>
+      <w:lvlText w:val="%1.%2.%3.%4.%5.%6.%7.%8.%9."/>
+      <w:lvlJc w:val="left"/>
+      <w:pPr>
+        <w:ind w:left="2160" w:hanging="2160"/>
+      </w:pPr>
+      <w:rPr>
+        <w:rFonts w:hint="default"/>
+        <w:b/>
+      </w:rPr>
     </w:lvl>
   </w:abstractNum>
-  <w:abstractNum w:abstractNumId="13" w15:restartNumberingAfterBreak="0">
+  <w:abstractNum w:abstractNumId="14">
     <w:nsid w:val="4DCD734F"/>
     <w:multiLevelType w:val="multilevel"/>
     <w:tmpl w:val="C9267150"/>
@@ -11575,7 +13339,7 @@
       </w:rPr>
     </w:lvl>
   </w:abstractNum>
-  <w:abstractNum w:abstractNumId="14" w15:restartNumberingAfterBreak="0">
+  <w:abstractNum w:abstractNumId="15">
     <w:nsid w:val="4F890141"/>
     <w:multiLevelType w:val="multilevel"/>
     <w:tmpl w:val="9E80077C"/>
@@ -11722,7 +13486,7 @@
       </w:rPr>
     </w:lvl>
   </w:abstractNum>
-  <w:abstractNum w:abstractNumId="15" w15:restartNumberingAfterBreak="0">
+  <w:abstractNum w:abstractNumId="16">
     <w:nsid w:val="52E555D9"/>
     <w:multiLevelType w:val="multilevel"/>
     <w:tmpl w:val="69B24AA4"/>
@@ -11871,7 +13635,7 @@
       </w:rPr>
     </w:lvl>
   </w:abstractNum>
-  <w:abstractNum w:abstractNumId="16" w15:restartNumberingAfterBreak="0">
+  <w:abstractNum w:abstractNumId="17">
     <w:nsid w:val="61647948"/>
     <w:multiLevelType w:val="hybridMultilevel"/>
     <w:tmpl w:val="7952C700"/>
@@ -11962,7 +13726,7 @@
       </w:pPr>
     </w:lvl>
   </w:abstractNum>
-  <w:abstractNum w:abstractNumId="17" w15:restartNumberingAfterBreak="0">
+  <w:abstractNum w:abstractNumId="18">
     <w:nsid w:val="629003BA"/>
     <w:multiLevelType w:val="multilevel"/>
     <w:tmpl w:val="DFD0D29E"/>
@@ -12109,7 +13873,7 @@
       </w:rPr>
     </w:lvl>
   </w:abstractNum>
-  <w:abstractNum w:abstractNumId="18" w15:restartNumberingAfterBreak="0">
+  <w:abstractNum w:abstractNumId="19">
     <w:nsid w:val="75A802CF"/>
     <w:multiLevelType w:val="hybridMultilevel"/>
     <w:tmpl w:val="06BEEADE"/>
@@ -12199,7 +13963,7 @@
       </w:pPr>
     </w:lvl>
   </w:abstractNum>
-  <w:abstractNum w:abstractNumId="19" w15:restartNumberingAfterBreak="0">
+  <w:abstractNum w:abstractNumId="20">
     <w:nsid w:val="765A2100"/>
     <w:multiLevelType w:val="hybridMultilevel"/>
     <w:tmpl w:val="78165332"/>
@@ -12313,7 +14077,7 @@
       </w:rPr>
     </w:lvl>
   </w:abstractNum>
-  <w:abstractNum w:abstractNumId="20" w15:restartNumberingAfterBreak="0">
+  <w:abstractNum w:abstractNumId="21">
     <w:nsid w:val="7D422BFF"/>
     <w:multiLevelType w:val="hybridMultilevel"/>
     <w:tmpl w:val="A6C41A2E"/>
@@ -12403,74 +14167,77 @@
       </w:pPr>
     </w:lvl>
   </w:abstractNum>
-  <w:num w:numId="1" w16cid:durableId="1260411864">
+  <w:num w:numId="1">
+    <w:abstractNumId w:val="20"/>
+  </w:num>
+  <w:num w:numId="2">
     <w:abstractNumId w:val="19"/>
   </w:num>
-  <w:num w:numId="2" w16cid:durableId="130292185">
+  <w:num w:numId="3">
+    <w:abstractNumId w:val="9"/>
+  </w:num>
+  <w:num w:numId="4">
+    <w:abstractNumId w:val="7"/>
+  </w:num>
+  <w:num w:numId="5">
+    <w:abstractNumId w:val="12"/>
+  </w:num>
+  <w:num w:numId="6">
     <w:abstractNumId w:val="18"/>
   </w:num>
-  <w:num w:numId="3" w16cid:durableId="1072778793">
+  <w:num w:numId="7">
+    <w:abstractNumId w:val="10"/>
+  </w:num>
+  <w:num w:numId="8">
+    <w:abstractNumId w:val="1"/>
+  </w:num>
+  <w:num w:numId="9">
+    <w:abstractNumId w:val="0"/>
+  </w:num>
+  <w:num w:numId="10">
+    <w:abstractNumId w:val="6"/>
+  </w:num>
+  <w:num w:numId="11">
+    <w:abstractNumId w:val="21"/>
+  </w:num>
+  <w:num w:numId="12">
+    <w:abstractNumId w:val="13"/>
+  </w:num>
+  <w:num w:numId="13">
+    <w:abstractNumId w:val="5"/>
+  </w:num>
+  <w:num w:numId="14">
+    <w:abstractNumId w:val="17"/>
+  </w:num>
+  <w:num w:numId="15">
+    <w:abstractNumId w:val="16"/>
+  </w:num>
+  <w:num w:numId="16">
+    <w:abstractNumId w:val="2"/>
+  </w:num>
+  <w:num w:numId="17">
+    <w:abstractNumId w:val="15"/>
+  </w:num>
+  <w:num w:numId="18">
     <w:abstractNumId w:val="8"/>
   </w:num>
-  <w:num w:numId="4" w16cid:durableId="1390230593">
-    <w:abstractNumId w:val="6"/>
+  <w:num w:numId="19">
+    <w:abstractNumId w:val="3"/>
   </w:num>
-  <w:num w:numId="5" w16cid:durableId="1389912000">
+  <w:num w:numId="20">
     <w:abstractNumId w:val="11"/>
   </w:num>
-  <w:num w:numId="6" w16cid:durableId="1132333411">
-    <w:abstractNumId w:val="17"/>
-  </w:num>
-  <w:num w:numId="7" w16cid:durableId="1869683947">
-    <w:abstractNumId w:val="9"/>
-  </w:num>
-  <w:num w:numId="8" w16cid:durableId="763456474">
-    <w:abstractNumId w:val="1"/>
-  </w:num>
-  <w:num w:numId="9" w16cid:durableId="1326978139">
-    <w:abstractNumId w:val="0"/>
-  </w:num>
-  <w:num w:numId="10" w16cid:durableId="1900165615">
-    <w:abstractNumId w:val="5"/>
-  </w:num>
-  <w:num w:numId="11" w16cid:durableId="1361590122">
-    <w:abstractNumId w:val="20"/>
-  </w:num>
-  <w:num w:numId="12" w16cid:durableId="1084885055">
-    <w:abstractNumId w:val="12"/>
-  </w:num>
-  <w:num w:numId="13" w16cid:durableId="1623996126">
-    <w:abstractNumId w:val="4"/>
-  </w:num>
-  <w:num w:numId="14" w16cid:durableId="1315068702">
-    <w:abstractNumId w:val="16"/>
-  </w:num>
-  <w:num w:numId="15" w16cid:durableId="500051770">
-    <w:abstractNumId w:val="15"/>
-  </w:num>
-  <w:num w:numId="16" w16cid:durableId="1880122351">
-    <w:abstractNumId w:val="2"/>
-  </w:num>
-  <w:num w:numId="17" w16cid:durableId="1626079321">
+  <w:num w:numId="21">
     <w:abstractNumId w:val="14"/>
   </w:num>
-  <w:num w:numId="18" w16cid:durableId="1027680557">
-    <w:abstractNumId w:val="7"/>
-  </w:num>
-  <w:num w:numId="19" w16cid:durableId="39281642">
-    <w:abstractNumId w:val="3"/>
-  </w:num>
-  <w:num w:numId="20" w16cid:durableId="1317150353">
-    <w:abstractNumId w:val="10"/>
-  </w:num>
-  <w:num w:numId="21" w16cid:durableId="364064502">
-    <w:abstractNumId w:val="13"/>
+  <w:num w:numId="22">
+    <w:abstractNumId w:val="4"/>
   </w:num>
 </w:numbering>
 </file>
 
 <file path=word/styles.xml><?xml version="1.0" encoding="utf-8"?>
-<w:styles xmlns:mc="http://schemas.openxmlformats.org/markup-compatibility/2006" xmlns:r="http://schemas.openxmlformats.org/officeDocument/2006/relationships" xmlns:w="http://schemas.openxmlformats.org/wordprocessingml/2006/main" xmlns:w14="http://schemas.microsoft.com/office/word/2010/wordml" xmlns:w15="http://schemas.microsoft.com/office/word/2012/wordml" xmlns:w16cex="http://schemas.microsoft.com/office/word/2018/wordml/cex" xmlns:w16cid="http://schemas.microsoft.com/office/word/2016/wordml/cid" xmlns:w16="http://schemas.microsoft.com/office/word/2018/wordml" xmlns:w16sdtdh="http://schemas.microsoft.com/office/word/2020/wordml/sdtdatahash" xmlns:w16se="http://schemas.microsoft.com/office/word/2015/wordml/symex" mc:Ignorable="w14 w15 w16se w16cid w16 w16cex w16sdtdh">
+<w:styles xmlns:mc="http://schemas.openxmlformats.org/markup-compatibility/2006" xmlns:r="http://schemas.openxmlformats.org/officeDocument/2006/relationships" xmlns:w="http://schemas.openxmlformats.org/wordprocessingml/2006/main" xmlns:w14="http://schemas.microsoft.com/office/word/2010/wordml" xmlns:w15="http://schemas.microsoft.com/office/word/2012/wordml" mc:Ignorable="w14 w15">
   <w:docDefaults>
     <w:rPrDefault>
       <w:rPr>
@@ -12488,7 +14255,7 @@
       </w:pPr>
     </w:pPrDefault>
   </w:docDefaults>
-  <w:latentStyles w:defLockedState="0" w:defUIPriority="99" w:defSemiHidden="0" w:defUnhideWhenUsed="0" w:defQFormat="0" w:count="376">
+  <w:latentStyles w:defLockedState="0" w:defUIPriority="99" w:defSemiHidden="0" w:defUnhideWhenUsed="0" w:defQFormat="0" w:count="371">
     <w:lsdException w:name="Normal" w:uiPriority="0" w:qFormat="1"/>
     <w:lsdException w:name="heading 1" w:uiPriority="9" w:qFormat="1"/>
     <w:lsdException w:name="heading 2" w:semiHidden="1" w:uiPriority="9" w:unhideWhenUsed="1" w:qFormat="1"/>
@@ -12860,11 +14627,6 @@
     <w:lsdException w:name="List Table 5 Dark Accent 6" w:uiPriority="50"/>
     <w:lsdException w:name="List Table 6 Colorful Accent 6" w:uiPriority="51"/>
     <w:lsdException w:name="List Table 7 Colorful Accent 6" w:uiPriority="52"/>
-    <w:lsdException w:name="Mention" w:semiHidden="1" w:unhideWhenUsed="1"/>
-    <w:lsdException w:name="Smart Hyperlink" w:semiHidden="1" w:unhideWhenUsed="1"/>
-    <w:lsdException w:name="Hashtag" w:semiHidden="1" w:unhideWhenUsed="1"/>
-    <w:lsdException w:name="Unresolved Mention" w:semiHidden="1" w:unhideWhenUsed="1"/>
-    <w:lsdException w:name="Smart Link" w:semiHidden="1" w:unhideWhenUsed="1"/>
   </w:latentStyles>
   <w:style w:type="paragraph" w:default="1" w:styleId="Normal">
     <w:name w:val="Normal"/>
@@ -13071,6 +14833,7 @@
   <w:style w:type="character" w:default="1" w:styleId="DefaultParagraphFont">
     <w:name w:val="Default Paragraph Font"/>
     <w:uiPriority w:val="1"/>
+    <w:semiHidden/>
     <w:unhideWhenUsed/>
   </w:style>
   <w:style w:type="table" w:default="1" w:styleId="TableNormal">
@@ -13466,6 +15229,15 @@
       <w:u w:val="single"/>
     </w:rPr>
   </w:style>
+  <w:style w:type="paragraph" w:styleId="NoSpacing">
+    <w:name w:val="No Spacing"/>
+    <w:uiPriority w:val="1"/>
+    <w:qFormat/>
+    <w:rsid w:val="0057440D"/>
+    <w:pPr>
+      <w:spacing w:after="0" w:line="240" w:lineRule="auto"/>
+    </w:pPr>
+  </w:style>
 </w:styles>
 </file>
 
@@ -13769,7 +15541,7 @@
 </file>
 
 <file path=customXml/itemProps1.xml><?xml version="1.0" encoding="utf-8"?>
-<ds:datastoreItem xmlns:ds="http://schemas.openxmlformats.org/officeDocument/2006/customXml" ds:itemID="{B300077E-83CA-4DCD-A69D-6755A83F5A60}">
+<ds:datastoreItem xmlns:ds="http://schemas.openxmlformats.org/officeDocument/2006/customXml" ds:itemID="{27E8357F-9B5A-4C86-B3C5-8080797AD693}">
   <ds:schemaRefs>
     <ds:schemaRef ds:uri="http://schemas.openxmlformats.org/officeDocument/2006/bibliography"/>
   </ds:schemaRefs>

--- a/5_MLOPS.docx
+++ b/5_MLOPS.docx
@@ -365,21 +365,7 @@
                 <w:rStyle w:val="Hyperlink"/>
                 <w:noProof/>
               </w:rPr>
-              <w:t>4. Data V</w:t>
-            </w:r>
-            <w:r>
-              <w:rPr>
-                <w:rStyle w:val="Hyperlink"/>
-                <w:noProof/>
-              </w:rPr>
-              <w:t>e</w:t>
-            </w:r>
-            <w:r>
-              <w:rPr>
-                <w:rStyle w:val="Hyperlink"/>
-                <w:noProof/>
-              </w:rPr>
-              <w:t>rsion:</w:t>
+              <w:t>4. Data Version:</w:t>
             </w:r>
             <w:r>
               <w:rPr>
@@ -1663,13 +1649,21 @@
         <w:t>Ps</w:t>
       </w:r>
       <w:r>
-        <w:t xml:space="preserve"> refers to the practice and discipline within machine learning that aims to unify </w:t>
+        <w:t xml:space="preserve"> refers to the practice and discipline within machine learning that aims to </w:t>
+      </w:r>
+      <w:proofErr w:type="gramStart"/>
+      <w:r>
+        <w:t xml:space="preserve">unify </w:t>
       </w:r>
       <w:r>
         <w:t xml:space="preserve"> </w:t>
       </w:r>
       <w:r>
-        <w:t>and streamline the machine learning system development (Dev) and machine learning system operation (Ops). It involves collaboration between data scientists, ML engineers, and IT professionals to automate and optimize the end-to-end lifecycle of machine learning applications.</w:t>
+        <w:t>and</w:t>
+      </w:r>
+      <w:proofErr w:type="gramEnd"/>
+      <w:r>
+        <w:t xml:space="preserve"> streamline the machine learning system development (Dev) and machine learning system operation (Ops). It involves collaboration between data scientists, ML engineers, and IT professionals to automate and optimize the end-to-end lifecycle of machine learning applications.</w:t>
       </w:r>
     </w:p>
     <w:p>
@@ -2562,13 +2556,16 @@
         <w:t>collaborate</w:t>
       </w:r>
       <w:r>
-        <w:t xml:space="preserve"> on, helping teams build and manage ML models in a reliable, scalable way. Tools use are Kubeflow, DVC, </w:t>
-      </w:r>
-      <w:proofErr w:type="spellStart"/>
-      <w:r>
-        <w:t>dagstar</w:t>
-      </w:r>
-      <w:proofErr w:type="spellEnd"/>
+        <w:t xml:space="preserve"> on, helping teams build and manage ML models in a reliable, scalable way. Tools use </w:t>
+      </w:r>
+      <w:proofErr w:type="gramStart"/>
+      <w:r>
+        <w:t>are</w:t>
+      </w:r>
+      <w:proofErr w:type="gramEnd"/>
+      <w:r>
+        <w:t xml:space="preserve"> Kubeflow, DVC, dagstar</w:t>
+      </w:r>
       <w:r>
         <w:t>.</w:t>
       </w:r>
@@ -2904,11 +2901,16 @@
       <w:r>
         <w:t xml:space="preserve"> — with minimal human intervention. It helps both experts and non-experts quickly build high-performing models, saving time and reducing manual effort while ensuring consistency and scalability. Tools, Cloub AutoML</w:t>
       </w:r>
+      <w:proofErr w:type="gramStart"/>
       <w:r>
         <w:t xml:space="preserve">  </w:t>
       </w:r>
       <w:r>
-        <w:t xml:space="preserve"> (google), PYCARET, Katib, Auto Sklearn etc. </w:t>
+        <w:t xml:space="preserve"> (</w:t>
+      </w:r>
+      <w:proofErr w:type="gramEnd"/>
+      <w:r>
+        <w:t xml:space="preserve">google), PYCARET, Katib, Auto Sklearn etc. </w:t>
       </w:r>
     </w:p>
     <w:p>
@@ -3202,7 +3204,15 @@
         <w:t xml:space="preserve"> Store and provide access to model artifacts</w:t>
       </w:r>
       <w:r>
-        <w:t xml:space="preserve">, It means the model </w:t>
+        <w:t xml:space="preserve">, </w:t>
+      </w:r>
+      <w:proofErr w:type="gramStart"/>
+      <w:r>
+        <w:t>It</w:t>
+      </w:r>
+      <w:proofErr w:type="gramEnd"/>
+      <w:r>
+        <w:t xml:space="preserve"> means the model </w:t>
       </w:r>
       <w:r>
         <w:t xml:space="preserve">registry </w:t>
@@ -3297,22 +3307,13 @@
           <w:bCs/>
         </w:rPr>
       </w:pPr>
-      <w:proofErr w:type="spellStart"/>
       <w:r>
         <w:rPr>
           <w:b/>
           <w:bCs/>
         </w:rPr>
         <w:lastRenderedPageBreak/>
-        <w:t>Devops</w:t>
-      </w:r>
-      <w:proofErr w:type="spellEnd"/>
-      <w:r>
-        <w:rPr>
-          <w:b/>
-          <w:bCs/>
-        </w:rPr>
-        <w:t>:</w:t>
+        <w:t>Devops:</w:t>
       </w:r>
     </w:p>
     <w:p>
@@ -3448,6 +3449,7 @@
       <w:r>
         <w:t xml:space="preserve">DVC (Data Version Control) is an open-source tool that helps manage and version control large datasets, machine learning models, and experiments alongside code by working with Git. It replaces large files with small metafiles tracked by Git, while storing actual data in remote storage like S3, GCP, or shared drives. DVC uses files like </w:t>
       </w:r>
+      <w:proofErr w:type="gramStart"/>
       <w:r>
         <w:rPr>
           <w:rStyle w:val="HTMLCode"/>
@@ -3457,6 +3459,7 @@
         </w:rPr>
         <w:t>dvc.yaml</w:t>
       </w:r>
+      <w:proofErr w:type="gramEnd"/>
       <w:r>
         <w:t xml:space="preserve"> to define the ML pipeline stages (commands, inputs, outputs), </w:t>
       </w:r>
@@ -3532,94 +3535,73 @@
           <w:rFonts w:eastAsia="Times New Roman"/>
           <w:lang w:eastAsia="en-IN"/>
         </w:rPr>
-        <w:t>SRC folder in project folder, which stores all the modules, these modules will be connected by pipeline and how to connect this modules that info is kept in dvc.y</w:t>
-      </w:r>
+        <w:t xml:space="preserve">SRC folder in project folder, which stores all the modules, these modules will be connected by pipeline and how to connect this modules that info is kept in </w:t>
+      </w:r>
+      <w:proofErr w:type="gramStart"/>
       <w:r>
         <w:rPr>
           <w:rFonts w:eastAsia="Times New Roman"/>
           <w:lang w:eastAsia="en-IN"/>
         </w:rPr>
-        <w:t>a</w:t>
+        <w:t>dvc.y</w:t>
       </w:r>
       <w:r>
         <w:rPr>
           <w:rFonts w:eastAsia="Times New Roman"/>
           <w:lang w:eastAsia="en-IN"/>
         </w:rPr>
-        <w:t>ml.</w:t>
-      </w:r>
-    </w:p>
-    <w:p>
-      <w:pPr>
-        <w:pStyle w:val="ListParagraph"/>
-        <w:numPr>
-          <w:ilvl w:val="0"/>
-          <w:numId w:val="32"/>
-        </w:numPr>
-        <w:jc w:val="both"/>
+        <w:t>a</w:t>
+      </w:r>
+      <w:r>
         <w:rPr>
           <w:rFonts w:eastAsia="Times New Roman"/>
           <w:lang w:eastAsia="en-IN"/>
         </w:rPr>
-      </w:pPr>
+        <w:t>ml</w:t>
+      </w:r>
+      <w:proofErr w:type="gramEnd"/>
       <w:r>
         <w:rPr>
           <w:rFonts w:eastAsia="Times New Roman"/>
           <w:lang w:eastAsia="en-IN"/>
         </w:rPr>
-        <w:t xml:space="preserve">Each module is staged by </w:t>
-      </w:r>
-      <w:r>
-        <w:rPr>
-          <w:rFonts w:eastAsia="Times New Roman"/>
-          <w:b/>
-          <w:lang w:eastAsia="en-IN"/>
-        </w:rPr>
-        <w:t xml:space="preserve">dvc stage add </w:t>
-      </w:r>
-      <w:r>
+        <w:t>.</w:t>
+      </w:r>
+    </w:p>
+    <w:p>
+      <w:pPr>
+        <w:pStyle w:val="ListParagraph"/>
+        <w:numPr>
+          <w:ilvl w:val="0"/>
+          <w:numId w:val="32"/>
+        </w:numPr>
+        <w:jc w:val="both"/>
         <w:rPr>
           <w:rFonts w:eastAsia="Times New Roman"/>
           <w:lang w:eastAsia="en-IN"/>
         </w:rPr>
-        <w:t xml:space="preserve">where four flags are set –n name –d dependencies –p parameters –o output which determines how the pipelines is formed and connected. </w:t>
-      </w:r>
-    </w:p>
-    <w:p>
-      <w:pPr>
-        <w:pStyle w:val="ListParagraph"/>
-        <w:numPr>
-          <w:ilvl w:val="0"/>
-          <w:numId w:val="32"/>
-        </w:numPr>
-        <w:jc w:val="both"/>
+      </w:pPr>
+      <w:r>
         <w:rPr>
           <w:rFonts w:eastAsia="Times New Roman"/>
           <w:lang w:eastAsia="en-IN"/>
         </w:rPr>
-      </w:pPr>
+        <w:t xml:space="preserve">Each module is staged by </w:t>
+      </w:r>
       <w:r>
         <w:rPr>
           <w:rFonts w:eastAsia="Times New Roman"/>
           <w:b/>
           <w:lang w:eastAsia="en-IN"/>
         </w:rPr>
-        <w:t>D</w:t>
-      </w:r>
-      <w:r>
-        <w:rPr>
-          <w:rFonts w:eastAsia="Times New Roman"/>
-          <w:b/>
-          <w:lang w:eastAsia="en-IN"/>
-        </w:rPr>
-        <w:t>vc repro</w:t>
+        <w:t xml:space="preserve">dvc stage add </w:t>
       </w:r>
       <w:r>
         <w:rPr>
           <w:rFonts w:eastAsia="Times New Roman"/>
           <w:lang w:eastAsia="en-IN"/>
         </w:rPr>
-        <w:t xml:space="preserve"> to reproduce or run pipeline. </w:t>
+        <w:t xml:space="preserve">where four flags are set –n name –d dependencies –p parameters –o output which determines how the pipelines is formed and connected. </w:t>
       </w:r>
     </w:p>
     <w:p>
@@ -3641,14 +3623,22 @@
           <w:b/>
           <w:lang w:eastAsia="en-IN"/>
         </w:rPr>
-        <w:t>Dvc dag</w:t>
+        <w:t>D</w:t>
+      </w:r>
+      <w:r>
+        <w:rPr>
+          <w:rFonts w:eastAsia="Times New Roman"/>
+          <w:b/>
+          <w:lang w:eastAsia="en-IN"/>
+        </w:rPr>
+        <w:t>vc repro</w:t>
       </w:r>
       <w:r>
         <w:rPr>
           <w:rFonts w:eastAsia="Times New Roman"/>
           <w:lang w:eastAsia="en-IN"/>
         </w:rPr>
-        <w:t xml:space="preserve"> for connection visualization </w:t>
+        <w:t xml:space="preserve"> to reproduce or run pipeline. </w:t>
       </w:r>
     </w:p>
     <w:p>
@@ -3670,22 +3660,14 @@
           <w:b/>
           <w:lang w:eastAsia="en-IN"/>
         </w:rPr>
-        <w:t>D</w:t>
-      </w:r>
-      <w:r>
-        <w:rPr>
-          <w:rFonts w:eastAsia="Times New Roman"/>
-          <w:b/>
-          <w:lang w:eastAsia="en-IN"/>
-        </w:rPr>
-        <w:t>vc remove</w:t>
+        <w:t>Dvc dag</w:t>
       </w:r>
       <w:r>
         <w:rPr>
           <w:rFonts w:eastAsia="Times New Roman"/>
           <w:lang w:eastAsia="en-IN"/>
         </w:rPr>
-        <w:t xml:space="preserve"> for removing the stage</w:t>
+        <w:t xml:space="preserve"> for connection visualization </w:t>
       </w:r>
     </w:p>
     <w:p>
@@ -3707,18 +3689,31 @@
           <w:b/>
           <w:lang w:eastAsia="en-IN"/>
         </w:rPr>
-        <w:t>Dvc metrics</w:t>
+        <w:t>D</w:t>
+      </w:r>
+      <w:r>
+        <w:rPr>
+          <w:rFonts w:eastAsia="Times New Roman"/>
+          <w:b/>
+          <w:lang w:eastAsia="en-IN"/>
+        </w:rPr>
+        <w:t>vc remove</w:t>
       </w:r>
       <w:r>
         <w:rPr>
           <w:rFonts w:eastAsia="Times New Roman"/>
           <w:lang w:eastAsia="en-IN"/>
         </w:rPr>
-        <w:t xml:space="preserve"> show to see the metrics. </w:t>
-      </w:r>
-    </w:p>
-    <w:p>
-      <w:pPr>
+        <w:t xml:space="preserve"> for removing the stage</w:t>
+      </w:r>
+    </w:p>
+    <w:p>
+      <w:pPr>
+        <w:pStyle w:val="ListParagraph"/>
+        <w:numPr>
+          <w:ilvl w:val="0"/>
+          <w:numId w:val="32"/>
+        </w:numPr>
         <w:jc w:val="both"/>
         <w:rPr>
           <w:rFonts w:eastAsia="Times New Roman"/>
@@ -3728,59 +3723,83 @@
       <w:r>
         <w:rPr>
           <w:rFonts w:eastAsia="Times New Roman"/>
+          <w:b/>
           <w:lang w:eastAsia="en-IN"/>
         </w:rPr>
-        <w:t xml:space="preserve">Current </w:t>
+        <w:t>Dvc metrics</w:t>
       </w:r>
       <w:r>
         <w:rPr>
           <w:rFonts w:eastAsia="Times New Roman"/>
           <w:lang w:eastAsia="en-IN"/>
         </w:rPr>
-        <w:t>directories</w:t>
-      </w:r>
-      <w:r>
+        <w:t xml:space="preserve"> show to see the metrics. </w:t>
+      </w:r>
+    </w:p>
+    <w:p>
+      <w:pPr>
+        <w:jc w:val="both"/>
         <w:rPr>
           <w:rFonts w:eastAsia="Times New Roman"/>
           <w:lang w:eastAsia="en-IN"/>
         </w:rPr>
-        <w:t xml:space="preserve"> keep it on root project folder level make sure to specify the exact location of the module while creating a folder and specifying dependencies </w:t>
-      </w:r>
+      </w:pPr>
       <w:r>
         <w:rPr>
           <w:rFonts w:eastAsia="Times New Roman"/>
           <w:lang w:eastAsia="en-IN"/>
         </w:rPr>
-        <w:t>because</w:t>
+        <w:t xml:space="preserve">Current </w:t>
       </w:r>
       <w:r>
         <w:rPr>
           <w:rFonts w:eastAsia="Times New Roman"/>
           <w:lang w:eastAsia="en-IN"/>
         </w:rPr>
-        <w:t xml:space="preserve"> everything will have p</w:t>
+        <w:t>directories</w:t>
       </w:r>
       <w:r>
         <w:rPr>
           <w:rFonts w:eastAsia="Times New Roman"/>
           <w:lang w:eastAsia="en-IN"/>
         </w:rPr>
-        <w:t xml:space="preserve">roject folder as a root folder. </w:t>
-      </w:r>
-    </w:p>
-    <w:p>
-      <w:pPr>
-        <w:jc w:val="both"/>
+        <w:t xml:space="preserve"> keep it on root project folder level make sure to specify the exact location of the module while creating a folder and specifying dependencies </w:t>
+      </w:r>
+      <w:r>
         <w:rPr>
           <w:rFonts w:eastAsia="Times New Roman"/>
           <w:lang w:eastAsia="en-IN"/>
         </w:rPr>
-      </w:pPr>
+        <w:t>because</w:t>
+      </w:r>
       <w:r>
         <w:rPr>
           <w:rFonts w:eastAsia="Times New Roman"/>
           <w:lang w:eastAsia="en-IN"/>
         </w:rPr>
+        <w:t xml:space="preserve"> everything will have p</w:t>
+      </w:r>
+      <w:r>
+        <w:rPr>
+          <w:rFonts w:eastAsia="Times New Roman"/>
+          <w:lang w:eastAsia="en-IN"/>
+        </w:rPr>
+        <w:t xml:space="preserve">roject folder as a root folder. </w:t>
+      </w:r>
+    </w:p>
+    <w:p>
+      <w:pPr>
+        <w:jc w:val="both"/>
+        <w:rPr>
+          <w:rFonts w:eastAsia="Times New Roman"/>
+          <w:lang w:eastAsia="en-IN"/>
+        </w:rPr>
+      </w:pPr>
+      <w:r>
+        <w:rPr>
+          <w:rFonts w:eastAsia="Times New Roman"/>
+          <w:lang w:eastAsia="en-IN"/>
+        </w:rPr>
         <w:t xml:space="preserve">Idea is you split the entire code into specific modules. Where output of each module is stored specifically, in case of dataset is the output of the module then that dataset is stored in a specific data directory. And the next module will load the data from this location specifically and further processed the data and we have pipeline functioning properly with module connection. </w:t>
       </w:r>
     </w:p>
@@ -3824,23 +3843,13 @@
           <w:lang w:eastAsia="en-IN"/>
         </w:rPr>
       </w:pPr>
-      <w:proofErr w:type="spellStart"/>
       <w:r>
         <w:rPr>
           <w:rFonts w:eastAsia="Times New Roman" w:cstheme="minorHAnsi"/>
           <w:b/>
           <w:lang w:eastAsia="en-IN"/>
         </w:rPr>
-        <w:t>Params.yaml</w:t>
-      </w:r>
-      <w:proofErr w:type="spellEnd"/>
-      <w:r>
-        <w:rPr>
-          <w:rFonts w:eastAsia="Times New Roman" w:cstheme="minorHAnsi"/>
-          <w:b/>
-          <w:lang w:eastAsia="en-IN"/>
-        </w:rPr>
-        <w:t xml:space="preserve"> for parameter changes directly through the params.yaml file. </w:t>
+        <w:t xml:space="preserve">Params.yaml for parameter changes directly through the params.yaml file. </w:t>
       </w:r>
     </w:p>
     <w:p>
@@ -4025,8 +4034,18 @@
           <w:bCs/>
           <w:lang w:eastAsia="en-IN"/>
         </w:rPr>
-        <w:t>e.g. def load_data(</w:t>
-      </w:r>
+        <w:t>e.g. def load_</w:t>
+      </w:r>
+      <w:proofErr w:type="gramStart"/>
+      <w:r>
+        <w:rPr>
+          <w:rFonts w:eastAsia="Times New Roman" w:cstheme="minorHAnsi"/>
+          <w:bCs/>
+          <w:lang w:eastAsia="en-IN"/>
+        </w:rPr>
+        <w:t>data(</w:t>
+      </w:r>
+      <w:proofErr w:type="gramEnd"/>
       <w:r>
         <w:rPr>
           <w:rFonts w:eastAsia="Times New Roman" w:cstheme="minorHAnsi"/>
@@ -4426,7 +4445,15 @@
         <w:t>Centralized VCS (CVCS):</w:t>
       </w:r>
       <w:r>
-        <w:t xml:space="preserve"> A centralized version control system stores the entire project and its history on a single central server, and developers check out the latest version from that server, make changes, and then commit them back. It’s simple to use and ensures everyone works from one source of truth, but if the server or network fails, collaboration stops and history access may be lost.</w:t>
+        <w:t xml:space="preserve"> A centralized version control system stores the entire project and its history on a single central server, and developers check out the latest version from that server, make changes, and then commit them back. It’s simple to use and ensures everyone works from one source of truth, but if the server or network fails, collaboration </w:t>
+      </w:r>
+      <w:proofErr w:type="gramStart"/>
+      <w:r>
+        <w:t>stops</w:t>
+      </w:r>
+      <w:proofErr w:type="gramEnd"/>
+      <w:r>
+        <w:t xml:space="preserve"> and history access may be lost.</w:t>
       </w:r>
     </w:p>
     <w:p>
@@ -4697,17 +4724,8 @@
           <w:rStyle w:val="HTMLCode"/>
           <w:rFonts w:asciiTheme="minorHAnsi" w:eastAsiaTheme="majorEastAsia" w:hAnsiTheme="minorHAnsi"/>
         </w:rPr>
-        <w:t xml:space="preserve">git </w:t>
-      </w:r>
-      <w:proofErr w:type="spellStart"/>
-      <w:r>
-        <w:rPr>
-          <w:rStyle w:val="HTMLCode"/>
-          <w:rFonts w:asciiTheme="minorHAnsi" w:eastAsiaTheme="majorEastAsia" w:hAnsiTheme="minorHAnsi"/>
-        </w:rPr>
-        <w:t>init</w:t>
-      </w:r>
-      <w:proofErr w:type="spellEnd"/>
+        <w:t>git init</w:t>
+      </w:r>
       <w:r>
         <w:t xml:space="preserve"> turns a normal folder into a </w:t>
       </w:r>
@@ -5310,6 +5328,7 @@
           <w:szCs w:val="24"/>
         </w:rPr>
       </w:pPr>
+      <w:proofErr w:type="gramStart"/>
       <w:r>
         <w:rPr>
           <w:rStyle w:val="HTMLCode"/>
@@ -5321,6 +5340,7 @@
         </w:rPr>
         <w:t>.gitignore</w:t>
       </w:r>
+      <w:proofErr w:type="gramEnd"/>
       <w:r>
         <w:rPr>
           <w:rStyle w:val="Strong"/>
@@ -5412,6 +5432,7 @@
         </w:rPr>
         <w:t xml:space="preserve">git log –oneline shows </w:t>
       </w:r>
+      <w:proofErr w:type="gramStart"/>
       <w:r>
         <w:rPr>
           <w:b/>
@@ -5419,6 +5440,7 @@
         </w:rPr>
         <w:t>the a</w:t>
       </w:r>
+      <w:proofErr w:type="gramEnd"/>
       <w:r>
         <w:t xml:space="preserve"> </w:t>
       </w:r>
@@ -5453,8 +5475,13 @@
         </w:rPr>
         <w:t xml:space="preserve">Git log – stat, </w:t>
       </w:r>
-      <w:r>
-        <w:t xml:space="preserve">When you type </w:t>
+      <w:proofErr w:type="gramStart"/>
+      <w:r>
+        <w:t>When</w:t>
+      </w:r>
+      <w:proofErr w:type="gramEnd"/>
+      <w:r>
+        <w:t xml:space="preserve"> you type </w:t>
       </w:r>
       <w:r>
         <w:rPr>
@@ -5642,10 +5669,13 @@
         <w:t xml:space="preserve"> </w:t>
       </w:r>
       <w:r>
+        <w:rPr>
+          <w:b/>
+          <w:bCs/>
+        </w:rPr>
         <w:t>git show &lt;small commit-id/sha&gt;</w:t>
       </w:r>
       <w:r>
-        <w:tab/>
         <w:t xml:space="preserve">details of </w:t>
       </w:r>
       <w:r>
@@ -5928,7 +5958,25 @@
           <w:b/>
           <w:lang w:val="de-DE"/>
         </w:rPr>
-        <w:t>Delete tag git tag -d v0.0.0</w:t>
+        <w:t xml:space="preserve">Delete tag </w:t>
+      </w:r>
+      <w:proofErr w:type="spellStart"/>
+      <w:r>
+        <w:rPr>
+          <w:rFonts w:asciiTheme="minorHAnsi" w:hAnsiTheme="minorHAnsi"/>
+          <w:b/>
+          <w:lang w:val="de-DE"/>
+        </w:rPr>
+        <w:t>git</w:t>
+      </w:r>
+      <w:proofErr w:type="spellEnd"/>
+      <w:r>
+        <w:rPr>
+          <w:rFonts w:asciiTheme="minorHAnsi" w:hAnsiTheme="minorHAnsi"/>
+          <w:b/>
+          <w:lang w:val="de-DE"/>
+        </w:rPr>
+        <w:t xml:space="preserve"> tag -d v0.0.0</w:t>
       </w:r>
     </w:p>
     <w:p>
@@ -6099,7 +6147,14 @@
         <w:t xml:space="preserve"> </w:t>
       </w:r>
       <w:r>
-        <w:t xml:space="preserve">git branch &lt;new-branch-name&gt; &lt;commit-sha&gt; for branch after specific commit </w:t>
+        <w:rPr>
+          <w:b/>
+          <w:bCs/>
+        </w:rPr>
+        <w:t>git branch &lt;new-branch-name&gt; &lt;commit-sha&gt;</w:t>
+      </w:r>
+      <w:r>
+        <w:t xml:space="preserve"> for branch after specific commit </w:t>
       </w:r>
     </w:p>
     <w:p>
@@ -6119,13 +6174,33 @@
         <w:t>Show branches:</w:t>
       </w:r>
       <w:r>
-        <w:t xml:space="preserve"> git branch, git branch -a </w:t>
+        <w:t xml:space="preserve"> git branch, </w:t>
+      </w:r>
+      <w:r>
+        <w:rPr>
+          <w:b/>
+          <w:bCs/>
+        </w:rPr>
+        <w:t>git branch -a</w:t>
+      </w:r>
+      <w:r>
+        <w:t xml:space="preserve"> </w:t>
       </w:r>
       <w:r>
         <w:t>(for</w:t>
       </w:r>
       <w:r>
-        <w:t xml:space="preserve"> all), git branch -r (for remote) etc. </w:t>
+        <w:t xml:space="preserve"> all), </w:t>
+      </w:r>
+      <w:r>
+        <w:rPr>
+          <w:b/>
+          <w:bCs/>
+        </w:rPr>
+        <w:t>git branch -r</w:t>
+      </w:r>
+      <w:r>
+        <w:t xml:space="preserve"> (for remote) etc. </w:t>
       </w:r>
     </w:p>
     <w:p>
@@ -6136,6 +6211,10 @@
           <w:numId w:val="36"/>
         </w:numPr>
         <w:jc w:val="both"/>
+        <w:rPr>
+          <w:b/>
+          <w:bCs/>
+        </w:rPr>
       </w:pPr>
       <w:r>
         <w:rPr>
@@ -6151,6 +6230,10 @@
         <w:t xml:space="preserve">When switching, Git changes the HEAD reference to point to the new branch. HEAD indicates the current branch you're working on, Git replaces or updates the files in the working directory with the snapshot (commits) that the new branch points to, so your files match that branch's state, Git also updates the staging area (index) to align with the new branch, </w:t>
       </w:r>
       <w:r>
+        <w:rPr>
+          <w:b/>
+          <w:bCs/>
+        </w:rPr>
         <w:t>git checkout &lt;branch name&gt;</w:t>
       </w:r>
     </w:p>
@@ -6449,7 +6532,15 @@
         <w:t xml:space="preserve"> &lt;link&gt;</w:t>
       </w:r>
       <w:r>
-        <w:t xml:space="preserve"> where origin is just a alias you can have any other name in there. </w:t>
+        <w:t xml:space="preserve"> where origin is just </w:t>
+      </w:r>
+      <w:proofErr w:type="gramStart"/>
+      <w:r>
+        <w:t>a</w:t>
+      </w:r>
+      <w:proofErr w:type="gramEnd"/>
+      <w:r>
+        <w:t xml:space="preserve"> alias you can have any other name in there. </w:t>
       </w:r>
     </w:p>
     <w:p>
@@ -6805,79 +6896,86 @@
         <w:jc w:val="both"/>
       </w:pPr>
       <w:r>
-        <w:t xml:space="preserve">Git </w:t>
+        <w:t>Git init, dvc init</w:t>
+      </w:r>
+      <w:r>
+        <w:t>.</w:t>
+      </w:r>
+    </w:p>
+    <w:p>
+      <w:pPr>
+        <w:pStyle w:val="ListParagraph"/>
+        <w:numPr>
+          <w:ilvl w:val="0"/>
+          <w:numId w:val="42"/>
+        </w:numPr>
+        <w:spacing w:after="0"/>
+        <w:jc w:val="both"/>
+      </w:pPr>
+      <w:r>
+        <w:t>Create github repository and add remote origin</w:t>
+      </w:r>
+      <w:r>
+        <w:t>.</w:t>
+      </w:r>
+    </w:p>
+    <w:p>
+      <w:pPr>
+        <w:pStyle w:val="ListParagraph"/>
+        <w:numPr>
+          <w:ilvl w:val="0"/>
+          <w:numId w:val="42"/>
+        </w:numPr>
+        <w:spacing w:after="0"/>
+      </w:pPr>
+      <w:r>
+        <w:t xml:space="preserve">Create dvc remote and </w:t>
+      </w:r>
+      <w:r>
+        <w:t xml:space="preserve">add </w:t>
+      </w:r>
+      <w:r>
+        <w:t>dvc remote</w:t>
+      </w:r>
+      <w:r>
+        <w:t xml:space="preserve"> </w:t>
+      </w:r>
+      <w:r>
+        <w:t>Any remote storage can be used like S3 bucket. Local folder can also be used, we have used for now local temp folder, the location of which is found by echo %temp%.</w:t>
+      </w:r>
+      <w:r>
+        <w:t xml:space="preserve"> </w:t>
       </w:r>
       <w:proofErr w:type="spellStart"/>
       <w:r>
-        <w:t>init</w:t>
+        <w:rPr>
+          <w:b/>
+          <w:bCs/>
+        </w:rPr>
+        <w:t>dvc</w:t>
       </w:r>
       <w:proofErr w:type="spellEnd"/>
       <w:r>
-        <w:t xml:space="preserve">, </w:t>
+        <w:rPr>
+          <w:b/>
+          <w:bCs/>
+        </w:rPr>
+        <w:t xml:space="preserve"> remote add –d </w:t>
       </w:r>
       <w:proofErr w:type="spellStart"/>
       <w:r>
-        <w:t>dvc</w:t>
+        <w:rPr>
+          <w:b/>
+          <w:bCs/>
+        </w:rPr>
+        <w:t>myremote</w:t>
       </w:r>
       <w:proofErr w:type="spellEnd"/>
       <w:r>
-        <w:t xml:space="preserve"> init</w:t>
-      </w:r>
-      <w:r>
-        <w:t>.</w:t>
-      </w:r>
-    </w:p>
-    <w:p>
-      <w:pPr>
-        <w:pStyle w:val="ListParagraph"/>
-        <w:numPr>
-          <w:ilvl w:val="0"/>
-          <w:numId w:val="42"/>
-        </w:numPr>
-        <w:spacing w:after="0"/>
-        <w:jc w:val="both"/>
-      </w:pPr>
-      <w:r>
-        <w:t>Create github repository and add remote origin</w:t>
-      </w:r>
-      <w:r>
-        <w:t>.</w:t>
-      </w:r>
-    </w:p>
-    <w:p>
-      <w:pPr>
-        <w:pStyle w:val="ListParagraph"/>
-        <w:numPr>
-          <w:ilvl w:val="0"/>
-          <w:numId w:val="42"/>
-        </w:numPr>
-        <w:spacing w:after="0"/>
-        <w:jc w:val="both"/>
-      </w:pPr>
-      <w:r>
-        <w:t xml:space="preserve">Create dvc remote and </w:t>
-      </w:r>
-      <w:r>
-        <w:t xml:space="preserve">add </w:t>
-      </w:r>
-      <w:r>
-        <w:t>dvc remote</w:t>
-      </w:r>
-      <w:r>
-        <w:t xml:space="preserve"> </w:t>
-      </w:r>
-      <w:r>
-        <w:t>Any remote storage can be used like S3 bucket. Local folder can also be used, we have used for now local temp folder, the location of which is found by echo %temp%.</w:t>
-      </w:r>
-      <w:r>
-        <w:t xml:space="preserve">dvc remote add –d </w:t>
-      </w:r>
-      <w:proofErr w:type="spellStart"/>
-      <w:r>
-        <w:t>myremote</w:t>
-      </w:r>
-      <w:proofErr w:type="spellEnd"/>
-      <w:r>
+        <w:rPr>
+          <w:b/>
+          <w:bCs/>
+        </w:rPr>
         <w:t xml:space="preserve"> C:\Users\hp\AppData\Local\Temp</w:t>
       </w:r>
       <w:r>
@@ -6953,6 +7051,7 @@
           <w:ilvl w:val="0"/>
           <w:numId w:val="43"/>
         </w:numPr>
+        <w:spacing w:after="120"/>
         <w:jc w:val="both"/>
         <w:rPr>
           <w:b/>
@@ -6968,15 +7067,29 @@
         <w:t xml:space="preserve">dvc add data/customer.csv   </w:t>
       </w:r>
       <w:r>
-        <w:t xml:space="preserve">better not to </w:t>
+        <w:t xml:space="preserve">better not to dvc add. </w:t>
+      </w:r>
+      <w:r>
+        <w:t xml:space="preserve">Instead for pipeline i.e. multiple datafiles you can simply do </w:t>
       </w:r>
       <w:proofErr w:type="spellStart"/>
       <w:r>
+        <w:rPr>
+          <w:b/>
+          <w:bCs/>
+        </w:rPr>
         <w:t>dvc</w:t>
       </w:r>
       <w:proofErr w:type="spellEnd"/>
       <w:r>
-        <w:t xml:space="preserve"> add. </w:t>
+        <w:rPr>
+          <w:b/>
+          <w:bCs/>
+        </w:rPr>
+        <w:t xml:space="preserve"> add datafile1, datafile2, datafile3</w:t>
+      </w:r>
+      <w:r>
+        <w:t xml:space="preserve"> etc. </w:t>
       </w:r>
     </w:p>
     <w:p>
@@ -7128,6 +7241,47 @@
           <w:ilvl w:val="0"/>
           <w:numId w:val="42"/>
         </w:numPr>
+        <w:spacing w:before="120" w:after="120"/>
+        <w:jc w:val="both"/>
+      </w:pPr>
+      <w:proofErr w:type="spellStart"/>
+      <w:r>
+        <w:rPr>
+          <w:b/>
+          <w:bCs/>
+        </w:rPr>
+        <w:t>Dvc</w:t>
+      </w:r>
+      <w:proofErr w:type="spellEnd"/>
+      <w:r>
+        <w:rPr>
+          <w:b/>
+          <w:bCs/>
+        </w:rPr>
+        <w:t xml:space="preserve"> push to remote:</w:t>
+      </w:r>
+      <w:r>
+        <w:t xml:space="preserve"> </w:t>
+      </w:r>
+      <w:proofErr w:type="spellStart"/>
+      <w:r>
+        <w:t>dvc</w:t>
+      </w:r>
+      <w:proofErr w:type="spellEnd"/>
+      <w:r>
+        <w:t xml:space="preserve"> push</w:t>
+      </w:r>
+      <w:r>
+        <w:t>.</w:t>
+      </w:r>
+    </w:p>
+    <w:p>
+      <w:pPr>
+        <w:pStyle w:val="ListParagraph"/>
+        <w:numPr>
+          <w:ilvl w:val="0"/>
+          <w:numId w:val="42"/>
+        </w:numPr>
         <w:spacing w:before="16" w:after="16" w:line="240" w:lineRule="auto"/>
         <w:ind w:right="1080"/>
         <w:jc w:val="both"/>
@@ -7154,8 +7308,16 @@
         <w:rPr>
           <w:b/>
         </w:rPr>
-        <w:t>git add .</w:t>
-      </w:r>
+        <w:t xml:space="preserve">git </w:t>
+      </w:r>
+      <w:proofErr w:type="gramStart"/>
+      <w:r>
+        <w:rPr>
+          <w:b/>
+        </w:rPr>
+        <w:t>add .</w:t>
+      </w:r>
+      <w:proofErr w:type="gramEnd"/>
       <w:r>
         <w:t xml:space="preserve"> which tracks all the code files as well as the data pointer files data’s metadata files into a git staging index </w:t>
       </w:r>
@@ -7282,55 +7444,33 @@
           <w:b/>
           <w:bCs/>
         </w:rPr>
-        <w:t>Dvc push to remote</w:t>
-      </w:r>
-      <w:r>
-        <w:rPr>
-          <w:b/>
-          <w:bCs/>
-        </w:rPr>
-        <w:t>:</w:t>
+        <w:t>Go to previous commit, snapshot:</w:t>
       </w:r>
       <w:r>
         <w:t xml:space="preserve"> </w:t>
       </w:r>
-      <w:proofErr w:type="spellStart"/>
-      <w:r>
-        <w:t>dvc</w:t>
-      </w:r>
-      <w:proofErr w:type="spellEnd"/>
-      <w:r>
-        <w:t xml:space="preserve"> push</w:t>
-      </w:r>
-      <w:r>
-        <w:t>.</w:t>
-      </w:r>
-    </w:p>
-    <w:p>
-      <w:pPr>
-        <w:pStyle w:val="ListParagraph"/>
-        <w:numPr>
-          <w:ilvl w:val="0"/>
-          <w:numId w:val="44"/>
-        </w:numPr>
-        <w:spacing w:after="0"/>
-        <w:jc w:val="both"/>
-      </w:pPr>
-      <w:r>
-        <w:rPr>
-          <w:b/>
-          <w:bCs/>
-        </w:rPr>
-        <w:t>Go to previous commit, snapshot:</w:t>
+      <w:r>
+        <w:t xml:space="preserve">first go to the git commit by </w:t>
+      </w:r>
+      <w:r>
+        <w:rPr>
+          <w:b/>
+          <w:bCs/>
+        </w:rPr>
+        <w:t>git checkout sha</w:t>
+      </w:r>
+      <w:r>
+        <w:t xml:space="preserve"> and then just </w:t>
+      </w:r>
+      <w:r>
+        <w:rPr>
+          <w:b/>
+          <w:bCs/>
+        </w:rPr>
+        <w:t>do dvc checkout</w:t>
       </w:r>
       <w:r>
         <w:t xml:space="preserve"> </w:t>
-      </w:r>
-      <w:r>
-        <w:t xml:space="preserve">first go to the git commit by </w:t>
-      </w:r>
-      <w:r>
-        <w:t xml:space="preserve">git checkout sha and then just do dvc checkout </w:t>
       </w:r>
       <w:r>
         <w:t xml:space="preserve"> </w:t>
@@ -7445,6 +7585,89 @@
         <w:spacing w:after="0"/>
         <w:jc w:val="both"/>
       </w:pPr>
+      <w:proofErr w:type="spellStart"/>
+      <w:r>
+        <w:t>dvc</w:t>
+      </w:r>
+      <w:proofErr w:type="spellEnd"/>
+      <w:r>
+        <w:t xml:space="preserve"> pull downloads data from remote storage into the local cache and then updates workspace </w:t>
+      </w:r>
+      <w:proofErr w:type="gramStart"/>
+      <w:r>
+        <w:t>files</w:t>
+      </w:r>
+      <w:proofErr w:type="gramEnd"/>
+      <w:r>
+        <w:t> accordingly, combining the effects of </w:t>
+      </w:r>
+      <w:proofErr w:type="spellStart"/>
+      <w:r>
+        <w:t>dvc</w:t>
+      </w:r>
+      <w:proofErr w:type="spellEnd"/>
+      <w:r>
+        <w:t xml:space="preserve"> fetch and </w:t>
+      </w:r>
+      <w:proofErr w:type="spellStart"/>
+      <w:r>
+        <w:t>dvc</w:t>
+      </w:r>
+      <w:proofErr w:type="spellEnd"/>
+      <w:r>
+        <w:t xml:space="preserve"> checkout. </w:t>
+      </w:r>
+      <w:proofErr w:type="spellStart"/>
+      <w:r>
+        <w:t>dvc</w:t>
+      </w:r>
+      <w:proofErr w:type="spellEnd"/>
+      <w:r>
+        <w:t xml:space="preserve"> checkout only updates workspace files from the local cache without downloading any data. </w:t>
+      </w:r>
+      <w:proofErr w:type="gramStart"/>
+      <w:r>
+        <w:t>So</w:t>
+      </w:r>
+      <w:proofErr w:type="gramEnd"/>
+      <w:r>
+        <w:t xml:space="preserve"> if the required data is already cached locally, you can skip </w:t>
+      </w:r>
+      <w:proofErr w:type="spellStart"/>
+      <w:r>
+        <w:t>dvc</w:t>
+      </w:r>
+      <w:proofErr w:type="spellEnd"/>
+      <w:r>
+        <w:t xml:space="preserve"> pull and simply run </w:t>
+      </w:r>
+      <w:proofErr w:type="spellStart"/>
+      <w:r>
+        <w:t>dvc</w:t>
+      </w:r>
+      <w:proofErr w:type="spellEnd"/>
+      <w:r>
+        <w:t xml:space="preserve"> checkout to synchronize your workspace files with cached data. But if the data is missing in the cache, you need to run </w:t>
+      </w:r>
+      <w:proofErr w:type="spellStart"/>
+      <w:r>
+        <w:t>dvc</w:t>
+      </w:r>
+      <w:proofErr w:type="spellEnd"/>
+      <w:r>
+        <w:t xml:space="preserve"> pull first to download the data before the checkout reflects it in your workspace.</w:t>
+      </w:r>
+    </w:p>
+    <w:p>
+      <w:pPr>
+        <w:pStyle w:val="ListParagraph"/>
+        <w:numPr>
+          <w:ilvl w:val="0"/>
+          <w:numId w:val="44"/>
+        </w:numPr>
+        <w:spacing w:after="0"/>
+        <w:jc w:val="both"/>
+      </w:pPr>
       <w:r>
         <w:t xml:space="preserve">In Git, </w:t>
       </w:r>
@@ -7482,7 +7705,11 @@
         <w:t>pull &lt;branch&gt;</w:t>
       </w:r>
       <w:r>
-        <w:t xml:space="preserve"> combines fetch and merge, automatically updating your local branch to match the latest commit on the remote; in short, </w:t>
+        <w:t xml:space="preserve"> combines fetch and merge, automatically updating your local branch to </w:t>
+      </w:r>
+      <w:r>
+        <w:lastRenderedPageBreak/>
+        <w:t xml:space="preserve">match the latest commit on the remote; in short, </w:t>
       </w:r>
       <w:r>
         <w:rPr>
@@ -7506,7 +7733,15 @@
         <w:t>checkout</w:t>
       </w:r>
       <w:r>
-        <w:t xml:space="preserve"> moves to a commit or branch, and </w:t>
+        <w:t xml:space="preserve"> moves to a commit or </w:t>
+      </w:r>
+      <w:proofErr w:type="gramStart"/>
+      <w:r>
+        <w:t>branch, and</w:t>
+      </w:r>
+      <w:proofErr w:type="gramEnd"/>
+      <w:r>
+        <w:t xml:space="preserve"> </w:t>
       </w:r>
       <w:r>
         <w:rPr>
@@ -8058,18 +8293,34 @@
         <w:jc w:val="both"/>
       </w:pPr>
       <w:r>
-        <w:t>live.log_metric(“accuracy”, accuracy_score(y_test,y_pred)</w:t>
-      </w:r>
-    </w:p>
-    <w:p>
-      <w:pPr>
-        <w:pStyle w:val="ListParagraph"/>
-        <w:spacing w:before="16" w:after="16"/>
-        <w:ind w:left="1080" w:right="1080"/>
-        <w:jc w:val="both"/>
-      </w:pPr>
-      <w:r>
-        <w:t>live.log_metric(“precison”, precison_score(y_test,y_pred)</w:t>
+        <w:t>live.log_</w:t>
+      </w:r>
+      <w:proofErr w:type="gramStart"/>
+      <w:r>
+        <w:t>metric(</w:t>
+      </w:r>
+      <w:proofErr w:type="gramEnd"/>
+      <w:r>
+        <w:t>“accuracy”, accuracy_score(y_test,y_pred)</w:t>
+      </w:r>
+    </w:p>
+    <w:p>
+      <w:pPr>
+        <w:pStyle w:val="ListParagraph"/>
+        <w:spacing w:before="16" w:after="16"/>
+        <w:ind w:left="1080" w:right="1080"/>
+        <w:jc w:val="both"/>
+      </w:pPr>
+      <w:r>
+        <w:t>live.log_</w:t>
+      </w:r>
+      <w:proofErr w:type="gramStart"/>
+      <w:r>
+        <w:t>metric(</w:t>
+      </w:r>
+      <w:proofErr w:type="gramEnd"/>
+      <w:r>
+        <w:t>“precison”, precison_score(y_test,y_pred)</w:t>
       </w:r>
     </w:p>
     <w:p>
@@ -8091,7 +8342,15 @@
         <w:jc w:val="both"/>
       </w:pPr>
       <w:r>
-        <w:t>live.log_param(“n_estimat</w:t>
+        <w:t>live.log_</w:t>
+      </w:r>
+      <w:proofErr w:type="gramStart"/>
+      <w:r>
+        <w:t>param(</w:t>
+      </w:r>
+      <w:proofErr w:type="gramEnd"/>
+      <w:r>
+        <w:t>“n_estimat</w:t>
       </w:r>
       <w:r>
         <w:t>or”, n_estimators)</w:t>
@@ -8105,7 +8364,15 @@
         <w:jc w:val="both"/>
       </w:pPr>
       <w:r>
-        <w:t xml:space="preserve">live.log_params(“max_depth, max_depth) </w:t>
+        <w:t>live.log_</w:t>
+      </w:r>
+      <w:proofErr w:type="gramStart"/>
+      <w:r>
+        <w:t>params(</w:t>
+      </w:r>
+      <w:proofErr w:type="gramEnd"/>
+      <w:r>
+        <w:t xml:space="preserve">“max_depth, max_depth) </w:t>
       </w:r>
     </w:p>
     <w:p>
@@ -8201,21 +8468,12 @@
           <w:bCs/>
         </w:rPr>
       </w:pPr>
-      <w:proofErr w:type="spellStart"/>
-      <w:r>
-        <w:rPr>
-          <w:b/>
-          <w:bCs/>
-        </w:rPr>
-        <w:t>Dvc</w:t>
-      </w:r>
-      <w:proofErr w:type="spellEnd"/>
-      <w:r>
-        <w:rPr>
-          <w:b/>
-          <w:bCs/>
-        </w:rPr>
-        <w:t xml:space="preserve"> exp show </w:t>
+      <w:r>
+        <w:rPr>
+          <w:b/>
+          <w:bCs/>
+        </w:rPr>
+        <w:t xml:space="preserve">Dvc exp show </w:t>
       </w:r>
     </w:p>
     <w:p>
@@ -8307,12 +8565,21 @@
           <w:bCs/>
         </w:rPr>
       </w:pPr>
-      <w:r>
-        <w:rPr>
-          <w:b/>
-          <w:bCs/>
-        </w:rPr>
-        <w:t xml:space="preserve">.dvc folder </w:t>
+      <w:proofErr w:type="gramStart"/>
+      <w:r>
+        <w:rPr>
+          <w:b/>
+          <w:bCs/>
+        </w:rPr>
+        <w:t>.dvc</w:t>
+      </w:r>
+      <w:proofErr w:type="gramEnd"/>
+      <w:r>
+        <w:rPr>
+          <w:b/>
+          <w:bCs/>
+        </w:rPr>
+        <w:t xml:space="preserve"> folder </w:t>
       </w:r>
       <w:r>
         <w:rPr>
@@ -8545,8 +8812,13 @@
         <w:sym w:font="Wingdings" w:char="F0E0"/>
       </w:r>
       <w:r>
-        <w:t xml:space="preserve"> dvc.yamal</w:t>
-      </w:r>
+        <w:t xml:space="preserve"> </w:t>
+      </w:r>
+      <w:proofErr w:type="gramStart"/>
+      <w:r>
+        <w:t>dvc.yamal</w:t>
+      </w:r>
+      <w:proofErr w:type="gramEnd"/>
       <w:r>
         <w:sym w:font="Wingdings" w:char="F0E0"/>
       </w:r>
@@ -8602,7 +8874,15 @@
         <w:jc w:val="both"/>
       </w:pPr>
       <w:r>
-        <w:t xml:space="preserve">Dvc exp run, on doing this runs the pipeline and tracks it as an experiment, tracked experiment could be seen in the. dvc/temp/exps/run, check in dvc extension </w:t>
+        <w:t xml:space="preserve">Dvc exp </w:t>
+      </w:r>
+      <w:proofErr w:type="gramStart"/>
+      <w:r>
+        <w:t>run,</w:t>
+      </w:r>
+      <w:proofErr w:type="gramEnd"/>
+      <w:r>
+        <w:t xml:space="preserve"> on doing this runs the pipeline and tracks it as an experiment, tracked experiment could be seen in the. dvc/temp/exps/run, check in dvc extension </w:t>
       </w:r>
     </w:p>
     <w:p>
@@ -8632,7 +8912,15 @@
         <w:jc w:val="both"/>
       </w:pPr>
       <w:r>
-        <w:t>dvc exp diff &lt;name1&gt;  &lt;name2&gt;</w:t>
+        <w:t>dvc exp diff &lt;name1</w:t>
+      </w:r>
+      <w:proofErr w:type="gramStart"/>
+      <w:r>
+        <w:t>&gt;  &lt;</w:t>
+      </w:r>
+      <w:proofErr w:type="gramEnd"/>
+      <w:r>
+        <w:t>name2&gt;</w:t>
       </w:r>
     </w:p>
     <w:p>
@@ -8679,7 +8967,15 @@
         <w:t xml:space="preserve">ue, </w:t>
       </w:r>
       <w:r>
-        <w:t>managing a queue of experiments, dvc exp run –que -S model_training.n_estimator = 8,16,32 -S model_training.max-depth = 2,3,5</w:t>
+        <w:t>managing a queue of experiments, dvc exp run –que -S model_</w:t>
+      </w:r>
+      <w:proofErr w:type="gramStart"/>
+      <w:r>
+        <w:t>training.n</w:t>
+      </w:r>
+      <w:proofErr w:type="gramEnd"/>
+      <w:r>
+        <w:t>_estimator = 8,16,32 -S model_training.max-depth = 2,3,5</w:t>
       </w:r>
       <w:r>
         <w:t xml:space="preserve">, takes the parameter value form params.yaml and sequential 9 experiments are run. </w:t>
@@ -9374,7 +9670,15 @@
         <w:t>with</w:t>
       </w:r>
       <w:r>
-        <w:t xml:space="preserve"> mlflow.start_run(experiment_id="1234567890")</w:t>
+        <w:t xml:space="preserve"> </w:t>
+      </w:r>
+      <w:proofErr w:type="gramStart"/>
+      <w:r>
+        <w:t>mlflow.start</w:t>
+      </w:r>
+      <w:proofErr w:type="gramEnd"/>
+      <w:r>
+        <w:t>_run(experiment_id="1234567890")</w:t>
       </w:r>
     </w:p>
     <w:p>
@@ -9388,12 +9692,21 @@
       <w:r>
         <w:t xml:space="preserve">Other methods is </w:t>
       </w:r>
-      <w:r>
-        <w:rPr>
-          <w:b/>
-          <w:bCs/>
-        </w:rPr>
-        <w:t>mlflow.create_experiment(name, artifact_location=None, tags=None)</w:t>
+      <w:proofErr w:type="gramStart"/>
+      <w:r>
+        <w:rPr>
+          <w:b/>
+          <w:bCs/>
+        </w:rPr>
+        <w:t>mlflow.create</w:t>
+      </w:r>
+      <w:proofErr w:type="gramEnd"/>
+      <w:r>
+        <w:rPr>
+          <w:b/>
+          <w:bCs/>
+        </w:rPr>
+        <w:t>_experiment(name, artifact_location=None, tags=None)</w:t>
       </w:r>
     </w:p>
     <w:p>
@@ -9418,12 +9731,21 @@
       <w:r>
         <w:t xml:space="preserve">in a </w:t>
       </w:r>
-      <w:r>
-        <w:rPr>
-          <w:b/>
-          <w:bCs/>
-        </w:rPr>
-        <w:t>mlflow.start_run(run_name = “campus-X”)</w:t>
+      <w:proofErr w:type="gramStart"/>
+      <w:r>
+        <w:rPr>
+          <w:b/>
+          <w:bCs/>
+        </w:rPr>
+        <w:t>mlflow.start</w:t>
+      </w:r>
+      <w:proofErr w:type="gramEnd"/>
+      <w:r>
+        <w:rPr>
+          <w:b/>
+          <w:bCs/>
+        </w:rPr>
+        <w:t>_run(run_name = “campus-X”)</w:t>
       </w:r>
     </w:p>
     <w:p>
@@ -9622,12 +9944,21 @@
           <w:bCs/>
         </w:rPr>
       </w:pPr>
-      <w:r>
-        <w:rPr>
-          <w:b/>
-          <w:bCs/>
-        </w:rPr>
-        <w:t xml:space="preserve">plt.savefig(‘confusion Matrix.png’) </w:t>
+      <w:proofErr w:type="gramStart"/>
+      <w:r>
+        <w:rPr>
+          <w:b/>
+          <w:bCs/>
+        </w:rPr>
+        <w:t>plt.savefig</w:t>
+      </w:r>
+      <w:proofErr w:type="gramEnd"/>
+      <w:r>
+        <w:rPr>
+          <w:b/>
+          <w:bCs/>
+        </w:rPr>
+        <w:t xml:space="preserve">(‘confusion Matrix.png’) </w:t>
       </w:r>
     </w:p>
     <w:p>
@@ -9645,7 +9976,23 @@
           <w:b/>
           <w:bCs/>
         </w:rPr>
-        <w:t>mlflow.log_artifact(Location)</w:t>
+        <w:t>mlflow.log_</w:t>
+      </w:r>
+      <w:proofErr w:type="gramStart"/>
+      <w:r>
+        <w:rPr>
+          <w:b/>
+          <w:bCs/>
+        </w:rPr>
+        <w:t>artifact(</w:t>
+      </w:r>
+      <w:proofErr w:type="gramEnd"/>
+      <w:r>
+        <w:rPr>
+          <w:b/>
+          <w:bCs/>
+        </w:rPr>
+        <w:t>Location)</w:t>
       </w:r>
     </w:p>
     <w:p>
@@ -9740,7 +10087,23 @@
           <w:b/>
           <w:bCs/>
         </w:rPr>
-        <w:t>print(mlflow.get_tracking_url())</w:t>
+        <w:t>print(mlflow.get_tracking_</w:t>
+      </w:r>
+      <w:proofErr w:type="gramStart"/>
+      <w:r>
+        <w:rPr>
+          <w:b/>
+          <w:bCs/>
+        </w:rPr>
+        <w:t>url(</w:t>
+      </w:r>
+      <w:proofErr w:type="gramEnd"/>
+      <w:r>
+        <w:rPr>
+          <w:b/>
+          <w:bCs/>
+        </w:rPr>
+        <w:t>))</w:t>
       </w:r>
     </w:p>
     <w:p>
@@ -9854,7 +10217,6 @@
           <w:b/>
           <w:bCs/>
         </w:rPr>
-        <w:lastRenderedPageBreak/>
         <w:t>MLFlow tracking Server:</w:t>
       </w:r>
       <w:r>
@@ -10245,7 +10607,7 @@
           </mc:Choice>
           <mc:Fallback>
             <w:pict>
-              <v:shapetype w14:anchorId="262CFA8A" id="_x0000_t32" coordsize="21600,21600" o:spt="32" o:oned="t" path="m,l21600,21600e" filled="f">
+              <v:shapetype w14:anchorId="535EDF5E" id="_x0000_t32" coordsize="21600,21600" o:spt="32" o:oned="t" path="m,l21600,21600e" filled="f">
                 <v:path arrowok="t" fillok="f" o:connecttype="none"/>
                 <o:lock v:ext="edit" shapetype="t"/>
               </v:shapetype>
@@ -10321,7 +10683,7 @@
           </mc:Choice>
           <mc:Fallback>
             <w:pict>
-              <v:shape w14:anchorId="7B378A5A" id="Straight Arrow Connector 2" o:spid="_x0000_s1026" type="#_x0000_t32" style="position:absolute;margin-left:219pt;margin-top:10.45pt;width:0;height:109.5pt;z-index:251662336;visibility:visible;mso-wrap-style:square;mso-width-percent:0;mso-height-percent:0;mso-wrap-distance-left:9pt;mso-wrap-distance-top:0;mso-wrap-distance-right:9pt;mso-wrap-distance-bottom:0;mso-position-horizontal:absolute;mso-position-horizontal-relative:text;mso-position-vertical:absolute;mso-position-vertical-relative:text;mso-width-percent:0;mso-height-percent:0;mso-width-relative:margin;mso-height-relative:margin" o:gfxdata="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" strokecolor="#156082 [3204]" strokeweight=".5pt">
+              <v:shape w14:anchorId="47216B65" id="Straight Arrow Connector 2" o:spid="_x0000_s1026" type="#_x0000_t32" style="position:absolute;margin-left:219pt;margin-top:10.45pt;width:0;height:109.5pt;z-index:251662336;visibility:visible;mso-wrap-style:square;mso-width-percent:0;mso-height-percent:0;mso-wrap-distance-left:9pt;mso-wrap-distance-top:0;mso-wrap-distance-right:9pt;mso-wrap-distance-bottom:0;mso-position-horizontal:absolute;mso-position-horizontal-relative:text;mso-position-vertical:absolute;mso-position-vertical-relative:text;mso-width-percent:0;mso-height-percent:0;mso-width-relative:margin;mso-height-relative:margin" o:gfxdata="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" strokecolor="#156082 [3204]" strokeweight=".5pt">
                 <v:stroke endarrow="block" joinstyle="miter"/>
               </v:shape>
             </w:pict>
@@ -10821,7 +11183,7 @@
           </mc:Choice>
           <mc:Fallback>
             <w:pict>
-              <v:shapetype w14:anchorId="7AA06CC3" id="_x0000_t34" coordsize="21600,21600" o:spt="34" o:oned="t" adj="10800" path="m,l@0,0@0,21600,21600,21600e" filled="f">
+              <v:shapetype w14:anchorId="2E0A7D93" id="_x0000_t34" coordsize="21600,21600" o:spt="34" o:oned="t" adj="10800" path="m,l@0,0@0,21600,21600,21600e" filled="f">
                 <v:stroke joinstyle="miter"/>
                 <v:formulas>
                   <v:f eqn="val #0"/>
@@ -10904,7 +11266,7 @@
           </mc:Choice>
           <mc:Fallback>
             <w:pict>
-              <v:shape w14:anchorId="602F9611" id="Connector: Elbow 6" o:spid="_x0000_s1026" type="#_x0000_t34" style="position:absolute;margin-left:290.25pt;margin-top:9.35pt;width:56.25pt;height:19.5pt;z-index:251666432;visibility:visible;mso-wrap-style:square;mso-width-percent:0;mso-height-percent:0;mso-wrap-distance-left:9pt;mso-wrap-distance-top:0;mso-wrap-distance-right:9pt;mso-wrap-distance-bottom:0;mso-position-horizontal:absolute;mso-position-horizontal-relative:text;mso-position-vertical:absolute;mso-position-vertical-relative:text;mso-width-percent:0;mso-height-percent:0;mso-width-relative:margin;mso-height-relative:margin" o:gfxdata="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" strokecolor="#156082 [3204]" strokeweight=".5pt">
+              <v:shape w14:anchorId="79B5B61A" id="Connector: Elbow 6" o:spid="_x0000_s1026" type="#_x0000_t34" style="position:absolute;margin-left:290.25pt;margin-top:9.35pt;width:56.25pt;height:19.5pt;z-index:251666432;visibility:visible;mso-wrap-style:square;mso-width-percent:0;mso-height-percent:0;mso-wrap-distance-left:9pt;mso-wrap-distance-top:0;mso-wrap-distance-right:9pt;mso-wrap-distance-bottom:0;mso-position-horizontal:absolute;mso-position-horizontal-relative:text;mso-position-vertical:absolute;mso-position-vertical-relative:text;mso-width-percent:0;mso-height-percent:0;mso-width-relative:margin;mso-height-relative:margin" o:gfxdata="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" strokecolor="#156082 [3204]" strokeweight=".5pt">
                 <v:stroke endarrow="block"/>
               </v:shape>
             </w:pict>
@@ -11026,7 +11388,23 @@
           <w:b/>
           <w:bCs/>
         </w:rPr>
-        <w:t>Mlflow.sklearn.log_model(model, “tag_name”)</w:t>
+        <w:t>Mlflow.sklearn.log_</w:t>
+      </w:r>
+      <w:proofErr w:type="gramStart"/>
+      <w:r>
+        <w:rPr>
+          <w:b/>
+          <w:bCs/>
+        </w:rPr>
+        <w:t>model(</w:t>
+      </w:r>
+      <w:proofErr w:type="gramEnd"/>
+      <w:r>
+        <w:rPr>
+          <w:b/>
+          <w:bCs/>
+        </w:rPr>
+        <w:t>model, “tag_name”)</w:t>
       </w:r>
     </w:p>
     <w:p>
@@ -11035,7 +11413,15 @@
         <w:ind w:left="486"/>
       </w:pPr>
       <w:r>
-        <w:t xml:space="preserve">Mlflow.log_model(model,”tag_name”), this does not track all the metadata as tracked by sklearn.log_model. </w:t>
+        <w:t>Mlflow.log_model(model</w:t>
+      </w:r>
+      <w:proofErr w:type="gramStart"/>
+      <w:r>
+        <w:t>,”tag</w:t>
+      </w:r>
+      <w:proofErr w:type="gramEnd"/>
+      <w:r>
+        <w:t xml:space="preserve">_name”), this does not track all the metadata as tracked by sklearn.log_model. </w:t>
       </w:r>
     </w:p>
     <w:p>
@@ -11091,7 +11477,23 @@
           <w:b/>
           <w:bCs/>
         </w:rPr>
-        <w:t>Mlflow.set_tag(“author”, “Harshal”)</w:t>
+        <w:t>Mlflow.set_</w:t>
+      </w:r>
+      <w:proofErr w:type="gramStart"/>
+      <w:r>
+        <w:rPr>
+          <w:b/>
+          <w:bCs/>
+        </w:rPr>
+        <w:t>tag(</w:t>
+      </w:r>
+      <w:proofErr w:type="gramEnd"/>
+      <w:r>
+        <w:rPr>
+          <w:b/>
+          <w:bCs/>
+        </w:rPr>
+        <w:t>“author”, “Harshal”)</w:t>
       </w:r>
     </w:p>
     <w:p>
@@ -11114,7 +11516,23 @@
           <w:b/>
           <w:bCs/>
         </w:rPr>
-        <w:t xml:space="preserve">Mlflow.set_tag(“model”, “decision tree”) </w:t>
+        <w:t>Mlflow.set_</w:t>
+      </w:r>
+      <w:proofErr w:type="gramStart"/>
+      <w:r>
+        <w:rPr>
+          <w:b/>
+          <w:bCs/>
+        </w:rPr>
+        <w:t>tag(</w:t>
+      </w:r>
+      <w:proofErr w:type="gramEnd"/>
+      <w:r>
+        <w:rPr>
+          <w:b/>
+          <w:bCs/>
+        </w:rPr>
+        <w:t xml:space="preserve">“model”, “decision tree”) </w:t>
       </w:r>
     </w:p>
     <w:p>
@@ -11268,7 +11686,15 @@
         <w:jc w:val="both"/>
       </w:pPr>
       <w:r>
-        <w:t>Create a account on DagsHub with git and connect it to git repo, cause the integration of the git and Dagshub is good.</w:t>
+        <w:t xml:space="preserve">Create </w:t>
+      </w:r>
+      <w:proofErr w:type="gramStart"/>
+      <w:r>
+        <w:t>a</w:t>
+      </w:r>
+      <w:proofErr w:type="gramEnd"/>
+      <w:r>
+        <w:t xml:space="preserve"> account on DagsHub with git and connect it to git repo, cause the integration of the git and Dagshub is good.</w:t>
       </w:r>
     </w:p>
     <w:p>
@@ -11665,7 +12091,7 @@
           </mc:Choice>
           <mc:Fallback>
             <w:pict>
-              <v:shape w14:anchorId="312B2077" id="Connector: Elbow 3" o:spid="_x0000_s1026" type="#_x0000_t34" style="position:absolute;margin-left:199.5pt;margin-top:7.6pt;width:9.75pt;height:141.75pt;z-index:251675648;visibility:visible;mso-wrap-style:square;mso-wrap-distance-left:9pt;mso-wrap-distance-top:0;mso-wrap-distance-right:9pt;mso-wrap-distance-bottom:0;mso-position-horizontal:absolute;mso-position-horizontal-relative:text;mso-position-vertical:absolute;mso-position-vertical-relative:text" o:gfxdata="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" adj="82246" strokecolor="#156082 [3204]" strokeweight="1.5pt"/>
+              <v:shape w14:anchorId="62F91F56" id="Connector: Elbow 3" o:spid="_x0000_s1026" type="#_x0000_t34" style="position:absolute;margin-left:199.5pt;margin-top:7.6pt;width:9.75pt;height:141.75pt;z-index:251675648;visibility:visible;mso-wrap-style:square;mso-wrap-distance-left:9pt;mso-wrap-distance-top:0;mso-wrap-distance-right:9pt;mso-wrap-distance-bottom:0;mso-position-horizontal:absolute;mso-position-horizontal-relative:text;mso-position-vertical:absolute;mso-position-vertical-relative:text" o:gfxdata="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" adj="82246" strokecolor="#156082 [3204]" strokeweight="1.5pt"/>
             </w:pict>
           </mc:Fallback>
         </mc:AlternateContent>
@@ -11882,7 +12308,7 @@
           </mc:Choice>
           <mc:Fallback>
             <w:pict>
-              <v:shape w14:anchorId="5602C764" id="Connector: Elbow 5" o:spid="_x0000_s1026" type="#_x0000_t34" style="position:absolute;margin-left:236.25pt;margin-top:.8pt;width:90pt;height:18pt;flip:y;z-index:251679744;visibility:visible;mso-wrap-style:square;mso-wrap-distance-left:9pt;mso-wrap-distance-top:0;mso-wrap-distance-right:9pt;mso-wrap-distance-bottom:0;mso-position-horizontal:absolute;mso-position-horizontal-relative:text;mso-position-vertical:absolute;mso-position-vertical-relative:text" o:gfxdata="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" strokecolor="black [3213]" strokeweight="1.5pt">
+              <v:shape w14:anchorId="48438182" id="Connector: Elbow 5" o:spid="_x0000_s1026" type="#_x0000_t34" style="position:absolute;margin-left:236.25pt;margin-top:.8pt;width:90pt;height:18pt;flip:y;z-index:251679744;visibility:visible;mso-wrap-style:square;mso-wrap-distance-left:9pt;mso-wrap-distance-top:0;mso-wrap-distance-right:9pt;mso-wrap-distance-bottom:0;mso-position-horizontal:absolute;mso-position-horizontal-relative:text;mso-position-vertical:absolute;mso-position-vertical-relative:text" o:gfxdata="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" strokecolor="black [3213]" strokeweight="1.5pt">
                 <v:stroke startarrow="block" endarrow="block"/>
               </v:shape>
             </w:pict>
@@ -12130,7 +12556,7 @@
           </mc:Choice>
           <mc:Fallback>
             <w:pict>
-              <v:shape w14:anchorId="2AD6B85F" id="Connector: Elbow 10" o:spid="_x0000_s1026" type="#_x0000_t34" style="position:absolute;margin-left:105.75pt;margin-top:86.8pt;width:75pt;height:30.75pt;z-index:251681792;visibility:visible;mso-wrap-style:square;mso-width-percent:0;mso-height-percent:0;mso-wrap-distance-left:9pt;mso-wrap-distance-top:0;mso-wrap-distance-right:9pt;mso-wrap-distance-bottom:0;mso-position-horizontal:absolute;mso-position-horizontal-relative:text;mso-position-vertical:absolute;mso-position-vertical-relative:text;mso-width-percent:0;mso-height-percent:0;mso-width-relative:margin;mso-height-relative:margin" o:gfxdata="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" adj="12712" strokecolor="#156082 [3204]" strokeweight="1.5pt">
+              <v:shape w14:anchorId="2E97D62D" id="Connector: Elbow 10" o:spid="_x0000_s1026" type="#_x0000_t34" style="position:absolute;margin-left:105.75pt;margin-top:86.8pt;width:75pt;height:30.75pt;z-index:251681792;visibility:visible;mso-wrap-style:square;mso-width-percent:0;mso-height-percent:0;mso-wrap-distance-left:9pt;mso-wrap-distance-top:0;mso-wrap-distance-right:9pt;mso-wrap-distance-bottom:0;mso-position-horizontal:absolute;mso-position-horizontal-relative:text;mso-position-vertical:absolute;mso-position-vertical-relative:text;mso-width-percent:0;mso-height-percent:0;mso-width-relative:margin;mso-height-relative:margin" o:gfxdata="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" adj="12712" strokecolor="#156082 [3204]" strokeweight="1.5pt">
                 <v:stroke startarrow="block" endarrow="block"/>
               </v:shape>
             </w:pict>
@@ -12331,7 +12757,7 @@
           </mc:Choice>
           <mc:Fallback>
             <w:pict>
-              <v:shape w14:anchorId="4CACCF60" id="Connector: Elbow 9" o:spid="_x0000_s1026" type="#_x0000_t34" style="position:absolute;margin-left:298.5pt;margin-top:96.55pt;width:45pt;height:21pt;z-index:251680768;visibility:visible;mso-wrap-style:square;mso-width-percent:0;mso-height-percent:0;mso-wrap-distance-left:9pt;mso-wrap-distance-top:0;mso-wrap-distance-right:9pt;mso-wrap-distance-bottom:0;mso-position-horizontal:absolute;mso-position-horizontal-relative:text;mso-position-vertical:absolute;mso-position-vertical-relative:text;mso-width-percent:0;mso-height-percent:0;mso-width-relative:margin;mso-height-relative:margin" o:gfxdata="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" strokecolor="#156082 [3204]" strokeweight=".5pt">
+              <v:shape w14:anchorId="789818FF" id="Connector: Elbow 9" o:spid="_x0000_s1026" type="#_x0000_t34" style="position:absolute;margin-left:298.5pt;margin-top:96.55pt;width:45pt;height:21pt;z-index:251680768;visibility:visible;mso-wrap-style:square;mso-width-percent:0;mso-height-percent:0;mso-wrap-distance-left:9pt;mso-wrap-distance-top:0;mso-wrap-distance-right:9pt;mso-wrap-distance-bottom:0;mso-position-horizontal:absolute;mso-position-horizontal-relative:text;mso-position-vertical:absolute;mso-position-vertical-relative:text;mso-width-percent:0;mso-height-percent:0;mso-width-relative:margin;mso-height-relative:margin" o:gfxdata="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" strokecolor="#156082 [3204]" strokeweight=".5pt">
                 <v:stroke startarrow="block" endarrow="block"/>
               </v:shape>
             </w:pict>
@@ -12528,27 +12954,221 @@
         <w:ind w:left="288"/>
         <w:jc w:val="both"/>
       </w:pPr>
-      <w:proofErr w:type="spellStart"/>
-      <w:r>
-        <w:t>train_df</w:t>
-      </w:r>
-      <w:proofErr w:type="spellEnd"/>
-      <w:r>
-        <w:t xml:space="preserve"> = </w:t>
-      </w:r>
-      <w:proofErr w:type="spellStart"/>
-      <w:r>
-        <w:t>mlflow.data.from_pandas</w:t>
-      </w:r>
-      <w:proofErr w:type="spellEnd"/>
-      <w:r>
-        <w:t>(</w:t>
-      </w:r>
-      <w:proofErr w:type="spellStart"/>
-      <w:r>
-        <w:t>train_df</w:t>
-      </w:r>
-      <w:proofErr w:type="spellEnd"/>
+      <w:r>
+        <w:t>train_df = mlflow.</w:t>
+      </w:r>
+      <w:proofErr w:type="gramStart"/>
+      <w:r>
+        <w:t>data.from</w:t>
+      </w:r>
+      <w:proofErr w:type="gramEnd"/>
+      <w:r>
+        <w:t>_pandas(train_df)</w:t>
+      </w:r>
+    </w:p>
+    <w:p>
+      <w:pPr>
+        <w:pStyle w:val="ListParagraph"/>
+        <w:ind w:left="288"/>
+        <w:jc w:val="both"/>
+      </w:pPr>
+      <w:r>
+        <w:t>test_df = mlflow.</w:t>
+      </w:r>
+      <w:proofErr w:type="gramStart"/>
+      <w:r>
+        <w:t>data.from</w:t>
+      </w:r>
+      <w:proofErr w:type="gramEnd"/>
+      <w:r>
+        <w:t>_pandas(test_df)</w:t>
+      </w:r>
+    </w:p>
+    <w:p>
+      <w:pPr>
+        <w:pStyle w:val="ListParagraph"/>
+        <w:ind w:left="288"/>
+        <w:jc w:val="both"/>
+      </w:pPr>
+    </w:p>
+    <w:p>
+      <w:pPr>
+        <w:pStyle w:val="ListParagraph"/>
+        <w:ind w:left="288"/>
+        <w:jc w:val="both"/>
+      </w:pPr>
+      <w:r>
+        <w:t>mlflow.log_</w:t>
+      </w:r>
+      <w:proofErr w:type="gramStart"/>
+      <w:r>
+        <w:t>input(</w:t>
+      </w:r>
+      <w:proofErr w:type="gramEnd"/>
+      <w:r>
+        <w:t>train_df, “train_data”)</w:t>
+      </w:r>
+    </w:p>
+    <w:p>
+      <w:pPr>
+        <w:pStyle w:val="ListParagraph"/>
+        <w:ind w:left="288"/>
+        <w:jc w:val="both"/>
+      </w:pPr>
+      <w:r>
+        <w:t>mlflow.log_</w:t>
+      </w:r>
+      <w:proofErr w:type="gramStart"/>
+      <w:r>
+        <w:t>input(</w:t>
+      </w:r>
+      <w:proofErr w:type="gramEnd"/>
+      <w:r>
+        <w:t>test_df, “test_data”)</w:t>
+      </w:r>
+    </w:p>
+    <w:p>
+      <w:pPr>
+        <w:pStyle w:val="ListParagraph"/>
+        <w:ind w:left="288"/>
+        <w:jc w:val="both"/>
+      </w:pPr>
+    </w:p>
+    <w:p>
+      <w:pPr>
+        <w:pStyle w:val="ListParagraph"/>
+        <w:ind w:left="288"/>
+        <w:jc w:val="both"/>
+      </w:pPr>
+    </w:p>
+    <w:p>
+      <w:pPr>
+        <w:pStyle w:val="ListParagraph"/>
+        <w:numPr>
+          <w:ilvl w:val="0"/>
+          <w:numId w:val="9"/>
+        </w:numPr>
+        <w:jc w:val="both"/>
+        <w:rPr>
+          <w:b/>
+          <w:bCs/>
+        </w:rPr>
+      </w:pPr>
+      <w:r>
+        <w:rPr>
+          <w:b/>
+          <w:bCs/>
+        </w:rPr>
+        <w:t xml:space="preserve">Autologging in MLFLOW: </w:t>
+      </w:r>
+    </w:p>
+    <w:p>
+      <w:pPr>
+        <w:pStyle w:val="ListParagraph"/>
+        <w:ind w:left="288"/>
+        <w:jc w:val="both"/>
+      </w:pPr>
+      <w:r>
+        <w:t>MLflow autologging is a feature that automatically tracks and logs parameters, metrics, artifacts, and models from machine learning training sessions with minimal code. It simplifies experiment tracking by capturing useful details like hyperparameters, evaluation metrics, and the trained model without manual logging calls, supporting many popular ML libraries. This improves workflow efficiency and ensures consistent, reproducible experiment records.</w:t>
+      </w:r>
+    </w:p>
+    <w:p>
+      <w:pPr>
+        <w:pStyle w:val="ListParagraph"/>
+        <w:ind w:left="288"/>
+        <w:jc w:val="both"/>
+      </w:pPr>
+    </w:p>
+    <w:p>
+      <w:pPr>
+        <w:pStyle w:val="ListParagraph"/>
+        <w:ind w:left="288"/>
+        <w:jc w:val="both"/>
+      </w:pPr>
+      <w:r>
+        <w:t>import mlflow</w:t>
+      </w:r>
+    </w:p>
+    <w:p>
+      <w:pPr>
+        <w:pStyle w:val="ListParagraph"/>
+        <w:ind w:left="288"/>
+        <w:jc w:val="both"/>
+      </w:pPr>
+      <w:r>
+        <w:t xml:space="preserve">import </w:t>
+      </w:r>
+      <w:proofErr w:type="gramStart"/>
+      <w:r>
+        <w:t>mlflow.sklearn</w:t>
+      </w:r>
+      <w:proofErr w:type="gramEnd"/>
+    </w:p>
+    <w:p>
+      <w:pPr>
+        <w:pStyle w:val="ListParagraph"/>
+        <w:ind w:left="288"/>
+        <w:jc w:val="both"/>
+      </w:pPr>
+      <w:r>
+        <w:t xml:space="preserve">from </w:t>
+      </w:r>
+      <w:proofErr w:type="gramStart"/>
+      <w:r>
+        <w:t>sklearn.ensemble</w:t>
+      </w:r>
+      <w:proofErr w:type="gramEnd"/>
+      <w:r>
+        <w:t xml:space="preserve"> import RandomForestClassifier</w:t>
+      </w:r>
+    </w:p>
+    <w:p>
+      <w:pPr>
+        <w:pStyle w:val="ListParagraph"/>
+        <w:ind w:left="288"/>
+        <w:jc w:val="both"/>
+      </w:pPr>
+      <w:proofErr w:type="gramStart"/>
+      <w:r>
+        <w:t>mlflow.sklearn</w:t>
+      </w:r>
+      <w:proofErr w:type="gramEnd"/>
+      <w:r>
+        <w:t>.autolog()  # Enable autologging for scikit-learn</w:t>
+      </w:r>
+    </w:p>
+    <w:p>
+      <w:pPr>
+        <w:pStyle w:val="ListParagraph"/>
+        <w:ind w:left="288"/>
+        <w:jc w:val="both"/>
+      </w:pPr>
+      <w:r>
+        <w:t xml:space="preserve">with </w:t>
+      </w:r>
+      <w:proofErr w:type="gramStart"/>
+      <w:r>
+        <w:t>mlflow.start</w:t>
+      </w:r>
+      <w:proofErr w:type="gramEnd"/>
+      <w:r>
+        <w:t>_run():</w:t>
+      </w:r>
+    </w:p>
+    <w:p>
+      <w:pPr>
+        <w:pStyle w:val="ListParagraph"/>
+        <w:ind w:left="288"/>
+        <w:jc w:val="both"/>
+      </w:pPr>
+      <w:r>
+        <w:t xml:space="preserve">    model = </w:t>
+      </w:r>
+      <w:proofErr w:type="gramStart"/>
+      <w:r>
+        <w:t>RandomForestClassifier(</w:t>
+      </w:r>
+      <w:proofErr w:type="gramEnd"/>
       <w:r>
         <w:t>)</w:t>
       </w:r>
@@ -12559,293 +13179,16 @@
         <w:ind w:left="288"/>
         <w:jc w:val="both"/>
       </w:pPr>
-      <w:proofErr w:type="spellStart"/>
-      <w:r>
-        <w:t>test_df</w:t>
-      </w:r>
-      <w:proofErr w:type="spellEnd"/>
-      <w:r>
-        <w:t xml:space="preserve"> = </w:t>
-      </w:r>
-      <w:proofErr w:type="spellStart"/>
-      <w:r>
-        <w:t>mlflow.data.from_pandas</w:t>
-      </w:r>
-      <w:proofErr w:type="spellEnd"/>
-      <w:r>
-        <w:t>(</w:t>
-      </w:r>
-      <w:proofErr w:type="spellStart"/>
-      <w:r>
-        <w:t>test_df</w:t>
-      </w:r>
-      <w:proofErr w:type="spellEnd"/>
-      <w:r>
-        <w:t>)</w:t>
-      </w:r>
-    </w:p>
-    <w:p>
-      <w:pPr>
-        <w:pStyle w:val="ListParagraph"/>
-        <w:ind w:left="288"/>
-        <w:jc w:val="both"/>
-      </w:pPr>
-    </w:p>
-    <w:p>
-      <w:pPr>
-        <w:pStyle w:val="ListParagraph"/>
-        <w:ind w:left="288"/>
-        <w:jc w:val="both"/>
-      </w:pPr>
-      <w:proofErr w:type="spellStart"/>
-      <w:r>
-        <w:t>mlflow.log_input</w:t>
-      </w:r>
-      <w:proofErr w:type="spellEnd"/>
-      <w:r>
-        <w:t>(</w:t>
-      </w:r>
-      <w:proofErr w:type="spellStart"/>
-      <w:r>
-        <w:t>train_df</w:t>
-      </w:r>
-      <w:proofErr w:type="spellEnd"/>
-      <w:r>
-        <w:t>, “</w:t>
-      </w:r>
-      <w:proofErr w:type="spellStart"/>
-      <w:r>
-        <w:t>train_data</w:t>
-      </w:r>
-      <w:proofErr w:type="spellEnd"/>
-      <w:r>
-        <w:t>”)</w:t>
-      </w:r>
-    </w:p>
-    <w:p>
-      <w:pPr>
-        <w:pStyle w:val="ListParagraph"/>
-        <w:ind w:left="288"/>
-        <w:jc w:val="both"/>
-      </w:pPr>
-      <w:proofErr w:type="spellStart"/>
-      <w:r>
-        <w:t>mlflow.log_input</w:t>
-      </w:r>
-      <w:proofErr w:type="spellEnd"/>
-      <w:r>
-        <w:t>(</w:t>
-      </w:r>
-      <w:proofErr w:type="spellStart"/>
-      <w:r>
-        <w:t>test_df</w:t>
-      </w:r>
-      <w:proofErr w:type="spellEnd"/>
-      <w:r>
-        <w:t>, “</w:t>
-      </w:r>
-      <w:proofErr w:type="spellStart"/>
-      <w:r>
-        <w:t>test_data</w:t>
-      </w:r>
-      <w:proofErr w:type="spellEnd"/>
-      <w:r>
-        <w:t>”)</w:t>
-      </w:r>
-    </w:p>
-    <w:p>
-      <w:pPr>
-        <w:pStyle w:val="ListParagraph"/>
-        <w:ind w:left="288"/>
-        <w:jc w:val="both"/>
-      </w:pPr>
-    </w:p>
-    <w:p>
-      <w:pPr>
-        <w:pStyle w:val="ListParagraph"/>
-        <w:ind w:left="288"/>
-        <w:jc w:val="both"/>
-      </w:pPr>
-    </w:p>
-    <w:p>
-      <w:pPr>
-        <w:pStyle w:val="ListParagraph"/>
-        <w:numPr>
-          <w:ilvl w:val="0"/>
-          <w:numId w:val="9"/>
-        </w:numPr>
-        <w:jc w:val="both"/>
-        <w:rPr>
-          <w:b/>
-          <w:bCs/>
-        </w:rPr>
-      </w:pPr>
-      <w:r>
-        <w:rPr>
-          <w:b/>
-          <w:bCs/>
-        </w:rPr>
-        <w:t xml:space="preserve">Autologging in MLFLOW: </w:t>
-      </w:r>
-    </w:p>
-    <w:p>
-      <w:pPr>
-        <w:pStyle w:val="ListParagraph"/>
-        <w:ind w:left="288"/>
-        <w:jc w:val="both"/>
-      </w:pPr>
-      <w:proofErr w:type="spellStart"/>
-      <w:r>
-        <w:t>MLflow</w:t>
-      </w:r>
-      <w:proofErr w:type="spellEnd"/>
-      <w:r>
-        <w:t xml:space="preserve"> </w:t>
-      </w:r>
-      <w:proofErr w:type="spellStart"/>
-      <w:r>
-        <w:t>autologging</w:t>
-      </w:r>
-      <w:proofErr w:type="spellEnd"/>
-      <w:r>
-        <w:t xml:space="preserve"> is a feature that automatically tracks and logs parameters, metrics, artifacts, and models from machine learning training sessions with minimal code. It simplifies experiment tracking by capturing useful details like hyperparameters, evaluation metrics, and the trained model without manual logging calls, supporting many popular ML libraries. This improves workflow efficiency and ensures consistent, reproducible experiment records.</w:t>
-      </w:r>
-    </w:p>
-    <w:p>
-      <w:pPr>
-        <w:pStyle w:val="ListParagraph"/>
-        <w:ind w:left="288"/>
-        <w:jc w:val="both"/>
-      </w:pPr>
-    </w:p>
-    <w:p>
-      <w:pPr>
-        <w:pStyle w:val="ListParagraph"/>
-        <w:ind w:left="288"/>
-        <w:jc w:val="both"/>
-      </w:pPr>
-      <w:r>
-        <w:t xml:space="preserve">import </w:t>
-      </w:r>
-      <w:proofErr w:type="spellStart"/>
-      <w:r>
-        <w:t>mlflow</w:t>
-      </w:r>
-      <w:proofErr w:type="spellEnd"/>
-    </w:p>
-    <w:p>
-      <w:pPr>
-        <w:pStyle w:val="ListParagraph"/>
-        <w:ind w:left="288"/>
-        <w:jc w:val="both"/>
-      </w:pPr>
-      <w:r>
-        <w:t xml:space="preserve">import </w:t>
-      </w:r>
-      <w:proofErr w:type="spellStart"/>
-      <w:r>
-        <w:t>mlflow.sklearn</w:t>
-      </w:r>
-      <w:proofErr w:type="spellEnd"/>
-    </w:p>
-    <w:p>
-      <w:pPr>
-        <w:pStyle w:val="ListParagraph"/>
-        <w:ind w:left="288"/>
-        <w:jc w:val="both"/>
-      </w:pPr>
-      <w:r>
-        <w:t xml:space="preserve">from </w:t>
-      </w:r>
-      <w:proofErr w:type="spellStart"/>
-      <w:r>
-        <w:t>sklearn.ensemble</w:t>
-      </w:r>
-      <w:proofErr w:type="spellEnd"/>
-      <w:r>
-        <w:t xml:space="preserve"> import </w:t>
-      </w:r>
-      <w:proofErr w:type="spellStart"/>
-      <w:r>
-        <w:t>RandomForestClassifier</w:t>
-      </w:r>
-      <w:proofErr w:type="spellEnd"/>
-    </w:p>
-    <w:p>
-      <w:pPr>
-        <w:pStyle w:val="ListParagraph"/>
-        <w:ind w:left="288"/>
-        <w:jc w:val="both"/>
-      </w:pPr>
-      <w:proofErr w:type="spellStart"/>
-      <w:r>
-        <w:t>mlflow.sklearn.autolog</w:t>
-      </w:r>
-      <w:proofErr w:type="spellEnd"/>
-      <w:r>
-        <w:t xml:space="preserve">()  # Enable </w:t>
-      </w:r>
-      <w:proofErr w:type="spellStart"/>
-      <w:r>
-        <w:t>autologging</w:t>
-      </w:r>
-      <w:proofErr w:type="spellEnd"/>
-      <w:r>
-        <w:t xml:space="preserve"> for scikit-learn</w:t>
-      </w:r>
-    </w:p>
-    <w:p>
-      <w:pPr>
-        <w:pStyle w:val="ListParagraph"/>
-        <w:ind w:left="288"/>
-        <w:jc w:val="both"/>
-      </w:pPr>
-      <w:r>
-        <w:t>with mlflow.start_run():</w:t>
-      </w:r>
-    </w:p>
-    <w:p>
-      <w:pPr>
-        <w:pStyle w:val="ListParagraph"/>
-        <w:ind w:left="288"/>
-        <w:jc w:val="both"/>
-      </w:pPr>
-      <w:r>
-        <w:t xml:space="preserve">    model = </w:t>
-      </w:r>
-      <w:proofErr w:type="spellStart"/>
-      <w:r>
-        <w:t>RandomForestClassifier</w:t>
-      </w:r>
-      <w:proofErr w:type="spellEnd"/>
-      <w:r>
-        <w:t>()</w:t>
-      </w:r>
-    </w:p>
-    <w:p>
-      <w:pPr>
-        <w:pStyle w:val="ListParagraph"/>
-        <w:ind w:left="288"/>
-        <w:jc w:val="both"/>
-      </w:pPr>
       <w:r>
         <w:t xml:space="preserve">    </w:t>
       </w:r>
-      <w:proofErr w:type="spellStart"/>
-      <w:r>
-        <w:t>model.fit</w:t>
-      </w:r>
-      <w:proofErr w:type="spellEnd"/>
-      <w:r>
-        <w:t xml:space="preserve">(X_train, </w:t>
-      </w:r>
-      <w:proofErr w:type="spellStart"/>
-      <w:r>
-        <w:t>y_train</w:t>
-      </w:r>
-      <w:proofErr w:type="spellEnd"/>
-      <w:r>
-        <w:t>)</w:t>
+      <w:proofErr w:type="gramStart"/>
+      <w:r>
+        <w:t>model.fit(</w:t>
+      </w:r>
+      <w:proofErr w:type="gramEnd"/>
+      <w:r>
+        <w:t>X_train, y_train)</w:t>
       </w:r>
     </w:p>
     <w:p>
@@ -13125,6 +13468,7 @@
           <w:bCs/>
         </w:rPr>
       </w:pPr>
+      <w:proofErr w:type="gramStart"/>
       <w:r>
         <w:rPr>
           <w:b/>
@@ -13139,6 +13483,7 @@
         </w:rPr>
         <w:t xml:space="preserve"> Essence</w:t>
       </w:r>
+      <w:proofErr w:type="gramEnd"/>
       <w:r>
         <w:rPr>
           <w:b/>
@@ -16486,7 +16831,7 @@
       <w:lvlText w:val="-"/>
       <w:lvlJc w:val="left"/>
       <w:pPr>
-        <w:ind w:left="-180" w:hanging="72"/>
+        <w:ind w:left="216" w:hanging="72"/>
       </w:pPr>
       <w:rPr>
         <w:rFonts w:ascii="Calibri" w:eastAsiaTheme="minorHAnsi" w:hAnsi="Calibri" w:hint="default"/>
@@ -16499,7 +16844,7 @@
       <w:lvlText w:val="o"/>
       <w:lvlJc w:val="left"/>
       <w:pPr>
-        <w:ind w:left="900" w:hanging="360"/>
+        <w:ind w:left="1296" w:hanging="360"/>
       </w:pPr>
       <w:rPr>
         <w:rFonts w:ascii="Courier New" w:hAnsi="Courier New" w:cs="Courier New" w:hint="default"/>
@@ -16511,7 +16856,7 @@
       <w:lvlText w:val=""/>
       <w:lvlJc w:val="left"/>
       <w:pPr>
-        <w:ind w:left="1620" w:hanging="360"/>
+        <w:ind w:left="2016" w:hanging="360"/>
       </w:pPr>
       <w:rPr>
         <w:rFonts w:ascii="Wingdings" w:hAnsi="Wingdings" w:hint="default"/>
@@ -16523,7 +16868,7 @@
       <w:lvlText w:val=""/>
       <w:lvlJc w:val="left"/>
       <w:pPr>
-        <w:ind w:left="2340" w:hanging="360"/>
+        <w:ind w:left="2736" w:hanging="360"/>
       </w:pPr>
       <w:rPr>
         <w:rFonts w:ascii="Symbol" w:hAnsi="Symbol" w:hint="default"/>
@@ -16535,7 +16880,7 @@
       <w:lvlText w:val="o"/>
       <w:lvlJc w:val="left"/>
       <w:pPr>
-        <w:ind w:left="3060" w:hanging="360"/>
+        <w:ind w:left="3456" w:hanging="360"/>
       </w:pPr>
       <w:rPr>
         <w:rFonts w:ascii="Courier New" w:hAnsi="Courier New" w:cs="Courier New" w:hint="default"/>
@@ -16547,7 +16892,7 @@
       <w:lvlText w:val=""/>
       <w:lvlJc w:val="left"/>
       <w:pPr>
-        <w:ind w:left="3780" w:hanging="360"/>
+        <w:ind w:left="4176" w:hanging="360"/>
       </w:pPr>
       <w:rPr>
         <w:rFonts w:ascii="Wingdings" w:hAnsi="Wingdings" w:hint="default"/>
@@ -16559,7 +16904,7 @@
       <w:lvlText w:val=""/>
       <w:lvlJc w:val="left"/>
       <w:pPr>
-        <w:ind w:left="4500" w:hanging="360"/>
+        <w:ind w:left="4896" w:hanging="360"/>
       </w:pPr>
       <w:rPr>
         <w:rFonts w:ascii="Symbol" w:hAnsi="Symbol" w:hint="default"/>
@@ -16571,7 +16916,7 @@
       <w:lvlText w:val="o"/>
       <w:lvlJc w:val="left"/>
       <w:pPr>
-        <w:ind w:left="5220" w:hanging="360"/>
+        <w:ind w:left="5616" w:hanging="360"/>
       </w:pPr>
       <w:rPr>
         <w:rFonts w:ascii="Courier New" w:hAnsi="Courier New" w:cs="Courier New" w:hint="default"/>
@@ -16583,7 +16928,7 @@
       <w:lvlText w:val=""/>
       <w:lvlJc w:val="left"/>
       <w:pPr>
-        <w:ind w:left="5940" w:hanging="360"/>
+        <w:ind w:left="6336" w:hanging="360"/>
       </w:pPr>
       <w:rPr>
         <w:rFonts w:ascii="Wingdings" w:hAnsi="Wingdings" w:hint="default"/>
@@ -18803,7 +19148,7 @@
       <w:lvlText w:val="-"/>
       <w:lvlJc w:val="left"/>
       <w:pPr>
-        <w:ind w:left="306" w:hanging="216"/>
+        <w:ind w:left="486" w:hanging="216"/>
       </w:pPr>
       <w:rPr>
         <w:rFonts w:ascii="Aptos" w:eastAsiaTheme="minorHAnsi" w:hAnsi="Aptos" w:cstheme="minorBidi" w:hint="default"/>
@@ -18817,7 +19162,7 @@
       <w:lvlText w:val="o"/>
       <w:lvlJc w:val="left"/>
       <w:pPr>
-        <w:ind w:left="2520" w:hanging="360"/>
+        <w:ind w:left="2700" w:hanging="360"/>
       </w:pPr>
       <w:rPr>
         <w:rFonts w:ascii="Courier New" w:hAnsi="Courier New" w:cs="Courier New" w:hint="default"/>
@@ -18829,7 +19174,7 @@
       <w:lvlText w:val=""/>
       <w:lvlJc w:val="left"/>
       <w:pPr>
-        <w:ind w:left="3240" w:hanging="360"/>
+        <w:ind w:left="3420" w:hanging="360"/>
       </w:pPr>
       <w:rPr>
         <w:rFonts w:ascii="Wingdings" w:hAnsi="Wingdings" w:hint="default"/>
@@ -18841,7 +19186,7 @@
       <w:lvlText w:val=""/>
       <w:lvlJc w:val="left"/>
       <w:pPr>
-        <w:ind w:left="3960" w:hanging="360"/>
+        <w:ind w:left="4140" w:hanging="360"/>
       </w:pPr>
       <w:rPr>
         <w:rFonts w:ascii="Symbol" w:hAnsi="Symbol" w:hint="default"/>
@@ -18853,7 +19198,7 @@
       <w:lvlText w:val="o"/>
       <w:lvlJc w:val="left"/>
       <w:pPr>
-        <w:ind w:left="4680" w:hanging="360"/>
+        <w:ind w:left="4860" w:hanging="360"/>
       </w:pPr>
       <w:rPr>
         <w:rFonts w:ascii="Courier New" w:hAnsi="Courier New" w:cs="Courier New" w:hint="default"/>
@@ -18865,7 +19210,7 @@
       <w:lvlText w:val=""/>
       <w:lvlJc w:val="left"/>
       <w:pPr>
-        <w:ind w:left="5400" w:hanging="360"/>
+        <w:ind w:left="5580" w:hanging="360"/>
       </w:pPr>
       <w:rPr>
         <w:rFonts w:ascii="Wingdings" w:hAnsi="Wingdings" w:hint="default"/>
@@ -18877,7 +19222,7 @@
       <w:lvlText w:val=""/>
       <w:lvlJc w:val="left"/>
       <w:pPr>
-        <w:ind w:left="6120" w:hanging="360"/>
+        <w:ind w:left="6300" w:hanging="360"/>
       </w:pPr>
       <w:rPr>
         <w:rFonts w:ascii="Symbol" w:hAnsi="Symbol" w:hint="default"/>
@@ -18889,7 +19234,7 @@
       <w:lvlText w:val="o"/>
       <w:lvlJc w:val="left"/>
       <w:pPr>
-        <w:ind w:left="6840" w:hanging="360"/>
+        <w:ind w:left="7020" w:hanging="360"/>
       </w:pPr>
       <w:rPr>
         <w:rFonts w:ascii="Courier New" w:hAnsi="Courier New" w:cs="Courier New" w:hint="default"/>
@@ -18901,7 +19246,7 @@
       <w:lvlText w:val=""/>
       <w:lvlJc w:val="left"/>
       <w:pPr>
-        <w:ind w:left="7560" w:hanging="360"/>
+        <w:ind w:left="7740" w:hanging="360"/>
       </w:pPr>
       <w:rPr>
         <w:rFonts w:ascii="Wingdings" w:hAnsi="Wingdings" w:hint="default"/>
@@ -19376,7 +19721,7 @@
       <w:lvlText w:val="-"/>
       <w:lvlJc w:val="left"/>
       <w:pPr>
-        <w:ind w:left="216" w:hanging="216"/>
+        <w:ind w:left="396" w:hanging="216"/>
       </w:pPr>
       <w:rPr>
         <w:rFonts w:ascii="Calibri" w:eastAsiaTheme="minorHAnsi" w:hAnsi="Calibri" w:hint="default"/>
@@ -19389,7 +19734,7 @@
       <w:lvlText w:val="o"/>
       <w:lvlJc w:val="left"/>
       <w:pPr>
-        <w:ind w:left="1350" w:hanging="360"/>
+        <w:ind w:left="1530" w:hanging="360"/>
       </w:pPr>
       <w:rPr>
         <w:rFonts w:ascii="Courier New" w:hAnsi="Courier New" w:cs="Courier New" w:hint="default"/>
@@ -19401,7 +19746,7 @@
       <w:lvlText w:val=""/>
       <w:lvlJc w:val="left"/>
       <w:pPr>
-        <w:ind w:left="2070" w:hanging="360"/>
+        <w:ind w:left="2250" w:hanging="360"/>
       </w:pPr>
       <w:rPr>
         <w:rFonts w:ascii="Wingdings" w:hAnsi="Wingdings" w:hint="default"/>
@@ -19413,7 +19758,7 @@
       <w:lvlText w:val=""/>
       <w:lvlJc w:val="left"/>
       <w:pPr>
-        <w:ind w:left="2790" w:hanging="360"/>
+        <w:ind w:left="2970" w:hanging="360"/>
       </w:pPr>
       <w:rPr>
         <w:rFonts w:ascii="Symbol" w:hAnsi="Symbol" w:hint="default"/>
@@ -19425,7 +19770,7 @@
       <w:lvlText w:val="o"/>
       <w:lvlJc w:val="left"/>
       <w:pPr>
-        <w:ind w:left="3510" w:hanging="360"/>
+        <w:ind w:left="3690" w:hanging="360"/>
       </w:pPr>
       <w:rPr>
         <w:rFonts w:ascii="Courier New" w:hAnsi="Courier New" w:cs="Courier New" w:hint="default"/>
@@ -19437,7 +19782,7 @@
       <w:lvlText w:val=""/>
       <w:lvlJc w:val="left"/>
       <w:pPr>
-        <w:ind w:left="4230" w:hanging="360"/>
+        <w:ind w:left="4410" w:hanging="360"/>
       </w:pPr>
       <w:rPr>
         <w:rFonts w:ascii="Wingdings" w:hAnsi="Wingdings" w:hint="default"/>
@@ -19449,7 +19794,7 @@
       <w:lvlText w:val=""/>
       <w:lvlJc w:val="left"/>
       <w:pPr>
-        <w:ind w:left="4950" w:hanging="360"/>
+        <w:ind w:left="5130" w:hanging="360"/>
       </w:pPr>
       <w:rPr>
         <w:rFonts w:ascii="Symbol" w:hAnsi="Symbol" w:hint="default"/>
@@ -19461,7 +19806,7 @@
       <w:lvlText w:val="o"/>
       <w:lvlJc w:val="left"/>
       <w:pPr>
-        <w:ind w:left="5670" w:hanging="360"/>
+        <w:ind w:left="5850" w:hanging="360"/>
       </w:pPr>
       <w:rPr>
         <w:rFonts w:ascii="Courier New" w:hAnsi="Courier New" w:cs="Courier New" w:hint="default"/>
@@ -19473,7 +19818,7 @@
       <w:lvlText w:val=""/>
       <w:lvlJc w:val="left"/>
       <w:pPr>
-        <w:ind w:left="6390" w:hanging="360"/>
+        <w:ind w:left="6570" w:hanging="360"/>
       </w:pPr>
       <w:rPr>
         <w:rFonts w:ascii="Wingdings" w:hAnsi="Wingdings" w:hint="default"/>
@@ -22781,7 +23126,6 @@
   <w:style w:type="character" w:default="1" w:styleId="DefaultParagraphFont">
     <w:name w:val="Default Paragraph Font"/>
     <w:uiPriority w:val="1"/>
-    <w:semiHidden/>
     <w:unhideWhenUsed/>
   </w:style>
   <w:style w:type="table" w:default="1" w:styleId="TableNormal">

--- a/5_MLOPS.docx
+++ b/5_MLOPS.docx
@@ -57,7 +57,7 @@
           <w:r>
             <w:fldChar w:fldCharType="separate"/>
           </w:r>
-          <w:hyperlink w:anchor="_Toc209173882" w:history="1">
+          <w:hyperlink w:anchor="_Toc210112407" w:history="1">
             <w:r>
               <w:rPr>
                 <w:rStyle w:val="Hyperlink"/>
@@ -92,7 +92,7 @@
                 <w:noProof/>
                 <w:webHidden/>
               </w:rPr>
-              <w:instrText xml:space="preserve"> PAGEREF _Toc209173882 \h </w:instrText>
+              <w:instrText xml:space="preserve"> PAGEREF _Toc210112407 \h </w:instrText>
             </w:r>
             <w:r>
               <w:rPr>
@@ -134,7 +134,7 @@
               <w:lang w:eastAsia="en-IN"/>
             </w:rPr>
           </w:pPr>
-          <w:hyperlink w:anchor="_Toc209173883" w:history="1">
+          <w:hyperlink w:anchor="_Toc210112408" w:history="1">
             <w:r>
               <w:rPr>
                 <w:rStyle w:val="Hyperlink"/>
@@ -161,7 +161,7 @@
                 <w:noProof/>
                 <w:webHidden/>
               </w:rPr>
-              <w:instrText xml:space="preserve"> PAGEREF _Toc209173883 \h </w:instrText>
+              <w:instrText xml:space="preserve"> PAGEREF _Toc210112408 \h </w:instrText>
             </w:r>
             <w:r>
               <w:rPr>
@@ -203,7 +203,7 @@
               <w:lang w:eastAsia="en-IN"/>
             </w:rPr>
           </w:pPr>
-          <w:hyperlink w:anchor="_Toc209173884" w:history="1">
+          <w:hyperlink w:anchor="_Toc210112409" w:history="1">
             <w:r>
               <w:rPr>
                 <w:rStyle w:val="Hyperlink"/>
@@ -239,7 +239,7 @@
                 <w:noProof/>
                 <w:webHidden/>
               </w:rPr>
-              <w:instrText xml:space="preserve"> PAGEREF _Toc209173884 \h </w:instrText>
+              <w:instrText xml:space="preserve"> PAGEREF _Toc210112409 \h </w:instrText>
             </w:r>
             <w:r>
               <w:rPr>
@@ -281,7 +281,7 @@
               <w:lang w:eastAsia="en-IN"/>
             </w:rPr>
           </w:pPr>
-          <w:hyperlink w:anchor="_Toc209173885" w:history="1">
+          <w:hyperlink w:anchor="_Toc210112410" w:history="1">
             <w:r>
               <w:rPr>
                 <w:rStyle w:val="Hyperlink"/>
@@ -317,7 +317,7 @@
                 <w:noProof/>
                 <w:webHidden/>
               </w:rPr>
-              <w:instrText xml:space="preserve"> PAGEREF _Toc209173885 \h </w:instrText>
+              <w:instrText xml:space="preserve"> PAGEREF _Toc210112410 \h </w:instrText>
             </w:r>
             <w:r>
               <w:rPr>
@@ -359,7 +359,7 @@
               <w:lang w:eastAsia="en-IN"/>
             </w:rPr>
           </w:pPr>
-          <w:hyperlink w:anchor="_Toc209173886" w:history="1">
+          <w:hyperlink w:anchor="_Toc210112411" w:history="1">
             <w:r>
               <w:rPr>
                 <w:rStyle w:val="Hyperlink"/>
@@ -386,7 +386,7 @@
                 <w:noProof/>
                 <w:webHidden/>
               </w:rPr>
-              <w:instrText xml:space="preserve"> PAGEREF _Toc209173886 \h </w:instrText>
+              <w:instrText xml:space="preserve"> PAGEREF _Toc210112411 \h </w:instrText>
             </w:r>
             <w:r>
               <w:rPr>
@@ -429,7 +429,7 @@
               <w:lang w:eastAsia="en-IN"/>
             </w:rPr>
           </w:pPr>
-          <w:hyperlink w:anchor="_Toc209173887" w:history="1">
+          <w:hyperlink w:anchor="_Toc210112412" w:history="1">
             <w:r>
               <w:rPr>
                 <w:rStyle w:val="Hyperlink"/>
@@ -470,7 +470,7 @@
                 <w:noProof/>
                 <w:webHidden/>
               </w:rPr>
-              <w:instrText xml:space="preserve"> PAGEREF _Toc209173887 \h </w:instrText>
+              <w:instrText xml:space="preserve"> PAGEREF _Toc210112412 \h </w:instrText>
             </w:r>
             <w:r>
               <w:rPr>
@@ -490,7 +490,7 @@
                 <w:noProof/>
                 <w:webHidden/>
               </w:rPr>
-              <w:t>17</w:t>
+              <w:t>18</w:t>
             </w:r>
             <w:r>
               <w:rPr>
@@ -512,7 +512,7 @@
               <w:lang w:eastAsia="en-IN"/>
             </w:rPr>
           </w:pPr>
-          <w:hyperlink w:anchor="_Toc209173888" w:history="1">
+          <w:hyperlink w:anchor="_Toc210112413" w:history="1">
             <w:r>
               <w:rPr>
                 <w:rStyle w:val="Hyperlink"/>
@@ -541,76 +541,7 @@
                 <w:noProof/>
                 <w:webHidden/>
               </w:rPr>
-              <w:instrText xml:space="preserve"> PAGEREF _Toc209173888 \h </w:instrText>
-            </w:r>
-            <w:r>
-              <w:rPr>
-                <w:noProof/>
-                <w:webHidden/>
-              </w:rPr>
-            </w:r>
-            <w:r>
-              <w:rPr>
-                <w:noProof/>
-                <w:webHidden/>
-              </w:rPr>
-              <w:fldChar w:fldCharType="separate"/>
-            </w:r>
-            <w:r>
-              <w:rPr>
-                <w:noProof/>
-                <w:webHidden/>
-              </w:rPr>
-              <w:t>28</w:t>
-            </w:r>
-            <w:r>
-              <w:rPr>
-                <w:noProof/>
-                <w:webHidden/>
-              </w:rPr>
-              <w:fldChar w:fldCharType="end"/>
-            </w:r>
-          </w:hyperlink>
-        </w:p>
-        <w:p>
-          <w:pPr>
-            <w:pStyle w:val="TOC1"/>
-            <w:tabs>
-              <w:tab w:val="right" w:leader="dot" w:pos="9736"/>
-            </w:tabs>
-            <w:rPr>
-              <w:noProof/>
-              <w:lang w:eastAsia="en-IN"/>
-            </w:rPr>
-          </w:pPr>
-          <w:hyperlink w:anchor="_Toc209173889" w:history="1">
-            <w:r>
-              <w:rPr>
-                <w:rStyle w:val="Hyperlink"/>
-                <w:noProof/>
-              </w:rPr>
-              <w:t>Docker:</w:t>
-            </w:r>
-            <w:r>
-              <w:rPr>
-                <w:noProof/>
-                <w:webHidden/>
-              </w:rPr>
-              <w:tab/>
-            </w:r>
-            <w:r>
-              <w:rPr>
-                <w:noProof/>
-                <w:webHidden/>
-              </w:rPr>
-              <w:fldChar w:fldCharType="begin"/>
-            </w:r>
-            <w:r>
-              <w:rPr>
-                <w:noProof/>
-                <w:webHidden/>
-              </w:rPr>
-              <w:instrText xml:space="preserve"> PAGEREF _Toc209173889 \h </w:instrText>
+              <w:instrText xml:space="preserve"> PAGEREF _Toc210112413 \h </w:instrText>
             </w:r>
             <w:r>
               <w:rPr>
@@ -652,14 +583,13 @@
               <w:lang w:eastAsia="en-IN"/>
             </w:rPr>
           </w:pPr>
-          <w:hyperlink w:anchor="_Toc209173890" w:history="1">
+          <w:hyperlink w:anchor="_Toc210112414" w:history="1">
             <w:r>
               <w:rPr>
                 <w:rStyle w:val="Hyperlink"/>
                 <w:noProof/>
-                <w:lang w:val="en-US"/>
               </w:rPr>
-              <w:t>MLOPS (Andrew Ng)</w:t>
+              <w:t>Docker:</w:t>
             </w:r>
             <w:r>
               <w:rPr>
@@ -680,7 +610,7 @@
                 <w:noProof/>
                 <w:webHidden/>
               </w:rPr>
-              <w:instrText xml:space="preserve"> PAGEREF _Toc209173890 \h </w:instrText>
+              <w:instrText xml:space="preserve"> PAGEREF _Toc210112414 \h </w:instrText>
             </w:r>
             <w:r>
               <w:rPr>
@@ -713,6 +643,76 @@
         </w:p>
         <w:p>
           <w:pPr>
+            <w:pStyle w:val="TOC1"/>
+            <w:tabs>
+              <w:tab w:val="right" w:leader="dot" w:pos="9736"/>
+            </w:tabs>
+            <w:rPr>
+              <w:noProof/>
+              <w:lang w:eastAsia="en-IN"/>
+            </w:rPr>
+          </w:pPr>
+          <w:hyperlink w:anchor="_Toc210112415" w:history="1">
+            <w:r>
+              <w:rPr>
+                <w:rStyle w:val="Hyperlink"/>
+                <w:noProof/>
+                <w:lang w:val="en-US"/>
+              </w:rPr>
+              <w:t>MLOPS (Andrew Ng)</w:t>
+            </w:r>
+            <w:r>
+              <w:rPr>
+                <w:noProof/>
+                <w:webHidden/>
+              </w:rPr>
+              <w:tab/>
+            </w:r>
+            <w:r>
+              <w:rPr>
+                <w:noProof/>
+                <w:webHidden/>
+              </w:rPr>
+              <w:fldChar w:fldCharType="begin"/>
+            </w:r>
+            <w:r>
+              <w:rPr>
+                <w:noProof/>
+                <w:webHidden/>
+              </w:rPr>
+              <w:instrText xml:space="preserve"> PAGEREF _Toc210112415 \h </w:instrText>
+            </w:r>
+            <w:r>
+              <w:rPr>
+                <w:noProof/>
+                <w:webHidden/>
+              </w:rPr>
+            </w:r>
+            <w:r>
+              <w:rPr>
+                <w:noProof/>
+                <w:webHidden/>
+              </w:rPr>
+              <w:fldChar w:fldCharType="separate"/>
+            </w:r>
+            <w:r>
+              <w:rPr>
+                <w:noProof/>
+                <w:webHidden/>
+              </w:rPr>
+              <w:t>31</w:t>
+            </w:r>
+            <w:r>
+              <w:rPr>
+                <w:noProof/>
+                <w:webHidden/>
+              </w:rPr>
+              <w:fldChar w:fldCharType="end"/>
+            </w:r>
+          </w:hyperlink>
+        </w:p>
+        <w:p>
+          <w:pPr>
             <w:spacing w:before="16" w:after="16"/>
             <w:ind w:left="1080" w:right="1080"/>
             <w:rPr>
@@ -775,7 +775,7 @@
           <w:lang w:eastAsia="en-IN"/>
         </w:rPr>
       </w:pPr>
-      <w:bookmarkStart w:id="0" w:name="_Toc209173882"/>
+      <w:bookmarkStart w:id="0" w:name="_Toc210112407"/>
       <w:r>
         <w:rPr>
           <w:rStyle w:val="Heading1Char"/>
@@ -3391,7 +3391,7 @@
           <w:szCs w:val="32"/>
         </w:rPr>
       </w:pPr>
-      <w:bookmarkStart w:id="1" w:name="_Toc209173883"/>
+      <w:bookmarkStart w:id="1" w:name="_Toc210112408"/>
       <w:r>
         <w:rPr>
           <w:sz w:val="32"/>
@@ -3817,7 +3817,7 @@
           <w:szCs w:val="28"/>
         </w:rPr>
       </w:pPr>
-      <w:bookmarkStart w:id="2" w:name="_Toc209173884"/>
+      <w:bookmarkStart w:id="2" w:name="_Toc210112409"/>
       <w:r>
         <w:rPr>
           <w:sz w:val="28"/>
@@ -4118,6 +4118,28 @@
         <w:spacing w:after="80"/>
         <w:rPr>
           <w:rFonts w:eastAsia="Times New Roman"/>
+          <w:b/>
+          <w:bCs/>
+          <w:lang w:eastAsia="en-IN"/>
+        </w:rPr>
+      </w:pPr>
+      <w:r>
+        <w:rPr>
+          <w:rFonts w:eastAsia="Times New Roman"/>
+          <w:b/>
+          <w:bCs/>
+          <w:lang w:eastAsia="en-IN"/>
+        </w:rPr>
+        <w:lastRenderedPageBreak/>
+        <w:t xml:space="preserve">Logging: </w:t>
+      </w:r>
+    </w:p>
+    <w:p>
+      <w:pPr>
+        <w:ind w:left="576"/>
+        <w:jc w:val="both"/>
+        <w:rPr>
+          <w:rFonts w:eastAsia="Times New Roman"/>
           <w:bCs/>
           <w:lang w:eastAsia="en-IN"/>
         </w:rPr>
@@ -4127,57 +4149,38 @@
           <w:rFonts w:eastAsia="Times New Roman"/>
           <w:lang w:eastAsia="en-IN"/>
         </w:rPr>
-        <w:lastRenderedPageBreak/>
-        <w:t xml:space="preserve">Logging: </w:t>
-      </w:r>
-    </w:p>
-    <w:p>
-      <w:pPr>
-        <w:ind w:left="576"/>
-        <w:jc w:val="both"/>
-        <w:rPr>
-          <w:rFonts w:eastAsia="Times New Roman"/>
-          <w:bCs/>
-          <w:lang w:eastAsia="en-IN"/>
-        </w:rPr>
-      </w:pPr>
+        <w:t>Logging in MLOPs refers to the systematic capture of information about every stage of the machine learning lifecycle—ranging from data ingestion and model training to deployment and serving—so that teams can monitor, debug, and trace both routine events and critical incidents. Th</w:t>
+      </w:r>
       <w:r>
         <w:rPr>
           <w:rFonts w:eastAsia="Times New Roman"/>
           <w:lang w:eastAsia="en-IN"/>
         </w:rPr>
-        <w:t>Logging in MLOPs refers to the systematic capture of information about every stage of the machine learning lifecycle—ranging from data ingestion and model training to deployment and serving—so that teams can monitor, debug, and trace both routine events and critical incidents. Th</w:t>
+        <w:t>ree</w:t>
       </w:r>
       <w:r>
         <w:rPr>
           <w:rFonts w:eastAsia="Times New Roman"/>
           <w:lang w:eastAsia="en-IN"/>
         </w:rPr>
-        <w:t>ree</w:t>
+        <w:t xml:space="preserve"> elements are logger, handler, formatter etc. set these all three and then connect formatter to handler and then handler to logger. Meanwhile do set the levels of the logger and handler while creating the objects of these. Once a level is set at the start</w:t>
       </w:r>
       <w:r>
         <w:rPr>
           <w:rFonts w:eastAsia="Times New Roman"/>
           <w:lang w:eastAsia="en-IN"/>
         </w:rPr>
-        <w:t xml:space="preserve"> elements are logger, handler, formatter etc. set these all three and then connect formatter to handler and then handler to logger. Meanwhile do set the levels of the logger and handler while creating the objects of these. Once a level is set at the start</w:t>
-      </w:r>
-      <w:r>
+        <w:t xml:space="preserve">, only a level above can be tracked/called after. </w:t>
+      </w:r>
+    </w:p>
+    <w:p>
+      <w:pPr>
+        <w:ind w:left="576"/>
+        <w:jc w:val="both"/>
         <w:rPr>
           <w:rFonts w:eastAsia="Times New Roman"/>
           <w:lang w:eastAsia="en-IN"/>
         </w:rPr>
-        <w:t xml:space="preserve">, only a level above can be tracked/called after. </w:t>
-      </w:r>
-    </w:p>
-    <w:p>
-      <w:pPr>
-        <w:ind w:left="576"/>
-        <w:jc w:val="both"/>
-        <w:rPr>
-          <w:rFonts w:eastAsia="Times New Roman"/>
-          <w:lang w:eastAsia="en-IN"/>
-        </w:rPr>
       </w:pPr>
     </w:p>
     <w:p>
@@ -4251,7 +4254,7 @@
           <w:szCs w:val="32"/>
         </w:rPr>
       </w:pPr>
-      <w:bookmarkStart w:id="3" w:name="_Toc209173885"/>
+      <w:bookmarkStart w:id="3" w:name="_Toc210112410"/>
       <w:r>
         <w:rPr>
           <w:sz w:val="32"/>
@@ -6532,13 +6535,11 @@
         <w:t xml:space="preserve"> &lt;link&gt;</w:t>
       </w:r>
       <w:r>
-        <w:t xml:space="preserve"> where origin is just </w:t>
-      </w:r>
-      <w:proofErr w:type="gramStart"/>
-      <w:r>
-        <w:t>a</w:t>
-      </w:r>
-      <w:proofErr w:type="gramEnd"/>
+        <w:t xml:space="preserve"> where origin is just a</w:t>
+      </w:r>
+      <w:r>
+        <w:t>n</w:t>
+      </w:r>
       <w:r>
         <w:t xml:space="preserve"> alias you can have any other name in there. </w:t>
       </w:r>
@@ -6591,12 +6592,15 @@
       <w:pPr>
         <w:spacing w:after="0"/>
         <w:jc w:val="both"/>
-      </w:pPr>
-    </w:p>
-    <w:p>
-      <w:pPr>
-        <w:spacing w:before="16" w:after="16"/>
-        <w:ind w:left="1080" w:right="1080"/>
+        <w:rPr>
+          <w:b/>
+          <w:bCs/>
+        </w:rPr>
+      </w:pPr>
+    </w:p>
+    <w:p>
+      <w:pPr>
+        <w:jc w:val="both"/>
         <w:rPr>
           <w:rFonts w:eastAsia="Times New Roman" w:cs="Times New Roman"/>
           <w:b/>
@@ -6607,6 +6611,79 @@
         </w:rPr>
       </w:pPr>
       <w:r>
+        <w:t xml:space="preserve">When using </w:t>
+      </w:r>
+      <w:r>
+        <w:rPr>
+          <w:b/>
+          <w:bCs/>
+        </w:rPr>
+        <w:t>DVC pipelines</w:t>
+      </w:r>
+      <w:r>
+        <w:t>, you don’t manually add individual data files with </w:t>
+      </w:r>
+      <w:proofErr w:type="spellStart"/>
+      <w:r>
+        <w:t>dvc</w:t>
+      </w:r>
+      <w:proofErr w:type="spellEnd"/>
+      <w:r>
+        <w:t xml:space="preserve"> add. Instead, you define pipeline stages in </w:t>
+      </w:r>
+      <w:proofErr w:type="spellStart"/>
+      <w:proofErr w:type="gramStart"/>
+      <w:r>
+        <w:t>dvc.yaml</w:t>
+      </w:r>
+      <w:proofErr w:type="spellEnd"/>
+      <w:proofErr w:type="gramEnd"/>
+      <w:r>
+        <w:t> specifying inputs, outputs, commands, and parameters. Upon running the pipeline via </w:t>
+      </w:r>
+      <w:proofErr w:type="spellStart"/>
+      <w:r>
+        <w:t>dvc</w:t>
+      </w:r>
+      <w:proofErr w:type="spellEnd"/>
+      <w:r>
+        <w:t xml:space="preserve"> repro, DVC automatically tracks output files and creates a </w:t>
+      </w:r>
+      <w:proofErr w:type="spellStart"/>
+      <w:r>
+        <w:t>dvc.lock</w:t>
+      </w:r>
+      <w:proofErr w:type="spellEnd"/>
+      <w:r>
+        <w:t> file that records the exact versions of all data and results involved. You then push these cached data files to the remote storage using </w:t>
+      </w:r>
+      <w:proofErr w:type="spellStart"/>
+      <w:r>
+        <w:t>dvc</w:t>
+      </w:r>
+      <w:proofErr w:type="spellEnd"/>
+      <w:r>
+        <w:t xml:space="preserve"> push. The pipeline metadata files (</w:t>
+      </w:r>
+      <w:proofErr w:type="spellStart"/>
+      <w:proofErr w:type="gramStart"/>
+      <w:r>
+        <w:t>dvc.yaml</w:t>
+      </w:r>
+      <w:proofErr w:type="spellEnd"/>
+      <w:proofErr w:type="gramEnd"/>
+      <w:r>
+        <w:t> and </w:t>
+      </w:r>
+      <w:proofErr w:type="spellStart"/>
+      <w:r>
+        <w:t>dvc.lock</w:t>
+      </w:r>
+      <w:proofErr w:type="spellEnd"/>
+      <w:r>
+        <w:t>) are committed to Git and pushed as usual, enabling seamless and automated data versioning linked to your pipeline state</w:t>
+      </w:r>
+      <w:r>
         <w:rPr>
           <w:b/>
           <w:bCs/>
@@ -6627,7 +6704,7 @@
           <w:szCs w:val="32"/>
         </w:rPr>
       </w:pPr>
-      <w:bookmarkStart w:id="4" w:name="_Toc209173886"/>
+      <w:bookmarkStart w:id="4" w:name="_Toc210112411"/>
       <w:r>
         <w:rPr>
           <w:rStyle w:val="Heading1Char"/>
@@ -6927,6 +7004,20 @@
           <w:numId w:val="42"/>
         </w:numPr>
         <w:spacing w:after="0"/>
+        <w:jc w:val="both"/>
+      </w:pPr>
+      <w:r>
+        <w:t>Initial commit of state.</w:t>
+      </w:r>
+    </w:p>
+    <w:p>
+      <w:pPr>
+        <w:pStyle w:val="ListParagraph"/>
+        <w:numPr>
+          <w:ilvl w:val="0"/>
+          <w:numId w:val="42"/>
+        </w:numPr>
+        <w:spacing w:after="0"/>
       </w:pPr>
       <w:r>
         <w:t xml:space="preserve">Create dvc remote and </w:t>
@@ -7669,6 +7760,7 @@
         <w:jc w:val="both"/>
       </w:pPr>
       <w:r>
+        <w:lastRenderedPageBreak/>
         <w:t xml:space="preserve">In Git, </w:t>
       </w:r>
       <w:r>
@@ -7696,72 +7788,33 @@
         <w:t xml:space="preserve"> to move to a specific commit or branch, whereas </w:t>
       </w:r>
       <w:r>
-        <w:rPr>
-          <w:rStyle w:val="HTMLCode"/>
-          <w:rFonts w:asciiTheme="minorHAnsi" w:eastAsiaTheme="majorEastAsia" w:hAnsiTheme="minorHAnsi"/>
-          <w:sz w:val="24"/>
-          <w:szCs w:val="24"/>
-        </w:rPr>
-        <w:t>pull &lt;branch&gt;</w:t>
-      </w:r>
-      <w:r>
-        <w:t xml:space="preserve"> combines fetch and merge, automatically updating your local branch to </w:t>
-      </w:r>
-      <w:r>
-        <w:lastRenderedPageBreak/>
-        <w:t xml:space="preserve">match the latest commit on the remote; in short, </w:t>
-      </w:r>
-      <w:r>
-        <w:rPr>
-          <w:rStyle w:val="HTMLCode"/>
-          <w:rFonts w:asciiTheme="minorHAnsi" w:eastAsiaTheme="majorEastAsia" w:hAnsiTheme="minorHAnsi"/>
-          <w:sz w:val="24"/>
-          <w:szCs w:val="24"/>
-        </w:rPr>
-        <w:t>fetch</w:t>
-      </w:r>
-      <w:r>
-        <w:t xml:space="preserve"> gets updates, </w:t>
-      </w:r>
-      <w:r>
-        <w:rPr>
-          <w:rStyle w:val="HTMLCode"/>
-          <w:rFonts w:asciiTheme="minorHAnsi" w:eastAsiaTheme="majorEastAsia" w:hAnsiTheme="minorHAnsi"/>
-          <w:sz w:val="24"/>
-          <w:szCs w:val="24"/>
-        </w:rPr>
-        <w:t>checkout</w:t>
-      </w:r>
-      <w:r>
-        <w:t xml:space="preserve"> moves to a commit or </w:t>
-      </w:r>
-      <w:proofErr w:type="gramStart"/>
-      <w:r>
-        <w:t>branch, and</w:t>
-      </w:r>
-      <w:proofErr w:type="gramEnd"/>
-      <w:r>
-        <w:t xml:space="preserve"> </w:t>
-      </w:r>
-      <w:r>
-        <w:rPr>
-          <w:rStyle w:val="HTMLCode"/>
-          <w:rFonts w:asciiTheme="minorHAnsi" w:eastAsiaTheme="majorEastAsia" w:hAnsiTheme="minorHAnsi"/>
-          <w:sz w:val="24"/>
-          <w:szCs w:val="24"/>
-        </w:rPr>
-        <w:t>pull</w:t>
-      </w:r>
-      <w:r>
-        <w:t xml:space="preserve"> both gets updates and updates your branch in one step.</w:t>
-      </w:r>
-    </w:p>
-    <w:p>
-      <w:pPr>
-        <w:spacing w:before="16" w:after="16"/>
-        <w:ind w:left="1080" w:right="1080"/>
-        <w:jc w:val="both"/>
-      </w:pPr>
+        <w:t>pull &lt;branch&gt; combines fetch and merge, automatically updating your local branch to match the latest commit on the remote; in short, fetch gets updates, checkout moves to a commit or branch, and pull both gets updates and updates your branch in one step.</w:t>
+      </w:r>
+    </w:p>
+    <w:p>
+      <w:pPr>
+        <w:spacing w:before="16" w:after="16"/>
+        <w:ind w:right="1080"/>
+        <w:jc w:val="both"/>
+      </w:pPr>
+    </w:p>
+    <w:p>
+      <w:pPr>
+        <w:jc w:val="both"/>
+      </w:pPr>
+      <w:r>
+        <w:t xml:space="preserve">The </w:t>
+      </w:r>
+      <w:r>
+        <w:rPr>
+          <w:b/>
+          <w:bCs/>
+        </w:rPr>
+        <w:t>need for the initial commit</w:t>
+      </w:r>
+      <w:r>
+        <w:t xml:space="preserve"> in DVC is to record the foundational DVC setup, including configuration and metadata files, into Git's version history. This commit establishes a reproducible baseline of the DVC environment and remote storage settings, enabling consistent synchronization between data and code versions. It ensures that collaborators or automated systems can reliably recreate the project state, fosters clear project history, and supports collaboration and effective experiment tracking. In summary, the initial commit creates the essential linkage that allows DVC and Git to work together for robust data version control and reproducibility throughout the project lifecycle</w:t>
+      </w:r>
     </w:p>
     <w:p>
       <w:pPr>
@@ -7785,20 +7838,21 @@
         <w:t xml:space="preserve">Data versioning on AWS S3 bucket with pipeline </w:t>
       </w:r>
     </w:p>
-    <w:p>
-      <w:pPr>
-        <w:spacing w:before="16" w:after="16"/>
-        <w:ind w:left="1080" w:right="1080"/>
-        <w:jc w:val="both"/>
-        <w:rPr>
-          <w:b/>
-        </w:rPr>
-      </w:pPr>
-    </w:p>
-    <w:p>
-      <w:pPr>
-        <w:spacing w:before="16" w:after="16"/>
-        <w:ind w:left="1080" w:right="1080"/>
+    <w:p/>
+    <w:p>
+      <w:pPr>
+        <w:spacing w:before="16" w:after="16"/>
+        <w:ind w:left="1080" w:right="1080"/>
+        <w:jc w:val="both"/>
+        <w:rPr>
+          <w:b/>
+        </w:rPr>
+      </w:pPr>
+    </w:p>
+    <w:p>
+      <w:pPr>
+        <w:spacing w:before="16" w:after="16"/>
+        <w:ind w:right="1080"/>
         <w:jc w:val="both"/>
       </w:pPr>
       <w:r>
@@ -7819,7 +7873,7 @@
         <w:spacing w:before="16" w:after="16"/>
         <w:ind w:right="1080"/>
       </w:pPr>
-      <w:bookmarkStart w:id="5" w:name="_Toc209173887"/>
+      <w:bookmarkStart w:id="5" w:name="_Toc210112412"/>
       <w:r>
         <w:t>Experiment tracking using DVC</w:t>
       </w:r>
@@ -7827,238 +7881,238 @@
     </w:p>
     <w:p>
       <w:pPr>
+        <w:spacing w:after="0" w:line="240" w:lineRule="auto"/>
+        <w:jc w:val="both"/>
+      </w:pPr>
+      <w:r>
+        <w:t>Till now we have covered two main aspects in mlops:</w:t>
+      </w:r>
+    </w:p>
+    <w:p>
+      <w:pPr>
+        <w:pStyle w:val="ListParagraph"/>
+        <w:numPr>
+          <w:ilvl w:val="0"/>
+          <w:numId w:val="45"/>
+        </w:numPr>
+        <w:spacing w:after="0" w:line="240" w:lineRule="auto"/>
+        <w:jc w:val="both"/>
+      </w:pPr>
+      <w:r>
+        <w:t>ML pipeline with modular coding and improvement with the help of DVC</w:t>
+      </w:r>
+      <w:r>
+        <w:t>.</w:t>
+      </w:r>
+    </w:p>
+    <w:p>
+      <w:pPr>
+        <w:pStyle w:val="ListParagraph"/>
+        <w:numPr>
+          <w:ilvl w:val="0"/>
+          <w:numId w:val="45"/>
+        </w:numPr>
+        <w:spacing w:after="0" w:line="240" w:lineRule="auto"/>
+        <w:jc w:val="both"/>
+      </w:pPr>
+      <w:r>
+        <w:t>Version control using git and dvc</w:t>
+      </w:r>
+    </w:p>
+    <w:p>
+      <w:pPr>
+        <w:spacing w:after="0" w:line="240" w:lineRule="auto"/>
+        <w:ind w:right="1080" w:firstLine="720"/>
+      </w:pPr>
+      <w:r>
+        <w:t>Now the third important aspect here is</w:t>
+      </w:r>
+    </w:p>
+    <w:p>
+      <w:pPr>
+        <w:pStyle w:val="ListParagraph"/>
+        <w:numPr>
+          <w:ilvl w:val="0"/>
+          <w:numId w:val="46"/>
+        </w:numPr>
+        <w:spacing w:after="80" w:line="240" w:lineRule="auto"/>
+      </w:pPr>
+      <w:r>
+        <w:t>Experiment tracking.</w:t>
+      </w:r>
+    </w:p>
+    <w:p>
+      <w:pPr>
+        <w:spacing w:after="80"/>
+        <w:jc w:val="both"/>
+      </w:pPr>
+      <w:r>
+        <w:t>Machine learning experiment tracking is the process of logging all relevant details of model training runs—including parameters, code, data versions, and results—to improve workflows, reproducibility, and collaboration.</w:t>
+      </w:r>
+    </w:p>
+    <w:p>
+      <w:pPr>
+        <w:spacing w:after="0" w:line="240" w:lineRule="auto"/>
+        <w:ind w:right="1080"/>
+        <w:rPr>
+          <w:b/>
+          <w:bCs/>
+        </w:rPr>
+      </w:pPr>
+      <w:r>
+        <w:rPr>
+          <w:b/>
+          <w:bCs/>
+        </w:rPr>
+        <w:t>Why of experiment tracking?</w:t>
+      </w:r>
+    </w:p>
+    <w:p>
+      <w:pPr>
+        <w:spacing w:after="0" w:line="240" w:lineRule="auto"/>
+        <w:ind w:right="1080"/>
+      </w:pPr>
+      <w:r>
+        <w:t>Core Benefits</w:t>
+      </w:r>
+    </w:p>
+    <w:p>
+      <w:pPr>
+        <w:pStyle w:val="ListParagraph"/>
+        <w:numPr>
+          <w:ilvl w:val="0"/>
+          <w:numId w:val="46"/>
+        </w:numPr>
+        <w:spacing w:after="0" w:line="240" w:lineRule="auto"/>
+        <w:jc w:val="both"/>
+      </w:pPr>
+      <w:r>
+        <w:rPr>
+          <w:b/>
+          <w:bCs/>
+        </w:rPr>
+        <w:t>Reproducibility:</w:t>
+      </w:r>
+      <w:r>
+        <w:t xml:space="preserve"> Enables recreating results by systematically recording every variable and change.</w:t>
+      </w:r>
+    </w:p>
+    <w:p>
+      <w:pPr>
+        <w:pStyle w:val="ListParagraph"/>
+        <w:numPr>
+          <w:ilvl w:val="0"/>
+          <w:numId w:val="46"/>
+        </w:numPr>
+        <w:spacing w:after="0" w:line="240" w:lineRule="auto"/>
+        <w:jc w:val="both"/>
+      </w:pPr>
+      <w:r>
+        <w:rPr>
+          <w:b/>
+          <w:bCs/>
+        </w:rPr>
+        <w:t>Easy Comparison:</w:t>
+      </w:r>
+      <w:r>
+        <w:t xml:space="preserve"> Lets teams quickly evaluate which experiment worked best and optimize future models.</w:t>
+      </w:r>
+    </w:p>
+    <w:p>
+      <w:pPr>
+        <w:pStyle w:val="ListParagraph"/>
+        <w:numPr>
+          <w:ilvl w:val="0"/>
+          <w:numId w:val="46"/>
+        </w:numPr>
+        <w:spacing w:after="0" w:line="240" w:lineRule="auto"/>
+        <w:jc w:val="both"/>
+      </w:pPr>
+      <w:r>
+        <w:rPr>
+          <w:b/>
+          <w:bCs/>
+        </w:rPr>
+        <w:t>Efficiency:</w:t>
+      </w:r>
+      <w:r>
+        <w:t xml:space="preserve"> Prevents repetition and wasted resources by keeping a searchable history of all attempts.</w:t>
+      </w:r>
+    </w:p>
+    <w:p>
+      <w:pPr>
+        <w:pStyle w:val="ListParagraph"/>
+        <w:numPr>
+          <w:ilvl w:val="0"/>
+          <w:numId w:val="46"/>
+        </w:numPr>
+        <w:spacing w:after="0" w:line="240" w:lineRule="auto"/>
+        <w:jc w:val="both"/>
+      </w:pPr>
+      <w:r>
+        <w:rPr>
+          <w:b/>
+          <w:bCs/>
+        </w:rPr>
+        <w:t>Collaboration:</w:t>
+      </w:r>
+      <w:r>
+        <w:t xml:space="preserve"> Centralizes experiment metadata so teammates can share, review, and build on each other's work smoothly.</w:t>
+      </w:r>
+    </w:p>
+    <w:p>
+      <w:pPr>
+        <w:pStyle w:val="ListParagraph"/>
+        <w:numPr>
+          <w:ilvl w:val="0"/>
+          <w:numId w:val="46"/>
+        </w:numPr>
+        <w:spacing w:after="0" w:line="240" w:lineRule="auto"/>
+        <w:jc w:val="both"/>
+      </w:pPr>
+      <w:r>
+        <w:rPr>
+          <w:b/>
+          <w:bCs/>
+        </w:rPr>
+        <w:t>Auditability:</w:t>
+      </w:r>
+      <w:r>
+        <w:t xml:space="preserve"> Facilitates compliance by providing complete records of model development, essential for regulated domains.</w:t>
+      </w:r>
+    </w:p>
+    <w:p>
+      <w:pPr>
+        <w:pStyle w:val="ListParagraph"/>
+        <w:numPr>
+          <w:ilvl w:val="0"/>
+          <w:numId w:val="46"/>
+        </w:numPr>
+        <w:spacing w:after="0" w:line="240" w:lineRule="auto"/>
+        <w:jc w:val="both"/>
+      </w:pPr>
+      <w:r>
+        <w:t>Essentially, experiment tracking is vital for maintaining an organized, effective, and transparent ML development pipeline.</w:t>
+      </w:r>
+    </w:p>
+    <w:p>
+      <w:pPr>
+        <w:spacing w:before="16" w:after="16"/>
+        <w:ind w:left="1080" w:right="1080"/>
+      </w:pPr>
+    </w:p>
+    <w:p>
+      <w:pPr>
+        <w:spacing w:before="16" w:after="16"/>
+        <w:ind w:left="1080" w:right="1080"/>
+      </w:pPr>
+      <w:r>
+        <w:br w:type="page"/>
+      </w:r>
+    </w:p>
+    <w:p>
+      <w:pPr>
         <w:spacing w:after="0"/>
-        <w:jc w:val="both"/>
-      </w:pPr>
-      <w:r>
-        <w:t>Till now we have covered two main aspects in mlops:</w:t>
-      </w:r>
-    </w:p>
-    <w:p>
-      <w:pPr>
-        <w:pStyle w:val="ListParagraph"/>
-        <w:numPr>
-          <w:ilvl w:val="0"/>
-          <w:numId w:val="45"/>
-        </w:numPr>
-        <w:spacing w:after="0"/>
-        <w:jc w:val="both"/>
-      </w:pPr>
-      <w:r>
-        <w:t>ML pipeline with modular coding and improvement with the help of DVC</w:t>
-      </w:r>
-      <w:r>
-        <w:t>.</w:t>
-      </w:r>
-    </w:p>
-    <w:p>
-      <w:pPr>
-        <w:pStyle w:val="ListParagraph"/>
-        <w:numPr>
-          <w:ilvl w:val="0"/>
-          <w:numId w:val="45"/>
-        </w:numPr>
-        <w:spacing w:after="0"/>
-        <w:jc w:val="both"/>
-      </w:pPr>
-      <w:r>
-        <w:t>Version control using git and dvc</w:t>
-      </w:r>
-    </w:p>
-    <w:p>
-      <w:pPr>
-        <w:spacing w:before="16" w:after="16"/>
-        <w:ind w:right="1080" w:firstLine="720"/>
-      </w:pPr>
-      <w:r>
-        <w:t>Now the third important aspect here is</w:t>
-      </w:r>
-    </w:p>
-    <w:p>
-      <w:pPr>
-        <w:pStyle w:val="ListParagraph"/>
-        <w:numPr>
-          <w:ilvl w:val="0"/>
-          <w:numId w:val="46"/>
-        </w:numPr>
-        <w:spacing w:after="120"/>
-      </w:pPr>
-      <w:r>
-        <w:t>Experiment tracking.</w:t>
-      </w:r>
-    </w:p>
-    <w:p>
-      <w:pPr>
-        <w:spacing w:after="120"/>
-        <w:jc w:val="both"/>
-      </w:pPr>
-      <w:r>
-        <w:t>Machine learning experiment tracking is the process of logging all relevant details of model training runs—including parameters, code, data versions, and results—to improve workflows, reproducibility, and collaboration.</w:t>
-      </w:r>
-    </w:p>
-    <w:p>
-      <w:pPr>
-        <w:spacing w:after="0"/>
-        <w:ind w:right="1080"/>
-        <w:rPr>
-          <w:b/>
-          <w:bCs/>
-        </w:rPr>
-      </w:pPr>
-      <w:r>
-        <w:rPr>
-          <w:b/>
-          <w:bCs/>
-        </w:rPr>
-        <w:t>Why of experiment tracking?</w:t>
-      </w:r>
-    </w:p>
-    <w:p>
-      <w:pPr>
-        <w:spacing w:after="0"/>
-        <w:ind w:right="1080"/>
-      </w:pPr>
-      <w:r>
-        <w:t>Core Benefits</w:t>
-      </w:r>
-    </w:p>
-    <w:p>
-      <w:pPr>
-        <w:pStyle w:val="ListParagraph"/>
-        <w:numPr>
-          <w:ilvl w:val="0"/>
-          <w:numId w:val="46"/>
-        </w:numPr>
-        <w:spacing w:after="0"/>
-        <w:jc w:val="both"/>
-      </w:pPr>
-      <w:r>
-        <w:rPr>
-          <w:b/>
-          <w:bCs/>
-        </w:rPr>
-        <w:t>Reproducibility:</w:t>
-      </w:r>
-      <w:r>
-        <w:t xml:space="preserve"> Enables recreating results by systematically recording every variable and change.</w:t>
-      </w:r>
-    </w:p>
-    <w:p>
-      <w:pPr>
-        <w:pStyle w:val="ListParagraph"/>
-        <w:numPr>
-          <w:ilvl w:val="0"/>
-          <w:numId w:val="46"/>
-        </w:numPr>
-        <w:spacing w:after="0"/>
-        <w:jc w:val="both"/>
-      </w:pPr>
-      <w:r>
-        <w:rPr>
-          <w:b/>
-          <w:bCs/>
-        </w:rPr>
-        <w:t>Easy Comparison:</w:t>
-      </w:r>
-      <w:r>
-        <w:t xml:space="preserve"> Lets teams quickly evaluate which experiment worked best and optimize future models.</w:t>
-      </w:r>
-    </w:p>
-    <w:p>
-      <w:pPr>
-        <w:pStyle w:val="ListParagraph"/>
-        <w:numPr>
-          <w:ilvl w:val="0"/>
-          <w:numId w:val="46"/>
-        </w:numPr>
-        <w:spacing w:after="0"/>
-        <w:jc w:val="both"/>
-      </w:pPr>
-      <w:r>
-        <w:rPr>
-          <w:b/>
-          <w:bCs/>
-        </w:rPr>
-        <w:t>Efficiency:</w:t>
-      </w:r>
-      <w:r>
-        <w:t xml:space="preserve"> Prevents repetition and wasted resources by keeping a searchable history of all attempts.</w:t>
-      </w:r>
-    </w:p>
-    <w:p>
-      <w:pPr>
-        <w:pStyle w:val="ListParagraph"/>
-        <w:numPr>
-          <w:ilvl w:val="0"/>
-          <w:numId w:val="46"/>
-        </w:numPr>
-        <w:spacing w:after="0"/>
-        <w:jc w:val="both"/>
-      </w:pPr>
-      <w:r>
-        <w:rPr>
-          <w:b/>
-          <w:bCs/>
-        </w:rPr>
-        <w:t>Collaboration:</w:t>
-      </w:r>
-      <w:r>
-        <w:t xml:space="preserve"> Centralizes experiment metadata so teammates can share, review, and build on each other's work smoothly.</w:t>
-      </w:r>
-    </w:p>
-    <w:p>
-      <w:pPr>
-        <w:pStyle w:val="ListParagraph"/>
-        <w:numPr>
-          <w:ilvl w:val="0"/>
-          <w:numId w:val="46"/>
-        </w:numPr>
-        <w:spacing w:after="0"/>
-        <w:jc w:val="both"/>
-      </w:pPr>
-      <w:r>
-        <w:rPr>
-          <w:b/>
-          <w:bCs/>
-        </w:rPr>
-        <w:t>Auditability:</w:t>
-      </w:r>
-      <w:r>
-        <w:t xml:space="preserve"> Facilitates compliance by providing complete records of model development, essential for regulated domains.</w:t>
-      </w:r>
-    </w:p>
-    <w:p>
-      <w:pPr>
-        <w:pStyle w:val="ListParagraph"/>
-        <w:numPr>
-          <w:ilvl w:val="0"/>
-          <w:numId w:val="46"/>
-        </w:numPr>
-        <w:spacing w:after="0"/>
-        <w:jc w:val="both"/>
-      </w:pPr>
-      <w:r>
-        <w:t>Essentially, experiment tracking is vital for maintaining an organized, effective, and transparent ML development pipeline.</w:t>
-      </w:r>
-    </w:p>
-    <w:p>
-      <w:pPr>
-        <w:spacing w:before="16" w:after="16"/>
-        <w:ind w:left="1080" w:right="1080"/>
-      </w:pPr>
-    </w:p>
-    <w:p>
-      <w:pPr>
-        <w:spacing w:before="16" w:after="16"/>
-        <w:ind w:left="1080" w:right="1080"/>
-      </w:pPr>
-      <w:r>
-        <w:br w:type="page"/>
-      </w:r>
-    </w:p>
-    <w:p>
-      <w:pPr>
-        <w:spacing w:after="80"/>
         <w:jc w:val="both"/>
       </w:pPr>
       <w:r>
@@ -8202,6 +8256,7 @@
           <w:ilvl w:val="0"/>
           <w:numId w:val="47"/>
         </w:numPr>
+        <w:spacing w:after="120"/>
         <w:jc w:val="both"/>
       </w:pPr>
       <w:r>
@@ -8210,13 +8265,6 @@
       <w:r>
         <w:t xml:space="preserve"> </w:t>
       </w:r>
-    </w:p>
-    <w:p>
-      <w:pPr>
-        <w:pStyle w:val="ListParagraph"/>
-        <w:ind w:left="216"/>
-        <w:jc w:val="both"/>
-      </w:pPr>
     </w:p>
     <w:p>
       <w:pPr>
@@ -8225,7 +8273,7 @@
           <w:ilvl w:val="1"/>
           <w:numId w:val="41"/>
         </w:numPr>
-        <w:spacing w:before="16" w:after="16"/>
+        <w:spacing w:before="100" w:beforeAutospacing="1" w:after="120"/>
         <w:ind w:right="1080"/>
         <w:rPr>
           <w:b/>
@@ -8446,11 +8494,46 @@
         <w:t>Run code:</w:t>
       </w:r>
       <w:r>
-        <w:t xml:space="preserve"> Simply running the code with python filename.py that contains DVCLive usage, in a folder with DVC initialized and the DVCLive output </w:t>
-      </w:r>
+        <w:t xml:space="preserve"> Simply running the code with python filename.py that contains DVCLive usage, in a folder with DVC initialized and the DVCLive output directory tracked, will result in experiment tracking because the metrics are updated and detected by DVC, without dvc run exp. </w:t>
+      </w:r>
+    </w:p>
+    <w:p>
+      <w:pPr>
+        <w:pStyle w:val="ListParagraph"/>
+        <w:numPr>
+          <w:ilvl w:val="0"/>
+          <w:numId w:val="7"/>
+        </w:numPr>
+        <w:spacing w:before="16" w:after="16"/>
+        <w:ind w:left="1080" w:right="1080"/>
+        <w:jc w:val="both"/>
+        <w:rPr>
+          <w:b/>
+          <w:bCs/>
+        </w:rPr>
+      </w:pPr>
+      <w:r>
+        <w:rPr>
+          <w:b/>
+          <w:bCs/>
+        </w:rPr>
+        <w:t xml:space="preserve">Dvc exp show </w:t>
+      </w:r>
+    </w:p>
+    <w:p>
+      <w:pPr>
+        <w:pStyle w:val="ListParagraph"/>
+        <w:numPr>
+          <w:ilvl w:val="0"/>
+          <w:numId w:val="7"/>
+        </w:numPr>
+        <w:spacing w:before="16" w:after="16"/>
+        <w:ind w:left="1080" w:right="1080"/>
+        <w:jc w:val="both"/>
+      </w:pPr>
       <w:r>
         <w:lastRenderedPageBreak/>
-        <w:t xml:space="preserve">directory tracked, will result in experiment tracking because the metrics are updated and detected by DVC, without dvc run exp. </w:t>
+        <w:t>Change params and run another exp: a new exp is recorded once an updated code file is run.</w:t>
       </w:r>
     </w:p>
     <w:p>
@@ -8463,17 +8546,16 @@
         <w:spacing w:before="16" w:after="16"/>
         <w:ind w:left="1080" w:right="1080"/>
         <w:jc w:val="both"/>
-        <w:rPr>
-          <w:b/>
-          <w:bCs/>
-        </w:rPr>
-      </w:pPr>
-      <w:r>
-        <w:rPr>
-          <w:b/>
-          <w:bCs/>
-        </w:rPr>
-        <w:t xml:space="preserve">Dvc exp show </w:t>
+      </w:pPr>
+      <w:r>
+        <w:rPr>
+          <w:b/>
+          <w:bCs/>
+        </w:rPr>
+        <w:t>dvc exp show</w:t>
+      </w:r>
+      <w:r>
+        <w:t xml:space="preserve"> once again see the dvc experiments. </w:t>
       </w:r>
     </w:p>
     <w:p>
@@ -8488,7 +8570,7 @@
         <w:jc w:val="both"/>
       </w:pPr>
       <w:r>
-        <w:t>Change params and run another exp: a new exp is recorded once an updated code file is run.</w:t>
+        <w:t xml:space="preserve">change params and run another </w:t>
       </w:r>
     </w:p>
     <w:p>
@@ -8507,10 +8589,10 @@
           <w:b/>
           <w:bCs/>
         </w:rPr>
-        <w:t>dvc exp show</w:t>
-      </w:r>
-      <w:r>
-        <w:t xml:space="preserve"> once again see the dvc experiments. </w:t>
+        <w:t>dvc exp diff:</w:t>
+      </w:r>
+      <w:r>
+        <w:t xml:space="preserve"> to see the side-by-side comparison of the two different experiments with their logged parameters and metrics. </w:t>
       </w:r>
     </w:p>
     <w:p>
@@ -8523,9 +8605,54 @@
         <w:spacing w:before="16" w:after="16"/>
         <w:ind w:left="1080" w:right="1080"/>
         <w:jc w:val="both"/>
-      </w:pPr>
-      <w:r>
-        <w:t xml:space="preserve">change params and run another </w:t>
+        <w:rPr>
+          <w:b/>
+          <w:bCs/>
+        </w:rPr>
+      </w:pPr>
+      <w:proofErr w:type="gramStart"/>
+      <w:r>
+        <w:rPr>
+          <w:b/>
+          <w:bCs/>
+        </w:rPr>
+        <w:t>.dvc</w:t>
+      </w:r>
+      <w:proofErr w:type="gramEnd"/>
+      <w:r>
+        <w:rPr>
+          <w:b/>
+          <w:bCs/>
+        </w:rPr>
+        <w:t xml:space="preserve"> folder </w:t>
+      </w:r>
+      <w:r>
+        <w:rPr>
+          <w:b/>
+          <w:bCs/>
+        </w:rPr>
+        <w:sym w:font="Wingdings" w:char="F0E0"/>
+      </w:r>
+      <w:r>
+        <w:rPr>
+          <w:b/>
+          <w:bCs/>
+        </w:rPr>
+        <w:t xml:space="preserve"> temp </w:t>
+      </w:r>
+      <w:r>
+        <w:rPr>
+          <w:b/>
+          <w:bCs/>
+        </w:rPr>
+        <w:sym w:font="Wingdings" w:char="F0E0"/>
+      </w:r>
+      <w:r>
+        <w:rPr>
+          <w:b/>
+          <w:bCs/>
+        </w:rPr>
+        <w:t xml:space="preserve"> exp maintains history</w:t>
       </w:r>
     </w:p>
     <w:p>
@@ -8538,16 +8665,24 @@
         <w:spacing w:before="16" w:after="16"/>
         <w:ind w:left="1080" w:right="1080"/>
         <w:jc w:val="both"/>
-      </w:pPr>
-      <w:r>
-        <w:rPr>
-          <w:b/>
-          <w:bCs/>
-        </w:rPr>
-        <w:t>dvc exp diff:</w:t>
-      </w:r>
-      <w:r>
-        <w:t xml:space="preserve"> to see the side-by-side comparison of the two different experiments with their logged parameters and metrics. </w:t>
+        <w:rPr>
+          <w:b/>
+          <w:bCs/>
+        </w:rPr>
+      </w:pPr>
+      <w:r>
+        <w:rPr>
+          <w:b/>
+          <w:bCs/>
+        </w:rPr>
+        <w:t>Dvc extension installation</w:t>
+      </w:r>
+      <w:r>
+        <w:rPr>
+          <w:b/>
+          <w:bCs/>
+        </w:rPr>
+        <w:t xml:space="preserve">:  </w:t>
       </w:r>
     </w:p>
     <w:p>
@@ -8565,49 +8700,15 @@
           <w:bCs/>
         </w:rPr>
       </w:pPr>
-      <w:proofErr w:type="gramStart"/>
-      <w:r>
-        <w:rPr>
-          <w:b/>
-          <w:bCs/>
-        </w:rPr>
-        <w:t>.dvc</w:t>
-      </w:r>
-      <w:proofErr w:type="gramEnd"/>
-      <w:r>
-        <w:rPr>
-          <w:b/>
-          <w:bCs/>
-        </w:rPr>
-        <w:t xml:space="preserve"> folder </w:t>
-      </w:r>
-      <w:r>
-        <w:rPr>
-          <w:b/>
-          <w:bCs/>
-        </w:rPr>
-        <w:sym w:font="Wingdings" w:char="F0E0"/>
-      </w:r>
-      <w:r>
-        <w:rPr>
-          <w:b/>
-          <w:bCs/>
-        </w:rPr>
-        <w:t xml:space="preserve"> temp </w:t>
-      </w:r>
-      <w:r>
-        <w:rPr>
-          <w:b/>
-          <w:bCs/>
-        </w:rPr>
-        <w:sym w:font="Wingdings" w:char="F0E0"/>
-      </w:r>
-      <w:r>
-        <w:rPr>
-          <w:b/>
-          <w:bCs/>
-        </w:rPr>
-        <w:t xml:space="preserve"> exp maintains history</w:t>
+      <w:r>
+        <w:rPr>
+          <w:b/>
+          <w:bCs/>
+        </w:rPr>
+        <w:t>Using dvc exp apply</w:t>
+      </w:r>
+      <w:r>
+        <w:t xml:space="preserve"> &lt;experiment_name&gt; restores your workspace to the exact state (snapshot) when that experiment was run. This includes all tracked files—code, parameters, metrics, output artifacts, and any data tracked by DVC or Git</w:t>
       </w:r>
     </w:p>
     <w:p>
@@ -8630,14 +8731,14 @@
           <w:b/>
           <w:bCs/>
         </w:rPr>
-        <w:t>Dvc extension installation</w:t>
-      </w:r>
-      <w:r>
-        <w:rPr>
-          <w:b/>
-          <w:bCs/>
-        </w:rPr>
-        <w:t xml:space="preserve">:  </w:t>
+        <w:t>dvc exp remove</w:t>
+      </w:r>
+      <w:r>
+        <w:rPr>
+          <w:b/>
+          <w:bCs/>
+        </w:rPr>
+        <w:t xml:space="preserve"> &lt;exp name &gt; </w:t>
       </w:r>
     </w:p>
     <w:p>
@@ -8650,62 +8751,6 @@
         <w:spacing w:before="16" w:after="16"/>
         <w:ind w:left="1080" w:right="1080"/>
         <w:jc w:val="both"/>
-        <w:rPr>
-          <w:b/>
-          <w:bCs/>
-        </w:rPr>
-      </w:pPr>
-      <w:r>
-        <w:rPr>
-          <w:b/>
-          <w:bCs/>
-        </w:rPr>
-        <w:t>Using dvc exp apply</w:t>
-      </w:r>
-      <w:r>
-        <w:t xml:space="preserve"> &lt;experiment_name&gt; restores your workspace to the exact state (snapshot) when that experiment was run. This includes all tracked files—code, parameters, metrics, output artifacts, and any data tracked by DVC or Git</w:t>
-      </w:r>
-    </w:p>
-    <w:p>
-      <w:pPr>
-        <w:pStyle w:val="ListParagraph"/>
-        <w:numPr>
-          <w:ilvl w:val="0"/>
-          <w:numId w:val="7"/>
-        </w:numPr>
-        <w:spacing w:before="16" w:after="16"/>
-        <w:ind w:left="1080" w:right="1080"/>
-        <w:jc w:val="both"/>
-        <w:rPr>
-          <w:b/>
-          <w:bCs/>
-        </w:rPr>
-      </w:pPr>
-      <w:r>
-        <w:rPr>
-          <w:b/>
-          <w:bCs/>
-        </w:rPr>
-        <w:t>dvc exp remove</w:t>
-      </w:r>
-      <w:r>
-        <w:rPr>
-          <w:b/>
-          <w:bCs/>
-        </w:rPr>
-        <w:t xml:space="preserve"> &lt;exp name &gt; </w:t>
-      </w:r>
-    </w:p>
-    <w:p>
-      <w:pPr>
-        <w:pStyle w:val="ListParagraph"/>
-        <w:numPr>
-          <w:ilvl w:val="0"/>
-          <w:numId w:val="7"/>
-        </w:numPr>
-        <w:spacing w:before="16" w:after="16"/>
-        <w:ind w:left="1080" w:right="1080"/>
-        <w:jc w:val="both"/>
       </w:pPr>
       <w:r>
         <w:rPr>
@@ -8727,30 +8772,6 @@
       <w:r>
         <w:t>.</w:t>
       </w:r>
-    </w:p>
-    <w:p>
-      <w:pPr>
-        <w:pStyle w:val="ListParagraph"/>
-        <w:spacing w:before="16" w:after="16"/>
-        <w:ind w:left="1080" w:right="1080"/>
-        <w:jc w:val="both"/>
-      </w:pPr>
-    </w:p>
-    <w:p>
-      <w:pPr>
-        <w:pStyle w:val="ListParagraph"/>
-        <w:spacing w:before="16" w:after="16"/>
-        <w:ind w:left="1080" w:right="1080"/>
-        <w:jc w:val="both"/>
-      </w:pPr>
-    </w:p>
-    <w:p>
-      <w:pPr>
-        <w:pStyle w:val="ListParagraph"/>
-        <w:spacing w:before="16" w:after="16"/>
-        <w:ind w:left="1080" w:right="1080"/>
-        <w:jc w:val="both"/>
-      </w:pPr>
     </w:p>
     <w:p>
       <w:pPr>
@@ -9100,7 +9121,6 @@
         <w:jc w:val="both"/>
       </w:pPr>
       <w:r>
-        <w:lastRenderedPageBreak/>
         <w:t xml:space="preserve">When working on the main project workflow rather than experimenting. </w:t>
       </w:r>
     </w:p>
@@ -9164,6 +9184,7 @@
         <w:jc w:val="both"/>
       </w:pPr>
       <w:r>
+        <w:lastRenderedPageBreak/>
         <w:t xml:space="preserve">When you want mange and compare experimental results without altering the main project workflow or repository history. </w:t>
       </w:r>
     </w:p>
@@ -9188,7 +9209,7 @@
           <w:ilvl w:val="1"/>
           <w:numId w:val="41"/>
         </w:numPr>
-        <w:spacing w:before="16" w:after="80"/>
+        <w:spacing w:before="16" w:after="80" w:line="240" w:lineRule="auto"/>
         <w:ind w:right="1080"/>
       </w:pPr>
       <w:r>
@@ -9220,40 +9241,34 @@
           <w:sz w:val="28"/>
           <w:szCs w:val="28"/>
         </w:rPr>
-        <w:t>flow:</w:t>
-      </w:r>
-      <w:r>
-        <w:rPr>
-          <w:b/>
-          <w:bCs/>
-          <w:sz w:val="28"/>
-          <w:szCs w:val="28"/>
-        </w:rPr>
+        <w:t>FLOW</w:t>
+      </w:r>
+    </w:p>
+    <w:p>
+      <w:pPr>
+        <w:spacing w:after="80" w:line="240" w:lineRule="auto"/>
+        <w:jc w:val="both"/>
+      </w:pPr>
+      <w:r>
+        <w:t>M</w:t>
+      </w:r>
+      <w:r>
+        <w:t>L</w:t>
+      </w:r>
+      <w:r>
+        <w:t xml:space="preserve">flow is an open-source platform deigned to manage the end-to-end machine learning lifecycle, it helps data scientists and </w:t>
+      </w:r>
+      <w:r>
+        <w:t>machine learning engineers to track experiments, manage machine learning models, and deploy model to production.</w:t>
+      </w:r>
+    </w:p>
+    <w:p>
+      <w:pPr>
+        <w:spacing w:after="0"/>
+      </w:pPr>
+      <w:r>
         <w:t xml:space="preserve"> </w:t>
       </w:r>
-    </w:p>
-    <w:p>
-      <w:pPr>
-        <w:spacing w:after="80"/>
-        <w:jc w:val="both"/>
-      </w:pPr>
-      <w:r>
-        <w:t>M</w:t>
-      </w:r>
-      <w:r>
-        <w:t>L</w:t>
-      </w:r>
-      <w:r>
-        <w:t xml:space="preserve">flow is an open-source platform deigned to manage the end-to-end machine learning lifecycle, it helps data scientists and </w:t>
-      </w:r>
-      <w:r>
-        <w:t>machine learning engineers to track experiments, manage machine learning models, and deploy model to production.</w:t>
-      </w:r>
-    </w:p>
-    <w:p>
-      <w:pPr>
-        <w:spacing w:after="0"/>
-      </w:pPr>
       <w:r>
         <w:t xml:space="preserve">Four main components: (Fill the info below) </w:t>
       </w:r>
@@ -9265,12 +9280,12 @@
           <w:ilvl w:val="1"/>
           <w:numId w:val="8"/>
         </w:numPr>
-        <w:spacing w:before="16" w:after="16"/>
-        <w:ind w:left="1080" w:right="1080"/>
-        <w:jc w:val="both"/>
-      </w:pPr>
-      <w:r>
-        <w:t xml:space="preserve">MLFLOW Tracking: </w:t>
+        <w:spacing w:before="16" w:after="16" w:line="240" w:lineRule="auto"/>
+        <w:ind w:left="1080" w:right="1080"/>
+        <w:jc w:val="both"/>
+      </w:pPr>
+      <w:r>
+        <w:t xml:space="preserve">MLFLOW Tracking </w:t>
       </w:r>
     </w:p>
     <w:p>
@@ -9280,12 +9295,12 @@
           <w:ilvl w:val="1"/>
           <w:numId w:val="8"/>
         </w:numPr>
-        <w:spacing w:before="16" w:after="16"/>
-        <w:ind w:left="1080" w:right="1080"/>
-        <w:jc w:val="both"/>
-      </w:pPr>
-      <w:r>
-        <w:t>MLFLOW Projects:</w:t>
+        <w:spacing w:before="16" w:after="16" w:line="240" w:lineRule="auto"/>
+        <w:ind w:left="1080" w:right="1080"/>
+        <w:jc w:val="both"/>
+      </w:pPr>
+      <w:r>
+        <w:t>MLFLOW Projects</w:t>
       </w:r>
     </w:p>
     <w:p>
@@ -9295,12 +9310,12 @@
           <w:ilvl w:val="1"/>
           <w:numId w:val="8"/>
         </w:numPr>
-        <w:spacing w:before="16" w:after="16"/>
-        <w:ind w:left="1080" w:right="1080"/>
-        <w:jc w:val="both"/>
-      </w:pPr>
-      <w:r>
-        <w:t>MLFLOW Models:</w:t>
+        <w:spacing w:before="16" w:after="16" w:line="240" w:lineRule="auto"/>
+        <w:ind w:left="1080" w:right="1080"/>
+        <w:jc w:val="both"/>
+      </w:pPr>
+      <w:r>
+        <w:t>MLFLOW Models</w:t>
       </w:r>
     </w:p>
     <w:p>
@@ -9310,17 +9325,17 @@
           <w:ilvl w:val="1"/>
           <w:numId w:val="8"/>
         </w:numPr>
-        <w:spacing w:after="120"/>
-        <w:ind w:left="1080" w:right="1080"/>
-        <w:jc w:val="both"/>
-      </w:pPr>
-      <w:r>
-        <w:t>MLFLOW Model Registry:</w:t>
-      </w:r>
-    </w:p>
-    <w:p>
-      <w:pPr>
-        <w:spacing w:after="80"/>
+        <w:spacing w:after="120" w:line="240" w:lineRule="auto"/>
+        <w:ind w:left="1080" w:right="1080"/>
+        <w:jc w:val="both"/>
+      </w:pPr>
+      <w:r>
+        <w:t>MLFLOW Model Registry</w:t>
+      </w:r>
+    </w:p>
+    <w:p>
+      <w:pPr>
+        <w:spacing w:after="80" w:line="240" w:lineRule="auto"/>
         <w:ind w:left="36" w:right="1080"/>
         <w:jc w:val="both"/>
       </w:pPr>
@@ -9335,7 +9350,7 @@
           <w:ilvl w:val="0"/>
           <w:numId w:val="9"/>
         </w:numPr>
-        <w:spacing w:after="120"/>
+        <w:spacing w:after="120" w:line="240" w:lineRule="auto"/>
         <w:jc w:val="both"/>
         <w:rPr>
           <w:b/>
@@ -9524,6 +9539,9 @@
       <w:r>
         <w:t xml:space="preserve"> window shows registered models, their versions, associated metadata, and performance, helping manage the lifecycle of models from training through staging to production deployment.</w:t>
       </w:r>
+      <w:r>
+        <w:t xml:space="preserve">  </w:t>
+      </w:r>
     </w:p>
     <w:p>
       <w:pPr>
@@ -9568,6 +9586,14 @@
     </w:p>
     <w:p>
       <w:pPr>
+        <w:rPr>
+          <w:b/>
+          <w:bCs/>
+        </w:rPr>
+      </w:pPr>
+    </w:p>
+    <w:p>
+      <w:pPr>
         <w:spacing w:after="80"/>
         <w:rPr>
           <w:b/>
@@ -9586,7 +9612,6 @@
     <w:p>
       <w:pPr>
         <w:spacing w:after="0"/>
-        <w:ind w:left="144"/>
         <w:jc w:val="both"/>
       </w:pPr>
       <w:r>
@@ -9617,7 +9642,6 @@
     <w:p>
       <w:pPr>
         <w:spacing w:after="0"/>
-        <w:ind w:left="144"/>
         <w:jc w:val="both"/>
       </w:pPr>
       <w:r>
@@ -9627,7 +9651,6 @@
     <w:p>
       <w:pPr>
         <w:spacing w:after="0"/>
-        <w:ind w:left="144"/>
         <w:jc w:val="both"/>
       </w:pPr>
       <w:r>
@@ -10217,6 +10240,7 @@
           <w:b/>
           <w:bCs/>
         </w:rPr>
+        <w:lastRenderedPageBreak/>
         <w:t>MLFlow tracking Server:</w:t>
       </w:r>
       <w:r>
@@ -11688,13 +11712,19 @@
       <w:r>
         <w:t xml:space="preserve">Create </w:t>
       </w:r>
-      <w:proofErr w:type="gramStart"/>
-      <w:r>
-        <w:t>a</w:t>
-      </w:r>
-      <w:proofErr w:type="gramEnd"/>
-      <w:r>
-        <w:t xml:space="preserve"> account on DagsHub with git and connect it to git repo, cause the integration of the git and Dagshub is good.</w:t>
+      <w:r>
+        <w:t>an</w:t>
+      </w:r>
+      <w:r>
+        <w:t xml:space="preserve"> account on </w:t>
+      </w:r>
+      <w:proofErr w:type="spellStart"/>
+      <w:r>
+        <w:t>DagsHub</w:t>
+      </w:r>
+      <w:proofErr w:type="spellEnd"/>
+      <w:r>
+        <w:t xml:space="preserve"> with git and connect it to git repo, cause the integration of the git and Dagshub is good.</w:t>
       </w:r>
     </w:p>
     <w:p>
@@ -12401,7 +12431,17 @@
                                 <w:color w:val="000000" w:themeColor="text1"/>
                                 <w:lang w:val="en-US"/>
                               </w:rPr>
-                              <w:t xml:space="preserve">EC2 server </w:t>
+                              <w:t xml:space="preserve">EC2 </w:t>
+                            </w:r>
+                            <w:proofErr w:type="gramStart"/>
+                            <w:r>
+                              <w:rPr>
+                                <w:b/>
+                                <w:bCs/>
+                                <w:color w:val="000000" w:themeColor="text1"/>
+                                <w:lang w:val="en-US"/>
+                              </w:rPr>
+                              <w:t xml:space="preserve">server </w:t>
                             </w:r>
                             <w:r>
                               <w:rPr>
@@ -12410,7 +12450,17 @@
                                 <w:color w:val="000000" w:themeColor="text1"/>
                                 <w:lang w:val="en-US"/>
                               </w:rPr>
-                              <w:t xml:space="preserve"> or DBMS</w:t>
+                              <w:t xml:space="preserve"> or</w:t>
+                            </w:r>
+                            <w:proofErr w:type="gramEnd"/>
+                            <w:r>
+                              <w:rPr>
+                                <w:b/>
+                                <w:bCs/>
+                                <w:color w:val="000000" w:themeColor="text1"/>
+                                <w:lang w:val="en-US"/>
+                              </w:rPr>
+                              <w:t xml:space="preserve"> DBMS</w:t>
                             </w:r>
                           </w:p>
                         </w:txbxContent>
@@ -12468,7 +12518,17 @@
                           <w:color w:val="000000" w:themeColor="text1"/>
                           <w:lang w:val="en-US"/>
                         </w:rPr>
-                        <w:t xml:space="preserve">EC2 server </w:t>
+                        <w:t xml:space="preserve">EC2 </w:t>
+                      </w:r>
+                      <w:proofErr w:type="gramStart"/>
+                      <w:r>
+                        <w:rPr>
+                          <w:b/>
+                          <w:bCs/>
+                          <w:color w:val="000000" w:themeColor="text1"/>
+                          <w:lang w:val="en-US"/>
+                        </w:rPr>
+                        <w:t xml:space="preserve">server </w:t>
                       </w:r>
                       <w:r>
                         <w:rPr>
@@ -12477,7 +12537,17 @@
                           <w:color w:val="000000" w:themeColor="text1"/>
                           <w:lang w:val="en-US"/>
                         </w:rPr>
-                        <w:t xml:space="preserve"> or DBMS</w:t>
+                        <w:t xml:space="preserve"> or</w:t>
+                      </w:r>
+                      <w:proofErr w:type="gramEnd"/>
+                      <w:r>
+                        <w:rPr>
+                          <w:b/>
+                          <w:bCs/>
+                          <w:color w:val="000000" w:themeColor="text1"/>
+                          <w:lang w:val="en-US"/>
+                        </w:rPr>
+                        <w:t xml:space="preserve"> DBMS</w:t>
                       </w:r>
                     </w:p>
                   </w:txbxContent>
@@ -12636,7 +12706,27 @@
                                 <w:color w:val="000000" w:themeColor="text1"/>
                                 <w:lang w:val="en-US"/>
                               </w:rPr>
-                              <w:t>S3 Bucket(Artifacts)</w:t>
+                              <w:t xml:space="preserve">S3 </w:t>
+                            </w:r>
+                            <w:proofErr w:type="gramStart"/>
+                            <w:r>
+                              <w:rPr>
+                                <w:b/>
+                                <w:bCs/>
+                                <w:color w:val="000000" w:themeColor="text1"/>
+                                <w:lang w:val="en-US"/>
+                              </w:rPr>
+                              <w:t>Bucket(</w:t>
+                            </w:r>
+                            <w:proofErr w:type="gramEnd"/>
+                            <w:r>
+                              <w:rPr>
+                                <w:b/>
+                                <w:bCs/>
+                                <w:color w:val="000000" w:themeColor="text1"/>
+                                <w:lang w:val="en-US"/>
+                              </w:rPr>
+                              <w:t>Artifacts)</w:t>
                             </w:r>
                           </w:p>
                         </w:txbxContent>
@@ -12680,7 +12770,27 @@
                           <w:color w:val="000000" w:themeColor="text1"/>
                           <w:lang w:val="en-US"/>
                         </w:rPr>
-                        <w:t>S3 Bucket(Artifacts)</w:t>
+                        <w:t xml:space="preserve">S3 </w:t>
+                      </w:r>
+                      <w:proofErr w:type="gramStart"/>
+                      <w:r>
+                        <w:rPr>
+                          <w:b/>
+                          <w:bCs/>
+                          <w:color w:val="000000" w:themeColor="text1"/>
+                          <w:lang w:val="en-US"/>
+                        </w:rPr>
+                        <w:t>Bucket(</w:t>
+                      </w:r>
+                      <w:proofErr w:type="gramEnd"/>
+                      <w:r>
+                        <w:rPr>
+                          <w:b/>
+                          <w:bCs/>
+                          <w:color w:val="000000" w:themeColor="text1"/>
+                          <w:lang w:val="en-US"/>
+                        </w:rPr>
+                        <w:t>Artifacts)</w:t>
                       </w:r>
                     </w:p>
                   </w:txbxContent>
@@ -13037,39 +13147,35 @@
     <w:p>
       <w:pPr>
         <w:pStyle w:val="ListParagraph"/>
+        <w:numPr>
+          <w:ilvl w:val="0"/>
+          <w:numId w:val="9"/>
+        </w:numPr>
+        <w:jc w:val="both"/>
+        <w:rPr>
+          <w:b/>
+          <w:bCs/>
+        </w:rPr>
+      </w:pPr>
+      <w:r>
+        <w:rPr>
+          <w:b/>
+          <w:bCs/>
+        </w:rPr>
+        <w:t xml:space="preserve">Autologging in MLFLOW: </w:t>
+      </w:r>
+    </w:p>
+    <w:p>
+      <w:pPr>
+        <w:pStyle w:val="ListParagraph"/>
         <w:ind w:left="288"/>
         <w:jc w:val="both"/>
       </w:pPr>
-    </w:p>
-    <w:p>
-      <w:pPr>
-        <w:pStyle w:val="ListParagraph"/>
-        <w:numPr>
-          <w:ilvl w:val="0"/>
-          <w:numId w:val="9"/>
-        </w:numPr>
-        <w:jc w:val="both"/>
-        <w:rPr>
-          <w:b/>
-          <w:bCs/>
-        </w:rPr>
-      </w:pPr>
-      <w:r>
-        <w:rPr>
-          <w:b/>
-          <w:bCs/>
-        </w:rPr>
-        <w:t xml:space="preserve">Autologging in MLFLOW: </w:t>
-      </w:r>
-    </w:p>
-    <w:p>
-      <w:pPr>
-        <w:pStyle w:val="ListParagraph"/>
-        <w:ind w:left="288"/>
-        <w:jc w:val="both"/>
-      </w:pPr>
       <w:r>
         <w:t>MLflow autologging is a feature that automatically tracks and logs parameters, metrics, artifacts, and models from machine learning training sessions with minimal code. It simplifies experiment tracking by capturing useful details like hyperparameters, evaluation metrics, and the trained model without manual logging calls, supporting many popular ML libraries. This improves workflow efficiency and ensures consistent, reproducible experiment records.</w:t>
+      </w:r>
+      <w:r>
+        <w:t xml:space="preserve">  </w:t>
       </w:r>
     </w:p>
     <w:p>
@@ -13580,7 +13686,7 @@
           <w:bCs/>
         </w:rPr>
       </w:pPr>
-      <w:bookmarkStart w:id="6" w:name="_Toc209173888"/>
+      <w:bookmarkStart w:id="6" w:name="_Toc210112413"/>
       <w:r>
         <w:rPr>
           <w:b/>
@@ -13649,13 +13755,17 @@
       <w:pPr>
         <w:pStyle w:val="Heading1"/>
         <w:rPr>
+          <w:b/>
+          <w:bCs/>
           <w:sz w:val="44"/>
           <w:szCs w:val="44"/>
         </w:rPr>
       </w:pPr>
-      <w:bookmarkStart w:id="7" w:name="_Toc209173889"/>
-      <w:r>
-        <w:rPr>
+      <w:bookmarkStart w:id="7" w:name="_Toc210112414"/>
+      <w:r>
+        <w:rPr>
+          <w:b/>
+          <w:bCs/>
           <w:sz w:val="44"/>
           <w:szCs w:val="44"/>
         </w:rPr>
@@ -13850,7 +13960,7 @@
           <w:lang w:val="en-US"/>
         </w:rPr>
       </w:pPr>
-      <w:bookmarkStart w:id="8" w:name="_Toc209173890"/>
+      <w:bookmarkStart w:id="8" w:name="_Toc210112415"/>
       <w:r>
         <w:rPr>
           <w:lang w:val="en-US"/>
@@ -14814,117 +14924,18 @@
         <w:ind w:left="1080" w:right="1080"/>
         <w:jc w:val="both"/>
         <w:rPr>
-          <w:lang w:val="en-US"/>
-        </w:rPr>
-      </w:pPr>
-    </w:p>
-    <w:p>
-      <w:pPr>
-        <w:spacing w:before="16" w:after="16"/>
-        <w:ind w:left="1080" w:right="1080"/>
-        <w:jc w:val="both"/>
-        <w:rPr>
-          <w:lang w:val="en-US"/>
-        </w:rPr>
-      </w:pPr>
-    </w:p>
-    <w:p>
-      <w:pPr>
-        <w:spacing w:before="16" w:after="16"/>
-        <w:ind w:left="1080" w:right="1080"/>
-        <w:jc w:val="both"/>
-        <w:rPr>
-          <w:lang w:val="en-US"/>
-        </w:rPr>
-      </w:pPr>
-    </w:p>
-    <w:p>
-      <w:pPr>
-        <w:spacing w:before="16" w:after="16"/>
-        <w:ind w:left="1080" w:right="1080"/>
-        <w:jc w:val="both"/>
-        <w:rPr>
-          <w:lang w:val="en-US"/>
-        </w:rPr>
-      </w:pPr>
-    </w:p>
-    <w:p>
-      <w:pPr>
-        <w:spacing w:before="16" w:after="16"/>
-        <w:ind w:left="1080" w:right="1080"/>
-        <w:jc w:val="both"/>
-        <w:rPr>
-          <w:lang w:val="en-US"/>
-        </w:rPr>
-      </w:pPr>
-    </w:p>
-    <w:p>
-      <w:pPr>
-        <w:spacing w:before="16" w:after="16"/>
-        <w:ind w:left="1080" w:right="1080"/>
-        <w:jc w:val="both"/>
-        <w:rPr>
-          <w:lang w:val="en-US"/>
-        </w:rPr>
-      </w:pPr>
-    </w:p>
-    <w:p>
-      <w:pPr>
-        <w:spacing w:before="16" w:after="16"/>
-        <w:ind w:left="1080" w:right="1080"/>
-        <w:jc w:val="both"/>
-        <w:rPr>
-          <w:lang w:val="en-US"/>
-        </w:rPr>
-      </w:pPr>
-    </w:p>
-    <w:p>
-      <w:pPr>
-        <w:spacing w:before="16" w:after="16"/>
-        <w:ind w:left="1080" w:right="1080"/>
-        <w:jc w:val="both"/>
-        <w:rPr>
-          <w:lang w:val="en-US"/>
-        </w:rPr>
-      </w:pPr>
-    </w:p>
-    <w:p>
-      <w:pPr>
-        <w:spacing w:before="16" w:after="16"/>
-        <w:ind w:left="1080" w:right="1080"/>
-        <w:jc w:val="both"/>
-        <w:rPr>
-          <w:lang w:val="en-US"/>
-        </w:rPr>
-      </w:pPr>
-    </w:p>
-    <w:p>
-      <w:pPr>
-        <w:spacing w:before="16" w:after="16"/>
-        <w:ind w:left="1080" w:right="1080"/>
-        <w:jc w:val="both"/>
-        <w:rPr>
-          <w:lang w:val="en-US"/>
-        </w:rPr>
-      </w:pPr>
-    </w:p>
-    <w:p>
-      <w:pPr>
-        <w:spacing w:before="16" w:after="16"/>
-        <w:ind w:left="1080" w:right="1080"/>
-        <w:jc w:val="both"/>
-        <w:rPr>
-          <w:b/>
-          <w:bCs/>
-          <w:lang w:val="en-US"/>
-        </w:rPr>
-      </w:pPr>
-      <w:r>
-        <w:rPr>
-          <w:b/>
-          <w:bCs/>
-          <w:lang w:val="en-US"/>
-        </w:rPr>
+          <w:b/>
+          <w:bCs/>
+          <w:lang w:val="en-US"/>
+        </w:rPr>
+      </w:pPr>
+      <w:r>
+        <w:rPr>
+          <w:b/>
+          <w:bCs/>
+          <w:lang w:val="en-US"/>
+        </w:rPr>
+        <w:lastRenderedPageBreak/>
         <w:t>How to monitor ML production model:</w:t>
       </w:r>
     </w:p>
@@ -15224,55 +15235,137 @@
         <w:rPr>
           <w:lang w:val="en-US"/>
         </w:rPr>
+        <w:t>Doing well on business metrics/project goals.</w:t>
+      </w:r>
+    </w:p>
+    <w:p>
+      <w:pPr>
+        <w:pStyle w:val="ListParagraph"/>
+        <w:spacing w:before="16" w:after="16"/>
+        <w:ind w:left="1080" w:right="1080"/>
+        <w:jc w:val="both"/>
+        <w:rPr>
+          <w:lang w:val="en-US"/>
+        </w:rPr>
+      </w:pPr>
+      <w:r>
+        <w:rPr>
+          <w:lang w:val="en-US"/>
+        </w:rPr>
+        <w:t>Mainly the ML projects are driven by the test set accuracy, but there could be discrepancy between the test set and business logic. How?</w:t>
+      </w:r>
+    </w:p>
+    <w:p>
+      <w:pPr>
+        <w:spacing w:before="16" w:after="16"/>
+        <w:ind w:left="1080" w:right="1080"/>
+        <w:jc w:val="both"/>
+        <w:rPr>
+          <w:lang w:val="en-US"/>
+        </w:rPr>
+      </w:pPr>
+    </w:p>
+    <w:p>
+      <w:pPr>
+        <w:spacing w:before="16" w:after="16"/>
+        <w:ind w:left="1080" w:right="1080"/>
+        <w:jc w:val="both"/>
+        <w:rPr>
+          <w:b/>
+          <w:bCs/>
+          <w:lang w:val="en-US"/>
+        </w:rPr>
+      </w:pPr>
+      <w:r>
+        <w:rPr>
+          <w:b/>
+          <w:bCs/>
+          <w:lang w:val="en-US"/>
+        </w:rPr>
+        <w:t>How low-test error is not good enough?</w:t>
+      </w:r>
+    </w:p>
+    <w:p>
+      <w:pPr>
+        <w:pStyle w:val="ListParagraph"/>
+        <w:numPr>
+          <w:ilvl w:val="0"/>
+          <w:numId w:val="1"/>
+        </w:numPr>
+        <w:spacing w:before="16" w:after="16"/>
+        <w:ind w:left="1080" w:right="1080"/>
+        <w:jc w:val="both"/>
+        <w:rPr>
+          <w:lang w:val="en-US"/>
+        </w:rPr>
+      </w:pPr>
+      <w:r>
+        <w:rPr>
+          <w:lang w:val="en-US"/>
+        </w:rPr>
+        <w:t xml:space="preserve">Fairness, bias and legal risk, if the model performs poorly on the specific groups like gender, age, ethnicity then in that case, business application won’t allow the model, though it would be giving the good result on the test set. (sort of like imbalanced set). </w:t>
+      </w:r>
+    </w:p>
+    <w:p>
+      <w:pPr>
+        <w:pStyle w:val="ListParagraph"/>
+        <w:numPr>
+          <w:ilvl w:val="0"/>
+          <w:numId w:val="1"/>
+        </w:numPr>
+        <w:spacing w:before="16" w:after="16"/>
+        <w:ind w:left="1080" w:right="1080"/>
+        <w:jc w:val="both"/>
+        <w:rPr>
+          <w:lang w:val="en-US"/>
+        </w:rPr>
+      </w:pPr>
+      <w:r>
+        <w:rPr>
+          <w:lang w:val="en-US"/>
+        </w:rPr>
         <w:lastRenderedPageBreak/>
-        <w:t>Doing well on business metrics/project goals.</w:t>
-      </w:r>
-    </w:p>
-    <w:p>
-      <w:pPr>
-        <w:pStyle w:val="ListParagraph"/>
-        <w:spacing w:before="16" w:after="16"/>
-        <w:ind w:left="1080" w:right="1080"/>
-        <w:jc w:val="both"/>
-        <w:rPr>
-          <w:lang w:val="en-US"/>
-        </w:rPr>
-      </w:pPr>
-      <w:r>
-        <w:rPr>
-          <w:lang w:val="en-US"/>
-        </w:rPr>
-        <w:t>Mainly the ML projects are driven by the test set accuracy, but there could be discrepancy between the test set and business logic. How?</w:t>
-      </w:r>
-    </w:p>
-    <w:p>
-      <w:pPr>
-        <w:spacing w:before="16" w:after="16"/>
-        <w:ind w:left="1080" w:right="1080"/>
-        <w:jc w:val="both"/>
-        <w:rPr>
-          <w:lang w:val="en-US"/>
-        </w:rPr>
-      </w:pPr>
-    </w:p>
-    <w:p>
-      <w:pPr>
-        <w:spacing w:before="16" w:after="16"/>
-        <w:ind w:left="1080" w:right="1080"/>
-        <w:jc w:val="both"/>
-        <w:rPr>
-          <w:b/>
-          <w:bCs/>
-          <w:lang w:val="en-US"/>
-        </w:rPr>
-      </w:pPr>
-      <w:r>
-        <w:rPr>
-          <w:b/>
-          <w:bCs/>
-          <w:lang w:val="en-US"/>
-        </w:rPr>
-        <w:t>How low-test error is not good enough?</w:t>
+        <w:t>Cost of mistake varies, like the mistake made on certain classes is far expensive than then other one (e.g. mistake on recommending wrong shirt is not that but approving fraudulent transaction is very high)</w:t>
+      </w:r>
+    </w:p>
+    <w:p>
+      <w:pPr>
+        <w:spacing w:before="16" w:after="16"/>
+        <w:ind w:left="1080" w:right="1080"/>
+        <w:jc w:val="both"/>
+        <w:rPr>
+          <w:lang w:val="en-US"/>
+        </w:rPr>
+      </w:pPr>
+    </w:p>
+    <w:p>
+      <w:pPr>
+        <w:spacing w:before="16" w:after="16"/>
+        <w:ind w:left="1080" w:right="1080"/>
+        <w:jc w:val="both"/>
+        <w:rPr>
+          <w:lang w:val="en-US"/>
+        </w:rPr>
+      </w:pPr>
+    </w:p>
+    <w:p>
+      <w:pPr>
+        <w:spacing w:before="16" w:after="16"/>
+        <w:ind w:left="1080" w:right="1080"/>
+        <w:jc w:val="both"/>
+        <w:rPr>
+          <w:b/>
+          <w:bCs/>
+          <w:lang w:val="en-US"/>
+        </w:rPr>
+      </w:pPr>
+      <w:r>
+        <w:rPr>
+          <w:b/>
+          <w:bCs/>
+          <w:lang w:val="en-US"/>
+        </w:rPr>
+        <w:t>How to establish the baseline model for the data? (structured and unstructured data)</w:t>
       </w:r>
     </w:p>
     <w:p>
@@ -15293,7 +15386,7 @@
         <w:rPr>
           <w:lang w:val="en-US"/>
         </w:rPr>
-        <w:t xml:space="preserve">Fairness, bias and legal risk, if the model performs poorly on the specific groups like gender, age, ethnicity then in that case, business application won’t allow the model, though it would be giving the good result on the test set. (sort of like imbalanced set). </w:t>
+        <w:t>Human level performance (comparing with human performance)</w:t>
       </w:r>
     </w:p>
     <w:p>
@@ -15314,47 +15407,7 @@
         <w:rPr>
           <w:lang w:val="en-US"/>
         </w:rPr>
-        <w:t>Cost of mistake varies, like the mistake made on certain classes is far expensive than then other one (e.g. mistake on recommending wrong shirt is not that but approving fraudulent transaction is very high)</w:t>
-      </w:r>
-    </w:p>
-    <w:p>
-      <w:pPr>
-        <w:spacing w:before="16" w:after="16"/>
-        <w:ind w:left="1080" w:right="1080"/>
-        <w:jc w:val="both"/>
-        <w:rPr>
-          <w:lang w:val="en-US"/>
-        </w:rPr>
-      </w:pPr>
-    </w:p>
-    <w:p>
-      <w:pPr>
-        <w:spacing w:before="16" w:after="16"/>
-        <w:ind w:left="1080" w:right="1080"/>
-        <w:jc w:val="both"/>
-        <w:rPr>
-          <w:lang w:val="en-US"/>
-        </w:rPr>
-      </w:pPr>
-    </w:p>
-    <w:p>
-      <w:pPr>
-        <w:spacing w:before="16" w:after="16"/>
-        <w:ind w:left="1080" w:right="1080"/>
-        <w:jc w:val="both"/>
-        <w:rPr>
-          <w:b/>
-          <w:bCs/>
-          <w:lang w:val="en-US"/>
-        </w:rPr>
-      </w:pPr>
-      <w:r>
-        <w:rPr>
-          <w:b/>
-          <w:bCs/>
-          <w:lang w:val="en-US"/>
-        </w:rPr>
-        <w:t>How to establish the baseline model for the data? (structured and unstructured data)</w:t>
+        <w:t>Literature search (open-source model or work indicating the performance)</w:t>
       </w:r>
     </w:p>
     <w:p>
@@ -15375,7 +15428,7 @@
         <w:rPr>
           <w:lang w:val="en-US"/>
         </w:rPr>
-        <w:t>Human level performance (comparing with human performance)</w:t>
+        <w:t>Performance on older system</w:t>
       </w:r>
     </w:p>
     <w:p>
@@ -15396,7 +15449,246 @@
         <w:rPr>
           <w:lang w:val="en-US"/>
         </w:rPr>
-        <w:t>Literature search (open-source model or work indicating the performance)</w:t>
+        <w:t xml:space="preserve">Quick and implementation (like Harshal builds the quick baseline model and then start improving the model). </w:t>
+      </w:r>
+    </w:p>
+    <w:p>
+      <w:pPr>
+        <w:spacing w:before="16" w:after="16"/>
+        <w:ind w:left="1080" w:right="1080"/>
+        <w:jc w:val="both"/>
+        <w:rPr>
+          <w:lang w:val="en-US"/>
+        </w:rPr>
+      </w:pPr>
+    </w:p>
+    <w:p>
+      <w:pPr>
+        <w:spacing w:before="16" w:after="16"/>
+        <w:ind w:left="1080" w:right="1080"/>
+        <w:jc w:val="both"/>
+        <w:rPr>
+          <w:lang w:val="en-US"/>
+        </w:rPr>
+      </w:pPr>
+      <w:r>
+        <w:rPr>
+          <w:lang w:val="en-US"/>
+        </w:rPr>
+        <w:t xml:space="preserve">Tips for getting started. </w:t>
+      </w:r>
+    </w:p>
+    <w:p>
+      <w:pPr>
+        <w:spacing w:before="16" w:after="16"/>
+        <w:ind w:left="1080" w:right="1080"/>
+        <w:jc w:val="both"/>
+        <w:rPr>
+          <w:lang w:val="en-US"/>
+        </w:rPr>
+      </w:pPr>
+      <w:r>
+        <w:rPr>
+          <w:lang w:val="en-US"/>
+        </w:rPr>
+        <w:t xml:space="preserve">Good data is better than good algorithm. Always takes deployment/compute constraint into account while developing the model. </w:t>
+      </w:r>
+    </w:p>
+    <w:p>
+      <w:pPr>
+        <w:spacing w:before="16" w:after="16"/>
+        <w:ind w:left="1080" w:right="1080"/>
+        <w:jc w:val="both"/>
+        <w:rPr>
+          <w:lang w:val="en-US"/>
+        </w:rPr>
+      </w:pPr>
+      <w:r>
+        <w:rPr>
+          <w:lang w:val="en-US"/>
+        </w:rPr>
+        <w:t xml:space="preserve">Sanity check: before start training a model, check with very few datapoints and try to overfit the model with very smaller data and see if the accuracy is good or not, this gives you the idea whether is it worth going deeper and worth taking the efforts to train and optimized this model on this data. </w:t>
+      </w:r>
+    </w:p>
+    <w:p>
+      <w:pPr>
+        <w:spacing w:before="16" w:after="16"/>
+        <w:ind w:left="1080" w:right="1080"/>
+        <w:jc w:val="both"/>
+        <w:rPr>
+          <w:b/>
+          <w:bCs/>
+          <w:lang w:val="en-US"/>
+        </w:rPr>
+      </w:pPr>
+    </w:p>
+    <w:p>
+      <w:pPr>
+        <w:spacing w:before="16" w:after="16"/>
+        <w:ind w:left="1080" w:right="1080"/>
+        <w:jc w:val="both"/>
+        <w:rPr>
+          <w:lang w:val="en-US"/>
+        </w:rPr>
+      </w:pPr>
+      <w:r>
+        <w:rPr>
+          <w:b/>
+          <w:bCs/>
+          <w:lang w:val="en-US"/>
+        </w:rPr>
+        <w:t xml:space="preserve">Error analysis example: </w:t>
+      </w:r>
+    </w:p>
+    <w:p>
+      <w:pPr>
+        <w:spacing w:before="16" w:after="16"/>
+        <w:ind w:left="1080" w:right="1080"/>
+        <w:jc w:val="both"/>
+        <w:rPr>
+          <w:lang w:val="en-US"/>
+        </w:rPr>
+      </w:pPr>
+      <w:r>
+        <w:rPr>
+          <w:lang w:val="en-US"/>
+        </w:rPr>
+        <w:t xml:space="preserve">Analyzing the error, error patterns, quantify, understand the errors made. E.g. for speech recognition is, </w:t>
+      </w:r>
+    </w:p>
+    <w:p>
+      <w:pPr>
+        <w:spacing w:before="16" w:after="16"/>
+        <w:ind w:left="1080" w:right="1080"/>
+        <w:jc w:val="both"/>
+        <w:rPr>
+          <w:lang w:val="en-US"/>
+        </w:rPr>
+      </w:pPr>
+      <w:r>
+        <w:rPr>
+          <w:lang w:val="en-US"/>
+        </w:rPr>
+        <w:t xml:space="preserve">For the misclassified speech texts, creates the different features stating the reasons of the noise, like car noise, human noise, low bandwidth and mark for each of the text, the columns don’t have to be mutually exclusive. This indicates the speech with its unique reason of error and help you understand which kind of error is what and which one to prioritize and how? the column can be added as you move in the data. This column I’m referring are tags, </w:t>
+      </w:r>
+    </w:p>
+    <w:p>
+      <w:pPr>
+        <w:spacing w:before="16" w:after="16"/>
+        <w:ind w:left="1080" w:right="1080"/>
+        <w:jc w:val="both"/>
+        <w:rPr>
+          <w:lang w:val="en-US"/>
+        </w:rPr>
+      </w:pPr>
+      <w:r>
+        <w:rPr>
+          <w:lang w:val="en-US"/>
+        </w:rPr>
+        <w:t xml:space="preserve">So, this error analysis or tagging process is the iterative process like the other process like model building as well as the deployment process. </w:t>
+      </w:r>
+    </w:p>
+    <w:p>
+      <w:pPr>
+        <w:spacing w:before="16" w:after="16"/>
+        <w:ind w:left="1080" w:right="1080"/>
+        <w:jc w:val="both"/>
+        <w:rPr>
+          <w:lang w:val="en-US"/>
+        </w:rPr>
+      </w:pPr>
+    </w:p>
+    <w:p>
+      <w:pPr>
+        <w:spacing w:before="16" w:after="16"/>
+        <w:ind w:left="1080" w:right="1080"/>
+        <w:jc w:val="both"/>
+        <w:rPr>
+          <w:b/>
+          <w:bCs/>
+          <w:lang w:val="en-US"/>
+        </w:rPr>
+      </w:pPr>
+      <w:r>
+        <w:rPr>
+          <w:b/>
+          <w:bCs/>
+          <w:lang w:val="en-US"/>
+        </w:rPr>
+        <w:t>Error Analysis for Skewed dataset (imbalanced):</w:t>
+      </w:r>
+    </w:p>
+    <w:p>
+      <w:pPr>
+        <w:spacing w:before="16" w:after="16"/>
+        <w:ind w:left="1080" w:right="1080"/>
+        <w:jc w:val="both"/>
+        <w:rPr>
+          <w:lang w:val="en-US"/>
+        </w:rPr>
+      </w:pPr>
+      <w:r>
+        <w:rPr>
+          <w:lang w:val="en-US"/>
+        </w:rPr>
+        <w:t xml:space="preserve">Use metrics like Precision, recall and F1 scores, F1 scores harmonic mean penalized the score far more for smaller value of any of the recall or F1 score. </w:t>
+      </w:r>
+    </w:p>
+    <w:p>
+      <w:pPr>
+        <w:spacing w:before="16" w:after="16"/>
+        <w:ind w:left="1080" w:right="1080"/>
+        <w:jc w:val="both"/>
+        <w:rPr>
+          <w:b/>
+          <w:bCs/>
+          <w:lang w:val="en-US"/>
+        </w:rPr>
+      </w:pPr>
+    </w:p>
+    <w:p>
+      <w:pPr>
+        <w:spacing w:before="16" w:after="16"/>
+        <w:ind w:left="1080" w:right="1080"/>
+        <w:jc w:val="both"/>
+        <w:rPr>
+          <w:lang w:val="en-US"/>
+        </w:rPr>
+      </w:pPr>
+      <w:r>
+        <w:rPr>
+          <w:b/>
+          <w:bCs/>
+          <w:lang w:val="en-US"/>
+        </w:rPr>
+        <w:t>Performance Auditing:</w:t>
+      </w:r>
+      <w:r>
+        <w:rPr>
+          <w:lang w:val="en-US"/>
+        </w:rPr>
+        <w:t xml:space="preserve"> even after the error analysis, one last time before deploying, check for fairness and bias, </w:t>
+      </w:r>
+    </w:p>
+    <w:p>
+      <w:pPr>
+        <w:pStyle w:val="ListParagraph"/>
+        <w:numPr>
+          <w:ilvl w:val="0"/>
+          <w:numId w:val="3"/>
+        </w:numPr>
+        <w:spacing w:before="16" w:after="16"/>
+        <w:ind w:left="1080" w:right="1080"/>
+        <w:jc w:val="both"/>
+        <w:rPr>
+          <w:lang w:val="en-US"/>
+        </w:rPr>
+      </w:pPr>
+      <w:r>
+        <w:rPr>
+          <w:lang w:val="en-US"/>
+        </w:rPr>
+        <w:t xml:space="preserve">Brainstorm the ways the system might go wrong. </w:t>
       </w:r>
     </w:p>
     <w:p>
@@ -15417,7 +15709,8 @@
         <w:rPr>
           <w:lang w:val="en-US"/>
         </w:rPr>
-        <w:t>Performance on older system</w:t>
+        <w:lastRenderedPageBreak/>
+        <w:t>Performance on subset of data, (e.g. ethnicity, gender)</w:t>
       </w:r>
     </w:p>
     <w:p>
@@ -15438,225 +15731,28 @@
         <w:rPr>
           <w:lang w:val="en-US"/>
         </w:rPr>
-        <w:t xml:space="preserve">Quick and implementation (like Harshal builds the quick baseline model and then start improving the model). </w:t>
-      </w:r>
-    </w:p>
-    <w:p>
-      <w:pPr>
-        <w:spacing w:before="16" w:after="16"/>
-        <w:ind w:left="1080" w:right="1080"/>
-        <w:jc w:val="both"/>
-        <w:rPr>
-          <w:lang w:val="en-US"/>
-        </w:rPr>
-      </w:pPr>
-    </w:p>
-    <w:p>
-      <w:pPr>
-        <w:spacing w:before="16" w:after="16"/>
-        <w:ind w:left="1080" w:right="1080"/>
-        <w:jc w:val="both"/>
-        <w:rPr>
-          <w:lang w:val="en-US"/>
-        </w:rPr>
-      </w:pPr>
-      <w:r>
-        <w:rPr>
-          <w:lang w:val="en-US"/>
-        </w:rPr>
-        <w:t xml:space="preserve">Tips for getting started. </w:t>
-      </w:r>
-    </w:p>
-    <w:p>
-      <w:pPr>
-        <w:spacing w:before="16" w:after="16"/>
-        <w:ind w:left="1080" w:right="1080"/>
-        <w:jc w:val="both"/>
-        <w:rPr>
-          <w:lang w:val="en-US"/>
-        </w:rPr>
-      </w:pPr>
-      <w:r>
-        <w:rPr>
-          <w:lang w:val="en-US"/>
-        </w:rPr>
-        <w:t xml:space="preserve">Good data is better than good algorithm. Always takes deployment/compute constraint into account while developing the model. </w:t>
-      </w:r>
-    </w:p>
-    <w:p>
-      <w:pPr>
-        <w:spacing w:before="16" w:after="16"/>
-        <w:ind w:left="1080" w:right="1080"/>
-        <w:jc w:val="both"/>
-        <w:rPr>
-          <w:lang w:val="en-US"/>
-        </w:rPr>
-      </w:pPr>
-      <w:r>
-        <w:rPr>
-          <w:lang w:val="en-US"/>
-        </w:rPr>
-        <w:t xml:space="preserve">Sanity check: before start training a model, check with very few datapoints and try to overfit the model with very smaller data and see if the accuracy is good or not, this gives you the idea whether is it worth going deeper and worth taking the efforts to train and optimized this model on this data. </w:t>
-      </w:r>
-    </w:p>
-    <w:p>
-      <w:pPr>
-        <w:spacing w:before="16" w:after="16"/>
-        <w:ind w:left="1080" w:right="1080"/>
-        <w:jc w:val="both"/>
-        <w:rPr>
-          <w:b/>
-          <w:bCs/>
-          <w:lang w:val="en-US"/>
-        </w:rPr>
-      </w:pPr>
-    </w:p>
-    <w:p>
-      <w:pPr>
-        <w:spacing w:before="16" w:after="16"/>
-        <w:ind w:left="1080" w:right="1080"/>
-        <w:jc w:val="both"/>
-        <w:rPr>
-          <w:lang w:val="en-US"/>
-        </w:rPr>
-      </w:pPr>
-      <w:r>
-        <w:rPr>
-          <w:b/>
-          <w:bCs/>
-          <w:lang w:val="en-US"/>
-        </w:rPr>
-        <w:t xml:space="preserve">Error analysis example: </w:t>
-      </w:r>
-    </w:p>
-    <w:p>
-      <w:pPr>
-        <w:spacing w:before="16" w:after="16"/>
-        <w:ind w:left="1080" w:right="1080"/>
-        <w:jc w:val="both"/>
-        <w:rPr>
-          <w:lang w:val="en-US"/>
-        </w:rPr>
-      </w:pPr>
-      <w:r>
-        <w:rPr>
-          <w:lang w:val="en-US"/>
-        </w:rPr>
-        <w:t xml:space="preserve">Analyzing the error, error patterns, quantify, understand the errors made. E.g. for speech recognition is, </w:t>
-      </w:r>
-    </w:p>
-    <w:p>
-      <w:pPr>
-        <w:spacing w:before="16" w:after="16"/>
-        <w:ind w:left="1080" w:right="1080"/>
-        <w:jc w:val="both"/>
-        <w:rPr>
-          <w:lang w:val="en-US"/>
-        </w:rPr>
-      </w:pPr>
-      <w:r>
-        <w:rPr>
-          <w:lang w:val="en-US"/>
-        </w:rPr>
-        <w:t xml:space="preserve">For the misclassified speech texts, creates the different features stating the reasons of the noise, like car noise, human noise, low bandwidth and mark for each of the text, the columns don’t have to be mutually exclusive. This indicates the speech with its unique reason of error and help you understand which kind of error is what and which one to prioritize and how? the column can be added as you move in the data. This column I’m referring are tags, </w:t>
-      </w:r>
-    </w:p>
-    <w:p>
-      <w:pPr>
-        <w:spacing w:before="16" w:after="16"/>
-        <w:ind w:left="1080" w:right="1080"/>
-        <w:jc w:val="both"/>
-        <w:rPr>
-          <w:lang w:val="en-US"/>
-        </w:rPr>
-      </w:pPr>
-      <w:r>
-        <w:rPr>
-          <w:lang w:val="en-US"/>
-        </w:rPr>
-        <w:t xml:space="preserve">So, this error analysis or tagging process is the iterative process like the other process like model building as well as the deployment process. </w:t>
-      </w:r>
-    </w:p>
-    <w:p>
-      <w:pPr>
-        <w:spacing w:before="16" w:after="16"/>
-        <w:ind w:left="1080" w:right="1080"/>
-        <w:jc w:val="both"/>
-        <w:rPr>
-          <w:lang w:val="en-US"/>
-        </w:rPr>
-      </w:pPr>
-    </w:p>
-    <w:p>
-      <w:pPr>
-        <w:spacing w:before="16" w:after="16"/>
-        <w:ind w:left="1080" w:right="1080"/>
-        <w:jc w:val="both"/>
-        <w:rPr>
-          <w:b/>
-          <w:bCs/>
-          <w:lang w:val="en-US"/>
-        </w:rPr>
-      </w:pPr>
-      <w:r>
-        <w:rPr>
-          <w:b/>
-          <w:bCs/>
-          <w:lang w:val="en-US"/>
-        </w:rPr>
-        <w:t>Error Analysis for Skewed dataset (imbalanced):</w:t>
-      </w:r>
-    </w:p>
-    <w:p>
-      <w:pPr>
-        <w:spacing w:before="16" w:after="16"/>
-        <w:ind w:left="1080" w:right="1080"/>
-        <w:jc w:val="both"/>
-        <w:rPr>
-          <w:lang w:val="en-US"/>
-        </w:rPr>
-      </w:pPr>
-      <w:r>
-        <w:rPr>
-          <w:lang w:val="en-US"/>
-        </w:rPr>
-        <w:t xml:space="preserve">Use metrics like Precision, recall and F1 scores, F1 scores harmonic mean penalized the score far more for smaller value of any of the recall or F1 score. </w:t>
-      </w:r>
-    </w:p>
-    <w:p>
-      <w:pPr>
-        <w:spacing w:before="16" w:after="16"/>
-        <w:ind w:left="1080" w:right="1080"/>
-        <w:jc w:val="both"/>
-        <w:rPr>
-          <w:b/>
-          <w:bCs/>
-          <w:lang w:val="en-US"/>
-        </w:rPr>
-      </w:pPr>
-    </w:p>
-    <w:p>
-      <w:pPr>
-        <w:spacing w:before="16" w:after="16"/>
-        <w:ind w:left="1080" w:right="1080"/>
-        <w:jc w:val="both"/>
-        <w:rPr>
-          <w:lang w:val="en-US"/>
-        </w:rPr>
-      </w:pPr>
-      <w:r>
-        <w:rPr>
-          <w:b/>
-          <w:bCs/>
-          <w:lang w:val="en-US"/>
-        </w:rPr>
-        <w:t>Performance Auditing:</w:t>
-      </w:r>
-      <w:r>
-        <w:rPr>
-          <w:lang w:val="en-US"/>
-        </w:rPr>
-        <w:t xml:space="preserve"> even after the error analysis, one last time before deploying, check for fairness and bias, </w:t>
+        <w:t>How common are certain error.</w:t>
+      </w:r>
+    </w:p>
+    <w:p>
+      <w:pPr>
+        <w:pStyle w:val="ListParagraph"/>
+        <w:numPr>
+          <w:ilvl w:val="0"/>
+          <w:numId w:val="1"/>
+        </w:numPr>
+        <w:spacing w:before="16" w:after="16"/>
+        <w:ind w:left="1080" w:right="1080"/>
+        <w:jc w:val="both"/>
+        <w:rPr>
+          <w:lang w:val="en-US"/>
+        </w:rPr>
+      </w:pPr>
+      <w:r>
+        <w:rPr>
+          <w:lang w:val="en-US"/>
+        </w:rPr>
+        <w:t>Performance on rare classes.</w:t>
       </w:r>
     </w:p>
     <w:p>
@@ -15677,7 +15773,119 @@
         <w:rPr>
           <w:lang w:val="en-US"/>
         </w:rPr>
-        <w:t xml:space="preserve">Brainstorm the ways the system might go wrong. </w:t>
+        <w:t xml:space="preserve">Established metrics to assess performance on appropriate </w:t>
+      </w:r>
+      <w:r>
+        <w:rPr>
+          <w:b/>
+          <w:bCs/>
+          <w:lang w:val="en-US"/>
+        </w:rPr>
+        <w:t>slices of the data</w:t>
+      </w:r>
+      <w:r>
+        <w:rPr>
+          <w:lang w:val="en-US"/>
+        </w:rPr>
+        <w:t>.</w:t>
+      </w:r>
+    </w:p>
+    <w:p>
+      <w:pPr>
+        <w:pStyle w:val="ListParagraph"/>
+        <w:numPr>
+          <w:ilvl w:val="0"/>
+          <w:numId w:val="3"/>
+        </w:numPr>
+        <w:spacing w:before="16" w:after="16"/>
+        <w:ind w:left="1080" w:right="1080"/>
+        <w:jc w:val="both"/>
+        <w:rPr>
+          <w:lang w:val="en-US"/>
+        </w:rPr>
+      </w:pPr>
+      <w:r>
+        <w:rPr>
+          <w:lang w:val="en-US"/>
+        </w:rPr>
+        <w:t xml:space="preserve"> Get business/product owner buy-in. </w:t>
+      </w:r>
+    </w:p>
+    <w:p>
+      <w:pPr>
+        <w:spacing w:before="16" w:after="16"/>
+        <w:ind w:left="1080" w:right="1080"/>
+        <w:jc w:val="both"/>
+        <w:rPr>
+          <w:lang w:val="en-US"/>
+        </w:rPr>
+      </w:pPr>
+    </w:p>
+    <w:p>
+      <w:pPr>
+        <w:spacing w:before="16" w:after="16"/>
+        <w:ind w:left="1080" w:right="1080"/>
+        <w:jc w:val="both"/>
+        <w:rPr>
+          <w:lang w:val="en-US"/>
+        </w:rPr>
+      </w:pPr>
+    </w:p>
+    <w:p>
+      <w:pPr>
+        <w:spacing w:before="16" w:after="16"/>
+        <w:ind w:left="1080" w:right="1080"/>
+        <w:jc w:val="both"/>
+        <w:rPr>
+          <w:lang w:val="en-US"/>
+        </w:rPr>
+      </w:pPr>
+    </w:p>
+    <w:p>
+      <w:pPr>
+        <w:spacing w:before="16" w:after="16"/>
+        <w:ind w:left="1080" w:right="1080"/>
+        <w:jc w:val="both"/>
+        <w:rPr>
+          <w:lang w:val="en-US"/>
+        </w:rPr>
+      </w:pPr>
+    </w:p>
+    <w:p>
+      <w:pPr>
+        <w:spacing w:before="16" w:after="16"/>
+        <w:ind w:left="1080" w:right="1080"/>
+        <w:jc w:val="both"/>
+        <w:rPr>
+          <w:lang w:val="en-US"/>
+        </w:rPr>
+      </w:pPr>
+      <w:r>
+        <w:rPr>
+          <w:lang w:val="en-US"/>
+        </w:rPr>
+        <w:t>Speech recognition example.</w:t>
+      </w:r>
+    </w:p>
+    <w:p>
+      <w:pPr>
+        <w:pStyle w:val="ListParagraph"/>
+        <w:numPr>
+          <w:ilvl w:val="0"/>
+          <w:numId w:val="41"/>
+        </w:numPr>
+        <w:spacing w:before="16" w:after="16"/>
+        <w:ind w:left="1080" w:right="1080"/>
+        <w:jc w:val="both"/>
+        <w:rPr>
+          <w:lang w:val="en-US"/>
+        </w:rPr>
+      </w:pPr>
+      <w:r>
+        <w:rPr>
+          <w:lang w:val="en-US"/>
+        </w:rPr>
+        <w:t>Brainstorm the ways the system might go wrong:</w:t>
       </w:r>
     </w:p>
     <w:p>
@@ -15698,7 +15906,7 @@
         <w:rPr>
           <w:lang w:val="en-US"/>
         </w:rPr>
-        <w:t>Performance on subset of data, (e.g. ethnicity, gender)</w:t>
+        <w:t>Accuracy on different genders and ethnicities.</w:t>
       </w:r>
     </w:p>
     <w:p>
@@ -15719,7 +15927,7 @@
         <w:rPr>
           <w:lang w:val="en-US"/>
         </w:rPr>
-        <w:t>How common are certain error.</w:t>
+        <w:t>Accuracy on different devices.</w:t>
       </w:r>
     </w:p>
     <w:p>
@@ -15740,119 +15948,7 @@
         <w:rPr>
           <w:lang w:val="en-US"/>
         </w:rPr>
-        <w:t>Performance on rare classes.</w:t>
-      </w:r>
-    </w:p>
-    <w:p>
-      <w:pPr>
-        <w:pStyle w:val="ListParagraph"/>
-        <w:numPr>
-          <w:ilvl w:val="0"/>
-          <w:numId w:val="3"/>
-        </w:numPr>
-        <w:spacing w:before="16" w:after="16"/>
-        <w:ind w:left="1080" w:right="1080"/>
-        <w:jc w:val="both"/>
-        <w:rPr>
-          <w:lang w:val="en-US"/>
-        </w:rPr>
-      </w:pPr>
-      <w:r>
-        <w:rPr>
-          <w:lang w:val="en-US"/>
-        </w:rPr>
-        <w:t xml:space="preserve">Established metrics to assess performance on appropriate </w:t>
-      </w:r>
-      <w:r>
-        <w:rPr>
-          <w:b/>
-          <w:bCs/>
-          <w:lang w:val="en-US"/>
-        </w:rPr>
-        <w:t>slices of the data</w:t>
-      </w:r>
-      <w:r>
-        <w:rPr>
-          <w:lang w:val="en-US"/>
-        </w:rPr>
-        <w:t>.</w:t>
-      </w:r>
-    </w:p>
-    <w:p>
-      <w:pPr>
-        <w:pStyle w:val="ListParagraph"/>
-        <w:numPr>
-          <w:ilvl w:val="0"/>
-          <w:numId w:val="3"/>
-        </w:numPr>
-        <w:spacing w:before="16" w:after="16"/>
-        <w:ind w:left="1080" w:right="1080"/>
-        <w:jc w:val="both"/>
-        <w:rPr>
-          <w:lang w:val="en-US"/>
-        </w:rPr>
-      </w:pPr>
-      <w:r>
-        <w:rPr>
-          <w:lang w:val="en-US"/>
-        </w:rPr>
-        <w:t xml:space="preserve"> Get business/product owner buy-in. </w:t>
-      </w:r>
-    </w:p>
-    <w:p>
-      <w:pPr>
-        <w:spacing w:before="16" w:after="16"/>
-        <w:ind w:left="1080" w:right="1080"/>
-        <w:jc w:val="both"/>
-        <w:rPr>
-          <w:lang w:val="en-US"/>
-        </w:rPr>
-      </w:pPr>
-    </w:p>
-    <w:p>
-      <w:pPr>
-        <w:spacing w:before="16" w:after="16"/>
-        <w:ind w:left="1080" w:right="1080"/>
-        <w:jc w:val="both"/>
-        <w:rPr>
-          <w:lang w:val="en-US"/>
-        </w:rPr>
-      </w:pPr>
-    </w:p>
-    <w:p>
-      <w:pPr>
-        <w:spacing w:before="16" w:after="16"/>
-        <w:ind w:left="1080" w:right="1080"/>
-        <w:jc w:val="both"/>
-        <w:rPr>
-          <w:lang w:val="en-US"/>
-        </w:rPr>
-      </w:pPr>
-    </w:p>
-    <w:p>
-      <w:pPr>
-        <w:spacing w:before="16" w:after="16"/>
-        <w:ind w:left="1080" w:right="1080"/>
-        <w:jc w:val="both"/>
-        <w:rPr>
-          <w:lang w:val="en-US"/>
-        </w:rPr>
-      </w:pPr>
-    </w:p>
-    <w:p>
-      <w:pPr>
-        <w:spacing w:before="16" w:after="16"/>
-        <w:ind w:left="1080" w:right="1080"/>
-        <w:jc w:val="both"/>
-        <w:rPr>
-          <w:lang w:val="en-US"/>
-        </w:rPr>
-      </w:pPr>
-      <w:r>
-        <w:rPr>
-          <w:lang w:val="en-US"/>
-        </w:rPr>
-        <w:t>Speech recognition example.</w:t>
+        <w:t xml:space="preserve">Prevalence of the rude mis-transcriptions. (Like GAN could be interpreted as GUN or GANG, could mean the data would have lot of content related to gun violence and could be misleading. </w:t>
       </w:r>
     </w:p>
     <w:p>
@@ -15873,7 +15969,7 @@
         <w:rPr>
           <w:lang w:val="en-US"/>
         </w:rPr>
-        <w:t>Brainstorm the ways the system might go wrong:</w:t>
+        <w:t xml:space="preserve">Established metrics to assess performance against these issues on appropriate slices of data. </w:t>
       </w:r>
     </w:p>
     <w:p>
@@ -15894,7 +15990,7 @@
         <w:rPr>
           <w:lang w:val="en-US"/>
         </w:rPr>
-        <w:t>Accuracy on different genders and ethnicities.</w:t>
+        <w:t xml:space="preserve">Mean accuracy for different genders and major accents. </w:t>
       </w:r>
     </w:p>
     <w:p>
@@ -15915,7 +16011,127 @@
         <w:rPr>
           <w:lang w:val="en-US"/>
         </w:rPr>
-        <w:t>Accuracy on different devices.</w:t>
+        <w:t xml:space="preserve">Check for prevalence of offensive words in output. </w:t>
+      </w:r>
+    </w:p>
+    <w:p>
+      <w:pPr>
+        <w:spacing w:before="16" w:after="16"/>
+        <w:ind w:left="1080" w:right="1080"/>
+        <w:jc w:val="both"/>
+        <w:rPr>
+          <w:lang w:val="en-US"/>
+        </w:rPr>
+      </w:pPr>
+    </w:p>
+    <w:p>
+      <w:pPr>
+        <w:spacing w:before="16" w:after="16"/>
+        <w:ind w:left="1080" w:right="1080"/>
+        <w:jc w:val="both"/>
+        <w:rPr>
+          <w:lang w:val="en-US"/>
+        </w:rPr>
+      </w:pPr>
+      <w:r>
+        <w:rPr>
+          <w:lang w:val="en-US"/>
+        </w:rPr>
+        <w:t>Now just, imagine your error analysis has pushed you to improve your model on certain slice (category or tag etc.)</w:t>
+      </w:r>
+    </w:p>
+    <w:p>
+      <w:pPr>
+        <w:spacing w:before="16" w:after="16"/>
+        <w:ind w:left="1080" w:right="1080"/>
+        <w:jc w:val="both"/>
+        <w:rPr>
+          <w:lang w:val="en-US"/>
+        </w:rPr>
+      </w:pPr>
+      <w:r>
+        <w:rPr>
+          <w:lang w:val="en-US"/>
+        </w:rPr>
+        <w:t xml:space="preserve">Model centric approach – have better model (most of the research development in the field of AI/ML is based on the same approach). </w:t>
+      </w:r>
+    </w:p>
+    <w:p>
+      <w:pPr>
+        <w:spacing w:before="16" w:after="16"/>
+        <w:ind w:left="1080" w:right="1080"/>
+        <w:jc w:val="both"/>
+        <w:rPr>
+          <w:lang w:val="en-US"/>
+        </w:rPr>
+      </w:pPr>
+      <w:r>
+        <w:rPr>
+          <w:lang w:val="en-US"/>
+        </w:rPr>
+        <w:t xml:space="preserve">Data centric approach- Improves the quality of the model (Fixed code, change the quality of the data). Best approach to improve the quality of the data is by data augmentation. </w:t>
+      </w:r>
+    </w:p>
+    <w:p>
+      <w:pPr>
+        <w:spacing w:before="16" w:after="16"/>
+        <w:ind w:left="1080" w:right="1080"/>
+        <w:jc w:val="both"/>
+        <w:rPr>
+          <w:lang w:val="en-US"/>
+        </w:rPr>
+      </w:pPr>
+    </w:p>
+    <w:p>
+      <w:pPr>
+        <w:spacing w:before="16" w:after="16"/>
+        <w:ind w:left="1080" w:right="1080"/>
+        <w:jc w:val="both"/>
+        <w:rPr>
+          <w:b/>
+          <w:bCs/>
+          <w:lang w:val="en-US"/>
+        </w:rPr>
+      </w:pPr>
+      <w:r>
+        <w:rPr>
+          <w:b/>
+          <w:bCs/>
+          <w:lang w:val="en-US"/>
+        </w:rPr>
+        <w:t>Conceptual picture of thinking about the data augmentation:</w:t>
+      </w:r>
+    </w:p>
+    <w:p>
+      <w:pPr>
+        <w:spacing w:before="16" w:after="16"/>
+        <w:ind w:left="1080" w:right="1080"/>
+        <w:jc w:val="both"/>
+        <w:rPr>
+          <w:lang w:val="en-US"/>
+        </w:rPr>
+      </w:pPr>
+      <w:r>
+        <w:rPr>
+          <w:lang w:val="en-US"/>
+        </w:rPr>
+        <w:t>Let’s take an example of the speech recognition.</w:t>
+      </w:r>
+    </w:p>
+    <w:p>
+      <w:pPr>
+        <w:spacing w:before="16" w:after="16"/>
+        <w:ind w:left="1080" w:right="1080"/>
+        <w:jc w:val="both"/>
+        <w:rPr>
+          <w:lang w:val="en-US"/>
+        </w:rPr>
+      </w:pPr>
+      <w:r>
+        <w:rPr>
+          <w:lang w:val="en-US"/>
+        </w:rPr>
+        <w:t>Different types of the speech input noise:</w:t>
       </w:r>
     </w:p>
     <w:p>
@@ -15936,28 +16152,7 @@
         <w:rPr>
           <w:lang w:val="en-US"/>
         </w:rPr>
-        <w:t xml:space="preserve">Prevalence of the rude mis-transcriptions. (Like GAN could be interpreted as GUN or GANG, could mean the data would have lot of content related to gun violence and could be misleading. </w:t>
-      </w:r>
-    </w:p>
-    <w:p>
-      <w:pPr>
-        <w:pStyle w:val="ListParagraph"/>
-        <w:numPr>
-          <w:ilvl w:val="0"/>
-          <w:numId w:val="41"/>
-        </w:numPr>
-        <w:spacing w:before="16" w:after="16"/>
-        <w:ind w:left="1080" w:right="1080"/>
-        <w:jc w:val="both"/>
-        <w:rPr>
-          <w:lang w:val="en-US"/>
-        </w:rPr>
-      </w:pPr>
-      <w:r>
-        <w:rPr>
-          <w:lang w:val="en-US"/>
-        </w:rPr>
-        <w:t xml:space="preserve">Established metrics to assess performance against these issues on appropriate slices of data. </w:t>
+        <w:t>Car noise</w:t>
       </w:r>
     </w:p>
     <w:p>
@@ -15978,7 +16173,7 @@
         <w:rPr>
           <w:lang w:val="en-US"/>
         </w:rPr>
-        <w:t xml:space="preserve">Mean accuracy for different genders and major accents. </w:t>
+        <w:t>Plane noise</w:t>
       </w:r>
     </w:p>
     <w:p>
@@ -15999,127 +16194,7 @@
         <w:rPr>
           <w:lang w:val="en-US"/>
         </w:rPr>
-        <w:t xml:space="preserve">Check for prevalence of offensive words in output. </w:t>
-      </w:r>
-    </w:p>
-    <w:p>
-      <w:pPr>
-        <w:spacing w:before="16" w:after="16"/>
-        <w:ind w:left="1080" w:right="1080"/>
-        <w:jc w:val="both"/>
-        <w:rPr>
-          <w:lang w:val="en-US"/>
-        </w:rPr>
-      </w:pPr>
-    </w:p>
-    <w:p>
-      <w:pPr>
-        <w:spacing w:before="16" w:after="16"/>
-        <w:ind w:left="1080" w:right="1080"/>
-        <w:jc w:val="both"/>
-        <w:rPr>
-          <w:lang w:val="en-US"/>
-        </w:rPr>
-      </w:pPr>
-      <w:r>
-        <w:rPr>
-          <w:lang w:val="en-US"/>
-        </w:rPr>
-        <w:t>Now just, imagine your error analysis has pushed you to improve your model on certain slice (category or tag etc.)</w:t>
-      </w:r>
-    </w:p>
-    <w:p>
-      <w:pPr>
-        <w:spacing w:before="16" w:after="16"/>
-        <w:ind w:left="1080" w:right="1080"/>
-        <w:jc w:val="both"/>
-        <w:rPr>
-          <w:lang w:val="en-US"/>
-        </w:rPr>
-      </w:pPr>
-      <w:r>
-        <w:rPr>
-          <w:lang w:val="en-US"/>
-        </w:rPr>
-        <w:t xml:space="preserve">Model centric approach – have better model (most of the research development in the field of AI/ML is based on the same approach). </w:t>
-      </w:r>
-    </w:p>
-    <w:p>
-      <w:pPr>
-        <w:spacing w:before="16" w:after="16"/>
-        <w:ind w:left="1080" w:right="1080"/>
-        <w:jc w:val="both"/>
-        <w:rPr>
-          <w:lang w:val="en-US"/>
-        </w:rPr>
-      </w:pPr>
-      <w:r>
-        <w:rPr>
-          <w:lang w:val="en-US"/>
-        </w:rPr>
-        <w:t xml:space="preserve">Data centric approach- Improves the quality of the model (Fixed code, change the quality of the data). Best approach to improve the quality of the data is by data augmentation. </w:t>
-      </w:r>
-    </w:p>
-    <w:p>
-      <w:pPr>
-        <w:spacing w:before="16" w:after="16"/>
-        <w:ind w:left="1080" w:right="1080"/>
-        <w:jc w:val="both"/>
-        <w:rPr>
-          <w:lang w:val="en-US"/>
-        </w:rPr>
-      </w:pPr>
-    </w:p>
-    <w:p>
-      <w:pPr>
-        <w:spacing w:before="16" w:after="16"/>
-        <w:ind w:left="1080" w:right="1080"/>
-        <w:jc w:val="both"/>
-        <w:rPr>
-          <w:b/>
-          <w:bCs/>
-          <w:lang w:val="en-US"/>
-        </w:rPr>
-      </w:pPr>
-      <w:r>
-        <w:rPr>
-          <w:b/>
-          <w:bCs/>
-          <w:lang w:val="en-US"/>
-        </w:rPr>
-        <w:t>Conceptual picture of thinking about the data augmentation:</w:t>
-      </w:r>
-    </w:p>
-    <w:p>
-      <w:pPr>
-        <w:spacing w:before="16" w:after="16"/>
-        <w:ind w:left="1080" w:right="1080"/>
-        <w:jc w:val="both"/>
-        <w:rPr>
-          <w:lang w:val="en-US"/>
-        </w:rPr>
-      </w:pPr>
-      <w:r>
-        <w:rPr>
-          <w:lang w:val="en-US"/>
-        </w:rPr>
-        <w:t>Let’s take an example of the speech recognition.</w:t>
-      </w:r>
-    </w:p>
-    <w:p>
-      <w:pPr>
-        <w:spacing w:before="16" w:after="16"/>
-        <w:ind w:left="1080" w:right="1080"/>
-        <w:jc w:val="both"/>
-        <w:rPr>
-          <w:lang w:val="en-US"/>
-        </w:rPr>
-      </w:pPr>
-      <w:r>
-        <w:rPr>
-          <w:lang w:val="en-US"/>
-        </w:rPr>
-        <w:t>Different types of the speech input noise:</w:t>
+        <w:t>Train noise</w:t>
       </w:r>
     </w:p>
     <w:p>
@@ -16140,8 +16215,247 @@
         <w:rPr>
           <w:lang w:val="en-US"/>
         </w:rPr>
+        <w:t>Machine noise</w:t>
+      </w:r>
+    </w:p>
+    <w:p>
+      <w:pPr>
+        <w:pStyle w:val="ListParagraph"/>
+        <w:numPr>
+          <w:ilvl w:val="0"/>
+          <w:numId w:val="1"/>
+        </w:numPr>
+        <w:spacing w:before="16" w:after="16"/>
+        <w:ind w:left="1080" w:right="1080"/>
+        <w:jc w:val="both"/>
+        <w:rPr>
+          <w:lang w:val="en-US"/>
+        </w:rPr>
+      </w:pPr>
+      <w:r>
+        <w:rPr>
+          <w:lang w:val="en-US"/>
+        </w:rPr>
+        <w:t>Caffe noise</w:t>
+      </w:r>
+    </w:p>
+    <w:p>
+      <w:pPr>
+        <w:pStyle w:val="ListParagraph"/>
+        <w:numPr>
+          <w:ilvl w:val="0"/>
+          <w:numId w:val="1"/>
+        </w:numPr>
+        <w:spacing w:before="16" w:after="16"/>
+        <w:ind w:left="1080" w:right="1080"/>
+        <w:jc w:val="both"/>
+        <w:rPr>
+          <w:lang w:val="en-US"/>
+        </w:rPr>
+      </w:pPr>
+      <w:r>
+        <w:rPr>
+          <w:lang w:val="en-US"/>
+        </w:rPr>
+        <w:t>Library noise</w:t>
+      </w:r>
+    </w:p>
+    <w:p>
+      <w:pPr>
+        <w:pStyle w:val="ListParagraph"/>
+        <w:numPr>
+          <w:ilvl w:val="0"/>
+          <w:numId w:val="1"/>
+        </w:numPr>
+        <w:spacing w:before="16" w:after="16"/>
+        <w:ind w:left="1080" w:right="1080"/>
+        <w:jc w:val="both"/>
+        <w:rPr>
+          <w:lang w:val="en-US"/>
+        </w:rPr>
+      </w:pPr>
+      <w:r>
+        <w:rPr>
+          <w:lang w:val="en-US"/>
+        </w:rPr>
+        <w:t>Food court noise</w:t>
+      </w:r>
+    </w:p>
+    <w:p>
+      <w:pPr>
+        <w:spacing w:before="16" w:after="16"/>
+        <w:ind w:left="1080" w:right="1080"/>
+        <w:jc w:val="both"/>
+        <w:rPr>
+          <w:lang w:val="en-US"/>
+        </w:rPr>
+      </w:pPr>
+    </w:p>
+    <w:p>
+      <w:pPr>
+        <w:spacing w:before="16" w:after="16"/>
+        <w:ind w:left="1080" w:right="1080"/>
+        <w:jc w:val="both"/>
+        <w:rPr>
+          <w:lang w:val="en-US"/>
+        </w:rPr>
+      </w:pPr>
+      <w:r>
+        <w:rPr>
+          <w:b/>
+          <w:bCs/>
+          <w:lang w:val="en-US"/>
+        </w:rPr>
         <w:lastRenderedPageBreak/>
-        <w:t>Car noise</w:t>
+        <w:t>Graphical intuition,</w:t>
+      </w:r>
+      <w:r>
+        <w:rPr>
+          <w:lang w:val="en-US"/>
+        </w:rPr>
+        <w:t xml:space="preserve"> just imagine graph, with y-axis being the performance with X having different noise kinds, now suppose some noise kinds have lower performance on them and some have high, compare the performance with human level performance, so now we have two curves one indicating the actual model performance on the different noises and human level performance curve as well, the max height or difference between them gives you the highest chance or scope of the improvement, so you tend to improve that one, improve as in the data can be augmented for this noise, by improving the data for this noise does not reduces the performance on the far extreme/ good noises but does improves performances on the similar/nearby noise datapoints as well. </w:t>
+      </w:r>
+    </w:p>
+    <w:p>
+      <w:pPr>
+        <w:spacing w:before="16" w:after="16"/>
+        <w:ind w:left="1080" w:right="1080"/>
+        <w:jc w:val="both"/>
+        <w:rPr>
+          <w:lang w:val="en-US"/>
+        </w:rPr>
+      </w:pPr>
+      <w:r>
+        <w:rPr>
+          <w:lang w:val="en-US"/>
+        </w:rPr>
+        <w:t xml:space="preserve">Just like a rubber strings, you tend to stretch the rubber string of the model towards the rubber string of the human level performance from the point where there is max scope of the improvement. By doing the nearby points/ noises also improves or gets stretches, nearby ones get stretched the most compared to the far ones. </w:t>
+      </w:r>
+    </w:p>
+    <w:p>
+      <w:pPr>
+        <w:spacing w:before="16" w:after="16"/>
+        <w:ind w:left="1080" w:right="1080"/>
+        <w:jc w:val="both"/>
+        <w:rPr>
+          <w:b/>
+          <w:bCs/>
+          <w:lang w:val="en-US"/>
+        </w:rPr>
+      </w:pPr>
+      <w:r>
+        <w:rPr>
+          <w:b/>
+          <w:bCs/>
+          <w:lang w:val="en-US"/>
+        </w:rPr>
+        <w:t>How to do data augmentation?</w:t>
+      </w:r>
+    </w:p>
+    <w:p>
+      <w:pPr>
+        <w:spacing w:before="16" w:after="16"/>
+        <w:ind w:left="1080" w:right="1080"/>
+        <w:jc w:val="both"/>
+        <w:rPr>
+          <w:lang w:val="en-US"/>
+        </w:rPr>
+      </w:pPr>
+      <w:r>
+        <w:rPr>
+          <w:lang w:val="en-US"/>
+        </w:rPr>
+        <w:t>Let’s take a similar voice detection example.</w:t>
+      </w:r>
+    </w:p>
+    <w:p>
+      <w:pPr>
+        <w:spacing w:before="16" w:after="16"/>
+        <w:ind w:left="1080" w:right="1080"/>
+        <w:jc w:val="both"/>
+        <w:rPr>
+          <w:lang w:val="en-US"/>
+        </w:rPr>
+      </w:pPr>
+      <w:r>
+        <w:rPr>
+          <w:lang w:val="en-US"/>
+        </w:rPr>
+        <w:t>Voice signal + Caffe noise = synthetic training example</w:t>
+      </w:r>
+    </w:p>
+    <w:p>
+      <w:pPr>
+        <w:spacing w:before="16" w:after="16"/>
+        <w:ind w:left="1080" w:right="1080"/>
+        <w:jc w:val="both"/>
+        <w:rPr>
+          <w:lang w:val="en-US"/>
+        </w:rPr>
+      </w:pPr>
+      <w:r>
+        <w:rPr>
+          <w:lang w:val="en-US"/>
+        </w:rPr>
+        <w:t>Voice signal + library noise = synthetic training example</w:t>
+      </w:r>
+    </w:p>
+    <w:p>
+      <w:pPr>
+        <w:spacing w:before="16" w:after="16"/>
+        <w:ind w:left="1080" w:right="1080"/>
+        <w:jc w:val="both"/>
+        <w:rPr>
+          <w:lang w:val="en-US"/>
+        </w:rPr>
+      </w:pPr>
+    </w:p>
+    <w:p>
+      <w:pPr>
+        <w:spacing w:before="16" w:after="16"/>
+        <w:ind w:left="1080" w:right="1080"/>
+        <w:jc w:val="both"/>
+        <w:rPr>
+          <w:lang w:val="en-US"/>
+        </w:rPr>
+      </w:pPr>
+      <w:r>
+        <w:rPr>
+          <w:lang w:val="en-US"/>
+        </w:rPr>
+        <w:t>Goal:</w:t>
+      </w:r>
+    </w:p>
+    <w:p>
+      <w:pPr>
+        <w:spacing w:before="16" w:after="16"/>
+        <w:ind w:left="1080" w:right="1080"/>
+        <w:jc w:val="both"/>
+        <w:rPr>
+          <w:lang w:val="en-US"/>
+        </w:rPr>
+      </w:pPr>
+      <w:r>
+        <w:rPr>
+          <w:lang w:val="en-US"/>
+        </w:rPr>
+        <w:t>Create a realistic example, that algorithm does poorly on, but humans or another baseline does well on.</w:t>
+      </w:r>
+    </w:p>
+    <w:p>
+      <w:pPr>
+        <w:spacing w:before="16" w:after="16"/>
+        <w:ind w:left="1080" w:right="1080"/>
+        <w:jc w:val="both"/>
+        <w:rPr>
+          <w:lang w:val="en-US"/>
+        </w:rPr>
+      </w:pPr>
+      <w:r>
+        <w:rPr>
+          <w:lang w:val="en-US"/>
+        </w:rPr>
+        <w:t>Checklist:</w:t>
       </w:r>
     </w:p>
     <w:p>
@@ -16162,7 +16476,7 @@
         <w:rPr>
           <w:lang w:val="en-US"/>
         </w:rPr>
-        <w:t>Plane noise</w:t>
+        <w:t>Does it sound realistic?</w:t>
       </w:r>
     </w:p>
     <w:p>
@@ -16183,7 +16497,19 @@
         <w:rPr>
           <w:lang w:val="en-US"/>
         </w:rPr>
-        <w:t>Train noise</w:t>
+        <w:t>Is the X</w:t>
+      </w:r>
+      <w:r>
+        <w:rPr>
+          <w:lang w:val="en-US"/>
+        </w:rPr>
+        <w:sym w:font="Wingdings" w:char="F0E0"/>
+      </w:r>
+      <w:r>
+        <w:rPr>
+          <w:lang w:val="en-US"/>
+        </w:rPr>
+        <w:t xml:space="preserve"> Y mapping clear (e.g. can the humans recognize speech?)</w:t>
       </w:r>
     </w:p>
     <w:p>
@@ -16204,320 +16530,6 @@
         <w:rPr>
           <w:lang w:val="en-US"/>
         </w:rPr>
-        <w:t>Machine noise</w:t>
-      </w:r>
-    </w:p>
-    <w:p>
-      <w:pPr>
-        <w:pStyle w:val="ListParagraph"/>
-        <w:numPr>
-          <w:ilvl w:val="0"/>
-          <w:numId w:val="1"/>
-        </w:numPr>
-        <w:spacing w:before="16" w:after="16"/>
-        <w:ind w:left="1080" w:right="1080"/>
-        <w:jc w:val="both"/>
-        <w:rPr>
-          <w:lang w:val="en-US"/>
-        </w:rPr>
-      </w:pPr>
-      <w:r>
-        <w:rPr>
-          <w:lang w:val="en-US"/>
-        </w:rPr>
-        <w:t>Caffe noise</w:t>
-      </w:r>
-    </w:p>
-    <w:p>
-      <w:pPr>
-        <w:pStyle w:val="ListParagraph"/>
-        <w:numPr>
-          <w:ilvl w:val="0"/>
-          <w:numId w:val="1"/>
-        </w:numPr>
-        <w:spacing w:before="16" w:after="16"/>
-        <w:ind w:left="1080" w:right="1080"/>
-        <w:jc w:val="both"/>
-        <w:rPr>
-          <w:lang w:val="en-US"/>
-        </w:rPr>
-      </w:pPr>
-      <w:r>
-        <w:rPr>
-          <w:lang w:val="en-US"/>
-        </w:rPr>
-        <w:t>Library noise</w:t>
-      </w:r>
-    </w:p>
-    <w:p>
-      <w:pPr>
-        <w:pStyle w:val="ListParagraph"/>
-        <w:numPr>
-          <w:ilvl w:val="0"/>
-          <w:numId w:val="1"/>
-        </w:numPr>
-        <w:spacing w:before="16" w:after="16"/>
-        <w:ind w:left="1080" w:right="1080"/>
-        <w:jc w:val="both"/>
-        <w:rPr>
-          <w:lang w:val="en-US"/>
-        </w:rPr>
-      </w:pPr>
-      <w:r>
-        <w:rPr>
-          <w:lang w:val="en-US"/>
-        </w:rPr>
-        <w:t>Food court noise</w:t>
-      </w:r>
-    </w:p>
-    <w:p>
-      <w:pPr>
-        <w:spacing w:before="16" w:after="16"/>
-        <w:ind w:left="1080" w:right="1080"/>
-        <w:jc w:val="both"/>
-        <w:rPr>
-          <w:lang w:val="en-US"/>
-        </w:rPr>
-      </w:pPr>
-    </w:p>
-    <w:p>
-      <w:pPr>
-        <w:spacing w:before="16" w:after="16"/>
-        <w:ind w:left="1080" w:right="1080"/>
-        <w:jc w:val="both"/>
-        <w:rPr>
-          <w:lang w:val="en-US"/>
-        </w:rPr>
-      </w:pPr>
-      <w:r>
-        <w:rPr>
-          <w:b/>
-          <w:bCs/>
-          <w:lang w:val="en-US"/>
-        </w:rPr>
-        <w:t>Graphical intuition,</w:t>
-      </w:r>
-      <w:r>
-        <w:rPr>
-          <w:lang w:val="en-US"/>
-        </w:rPr>
-        <w:t xml:space="preserve"> just imagine graph, with y-axis being the performance with X having different noise kinds, now suppose some noise kinds have lower performance on them and some have high, compare the performance with human level performance, so now we have two curves one indicating the actual model performance on the different noises and human level performance curve as well, the max height or difference between them gives you the highest chance or scope of the improvement, so you tend to improve that one, improve as in the data can be augmented for this noise, by improving the data for this noise does not reduces the performance on the far extreme/ good noises but does improves performances on the similar/nearby noise datapoints as well. </w:t>
-      </w:r>
-    </w:p>
-    <w:p>
-      <w:pPr>
-        <w:spacing w:before="16" w:after="16"/>
-        <w:ind w:left="1080" w:right="1080"/>
-        <w:jc w:val="both"/>
-        <w:rPr>
-          <w:lang w:val="en-US"/>
-        </w:rPr>
-      </w:pPr>
-      <w:r>
-        <w:rPr>
-          <w:lang w:val="en-US"/>
-        </w:rPr>
-        <w:t xml:space="preserve">Just like a rubber strings, you tend to stretch the rubber string of the model towards the rubber string of the human level performance from the point where there is max scope of the improvement. By doing the nearby points/ noises also improves or gets stretches, nearby ones get stretched the most compared to the far ones. </w:t>
-      </w:r>
-    </w:p>
-    <w:p>
-      <w:pPr>
-        <w:spacing w:before="16" w:after="16"/>
-        <w:ind w:left="1080" w:right="1080"/>
-        <w:jc w:val="both"/>
-        <w:rPr>
-          <w:b/>
-          <w:bCs/>
-          <w:lang w:val="en-US"/>
-        </w:rPr>
-      </w:pPr>
-      <w:r>
-        <w:rPr>
-          <w:b/>
-          <w:bCs/>
-          <w:lang w:val="en-US"/>
-        </w:rPr>
-        <w:t>How to do data augmentation?</w:t>
-      </w:r>
-    </w:p>
-    <w:p>
-      <w:pPr>
-        <w:spacing w:before="16" w:after="16"/>
-        <w:ind w:left="1080" w:right="1080"/>
-        <w:jc w:val="both"/>
-        <w:rPr>
-          <w:lang w:val="en-US"/>
-        </w:rPr>
-      </w:pPr>
-      <w:r>
-        <w:rPr>
-          <w:lang w:val="en-US"/>
-        </w:rPr>
-        <w:t>Let’s take a similar voice detection example.</w:t>
-      </w:r>
-    </w:p>
-    <w:p>
-      <w:pPr>
-        <w:spacing w:before="16" w:after="16"/>
-        <w:ind w:left="1080" w:right="1080"/>
-        <w:jc w:val="both"/>
-        <w:rPr>
-          <w:lang w:val="en-US"/>
-        </w:rPr>
-      </w:pPr>
-      <w:r>
-        <w:rPr>
-          <w:lang w:val="en-US"/>
-        </w:rPr>
-        <w:t>Voice signal + Caffe noise = synthetic training example</w:t>
-      </w:r>
-    </w:p>
-    <w:p>
-      <w:pPr>
-        <w:spacing w:before="16" w:after="16"/>
-        <w:ind w:left="1080" w:right="1080"/>
-        <w:jc w:val="both"/>
-        <w:rPr>
-          <w:lang w:val="en-US"/>
-        </w:rPr>
-      </w:pPr>
-      <w:r>
-        <w:rPr>
-          <w:lang w:val="en-US"/>
-        </w:rPr>
-        <w:t>Voice signal + library noise = synthetic training example</w:t>
-      </w:r>
-    </w:p>
-    <w:p>
-      <w:pPr>
-        <w:spacing w:before="16" w:after="16"/>
-        <w:ind w:left="1080" w:right="1080"/>
-        <w:jc w:val="both"/>
-        <w:rPr>
-          <w:lang w:val="en-US"/>
-        </w:rPr>
-      </w:pPr>
-    </w:p>
-    <w:p>
-      <w:pPr>
-        <w:spacing w:before="16" w:after="16"/>
-        <w:ind w:left="1080" w:right="1080"/>
-        <w:jc w:val="both"/>
-        <w:rPr>
-          <w:lang w:val="en-US"/>
-        </w:rPr>
-      </w:pPr>
-      <w:r>
-        <w:rPr>
-          <w:lang w:val="en-US"/>
-        </w:rPr>
-        <w:t>Goal:</w:t>
-      </w:r>
-    </w:p>
-    <w:p>
-      <w:pPr>
-        <w:spacing w:before="16" w:after="16"/>
-        <w:ind w:left="1080" w:right="1080"/>
-        <w:jc w:val="both"/>
-        <w:rPr>
-          <w:lang w:val="en-US"/>
-        </w:rPr>
-      </w:pPr>
-      <w:r>
-        <w:rPr>
-          <w:lang w:val="en-US"/>
-        </w:rPr>
-        <w:t>Create a realistic example, that algorithm does poorly on, but humans or another baseline does well on.</w:t>
-      </w:r>
-    </w:p>
-    <w:p>
-      <w:pPr>
-        <w:spacing w:before="16" w:after="16"/>
-        <w:ind w:left="1080" w:right="1080"/>
-        <w:jc w:val="both"/>
-        <w:rPr>
-          <w:lang w:val="en-US"/>
-        </w:rPr>
-      </w:pPr>
-      <w:r>
-        <w:rPr>
-          <w:lang w:val="en-US"/>
-        </w:rPr>
-        <w:t>Checklist:</w:t>
-      </w:r>
-    </w:p>
-    <w:p>
-      <w:pPr>
-        <w:pStyle w:val="ListParagraph"/>
-        <w:numPr>
-          <w:ilvl w:val="0"/>
-          <w:numId w:val="1"/>
-        </w:numPr>
-        <w:spacing w:before="16" w:after="16"/>
-        <w:ind w:left="1080" w:right="1080"/>
-        <w:jc w:val="both"/>
-        <w:rPr>
-          <w:lang w:val="en-US"/>
-        </w:rPr>
-      </w:pPr>
-      <w:r>
-        <w:rPr>
-          <w:lang w:val="en-US"/>
-        </w:rPr>
-        <w:t>Does it sound realistic?</w:t>
-      </w:r>
-    </w:p>
-    <w:p>
-      <w:pPr>
-        <w:pStyle w:val="ListParagraph"/>
-        <w:numPr>
-          <w:ilvl w:val="0"/>
-          <w:numId w:val="1"/>
-        </w:numPr>
-        <w:spacing w:before="16" w:after="16"/>
-        <w:ind w:left="1080" w:right="1080"/>
-        <w:jc w:val="both"/>
-        <w:rPr>
-          <w:lang w:val="en-US"/>
-        </w:rPr>
-      </w:pPr>
-      <w:r>
-        <w:rPr>
-          <w:lang w:val="en-US"/>
-        </w:rPr>
-        <w:t>Is the X</w:t>
-      </w:r>
-      <w:r>
-        <w:rPr>
-          <w:lang w:val="en-US"/>
-        </w:rPr>
-        <w:sym w:font="Wingdings" w:char="F0E0"/>
-      </w:r>
-      <w:r>
-        <w:rPr>
-          <w:lang w:val="en-US"/>
-        </w:rPr>
-        <w:t xml:space="preserve"> Y mapping clear (e.g. can the humans recognize speech?)</w:t>
-      </w:r>
-    </w:p>
-    <w:p>
-      <w:pPr>
-        <w:pStyle w:val="ListParagraph"/>
-        <w:numPr>
-          <w:ilvl w:val="0"/>
-          <w:numId w:val="1"/>
-        </w:numPr>
-        <w:spacing w:before="16" w:after="16"/>
-        <w:ind w:left="1080" w:right="1080"/>
-        <w:jc w:val="both"/>
-        <w:rPr>
-          <w:lang w:val="en-US"/>
-        </w:rPr>
-      </w:pPr>
-      <w:r>
-        <w:rPr>
-          <w:lang w:val="en-US"/>
-        </w:rPr>
         <w:t>Is the algorithm currently doing poorly on it?</w:t>
       </w:r>
     </w:p>
@@ -16592,7 +16604,6 @@
         <w:rPr>
           <w:lang w:val="en-US"/>
         </w:rPr>
-        <w:lastRenderedPageBreak/>
         <w:t xml:space="preserve">You fit the data augmentation in the data iterative loop, i.e. you do augmentation then you train, error analysis and depending on the error analysis repeat the process. </w:t>
       </w:r>
     </w:p>
@@ -18992,16 +19003,14 @@
   <w:abstractNum w:abstractNumId="18" w15:restartNumberingAfterBreak="0">
     <w:nsid w:val="1BB23976"/>
     <w:multiLevelType w:val="multilevel"/>
-    <w:tmpl w:val="68F6263E"/>
+    <w:tmpl w:val="F1C84AE0"/>
     <w:lvl w:ilvl="0">
       <w:start w:val="1"/>
       <w:numFmt w:val="bullet"/>
+      <w:suff w:val="space"/>
       <w:lvlText w:val=""/>
       <w:lvlJc w:val="left"/>
       <w:pPr>
-        <w:tabs>
-          <w:tab w:val="num" w:pos="720"/>
-        </w:tabs>
         <w:ind w:left="720" w:hanging="360"/>
       </w:pPr>
       <w:rPr>
@@ -19009,7 +19018,7 @@
         <w:sz w:val="20"/>
       </w:rPr>
     </w:lvl>
-    <w:lvl w:ilvl="1" w:tentative="1">
+    <w:lvl w:ilvl="1">
       <w:start w:val="1"/>
       <w:numFmt w:val="bullet"/>
       <w:lvlText w:val=""/>
@@ -19025,7 +19034,7 @@
         <w:sz w:val="20"/>
       </w:rPr>
     </w:lvl>
-    <w:lvl w:ilvl="2" w:tentative="1">
+    <w:lvl w:ilvl="2">
       <w:start w:val="1"/>
       <w:numFmt w:val="bullet"/>
       <w:lvlText w:val=""/>
@@ -19041,7 +19050,7 @@
         <w:sz w:val="20"/>
       </w:rPr>
     </w:lvl>
-    <w:lvl w:ilvl="3" w:tentative="1">
+    <w:lvl w:ilvl="3">
       <w:start w:val="1"/>
       <w:numFmt w:val="bullet"/>
       <w:lvlText w:val=""/>
@@ -19057,7 +19066,7 @@
         <w:sz w:val="20"/>
       </w:rPr>
     </w:lvl>
-    <w:lvl w:ilvl="4" w:tentative="1">
+    <w:lvl w:ilvl="4">
       <w:start w:val="1"/>
       <w:numFmt w:val="bullet"/>
       <w:lvlText w:val=""/>
@@ -19073,7 +19082,7 @@
         <w:sz w:val="20"/>
       </w:rPr>
     </w:lvl>
-    <w:lvl w:ilvl="5" w:tentative="1">
+    <w:lvl w:ilvl="5">
       <w:start w:val="1"/>
       <w:numFmt w:val="bullet"/>
       <w:lvlText w:val=""/>
@@ -19089,7 +19098,7 @@
         <w:sz w:val="20"/>
       </w:rPr>
     </w:lvl>
-    <w:lvl w:ilvl="6" w:tentative="1">
+    <w:lvl w:ilvl="6">
       <w:start w:val="1"/>
       <w:numFmt w:val="bullet"/>
       <w:lvlText w:val=""/>
@@ -19105,7 +19114,7 @@
         <w:sz w:val="20"/>
       </w:rPr>
     </w:lvl>
-    <w:lvl w:ilvl="7" w:tentative="1">
+    <w:lvl w:ilvl="7">
       <w:start w:val="1"/>
       <w:numFmt w:val="bullet"/>
       <w:lvlText w:val=""/>
@@ -19121,7 +19130,7 @@
         <w:sz w:val="20"/>
       </w:rPr>
     </w:lvl>
-    <w:lvl w:ilvl="8" w:tentative="1">
+    <w:lvl w:ilvl="8">
       <w:start w:val="1"/>
       <w:numFmt w:val="bullet"/>
       <w:lvlText w:val=""/>
@@ -19148,7 +19157,7 @@
       <w:lvlText w:val="-"/>
       <w:lvlJc w:val="left"/>
       <w:pPr>
-        <w:ind w:left="486" w:hanging="216"/>
+        <w:ind w:left="216" w:hanging="216"/>
       </w:pPr>
       <w:rPr>
         <w:rFonts w:ascii="Aptos" w:eastAsiaTheme="minorHAnsi" w:hAnsi="Aptos" w:cstheme="minorBidi" w:hint="default"/>
@@ -19162,7 +19171,7 @@
       <w:lvlText w:val="o"/>
       <w:lvlJc w:val="left"/>
       <w:pPr>
-        <w:ind w:left="2700" w:hanging="360"/>
+        <w:ind w:left="3060" w:hanging="360"/>
       </w:pPr>
       <w:rPr>
         <w:rFonts w:ascii="Courier New" w:hAnsi="Courier New" w:cs="Courier New" w:hint="default"/>
@@ -19174,7 +19183,7 @@
       <w:lvlText w:val=""/>
       <w:lvlJc w:val="left"/>
       <w:pPr>
-        <w:ind w:left="3420" w:hanging="360"/>
+        <w:ind w:left="3780" w:hanging="360"/>
       </w:pPr>
       <w:rPr>
         <w:rFonts w:ascii="Wingdings" w:hAnsi="Wingdings" w:hint="default"/>
@@ -19186,7 +19195,7 @@
       <w:lvlText w:val=""/>
       <w:lvlJc w:val="left"/>
       <w:pPr>
-        <w:ind w:left="4140" w:hanging="360"/>
+        <w:ind w:left="4500" w:hanging="360"/>
       </w:pPr>
       <w:rPr>
         <w:rFonts w:ascii="Symbol" w:hAnsi="Symbol" w:hint="default"/>
@@ -19198,7 +19207,7 @@
       <w:lvlText w:val="o"/>
       <w:lvlJc w:val="left"/>
       <w:pPr>
-        <w:ind w:left="4860" w:hanging="360"/>
+        <w:ind w:left="5220" w:hanging="360"/>
       </w:pPr>
       <w:rPr>
         <w:rFonts w:ascii="Courier New" w:hAnsi="Courier New" w:cs="Courier New" w:hint="default"/>
@@ -19210,7 +19219,7 @@
       <w:lvlText w:val=""/>
       <w:lvlJc w:val="left"/>
       <w:pPr>
-        <w:ind w:left="5580" w:hanging="360"/>
+        <w:ind w:left="5940" w:hanging="360"/>
       </w:pPr>
       <w:rPr>
         <w:rFonts w:ascii="Wingdings" w:hAnsi="Wingdings" w:hint="default"/>
@@ -19222,7 +19231,7 @@
       <w:lvlText w:val=""/>
       <w:lvlJc w:val="left"/>
       <w:pPr>
-        <w:ind w:left="6300" w:hanging="360"/>
+        <w:ind w:left="6660" w:hanging="360"/>
       </w:pPr>
       <w:rPr>
         <w:rFonts w:ascii="Symbol" w:hAnsi="Symbol" w:hint="default"/>
@@ -19234,7 +19243,7 @@
       <w:lvlText w:val="o"/>
       <w:lvlJc w:val="left"/>
       <w:pPr>
-        <w:ind w:left="7020" w:hanging="360"/>
+        <w:ind w:left="7380" w:hanging="360"/>
       </w:pPr>
       <w:rPr>
         <w:rFonts w:ascii="Courier New" w:hAnsi="Courier New" w:cs="Courier New" w:hint="default"/>
@@ -19246,7 +19255,7 @@
       <w:lvlText w:val=""/>
       <w:lvlJc w:val="left"/>
       <w:pPr>
-        <w:ind w:left="7740" w:hanging="360"/>
+        <w:ind w:left="8100" w:hanging="360"/>
       </w:pPr>
       <w:rPr>
         <w:rFonts w:ascii="Wingdings" w:hAnsi="Wingdings" w:hint="default"/>
@@ -19256,14 +19265,15 @@
   <w:abstractNum w:abstractNumId="20" w15:restartNumberingAfterBreak="0">
     <w:nsid w:val="22AE2E0E"/>
     <w:multiLevelType w:val="hybridMultilevel"/>
-    <w:tmpl w:val="37181262"/>
-    <w:lvl w:ilvl="0" w:tplc="39A60574">
+    <w:tmpl w:val="260874BC"/>
+    <w:lvl w:ilvl="0" w:tplc="3C3C17E4">
       <w:start w:val="2"/>
       <w:numFmt w:val="bullet"/>
+      <w:suff w:val="space"/>
       <w:lvlText w:val="-"/>
       <w:lvlJc w:val="left"/>
       <w:pPr>
-        <w:ind w:left="216" w:hanging="216"/>
+        <w:ind w:left="486" w:hanging="216"/>
       </w:pPr>
       <w:rPr>
         <w:rFonts w:ascii="Calibri" w:eastAsiaTheme="minorHAnsi" w:hAnsi="Calibri" w:hint="default"/>
@@ -19276,7 +19286,7 @@
       <w:lvlText w:val="o"/>
       <w:lvlJc w:val="left"/>
       <w:pPr>
-        <w:ind w:left="1440" w:hanging="360"/>
+        <w:ind w:left="1800" w:hanging="360"/>
       </w:pPr>
       <w:rPr>
         <w:rFonts w:ascii="Courier New" w:hAnsi="Courier New" w:cs="Courier New" w:hint="default"/>
@@ -19288,7 +19298,7 @@
       <w:lvlText w:val=""/>
       <w:lvlJc w:val="left"/>
       <w:pPr>
-        <w:ind w:left="2160" w:hanging="360"/>
+        <w:ind w:left="2520" w:hanging="360"/>
       </w:pPr>
       <w:rPr>
         <w:rFonts w:ascii="Wingdings" w:hAnsi="Wingdings" w:hint="default"/>
@@ -19300,7 +19310,7 @@
       <w:lvlText w:val=""/>
       <w:lvlJc w:val="left"/>
       <w:pPr>
-        <w:ind w:left="2880" w:hanging="360"/>
+        <w:ind w:left="3240" w:hanging="360"/>
       </w:pPr>
       <w:rPr>
         <w:rFonts w:ascii="Symbol" w:hAnsi="Symbol" w:hint="default"/>
@@ -19312,7 +19322,7 @@
       <w:lvlText w:val="o"/>
       <w:lvlJc w:val="left"/>
       <w:pPr>
-        <w:ind w:left="3600" w:hanging="360"/>
+        <w:ind w:left="3960" w:hanging="360"/>
       </w:pPr>
       <w:rPr>
         <w:rFonts w:ascii="Courier New" w:hAnsi="Courier New" w:cs="Courier New" w:hint="default"/>
@@ -19324,7 +19334,7 @@
       <w:lvlText w:val=""/>
       <w:lvlJc w:val="left"/>
       <w:pPr>
-        <w:ind w:left="4320" w:hanging="360"/>
+        <w:ind w:left="4680" w:hanging="360"/>
       </w:pPr>
       <w:rPr>
         <w:rFonts w:ascii="Wingdings" w:hAnsi="Wingdings" w:hint="default"/>
@@ -19336,7 +19346,7 @@
       <w:lvlText w:val=""/>
       <w:lvlJc w:val="left"/>
       <w:pPr>
-        <w:ind w:left="5040" w:hanging="360"/>
+        <w:ind w:left="5400" w:hanging="360"/>
       </w:pPr>
       <w:rPr>
         <w:rFonts w:ascii="Symbol" w:hAnsi="Symbol" w:hint="default"/>
@@ -19348,7 +19358,7 @@
       <w:lvlText w:val="o"/>
       <w:lvlJc w:val="left"/>
       <w:pPr>
-        <w:ind w:left="5760" w:hanging="360"/>
+        <w:ind w:left="6120" w:hanging="360"/>
       </w:pPr>
       <w:rPr>
         <w:rFonts w:ascii="Courier New" w:hAnsi="Courier New" w:cs="Courier New" w:hint="default"/>
@@ -19360,7 +19370,7 @@
       <w:lvlText w:val=""/>
       <w:lvlJc w:val="left"/>
       <w:pPr>
-        <w:ind w:left="6480" w:hanging="360"/>
+        <w:ind w:left="6840" w:hanging="360"/>
       </w:pPr>
       <w:rPr>
         <w:rFonts w:ascii="Wingdings" w:hAnsi="Wingdings" w:hint="default"/>
@@ -21018,7 +21028,7 @@
   <w:abstractNum w:abstractNumId="36" w15:restartNumberingAfterBreak="0">
     <w:nsid w:val="53F22BE7"/>
     <w:multiLevelType w:val="multilevel"/>
-    <w:tmpl w:val="4274CE36"/>
+    <w:tmpl w:val="46E89FFE"/>
     <w:lvl w:ilvl="0">
       <w:start w:val="4"/>
       <w:numFmt w:val="decimal"/>
@@ -21044,6 +21054,8 @@
         <w:rFonts w:hint="default"/>
         <w:b/>
         <w:bCs/>
+        <w:sz w:val="28"/>
+        <w:szCs w:val="28"/>
       </w:rPr>
     </w:lvl>
     <w:lvl w:ilvl="2">
@@ -23126,6 +23138,7 @@
   <w:style w:type="character" w:default="1" w:styleId="DefaultParagraphFont">
     <w:name w:val="Default Paragraph Font"/>
     <w:uiPriority w:val="1"/>
+    <w:semiHidden/>
     <w:unhideWhenUsed/>
   </w:style>
   <w:style w:type="table" w:default="1" w:styleId="TableNormal">

--- a/5_MLOPS.docx
+++ b/5_MLOPS.docx
@@ -57,7 +57,7 @@
           <w:r>
             <w:fldChar w:fldCharType="separate"/>
           </w:r>
-          <w:hyperlink w:anchor="_Toc210112407" w:history="1">
+          <w:hyperlink w:anchor="_Toc211253892" w:history="1">
             <w:r>
               <w:rPr>
                 <w:rStyle w:val="Hyperlink"/>
@@ -92,7 +92,7 @@
                 <w:noProof/>
                 <w:webHidden/>
               </w:rPr>
-              <w:instrText xml:space="preserve"> PAGEREF _Toc210112407 \h </w:instrText>
+              <w:instrText xml:space="preserve"> PAGEREF _Toc211253892 \h </w:instrText>
             </w:r>
             <w:r>
               <w:rPr>
@@ -134,7 +134,7 @@
               <w:lang w:eastAsia="en-IN"/>
             </w:rPr>
           </w:pPr>
-          <w:hyperlink w:anchor="_Toc210112408" w:history="1">
+          <w:hyperlink w:anchor="_Toc211253893" w:history="1">
             <w:r>
               <w:rPr>
                 <w:rStyle w:val="Hyperlink"/>
@@ -161,7 +161,7 @@
                 <w:noProof/>
                 <w:webHidden/>
               </w:rPr>
-              <w:instrText xml:space="preserve"> PAGEREF _Toc210112408 \h </w:instrText>
+              <w:instrText xml:space="preserve"> PAGEREF _Toc211253893 \h </w:instrText>
             </w:r>
             <w:r>
               <w:rPr>
@@ -203,7 +203,7 @@
               <w:lang w:eastAsia="en-IN"/>
             </w:rPr>
           </w:pPr>
-          <w:hyperlink w:anchor="_Toc210112409" w:history="1">
+          <w:hyperlink w:anchor="_Toc211253894" w:history="1">
             <w:r>
               <w:rPr>
                 <w:rStyle w:val="Hyperlink"/>
@@ -239,7 +239,7 @@
                 <w:noProof/>
                 <w:webHidden/>
               </w:rPr>
-              <w:instrText xml:space="preserve"> PAGEREF _Toc210112409 \h </w:instrText>
+              <w:instrText xml:space="preserve"> PAGEREF _Toc211253894 \h </w:instrText>
             </w:r>
             <w:r>
               <w:rPr>
@@ -281,7 +281,7 @@
               <w:lang w:eastAsia="en-IN"/>
             </w:rPr>
           </w:pPr>
-          <w:hyperlink w:anchor="_Toc210112410" w:history="1">
+          <w:hyperlink w:anchor="_Toc211253895" w:history="1">
             <w:r>
               <w:rPr>
                 <w:rStyle w:val="Hyperlink"/>
@@ -317,7 +317,7 @@
                 <w:noProof/>
                 <w:webHidden/>
               </w:rPr>
-              <w:instrText xml:space="preserve"> PAGEREF _Toc210112410 \h </w:instrText>
+              <w:instrText xml:space="preserve"> PAGEREF _Toc211253895 \h </w:instrText>
             </w:r>
             <w:r>
               <w:rPr>
@@ -359,7 +359,7 @@
               <w:lang w:eastAsia="en-IN"/>
             </w:rPr>
           </w:pPr>
-          <w:hyperlink w:anchor="_Toc210112411" w:history="1">
+          <w:hyperlink w:anchor="_Toc211253896" w:history="1">
             <w:r>
               <w:rPr>
                 <w:rStyle w:val="Hyperlink"/>
@@ -386,7 +386,7 @@
                 <w:noProof/>
                 <w:webHidden/>
               </w:rPr>
-              <w:instrText xml:space="preserve"> PAGEREF _Toc210112411 \h </w:instrText>
+              <w:instrText xml:space="preserve"> PAGEREF _Toc211253896 \h </w:instrText>
             </w:r>
             <w:r>
               <w:rPr>
@@ -421,7 +421,6 @@
           <w:pPr>
             <w:pStyle w:val="TOC1"/>
             <w:tabs>
-              <w:tab w:val="left" w:pos="480"/>
               <w:tab w:val="right" w:leader="dot" w:pos="9736"/>
             </w:tabs>
             <w:rPr>
@@ -429,27 +428,15 @@
               <w:lang w:eastAsia="en-IN"/>
             </w:rPr>
           </w:pPr>
-          <w:hyperlink w:anchor="_Toc210112412" w:history="1">
+          <w:hyperlink w:anchor="_Toc211253897" w:history="1">
             <w:r>
               <w:rPr>
                 <w:rStyle w:val="Hyperlink"/>
+                <w:b/>
+                <w:bCs/>
                 <w:noProof/>
               </w:rPr>
-              <w:t>5.</w:t>
-            </w:r>
-            <w:r>
-              <w:rPr>
-                <w:noProof/>
-                <w:lang w:eastAsia="en-IN"/>
-              </w:rPr>
-              <w:tab/>
-            </w:r>
-            <w:r>
-              <w:rPr>
-                <w:rStyle w:val="Hyperlink"/>
-                <w:noProof/>
-              </w:rPr>
-              <w:t>Experiment tracking using DVC</w:t>
+              <w:t>5. Experiment tracking:</w:t>
             </w:r>
             <w:r>
               <w:rPr>
@@ -470,7 +457,7 @@
                 <w:noProof/>
                 <w:webHidden/>
               </w:rPr>
-              <w:instrText xml:space="preserve"> PAGEREF _Toc210112412 \h </w:instrText>
+              <w:instrText xml:space="preserve"> PAGEREF _Toc211253897 \h </w:instrText>
             </w:r>
             <w:r>
               <w:rPr>
@@ -503,6 +490,736 @@
         </w:p>
         <w:p>
           <w:pPr>
+            <w:pStyle w:val="TOC2"/>
+            <w:tabs>
+              <w:tab w:val="right" w:leader="dot" w:pos="9736"/>
+            </w:tabs>
+            <w:rPr>
+              <w:noProof/>
+              <w:lang w:eastAsia="en-IN"/>
+            </w:rPr>
+          </w:pPr>
+          <w:hyperlink w:anchor="_Toc211253898" w:history="1">
+            <w:r>
+              <w:rPr>
+                <w:rStyle w:val="Hyperlink"/>
+                <w:b/>
+                <w:bCs/>
+                <w:noProof/>
+              </w:rPr>
+              <w:t>Experiment tracking using DVC:</w:t>
+            </w:r>
+            <w:r>
+              <w:rPr>
+                <w:noProof/>
+                <w:webHidden/>
+              </w:rPr>
+              <w:tab/>
+            </w:r>
+            <w:r>
+              <w:rPr>
+                <w:noProof/>
+                <w:webHidden/>
+              </w:rPr>
+              <w:fldChar w:fldCharType="begin"/>
+            </w:r>
+            <w:r>
+              <w:rPr>
+                <w:noProof/>
+                <w:webHidden/>
+              </w:rPr>
+              <w:instrText xml:space="preserve"> PAGEREF _Toc211253898 \h </w:instrText>
+            </w:r>
+            <w:r>
+              <w:rPr>
+                <w:noProof/>
+                <w:webHidden/>
+              </w:rPr>
+            </w:r>
+            <w:r>
+              <w:rPr>
+                <w:noProof/>
+                <w:webHidden/>
+              </w:rPr>
+              <w:fldChar w:fldCharType="separate"/>
+            </w:r>
+            <w:r>
+              <w:rPr>
+                <w:noProof/>
+                <w:webHidden/>
+              </w:rPr>
+              <w:t>18</w:t>
+            </w:r>
+            <w:r>
+              <w:rPr>
+                <w:noProof/>
+                <w:webHidden/>
+              </w:rPr>
+              <w:fldChar w:fldCharType="end"/>
+            </w:r>
+          </w:hyperlink>
+        </w:p>
+        <w:p>
+          <w:pPr>
+            <w:pStyle w:val="TOC2"/>
+            <w:tabs>
+              <w:tab w:val="right" w:leader="dot" w:pos="9736"/>
+            </w:tabs>
+            <w:rPr>
+              <w:noProof/>
+              <w:lang w:eastAsia="en-IN"/>
+            </w:rPr>
+          </w:pPr>
+          <w:hyperlink w:anchor="_Toc211253899" w:history="1">
+            <w:r>
+              <w:rPr>
+                <w:rStyle w:val="Hyperlink"/>
+                <w:noProof/>
+              </w:rPr>
+              <w:t>Experiment tracking with MLFLOW:</w:t>
+            </w:r>
+            <w:r>
+              <w:rPr>
+                <w:noProof/>
+                <w:webHidden/>
+              </w:rPr>
+              <w:tab/>
+            </w:r>
+            <w:r>
+              <w:rPr>
+                <w:noProof/>
+                <w:webHidden/>
+              </w:rPr>
+              <w:fldChar w:fldCharType="begin"/>
+            </w:r>
+            <w:r>
+              <w:rPr>
+                <w:noProof/>
+                <w:webHidden/>
+              </w:rPr>
+              <w:instrText xml:space="preserve"> PAGEREF _Toc211253899 \h </w:instrText>
+            </w:r>
+            <w:r>
+              <w:rPr>
+                <w:noProof/>
+                <w:webHidden/>
+              </w:rPr>
+            </w:r>
+            <w:r>
+              <w:rPr>
+                <w:noProof/>
+                <w:webHidden/>
+              </w:rPr>
+              <w:fldChar w:fldCharType="separate"/>
+            </w:r>
+            <w:r>
+              <w:rPr>
+                <w:noProof/>
+                <w:webHidden/>
+              </w:rPr>
+              <w:t>22</w:t>
+            </w:r>
+            <w:r>
+              <w:rPr>
+                <w:noProof/>
+                <w:webHidden/>
+              </w:rPr>
+              <w:fldChar w:fldCharType="end"/>
+            </w:r>
+          </w:hyperlink>
+        </w:p>
+        <w:p>
+          <w:pPr>
+            <w:pStyle w:val="TOC3"/>
+            <w:tabs>
+              <w:tab w:val="right" w:leader="dot" w:pos="9736"/>
+            </w:tabs>
+            <w:rPr>
+              <w:noProof/>
+              <w:lang w:eastAsia="en-IN"/>
+            </w:rPr>
+          </w:pPr>
+          <w:hyperlink w:anchor="_Toc211253900" w:history="1">
+            <w:r>
+              <w:rPr>
+                <w:rStyle w:val="Hyperlink"/>
+                <w:b/>
+                <w:bCs/>
+                <w:noProof/>
+              </w:rPr>
+              <w:t>5.1.</w:t>
+            </w:r>
+            <w:r>
+              <w:rPr>
+                <w:rStyle w:val="Hyperlink"/>
+                <w:noProof/>
+              </w:rPr>
+              <w:t xml:space="preserve"> MLFLOW EXP tracking.</w:t>
+            </w:r>
+            <w:r>
+              <w:rPr>
+                <w:noProof/>
+                <w:webHidden/>
+              </w:rPr>
+              <w:tab/>
+            </w:r>
+            <w:r>
+              <w:rPr>
+                <w:noProof/>
+                <w:webHidden/>
+              </w:rPr>
+              <w:fldChar w:fldCharType="begin"/>
+            </w:r>
+            <w:r>
+              <w:rPr>
+                <w:noProof/>
+                <w:webHidden/>
+              </w:rPr>
+              <w:instrText xml:space="preserve"> PAGEREF _Toc211253900 \h </w:instrText>
+            </w:r>
+            <w:r>
+              <w:rPr>
+                <w:noProof/>
+                <w:webHidden/>
+              </w:rPr>
+            </w:r>
+            <w:r>
+              <w:rPr>
+                <w:noProof/>
+                <w:webHidden/>
+              </w:rPr>
+              <w:fldChar w:fldCharType="separate"/>
+            </w:r>
+            <w:r>
+              <w:rPr>
+                <w:noProof/>
+                <w:webHidden/>
+              </w:rPr>
+              <w:t>22</w:t>
+            </w:r>
+            <w:r>
+              <w:rPr>
+                <w:noProof/>
+                <w:webHidden/>
+              </w:rPr>
+              <w:fldChar w:fldCharType="end"/>
+            </w:r>
+          </w:hyperlink>
+        </w:p>
+        <w:p>
+          <w:pPr>
+            <w:pStyle w:val="TOC3"/>
+            <w:tabs>
+              <w:tab w:val="right" w:leader="dot" w:pos="9736"/>
+            </w:tabs>
+            <w:rPr>
+              <w:noProof/>
+              <w:lang w:eastAsia="en-IN"/>
+            </w:rPr>
+          </w:pPr>
+          <w:hyperlink w:anchor="_Toc211253901" w:history="1">
+            <w:r>
+              <w:rPr>
+                <w:rStyle w:val="Hyperlink"/>
+                <w:b/>
+                <w:bCs/>
+                <w:noProof/>
+              </w:rPr>
+              <w:t>5.1.1. Experiment</w:t>
+            </w:r>
+            <w:r>
+              <w:rPr>
+                <w:rStyle w:val="Hyperlink"/>
+                <w:b/>
+                <w:bCs/>
+                <w:noProof/>
+              </w:rPr>
+              <w:t>s</w:t>
+            </w:r>
+            <w:r>
+              <w:rPr>
+                <w:rStyle w:val="Hyperlink"/>
+                <w:b/>
+                <w:bCs/>
+                <w:noProof/>
+              </w:rPr>
+              <w:t xml:space="preserve"> vs runs:</w:t>
+            </w:r>
+            <w:r>
+              <w:rPr>
+                <w:noProof/>
+                <w:webHidden/>
+              </w:rPr>
+              <w:tab/>
+            </w:r>
+            <w:r>
+              <w:rPr>
+                <w:noProof/>
+                <w:webHidden/>
+              </w:rPr>
+              <w:fldChar w:fldCharType="begin"/>
+            </w:r>
+            <w:r>
+              <w:rPr>
+                <w:noProof/>
+                <w:webHidden/>
+              </w:rPr>
+              <w:instrText xml:space="preserve"> PAGEREF _Toc211253901 \h </w:instrText>
+            </w:r>
+            <w:r>
+              <w:rPr>
+                <w:noProof/>
+                <w:webHidden/>
+              </w:rPr>
+            </w:r>
+            <w:r>
+              <w:rPr>
+                <w:noProof/>
+                <w:webHidden/>
+              </w:rPr>
+              <w:fldChar w:fldCharType="separate"/>
+            </w:r>
+            <w:r>
+              <w:rPr>
+                <w:noProof/>
+                <w:webHidden/>
+              </w:rPr>
+              <w:t>22</w:t>
+            </w:r>
+            <w:r>
+              <w:rPr>
+                <w:noProof/>
+                <w:webHidden/>
+              </w:rPr>
+              <w:fldChar w:fldCharType="end"/>
+            </w:r>
+          </w:hyperlink>
+        </w:p>
+        <w:p>
+          <w:pPr>
+            <w:pStyle w:val="TOC3"/>
+            <w:tabs>
+              <w:tab w:val="right" w:leader="dot" w:pos="9736"/>
+            </w:tabs>
+            <w:rPr>
+              <w:noProof/>
+              <w:lang w:eastAsia="en-IN"/>
+            </w:rPr>
+          </w:pPr>
+          <w:hyperlink w:anchor="_Toc211253902" w:history="1">
+            <w:r>
+              <w:rPr>
+                <w:rStyle w:val="Hyperlink"/>
+                <w:noProof/>
+              </w:rPr>
+              <w:t>5.1.2. What can MLFLOW track?</w:t>
+            </w:r>
+            <w:r>
+              <w:rPr>
+                <w:noProof/>
+                <w:webHidden/>
+              </w:rPr>
+              <w:tab/>
+            </w:r>
+            <w:r>
+              <w:rPr>
+                <w:noProof/>
+                <w:webHidden/>
+              </w:rPr>
+              <w:fldChar w:fldCharType="begin"/>
+            </w:r>
+            <w:r>
+              <w:rPr>
+                <w:noProof/>
+                <w:webHidden/>
+              </w:rPr>
+              <w:instrText xml:space="preserve"> PAGEREF _Toc211253902 \h </w:instrText>
+            </w:r>
+            <w:r>
+              <w:rPr>
+                <w:noProof/>
+                <w:webHidden/>
+              </w:rPr>
+            </w:r>
+            <w:r>
+              <w:rPr>
+                <w:noProof/>
+                <w:webHidden/>
+              </w:rPr>
+              <w:fldChar w:fldCharType="separate"/>
+            </w:r>
+            <w:r>
+              <w:rPr>
+                <w:noProof/>
+                <w:webHidden/>
+              </w:rPr>
+              <w:t>23</w:t>
+            </w:r>
+            <w:r>
+              <w:rPr>
+                <w:noProof/>
+                <w:webHidden/>
+              </w:rPr>
+              <w:fldChar w:fldCharType="end"/>
+            </w:r>
+          </w:hyperlink>
+        </w:p>
+        <w:p>
+          <w:pPr>
+            <w:pStyle w:val="TOC3"/>
+            <w:tabs>
+              <w:tab w:val="right" w:leader="dot" w:pos="9736"/>
+            </w:tabs>
+            <w:rPr>
+              <w:noProof/>
+              <w:lang w:eastAsia="en-IN"/>
+            </w:rPr>
+          </w:pPr>
+          <w:hyperlink w:anchor="_Toc211253903" w:history="1">
+            <w:r>
+              <w:rPr>
+                <w:rStyle w:val="Hyperlink"/>
+                <w:noProof/>
+              </w:rPr>
+              <w:t>5.1.3. MLFlow tracking Server:</w:t>
+            </w:r>
+            <w:r>
+              <w:rPr>
+                <w:noProof/>
+                <w:webHidden/>
+              </w:rPr>
+              <w:tab/>
+            </w:r>
+            <w:r>
+              <w:rPr>
+                <w:noProof/>
+                <w:webHidden/>
+              </w:rPr>
+              <w:fldChar w:fldCharType="begin"/>
+            </w:r>
+            <w:r>
+              <w:rPr>
+                <w:noProof/>
+                <w:webHidden/>
+              </w:rPr>
+              <w:instrText xml:space="preserve"> PAGEREF _Toc211253903 \h </w:instrText>
+            </w:r>
+            <w:r>
+              <w:rPr>
+                <w:noProof/>
+                <w:webHidden/>
+              </w:rPr>
+            </w:r>
+            <w:r>
+              <w:rPr>
+                <w:noProof/>
+                <w:webHidden/>
+              </w:rPr>
+              <w:fldChar w:fldCharType="separate"/>
+            </w:r>
+            <w:r>
+              <w:rPr>
+                <w:noProof/>
+                <w:webHidden/>
+              </w:rPr>
+              <w:t>24</w:t>
+            </w:r>
+            <w:r>
+              <w:rPr>
+                <w:noProof/>
+                <w:webHidden/>
+              </w:rPr>
+              <w:fldChar w:fldCharType="end"/>
+            </w:r>
+          </w:hyperlink>
+        </w:p>
+        <w:p>
+          <w:pPr>
+            <w:pStyle w:val="TOC3"/>
+            <w:tabs>
+              <w:tab w:val="right" w:leader="dot" w:pos="9736"/>
+            </w:tabs>
+            <w:rPr>
+              <w:noProof/>
+              <w:lang w:eastAsia="en-IN"/>
+            </w:rPr>
+          </w:pPr>
+          <w:hyperlink w:anchor="_Toc211253904" w:history="1">
+            <w:r>
+              <w:rPr>
+                <w:rStyle w:val="Hyperlink"/>
+                <w:noProof/>
+              </w:rPr>
+              <w:t>5.1.4. Dataset logging:</w:t>
+            </w:r>
+            <w:r>
+              <w:rPr>
+                <w:noProof/>
+                <w:webHidden/>
+              </w:rPr>
+              <w:tab/>
+            </w:r>
+            <w:r>
+              <w:rPr>
+                <w:noProof/>
+                <w:webHidden/>
+              </w:rPr>
+              <w:fldChar w:fldCharType="begin"/>
+            </w:r>
+            <w:r>
+              <w:rPr>
+                <w:noProof/>
+                <w:webHidden/>
+              </w:rPr>
+              <w:instrText xml:space="preserve"> PAGEREF _Toc211253904 \h </w:instrText>
+            </w:r>
+            <w:r>
+              <w:rPr>
+                <w:noProof/>
+                <w:webHidden/>
+              </w:rPr>
+            </w:r>
+            <w:r>
+              <w:rPr>
+                <w:noProof/>
+                <w:webHidden/>
+              </w:rPr>
+              <w:fldChar w:fldCharType="separate"/>
+            </w:r>
+            <w:r>
+              <w:rPr>
+                <w:noProof/>
+                <w:webHidden/>
+              </w:rPr>
+              <w:t>27</w:t>
+            </w:r>
+            <w:r>
+              <w:rPr>
+                <w:noProof/>
+                <w:webHidden/>
+              </w:rPr>
+              <w:fldChar w:fldCharType="end"/>
+            </w:r>
+          </w:hyperlink>
+        </w:p>
+        <w:p>
+          <w:pPr>
+            <w:pStyle w:val="TOC3"/>
+            <w:tabs>
+              <w:tab w:val="right" w:leader="dot" w:pos="9736"/>
+            </w:tabs>
+            <w:rPr>
+              <w:noProof/>
+              <w:lang w:eastAsia="en-IN"/>
+            </w:rPr>
+          </w:pPr>
+          <w:hyperlink w:anchor="_Toc211253905" w:history="1">
+            <w:r>
+              <w:rPr>
+                <w:rStyle w:val="Hyperlink"/>
+                <w:noProof/>
+              </w:rPr>
+              <w:t>5.1.5. Autologging in MLFLOW:</w:t>
+            </w:r>
+            <w:r>
+              <w:rPr>
+                <w:noProof/>
+                <w:webHidden/>
+              </w:rPr>
+              <w:tab/>
+            </w:r>
+            <w:r>
+              <w:rPr>
+                <w:noProof/>
+                <w:webHidden/>
+              </w:rPr>
+              <w:fldChar w:fldCharType="begin"/>
+            </w:r>
+            <w:r>
+              <w:rPr>
+                <w:noProof/>
+                <w:webHidden/>
+              </w:rPr>
+              <w:instrText xml:space="preserve"> PAGEREF _Toc211253905 \h </w:instrText>
+            </w:r>
+            <w:r>
+              <w:rPr>
+                <w:noProof/>
+                <w:webHidden/>
+              </w:rPr>
+            </w:r>
+            <w:r>
+              <w:rPr>
+                <w:noProof/>
+                <w:webHidden/>
+              </w:rPr>
+              <w:fldChar w:fldCharType="separate"/>
+            </w:r>
+            <w:r>
+              <w:rPr>
+                <w:noProof/>
+                <w:webHidden/>
+              </w:rPr>
+              <w:t>27</w:t>
+            </w:r>
+            <w:r>
+              <w:rPr>
+                <w:noProof/>
+                <w:webHidden/>
+              </w:rPr>
+              <w:fldChar w:fldCharType="end"/>
+            </w:r>
+          </w:hyperlink>
+        </w:p>
+        <w:p>
+          <w:pPr>
+            <w:pStyle w:val="TOC3"/>
+            <w:tabs>
+              <w:tab w:val="right" w:leader="dot" w:pos="9736"/>
+            </w:tabs>
+            <w:rPr>
+              <w:noProof/>
+              <w:lang w:eastAsia="en-IN"/>
+            </w:rPr>
+          </w:pPr>
+          <w:hyperlink w:anchor="_Toc211253906" w:history="1">
+            <w:r>
+              <w:rPr>
+                <w:rStyle w:val="Hyperlink"/>
+                <w:noProof/>
+              </w:rPr>
+              <w:t>5.1.6. Hyperparameter tuning in MLFLOW:</w:t>
+            </w:r>
+            <w:r>
+              <w:rPr>
+                <w:noProof/>
+                <w:webHidden/>
+              </w:rPr>
+              <w:tab/>
+            </w:r>
+            <w:r>
+              <w:rPr>
+                <w:noProof/>
+                <w:webHidden/>
+              </w:rPr>
+              <w:fldChar w:fldCharType="begin"/>
+            </w:r>
+            <w:r>
+              <w:rPr>
+                <w:noProof/>
+                <w:webHidden/>
+              </w:rPr>
+              <w:instrText xml:space="preserve"> PAGEREF _Toc211253906 \h </w:instrText>
+            </w:r>
+            <w:r>
+              <w:rPr>
+                <w:noProof/>
+                <w:webHidden/>
+              </w:rPr>
+            </w:r>
+            <w:r>
+              <w:rPr>
+                <w:noProof/>
+                <w:webHidden/>
+              </w:rPr>
+              <w:fldChar w:fldCharType="separate"/>
+            </w:r>
+            <w:r>
+              <w:rPr>
+                <w:noProof/>
+                <w:webHidden/>
+              </w:rPr>
+              <w:t>27</w:t>
+            </w:r>
+            <w:r>
+              <w:rPr>
+                <w:noProof/>
+                <w:webHidden/>
+              </w:rPr>
+              <w:fldChar w:fldCharType="end"/>
+            </w:r>
+          </w:hyperlink>
+        </w:p>
+        <w:p>
+          <w:pPr>
+            <w:pStyle w:val="TOC2"/>
+            <w:tabs>
+              <w:tab w:val="right" w:leader="dot" w:pos="9736"/>
+            </w:tabs>
+            <w:rPr>
+              <w:noProof/>
+              <w:lang w:eastAsia="en-IN"/>
+            </w:rPr>
+          </w:pPr>
+          <w:hyperlink w:anchor="_Toc211253907" w:history="1">
+            <w:r>
+              <w:rPr>
+                <w:rStyle w:val="Hyperlink"/>
+                <w:b/>
+                <w:bCs/>
+                <w:noProof/>
+              </w:rPr>
+              <w:t>5.2.</w:t>
+            </w:r>
+            <w:r>
+              <w:rPr>
+                <w:rStyle w:val="Hyperlink"/>
+                <w:noProof/>
+              </w:rPr>
+              <w:t xml:space="preserve"> Model Registry:</w:t>
+            </w:r>
+            <w:r>
+              <w:rPr>
+                <w:noProof/>
+                <w:webHidden/>
+              </w:rPr>
+              <w:tab/>
+            </w:r>
+            <w:r>
+              <w:rPr>
+                <w:noProof/>
+                <w:webHidden/>
+              </w:rPr>
+              <w:fldChar w:fldCharType="begin"/>
+            </w:r>
+            <w:r>
+              <w:rPr>
+                <w:noProof/>
+                <w:webHidden/>
+              </w:rPr>
+              <w:instrText xml:space="preserve"> PAGEREF _Toc211253907 \h </w:instrText>
+            </w:r>
+            <w:r>
+              <w:rPr>
+                <w:noProof/>
+                <w:webHidden/>
+              </w:rPr>
+            </w:r>
+            <w:r>
+              <w:rPr>
+                <w:noProof/>
+                <w:webHidden/>
+              </w:rPr>
+              <w:fldChar w:fldCharType="separate"/>
+            </w:r>
+            <w:r>
+              <w:rPr>
+                <w:noProof/>
+                <w:webHidden/>
+              </w:rPr>
+              <w:t>28</w:t>
+            </w:r>
+            <w:r>
+              <w:rPr>
+                <w:noProof/>
+                <w:webHidden/>
+              </w:rPr>
+              <w:fldChar w:fldCharType="end"/>
+            </w:r>
+          </w:hyperlink>
+        </w:p>
+        <w:p>
+          <w:pPr>
             <w:pStyle w:val="TOC1"/>
             <w:tabs>
               <w:tab w:val="right" w:leader="dot" w:pos="9736"/>
@@ -512,7 +1229,7 @@
               <w:lang w:eastAsia="en-IN"/>
             </w:rPr>
           </w:pPr>
-          <w:hyperlink w:anchor="_Toc210112413" w:history="1">
+          <w:hyperlink w:anchor="_Toc211253908" w:history="1">
             <w:r>
               <w:rPr>
                 <w:rStyle w:val="Hyperlink"/>
@@ -541,7 +1258,7 @@
                 <w:noProof/>
                 <w:webHidden/>
               </w:rPr>
-              <w:instrText xml:space="preserve"> PAGEREF _Toc210112413 \h </w:instrText>
+              <w:instrText xml:space="preserve"> PAGEREF _Toc211253908 \h </w:instrText>
             </w:r>
             <w:r>
               <w:rPr>
@@ -583,10 +1300,12 @@
               <w:lang w:eastAsia="en-IN"/>
             </w:rPr>
           </w:pPr>
-          <w:hyperlink w:anchor="_Toc210112414" w:history="1">
+          <w:hyperlink w:anchor="_Toc211253909" w:history="1">
             <w:r>
               <w:rPr>
                 <w:rStyle w:val="Hyperlink"/>
+                <w:b/>
+                <w:bCs/>
                 <w:noProof/>
               </w:rPr>
               <w:t>Docker:</w:t>
@@ -610,7 +1329,7 @@
                 <w:noProof/>
                 <w:webHidden/>
               </w:rPr>
-              <w:instrText xml:space="preserve"> PAGEREF _Toc210112414 \h </w:instrText>
+              <w:instrText xml:space="preserve"> PAGEREF _Toc211253909 \h </w:instrText>
             </w:r>
             <w:r>
               <w:rPr>
@@ -652,7 +1371,7 @@
               <w:lang w:eastAsia="en-IN"/>
             </w:rPr>
           </w:pPr>
-          <w:hyperlink w:anchor="_Toc210112415" w:history="1">
+          <w:hyperlink w:anchor="_Toc211253910" w:history="1">
             <w:r>
               <w:rPr>
                 <w:rStyle w:val="Hyperlink"/>
@@ -680,7 +1399,7 @@
                 <w:noProof/>
                 <w:webHidden/>
               </w:rPr>
-              <w:instrText xml:space="preserve"> PAGEREF _Toc210112415 \h </w:instrText>
+              <w:instrText xml:space="preserve"> PAGEREF _Toc211253910 \h </w:instrText>
             </w:r>
             <w:r>
               <w:rPr>
@@ -775,7 +1494,7 @@
           <w:lang w:eastAsia="en-IN"/>
         </w:rPr>
       </w:pPr>
-      <w:bookmarkStart w:id="0" w:name="_Toc210112407"/>
+      <w:bookmarkStart w:id="0" w:name="_Toc211253892"/>
       <w:r>
         <w:rPr>
           <w:rStyle w:val="Heading1Char"/>
@@ -1649,21 +2368,13 @@
         <w:t>Ps</w:t>
       </w:r>
       <w:r>
-        <w:t xml:space="preserve"> refers to the practice and discipline within machine learning that aims to </w:t>
-      </w:r>
-      <w:proofErr w:type="gramStart"/>
-      <w:r>
-        <w:t xml:space="preserve">unify </w:t>
+        <w:t xml:space="preserve"> refers to the practice and discipline within machine learning that aims to unify </w:t>
       </w:r>
       <w:r>
         <w:t xml:space="preserve"> </w:t>
       </w:r>
       <w:r>
-        <w:t>and</w:t>
-      </w:r>
-      <w:proofErr w:type="gramEnd"/>
-      <w:r>
-        <w:t xml:space="preserve"> streamline the machine learning system development (Dev) and machine learning system operation (Ops). It involves collaboration between data scientists, ML engineers, and IT professionals to automate and optimize the end-to-end lifecycle of machine learning applications.</w:t>
+        <w:t>and streamline the machine learning system development (Dev) and machine learning system operation (Ops). It involves collaboration between data scientists, ML engineers, and IT professionals to automate and optimize the end-to-end lifecycle of machine learning applications.</w:t>
       </w:r>
     </w:p>
     <w:p>
@@ -2556,15 +3267,7 @@
         <w:t>collaborate</w:t>
       </w:r>
       <w:r>
-        <w:t xml:space="preserve"> on, helping teams build and manage ML models in a reliable, scalable way. Tools use </w:t>
-      </w:r>
-      <w:proofErr w:type="gramStart"/>
-      <w:r>
-        <w:t>are</w:t>
-      </w:r>
-      <w:proofErr w:type="gramEnd"/>
-      <w:r>
-        <w:t xml:space="preserve"> Kubeflow, DVC, dagstar</w:t>
+        <w:t xml:space="preserve"> on, helping teams build and manage ML models in a reliable, scalable way. Tools use are Kubeflow, DVC, dagstar</w:t>
       </w:r>
       <w:r>
         <w:t>.</w:t>
@@ -2901,16 +3604,11 @@
       <w:r>
         <w:t xml:space="preserve"> — with minimal human intervention. It helps both experts and non-experts quickly build high-performing models, saving time and reducing manual effort while ensuring consistency and scalability. Tools, Cloub AutoML</w:t>
       </w:r>
-      <w:proofErr w:type="gramStart"/>
       <w:r>
         <w:t xml:space="preserve">  </w:t>
       </w:r>
       <w:r>
-        <w:t xml:space="preserve"> (</w:t>
-      </w:r>
-      <w:proofErr w:type="gramEnd"/>
-      <w:r>
-        <w:t xml:space="preserve">google), PYCARET, Katib, Auto Sklearn etc. </w:t>
+        <w:t xml:space="preserve"> (google), PYCARET, Katib, Auto Sklearn etc. </w:t>
       </w:r>
     </w:p>
     <w:p>
@@ -3204,15 +3902,7 @@
         <w:t xml:space="preserve"> Store and provide access to model artifacts</w:t>
       </w:r>
       <w:r>
-        <w:t xml:space="preserve">, </w:t>
-      </w:r>
-      <w:proofErr w:type="gramStart"/>
-      <w:r>
-        <w:t>It</w:t>
-      </w:r>
-      <w:proofErr w:type="gramEnd"/>
-      <w:r>
-        <w:t xml:space="preserve"> means the model </w:t>
+        <w:t xml:space="preserve">, It means the model </w:t>
       </w:r>
       <w:r>
         <w:t xml:space="preserve">registry </w:t>
@@ -3391,7 +4081,7 @@
           <w:szCs w:val="32"/>
         </w:rPr>
       </w:pPr>
-      <w:bookmarkStart w:id="1" w:name="_Toc210112408"/>
+      <w:bookmarkStart w:id="1" w:name="_Toc211253893"/>
       <w:r>
         <w:rPr>
           <w:sz w:val="32"/>
@@ -3449,7 +4139,6 @@
       <w:r>
         <w:t xml:space="preserve">DVC (Data Version Control) is an open-source tool that helps manage and version control large datasets, machine learning models, and experiments alongside code by working with Git. It replaces large files with small metafiles tracked by Git, while storing actual data in remote storage like S3, GCP, or shared drives. DVC uses files like </w:t>
       </w:r>
-      <w:proofErr w:type="gramStart"/>
       <w:r>
         <w:rPr>
           <w:rStyle w:val="HTMLCode"/>
@@ -3459,7 +4148,6 @@
         </w:rPr>
         <w:t>dvc.yaml</w:t>
       </w:r>
-      <w:proofErr w:type="gramEnd"/>
       <w:r>
         <w:t xml:space="preserve"> to define the ML pipeline stages (commands, inputs, outputs), </w:t>
       </w:r>
@@ -3535,73 +4223,94 @@
           <w:rFonts w:eastAsia="Times New Roman"/>
           <w:lang w:eastAsia="en-IN"/>
         </w:rPr>
-        <w:t xml:space="preserve">SRC folder in project folder, which stores all the modules, these modules will be connected by pipeline and how to connect this modules that info is kept in </w:t>
-      </w:r>
-      <w:proofErr w:type="gramStart"/>
+        <w:t>SRC folder in project folder, which stores all the modules, these modules will be connected by pipeline and how to connect this modules that info is kept in dvc.y</w:t>
+      </w:r>
       <w:r>
         <w:rPr>
           <w:rFonts w:eastAsia="Times New Roman"/>
           <w:lang w:eastAsia="en-IN"/>
         </w:rPr>
-        <w:t>dvc.y</w:t>
+        <w:t>a</w:t>
       </w:r>
       <w:r>
         <w:rPr>
           <w:rFonts w:eastAsia="Times New Roman"/>
           <w:lang w:eastAsia="en-IN"/>
         </w:rPr>
-        <w:t>a</w:t>
-      </w:r>
-      <w:r>
+        <w:t>ml.</w:t>
+      </w:r>
+    </w:p>
+    <w:p>
+      <w:pPr>
+        <w:pStyle w:val="ListParagraph"/>
+        <w:numPr>
+          <w:ilvl w:val="0"/>
+          <w:numId w:val="32"/>
+        </w:numPr>
+        <w:jc w:val="both"/>
         <w:rPr>
           <w:rFonts w:eastAsia="Times New Roman"/>
           <w:lang w:eastAsia="en-IN"/>
         </w:rPr>
-        <w:t>ml</w:t>
-      </w:r>
-      <w:proofErr w:type="gramEnd"/>
+      </w:pPr>
       <w:r>
         <w:rPr>
           <w:rFonts w:eastAsia="Times New Roman"/>
           <w:lang w:eastAsia="en-IN"/>
         </w:rPr>
-        <w:t>.</w:t>
-      </w:r>
-    </w:p>
-    <w:p>
-      <w:pPr>
-        <w:pStyle w:val="ListParagraph"/>
-        <w:numPr>
-          <w:ilvl w:val="0"/>
-          <w:numId w:val="32"/>
-        </w:numPr>
-        <w:jc w:val="both"/>
+        <w:t xml:space="preserve">Each module is staged by </w:t>
+      </w:r>
+      <w:r>
+        <w:rPr>
+          <w:rFonts w:eastAsia="Times New Roman"/>
+          <w:b/>
+          <w:lang w:eastAsia="en-IN"/>
+        </w:rPr>
+        <w:t xml:space="preserve">dvc stage add </w:t>
+      </w:r>
+      <w:r>
         <w:rPr>
           <w:rFonts w:eastAsia="Times New Roman"/>
           <w:lang w:eastAsia="en-IN"/>
         </w:rPr>
-      </w:pPr>
-      <w:r>
+        <w:t xml:space="preserve">where four flags are set –n name –d dependencies –p parameters –o output which determines how the pipelines is formed and connected. </w:t>
+      </w:r>
+    </w:p>
+    <w:p>
+      <w:pPr>
+        <w:pStyle w:val="ListParagraph"/>
+        <w:numPr>
+          <w:ilvl w:val="0"/>
+          <w:numId w:val="32"/>
+        </w:numPr>
+        <w:jc w:val="both"/>
         <w:rPr>
           <w:rFonts w:eastAsia="Times New Roman"/>
           <w:lang w:eastAsia="en-IN"/>
         </w:rPr>
-        <w:t xml:space="preserve">Each module is staged by </w:t>
-      </w:r>
+      </w:pPr>
       <w:r>
         <w:rPr>
           <w:rFonts w:eastAsia="Times New Roman"/>
           <w:b/>
           <w:lang w:eastAsia="en-IN"/>
         </w:rPr>
-        <w:t xml:space="preserve">dvc stage add </w:t>
+        <w:t>D</w:t>
+      </w:r>
+      <w:r>
+        <w:rPr>
+          <w:rFonts w:eastAsia="Times New Roman"/>
+          <w:b/>
+          <w:lang w:eastAsia="en-IN"/>
+        </w:rPr>
+        <w:t>vc repro</w:t>
       </w:r>
       <w:r>
         <w:rPr>
           <w:rFonts w:eastAsia="Times New Roman"/>
           <w:lang w:eastAsia="en-IN"/>
         </w:rPr>
-        <w:t xml:space="preserve">where four flags are set –n name –d dependencies –p parameters –o output which determines how the pipelines is formed and connected. </w:t>
+        <w:t xml:space="preserve"> to reproduce or run pipeline. </w:t>
       </w:r>
     </w:p>
     <w:p>
@@ -3623,22 +4332,14 @@
           <w:b/>
           <w:lang w:eastAsia="en-IN"/>
         </w:rPr>
-        <w:t>D</w:t>
-      </w:r>
-      <w:r>
-        <w:rPr>
-          <w:rFonts w:eastAsia="Times New Roman"/>
-          <w:b/>
-          <w:lang w:eastAsia="en-IN"/>
-        </w:rPr>
-        <w:t>vc repro</w:t>
+        <w:t>Dvc dag</w:t>
       </w:r>
       <w:r>
         <w:rPr>
           <w:rFonts w:eastAsia="Times New Roman"/>
           <w:lang w:eastAsia="en-IN"/>
         </w:rPr>
-        <w:t xml:space="preserve"> to reproduce or run pipeline. </w:t>
+        <w:t xml:space="preserve"> for connection visualization </w:t>
       </w:r>
     </w:p>
     <w:p>
@@ -3660,14 +4361,22 @@
           <w:b/>
           <w:lang w:eastAsia="en-IN"/>
         </w:rPr>
-        <w:t>Dvc dag</w:t>
+        <w:t>D</w:t>
+      </w:r>
+      <w:r>
+        <w:rPr>
+          <w:rFonts w:eastAsia="Times New Roman"/>
+          <w:b/>
+          <w:lang w:eastAsia="en-IN"/>
+        </w:rPr>
+        <w:t>vc remove</w:t>
       </w:r>
       <w:r>
         <w:rPr>
           <w:rFonts w:eastAsia="Times New Roman"/>
           <w:lang w:eastAsia="en-IN"/>
         </w:rPr>
-        <w:t xml:space="preserve"> for connection visualization </w:t>
+        <w:t xml:space="preserve"> for removing the stage</w:t>
       </w:r>
     </w:p>
     <w:p>
@@ -3689,31 +4398,18 @@
           <w:b/>
           <w:lang w:eastAsia="en-IN"/>
         </w:rPr>
-        <w:t>D</w:t>
-      </w:r>
-      <w:r>
-        <w:rPr>
-          <w:rFonts w:eastAsia="Times New Roman"/>
-          <w:b/>
-          <w:lang w:eastAsia="en-IN"/>
-        </w:rPr>
-        <w:t>vc remove</w:t>
+        <w:t>Dvc metrics</w:t>
       </w:r>
       <w:r>
         <w:rPr>
           <w:rFonts w:eastAsia="Times New Roman"/>
           <w:lang w:eastAsia="en-IN"/>
         </w:rPr>
-        <w:t xml:space="preserve"> for removing the stage</w:t>
-      </w:r>
-    </w:p>
-    <w:p>
-      <w:pPr>
-        <w:pStyle w:val="ListParagraph"/>
-        <w:numPr>
-          <w:ilvl w:val="0"/>
-          <w:numId w:val="32"/>
-        </w:numPr>
+        <w:t xml:space="preserve"> show to see the metrics. </w:t>
+      </w:r>
+    </w:p>
+    <w:p>
+      <w:pPr>
         <w:jc w:val="both"/>
         <w:rPr>
           <w:rFonts w:eastAsia="Times New Roman"/>
@@ -3723,464 +4419,430 @@
       <w:r>
         <w:rPr>
           <w:rFonts w:eastAsia="Times New Roman"/>
-          <w:b/>
           <w:lang w:eastAsia="en-IN"/>
         </w:rPr>
-        <w:t>Dvc metrics</w:t>
+        <w:t xml:space="preserve">Current </w:t>
       </w:r>
       <w:r>
         <w:rPr>
           <w:rFonts w:eastAsia="Times New Roman"/>
           <w:lang w:eastAsia="en-IN"/>
         </w:rPr>
-        <w:t xml:space="preserve"> show to see the metrics. </w:t>
-      </w:r>
-    </w:p>
-    <w:p>
-      <w:pPr>
-        <w:jc w:val="both"/>
+        <w:t>directories</w:t>
+      </w:r>
+      <w:r>
         <w:rPr>
           <w:rFonts w:eastAsia="Times New Roman"/>
           <w:lang w:eastAsia="en-IN"/>
         </w:rPr>
-      </w:pPr>
+        <w:t xml:space="preserve"> keep it on root project folder level make sure to specify the exact location of the module while creating a folder and specifying dependencies </w:t>
+      </w:r>
       <w:r>
         <w:rPr>
           <w:rFonts w:eastAsia="Times New Roman"/>
           <w:lang w:eastAsia="en-IN"/>
         </w:rPr>
-        <w:t xml:space="preserve">Current </w:t>
+        <w:t>because</w:t>
       </w:r>
       <w:r>
         <w:rPr>
           <w:rFonts w:eastAsia="Times New Roman"/>
           <w:lang w:eastAsia="en-IN"/>
         </w:rPr>
-        <w:t>directories</w:t>
+        <w:t xml:space="preserve"> everything will have p</w:t>
       </w:r>
       <w:r>
         <w:rPr>
           <w:rFonts w:eastAsia="Times New Roman"/>
           <w:lang w:eastAsia="en-IN"/>
         </w:rPr>
-        <w:t xml:space="preserve"> keep it on root project folder level make sure to specify the exact location of the module while creating a folder and specifying dependencies </w:t>
-      </w:r>
-      <w:r>
+        <w:t xml:space="preserve">roject folder as a root folder. </w:t>
+      </w:r>
+    </w:p>
+    <w:p>
+      <w:pPr>
+        <w:jc w:val="both"/>
         <w:rPr>
           <w:rFonts w:eastAsia="Times New Roman"/>
           <w:lang w:eastAsia="en-IN"/>
         </w:rPr>
-        <w:t>because</w:t>
-      </w:r>
+      </w:pPr>
       <w:r>
         <w:rPr>
           <w:rFonts w:eastAsia="Times New Roman"/>
           <w:lang w:eastAsia="en-IN"/>
         </w:rPr>
-        <w:t xml:space="preserve"> everything will have p</w:t>
-      </w:r>
+        <w:t xml:space="preserve">Idea is you split the entire code into specific modules. Where output of each module is stored specifically, in case of dataset is the output of the module then that dataset is stored in a specific data directory. And the next module will load the data from this location specifically and further processed the data and we have pipeline functioning properly with module connection. </w:t>
+      </w:r>
+    </w:p>
+    <w:p>
+      <w:pPr>
+        <w:pStyle w:val="Heading2"/>
+        <w:numPr>
+          <w:ilvl w:val="1"/>
+          <w:numId w:val="10"/>
+        </w:numPr>
+        <w:spacing w:before="16" w:after="16" w:line="240" w:lineRule="auto"/>
+        <w:ind w:left="1080" w:right="1080"/>
+        <w:rPr>
+          <w:sz w:val="28"/>
+          <w:szCs w:val="28"/>
+        </w:rPr>
+      </w:pPr>
+      <w:bookmarkStart w:id="2" w:name="_Toc211253894"/>
+      <w:r>
+        <w:rPr>
+          <w:sz w:val="28"/>
+          <w:szCs w:val="28"/>
+        </w:rPr>
+        <w:t>Code modularity:</w:t>
+      </w:r>
+      <w:bookmarkEnd w:id="2"/>
+    </w:p>
+    <w:p>
+      <w:pPr>
+        <w:pStyle w:val="ListParagraph"/>
+        <w:numPr>
+          <w:ilvl w:val="0"/>
+          <w:numId w:val="4"/>
+        </w:numPr>
+        <w:spacing w:before="16" w:after="16" w:line="240" w:lineRule="auto"/>
+        <w:ind w:left="1080" w:right="1080"/>
+        <w:jc w:val="both"/>
+        <w:rPr>
+          <w:rFonts w:eastAsia="Times New Roman" w:cstheme="minorHAnsi"/>
+          <w:b/>
+          <w:lang w:eastAsia="en-IN"/>
+        </w:rPr>
+      </w:pPr>
+      <w:r>
+        <w:rPr>
+          <w:rFonts w:eastAsia="Times New Roman" w:cstheme="minorHAnsi"/>
+          <w:b/>
+          <w:lang w:eastAsia="en-IN"/>
+        </w:rPr>
+        <w:t xml:space="preserve">Params.yaml for parameter changes directly through the params.yaml file. </w:t>
+      </w:r>
+    </w:p>
+    <w:p>
+      <w:pPr>
+        <w:pStyle w:val="ListParagraph"/>
+        <w:numPr>
+          <w:ilvl w:val="0"/>
+          <w:numId w:val="4"/>
+        </w:numPr>
+        <w:spacing w:before="16" w:after="16" w:line="240" w:lineRule="auto"/>
+        <w:ind w:left="1080" w:right="1080"/>
+        <w:jc w:val="both"/>
+        <w:rPr>
+          <w:rFonts w:eastAsia="Times New Roman" w:cstheme="minorHAnsi"/>
+          <w:b/>
+          <w:lang w:eastAsia="en-IN"/>
+        </w:rPr>
+      </w:pPr>
+      <w:r>
+        <w:rPr>
+          <w:rFonts w:eastAsia="Times New Roman" w:cstheme="minorHAnsi"/>
+          <w:b/>
+          <w:lang w:eastAsia="en-IN"/>
+        </w:rPr>
+        <w:t xml:space="preserve">Implementing function in code. </w:t>
+      </w:r>
+    </w:p>
+    <w:p>
+      <w:pPr>
+        <w:pStyle w:val="ListParagraph"/>
+        <w:numPr>
+          <w:ilvl w:val="0"/>
+          <w:numId w:val="4"/>
+        </w:numPr>
+        <w:spacing w:before="16" w:after="16" w:line="240" w:lineRule="auto"/>
+        <w:ind w:left="1080" w:right="1080"/>
+        <w:jc w:val="both"/>
+        <w:rPr>
+          <w:rFonts w:eastAsia="Times New Roman" w:cstheme="minorHAnsi"/>
+          <w:b/>
+          <w:lang w:eastAsia="en-IN"/>
+        </w:rPr>
+      </w:pPr>
+      <w:r>
+        <w:rPr>
+          <w:rFonts w:eastAsia="Times New Roman" w:cstheme="minorHAnsi"/>
+          <w:b/>
+          <w:lang w:eastAsia="en-IN"/>
+        </w:rPr>
+        <w:t>Type hinting</w:t>
+      </w:r>
+    </w:p>
+    <w:p>
+      <w:pPr>
+        <w:pStyle w:val="ListParagraph"/>
+        <w:numPr>
+          <w:ilvl w:val="0"/>
+          <w:numId w:val="4"/>
+        </w:numPr>
+        <w:spacing w:before="16" w:after="16" w:line="240" w:lineRule="auto"/>
+        <w:ind w:left="1080" w:right="1080"/>
+        <w:jc w:val="both"/>
+        <w:rPr>
+          <w:rFonts w:eastAsia="Times New Roman" w:cstheme="minorHAnsi"/>
+          <w:b/>
+          <w:lang w:eastAsia="en-IN"/>
+        </w:rPr>
+      </w:pPr>
+      <w:r>
+        <w:rPr>
+          <w:rFonts w:eastAsia="Times New Roman" w:cstheme="minorHAnsi"/>
+          <w:b/>
+          <w:lang w:eastAsia="en-IN"/>
+        </w:rPr>
+        <w:t>Error handling</w:t>
+      </w:r>
+    </w:p>
+    <w:p>
+      <w:pPr>
+        <w:pStyle w:val="ListParagraph"/>
+        <w:numPr>
+          <w:ilvl w:val="0"/>
+          <w:numId w:val="4"/>
+        </w:numPr>
+        <w:spacing w:before="16" w:after="16" w:line="240" w:lineRule="auto"/>
+        <w:ind w:left="1080" w:right="1080"/>
+        <w:jc w:val="both"/>
+        <w:rPr>
+          <w:rFonts w:eastAsia="Times New Roman" w:cstheme="minorHAnsi"/>
+          <w:b/>
+          <w:lang w:eastAsia="en-IN"/>
+        </w:rPr>
+      </w:pPr>
+      <w:r>
+        <w:rPr>
+          <w:rFonts w:eastAsia="Times New Roman" w:cstheme="minorHAnsi"/>
+          <w:b/>
+          <w:lang w:eastAsia="en-IN"/>
+        </w:rPr>
+        <w:t>Logging</w:t>
+      </w:r>
+    </w:p>
+    <w:p>
+      <w:pPr>
+        <w:pStyle w:val="ListParagraph"/>
+        <w:numPr>
+          <w:ilvl w:val="0"/>
+          <w:numId w:val="4"/>
+        </w:numPr>
+        <w:spacing w:before="16" w:after="16" w:line="240" w:lineRule="auto"/>
+        <w:ind w:left="1080" w:right="1080"/>
+        <w:jc w:val="both"/>
+        <w:rPr>
+          <w:rFonts w:eastAsia="Times New Roman" w:cstheme="minorHAnsi"/>
+          <w:b/>
+          <w:lang w:eastAsia="en-IN"/>
+        </w:rPr>
+      </w:pPr>
+      <w:r>
+        <w:rPr>
+          <w:rFonts w:eastAsia="Times New Roman" w:cstheme="minorHAnsi"/>
+          <w:b/>
+          <w:lang w:eastAsia="en-IN"/>
+        </w:rPr>
+        <w:t xml:space="preserve">Cookie cutter for folder template. </w:t>
+      </w:r>
+    </w:p>
+    <w:p>
+      <w:pPr>
+        <w:spacing w:before="16" w:after="16" w:line="240" w:lineRule="auto"/>
+        <w:ind w:left="1080" w:right="1080"/>
+        <w:jc w:val="both"/>
+        <w:rPr>
+          <w:rFonts w:eastAsia="Times New Roman" w:cstheme="minorHAnsi"/>
+          <w:b/>
+          <w:lang w:eastAsia="en-IN"/>
+        </w:rPr>
+      </w:pPr>
+    </w:p>
+    <w:p>
+      <w:pPr>
+        <w:pStyle w:val="ListParagraph"/>
+        <w:numPr>
+          <w:ilvl w:val="1"/>
+          <w:numId w:val="10"/>
+        </w:numPr>
+        <w:spacing w:before="16" w:after="16"/>
+        <w:ind w:left="1080" w:right="1080"/>
+      </w:pPr>
+      <w:r>
+        <w:rPr>
+          <w:rFonts w:eastAsia="Times New Roman" w:cstheme="minorHAnsi"/>
+          <w:b/>
+          <w:color w:val="0F4761" w:themeColor="accent1" w:themeShade="BF"/>
+          <w:lang w:eastAsia="en-IN"/>
+        </w:rPr>
+        <w:t xml:space="preserve">Type hinting: </w:t>
+      </w:r>
+      <w:r>
+        <w:rPr>
+          <w:rFonts w:eastAsia="Times New Roman" w:cstheme="minorHAnsi"/>
+          <w:bCs/>
+          <w:lang w:eastAsia="en-IN"/>
+        </w:rPr>
+        <w:t>All you do is specify the argument and return’s data type.</w:t>
+      </w:r>
+    </w:p>
+    <w:p>
+      <w:pPr>
+        <w:spacing w:before="16" w:after="16" w:line="240" w:lineRule="auto"/>
+        <w:ind w:left="1080" w:right="1080"/>
+        <w:jc w:val="both"/>
+        <w:rPr>
+          <w:rFonts w:eastAsia="Times New Roman" w:cstheme="minorHAnsi"/>
+          <w:bCs/>
+          <w:lang w:eastAsia="en-IN"/>
+        </w:rPr>
+      </w:pPr>
+      <w:r>
+        <w:rPr>
+          <w:rFonts w:eastAsia="Times New Roman" w:cstheme="minorHAnsi"/>
+          <w:bCs/>
+          <w:lang w:eastAsia="en-IN"/>
+        </w:rPr>
+        <w:t>e.g. def load_data(</w:t>
+      </w:r>
+      <w:r>
+        <w:rPr>
+          <w:rFonts w:eastAsia="Times New Roman" w:cstheme="minorHAnsi"/>
+          <w:b/>
+          <w:lang w:eastAsia="en-IN"/>
+        </w:rPr>
+        <w:t>path : str) -&gt; pd.DataFrame</w:t>
+      </w:r>
+      <w:r>
+        <w:rPr>
+          <w:rFonts w:eastAsia="Times New Roman" w:cstheme="minorHAnsi"/>
+          <w:bCs/>
+          <w:lang w:eastAsia="en-IN"/>
+        </w:rPr>
+        <w:t>:</w:t>
+      </w:r>
+    </w:p>
+    <w:p>
+      <w:pPr>
+        <w:spacing w:before="16" w:after="16" w:line="240" w:lineRule="auto"/>
+        <w:ind w:left="1080" w:right="1080"/>
+        <w:jc w:val="both"/>
+        <w:rPr>
+          <w:rFonts w:eastAsia="Times New Roman" w:cstheme="minorHAnsi"/>
+          <w:bCs/>
+          <w:lang w:eastAsia="en-IN"/>
+        </w:rPr>
+      </w:pPr>
+      <w:r>
+        <w:rPr>
+          <w:rFonts w:eastAsia="Times New Roman" w:cstheme="minorHAnsi"/>
+          <w:bCs/>
+          <w:lang w:eastAsia="en-IN"/>
+        </w:rPr>
+        <w:tab/>
+        <w:t>pass</w:t>
+      </w:r>
+    </w:p>
+    <w:p>
+      <w:pPr>
+        <w:spacing w:before="16" w:after="16" w:line="240" w:lineRule="auto"/>
+        <w:ind w:left="1080" w:right="1080"/>
+        <w:jc w:val="both"/>
+        <w:rPr>
+          <w:rFonts w:eastAsia="Times New Roman" w:cstheme="minorHAnsi"/>
+          <w:bCs/>
+          <w:lang w:eastAsia="en-IN"/>
+        </w:rPr>
+      </w:pPr>
+    </w:p>
+    <w:p>
+      <w:pPr>
+        <w:spacing w:before="16" w:after="16" w:line="240" w:lineRule="auto"/>
+        <w:ind w:left="1080" w:right="1080"/>
+        <w:jc w:val="both"/>
+        <w:rPr>
+          <w:rFonts w:eastAsia="Times New Roman" w:cstheme="minorHAnsi"/>
+          <w:bCs/>
+          <w:lang w:eastAsia="en-IN"/>
+        </w:rPr>
+      </w:pPr>
+    </w:p>
+    <w:p>
+      <w:pPr>
+        <w:pStyle w:val="ListParagraph"/>
+        <w:numPr>
+          <w:ilvl w:val="1"/>
+          <w:numId w:val="10"/>
+        </w:numPr>
+        <w:spacing w:after="80"/>
+        <w:rPr>
+          <w:rFonts w:eastAsia="Times New Roman"/>
+          <w:b/>
+          <w:bCs/>
+          <w:lang w:eastAsia="en-IN"/>
+        </w:rPr>
+      </w:pPr>
+      <w:r>
+        <w:rPr>
+          <w:rFonts w:eastAsia="Times New Roman"/>
+          <w:b/>
+          <w:bCs/>
+          <w:lang w:eastAsia="en-IN"/>
+        </w:rPr>
+        <w:lastRenderedPageBreak/>
+        <w:t xml:space="preserve">Logging: </w:t>
+      </w:r>
+    </w:p>
+    <w:p>
+      <w:pPr>
+        <w:ind w:left="576"/>
+        <w:jc w:val="both"/>
+        <w:rPr>
+          <w:rFonts w:eastAsia="Times New Roman"/>
+          <w:bCs/>
+          <w:lang w:eastAsia="en-IN"/>
+        </w:rPr>
+      </w:pPr>
       <w:r>
         <w:rPr>
           <w:rFonts w:eastAsia="Times New Roman"/>
           <w:lang w:eastAsia="en-IN"/>
         </w:rPr>
-        <w:t xml:space="preserve">roject folder as a root folder. </w:t>
-      </w:r>
-    </w:p>
-    <w:p>
-      <w:pPr>
-        <w:jc w:val="both"/>
+        <w:t>Logging in MLOPs refers to the systematic capture of information about every stage of the machine learning lifecycle—ranging from data ingestion and model training to deployment and serving—so that teams can monitor, debug, and trace both routine events and critical incidents. Th</w:t>
+      </w:r>
+      <w:r>
         <w:rPr>
           <w:rFonts w:eastAsia="Times New Roman"/>
           <w:lang w:eastAsia="en-IN"/>
         </w:rPr>
-      </w:pPr>
+        <w:t>ree</w:t>
+      </w:r>
       <w:r>
         <w:rPr>
           <w:rFonts w:eastAsia="Times New Roman"/>
           <w:lang w:eastAsia="en-IN"/>
         </w:rPr>
-        <w:t xml:space="preserve">Idea is you split the entire code into specific modules. Where output of each module is stored specifically, in case of dataset is the output of the module then that dataset is stored in a specific data directory. And the next module will load the data from this location specifically and further processed the data and we have pipeline functioning properly with module connection. </w:t>
-      </w:r>
-    </w:p>
-    <w:p>
-      <w:pPr>
-        <w:pStyle w:val="Heading2"/>
-        <w:numPr>
-          <w:ilvl w:val="1"/>
-          <w:numId w:val="10"/>
-        </w:numPr>
-        <w:spacing w:before="16" w:after="16" w:line="240" w:lineRule="auto"/>
-        <w:ind w:left="1080" w:right="1080"/>
-        <w:rPr>
-          <w:sz w:val="28"/>
-          <w:szCs w:val="28"/>
-        </w:rPr>
-      </w:pPr>
-      <w:bookmarkStart w:id="2" w:name="_Toc210112409"/>
-      <w:r>
-        <w:rPr>
-          <w:sz w:val="28"/>
-          <w:szCs w:val="28"/>
-        </w:rPr>
-        <w:t>Code modularity:</w:t>
-      </w:r>
-      <w:bookmarkEnd w:id="2"/>
-    </w:p>
-    <w:p>
-      <w:pPr>
-        <w:pStyle w:val="ListParagraph"/>
-        <w:numPr>
-          <w:ilvl w:val="0"/>
-          <w:numId w:val="4"/>
-        </w:numPr>
-        <w:spacing w:before="16" w:after="16" w:line="240" w:lineRule="auto"/>
-        <w:ind w:left="1080" w:right="1080"/>
-        <w:jc w:val="both"/>
-        <w:rPr>
-          <w:rFonts w:eastAsia="Times New Roman" w:cstheme="minorHAnsi"/>
-          <w:b/>
-          <w:lang w:eastAsia="en-IN"/>
-        </w:rPr>
-      </w:pPr>
-      <w:r>
-        <w:rPr>
-          <w:rFonts w:eastAsia="Times New Roman" w:cstheme="minorHAnsi"/>
-          <w:b/>
-          <w:lang w:eastAsia="en-IN"/>
-        </w:rPr>
-        <w:t xml:space="preserve">Params.yaml for parameter changes directly through the params.yaml file. </w:t>
-      </w:r>
-    </w:p>
-    <w:p>
-      <w:pPr>
-        <w:pStyle w:val="ListParagraph"/>
-        <w:numPr>
-          <w:ilvl w:val="0"/>
-          <w:numId w:val="4"/>
-        </w:numPr>
-        <w:spacing w:before="16" w:after="16" w:line="240" w:lineRule="auto"/>
-        <w:ind w:left="1080" w:right="1080"/>
-        <w:jc w:val="both"/>
-        <w:rPr>
-          <w:rFonts w:eastAsia="Times New Roman" w:cstheme="minorHAnsi"/>
-          <w:b/>
-          <w:lang w:eastAsia="en-IN"/>
-        </w:rPr>
-      </w:pPr>
-      <w:r>
-        <w:rPr>
-          <w:rFonts w:eastAsia="Times New Roman" w:cstheme="minorHAnsi"/>
-          <w:b/>
-          <w:lang w:eastAsia="en-IN"/>
-        </w:rPr>
-        <w:t xml:space="preserve">Implementing function in code. </w:t>
-      </w:r>
-    </w:p>
-    <w:p>
-      <w:pPr>
-        <w:pStyle w:val="ListParagraph"/>
-        <w:numPr>
-          <w:ilvl w:val="0"/>
-          <w:numId w:val="4"/>
-        </w:numPr>
-        <w:spacing w:before="16" w:after="16" w:line="240" w:lineRule="auto"/>
-        <w:ind w:left="1080" w:right="1080"/>
-        <w:jc w:val="both"/>
-        <w:rPr>
-          <w:rFonts w:eastAsia="Times New Roman" w:cstheme="minorHAnsi"/>
-          <w:b/>
-          <w:lang w:eastAsia="en-IN"/>
-        </w:rPr>
-      </w:pPr>
-      <w:r>
-        <w:rPr>
-          <w:rFonts w:eastAsia="Times New Roman" w:cstheme="minorHAnsi"/>
-          <w:b/>
-          <w:lang w:eastAsia="en-IN"/>
-        </w:rPr>
-        <w:t>Type hinting</w:t>
-      </w:r>
-    </w:p>
-    <w:p>
-      <w:pPr>
-        <w:pStyle w:val="ListParagraph"/>
-        <w:numPr>
-          <w:ilvl w:val="0"/>
-          <w:numId w:val="4"/>
-        </w:numPr>
-        <w:spacing w:before="16" w:after="16" w:line="240" w:lineRule="auto"/>
-        <w:ind w:left="1080" w:right="1080"/>
-        <w:jc w:val="both"/>
-        <w:rPr>
-          <w:rFonts w:eastAsia="Times New Roman" w:cstheme="minorHAnsi"/>
-          <w:b/>
-          <w:lang w:eastAsia="en-IN"/>
-        </w:rPr>
-      </w:pPr>
-      <w:r>
-        <w:rPr>
-          <w:rFonts w:eastAsia="Times New Roman" w:cstheme="minorHAnsi"/>
-          <w:b/>
-          <w:lang w:eastAsia="en-IN"/>
-        </w:rPr>
-        <w:t>Error handling</w:t>
-      </w:r>
-    </w:p>
-    <w:p>
-      <w:pPr>
-        <w:pStyle w:val="ListParagraph"/>
-        <w:numPr>
-          <w:ilvl w:val="0"/>
-          <w:numId w:val="4"/>
-        </w:numPr>
-        <w:spacing w:before="16" w:after="16" w:line="240" w:lineRule="auto"/>
-        <w:ind w:left="1080" w:right="1080"/>
-        <w:jc w:val="both"/>
-        <w:rPr>
-          <w:rFonts w:eastAsia="Times New Roman" w:cstheme="minorHAnsi"/>
-          <w:b/>
-          <w:lang w:eastAsia="en-IN"/>
-        </w:rPr>
-      </w:pPr>
-      <w:r>
-        <w:rPr>
-          <w:rFonts w:eastAsia="Times New Roman" w:cstheme="minorHAnsi"/>
-          <w:b/>
-          <w:lang w:eastAsia="en-IN"/>
-        </w:rPr>
-        <w:t>Logging</w:t>
-      </w:r>
-    </w:p>
-    <w:p>
-      <w:pPr>
-        <w:pStyle w:val="ListParagraph"/>
-        <w:numPr>
-          <w:ilvl w:val="0"/>
-          <w:numId w:val="4"/>
-        </w:numPr>
-        <w:spacing w:before="16" w:after="16" w:line="240" w:lineRule="auto"/>
-        <w:ind w:left="1080" w:right="1080"/>
-        <w:jc w:val="both"/>
-        <w:rPr>
-          <w:rFonts w:eastAsia="Times New Roman" w:cstheme="minorHAnsi"/>
-          <w:b/>
-          <w:lang w:eastAsia="en-IN"/>
-        </w:rPr>
-      </w:pPr>
-      <w:r>
-        <w:rPr>
-          <w:rFonts w:eastAsia="Times New Roman" w:cstheme="minorHAnsi"/>
-          <w:b/>
-          <w:lang w:eastAsia="en-IN"/>
-        </w:rPr>
-        <w:t xml:space="preserve">Cookie cutter for folder template. </w:t>
-      </w:r>
-    </w:p>
-    <w:p>
-      <w:pPr>
-        <w:spacing w:before="16" w:after="16" w:line="240" w:lineRule="auto"/>
-        <w:ind w:left="1080" w:right="1080"/>
-        <w:jc w:val="both"/>
-        <w:rPr>
-          <w:rFonts w:eastAsia="Times New Roman" w:cstheme="minorHAnsi"/>
-          <w:b/>
-          <w:lang w:eastAsia="en-IN"/>
-        </w:rPr>
-      </w:pPr>
-    </w:p>
-    <w:p>
-      <w:pPr>
-        <w:pStyle w:val="ListParagraph"/>
-        <w:numPr>
-          <w:ilvl w:val="1"/>
-          <w:numId w:val="10"/>
-        </w:numPr>
-        <w:spacing w:before="16" w:after="16"/>
-        <w:ind w:left="1080" w:right="1080"/>
-      </w:pPr>
-      <w:r>
-        <w:rPr>
-          <w:rFonts w:eastAsia="Times New Roman" w:cstheme="minorHAnsi"/>
-          <w:b/>
-          <w:color w:val="0F4761" w:themeColor="accent1" w:themeShade="BF"/>
-          <w:lang w:eastAsia="en-IN"/>
-        </w:rPr>
-        <w:t xml:space="preserve">Type hinting: </w:t>
-      </w:r>
-      <w:r>
-        <w:rPr>
-          <w:rFonts w:eastAsia="Times New Roman" w:cstheme="minorHAnsi"/>
-          <w:bCs/>
-          <w:lang w:eastAsia="en-IN"/>
-        </w:rPr>
-        <w:t>All you do is specify the argument and return’s data type.</w:t>
-      </w:r>
-    </w:p>
-    <w:p>
-      <w:pPr>
-        <w:spacing w:before="16" w:after="16" w:line="240" w:lineRule="auto"/>
-        <w:ind w:left="1080" w:right="1080"/>
-        <w:jc w:val="both"/>
-        <w:rPr>
-          <w:rFonts w:eastAsia="Times New Roman" w:cstheme="minorHAnsi"/>
-          <w:bCs/>
-          <w:lang w:eastAsia="en-IN"/>
-        </w:rPr>
-      </w:pPr>
-      <w:r>
-        <w:rPr>
-          <w:rFonts w:eastAsia="Times New Roman" w:cstheme="minorHAnsi"/>
-          <w:bCs/>
-          <w:lang w:eastAsia="en-IN"/>
-        </w:rPr>
-        <w:t>e.g. def load_</w:t>
-      </w:r>
-      <w:proofErr w:type="gramStart"/>
-      <w:r>
-        <w:rPr>
-          <w:rFonts w:eastAsia="Times New Roman" w:cstheme="minorHAnsi"/>
-          <w:bCs/>
-          <w:lang w:eastAsia="en-IN"/>
-        </w:rPr>
-        <w:t>data(</w:t>
-      </w:r>
-      <w:proofErr w:type="gramEnd"/>
-      <w:r>
-        <w:rPr>
-          <w:rFonts w:eastAsia="Times New Roman" w:cstheme="minorHAnsi"/>
-          <w:b/>
-          <w:lang w:eastAsia="en-IN"/>
-        </w:rPr>
-        <w:t>path : str) -&gt; pd.DataFrame</w:t>
-      </w:r>
-      <w:r>
-        <w:rPr>
-          <w:rFonts w:eastAsia="Times New Roman" w:cstheme="minorHAnsi"/>
-          <w:bCs/>
-          <w:lang w:eastAsia="en-IN"/>
-        </w:rPr>
-        <w:t>:</w:t>
-      </w:r>
-    </w:p>
-    <w:p>
-      <w:pPr>
-        <w:spacing w:before="16" w:after="16" w:line="240" w:lineRule="auto"/>
-        <w:ind w:left="1080" w:right="1080"/>
-        <w:jc w:val="both"/>
-        <w:rPr>
-          <w:rFonts w:eastAsia="Times New Roman" w:cstheme="minorHAnsi"/>
-          <w:bCs/>
-          <w:lang w:eastAsia="en-IN"/>
-        </w:rPr>
-      </w:pPr>
-      <w:r>
-        <w:rPr>
-          <w:rFonts w:eastAsia="Times New Roman" w:cstheme="minorHAnsi"/>
-          <w:bCs/>
-          <w:lang w:eastAsia="en-IN"/>
-        </w:rPr>
-        <w:tab/>
-        <w:t>pass</w:t>
-      </w:r>
-    </w:p>
-    <w:p>
-      <w:pPr>
-        <w:spacing w:before="16" w:after="16" w:line="240" w:lineRule="auto"/>
-        <w:ind w:left="1080" w:right="1080"/>
-        <w:jc w:val="both"/>
-        <w:rPr>
-          <w:rFonts w:eastAsia="Times New Roman" w:cstheme="minorHAnsi"/>
-          <w:bCs/>
-          <w:lang w:eastAsia="en-IN"/>
-        </w:rPr>
-      </w:pPr>
-    </w:p>
-    <w:p>
-      <w:pPr>
-        <w:spacing w:before="16" w:after="16" w:line="240" w:lineRule="auto"/>
-        <w:ind w:left="1080" w:right="1080"/>
-        <w:jc w:val="both"/>
-        <w:rPr>
-          <w:rFonts w:eastAsia="Times New Roman" w:cstheme="minorHAnsi"/>
-          <w:bCs/>
-          <w:lang w:eastAsia="en-IN"/>
-        </w:rPr>
-      </w:pPr>
-    </w:p>
-    <w:p>
-      <w:pPr>
-        <w:pStyle w:val="ListParagraph"/>
-        <w:numPr>
-          <w:ilvl w:val="1"/>
-          <w:numId w:val="10"/>
-        </w:numPr>
-        <w:spacing w:after="80"/>
-        <w:rPr>
-          <w:rFonts w:eastAsia="Times New Roman"/>
-          <w:b/>
-          <w:bCs/>
-          <w:lang w:eastAsia="en-IN"/>
-        </w:rPr>
-      </w:pPr>
-      <w:r>
-        <w:rPr>
-          <w:rFonts w:eastAsia="Times New Roman"/>
-          <w:b/>
-          <w:bCs/>
-          <w:lang w:eastAsia="en-IN"/>
-        </w:rPr>
-        <w:lastRenderedPageBreak/>
-        <w:t xml:space="preserve">Logging: </w:t>
-      </w:r>
-    </w:p>
-    <w:p>
-      <w:pPr>
-        <w:ind w:left="576"/>
-        <w:jc w:val="both"/>
-        <w:rPr>
-          <w:rFonts w:eastAsia="Times New Roman"/>
-          <w:bCs/>
-          <w:lang w:eastAsia="en-IN"/>
-        </w:rPr>
-      </w:pPr>
+        <w:t xml:space="preserve"> elements are logger, handler, formatter etc. set these all three and then connect formatter to handler and then handler to logger. Meanwhile do set the levels of the logger and handler while creating the objects of these. Once a level is set at the start</w:t>
+      </w:r>
       <w:r>
         <w:rPr>
           <w:rFonts w:eastAsia="Times New Roman"/>
           <w:lang w:eastAsia="en-IN"/>
         </w:rPr>
-        <w:t>Logging in MLOPs refers to the systematic capture of information about every stage of the machine learning lifecycle—ranging from data ingestion and model training to deployment and serving—so that teams can monitor, debug, and trace both routine events and critical incidents. Th</w:t>
-      </w:r>
-      <w:r>
+        <w:t xml:space="preserve">, only a level above can be tracked/called after. </w:t>
+      </w:r>
+    </w:p>
+    <w:p>
+      <w:pPr>
+        <w:ind w:left="576"/>
+        <w:jc w:val="both"/>
         <w:rPr>
           <w:rFonts w:eastAsia="Times New Roman"/>
           <w:lang w:eastAsia="en-IN"/>
         </w:rPr>
-        <w:t>ree</w:t>
-      </w:r>
-      <w:r>
-        <w:rPr>
-          <w:rFonts w:eastAsia="Times New Roman"/>
-          <w:lang w:eastAsia="en-IN"/>
-        </w:rPr>
-        <w:t xml:space="preserve"> elements are logger, handler, formatter etc. set these all three and then connect formatter to handler and then handler to logger. Meanwhile do set the levels of the logger and handler while creating the objects of these. Once a level is set at the start</w:t>
-      </w:r>
-      <w:r>
-        <w:rPr>
-          <w:rFonts w:eastAsia="Times New Roman"/>
-          <w:lang w:eastAsia="en-IN"/>
-        </w:rPr>
-        <w:t xml:space="preserve">, only a level above can be tracked/called after. </w:t>
-      </w:r>
-    </w:p>
-    <w:p>
-      <w:pPr>
-        <w:ind w:left="576"/>
-        <w:jc w:val="both"/>
-        <w:rPr>
-          <w:rFonts w:eastAsia="Times New Roman"/>
-          <w:lang w:eastAsia="en-IN"/>
-        </w:rPr>
       </w:pPr>
     </w:p>
     <w:p>
@@ -4254,7 +4916,7 @@
           <w:szCs w:val="32"/>
         </w:rPr>
       </w:pPr>
-      <w:bookmarkStart w:id="3" w:name="_Toc210112410"/>
+      <w:bookmarkStart w:id="3" w:name="_Toc211253895"/>
       <w:r>
         <w:rPr>
           <w:sz w:val="32"/>
@@ -4448,15 +5110,7 @@
         <w:t>Centralized VCS (CVCS):</w:t>
       </w:r>
       <w:r>
-        <w:t xml:space="preserve"> A centralized version control system stores the entire project and its history on a single central server, and developers check out the latest version from that server, make changes, and then commit them back. It’s simple to use and ensures everyone works from one source of truth, but if the server or network fails, collaboration </w:t>
-      </w:r>
-      <w:proofErr w:type="gramStart"/>
-      <w:r>
-        <w:t>stops</w:t>
-      </w:r>
-      <w:proofErr w:type="gramEnd"/>
-      <w:r>
-        <w:t xml:space="preserve"> and history access may be lost.</w:t>
+        <w:t xml:space="preserve"> A centralized version control system stores the entire project and its history on a single central server, and developers check out the latest version from that server, make changes, and then commit them back. It’s simple to use and ensures everyone works from one source of truth, but if the server or network fails, collaboration stops and history access may be lost.</w:t>
       </w:r>
     </w:p>
     <w:p>
@@ -5331,7 +5985,6 @@
           <w:szCs w:val="24"/>
         </w:rPr>
       </w:pPr>
-      <w:proofErr w:type="gramStart"/>
       <w:r>
         <w:rPr>
           <w:rStyle w:val="HTMLCode"/>
@@ -5343,7 +5996,6 @@
         </w:rPr>
         <w:t>.gitignore</w:t>
       </w:r>
-      <w:proofErr w:type="gramEnd"/>
       <w:r>
         <w:rPr>
           <w:rStyle w:val="Strong"/>
@@ -5435,7 +6087,6 @@
         </w:rPr>
         <w:t xml:space="preserve">git log –oneline shows </w:t>
       </w:r>
-      <w:proofErr w:type="gramStart"/>
       <w:r>
         <w:rPr>
           <w:b/>
@@ -5443,7 +6094,6 @@
         </w:rPr>
         <w:t>the a</w:t>
       </w:r>
-      <w:proofErr w:type="gramEnd"/>
       <w:r>
         <w:t xml:space="preserve"> </w:t>
       </w:r>
@@ -5478,13 +6128,8 @@
         </w:rPr>
         <w:t xml:space="preserve">Git log – stat, </w:t>
       </w:r>
-      <w:proofErr w:type="gramStart"/>
-      <w:r>
-        <w:t>When</w:t>
-      </w:r>
-      <w:proofErr w:type="gramEnd"/>
-      <w:r>
-        <w:t xml:space="preserve"> you type </w:t>
+      <w:r>
+        <w:t xml:space="preserve">When you type </w:t>
       </w:r>
       <w:r>
         <w:rPr>
@@ -6632,12 +7277,10 @@
         <w:t xml:space="preserve"> add. Instead, you define pipeline stages in </w:t>
       </w:r>
       <w:proofErr w:type="spellStart"/>
-      <w:proofErr w:type="gramStart"/>
       <w:r>
         <w:t>dvc.yaml</w:t>
       </w:r>
       <w:proofErr w:type="spellEnd"/>
-      <w:proofErr w:type="gramEnd"/>
       <w:r>
         <w:t> specifying inputs, outputs, commands, and parameters. Upon running the pipeline via </w:t>
       </w:r>
@@ -6666,12 +7309,10 @@
         <w:t xml:space="preserve"> push. The pipeline metadata files (</w:t>
       </w:r>
       <w:proofErr w:type="spellStart"/>
-      <w:proofErr w:type="gramStart"/>
       <w:r>
         <w:t>dvc.yaml</w:t>
       </w:r>
       <w:proofErr w:type="spellEnd"/>
-      <w:proofErr w:type="gramEnd"/>
       <w:r>
         <w:t> and </w:t>
       </w:r>
@@ -6704,7 +7345,7 @@
           <w:szCs w:val="32"/>
         </w:rPr>
       </w:pPr>
-      <w:bookmarkStart w:id="4" w:name="_Toc210112411"/>
+      <w:bookmarkStart w:id="4" w:name="_Toc211253896"/>
       <w:r>
         <w:rPr>
           <w:rStyle w:val="Heading1Char"/>
@@ -7399,16 +8040,8 @@
         <w:rPr>
           <w:b/>
         </w:rPr>
-        <w:t xml:space="preserve">git </w:t>
-      </w:r>
-      <w:proofErr w:type="gramStart"/>
-      <w:r>
-        <w:rPr>
-          <w:b/>
-        </w:rPr>
-        <w:t>add .</w:t>
-      </w:r>
-      <w:proofErr w:type="gramEnd"/>
+        <w:t>git add .</w:t>
+      </w:r>
       <w:r>
         <w:t xml:space="preserve"> which tracks all the code files as well as the data pointer files data’s metadata files into a git staging index </w:t>
       </w:r>
@@ -7682,15 +8315,7 @@
       </w:r>
       <w:proofErr w:type="spellEnd"/>
       <w:r>
-        <w:t xml:space="preserve"> pull downloads data from remote storage into the local cache and then updates workspace </w:t>
-      </w:r>
-      <w:proofErr w:type="gramStart"/>
-      <w:r>
-        <w:t>files</w:t>
-      </w:r>
-      <w:proofErr w:type="gramEnd"/>
-      <w:r>
-        <w:t> accordingly, combining the effects of </w:t>
+        <w:t xml:space="preserve"> pull downloads data from remote storage into the local cache and then updates workspace files accordingly, combining the effects of </w:t>
       </w:r>
       <w:proofErr w:type="spellStart"/>
       <w:r>
@@ -7714,15 +8339,7 @@
       </w:r>
       <w:proofErr w:type="spellEnd"/>
       <w:r>
-        <w:t xml:space="preserve"> checkout only updates workspace files from the local cache without downloading any data. </w:t>
-      </w:r>
-      <w:proofErr w:type="gramStart"/>
-      <w:r>
-        <w:t>So</w:t>
-      </w:r>
-      <w:proofErr w:type="gramEnd"/>
-      <w:r>
-        <w:t xml:space="preserve"> if the required data is already cached locally, you can skip </w:t>
+        <w:t xml:space="preserve"> checkout only updates workspace files from the local cache without downloading any data. So if the required data is already cached locally, you can skip </w:t>
       </w:r>
       <w:proofErr w:type="spellStart"/>
       <w:r>
@@ -7872,12 +8489,58 @@
         </w:numPr>
         <w:spacing w:before="16" w:after="16"/>
         <w:ind w:right="1080"/>
-      </w:pPr>
-      <w:bookmarkStart w:id="5" w:name="_Toc210112412"/>
-      <w:r>
-        <w:t>Experiment tracking using DVC</w:t>
+        <w:rPr>
+          <w:b/>
+          <w:bCs/>
+        </w:rPr>
+      </w:pPr>
+      <w:bookmarkStart w:id="5" w:name="_Toc211253897"/>
+      <w:r>
+        <w:rPr>
+          <w:b/>
+          <w:bCs/>
+        </w:rPr>
+        <w:t>Experiment tracking</w:t>
+      </w:r>
+      <w:r>
+        <w:rPr>
+          <w:b/>
+          <w:bCs/>
+        </w:rPr>
+        <w:t>:</w:t>
       </w:r>
       <w:bookmarkEnd w:id="5"/>
+    </w:p>
+    <w:p>
+      <w:pPr>
+        <w:pStyle w:val="Heading2"/>
+        <w:rPr>
+          <w:b/>
+          <w:bCs/>
+          <w:sz w:val="28"/>
+          <w:szCs w:val="28"/>
+        </w:rPr>
+      </w:pPr>
+      <w:bookmarkStart w:id="6" w:name="_Toc211253898"/>
+      <w:r>
+        <w:rPr>
+          <w:b/>
+          <w:bCs/>
+          <w:sz w:val="28"/>
+          <w:szCs w:val="28"/>
+        </w:rPr>
+        <w:t>Experiment tracking using DVC:</w:t>
+      </w:r>
+      <w:bookmarkEnd w:id="6"/>
+      <w:r>
+        <w:rPr>
+          <w:b/>
+          <w:bCs/>
+          <w:sz w:val="28"/>
+          <w:szCs w:val="28"/>
+        </w:rPr>
+        <w:t xml:space="preserve"> </w:t>
+      </w:r>
     </w:p>
     <w:p>
       <w:pPr>
@@ -8262,1335 +8925,1339 @@
       <w:r>
         <w:t>This approach combines Git’s powerful versioning with DVC’s data management to streamline machine learning experiment workflows effectively and efficiently.</w:t>
       </w:r>
-      <w:r>
+    </w:p>
+    <w:p>
+      <w:pPr>
+        <w:pStyle w:val="ListParagraph"/>
+        <w:spacing w:after="120"/>
+        <w:ind w:left="216"/>
+        <w:jc w:val="both"/>
+      </w:pPr>
+    </w:p>
+    <w:p>
+      <w:pPr>
+        <w:pStyle w:val="ListParagraph"/>
+        <w:numPr>
+          <w:ilvl w:val="0"/>
+          <w:numId w:val="31"/>
+        </w:numPr>
+        <w:spacing w:after="120"/>
+        <w:jc w:val="both"/>
+      </w:pPr>
+      <w:r>
+        <w:rPr>
+          <w:b/>
+          <w:bCs/>
+        </w:rPr>
+        <w:t>Experiment tracking in DVC without Pipeline,</w:t>
+      </w:r>
+      <w:r>
+        <w:rPr>
+          <w:b/>
+          <w:bCs/>
+          <w:sz w:val="32"/>
+          <w:szCs w:val="32"/>
+        </w:rPr>
+        <w:t xml:space="preserve"> i.e. single file is executed</w:t>
+      </w:r>
+    </w:p>
+    <w:p>
+      <w:pPr>
+        <w:pStyle w:val="ListParagraph"/>
+        <w:numPr>
+          <w:ilvl w:val="0"/>
+          <w:numId w:val="7"/>
+        </w:numPr>
+        <w:spacing w:before="16" w:after="0"/>
+        <w:ind w:left="1080" w:right="1080"/>
+        <w:jc w:val="both"/>
+      </w:pPr>
+      <w:r>
+        <w:t xml:space="preserve"> Install dvclive</w:t>
+      </w:r>
+    </w:p>
+    <w:p>
+      <w:pPr>
+        <w:pStyle w:val="ListParagraph"/>
+        <w:spacing w:before="16" w:after="16"/>
+        <w:ind w:left="1080" w:right="1080"/>
+        <w:jc w:val="both"/>
+      </w:pPr>
+      <w:r>
+        <w:t xml:space="preserve">Modify code:  make changes in single code file instead of printing metrics log those metrics along with the hyperparameters. </w:t>
+      </w:r>
+    </w:p>
+    <w:p>
+      <w:pPr>
+        <w:pStyle w:val="ListParagraph"/>
+        <w:spacing w:before="16" w:after="16"/>
+        <w:ind w:left="1080" w:right="1080"/>
+        <w:jc w:val="both"/>
+      </w:pPr>
+      <w:r>
+        <w:rPr>
+          <w:b/>
+          <w:bCs/>
+        </w:rPr>
+        <w:t>with Live (save_dvc_code = True) as live:</w:t>
+      </w:r>
+    </w:p>
+    <w:p>
+      <w:pPr>
+        <w:pStyle w:val="ListParagraph"/>
+        <w:spacing w:before="16" w:after="16"/>
+        <w:ind w:left="1080" w:right="1080"/>
+        <w:jc w:val="both"/>
+      </w:pPr>
+      <w:r>
+        <w:t>live.log_metric(“accuracy”, accuracy_score(y_test,y_pred)</w:t>
+      </w:r>
+    </w:p>
+    <w:p>
+      <w:pPr>
+        <w:pStyle w:val="ListParagraph"/>
+        <w:spacing w:before="16" w:after="16"/>
+        <w:ind w:left="1080" w:right="1080"/>
+        <w:jc w:val="both"/>
+      </w:pPr>
+      <w:r>
+        <w:t>live.log_metric(“precison”, precison_score(y_test,y_pred)</w:t>
+      </w:r>
+    </w:p>
+    <w:p>
+      <w:pPr>
+        <w:pStyle w:val="ListParagraph"/>
+        <w:spacing w:before="16" w:after="16"/>
+        <w:ind w:left="1080" w:right="1080"/>
+        <w:jc w:val="both"/>
+      </w:pPr>
+      <w:r>
+        <w:t>etc.</w:t>
+      </w:r>
+    </w:p>
+    <w:p>
+      <w:pPr>
+        <w:pStyle w:val="ListParagraph"/>
+        <w:spacing w:before="16" w:after="16"/>
+        <w:ind w:left="1080" w:right="1080"/>
+        <w:jc w:val="both"/>
+      </w:pPr>
+      <w:r>
+        <w:t>live.log_param(“n_estimat</w:t>
+      </w:r>
+      <w:r>
+        <w:t>or”, n_estimators)</w:t>
+      </w:r>
+    </w:p>
+    <w:p>
+      <w:pPr>
+        <w:pStyle w:val="ListParagraph"/>
+        <w:spacing w:before="16" w:after="16"/>
+        <w:ind w:left="1080" w:right="1080"/>
+        <w:jc w:val="both"/>
+      </w:pPr>
+      <w:r>
+        <w:t xml:space="preserve">live.log_params(“max_depth, max_depth) </w:t>
+      </w:r>
+    </w:p>
+    <w:p>
+      <w:pPr>
+        <w:spacing w:before="16" w:after="16"/>
+        <w:ind w:left="1080" w:right="1080"/>
+        <w:jc w:val="both"/>
+      </w:pPr>
+    </w:p>
+    <w:p>
+      <w:pPr>
+        <w:pStyle w:val="ListParagraph"/>
+        <w:numPr>
+          <w:ilvl w:val="0"/>
+          <w:numId w:val="7"/>
+        </w:numPr>
+        <w:spacing w:before="16" w:after="16"/>
+        <w:ind w:left="1080" w:right="1080"/>
+        <w:jc w:val="both"/>
+        <w:rPr>
+          <w:b/>
+          <w:bCs/>
+        </w:rPr>
+      </w:pPr>
+      <w:r>
+        <w:rPr>
+          <w:b/>
+          <w:bCs/>
+        </w:rPr>
+        <w:t>Git init, dvc init,</w:t>
+      </w:r>
+    </w:p>
+    <w:p>
+      <w:pPr>
+        <w:pStyle w:val="ListParagraph"/>
+        <w:numPr>
+          <w:ilvl w:val="0"/>
+          <w:numId w:val="7"/>
+        </w:numPr>
+        <w:spacing w:before="16" w:after="16"/>
+        <w:ind w:left="1080" w:right="1080"/>
+        <w:jc w:val="both"/>
+      </w:pPr>
+      <w:r>
+        <w:rPr>
+          <w:b/>
+          <w:bCs/>
+        </w:rPr>
+        <w:t>Dvc add, git add, git commit</w:t>
+      </w:r>
+      <w:r>
+        <w:t xml:space="preserve"> track the data file through DVC and code files after through git and have initial commit.</w:t>
+      </w:r>
+    </w:p>
+    <w:p>
+      <w:pPr>
+        <w:pStyle w:val="ListParagraph"/>
+        <w:numPr>
+          <w:ilvl w:val="0"/>
+          <w:numId w:val="7"/>
+        </w:numPr>
+        <w:spacing w:before="16" w:after="16"/>
+        <w:ind w:left="1080" w:right="1080"/>
+        <w:jc w:val="both"/>
+      </w:pPr>
+      <w:r>
+        <w:rPr>
+          <w:b/>
+          <w:bCs/>
+        </w:rPr>
+        <w:t>Run code:</w:t>
+      </w:r>
+      <w:r>
+        <w:t xml:space="preserve"> Simply running the code with python filename.py that contains DVCLive usage, in a folder with DVC initialized and the DVCLive output directory tracked, will result in experiment tracking because the metrics are updated and detected by DVC, without dvc run exp. </w:t>
+      </w:r>
+    </w:p>
+    <w:p>
+      <w:pPr>
+        <w:pStyle w:val="ListParagraph"/>
+        <w:numPr>
+          <w:ilvl w:val="0"/>
+          <w:numId w:val="7"/>
+        </w:numPr>
+        <w:spacing w:before="16" w:after="16"/>
+        <w:ind w:left="1080" w:right="1080"/>
+        <w:jc w:val="both"/>
+        <w:rPr>
+          <w:b/>
+          <w:bCs/>
+        </w:rPr>
+      </w:pPr>
+      <w:r>
+        <w:rPr>
+          <w:b/>
+          <w:bCs/>
+        </w:rPr>
+        <w:t xml:space="preserve">Dvc exp show </w:t>
+      </w:r>
+    </w:p>
+    <w:p>
+      <w:pPr>
+        <w:pStyle w:val="ListParagraph"/>
+        <w:numPr>
+          <w:ilvl w:val="0"/>
+          <w:numId w:val="7"/>
+        </w:numPr>
+        <w:spacing w:before="16" w:after="16"/>
+        <w:ind w:left="1080" w:right="1080"/>
+        <w:jc w:val="both"/>
+      </w:pPr>
+      <w:r>
+        <w:lastRenderedPageBreak/>
+        <w:t>Change params and run another exp: a new exp is recorded once an updated code file is run.</w:t>
+      </w:r>
+    </w:p>
+    <w:p>
+      <w:pPr>
+        <w:pStyle w:val="ListParagraph"/>
+        <w:numPr>
+          <w:ilvl w:val="0"/>
+          <w:numId w:val="7"/>
+        </w:numPr>
+        <w:spacing w:before="16" w:after="16"/>
+        <w:ind w:left="1080" w:right="1080"/>
+        <w:jc w:val="both"/>
+      </w:pPr>
+      <w:r>
+        <w:rPr>
+          <w:b/>
+          <w:bCs/>
+        </w:rPr>
+        <w:t>dvc exp show</w:t>
+      </w:r>
+      <w:r>
+        <w:t xml:space="preserve"> once again see the dvc experiments. </w:t>
+      </w:r>
+    </w:p>
+    <w:p>
+      <w:pPr>
+        <w:pStyle w:val="ListParagraph"/>
+        <w:numPr>
+          <w:ilvl w:val="0"/>
+          <w:numId w:val="7"/>
+        </w:numPr>
+        <w:spacing w:before="16" w:after="16"/>
+        <w:ind w:left="1080" w:right="1080"/>
+        <w:jc w:val="both"/>
+      </w:pPr>
+      <w:r>
+        <w:t xml:space="preserve">change params and run another </w:t>
+      </w:r>
+    </w:p>
+    <w:p>
+      <w:pPr>
+        <w:pStyle w:val="ListParagraph"/>
+        <w:numPr>
+          <w:ilvl w:val="0"/>
+          <w:numId w:val="7"/>
+        </w:numPr>
+        <w:spacing w:before="16" w:after="16"/>
+        <w:ind w:left="1080" w:right="1080"/>
+        <w:jc w:val="both"/>
+      </w:pPr>
+      <w:r>
+        <w:rPr>
+          <w:b/>
+          <w:bCs/>
+        </w:rPr>
+        <w:t>dvc exp diff:</w:t>
+      </w:r>
+      <w:r>
+        <w:t xml:space="preserve"> to see the side-by-side comparison of the two different experiments with their logged parameters and metrics. </w:t>
+      </w:r>
+    </w:p>
+    <w:p>
+      <w:pPr>
+        <w:pStyle w:val="ListParagraph"/>
+        <w:numPr>
+          <w:ilvl w:val="0"/>
+          <w:numId w:val="7"/>
+        </w:numPr>
+        <w:spacing w:before="16" w:after="16"/>
+        <w:ind w:left="1080" w:right="1080"/>
+        <w:jc w:val="both"/>
+        <w:rPr>
+          <w:b/>
+          <w:bCs/>
+        </w:rPr>
+      </w:pPr>
+      <w:r>
+        <w:rPr>
+          <w:b/>
+          <w:bCs/>
+        </w:rPr>
+        <w:t xml:space="preserve">.dvc folder </w:t>
+      </w:r>
+      <w:r>
+        <w:rPr>
+          <w:b/>
+          <w:bCs/>
+        </w:rPr>
+        <w:sym w:font="Wingdings" w:char="F0E0"/>
+      </w:r>
+      <w:r>
+        <w:rPr>
+          <w:b/>
+          <w:bCs/>
+        </w:rPr>
+        <w:t xml:space="preserve"> temp </w:t>
+      </w:r>
+      <w:r>
+        <w:rPr>
+          <w:b/>
+          <w:bCs/>
+        </w:rPr>
+        <w:sym w:font="Wingdings" w:char="F0E0"/>
+      </w:r>
+      <w:r>
+        <w:rPr>
+          <w:b/>
+          <w:bCs/>
+        </w:rPr>
+        <w:t xml:space="preserve"> exp maintains history</w:t>
+      </w:r>
+    </w:p>
+    <w:p>
+      <w:pPr>
+        <w:pStyle w:val="ListParagraph"/>
+        <w:numPr>
+          <w:ilvl w:val="0"/>
+          <w:numId w:val="7"/>
+        </w:numPr>
+        <w:spacing w:before="16" w:after="16"/>
+        <w:ind w:left="1080" w:right="1080"/>
+        <w:jc w:val="both"/>
+        <w:rPr>
+          <w:b/>
+          <w:bCs/>
+        </w:rPr>
+      </w:pPr>
+      <w:r>
+        <w:rPr>
+          <w:b/>
+          <w:bCs/>
+        </w:rPr>
+        <w:t>Dvc extension installation</w:t>
+      </w:r>
+      <w:r>
+        <w:rPr>
+          <w:b/>
+          <w:bCs/>
+        </w:rPr>
+        <w:t xml:space="preserve">:  </w:t>
+      </w:r>
+    </w:p>
+    <w:p>
+      <w:pPr>
+        <w:pStyle w:val="ListParagraph"/>
+        <w:numPr>
+          <w:ilvl w:val="0"/>
+          <w:numId w:val="7"/>
+        </w:numPr>
+        <w:spacing w:before="16" w:after="16"/>
+        <w:ind w:left="1080" w:right="1080"/>
+        <w:jc w:val="both"/>
+        <w:rPr>
+          <w:b/>
+          <w:bCs/>
+        </w:rPr>
+      </w:pPr>
+      <w:r>
+        <w:rPr>
+          <w:b/>
+          <w:bCs/>
+        </w:rPr>
+        <w:t>Using dvc exp apply</w:t>
+      </w:r>
+      <w:r>
+        <w:t xml:space="preserve"> &lt;experiment_name&gt; restores your workspace to the exact state (snapshot) when that experiment was run. This includes all tracked files—code, parameters, metrics, output artifacts, and any data tracked by DVC or Git</w:t>
+      </w:r>
+    </w:p>
+    <w:p>
+      <w:pPr>
+        <w:pStyle w:val="ListParagraph"/>
+        <w:numPr>
+          <w:ilvl w:val="0"/>
+          <w:numId w:val="7"/>
+        </w:numPr>
+        <w:spacing w:before="16" w:after="16"/>
+        <w:ind w:left="1080" w:right="1080"/>
+        <w:jc w:val="both"/>
+        <w:rPr>
+          <w:b/>
+          <w:bCs/>
+        </w:rPr>
+      </w:pPr>
+      <w:r>
+        <w:rPr>
+          <w:b/>
+          <w:bCs/>
+        </w:rPr>
+        <w:t>dvc exp remove</w:t>
+      </w:r>
+      <w:r>
+        <w:rPr>
+          <w:b/>
+          <w:bCs/>
+        </w:rPr>
+        <w:t xml:space="preserve"> &lt;exp name &gt; </w:t>
+      </w:r>
+    </w:p>
+    <w:p>
+      <w:pPr>
+        <w:pStyle w:val="ListParagraph"/>
+        <w:numPr>
+          <w:ilvl w:val="0"/>
+          <w:numId w:val="7"/>
+        </w:numPr>
+        <w:spacing w:before="16" w:after="16"/>
+        <w:ind w:left="1080" w:right="1080"/>
+        <w:jc w:val="both"/>
+      </w:pPr>
+      <w:r>
+        <w:rPr>
+          <w:b/>
+          <w:bCs/>
+        </w:rPr>
+        <w:t>dvc exp remove -A</w:t>
+      </w:r>
+      <w:r>
+        <w:rPr>
+          <w:b/>
+          <w:bCs/>
+        </w:rPr>
         <w:t xml:space="preserve"> </w:t>
       </w:r>
-    </w:p>
-    <w:p>
-      <w:pPr>
-        <w:pStyle w:val="ListParagraph"/>
+      <w:r>
+        <w:t>– to remove all the exp at once</w:t>
+      </w:r>
+      <w:r>
+        <w:t>.</w:t>
+      </w:r>
+    </w:p>
+    <w:p>
+      <w:pPr>
+        <w:pStyle w:val="ListParagraph"/>
+        <w:spacing w:before="16" w:after="16"/>
+        <w:ind w:left="1080" w:right="1080"/>
+        <w:jc w:val="both"/>
+        <w:rPr>
+          <w:b/>
+          <w:bCs/>
+        </w:rPr>
+      </w:pPr>
+    </w:p>
+    <w:p>
+      <w:pPr>
+        <w:pStyle w:val="ListParagraph"/>
+        <w:numPr>
+          <w:ilvl w:val="0"/>
+          <w:numId w:val="31"/>
+        </w:numPr>
+        <w:spacing w:before="16" w:after="16"/>
+        <w:ind w:right="1080"/>
+        <w:jc w:val="both"/>
+        <w:rPr>
+          <w:b/>
+          <w:bCs/>
+        </w:rPr>
+      </w:pPr>
+      <w:r>
+        <w:rPr>
+          <w:b/>
+          <w:bCs/>
+        </w:rPr>
+        <w:t>DVC Experiment tracking with pipeline.</w:t>
+      </w:r>
+    </w:p>
+    <w:p>
+      <w:pPr>
+        <w:pStyle w:val="ListParagraph"/>
+        <w:numPr>
+          <w:ilvl w:val="0"/>
+          <w:numId w:val="7"/>
+        </w:numPr>
+        <w:spacing w:before="16" w:after="16"/>
+        <w:ind w:left="1080" w:right="1080"/>
+        <w:jc w:val="both"/>
+      </w:pPr>
+      <w:r>
+        <w:t xml:space="preserve"> Create directory </w:t>
+      </w:r>
+    </w:p>
+    <w:p>
+      <w:pPr>
+        <w:pStyle w:val="ListParagraph"/>
+        <w:numPr>
+          <w:ilvl w:val="0"/>
+          <w:numId w:val="7"/>
+        </w:numPr>
+        <w:spacing w:before="16" w:after="16"/>
+        <w:ind w:left="1080" w:right="1080"/>
+        <w:jc w:val="both"/>
+      </w:pPr>
+      <w:r>
+        <w:t xml:space="preserve">Add codes </w:t>
+      </w:r>
+      <w:r>
+        <w:sym w:font="Wingdings" w:char="F0E0"/>
+      </w:r>
+      <w:r>
+        <w:t xml:space="preserve"> dvc.yamal</w:t>
+      </w:r>
+      <w:r>
+        <w:sym w:font="Wingdings" w:char="F0E0"/>
+      </w:r>
+      <w:r>
+        <w:t xml:space="preserve">  params.yaml</w:t>
+      </w:r>
+      <w:r>
+        <w:t xml:space="preserve"> </w:t>
+      </w:r>
+      <w:r>
+        <w:t xml:space="preserve">(Basically creates the pipeline) </w:t>
+      </w:r>
+    </w:p>
+    <w:p>
+      <w:pPr>
+        <w:pStyle w:val="ListParagraph"/>
+        <w:numPr>
+          <w:ilvl w:val="0"/>
+          <w:numId w:val="7"/>
+        </w:numPr>
+        <w:spacing w:before="16" w:after="16"/>
+        <w:ind w:left="1080" w:right="1080"/>
+        <w:jc w:val="both"/>
+      </w:pPr>
+      <w:r>
+        <w:t>Git init, dvc init</w:t>
+      </w:r>
+    </w:p>
+    <w:p>
+      <w:pPr>
+        <w:pStyle w:val="ListParagraph"/>
+        <w:numPr>
+          <w:ilvl w:val="0"/>
+          <w:numId w:val="7"/>
+        </w:numPr>
+        <w:spacing w:before="16" w:after="16"/>
+        <w:ind w:left="1080" w:right="1080"/>
+        <w:jc w:val="both"/>
+      </w:pPr>
+      <w:r>
+        <w:t xml:space="preserve">Dvc dag, Dvc repro just to see the flow and working of the pipeline, on running pipeline like this creates a kind of working copy of the experiment but not tracked as an experiment. </w:t>
+      </w:r>
+    </w:p>
+    <w:p>
+      <w:pPr>
+        <w:pStyle w:val="ListParagraph"/>
+        <w:numPr>
+          <w:ilvl w:val="0"/>
+          <w:numId w:val="7"/>
+        </w:numPr>
+        <w:spacing w:before="16" w:after="16"/>
+        <w:ind w:left="1080" w:right="1080"/>
+        <w:jc w:val="both"/>
+      </w:pPr>
+      <w:r>
+        <w:t xml:space="preserve">Dvc exp run, on doing this runs the pipeline and tracks it as an experiment, tracked experiment could be seen in the. dvc/temp/exps/run, check in dvc extension </w:t>
+      </w:r>
+    </w:p>
+    <w:p>
+      <w:pPr>
+        <w:pStyle w:val="ListParagraph"/>
+        <w:numPr>
+          <w:ilvl w:val="0"/>
+          <w:numId w:val="7"/>
+        </w:numPr>
+        <w:spacing w:before="16" w:after="16"/>
+        <w:ind w:left="1080" w:right="1080"/>
+        <w:jc w:val="both"/>
+      </w:pPr>
+      <w:r>
+        <w:t>Change parameters and then rerun with dvc exp run</w:t>
+      </w:r>
+    </w:p>
+    <w:p>
+      <w:pPr>
+        <w:pStyle w:val="ListParagraph"/>
+        <w:numPr>
+          <w:ilvl w:val="0"/>
+          <w:numId w:val="7"/>
+        </w:numPr>
+        <w:spacing w:before="16" w:after="16"/>
+        <w:ind w:left="1080" w:right="1080"/>
+        <w:jc w:val="both"/>
+      </w:pPr>
+      <w:r>
+        <w:t>dvc exp diff &lt;name1&gt;  &lt;name2&gt;</w:t>
+      </w:r>
+    </w:p>
+    <w:p>
+      <w:pPr>
+        <w:pStyle w:val="ListParagraph"/>
+        <w:numPr>
+          <w:ilvl w:val="0"/>
+          <w:numId w:val="7"/>
+        </w:numPr>
+        <w:spacing w:before="16" w:after="16"/>
+        <w:ind w:left="1080" w:right="1080"/>
+        <w:jc w:val="both"/>
+        <w:rPr>
+          <w:b/>
+          <w:bCs/>
+        </w:rPr>
+      </w:pPr>
+      <w:r>
+        <w:rPr>
+          <w:b/>
+          <w:bCs/>
+        </w:rPr>
+        <w:t xml:space="preserve">dvc exp </w:t>
+      </w:r>
+      <w:r>
+        <w:rPr>
+          <w:b/>
+          <w:bCs/>
+        </w:rPr>
+        <w:t>run --</w:t>
+      </w:r>
+      <w:r>
+        <w:rPr>
+          <w:b/>
+          <w:bCs/>
+        </w:rPr>
+        <w:t>que</w:t>
+      </w:r>
+      <w:r>
+        <w:rPr>
+          <w:b/>
+          <w:bCs/>
+        </w:rPr>
+        <w:t xml:space="preserve">ue, </w:t>
+      </w:r>
+      <w:r>
+        <w:t>managing a queue of experiments, dvc exp run –que -S model_training.n_estimator = 8,16,32 -S model_training.max-depth = 2,3,5</w:t>
+      </w:r>
+      <w:r>
+        <w:t xml:space="preserve">, takes the parameter value form params.yaml and sequential 9 experiments are run. </w:t>
+      </w:r>
+    </w:p>
+    <w:p>
+      <w:pPr>
+        <w:pStyle w:val="ListParagraph"/>
+        <w:numPr>
+          <w:ilvl w:val="0"/>
+          <w:numId w:val="7"/>
+        </w:numPr>
+        <w:spacing w:before="16" w:after="16"/>
+        <w:ind w:left="1080" w:right="1080"/>
+        <w:jc w:val="both"/>
+      </w:pPr>
+      <w:r>
+        <w:rPr>
+          <w:b/>
+          <w:bCs/>
+        </w:rPr>
+        <w:t xml:space="preserve">Dvc exp run –run-all, </w:t>
+      </w:r>
+      <w:r>
+        <w:t xml:space="preserve">to run all the experiments together. </w:t>
+      </w:r>
+    </w:p>
+    <w:p>
+      <w:pPr>
+        <w:pStyle w:val="ListParagraph"/>
+        <w:numPr>
+          <w:ilvl w:val="0"/>
+          <w:numId w:val="7"/>
+        </w:numPr>
+        <w:spacing w:before="16" w:after="16"/>
+        <w:ind w:left="1080" w:right="1080"/>
+        <w:jc w:val="both"/>
+      </w:pPr>
+      <w:r>
+        <w:rPr>
+          <w:b/>
+          <w:bCs/>
+        </w:rPr>
+        <w:t>Dvc exp apply &lt;name&gt;</w:t>
+      </w:r>
+    </w:p>
+    <w:p>
+      <w:pPr>
+        <w:pStyle w:val="ListParagraph"/>
+        <w:numPr>
+          <w:ilvl w:val="0"/>
+          <w:numId w:val="7"/>
+        </w:numPr>
+        <w:spacing w:before="16" w:after="16"/>
+        <w:ind w:left="1080" w:right="1080"/>
+        <w:jc w:val="both"/>
+      </w:pPr>
+      <w:r>
+        <w:rPr>
+          <w:b/>
+          <w:bCs/>
+        </w:rPr>
+        <w:t xml:space="preserve">Implement the same experiment tracking in emotion detection project. </w:t>
+      </w:r>
+    </w:p>
+    <w:p>
+      <w:pPr>
+        <w:spacing w:before="16" w:after="16"/>
+        <w:ind w:left="1080" w:right="1080"/>
+        <w:jc w:val="both"/>
+        <w:rPr>
+          <w:b/>
+          <w:bCs/>
+        </w:rPr>
+      </w:pPr>
+      <w:r>
+        <w:rPr>
+          <w:b/>
+          <w:bCs/>
+        </w:rPr>
+        <w:t xml:space="preserve">DVC repro: </w:t>
+      </w:r>
+    </w:p>
+    <w:p>
+      <w:pPr>
+        <w:pStyle w:val="ListParagraph"/>
+        <w:numPr>
+          <w:ilvl w:val="0"/>
+          <w:numId w:val="7"/>
+        </w:numPr>
+        <w:spacing w:before="16" w:after="16"/>
+        <w:ind w:left="1080" w:right="1080"/>
+        <w:jc w:val="both"/>
+      </w:pPr>
+      <w:r>
+        <w:t>when you want to reproduce the entire pipeline after making changes to code, data or configurations,</w:t>
+      </w:r>
+    </w:p>
+    <w:p>
+      <w:pPr>
+        <w:pStyle w:val="ListParagraph"/>
+        <w:numPr>
+          <w:ilvl w:val="0"/>
+          <w:numId w:val="7"/>
+        </w:numPr>
+        <w:spacing w:before="16" w:after="16"/>
+        <w:ind w:left="1080" w:right="1080"/>
+        <w:jc w:val="both"/>
+      </w:pPr>
+      <w:r>
+        <w:t>When your pipeline is up to data and consistent with the latest changes.</w:t>
+      </w:r>
+    </w:p>
+    <w:p>
+      <w:pPr>
+        <w:pStyle w:val="ListParagraph"/>
+        <w:numPr>
+          <w:ilvl w:val="0"/>
+          <w:numId w:val="48"/>
+        </w:numPr>
+        <w:spacing w:after="0"/>
+        <w:jc w:val="both"/>
+      </w:pPr>
+      <w:r>
+        <w:t xml:space="preserve">When working on the main project workflow rather than experimenting. </w:t>
+      </w:r>
+    </w:p>
+    <w:p>
+      <w:pPr>
+        <w:spacing w:after="0"/>
+        <w:ind w:firstLine="360"/>
+        <w:jc w:val="both"/>
+        <w:rPr>
+          <w:b/>
+          <w:bCs/>
+        </w:rPr>
+      </w:pPr>
+      <w:r>
+        <w:rPr>
+          <w:b/>
+          <w:bCs/>
+        </w:rPr>
+        <w:t>DVC exp run:</w:t>
+      </w:r>
+    </w:p>
+    <w:p>
+      <w:pPr>
+        <w:pStyle w:val="ListParagraph"/>
+        <w:numPr>
+          <w:ilvl w:val="0"/>
+          <w:numId w:val="48"/>
+        </w:numPr>
+        <w:jc w:val="both"/>
+      </w:pPr>
+      <w:r>
+        <w:t>When you want to exp with different parameters of configurations and compare their effect on the result.</w:t>
+      </w:r>
+    </w:p>
+    <w:p>
+      <w:pPr>
+        <w:pStyle w:val="ListParagraph"/>
+        <w:numPr>
+          <w:ilvl w:val="0"/>
+          <w:numId w:val="48"/>
+        </w:numPr>
+        <w:jc w:val="both"/>
+      </w:pPr>
+      <w:r>
+        <w:lastRenderedPageBreak/>
+        <w:t xml:space="preserve">When conducting hyperparameters tuning or other experiments </w:t>
+      </w:r>
+      <w:r>
+        <w:t>tasks</w:t>
+      </w:r>
+      <w:r>
+        <w:t xml:space="preserve"> that require tacking multiple runs.</w:t>
+      </w:r>
+    </w:p>
+    <w:p>
+      <w:pPr>
+        <w:pStyle w:val="ListParagraph"/>
+        <w:numPr>
+          <w:ilvl w:val="0"/>
+          <w:numId w:val="48"/>
+        </w:numPr>
+        <w:jc w:val="both"/>
+      </w:pPr>
+      <w:r>
+        <w:t xml:space="preserve">When you want mange and compare experimental results without altering the main project workflow or repository history. </w:t>
+      </w:r>
+    </w:p>
+    <w:p>
+      <w:pPr>
+        <w:pStyle w:val="ListParagraph"/>
+        <w:spacing w:before="16" w:after="16"/>
+        <w:ind w:left="1080" w:right="1080"/>
+        <w:jc w:val="both"/>
+        <w:rPr>
+          <w:b/>
+          <w:bCs/>
+          <w:sz w:val="36"/>
+          <w:szCs w:val="36"/>
+        </w:rPr>
+      </w:pPr>
+    </w:p>
+    <w:p>
+      <w:pPr>
+        <w:pStyle w:val="Heading2"/>
+      </w:pPr>
+      <w:r>
+        <w:br w:type="page"/>
+      </w:r>
+      <w:bookmarkStart w:id="7" w:name="_Toc211253899"/>
+      <w:r>
+        <w:rPr>
+          <w:sz w:val="28"/>
+          <w:szCs w:val="28"/>
+        </w:rPr>
+        <w:lastRenderedPageBreak/>
+        <w:t xml:space="preserve">Experiment tracking with </w:t>
+      </w:r>
+      <w:r>
+        <w:rPr>
+          <w:sz w:val="28"/>
+          <w:szCs w:val="28"/>
+        </w:rPr>
+        <w:t>M</w:t>
+      </w:r>
+      <w:r>
+        <w:rPr>
+          <w:sz w:val="28"/>
+          <w:szCs w:val="28"/>
+        </w:rPr>
+        <w:t>L</w:t>
+      </w:r>
+      <w:r>
+        <w:rPr>
+          <w:sz w:val="28"/>
+          <w:szCs w:val="28"/>
+        </w:rPr>
+        <w:t>FLOW</w:t>
+      </w:r>
+      <w:r>
+        <w:rPr>
+          <w:sz w:val="28"/>
+          <w:szCs w:val="28"/>
+        </w:rPr>
+        <w:t>:</w:t>
+      </w:r>
+      <w:bookmarkEnd w:id="7"/>
+    </w:p>
+    <w:p>
+      <w:pPr>
+        <w:spacing w:after="80" w:line="240" w:lineRule="auto"/>
+        <w:jc w:val="both"/>
+      </w:pPr>
+      <w:r>
+        <w:t>M</w:t>
+      </w:r>
+      <w:r>
+        <w:t>LFLOW</w:t>
+      </w:r>
+      <w:r>
+        <w:t xml:space="preserve"> is an open-source platform deigned to manage the end-to-end machine learning lifecycle, it helps data scientists and </w:t>
+      </w:r>
+      <w:r>
+        <w:t>machine learning engineers to track experiments, manage machine learning models, and deploy model to production.</w:t>
+      </w:r>
+    </w:p>
+    <w:p>
+      <w:pPr>
+        <w:spacing w:after="0"/>
+      </w:pPr>
+      <w:r>
+        <w:t xml:space="preserve"> </w:t>
+      </w:r>
+      <w:r>
+        <w:t xml:space="preserve">Four main components: (Fill the info below) </w:t>
+      </w:r>
+    </w:p>
+    <w:p>
+      <w:pPr>
+        <w:pStyle w:val="ListParagraph"/>
+        <w:numPr>
+          <w:ilvl w:val="1"/>
+          <w:numId w:val="8"/>
+        </w:numPr>
+        <w:spacing w:before="16" w:after="16" w:line="240" w:lineRule="auto"/>
+        <w:ind w:left="1080" w:right="1080"/>
+        <w:jc w:val="both"/>
+      </w:pPr>
+      <w:r>
+        <w:t xml:space="preserve">MLFLOW Tracking </w:t>
+      </w:r>
+    </w:p>
+    <w:p>
+      <w:pPr>
+        <w:pStyle w:val="ListParagraph"/>
+        <w:numPr>
+          <w:ilvl w:val="1"/>
+          <w:numId w:val="8"/>
+        </w:numPr>
+        <w:spacing w:before="16" w:after="16" w:line="240" w:lineRule="auto"/>
+        <w:ind w:left="1080" w:right="1080"/>
+        <w:jc w:val="both"/>
+      </w:pPr>
+      <w:r>
+        <w:t>MLFLOW Projects</w:t>
+      </w:r>
+    </w:p>
+    <w:p>
+      <w:pPr>
+        <w:pStyle w:val="ListParagraph"/>
+        <w:numPr>
+          <w:ilvl w:val="1"/>
+          <w:numId w:val="8"/>
+        </w:numPr>
+        <w:spacing w:before="16" w:after="16" w:line="240" w:lineRule="auto"/>
+        <w:ind w:left="1080" w:right="1080"/>
+        <w:jc w:val="both"/>
+      </w:pPr>
+      <w:r>
+        <w:t>MLFLOW Models</w:t>
+      </w:r>
+    </w:p>
+    <w:p>
+      <w:pPr>
+        <w:pStyle w:val="ListParagraph"/>
+        <w:numPr>
+          <w:ilvl w:val="1"/>
+          <w:numId w:val="8"/>
+        </w:numPr>
+        <w:spacing w:after="120" w:line="240" w:lineRule="auto"/>
+        <w:ind w:left="1080" w:right="1080"/>
+        <w:jc w:val="both"/>
+      </w:pPr>
+      <w:r>
+        <w:t>MLFLOW Model Registry</w:t>
+      </w:r>
+    </w:p>
+    <w:p>
+      <w:pPr>
+        <w:spacing w:after="120" w:line="240" w:lineRule="auto"/>
+        <w:ind w:left="36" w:right="1080"/>
+        <w:jc w:val="both"/>
+      </w:pPr>
+      <w:r>
+        <w:t xml:space="preserve">We’ll learn two things, Exp tracking and model registry. </w:t>
+      </w:r>
+      <w:r>
+        <w:t xml:space="preserve"> For model serving different tool will be used. </w:t>
+      </w:r>
+    </w:p>
+    <w:p>
+      <w:pPr>
+        <w:pStyle w:val="Heading3"/>
         <w:numPr>
           <w:ilvl w:val="1"/>
           <w:numId w:val="41"/>
         </w:numPr>
-        <w:spacing w:before="100" w:beforeAutospacing="1" w:after="120"/>
+        <w:rPr>
+          <w:sz w:val="24"/>
+          <w:szCs w:val="24"/>
+        </w:rPr>
+      </w:pPr>
+      <w:bookmarkStart w:id="8" w:name="_Toc211253900"/>
+      <w:r>
+        <w:rPr>
+          <w:sz w:val="24"/>
+          <w:szCs w:val="24"/>
+        </w:rPr>
+        <w:t>MLFLOW EXP tracking.</w:t>
+      </w:r>
+      <w:bookmarkEnd w:id="8"/>
+    </w:p>
+    <w:p>
+      <w:pPr>
+        <w:spacing w:after="120" w:line="240" w:lineRule="auto"/>
+        <w:jc w:val="both"/>
+        <w:rPr>
+          <w:b/>
+          <w:bCs/>
+        </w:rPr>
+      </w:pPr>
+      <w:r>
+        <w:rPr>
+          <w:b/>
+          <w:bCs/>
+        </w:rPr>
+        <w:t xml:space="preserve">Directory </w:t>
+      </w:r>
+      <w:proofErr w:type="spellStart"/>
+      <w:r>
+        <w:rPr>
+          <w:b/>
+          <w:bCs/>
+        </w:rPr>
+        <w:t>mlflow</w:t>
+      </w:r>
+      <w:proofErr w:type="spellEnd"/>
+      <w:r>
+        <w:rPr>
+          <w:b/>
+          <w:bCs/>
+        </w:rPr>
+        <w:t xml:space="preserve">-demo, install </w:t>
+      </w:r>
+      <w:proofErr w:type="spellStart"/>
+      <w:r>
+        <w:rPr>
+          <w:b/>
+          <w:bCs/>
+        </w:rPr>
+        <w:t>mlflow</w:t>
+      </w:r>
+      <w:proofErr w:type="spellEnd"/>
+      <w:r>
+        <w:rPr>
+          <w:b/>
+          <w:bCs/>
+        </w:rPr>
+        <w:t xml:space="preserve">. </w:t>
+      </w:r>
+    </w:p>
+    <w:p>
+      <w:pPr>
+        <w:spacing w:after="120"/>
+        <w:jc w:val="both"/>
+      </w:pPr>
+      <w:proofErr w:type="spellStart"/>
+      <w:r>
+        <w:rPr>
+          <w:b/>
+          <w:bCs/>
+        </w:rPr>
+        <w:t>Mlflow</w:t>
+      </w:r>
+      <w:proofErr w:type="spellEnd"/>
+      <w:r>
+        <w:rPr>
+          <w:b/>
+          <w:bCs/>
+        </w:rPr>
+        <w:t xml:space="preserve"> </w:t>
+      </w:r>
+      <w:proofErr w:type="spellStart"/>
+      <w:r>
+        <w:rPr>
+          <w:b/>
+          <w:bCs/>
+        </w:rPr>
+        <w:t>ui</w:t>
+      </w:r>
+      <w:proofErr w:type="spellEnd"/>
+      <w:r>
+        <w:t xml:space="preserve"> – return a link which gives a ui for mlfow experiments and models which is run on solo mode means only your experiments are tracked and seen whereas there is another mode as well which is </w:t>
+      </w:r>
+      <w:r>
+        <w:t>MLflow Tracking Server</w:t>
+      </w:r>
+      <w:r>
+        <w:t xml:space="preserve"> experiments of all team members are stored and tracked and shared. T</w:t>
+      </w:r>
+      <w:r>
+        <w:t>he moment you run mlflow ui in your project directory, an mlruns folder is created by default in that directory. This folder is where MLflow stores experiment and run data locally, including metrics, parameters, and artifacts from tracked runs</w:t>
+      </w:r>
+    </w:p>
+    <w:p>
+      <w:pPr>
+        <w:pStyle w:val="Heading3"/>
+        <w:numPr>
+          <w:ilvl w:val="2"/>
+          <w:numId w:val="41"/>
+        </w:numPr>
+      </w:pPr>
+      <w:bookmarkStart w:id="9" w:name="_Toc211253901"/>
+      <w:r>
+        <w:t>Experiments vs runs:</w:t>
+      </w:r>
+      <w:bookmarkEnd w:id="9"/>
+    </w:p>
+    <w:p>
+      <w:pPr>
+        <w:spacing w:after="80"/>
+        <w:jc w:val="both"/>
+        <w:rPr>
+          <w:b/>
+          <w:bCs/>
+        </w:rPr>
+      </w:pPr>
+      <w:r>
+        <w:t xml:space="preserve">An </w:t>
+      </w:r>
+      <w:r>
+        <w:rPr>
+          <w:b/>
+          <w:bCs/>
+        </w:rPr>
+        <w:t>experiment</w:t>
+      </w:r>
+      <w:r>
+        <w:t xml:space="preserve"> involves a significant change or new hypothesis in your machine learning workflow, such as choosing a different algorithm, changing the dataset, or altering the model architecture. Each experiment represents a distinct modeling attempt or project that you want to evaluate separately.</w:t>
+      </w:r>
+    </w:p>
+    <w:p>
+      <w:pPr>
+        <w:spacing w:after="80"/>
+        <w:jc w:val="both"/>
+        <w:rPr>
+          <w:b/>
+          <w:bCs/>
+        </w:rPr>
+      </w:pPr>
+      <w:r>
+        <w:t>A r</w:t>
+      </w:r>
+      <w:r>
+        <w:rPr>
+          <w:b/>
+          <w:bCs/>
+        </w:rPr>
+        <w:t>un</w:t>
+      </w:r>
+      <w:r>
+        <w:t xml:space="preserve"> is a smaller, incremental step within an experiment, typically involving minor changes like tuning hyperparameters, modifying training epochs, or adjusting preprocessing steps. Multiple runs make up an experiment, allowing you to compare these refined variations systematically under the same overall objective.</w:t>
+      </w:r>
+    </w:p>
+    <w:p>
+      <w:pPr>
+        <w:spacing w:after="120" w:line="240" w:lineRule="auto"/>
         <w:ind w:right="1080"/>
-        <w:rPr>
-          <w:b/>
-          <w:bCs/>
-          <w:sz w:val="32"/>
-          <w:szCs w:val="32"/>
-        </w:rPr>
-      </w:pPr>
-      <w:r>
-        <w:rPr>
-          <w:b/>
-          <w:bCs/>
-          <w:sz w:val="32"/>
-          <w:szCs w:val="32"/>
-        </w:rPr>
-        <w:t>Experiment tracking in DVC without Pipeline, i.e. single file is executed</w:t>
-      </w:r>
-    </w:p>
-    <w:p>
-      <w:pPr>
-        <w:pStyle w:val="ListParagraph"/>
-        <w:numPr>
-          <w:ilvl w:val="0"/>
-          <w:numId w:val="7"/>
-        </w:numPr>
-        <w:spacing w:before="16" w:after="0"/>
-        <w:ind w:left="1080" w:right="1080"/>
-        <w:jc w:val="both"/>
-      </w:pPr>
-      <w:r>
-        <w:t xml:space="preserve"> Install dvclive</w:t>
-      </w:r>
-    </w:p>
-    <w:p>
-      <w:pPr>
-        <w:pStyle w:val="ListParagraph"/>
-        <w:spacing w:before="16" w:after="16"/>
-        <w:ind w:left="1080" w:right="1080"/>
-        <w:jc w:val="both"/>
-      </w:pPr>
-      <w:r>
-        <w:t xml:space="preserve">Modify code:  make changes in single code file instead of printing metrics log those metrics along with the hyperparameters. </w:t>
-      </w:r>
-    </w:p>
-    <w:p>
-      <w:pPr>
-        <w:pStyle w:val="ListParagraph"/>
-        <w:spacing w:before="16" w:after="16"/>
-        <w:ind w:left="1080" w:right="1080"/>
-        <w:jc w:val="both"/>
-      </w:pPr>
-      <w:r>
-        <w:rPr>
-          <w:b/>
-          <w:bCs/>
-        </w:rPr>
-        <w:t>with Live (save_dvc_code = True) as live:</w:t>
-      </w:r>
-    </w:p>
-    <w:p>
-      <w:pPr>
-        <w:pStyle w:val="ListParagraph"/>
-        <w:spacing w:before="16" w:after="16"/>
-        <w:ind w:left="1080" w:right="1080"/>
-        <w:jc w:val="both"/>
-      </w:pPr>
-      <w:r>
-        <w:t>live.log_</w:t>
-      </w:r>
-      <w:proofErr w:type="gramStart"/>
-      <w:r>
-        <w:t>metric(</w:t>
-      </w:r>
-      <w:proofErr w:type="gramEnd"/>
-      <w:r>
-        <w:t>“accuracy”, accuracy_score(y_test,y_pred)</w:t>
-      </w:r>
-    </w:p>
-    <w:p>
-      <w:pPr>
-        <w:pStyle w:val="ListParagraph"/>
-        <w:spacing w:before="16" w:after="16"/>
-        <w:ind w:left="1080" w:right="1080"/>
-        <w:jc w:val="both"/>
-      </w:pPr>
-      <w:r>
-        <w:t>live.log_</w:t>
-      </w:r>
-      <w:proofErr w:type="gramStart"/>
-      <w:r>
-        <w:t>metric(</w:t>
-      </w:r>
-      <w:proofErr w:type="gramEnd"/>
-      <w:r>
-        <w:t>“precison”, precison_score(y_test,y_pred)</w:t>
-      </w:r>
-    </w:p>
-    <w:p>
-      <w:pPr>
-        <w:pStyle w:val="ListParagraph"/>
-        <w:spacing w:before="16" w:after="16"/>
-        <w:ind w:left="1080" w:right="1080"/>
-        <w:jc w:val="both"/>
-      </w:pPr>
-      <w:r>
-        <w:t>etc.</w:t>
-      </w:r>
-    </w:p>
-    <w:p>
-      <w:pPr>
-        <w:pStyle w:val="ListParagraph"/>
-        <w:spacing w:before="16" w:after="16"/>
-        <w:ind w:left="1080" w:right="1080"/>
-        <w:jc w:val="both"/>
-      </w:pPr>
-      <w:r>
-        <w:t>live.log_</w:t>
-      </w:r>
-      <w:proofErr w:type="gramStart"/>
-      <w:r>
-        <w:t>param(</w:t>
-      </w:r>
-      <w:proofErr w:type="gramEnd"/>
-      <w:r>
-        <w:t>“n_estimat</w:t>
-      </w:r>
-      <w:r>
-        <w:t>or”, n_estimators)</w:t>
-      </w:r>
-    </w:p>
-    <w:p>
-      <w:pPr>
-        <w:pStyle w:val="ListParagraph"/>
-        <w:spacing w:before="16" w:after="16"/>
-        <w:ind w:left="1080" w:right="1080"/>
-        <w:jc w:val="both"/>
-      </w:pPr>
-      <w:r>
-        <w:t>live.log_</w:t>
-      </w:r>
-      <w:proofErr w:type="gramStart"/>
-      <w:r>
-        <w:t>params(</w:t>
-      </w:r>
-      <w:proofErr w:type="gramEnd"/>
-      <w:r>
-        <w:t xml:space="preserve">“max_depth, max_depth) </w:t>
-      </w:r>
-    </w:p>
-    <w:p>
-      <w:pPr>
-        <w:spacing w:before="16" w:after="16"/>
-        <w:ind w:left="1080" w:right="1080"/>
-        <w:jc w:val="both"/>
-      </w:pPr>
-    </w:p>
-    <w:p>
-      <w:pPr>
-        <w:pStyle w:val="ListParagraph"/>
-        <w:numPr>
-          <w:ilvl w:val="0"/>
-          <w:numId w:val="7"/>
-        </w:numPr>
-        <w:spacing w:before="16" w:after="16"/>
-        <w:ind w:left="1080" w:right="1080"/>
-        <w:jc w:val="both"/>
-        <w:rPr>
-          <w:b/>
-          <w:bCs/>
-        </w:rPr>
-      </w:pPr>
-      <w:r>
-        <w:rPr>
-          <w:b/>
-          <w:bCs/>
-        </w:rPr>
-        <w:t>Git init, dvc init,</w:t>
-      </w:r>
-    </w:p>
-    <w:p>
-      <w:pPr>
-        <w:pStyle w:val="ListParagraph"/>
-        <w:numPr>
-          <w:ilvl w:val="0"/>
-          <w:numId w:val="7"/>
-        </w:numPr>
-        <w:spacing w:before="16" w:after="16"/>
-        <w:ind w:left="1080" w:right="1080"/>
-        <w:jc w:val="both"/>
-      </w:pPr>
-      <w:r>
-        <w:rPr>
-          <w:b/>
-          <w:bCs/>
-        </w:rPr>
-        <w:t>Dvc add, git add, git commit</w:t>
-      </w:r>
-      <w:r>
-        <w:t xml:space="preserve"> track the data file through DVC and code files after through git and have initial commit.</w:t>
-      </w:r>
-    </w:p>
-    <w:p>
-      <w:pPr>
-        <w:pStyle w:val="ListParagraph"/>
-        <w:numPr>
-          <w:ilvl w:val="0"/>
-          <w:numId w:val="7"/>
-        </w:numPr>
-        <w:spacing w:before="16" w:after="16"/>
-        <w:ind w:left="1080" w:right="1080"/>
-        <w:jc w:val="both"/>
-      </w:pPr>
-      <w:r>
-        <w:rPr>
-          <w:b/>
-          <w:bCs/>
-        </w:rPr>
-        <w:t>Run code:</w:t>
-      </w:r>
-      <w:r>
-        <w:t xml:space="preserve"> Simply running the code with python filename.py that contains DVCLive usage, in a folder with DVC initialized and the DVCLive output directory tracked, will result in experiment tracking because the metrics are updated and detected by DVC, without dvc run exp. </w:t>
-      </w:r>
-    </w:p>
-    <w:p>
-      <w:pPr>
-        <w:pStyle w:val="ListParagraph"/>
-        <w:numPr>
-          <w:ilvl w:val="0"/>
-          <w:numId w:val="7"/>
-        </w:numPr>
-        <w:spacing w:before="16" w:after="16"/>
-        <w:ind w:left="1080" w:right="1080"/>
-        <w:jc w:val="both"/>
-        <w:rPr>
-          <w:b/>
-          <w:bCs/>
-        </w:rPr>
-      </w:pPr>
-      <w:r>
-        <w:rPr>
-          <w:b/>
-          <w:bCs/>
-        </w:rPr>
-        <w:t xml:space="preserve">Dvc exp show </w:t>
-      </w:r>
-    </w:p>
-    <w:p>
-      <w:pPr>
-        <w:pStyle w:val="ListParagraph"/>
-        <w:numPr>
-          <w:ilvl w:val="0"/>
-          <w:numId w:val="7"/>
-        </w:numPr>
-        <w:spacing w:before="16" w:after="16"/>
-        <w:ind w:left="1080" w:right="1080"/>
-        <w:jc w:val="both"/>
-      </w:pPr>
-      <w:r>
-        <w:lastRenderedPageBreak/>
-        <w:t>Change params and run another exp: a new exp is recorded once an updated code file is run.</w:t>
-      </w:r>
-    </w:p>
-    <w:p>
-      <w:pPr>
-        <w:pStyle w:val="ListParagraph"/>
-        <w:numPr>
-          <w:ilvl w:val="0"/>
-          <w:numId w:val="7"/>
-        </w:numPr>
-        <w:spacing w:before="16" w:after="16"/>
-        <w:ind w:left="1080" w:right="1080"/>
-        <w:jc w:val="both"/>
-      </w:pPr>
-      <w:r>
-        <w:rPr>
-          <w:b/>
-          <w:bCs/>
-        </w:rPr>
-        <w:t>dvc exp show</w:t>
-      </w:r>
-      <w:r>
-        <w:t xml:space="preserve"> once again see the dvc experiments. </w:t>
-      </w:r>
-    </w:p>
-    <w:p>
-      <w:pPr>
-        <w:pStyle w:val="ListParagraph"/>
-        <w:numPr>
-          <w:ilvl w:val="0"/>
-          <w:numId w:val="7"/>
-        </w:numPr>
-        <w:spacing w:before="16" w:after="16"/>
-        <w:ind w:left="1080" w:right="1080"/>
-        <w:jc w:val="both"/>
-      </w:pPr>
-      <w:r>
-        <w:t xml:space="preserve">change params and run another </w:t>
-      </w:r>
-    </w:p>
-    <w:p>
-      <w:pPr>
-        <w:pStyle w:val="ListParagraph"/>
-        <w:numPr>
-          <w:ilvl w:val="0"/>
-          <w:numId w:val="7"/>
-        </w:numPr>
-        <w:spacing w:before="16" w:after="16"/>
-        <w:ind w:left="1080" w:right="1080"/>
-        <w:jc w:val="both"/>
-      </w:pPr>
-      <w:r>
-        <w:rPr>
-          <w:b/>
-          <w:bCs/>
-        </w:rPr>
-        <w:t>dvc exp diff:</w:t>
-      </w:r>
-      <w:r>
-        <w:t xml:space="preserve"> to see the side-by-side comparison of the two different experiments with their logged parameters and metrics. </w:t>
-      </w:r>
-    </w:p>
-    <w:p>
-      <w:pPr>
-        <w:pStyle w:val="ListParagraph"/>
-        <w:numPr>
-          <w:ilvl w:val="0"/>
-          <w:numId w:val="7"/>
-        </w:numPr>
-        <w:spacing w:before="16" w:after="16"/>
-        <w:ind w:left="1080" w:right="1080"/>
-        <w:jc w:val="both"/>
-        <w:rPr>
-          <w:b/>
-          <w:bCs/>
-        </w:rPr>
-      </w:pPr>
-      <w:proofErr w:type="gramStart"/>
-      <w:r>
-        <w:rPr>
-          <w:b/>
-          <w:bCs/>
-        </w:rPr>
-        <w:t>.dvc</w:t>
-      </w:r>
-      <w:proofErr w:type="gramEnd"/>
-      <w:r>
-        <w:rPr>
-          <w:b/>
-          <w:bCs/>
-        </w:rPr>
-        <w:t xml:space="preserve"> folder </w:t>
-      </w:r>
-      <w:r>
-        <w:rPr>
-          <w:b/>
-          <w:bCs/>
-        </w:rPr>
-        <w:sym w:font="Wingdings" w:char="F0E0"/>
-      </w:r>
-      <w:r>
-        <w:rPr>
-          <w:b/>
-          <w:bCs/>
-        </w:rPr>
-        <w:t xml:space="preserve"> temp </w:t>
-      </w:r>
-      <w:r>
-        <w:rPr>
-          <w:b/>
-          <w:bCs/>
-        </w:rPr>
-        <w:sym w:font="Wingdings" w:char="F0E0"/>
-      </w:r>
-      <w:r>
-        <w:rPr>
-          <w:b/>
-          <w:bCs/>
-        </w:rPr>
-        <w:t xml:space="preserve"> exp maintains history</w:t>
-      </w:r>
-    </w:p>
-    <w:p>
-      <w:pPr>
-        <w:pStyle w:val="ListParagraph"/>
-        <w:numPr>
-          <w:ilvl w:val="0"/>
-          <w:numId w:val="7"/>
-        </w:numPr>
-        <w:spacing w:before="16" w:after="16"/>
-        <w:ind w:left="1080" w:right="1080"/>
-        <w:jc w:val="both"/>
-        <w:rPr>
-          <w:b/>
-          <w:bCs/>
-        </w:rPr>
-      </w:pPr>
-      <w:r>
-        <w:rPr>
-          <w:b/>
-          <w:bCs/>
-        </w:rPr>
-        <w:t>Dvc extension installation</w:t>
-      </w:r>
-      <w:r>
-        <w:rPr>
-          <w:b/>
-          <w:bCs/>
-        </w:rPr>
-        <w:t xml:space="preserve">:  </w:t>
-      </w:r>
-    </w:p>
-    <w:p>
-      <w:pPr>
-        <w:pStyle w:val="ListParagraph"/>
-        <w:numPr>
-          <w:ilvl w:val="0"/>
-          <w:numId w:val="7"/>
-        </w:numPr>
-        <w:spacing w:before="16" w:after="16"/>
-        <w:ind w:left="1080" w:right="1080"/>
-        <w:jc w:val="both"/>
-        <w:rPr>
-          <w:b/>
-          <w:bCs/>
-        </w:rPr>
-      </w:pPr>
-      <w:r>
-        <w:rPr>
-          <w:b/>
-          <w:bCs/>
-        </w:rPr>
-        <w:t>Using dvc exp apply</w:t>
-      </w:r>
-      <w:r>
-        <w:t xml:space="preserve"> &lt;experiment_name&gt; restores your workspace to the exact state (snapshot) when that experiment was run. This includes all tracked files—code, parameters, metrics, output artifacts, and any data tracked by DVC or Git</w:t>
-      </w:r>
-    </w:p>
-    <w:p>
-      <w:pPr>
-        <w:pStyle w:val="ListParagraph"/>
-        <w:numPr>
-          <w:ilvl w:val="0"/>
-          <w:numId w:val="7"/>
-        </w:numPr>
-        <w:spacing w:before="16" w:after="16"/>
-        <w:ind w:left="1080" w:right="1080"/>
-        <w:jc w:val="both"/>
-        <w:rPr>
-          <w:b/>
-          <w:bCs/>
-        </w:rPr>
-      </w:pPr>
-      <w:r>
-        <w:rPr>
-          <w:b/>
-          <w:bCs/>
-        </w:rPr>
-        <w:t>dvc exp remove</w:t>
-      </w:r>
-      <w:r>
-        <w:rPr>
-          <w:b/>
-          <w:bCs/>
-        </w:rPr>
-        <w:t xml:space="preserve"> &lt;exp name &gt; </w:t>
-      </w:r>
-    </w:p>
-    <w:p>
-      <w:pPr>
-        <w:pStyle w:val="ListParagraph"/>
-        <w:numPr>
-          <w:ilvl w:val="0"/>
-          <w:numId w:val="7"/>
-        </w:numPr>
-        <w:spacing w:before="16" w:after="16"/>
-        <w:ind w:left="1080" w:right="1080"/>
-        <w:jc w:val="both"/>
-      </w:pPr>
-      <w:r>
-        <w:rPr>
-          <w:b/>
-          <w:bCs/>
-        </w:rPr>
-        <w:t>dvc exp remove -A</w:t>
-      </w:r>
-      <w:r>
-        <w:rPr>
-          <w:b/>
-          <w:bCs/>
-        </w:rPr>
+        <w:jc w:val="both"/>
+      </w:pPr>
+      <w:r>
+        <w:t xml:space="preserve">When an </w:t>
+      </w:r>
+      <w:r>
+        <w:rPr>
+          <w:b/>
+          <w:bCs/>
+        </w:rPr>
+        <w:t>experiment name is not mentioned</w:t>
+      </w:r>
+      <w:r>
+        <w:t xml:space="preserve"> it is tracked in </w:t>
+      </w:r>
+      <w:r>
+        <w:rPr>
+          <w:b/>
+          <w:bCs/>
+        </w:rPr>
+        <w:t>default</w:t>
+      </w:r>
+      <w:r>
+        <w:t xml:space="preserve"> experiment. </w:t>
+      </w:r>
+    </w:p>
+    <w:p>
+      <w:pPr>
+        <w:spacing w:after="0"/>
+        <w:rPr>
+          <w:b/>
+          <w:bCs/>
+        </w:rPr>
+      </w:pPr>
+      <w:r>
+        <w:rPr>
+          <w:b/>
+          <w:bCs/>
+        </w:rPr>
+        <w:t>UI has two windows experiments and model,</w:t>
+      </w:r>
+    </w:p>
+    <w:p>
+      <w:pPr>
+        <w:spacing w:after="80"/>
+        <w:jc w:val="both"/>
+      </w:pPr>
+      <w:r>
+        <w:t xml:space="preserve">Yes, the MLflow UI typically opens to a view with two main windows or tabs: </w:t>
+      </w:r>
+      <w:r>
+        <w:rPr>
+          <w:b/>
+          <w:bCs/>
+        </w:rPr>
+        <w:t>Experiments</w:t>
+      </w:r>
+      <w:r>
+        <w:t xml:space="preserve"> and </w:t>
+      </w:r>
+      <w:r>
+        <w:rPr>
+          <w:b/>
+          <w:bCs/>
+        </w:rPr>
+        <w:t>Models</w:t>
+      </w:r>
+      <w:r>
+        <w:t>.</w:t>
+      </w:r>
+    </w:p>
+    <w:p>
+      <w:pPr>
+        <w:spacing w:after="0"/>
+        <w:jc w:val="both"/>
+      </w:pPr>
+      <w:r>
+        <w:t xml:space="preserve">The </w:t>
+      </w:r>
+      <w:r>
+        <w:rPr>
+          <w:b/>
+          <w:bCs/>
+        </w:rPr>
+        <w:t>Experiments</w:t>
+      </w:r>
+      <w:r>
+        <w:t xml:space="preserve"> window lists all the experiments where you can drill down to see individual runs, their parameters, metrics, and artifacts for detailed analysis and comparison of model training efforts.</w:t>
+      </w:r>
+    </w:p>
+    <w:p>
+      <w:pPr>
+        <w:spacing w:after="0"/>
+        <w:jc w:val="both"/>
+      </w:pPr>
+      <w:r>
+        <w:t xml:space="preserve">The </w:t>
+      </w:r>
+      <w:r>
+        <w:rPr>
+          <w:b/>
+          <w:bCs/>
+        </w:rPr>
+        <w:t>Models</w:t>
+      </w:r>
+      <w:r>
+        <w:t xml:space="preserve"> window shows registered models, their versions, associated metadata, and performance, helping manage the lifecycle of models from training through staging to production deployment.</w:t>
+      </w:r>
+      <w:r>
+        <w:t xml:space="preserve">  </w:t>
+      </w:r>
+    </w:p>
+    <w:p>
+      <w:pPr>
+        <w:spacing w:after="0"/>
+        <w:jc w:val="both"/>
+      </w:pPr>
+      <w:r>
+        <w:t>This separation helps users navigate easily between tracking model development iterations (experiments/runs) and managing finalized models ready for deployment.</w:t>
+      </w:r>
+      <w:r>
         <w:t xml:space="preserve"> </w:t>
       </w:r>
-      <w:r>
-        <w:t>– to remove all the exp at once</w:t>
-      </w:r>
-      <w:r>
-        <w:t>.</w:t>
-      </w:r>
-    </w:p>
-    <w:p>
-      <w:pPr>
-        <w:pStyle w:val="ListParagraph"/>
-        <w:numPr>
-          <w:ilvl w:val="1"/>
-          <w:numId w:val="41"/>
-        </w:numPr>
-        <w:spacing w:before="16" w:after="16"/>
-        <w:ind w:right="1080"/>
-        <w:jc w:val="both"/>
-        <w:rPr>
-          <w:b/>
-          <w:bCs/>
-          <w:sz w:val="28"/>
-          <w:szCs w:val="28"/>
-        </w:rPr>
-      </w:pPr>
-      <w:r>
-        <w:rPr>
-          <w:b/>
-          <w:bCs/>
-          <w:sz w:val="28"/>
-          <w:szCs w:val="28"/>
-        </w:rPr>
-        <w:t>DVC Experiment tracking with pipeline.</w:t>
-      </w:r>
-    </w:p>
-    <w:p>
-      <w:pPr>
-        <w:pStyle w:val="ListParagraph"/>
-        <w:numPr>
-          <w:ilvl w:val="0"/>
-          <w:numId w:val="7"/>
-        </w:numPr>
-        <w:spacing w:before="16" w:after="16"/>
-        <w:ind w:left="1080" w:right="1080"/>
-        <w:jc w:val="both"/>
-      </w:pPr>
-      <w:r>
-        <w:t xml:space="preserve"> Create directory </w:t>
-      </w:r>
-    </w:p>
-    <w:p>
-      <w:pPr>
-        <w:pStyle w:val="ListParagraph"/>
-        <w:numPr>
-          <w:ilvl w:val="0"/>
-          <w:numId w:val="7"/>
-        </w:numPr>
-        <w:spacing w:before="16" w:after="16"/>
-        <w:ind w:left="1080" w:right="1080"/>
-        <w:jc w:val="both"/>
-      </w:pPr>
-      <w:r>
-        <w:t xml:space="preserve">Add codes </w:t>
-      </w:r>
-      <w:r>
-        <w:sym w:font="Wingdings" w:char="F0E0"/>
-      </w:r>
-      <w:r>
-        <w:t xml:space="preserve"> </w:t>
-      </w:r>
-      <w:proofErr w:type="gramStart"/>
-      <w:r>
-        <w:t>dvc.yamal</w:t>
-      </w:r>
-      <w:proofErr w:type="gramEnd"/>
-      <w:r>
-        <w:sym w:font="Wingdings" w:char="F0E0"/>
-      </w:r>
-      <w:r>
-        <w:t xml:space="preserve">  params.yaml</w:t>
-      </w:r>
-      <w:r>
-        <w:t xml:space="preserve"> </w:t>
-      </w:r>
-      <w:r>
-        <w:t xml:space="preserve">(Basically creates the pipeline) </w:t>
-      </w:r>
-    </w:p>
-    <w:p>
-      <w:pPr>
-        <w:pStyle w:val="ListParagraph"/>
-        <w:numPr>
-          <w:ilvl w:val="0"/>
-          <w:numId w:val="7"/>
-        </w:numPr>
-        <w:spacing w:before="16" w:after="16"/>
-        <w:ind w:left="1080" w:right="1080"/>
-        <w:jc w:val="both"/>
-      </w:pPr>
-      <w:r>
-        <w:t>Git init, dvc init</w:t>
-      </w:r>
-    </w:p>
-    <w:p>
-      <w:pPr>
-        <w:pStyle w:val="ListParagraph"/>
-        <w:numPr>
-          <w:ilvl w:val="0"/>
-          <w:numId w:val="7"/>
-        </w:numPr>
-        <w:spacing w:before="16" w:after="16"/>
-        <w:ind w:left="1080" w:right="1080"/>
-        <w:jc w:val="both"/>
-      </w:pPr>
-      <w:r>
-        <w:t xml:space="preserve">Dvc dag, Dvc repro just to see the flow and working of the pipeline, on running pipeline like this creates a kind of working copy of the experiment but not tracked as an experiment. </w:t>
-      </w:r>
-    </w:p>
-    <w:p>
-      <w:pPr>
-        <w:pStyle w:val="ListParagraph"/>
-        <w:numPr>
-          <w:ilvl w:val="0"/>
-          <w:numId w:val="7"/>
-        </w:numPr>
-        <w:spacing w:before="16" w:after="16"/>
-        <w:ind w:left="1080" w:right="1080"/>
-        <w:jc w:val="both"/>
-      </w:pPr>
-      <w:r>
-        <w:t xml:space="preserve">Dvc exp </w:t>
-      </w:r>
-      <w:proofErr w:type="gramStart"/>
-      <w:r>
-        <w:t>run,</w:t>
-      </w:r>
-      <w:proofErr w:type="gramEnd"/>
-      <w:r>
-        <w:t xml:space="preserve"> on doing this runs the pipeline and tracks it as an experiment, tracked experiment could be seen in the. dvc/temp/exps/run, check in dvc extension </w:t>
-      </w:r>
-    </w:p>
-    <w:p>
-      <w:pPr>
-        <w:pStyle w:val="ListParagraph"/>
-        <w:numPr>
-          <w:ilvl w:val="0"/>
-          <w:numId w:val="7"/>
-        </w:numPr>
-        <w:spacing w:before="16" w:after="16"/>
-        <w:ind w:left="1080" w:right="1080"/>
-        <w:jc w:val="both"/>
-      </w:pPr>
-      <w:r>
-        <w:t>Change parameters and then rerun with dvc exp run</w:t>
-      </w:r>
-    </w:p>
-    <w:p>
-      <w:pPr>
-        <w:pStyle w:val="ListParagraph"/>
-        <w:numPr>
-          <w:ilvl w:val="0"/>
-          <w:numId w:val="7"/>
-        </w:numPr>
-        <w:spacing w:before="16" w:after="16"/>
-        <w:ind w:left="1080" w:right="1080"/>
-        <w:jc w:val="both"/>
-      </w:pPr>
-      <w:r>
-        <w:t>dvc exp diff &lt;name1</w:t>
-      </w:r>
-      <w:proofErr w:type="gramStart"/>
-      <w:r>
-        <w:t>&gt;  &lt;</w:t>
-      </w:r>
-      <w:proofErr w:type="gramEnd"/>
-      <w:r>
-        <w:t>name2&gt;</w:t>
-      </w:r>
-    </w:p>
-    <w:p>
-      <w:pPr>
-        <w:pStyle w:val="ListParagraph"/>
-        <w:numPr>
-          <w:ilvl w:val="0"/>
-          <w:numId w:val="7"/>
-        </w:numPr>
-        <w:spacing w:before="16" w:after="16"/>
-        <w:ind w:left="1080" w:right="1080"/>
-        <w:jc w:val="both"/>
-        <w:rPr>
-          <w:b/>
-          <w:bCs/>
-        </w:rPr>
-      </w:pPr>
-      <w:r>
-        <w:rPr>
-          <w:b/>
-          <w:bCs/>
-        </w:rPr>
-        <w:t xml:space="preserve">dvc exp </w:t>
-      </w:r>
-      <w:r>
-        <w:rPr>
-          <w:b/>
-          <w:bCs/>
-        </w:rPr>
-        <w:t>run --</w:t>
-      </w:r>
-      <w:r>
-        <w:rPr>
-          <w:b/>
-          <w:bCs/>
-        </w:rPr>
-        <w:t>que</w:t>
-      </w:r>
-      <w:r>
-        <w:rPr>
-          <w:b/>
-          <w:bCs/>
-        </w:rPr>
-        <w:t xml:space="preserve">ue, </w:t>
-      </w:r>
-      <w:r>
-        <w:t>managing a queue of experiments, dvc exp run –que -S model_</w:t>
-      </w:r>
-      <w:proofErr w:type="gramStart"/>
-      <w:r>
-        <w:t>training.n</w:t>
-      </w:r>
-      <w:proofErr w:type="gramEnd"/>
-      <w:r>
-        <w:t>_estimator = 8,16,32 -S model_training.max-depth = 2,3,5</w:t>
-      </w:r>
-      <w:r>
-        <w:t xml:space="preserve">, takes the parameter value form params.yaml and sequential 9 experiments are run. </w:t>
-      </w:r>
-    </w:p>
-    <w:p>
-      <w:pPr>
-        <w:pStyle w:val="ListParagraph"/>
-        <w:numPr>
-          <w:ilvl w:val="0"/>
-          <w:numId w:val="7"/>
-        </w:numPr>
-        <w:spacing w:before="16" w:after="16"/>
-        <w:ind w:left="1080" w:right="1080"/>
-        <w:jc w:val="both"/>
-      </w:pPr>
-      <w:r>
-        <w:rPr>
-          <w:b/>
-          <w:bCs/>
-        </w:rPr>
-        <w:t xml:space="preserve">Dvc exp run –run-all, </w:t>
-      </w:r>
-      <w:r>
-        <w:t xml:space="preserve">to run all the experiments together. </w:t>
-      </w:r>
-    </w:p>
-    <w:p>
-      <w:pPr>
-        <w:pStyle w:val="ListParagraph"/>
-        <w:numPr>
-          <w:ilvl w:val="0"/>
-          <w:numId w:val="7"/>
-        </w:numPr>
-        <w:spacing w:before="16" w:after="16"/>
-        <w:ind w:left="1080" w:right="1080"/>
-        <w:jc w:val="both"/>
-      </w:pPr>
-      <w:r>
-        <w:rPr>
-          <w:b/>
-          <w:bCs/>
-        </w:rPr>
-        <w:t>Dvc exp apply &lt;name&gt;</w:t>
-      </w:r>
-    </w:p>
-    <w:p>
-      <w:pPr>
-        <w:pStyle w:val="ListParagraph"/>
-        <w:numPr>
-          <w:ilvl w:val="0"/>
-          <w:numId w:val="7"/>
-        </w:numPr>
-        <w:spacing w:before="16" w:after="16"/>
-        <w:ind w:left="1080" w:right="1080"/>
-        <w:jc w:val="both"/>
-      </w:pPr>
-      <w:r>
-        <w:rPr>
-          <w:b/>
-          <w:bCs/>
-        </w:rPr>
-        <w:t xml:space="preserve">Implement the same experiment tracking in emotion detection project. </w:t>
-      </w:r>
-    </w:p>
-    <w:p>
-      <w:pPr>
-        <w:spacing w:before="16" w:after="16"/>
-        <w:ind w:left="1080" w:right="1080"/>
-        <w:jc w:val="both"/>
-        <w:rPr>
-          <w:b/>
-          <w:bCs/>
-        </w:rPr>
-      </w:pPr>
-      <w:r>
-        <w:rPr>
-          <w:b/>
-          <w:bCs/>
-        </w:rPr>
-        <w:t xml:space="preserve">DVC repro: </w:t>
-      </w:r>
-    </w:p>
-    <w:p>
-      <w:pPr>
-        <w:pStyle w:val="ListParagraph"/>
-        <w:numPr>
-          <w:ilvl w:val="0"/>
-          <w:numId w:val="7"/>
-        </w:numPr>
-        <w:spacing w:before="16" w:after="16"/>
-        <w:ind w:left="1080" w:right="1080"/>
-        <w:jc w:val="both"/>
-      </w:pPr>
-      <w:r>
-        <w:t>when you want to reproduce the entire pipeline after making changes to code, data or configurations,</w:t>
-      </w:r>
-    </w:p>
-    <w:p>
-      <w:pPr>
-        <w:pStyle w:val="ListParagraph"/>
-        <w:numPr>
-          <w:ilvl w:val="0"/>
-          <w:numId w:val="7"/>
-        </w:numPr>
-        <w:spacing w:before="16" w:after="16"/>
-        <w:ind w:left="1080" w:right="1080"/>
-        <w:jc w:val="both"/>
-      </w:pPr>
-      <w:r>
-        <w:t>When your pipeline is up to data and consistent with the latest changes.</w:t>
-      </w:r>
-    </w:p>
-    <w:p>
-      <w:pPr>
-        <w:pStyle w:val="ListParagraph"/>
-        <w:numPr>
-          <w:ilvl w:val="0"/>
-          <w:numId w:val="48"/>
-        </w:numPr>
-        <w:spacing w:after="0"/>
-        <w:jc w:val="both"/>
-      </w:pPr>
-      <w:r>
-        <w:t xml:space="preserve">When working on the main project workflow rather than experimenting. </w:t>
-      </w:r>
-    </w:p>
-    <w:p>
-      <w:pPr>
-        <w:spacing w:after="0"/>
-        <w:ind w:firstLine="360"/>
-        <w:jc w:val="both"/>
-        <w:rPr>
-          <w:b/>
-          <w:bCs/>
-        </w:rPr>
-      </w:pPr>
-      <w:r>
-        <w:rPr>
-          <w:b/>
-          <w:bCs/>
-        </w:rPr>
-        <w:t>DVC exp run:</w:t>
-      </w:r>
-    </w:p>
-    <w:p>
-      <w:pPr>
-        <w:pStyle w:val="ListParagraph"/>
-        <w:numPr>
-          <w:ilvl w:val="0"/>
-          <w:numId w:val="48"/>
-        </w:numPr>
-        <w:jc w:val="both"/>
-      </w:pPr>
-      <w:r>
-        <w:t>When you want to exp with different parameters of configurations and compare their effect on the result.</w:t>
-      </w:r>
-    </w:p>
-    <w:p>
-      <w:pPr>
-        <w:pStyle w:val="ListParagraph"/>
-        <w:numPr>
-          <w:ilvl w:val="0"/>
-          <w:numId w:val="48"/>
-        </w:numPr>
-        <w:jc w:val="both"/>
-      </w:pPr>
-      <w:r>
-        <w:t xml:space="preserve">When conducting hyperparameters tuning or other experiments </w:t>
-      </w:r>
-      <w:r>
-        <w:t>tasks</w:t>
-      </w:r>
-      <w:r>
-        <w:t xml:space="preserve"> that require tacking multiple runs.</w:t>
-      </w:r>
-    </w:p>
-    <w:p>
-      <w:pPr>
-        <w:pStyle w:val="ListParagraph"/>
-        <w:numPr>
-          <w:ilvl w:val="0"/>
-          <w:numId w:val="48"/>
-        </w:numPr>
-        <w:jc w:val="both"/>
-      </w:pPr>
-      <w:r>
-        <w:lastRenderedPageBreak/>
-        <w:t xml:space="preserve">When you want mange and compare experimental results without altering the main project workflow or repository history. </w:t>
-      </w:r>
-    </w:p>
-    <w:p>
-      <w:pPr>
-        <w:pStyle w:val="ListParagraph"/>
-        <w:spacing w:before="16" w:after="16"/>
-        <w:ind w:left="1080" w:right="1080"/>
-        <w:jc w:val="both"/>
-        <w:rPr>
-          <w:b/>
-          <w:bCs/>
-          <w:sz w:val="36"/>
-          <w:szCs w:val="36"/>
-        </w:rPr>
-      </w:pPr>
-    </w:p>
-    <w:p>
-      <w:pPr>
-        <w:pStyle w:val="ListParagraph"/>
-        <w:numPr>
-          <w:ilvl w:val="1"/>
-          <w:numId w:val="41"/>
-        </w:numPr>
-        <w:spacing w:before="16" w:after="80" w:line="240" w:lineRule="auto"/>
-        <w:ind w:right="1080"/>
-      </w:pPr>
-      <w:r>
-        <w:br w:type="page"/>
-      </w:r>
-      <w:r>
-        <w:rPr>
-          <w:b/>
-          <w:bCs/>
-          <w:sz w:val="28"/>
-          <w:szCs w:val="28"/>
-        </w:rPr>
-        <w:lastRenderedPageBreak/>
-        <w:t>M</w:t>
-      </w:r>
-      <w:r>
-        <w:rPr>
-          <w:b/>
-          <w:bCs/>
-          <w:sz w:val="28"/>
-          <w:szCs w:val="28"/>
-        </w:rPr>
-        <w:t>L</w:t>
-      </w:r>
-      <w:r>
-        <w:rPr>
-          <w:b/>
-          <w:bCs/>
-          <w:sz w:val="28"/>
-          <w:szCs w:val="28"/>
-        </w:rPr>
-        <w:t>FLOW</w:t>
-      </w:r>
-    </w:p>
-    <w:p>
-      <w:pPr>
-        <w:spacing w:after="80" w:line="240" w:lineRule="auto"/>
-        <w:jc w:val="both"/>
-      </w:pPr>
-      <w:r>
-        <w:t>M</w:t>
-      </w:r>
-      <w:r>
-        <w:t>L</w:t>
-      </w:r>
-      <w:r>
-        <w:t xml:space="preserve">flow is an open-source platform deigned to manage the end-to-end machine learning lifecycle, it helps data scientists and </w:t>
-      </w:r>
-      <w:r>
-        <w:t>machine learning engineers to track experiments, manage machine learning models, and deploy model to production.</w:t>
-      </w:r>
-    </w:p>
-    <w:p>
-      <w:pPr>
-        <w:spacing w:after="0"/>
-      </w:pPr>
-      <w:r>
-        <w:t xml:space="preserve"> </w:t>
-      </w:r>
-      <w:r>
-        <w:t xml:space="preserve">Four main components: (Fill the info below) </w:t>
-      </w:r>
-    </w:p>
-    <w:p>
-      <w:pPr>
-        <w:pStyle w:val="ListParagraph"/>
-        <w:numPr>
-          <w:ilvl w:val="1"/>
-          <w:numId w:val="8"/>
-        </w:numPr>
-        <w:spacing w:before="16" w:after="16" w:line="240" w:lineRule="auto"/>
-        <w:ind w:left="1080" w:right="1080"/>
-        <w:jc w:val="both"/>
-      </w:pPr>
-      <w:r>
-        <w:t xml:space="preserve">MLFLOW Tracking </w:t>
-      </w:r>
-    </w:p>
-    <w:p>
-      <w:pPr>
-        <w:pStyle w:val="ListParagraph"/>
-        <w:numPr>
-          <w:ilvl w:val="1"/>
-          <w:numId w:val="8"/>
-        </w:numPr>
-        <w:spacing w:before="16" w:after="16" w:line="240" w:lineRule="auto"/>
-        <w:ind w:left="1080" w:right="1080"/>
-        <w:jc w:val="both"/>
-      </w:pPr>
-      <w:r>
-        <w:t>MLFLOW Projects</w:t>
-      </w:r>
-    </w:p>
-    <w:p>
-      <w:pPr>
-        <w:pStyle w:val="ListParagraph"/>
-        <w:numPr>
-          <w:ilvl w:val="1"/>
-          <w:numId w:val="8"/>
-        </w:numPr>
-        <w:spacing w:before="16" w:after="16" w:line="240" w:lineRule="auto"/>
-        <w:ind w:left="1080" w:right="1080"/>
-        <w:jc w:val="both"/>
-      </w:pPr>
-      <w:r>
-        <w:t>MLFLOW Models</w:t>
-      </w:r>
-    </w:p>
-    <w:p>
-      <w:pPr>
-        <w:pStyle w:val="ListParagraph"/>
-        <w:numPr>
-          <w:ilvl w:val="1"/>
-          <w:numId w:val="8"/>
-        </w:numPr>
-        <w:spacing w:after="120" w:line="240" w:lineRule="auto"/>
-        <w:ind w:left="1080" w:right="1080"/>
-        <w:jc w:val="both"/>
-      </w:pPr>
-      <w:r>
-        <w:t>MLFLOW Model Registry</w:t>
-      </w:r>
-    </w:p>
-    <w:p>
-      <w:pPr>
-        <w:spacing w:after="80" w:line="240" w:lineRule="auto"/>
-        <w:ind w:left="36" w:right="1080"/>
-        <w:jc w:val="both"/>
-      </w:pPr>
-      <w:r>
-        <w:t>Steps:</w:t>
-      </w:r>
-    </w:p>
-    <w:p>
-      <w:pPr>
-        <w:pStyle w:val="ListParagraph"/>
-        <w:numPr>
-          <w:ilvl w:val="0"/>
-          <w:numId w:val="9"/>
-        </w:numPr>
-        <w:spacing w:after="120" w:line="240" w:lineRule="auto"/>
-        <w:jc w:val="both"/>
-        <w:rPr>
-          <w:b/>
-          <w:bCs/>
-        </w:rPr>
-      </w:pPr>
-      <w:r>
-        <w:rPr>
-          <w:b/>
-          <w:bCs/>
-        </w:rPr>
-        <w:t>Directory mlflow-demo, install mlflow</w:t>
-      </w:r>
-      <w:r>
-        <w:rPr>
-          <w:b/>
-          <w:bCs/>
-        </w:rPr>
-        <w:t xml:space="preserve">. </w:t>
-      </w:r>
-    </w:p>
-    <w:p>
-      <w:pPr>
-        <w:pStyle w:val="ListParagraph"/>
-        <w:numPr>
-          <w:ilvl w:val="0"/>
-          <w:numId w:val="9"/>
-        </w:numPr>
-        <w:spacing w:after="120"/>
-        <w:jc w:val="both"/>
-      </w:pPr>
-      <w:r>
-        <w:rPr>
-          <w:b/>
-          <w:bCs/>
-        </w:rPr>
-        <w:t>Mlflow ui</w:t>
-      </w:r>
-      <w:r>
-        <w:t xml:space="preserve"> – return a link which gives a ui for mlfow experiments and models which is run on solo mode means only your experiments are tracked and seen whereas there is another mode as well which is </w:t>
-      </w:r>
-      <w:r>
-        <w:t>MLflow Tracking Server</w:t>
-      </w:r>
-      <w:r>
-        <w:t xml:space="preserve"> experiments of all team members are stored and tracked and shared. T</w:t>
-      </w:r>
-      <w:r>
-        <w:t>he moment you run mlflow ui in your project directory, an mlruns folder is created by default in that directory. This folder is where MLflow stores experiment and run data locally, including metrics, parameters, and artifacts from tracked runs.</w:t>
-      </w:r>
-    </w:p>
-    <w:p>
-      <w:pPr>
-        <w:pStyle w:val="ListParagraph"/>
-        <w:numPr>
-          <w:ilvl w:val="0"/>
-          <w:numId w:val="9"/>
-        </w:numPr>
-        <w:spacing w:after="120"/>
-        <w:jc w:val="both"/>
-        <w:rPr>
-          <w:b/>
-          <w:bCs/>
-        </w:rPr>
-      </w:pPr>
-      <w:r>
-        <w:rPr>
-          <w:b/>
-          <w:bCs/>
-        </w:rPr>
-        <w:t>Experiments vs runs:</w:t>
-      </w:r>
-    </w:p>
-    <w:p>
-      <w:pPr>
-        <w:pStyle w:val="ListParagraph"/>
-        <w:spacing w:after="80"/>
-        <w:ind w:left="288"/>
-        <w:jc w:val="both"/>
-        <w:rPr>
-          <w:b/>
-          <w:bCs/>
-        </w:rPr>
-      </w:pPr>
-      <w:r>
-        <w:t>An experiment involves a significant change or new hypothesis in your machine learning workflow, such as choosing a different algorithm, changing the dataset, or altering the model architecture. Each experiment represents a distinct modeling attempt or project that you want to evaluate separately.</w:t>
-      </w:r>
-    </w:p>
-    <w:p>
-      <w:pPr>
-        <w:ind w:left="288"/>
-        <w:jc w:val="both"/>
-      </w:pPr>
-      <w:r>
-        <w:t>A run is a smaller, incremental step within an experiment, typically involving minor changes like tuning hyperparameters, modifying training epochs, or adjusting preprocessing steps. Multiple runs make up an experiment, allowing you to compare these refined variations systematically under the same overall objective.</w:t>
-      </w:r>
-    </w:p>
-    <w:p>
-      <w:pPr>
-        <w:pStyle w:val="ListParagraph"/>
-        <w:numPr>
-          <w:ilvl w:val="0"/>
-          <w:numId w:val="9"/>
-        </w:numPr>
-        <w:spacing w:after="0"/>
-        <w:rPr>
-          <w:b/>
-          <w:bCs/>
-        </w:rPr>
-      </w:pPr>
-      <w:r>
-        <w:rPr>
-          <w:b/>
-          <w:bCs/>
-        </w:rPr>
-        <w:t>UI has two windows experiments and model,</w:t>
-      </w:r>
-    </w:p>
-    <w:p>
-      <w:pPr>
-        <w:pStyle w:val="ListParagraph"/>
-        <w:spacing w:after="80"/>
-        <w:ind w:left="288"/>
-        <w:jc w:val="both"/>
-      </w:pPr>
-      <w:r>
-        <w:t xml:space="preserve">Yes, the MLflow UI typically opens to a view with two main windows or tabs: </w:t>
-      </w:r>
-      <w:r>
-        <w:rPr>
-          <w:b/>
-          <w:bCs/>
-        </w:rPr>
-        <w:t>Experiments</w:t>
-      </w:r>
-      <w:r>
-        <w:t xml:space="preserve"> and </w:t>
-      </w:r>
-      <w:r>
-        <w:rPr>
-          <w:b/>
-          <w:bCs/>
-        </w:rPr>
-        <w:t>Models</w:t>
-      </w:r>
-      <w:r>
-        <w:t>.</w:t>
-      </w:r>
-    </w:p>
-    <w:p>
-      <w:pPr>
-        <w:spacing w:after="0"/>
-        <w:ind w:left="288"/>
-        <w:jc w:val="both"/>
-      </w:pPr>
-      <w:r>
-        <w:t xml:space="preserve">The </w:t>
-      </w:r>
-      <w:r>
-        <w:rPr>
-          <w:b/>
-          <w:bCs/>
-        </w:rPr>
-        <w:t>Experiments</w:t>
-      </w:r>
-      <w:r>
-        <w:t xml:space="preserve"> window lists all the experiments where you can drill down to see individual runs, their parameters, metrics, and artifacts for detailed analysis and comparison of model training efforts.</w:t>
-      </w:r>
-    </w:p>
-    <w:p>
-      <w:pPr>
-        <w:spacing w:after="0"/>
-        <w:ind w:left="288"/>
-        <w:jc w:val="both"/>
-      </w:pPr>
-      <w:r>
-        <w:t xml:space="preserve">The </w:t>
-      </w:r>
-      <w:r>
-        <w:rPr>
-          <w:b/>
-          <w:bCs/>
-        </w:rPr>
-        <w:t>Models</w:t>
-      </w:r>
-      <w:r>
-        <w:t xml:space="preserve"> window shows registered models, their versions, associated metadata, and performance, helping manage the lifecycle of models from training through staging to production deployment.</w:t>
-      </w:r>
-      <w:r>
-        <w:t xml:space="preserve">  </w:t>
-      </w:r>
-    </w:p>
-    <w:p>
-      <w:pPr>
-        <w:spacing w:after="0"/>
-        <w:ind w:left="288"/>
-        <w:jc w:val="both"/>
-      </w:pPr>
-      <w:r>
-        <w:t>This separation helps users navigate easily between tracking model development iterations (experiments/runs) and managing finalized models ready for deployment.</w:t>
-      </w:r>
-      <w:r>
-        <w:t xml:space="preserve"> </w:t>
-      </w:r>
-    </w:p>
-    <w:p>
-      <w:pPr>
-        <w:spacing w:after="0"/>
-        <w:jc w:val="both"/>
-        <w:rPr>
-          <w:b/>
-          <w:bCs/>
-        </w:rPr>
-      </w:pPr>
-    </w:p>
-    <w:p>
-      <w:pPr>
-        <w:spacing w:after="0"/>
-        <w:jc w:val="both"/>
-        <w:rPr>
-          <w:b/>
-          <w:bCs/>
-        </w:rPr>
-      </w:pPr>
-    </w:p>
-    <w:p>
-      <w:pPr>
-        <w:rPr>
-          <w:b/>
-          <w:bCs/>
-        </w:rPr>
-      </w:pPr>
-    </w:p>
-    <w:p>
-      <w:pPr>
-        <w:rPr>
-          <w:b/>
-          <w:bCs/>
-        </w:rPr>
-      </w:pPr>
     </w:p>
     <w:p>
       <w:pPr>
@@ -9693,15 +10360,135 @@
         <w:t>with</w:t>
       </w:r>
       <w:r>
+        <w:t xml:space="preserve"> mlflow.start_run(experiment_id="1234567890")</w:t>
+      </w:r>
+    </w:p>
+    <w:p>
+      <w:pPr>
+        <w:pStyle w:val="ListParagraph"/>
+        <w:numPr>
+          <w:ilvl w:val="0"/>
+          <w:numId w:val="7"/>
+        </w:numPr>
+      </w:pPr>
+      <w:r>
+        <w:t xml:space="preserve">Other methods is </w:t>
+      </w:r>
+      <w:r>
+        <w:rPr>
+          <w:b/>
+          <w:bCs/>
+        </w:rPr>
+        <w:t>mlflow.create_experiment(name, artifact_location=None, tags=None)</w:t>
+      </w:r>
+    </w:p>
+    <w:p>
+      <w:pPr>
+        <w:pStyle w:val="ListParagraph"/>
+        <w:numPr>
+          <w:ilvl w:val="0"/>
+          <w:numId w:val="7"/>
+        </w:numPr>
+        <w:spacing w:after="120" w:line="360" w:lineRule="auto"/>
+        <w:rPr>
+          <w:b/>
+          <w:bCs/>
+        </w:rPr>
+      </w:pPr>
+      <w:r>
+        <w:t xml:space="preserve">Naming a run within </w:t>
+      </w:r>
+      <w:r>
+        <w:t>With</w:t>
+      </w:r>
+      <w:r>
+        <w:t xml:space="preserve">in a </w:t>
+      </w:r>
+      <w:r>
+        <w:rPr>
+          <w:b/>
+          <w:bCs/>
+        </w:rPr>
+        <w:t>mlflow.start_run(run_name = “campus-X”)</w:t>
+      </w:r>
+    </w:p>
+    <w:p>
+      <w:pPr>
+        <w:pStyle w:val="Heading3"/>
+        <w:numPr>
+          <w:ilvl w:val="2"/>
+          <w:numId w:val="41"/>
+        </w:numPr>
+        <w:rPr>
+          <w:sz w:val="24"/>
+          <w:szCs w:val="24"/>
+        </w:rPr>
+      </w:pPr>
+      <w:bookmarkStart w:id="10" w:name="_Toc211253902"/>
+      <w:r>
+        <w:rPr>
+          <w:sz w:val="24"/>
+          <w:szCs w:val="24"/>
+        </w:rPr>
+        <w:t>What can MLFLOW track?</w:t>
+      </w:r>
+      <w:bookmarkEnd w:id="10"/>
+    </w:p>
+    <w:p>
+      <w:pPr>
+        <w:pStyle w:val="ListParagraph"/>
+        <w:numPr>
+          <w:ilvl w:val="0"/>
+          <w:numId w:val="7"/>
+        </w:numPr>
+        <w:spacing w:after="0" w:line="240" w:lineRule="auto"/>
+        <w:jc w:val="both"/>
+      </w:pPr>
+      <w:r>
+        <w:t xml:space="preserve">Parameters </w:t>
+      </w:r>
+      <w:r>
+        <w:sym w:font="Wingdings" w:char="F0E0"/>
+      </w:r>
+      <w:r>
+        <w:t xml:space="preserve"> model hyperparameters, data parameters</w:t>
+      </w:r>
+    </w:p>
+    <w:p>
+      <w:pPr>
+        <w:pStyle w:val="ListParagraph"/>
+        <w:numPr>
+          <w:ilvl w:val="0"/>
+          <w:numId w:val="7"/>
+        </w:numPr>
+        <w:spacing w:after="0" w:line="240" w:lineRule="auto"/>
+        <w:jc w:val="both"/>
+      </w:pPr>
+      <w:r>
+        <w:t>Metrics</w:t>
+      </w:r>
+    </w:p>
+    <w:p>
+      <w:pPr>
+        <w:pStyle w:val="ListParagraph"/>
+        <w:numPr>
+          <w:ilvl w:val="0"/>
+          <w:numId w:val="7"/>
+        </w:numPr>
+        <w:spacing w:after="0" w:line="240" w:lineRule="auto"/>
+        <w:jc w:val="both"/>
+      </w:pPr>
+      <w:r>
+        <w:t>Artifacts</w:t>
+      </w:r>
+      <w:r>
         <w:t xml:space="preserve"> </w:t>
       </w:r>
-      <w:proofErr w:type="gramStart"/>
-      <w:r>
-        <w:t>mlflow.start</w:t>
-      </w:r>
-      <w:proofErr w:type="gramEnd"/>
-      <w:r>
-        <w:t>_run(experiment_id="1234567890")</w:t>
+      <w:r>
+        <w:sym w:font="Wingdings" w:char="F0E0"/>
+      </w:r>
+      <w:r>
+        <w:t xml:space="preserve"> data, source, code, plots, environment info</w:t>
       </w:r>
     </w:p>
     <w:p>
@@ -9711,25 +10498,11 @@
           <w:ilvl w:val="0"/>
           <w:numId w:val="7"/>
         </w:numPr>
-      </w:pPr>
-      <w:r>
-        <w:t xml:space="preserve">Other methods is </w:t>
-      </w:r>
-      <w:proofErr w:type="gramStart"/>
-      <w:r>
-        <w:rPr>
-          <w:b/>
-          <w:bCs/>
-        </w:rPr>
-        <w:t>mlflow.create</w:t>
-      </w:r>
-      <w:proofErr w:type="gramEnd"/>
-      <w:r>
-        <w:rPr>
-          <w:b/>
-          <w:bCs/>
-        </w:rPr>
-        <w:t>_experiment(name, artifact_location=None, tags=None)</w:t>
+        <w:spacing w:after="0" w:line="240" w:lineRule="auto"/>
+        <w:jc w:val="both"/>
+      </w:pPr>
+      <w:r>
+        <w:t>Models</w:t>
       </w:r>
     </w:p>
     <w:p>
@@ -9739,58 +10512,20 @@
           <w:ilvl w:val="0"/>
           <w:numId w:val="7"/>
         </w:numPr>
-        <w:spacing w:after="120" w:line="360" w:lineRule="auto"/>
-        <w:rPr>
-          <w:b/>
-          <w:bCs/>
-        </w:rPr>
-      </w:pPr>
-      <w:r>
-        <w:t xml:space="preserve">Naming a run within </w:t>
-      </w:r>
-      <w:r>
-        <w:t>With</w:t>
-      </w:r>
-      <w:r>
-        <w:t xml:space="preserve">in a </w:t>
-      </w:r>
-      <w:proofErr w:type="gramStart"/>
-      <w:r>
-        <w:rPr>
-          <w:b/>
-          <w:bCs/>
-        </w:rPr>
-        <w:t>mlflow.start</w:t>
-      </w:r>
-      <w:proofErr w:type="gramEnd"/>
-      <w:r>
-        <w:rPr>
-          <w:b/>
-          <w:bCs/>
-        </w:rPr>
-        <w:t>_run(run_name = “campus-X”)</w:t>
-      </w:r>
-    </w:p>
-    <w:p>
-      <w:pPr>
-        <w:pStyle w:val="ListParagraph"/>
-        <w:numPr>
-          <w:ilvl w:val="0"/>
-          <w:numId w:val="9"/>
-        </w:numPr>
         <w:spacing w:after="0" w:line="240" w:lineRule="auto"/>
         <w:jc w:val="both"/>
-        <w:rPr>
-          <w:b/>
-          <w:bCs/>
-        </w:rPr>
-      </w:pPr>
-      <w:r>
-        <w:rPr>
-          <w:b/>
-          <w:bCs/>
-        </w:rPr>
-        <w:t>What can MLFLOW track?</w:t>
+      </w:pPr>
+      <w:r>
+        <w:t>Tags</w:t>
+      </w:r>
+      <w:r>
+        <w:t xml:space="preserve"> </w:t>
+      </w:r>
+      <w:r>
+        <w:sym w:font="Wingdings" w:char="F0E0"/>
+      </w:r>
+      <w:r>
+        <w:t xml:space="preserve"> custom metadata</w:t>
       </w:r>
     </w:p>
     <w:p>
@@ -9800,105 +10535,14 @@
           <w:ilvl w:val="0"/>
           <w:numId w:val="7"/>
         </w:numPr>
-        <w:spacing w:after="0" w:line="240" w:lineRule="auto"/>
-        <w:jc w:val="both"/>
-      </w:pPr>
-      <w:r>
-        <w:t xml:space="preserve">Parameters </w:t>
-      </w:r>
-      <w:r>
-        <w:sym w:font="Wingdings" w:char="F0E0"/>
-      </w:r>
-      <w:r>
-        <w:t xml:space="preserve"> model hyperparameters, data parameters</w:t>
-      </w:r>
-    </w:p>
-    <w:p>
-      <w:pPr>
-        <w:pStyle w:val="ListParagraph"/>
-        <w:numPr>
-          <w:ilvl w:val="0"/>
-          <w:numId w:val="7"/>
-        </w:numPr>
-        <w:spacing w:after="0" w:line="240" w:lineRule="auto"/>
-        <w:jc w:val="both"/>
-      </w:pPr>
-      <w:r>
-        <w:t>Metrics</w:t>
-      </w:r>
-    </w:p>
-    <w:p>
-      <w:pPr>
-        <w:pStyle w:val="ListParagraph"/>
-        <w:numPr>
-          <w:ilvl w:val="0"/>
-          <w:numId w:val="7"/>
-        </w:numPr>
-        <w:spacing w:after="0" w:line="240" w:lineRule="auto"/>
-        <w:jc w:val="both"/>
-      </w:pPr>
-      <w:r>
-        <w:t>Artifacts</w:t>
-      </w:r>
-      <w:r>
-        <w:t xml:space="preserve"> </w:t>
-      </w:r>
-      <w:r>
-        <w:sym w:font="Wingdings" w:char="F0E0"/>
-      </w:r>
-      <w:r>
-        <w:t xml:space="preserve"> data, source, code, plots, environment info</w:t>
-      </w:r>
-    </w:p>
-    <w:p>
-      <w:pPr>
-        <w:pStyle w:val="ListParagraph"/>
-        <w:numPr>
-          <w:ilvl w:val="0"/>
-          <w:numId w:val="7"/>
-        </w:numPr>
-        <w:spacing w:after="0" w:line="240" w:lineRule="auto"/>
-        <w:jc w:val="both"/>
-      </w:pPr>
-      <w:r>
-        <w:t>Models</w:t>
-      </w:r>
-    </w:p>
-    <w:p>
-      <w:pPr>
-        <w:pStyle w:val="ListParagraph"/>
-        <w:numPr>
-          <w:ilvl w:val="0"/>
-          <w:numId w:val="7"/>
-        </w:numPr>
-        <w:spacing w:after="0" w:line="240" w:lineRule="auto"/>
-        <w:jc w:val="both"/>
-      </w:pPr>
-      <w:r>
-        <w:t>Tags</w:t>
-      </w:r>
-      <w:r>
-        <w:t xml:space="preserve"> </w:t>
-      </w:r>
-      <w:r>
-        <w:sym w:font="Wingdings" w:char="F0E0"/>
-      </w:r>
-      <w:r>
-        <w:t xml:space="preserve"> custom metadata</w:t>
-      </w:r>
-    </w:p>
-    <w:p>
-      <w:pPr>
-        <w:pStyle w:val="ListParagraph"/>
-        <w:numPr>
-          <w:ilvl w:val="0"/>
-          <w:numId w:val="7"/>
-        </w:numPr>
-        <w:spacing w:after="0" w:line="240" w:lineRule="auto"/>
+        <w:spacing w:after="80" w:line="240" w:lineRule="auto"/>
         <w:jc w:val="both"/>
       </w:pPr>
       <w:r>
         <w:t>Run and Experiment information</w:t>
+      </w:r>
+      <w:r>
+        <w:t>.</w:t>
       </w:r>
     </w:p>
     <w:p>
@@ -9967,21 +10611,12 @@
           <w:bCs/>
         </w:rPr>
       </w:pPr>
-      <w:proofErr w:type="gramStart"/>
-      <w:r>
-        <w:rPr>
-          <w:b/>
-          <w:bCs/>
-        </w:rPr>
-        <w:t>plt.savefig</w:t>
-      </w:r>
-      <w:proofErr w:type="gramEnd"/>
-      <w:r>
-        <w:rPr>
-          <w:b/>
-          <w:bCs/>
-        </w:rPr>
-        <w:t xml:space="preserve">(‘confusion Matrix.png’) </w:t>
+      <w:r>
+        <w:rPr>
+          <w:b/>
+          <w:bCs/>
+        </w:rPr>
+        <w:t xml:space="preserve">plt.savefig(‘confusion Matrix.png’) </w:t>
       </w:r>
     </w:p>
     <w:p>
@@ -9994,28 +10629,28 @@
           <w:bCs/>
         </w:rPr>
       </w:pPr>
-      <w:r>
-        <w:rPr>
-          <w:b/>
-          <w:bCs/>
-        </w:rPr>
-        <w:t>mlflow.log_</w:t>
-      </w:r>
-      <w:proofErr w:type="gramStart"/>
-      <w:r>
-        <w:rPr>
-          <w:b/>
-          <w:bCs/>
-        </w:rPr>
-        <w:t>artifact(</w:t>
-      </w:r>
-      <w:proofErr w:type="gramEnd"/>
-      <w:r>
-        <w:rPr>
-          <w:b/>
-          <w:bCs/>
-        </w:rPr>
-        <w:t>Location)</w:t>
+      <w:proofErr w:type="spellStart"/>
+      <w:r>
+        <w:rPr>
+          <w:b/>
+          <w:bCs/>
+        </w:rPr>
+        <w:t>mlflow.log_artifact</w:t>
+      </w:r>
+      <w:proofErr w:type="spellEnd"/>
+      <w:r>
+        <w:rPr>
+          <w:b/>
+          <w:bCs/>
+        </w:rPr>
+        <w:t xml:space="preserve"> </w:t>
+      </w:r>
+      <w:r>
+        <w:rPr>
+          <w:b/>
+          <w:bCs/>
+        </w:rPr>
+        <w:t>(Location)</w:t>
       </w:r>
     </w:p>
     <w:p>
@@ -10110,23 +10745,7 @@
           <w:b/>
           <w:bCs/>
         </w:rPr>
-        <w:t>print(mlflow.get_tracking_</w:t>
-      </w:r>
-      <w:proofErr w:type="gramStart"/>
-      <w:r>
-        <w:rPr>
-          <w:b/>
-          <w:bCs/>
-        </w:rPr>
-        <w:t>url(</w:t>
-      </w:r>
-      <w:proofErr w:type="gramEnd"/>
-      <w:r>
-        <w:rPr>
-          <w:b/>
-          <w:bCs/>
-        </w:rPr>
-        <w:t>))</w:t>
+        <w:t>print(mlflow.get_tracking_url())</w:t>
       </w:r>
     </w:p>
     <w:p>
@@ -10173,16 +10792,15 @@
         <w:ind w:firstLine="288"/>
         <w:jc w:val="both"/>
       </w:pPr>
+      <w:r>
+        <w:t xml:space="preserve">Start tracking server which runs on local server only with the </w:t>
+      </w:r>
     </w:p>
     <w:p>
       <w:pPr>
         <w:spacing w:after="0" w:line="240" w:lineRule="auto"/>
         <w:ind w:firstLine="288"/>
         <w:jc w:val="both"/>
-        <w:rPr>
-          <w:b/>
-          <w:bCs/>
-        </w:rPr>
       </w:pPr>
     </w:p>
     <w:p>
@@ -10232,17 +10850,50 @@
     <w:p>
       <w:pPr>
         <w:spacing w:after="0" w:line="240" w:lineRule="auto"/>
-        <w:ind w:left="288"/>
-        <w:jc w:val="both"/>
-      </w:pPr>
-      <w:r>
-        <w:rPr>
-          <w:b/>
-          <w:bCs/>
-        </w:rPr>
-        <w:lastRenderedPageBreak/>
-        <w:t>MLFlow tracking Server:</w:t>
-      </w:r>
+        <w:ind w:firstLine="288"/>
+        <w:jc w:val="both"/>
+        <w:rPr>
+          <w:b/>
+          <w:bCs/>
+        </w:rPr>
+      </w:pPr>
+    </w:p>
+    <w:p>
+      <w:pPr>
+        <w:pStyle w:val="ListParagraph"/>
+        <w:numPr>
+          <w:ilvl w:val="2"/>
+          <w:numId w:val="41"/>
+        </w:numPr>
+        <w:spacing w:after="0" w:line="240" w:lineRule="auto"/>
+        <w:jc w:val="both"/>
+      </w:pPr>
+      <w:bookmarkStart w:id="11" w:name="_Toc211253903"/>
+      <w:proofErr w:type="spellStart"/>
+      <w:r>
+        <w:rPr>
+          <w:rStyle w:val="Heading3Char"/>
+          <w:sz w:val="24"/>
+          <w:szCs w:val="24"/>
+        </w:rPr>
+        <w:t>MLFlow</w:t>
+      </w:r>
+      <w:proofErr w:type="spellEnd"/>
+      <w:r>
+        <w:rPr>
+          <w:rStyle w:val="Heading3Char"/>
+          <w:sz w:val="24"/>
+          <w:szCs w:val="24"/>
+        </w:rPr>
+        <w:t xml:space="preserve"> tracking Server</w:t>
+      </w:r>
+      <w:r>
+        <w:rPr>
+          <w:rStyle w:val="Heading3Char"/>
+        </w:rPr>
+        <w:t>:</w:t>
+      </w:r>
+      <w:bookmarkEnd w:id="11"/>
       <w:r>
         <w:rPr>
           <w:b/>
@@ -10257,14 +10908,31 @@
         </w:rPr>
         <w:t xml:space="preserve"> </w:t>
       </w:r>
-      <w:r>
-        <w:t>mlflow UI, link what you see on local IP is on server with stor</w:t>
+      <w:proofErr w:type="spellStart"/>
+      <w:r>
+        <w:t>mlflow</w:t>
+      </w:r>
+      <w:proofErr w:type="spellEnd"/>
+      <w:r>
+        <w:t xml:space="preserve"> UI, link what you see on local IP is on server with stor</w:t>
       </w:r>
       <w:r>
         <w:t>a</w:t>
       </w:r>
       <w:r>
         <w:t xml:space="preserve">ges for artifiacts and metadata. </w:t>
+      </w:r>
+      <w:r>
+        <w:t>Tracking server is a remote server</w:t>
+      </w:r>
+      <w:r>
+        <w:t xml:space="preserve"> where MLFLOW UI runs</w:t>
+      </w:r>
+      <w:r>
+        <w:t xml:space="preserve"> with S3 storage </w:t>
+      </w:r>
+      <w:r>
+        <w:t xml:space="preserve">for artifacts and RDMS for metadata. what used to run on local now runs on remote server with the S3 and RDMS with it. </w:t>
       </w:r>
     </w:p>
     <w:p>
@@ -11407,6 +12075,7 @@
           <w:bCs/>
         </w:rPr>
       </w:pPr>
+      <w:proofErr w:type="spellStart"/>
       <w:r>
         <w:rPr>
           <w:b/>
@@ -11414,21 +12083,43 @@
         </w:rPr>
         <w:t>Mlflow.sklearn.log_</w:t>
       </w:r>
-      <w:proofErr w:type="gramStart"/>
-      <w:r>
-        <w:rPr>
-          <w:b/>
-          <w:bCs/>
-        </w:rPr>
-        <w:t>model(</w:t>
-      </w:r>
-      <w:proofErr w:type="gramEnd"/>
-      <w:r>
-        <w:rPr>
-          <w:b/>
-          <w:bCs/>
-        </w:rPr>
-        <w:t>model, “tag_name”)</w:t>
+      <w:r>
+        <w:rPr>
+          <w:b/>
+          <w:bCs/>
+        </w:rPr>
+        <w:t>model</w:t>
+      </w:r>
+      <w:proofErr w:type="spellEnd"/>
+      <w:r>
+        <w:rPr>
+          <w:b/>
+          <w:bCs/>
+        </w:rPr>
+        <w:t xml:space="preserve"> (</w:t>
+      </w:r>
+      <w:r>
+        <w:rPr>
+          <w:b/>
+          <w:bCs/>
+        </w:rPr>
+        <w:t>model, “</w:t>
+      </w:r>
+      <w:proofErr w:type="spellStart"/>
+      <w:r>
+        <w:rPr>
+          <w:b/>
+          <w:bCs/>
+        </w:rPr>
+        <w:t>tag_name</w:t>
+      </w:r>
+      <w:proofErr w:type="spellEnd"/>
+      <w:r>
+        <w:rPr>
+          <w:b/>
+          <w:bCs/>
+        </w:rPr>
+        <w:t>”)</w:t>
       </w:r>
     </w:p>
     <w:p>
@@ -11437,15 +12128,7 @@
         <w:ind w:left="486"/>
       </w:pPr>
       <w:r>
-        <w:t>Mlflow.log_model(model</w:t>
-      </w:r>
-      <w:proofErr w:type="gramStart"/>
-      <w:r>
-        <w:t>,”tag</w:t>
-      </w:r>
-      <w:proofErr w:type="gramEnd"/>
-      <w:r>
-        <w:t xml:space="preserve">_name”), this does not track all the metadata as tracked by sklearn.log_model. </w:t>
+        <w:t xml:space="preserve">Mlflow.log_model(model,”tag_name”), this does not track all the metadata as tracked by sklearn.log_model. </w:t>
       </w:r>
     </w:p>
     <w:p>
@@ -11501,23 +12184,7 @@
           <w:b/>
           <w:bCs/>
         </w:rPr>
-        <w:t>Mlflow.set_</w:t>
-      </w:r>
-      <w:proofErr w:type="gramStart"/>
-      <w:r>
-        <w:rPr>
-          <w:b/>
-          <w:bCs/>
-        </w:rPr>
-        <w:t>tag(</w:t>
-      </w:r>
-      <w:proofErr w:type="gramEnd"/>
-      <w:r>
-        <w:rPr>
-          <w:b/>
-          <w:bCs/>
-        </w:rPr>
-        <w:t>“author”, “Harshal”)</w:t>
+        <w:t>Mlflow.set_tag(“author”, “Harshal”)</w:t>
       </w:r>
     </w:p>
     <w:p>
@@ -11540,23 +12207,7 @@
           <w:b/>
           <w:bCs/>
         </w:rPr>
-        <w:t>Mlflow.set_</w:t>
-      </w:r>
-      <w:proofErr w:type="gramStart"/>
-      <w:r>
-        <w:rPr>
-          <w:b/>
-          <w:bCs/>
-        </w:rPr>
-        <w:t>tag(</w:t>
-      </w:r>
-      <w:proofErr w:type="gramEnd"/>
-      <w:r>
-        <w:rPr>
-          <w:b/>
-          <w:bCs/>
-        </w:rPr>
-        <w:t xml:space="preserve">“model”, “decision tree”) </w:t>
+        <w:t xml:space="preserve">Mlflow.set_tag(“model”, “decision tree”) </w:t>
       </w:r>
     </w:p>
     <w:p>
@@ -11604,6 +12255,13 @@
         </w:rPr>
         <w:t xml:space="preserve"> using DAGSGUB</w:t>
       </w:r>
+      <w:r>
+        <w:rPr>
+          <w:b/>
+          <w:bCs/>
+        </w:rPr>
+        <w:t xml:space="preserve">. </w:t>
+      </w:r>
     </w:p>
     <w:p>
       <w:pPr>
@@ -11646,7 +12304,7 @@
     </w:p>
     <w:p>
       <w:pPr>
-        <w:ind w:left="144"/>
+        <w:ind w:left="288"/>
         <w:jc w:val="both"/>
       </w:pPr>
       <w:r>
@@ -11665,23 +12323,20 @@
     </w:p>
     <w:p>
       <w:pPr>
-        <w:jc w:val="both"/>
-      </w:pPr>
-    </w:p>
-    <w:p>
-      <w:pPr>
-        <w:jc w:val="both"/>
-        <w:rPr>
-          <w:b/>
-          <w:bCs/>
-        </w:rPr>
-      </w:pPr>
-      <w:r>
-        <w:rPr>
-          <w:b/>
-          <w:bCs/>
-        </w:rPr>
-        <w:t>Steps:</w:t>
+        <w:spacing w:after="80"/>
+        <w:ind w:firstLine="288"/>
+        <w:jc w:val="both"/>
+        <w:rPr>
+          <w:b/>
+          <w:bCs/>
+        </w:rPr>
+      </w:pPr>
+      <w:r>
+        <w:rPr>
+          <w:b/>
+          <w:bCs/>
+        </w:rPr>
+        <w:t>Steps</w:t>
       </w:r>
     </w:p>
     <w:p>
@@ -12431,17 +13086,7 @@
                                 <w:color w:val="000000" w:themeColor="text1"/>
                                 <w:lang w:val="en-US"/>
                               </w:rPr>
-                              <w:t xml:space="preserve">EC2 </w:t>
-                            </w:r>
-                            <w:proofErr w:type="gramStart"/>
-                            <w:r>
-                              <w:rPr>
-                                <w:b/>
-                                <w:bCs/>
-                                <w:color w:val="000000" w:themeColor="text1"/>
-                                <w:lang w:val="en-US"/>
-                              </w:rPr>
-                              <w:t xml:space="preserve">server </w:t>
+                              <w:t xml:space="preserve">EC2 server </w:t>
                             </w:r>
                             <w:r>
                               <w:rPr>
@@ -12450,17 +13095,7 @@
                                 <w:color w:val="000000" w:themeColor="text1"/>
                                 <w:lang w:val="en-US"/>
                               </w:rPr>
-                              <w:t xml:space="preserve"> or</w:t>
-                            </w:r>
-                            <w:proofErr w:type="gramEnd"/>
-                            <w:r>
-                              <w:rPr>
-                                <w:b/>
-                                <w:bCs/>
-                                <w:color w:val="000000" w:themeColor="text1"/>
-                                <w:lang w:val="en-US"/>
-                              </w:rPr>
-                              <w:t xml:space="preserve"> DBMS</w:t>
+                              <w:t xml:space="preserve"> or DBMS</w:t>
                             </w:r>
                           </w:p>
                         </w:txbxContent>
@@ -12518,17 +13153,7 @@
                           <w:color w:val="000000" w:themeColor="text1"/>
                           <w:lang w:val="en-US"/>
                         </w:rPr>
-                        <w:t xml:space="preserve">EC2 </w:t>
-                      </w:r>
-                      <w:proofErr w:type="gramStart"/>
-                      <w:r>
-                        <w:rPr>
-                          <w:b/>
-                          <w:bCs/>
-                          <w:color w:val="000000" w:themeColor="text1"/>
-                          <w:lang w:val="en-US"/>
-                        </w:rPr>
-                        <w:t xml:space="preserve">server </w:t>
+                        <w:t xml:space="preserve">EC2 server </w:t>
                       </w:r>
                       <w:r>
                         <w:rPr>
@@ -12537,17 +13162,7 @@
                           <w:color w:val="000000" w:themeColor="text1"/>
                           <w:lang w:val="en-US"/>
                         </w:rPr>
-                        <w:t xml:space="preserve"> or</w:t>
-                      </w:r>
-                      <w:proofErr w:type="gramEnd"/>
-                      <w:r>
-                        <w:rPr>
-                          <w:b/>
-                          <w:bCs/>
-                          <w:color w:val="000000" w:themeColor="text1"/>
-                          <w:lang w:val="en-US"/>
-                        </w:rPr>
-                        <w:t xml:space="preserve"> DBMS</w:t>
+                        <w:t xml:space="preserve"> or DBMS</w:t>
                       </w:r>
                     </w:p>
                   </w:txbxContent>
@@ -12706,27 +13321,7 @@
                                 <w:color w:val="000000" w:themeColor="text1"/>
                                 <w:lang w:val="en-US"/>
                               </w:rPr>
-                              <w:t xml:space="preserve">S3 </w:t>
-                            </w:r>
-                            <w:proofErr w:type="gramStart"/>
-                            <w:r>
-                              <w:rPr>
-                                <w:b/>
-                                <w:bCs/>
-                                <w:color w:val="000000" w:themeColor="text1"/>
-                                <w:lang w:val="en-US"/>
-                              </w:rPr>
-                              <w:t>Bucket(</w:t>
-                            </w:r>
-                            <w:proofErr w:type="gramEnd"/>
-                            <w:r>
-                              <w:rPr>
-                                <w:b/>
-                                <w:bCs/>
-                                <w:color w:val="000000" w:themeColor="text1"/>
-                                <w:lang w:val="en-US"/>
-                              </w:rPr>
-                              <w:t>Artifacts)</w:t>
+                              <w:t>S3 Bucket(Artifacts)</w:t>
                             </w:r>
                           </w:p>
                         </w:txbxContent>
@@ -12770,27 +13365,7 @@
                           <w:color w:val="000000" w:themeColor="text1"/>
                           <w:lang w:val="en-US"/>
                         </w:rPr>
-                        <w:t xml:space="preserve">S3 </w:t>
-                      </w:r>
-                      <w:proofErr w:type="gramStart"/>
-                      <w:r>
-                        <w:rPr>
-                          <w:b/>
-                          <w:bCs/>
-                          <w:color w:val="000000" w:themeColor="text1"/>
-                          <w:lang w:val="en-US"/>
-                        </w:rPr>
-                        <w:t>Bucket(</w:t>
-                      </w:r>
-                      <w:proofErr w:type="gramEnd"/>
-                      <w:r>
-                        <w:rPr>
-                          <w:b/>
-                          <w:bCs/>
-                          <w:color w:val="000000" w:themeColor="text1"/>
-                          <w:lang w:val="en-US"/>
-                        </w:rPr>
-                        <w:t>Artifacts)</w:t>
+                        <w:t>S3 Bucket(Artifacts)</w:t>
                       </w:r>
                     </w:p>
                   </w:txbxContent>
@@ -13037,26 +13612,152 @@
     </w:p>
     <w:p>
       <w:pPr>
-        <w:pStyle w:val="ListParagraph"/>
-        <w:numPr>
-          <w:ilvl w:val="0"/>
-          <w:numId w:val="9"/>
-        </w:numPr>
-        <w:spacing w:after="0"/>
-        <w:jc w:val="both"/>
-        <w:rPr>
-          <w:b/>
-          <w:bCs/>
-        </w:rPr>
-      </w:pPr>
-      <w:r>
-        <w:rPr>
-          <w:b/>
-          <w:bCs/>
+        <w:pStyle w:val="Heading3"/>
+        <w:numPr>
+          <w:ilvl w:val="2"/>
+          <w:numId w:val="41"/>
+        </w:numPr>
+        <w:rPr>
+          <w:sz w:val="24"/>
+          <w:szCs w:val="24"/>
+        </w:rPr>
+      </w:pPr>
+      <w:bookmarkStart w:id="12" w:name="_Toc211253904"/>
+      <w:r>
+        <w:rPr>
+          <w:sz w:val="24"/>
+          <w:szCs w:val="24"/>
         </w:rPr>
         <w:lastRenderedPageBreak/>
         <w:t>Dataset logging:</w:t>
       </w:r>
+      <w:bookmarkEnd w:id="12"/>
+    </w:p>
+    <w:p>
+      <w:pPr>
+        <w:spacing w:after="0"/>
+        <w:jc w:val="both"/>
+      </w:pPr>
+      <w:proofErr w:type="spellStart"/>
+      <w:r>
+        <w:t>train_df</w:t>
+      </w:r>
+      <w:proofErr w:type="spellEnd"/>
+      <w:r>
+        <w:t xml:space="preserve"> = </w:t>
+      </w:r>
+      <w:proofErr w:type="spellStart"/>
+      <w:r>
+        <w:t>mlflow.data.from_pandas</w:t>
+      </w:r>
+      <w:proofErr w:type="spellEnd"/>
+      <w:r>
+        <w:t>(</w:t>
+      </w:r>
+      <w:proofErr w:type="spellStart"/>
+      <w:r>
+        <w:t>train_df</w:t>
+      </w:r>
+      <w:proofErr w:type="spellEnd"/>
+      <w:r>
+        <w:t>)</w:t>
+      </w:r>
+    </w:p>
+    <w:p>
+      <w:pPr>
+        <w:spacing w:after="0"/>
+        <w:jc w:val="both"/>
+      </w:pPr>
+      <w:r>
+        <w:t>test_df = mlflow.data.from_pandas(test_df)</w:t>
+      </w:r>
+    </w:p>
+    <w:p>
+      <w:pPr>
+        <w:jc w:val="both"/>
+      </w:pPr>
+      <w:proofErr w:type="spellStart"/>
+      <w:r>
+        <w:t>mlflow.log_input</w:t>
+      </w:r>
+      <w:proofErr w:type="spellEnd"/>
+      <w:r>
+        <w:t>(</w:t>
+      </w:r>
+      <w:proofErr w:type="spellStart"/>
+      <w:r>
+        <w:t>train_df</w:t>
+      </w:r>
+      <w:proofErr w:type="spellEnd"/>
+      <w:r>
+        <w:t>, “</w:t>
+      </w:r>
+      <w:proofErr w:type="spellStart"/>
+      <w:r>
+        <w:t>train_data</w:t>
+      </w:r>
+      <w:proofErr w:type="spellEnd"/>
+      <w:r>
+        <w:t>”)</w:t>
+      </w:r>
+    </w:p>
+    <w:p>
+      <w:pPr>
+        <w:jc w:val="both"/>
+      </w:pPr>
+      <w:proofErr w:type="spellStart"/>
+      <w:r>
+        <w:t>mlflow.log_input</w:t>
+      </w:r>
+      <w:proofErr w:type="spellEnd"/>
+      <w:r>
+        <w:t>(</w:t>
+      </w:r>
+      <w:proofErr w:type="spellStart"/>
+      <w:r>
+        <w:t>test_df</w:t>
+      </w:r>
+      <w:proofErr w:type="spellEnd"/>
+      <w:r>
+        <w:t>, “</w:t>
+      </w:r>
+      <w:proofErr w:type="spellStart"/>
+      <w:r>
+        <w:t>test_data</w:t>
+      </w:r>
+      <w:proofErr w:type="spellEnd"/>
+      <w:r>
+        <w:t>”)</w:t>
+      </w:r>
+    </w:p>
+    <w:p>
+      <w:pPr>
+        <w:pStyle w:val="Heading3"/>
+        <w:numPr>
+          <w:ilvl w:val="2"/>
+          <w:numId w:val="41"/>
+        </w:numPr>
+        <w:rPr>
+          <w:sz w:val="24"/>
+          <w:szCs w:val="24"/>
+        </w:rPr>
+      </w:pPr>
+      <w:bookmarkStart w:id="13" w:name="_Toc211253905"/>
+      <w:r>
+        <w:rPr>
+          <w:sz w:val="24"/>
+          <w:szCs w:val="24"/>
+        </w:rPr>
+        <w:t>Autologging in MLFLOW:</w:t>
+      </w:r>
+      <w:bookmarkEnd w:id="13"/>
+      <w:r>
+        <w:rPr>
+          <w:sz w:val="24"/>
+          <w:szCs w:val="24"/>
+        </w:rPr>
+        <w:t xml:space="preserve"> </w:t>
+      </w:r>
     </w:p>
     <w:p>
       <w:pPr>
@@ -13065,15 +13766,10 @@
         <w:jc w:val="both"/>
       </w:pPr>
       <w:r>
-        <w:t>train_df = mlflow.</w:t>
-      </w:r>
-      <w:proofErr w:type="gramStart"/>
-      <w:r>
-        <w:t>data.from</w:t>
-      </w:r>
-      <w:proofErr w:type="gramEnd"/>
-      <w:r>
-        <w:t>_pandas(train_df)</w:t>
+        <w:t>MLflow autologging is a feature that automatically tracks and logs parameters, metrics, artifacts, and models from machine learning training sessions with minimal code. It simplifies experiment tracking by capturing useful details like hyperparameters, evaluation metrics, and the trained model without manual logging calls, supporting many popular ML libraries. This improves workflow efficiency and ensures consistent, reproducible experiment records.</w:t>
+      </w:r>
+      <w:r>
+        <w:t xml:space="preserve">  </w:t>
       </w:r>
     </w:p>
     <w:p>
@@ -13082,17 +13778,6 @@
         <w:ind w:left="288"/>
         <w:jc w:val="both"/>
       </w:pPr>
-      <w:r>
-        <w:t>test_df = mlflow.</w:t>
-      </w:r>
-      <w:proofErr w:type="gramStart"/>
-      <w:r>
-        <w:t>data.from</w:t>
-      </w:r>
-      <w:proofErr w:type="gramEnd"/>
-      <w:r>
-        <w:t>_pandas(test_df)</w:t>
-      </w:r>
     </w:p>
     <w:p>
       <w:pPr>
@@ -13100,6 +13785,9 @@
         <w:ind w:left="288"/>
         <w:jc w:val="both"/>
       </w:pPr>
+      <w:r>
+        <w:t>import mlflow</w:t>
+      </w:r>
     </w:p>
     <w:p>
       <w:pPr>
@@ -13108,15 +13796,7 @@
         <w:jc w:val="both"/>
       </w:pPr>
       <w:r>
-        <w:t>mlflow.log_</w:t>
-      </w:r>
-      <w:proofErr w:type="gramStart"/>
-      <w:r>
-        <w:t>input(</w:t>
-      </w:r>
-      <w:proofErr w:type="gramEnd"/>
-      <w:r>
-        <w:t>train_df, “train_data”)</w:t>
+        <w:t>import mlflow.sklearn</w:t>
       </w:r>
     </w:p>
     <w:p>
@@ -13126,15 +13806,7 @@
         <w:jc w:val="both"/>
       </w:pPr>
       <w:r>
-        <w:t>mlflow.log_</w:t>
-      </w:r>
-      <w:proofErr w:type="gramStart"/>
-      <w:r>
-        <w:t>input(</w:t>
-      </w:r>
-      <w:proofErr w:type="gramEnd"/>
-      <w:r>
-        <w:t>test_df, “test_data”)</w:t>
+        <w:t>from sklearn.ensemble import RandomForestClassifier</w:t>
       </w:r>
     </w:p>
     <w:p>
@@ -13143,26 +13815,8 @@
         <w:ind w:left="288"/>
         <w:jc w:val="both"/>
       </w:pPr>
-    </w:p>
-    <w:p>
-      <w:pPr>
-        <w:pStyle w:val="ListParagraph"/>
-        <w:numPr>
-          <w:ilvl w:val="0"/>
-          <w:numId w:val="9"/>
-        </w:numPr>
-        <w:jc w:val="both"/>
-        <w:rPr>
-          <w:b/>
-          <w:bCs/>
-        </w:rPr>
-      </w:pPr>
-      <w:r>
-        <w:rPr>
-          <w:b/>
-          <w:bCs/>
-        </w:rPr>
-        <w:t xml:space="preserve">Autologging in MLFLOW: </w:t>
+      <w:r>
+        <w:t>mlflow.sklearn.autolog()  # Enable autologging for scikit-learn</w:t>
       </w:r>
     </w:p>
     <w:p>
@@ -13172,10 +13826,7 @@
         <w:jc w:val="both"/>
       </w:pPr>
       <w:r>
-        <w:t>MLflow autologging is a feature that automatically tracks and logs parameters, metrics, artifacts, and models from machine learning training sessions with minimal code. It simplifies experiment tracking by capturing useful details like hyperparameters, evaluation metrics, and the trained model without manual logging calls, supporting many popular ML libraries. This improves workflow efficiency and ensures consistent, reproducible experiment records.</w:t>
-      </w:r>
-      <w:r>
-        <w:t xml:space="preserve">  </w:t>
+        <w:t>with mlflow.start_run():</w:t>
       </w:r>
     </w:p>
     <w:p>
@@ -13184,6 +13835,9 @@
         <w:ind w:left="288"/>
         <w:jc w:val="both"/>
       </w:pPr>
+      <w:r>
+        <w:t xml:space="preserve">    model = RandomForestClassifier()</w:t>
+      </w:r>
     </w:p>
     <w:p>
       <w:pPr>
@@ -13192,7 +13846,7 @@
         <w:jc w:val="both"/>
       </w:pPr>
       <w:r>
-        <w:t>import mlflow</w:t>
+        <w:t xml:space="preserve">    model.fit(X_train, y_train)</w:t>
       </w:r>
     </w:p>
     <w:p>
@@ -13201,129 +13855,20 @@
         <w:ind w:left="288"/>
         <w:jc w:val="both"/>
       </w:pPr>
-      <w:r>
-        <w:t xml:space="preserve">import </w:t>
-      </w:r>
-      <w:proofErr w:type="gramStart"/>
-      <w:r>
-        <w:t>mlflow.sklearn</w:t>
-      </w:r>
-      <w:proofErr w:type="gramEnd"/>
-    </w:p>
-    <w:p>
-      <w:pPr>
-        <w:pStyle w:val="ListParagraph"/>
-        <w:ind w:left="288"/>
-        <w:jc w:val="both"/>
-      </w:pPr>
-      <w:r>
-        <w:t xml:space="preserve">from </w:t>
-      </w:r>
-      <w:proofErr w:type="gramStart"/>
-      <w:r>
-        <w:t>sklearn.ensemble</w:t>
-      </w:r>
-      <w:proofErr w:type="gramEnd"/>
-      <w:r>
-        <w:t xml:space="preserve"> import RandomForestClassifier</w:t>
-      </w:r>
-    </w:p>
-    <w:p>
-      <w:pPr>
-        <w:pStyle w:val="ListParagraph"/>
-        <w:ind w:left="288"/>
-        <w:jc w:val="both"/>
-      </w:pPr>
-      <w:proofErr w:type="gramStart"/>
-      <w:r>
-        <w:t>mlflow.sklearn</w:t>
-      </w:r>
-      <w:proofErr w:type="gramEnd"/>
-      <w:r>
-        <w:t>.autolog()  # Enable autologging for scikit-learn</w:t>
-      </w:r>
-    </w:p>
-    <w:p>
-      <w:pPr>
-        <w:pStyle w:val="ListParagraph"/>
-        <w:ind w:left="288"/>
-        <w:jc w:val="both"/>
-      </w:pPr>
-      <w:r>
-        <w:t xml:space="preserve">with </w:t>
-      </w:r>
-      <w:proofErr w:type="gramStart"/>
-      <w:r>
-        <w:t>mlflow.start</w:t>
-      </w:r>
-      <w:proofErr w:type="gramEnd"/>
-      <w:r>
-        <w:t>_run():</w:t>
-      </w:r>
-    </w:p>
-    <w:p>
-      <w:pPr>
-        <w:pStyle w:val="ListParagraph"/>
-        <w:ind w:left="288"/>
-        <w:jc w:val="both"/>
-      </w:pPr>
-      <w:r>
-        <w:t xml:space="preserve">    model = </w:t>
-      </w:r>
-      <w:proofErr w:type="gramStart"/>
-      <w:r>
-        <w:t>RandomForestClassifier(</w:t>
-      </w:r>
-      <w:proofErr w:type="gramEnd"/>
-      <w:r>
-        <w:t>)</w:t>
-      </w:r>
-    </w:p>
-    <w:p>
-      <w:pPr>
-        <w:pStyle w:val="ListParagraph"/>
-        <w:ind w:left="288"/>
-        <w:jc w:val="both"/>
-      </w:pPr>
-      <w:r>
-        <w:t xml:space="preserve">    </w:t>
-      </w:r>
-      <w:proofErr w:type="gramStart"/>
-      <w:r>
-        <w:t>model.fit(</w:t>
-      </w:r>
-      <w:proofErr w:type="gramEnd"/>
-      <w:r>
-        <w:t>X_train, y_train)</w:t>
-      </w:r>
-    </w:p>
-    <w:p>
-      <w:pPr>
-        <w:pStyle w:val="ListParagraph"/>
-        <w:ind w:left="288"/>
-        <w:jc w:val="both"/>
-      </w:pPr>
-    </w:p>
-    <w:p>
-      <w:pPr>
-        <w:pStyle w:val="ListParagraph"/>
-        <w:numPr>
-          <w:ilvl w:val="0"/>
-          <w:numId w:val="9"/>
-        </w:numPr>
-        <w:jc w:val="both"/>
-        <w:rPr>
-          <w:b/>
-          <w:bCs/>
-        </w:rPr>
-      </w:pPr>
-      <w:r>
-        <w:rPr>
-          <w:b/>
-          <w:bCs/>
-        </w:rPr>
+    </w:p>
+    <w:p>
+      <w:pPr>
+        <w:pStyle w:val="Heading3"/>
+        <w:numPr>
+          <w:ilvl w:val="2"/>
+          <w:numId w:val="41"/>
+        </w:numPr>
+      </w:pPr>
+      <w:bookmarkStart w:id="14" w:name="_Toc211253906"/>
+      <w:r>
         <w:t>Hyperparameter tuning in MLFLOW:</w:t>
       </w:r>
+      <w:bookmarkEnd w:id="14"/>
     </w:p>
     <w:p>
       <w:pPr>
@@ -13446,24 +13991,37 @@
     </w:p>
     <w:p>
       <w:pPr>
-        <w:pStyle w:val="ListParagraph"/>
-        <w:numPr>
-          <w:ilvl w:val="0"/>
-          <w:numId w:val="9"/>
-        </w:numPr>
-        <w:jc w:val="both"/>
-        <w:rPr>
-          <w:b/>
-          <w:bCs/>
-        </w:rPr>
-      </w:pPr>
-      <w:r>
-        <w:rPr>
-          <w:b/>
-          <w:bCs/>
+        <w:pStyle w:val="Heading2"/>
+        <w:numPr>
+          <w:ilvl w:val="1"/>
+          <w:numId w:val="41"/>
+        </w:numPr>
+        <w:rPr>
+          <w:sz w:val="28"/>
+          <w:szCs w:val="28"/>
+        </w:rPr>
+      </w:pPr>
+      <w:bookmarkStart w:id="15" w:name="_Toc211253907"/>
+      <w:r>
+        <w:rPr>
+          <w:sz w:val="28"/>
+          <w:szCs w:val="28"/>
         </w:rPr>
         <w:lastRenderedPageBreak/>
-        <w:t xml:space="preserve">Model Registry: </w:t>
+        <w:t>Model Registry:</w:t>
+      </w:r>
+      <w:bookmarkEnd w:id="15"/>
+    </w:p>
+    <w:p>
+      <w:pPr>
+        <w:jc w:val="both"/>
+        <w:rPr>
+          <w:b/>
+          <w:bCs/>
+        </w:rPr>
+      </w:pPr>
+      <w:r>
+        <w:t>A model registry is a centralized repository that allows data scientists and machine learning engineers to manage lifecycle of their machine learning models. It provides functionalities for versioning, storing and organizing models, as well as tracking their metadata and usage.</w:t>
       </w:r>
       <w:r>
         <w:rPr>
@@ -13472,8 +14030,118 @@
         </w:rPr>
         <w:t xml:space="preserve"> </w:t>
       </w:r>
-      <w:r>
-        <w:t>A model registry is a centralized repository that allows data scientists and machine learning engineers to manage lifecycle of their machine learning models. It provides functionalities for versioning, storing and organizing models, as well as tracking their metadata and usage.</w:t>
+    </w:p>
+    <w:p>
+      <w:pPr>
+        <w:spacing w:after="80"/>
+        <w:jc w:val="both"/>
+        <w:rPr>
+          <w:b/>
+          <w:bCs/>
+        </w:rPr>
+      </w:pPr>
+      <w:r>
+        <w:rPr>
+          <w:b/>
+          <w:bCs/>
+        </w:rPr>
+        <w:t xml:space="preserve">General flow </w:t>
+      </w:r>
+    </w:p>
+    <w:p>
+      <w:pPr>
+        <w:pStyle w:val="ListParagraph"/>
+        <w:numPr>
+          <w:ilvl w:val="0"/>
+          <w:numId w:val="7"/>
+        </w:numPr>
+        <w:jc w:val="both"/>
+      </w:pPr>
+      <w:r>
+        <w:t>Experiments</w:t>
+      </w:r>
+    </w:p>
+    <w:p>
+      <w:pPr>
+        <w:pStyle w:val="ListParagraph"/>
+        <w:numPr>
+          <w:ilvl w:val="0"/>
+          <w:numId w:val="7"/>
+        </w:numPr>
+        <w:jc w:val="both"/>
+      </w:pPr>
+      <w:r>
+        <w:t>Comparisons</w:t>
+      </w:r>
+    </w:p>
+    <w:p>
+      <w:pPr>
+        <w:pStyle w:val="ListParagraph"/>
+        <w:numPr>
+          <w:ilvl w:val="0"/>
+          <w:numId w:val="7"/>
+        </w:numPr>
+        <w:jc w:val="both"/>
+      </w:pPr>
+      <w:r>
+        <w:t>Best model</w:t>
+      </w:r>
+    </w:p>
+    <w:p>
+      <w:pPr>
+        <w:pStyle w:val="ListParagraph"/>
+        <w:numPr>
+          <w:ilvl w:val="0"/>
+          <w:numId w:val="7"/>
+        </w:numPr>
+        <w:jc w:val="both"/>
+      </w:pPr>
+      <w:r>
+        <w:t>Registration</w:t>
+      </w:r>
+    </w:p>
+    <w:p>
+      <w:pPr>
+        <w:pStyle w:val="ListParagraph"/>
+        <w:numPr>
+          <w:ilvl w:val="0"/>
+          <w:numId w:val="7"/>
+        </w:numPr>
+        <w:jc w:val="both"/>
+      </w:pPr>
+      <w:r>
+        <w:t>Model Serving</w:t>
+      </w:r>
+    </w:p>
+    <w:p>
+      <w:pPr>
+        <w:spacing w:after="80"/>
+        <w:jc w:val="both"/>
+        <w:rPr>
+          <w:b/>
+          <w:bCs/>
+        </w:rPr>
+      </w:pPr>
+      <w:r>
+        <w:rPr>
+          <w:b/>
+          <w:bCs/>
+        </w:rPr>
+        <w:t>Core</w:t>
+      </w:r>
+      <w:r>
+        <w:rPr>
+          <w:b/>
+          <w:bCs/>
+        </w:rPr>
+        <w:t xml:space="preserve"> Essence</w:t>
+      </w:r>
+      <w:r>
+        <w:rPr>
+          <w:b/>
+          <w:bCs/>
+        </w:rPr>
+        <w:t>:</w:t>
       </w:r>
       <w:r>
         <w:rPr>
@@ -13481,121 +14149,6 @@
           <w:bCs/>
         </w:rPr>
         <w:t xml:space="preserve"> </w:t>
-      </w:r>
-    </w:p>
-    <w:p>
-      <w:pPr>
-        <w:spacing w:after="80"/>
-        <w:jc w:val="both"/>
-        <w:rPr>
-          <w:b/>
-          <w:bCs/>
-        </w:rPr>
-      </w:pPr>
-      <w:r>
-        <w:rPr>
-          <w:b/>
-          <w:bCs/>
-        </w:rPr>
-        <w:t xml:space="preserve">General flow </w:t>
-      </w:r>
-    </w:p>
-    <w:p>
-      <w:pPr>
-        <w:pStyle w:val="ListParagraph"/>
-        <w:numPr>
-          <w:ilvl w:val="0"/>
-          <w:numId w:val="7"/>
-        </w:numPr>
-        <w:jc w:val="both"/>
-      </w:pPr>
-      <w:r>
-        <w:t>Experiments</w:t>
-      </w:r>
-    </w:p>
-    <w:p>
-      <w:pPr>
-        <w:pStyle w:val="ListParagraph"/>
-        <w:numPr>
-          <w:ilvl w:val="0"/>
-          <w:numId w:val="7"/>
-        </w:numPr>
-        <w:jc w:val="both"/>
-      </w:pPr>
-      <w:r>
-        <w:t>Comparisons</w:t>
-      </w:r>
-    </w:p>
-    <w:p>
-      <w:pPr>
-        <w:pStyle w:val="ListParagraph"/>
-        <w:numPr>
-          <w:ilvl w:val="0"/>
-          <w:numId w:val="7"/>
-        </w:numPr>
-        <w:jc w:val="both"/>
-      </w:pPr>
-      <w:r>
-        <w:t>Best model</w:t>
-      </w:r>
-    </w:p>
-    <w:p>
-      <w:pPr>
-        <w:pStyle w:val="ListParagraph"/>
-        <w:numPr>
-          <w:ilvl w:val="0"/>
-          <w:numId w:val="7"/>
-        </w:numPr>
-        <w:jc w:val="both"/>
-      </w:pPr>
-      <w:r>
-        <w:t>Registration</w:t>
-      </w:r>
-    </w:p>
-    <w:p>
-      <w:pPr>
-        <w:pStyle w:val="ListParagraph"/>
-        <w:numPr>
-          <w:ilvl w:val="0"/>
-          <w:numId w:val="7"/>
-        </w:numPr>
-        <w:jc w:val="both"/>
-      </w:pPr>
-      <w:r>
-        <w:t>Model Serving</w:t>
-      </w:r>
-    </w:p>
-    <w:p>
-      <w:pPr>
-        <w:spacing w:after="80"/>
-        <w:jc w:val="both"/>
-        <w:rPr>
-          <w:b/>
-          <w:bCs/>
-        </w:rPr>
-      </w:pPr>
-      <w:proofErr w:type="gramStart"/>
-      <w:r>
-        <w:rPr>
-          <w:b/>
-          <w:bCs/>
-        </w:rPr>
-        <w:t>Core</w:t>
-      </w:r>
-      <w:r>
-        <w:rPr>
-          <w:b/>
-          <w:bCs/>
-        </w:rPr>
-        <w:t xml:space="preserve"> Essence</w:t>
-      </w:r>
-      <w:proofErr w:type="gramEnd"/>
-      <w:r>
-        <w:rPr>
-          <w:b/>
-          <w:bCs/>
-        </w:rPr>
-        <w:t>:</w:t>
       </w:r>
       <w:r>
         <w:rPr>
@@ -13686,7 +14239,7 @@
           <w:bCs/>
         </w:rPr>
       </w:pPr>
-      <w:bookmarkStart w:id="6" w:name="_Toc210112413"/>
+      <w:bookmarkStart w:id="16" w:name="_Toc211253908"/>
       <w:r>
         <w:rPr>
           <w:b/>
@@ -13695,7 +14248,7 @@
         <w:lastRenderedPageBreak/>
         <w:t>CICD pipeline.</w:t>
       </w:r>
-      <w:bookmarkEnd w:id="6"/>
+      <w:bookmarkEnd w:id="16"/>
       <w:r>
         <w:rPr>
           <w:b/>
@@ -13761,7 +14314,7 @@
           <w:szCs w:val="44"/>
         </w:rPr>
       </w:pPr>
-      <w:bookmarkStart w:id="7" w:name="_Toc210112414"/>
+      <w:bookmarkStart w:id="17" w:name="_Toc211253909"/>
       <w:r>
         <w:rPr>
           <w:b/>
@@ -13772,7 +14325,7 @@
         <w:lastRenderedPageBreak/>
         <w:t>Docker:</w:t>
       </w:r>
-      <w:bookmarkEnd w:id="7"/>
+      <w:bookmarkEnd w:id="17"/>
     </w:p>
     <w:p>
       <w:pPr>
@@ -13960,14 +14513,14 @@
           <w:lang w:val="en-US"/>
         </w:rPr>
       </w:pPr>
-      <w:bookmarkStart w:id="8" w:name="_Toc210112415"/>
+      <w:bookmarkStart w:id="18" w:name="_Toc211253910"/>
       <w:r>
         <w:rPr>
           <w:lang w:val="en-US"/>
         </w:rPr>
         <w:t>MLOPS (Andrew Ng)</w:t>
       </w:r>
-      <w:bookmarkEnd w:id="8"/>
+      <w:bookmarkEnd w:id="18"/>
     </w:p>
     <w:p>
       <w:pPr>
@@ -17775,7 +18328,7 @@
       <w:lvlText w:val=""/>
       <w:lvlJc w:val="left"/>
       <w:pPr>
-        <w:ind w:left="720" w:hanging="360"/>
+        <w:ind w:left="360" w:hanging="360"/>
       </w:pPr>
       <w:rPr>
         <w:rFonts w:ascii="Wingdings" w:hAnsi="Wingdings" w:hint="default"/>
@@ -18541,9 +19094,9 @@
       <w:lvlJc w:val="left"/>
       <w:pPr>
         <w:tabs>
-          <w:tab w:val="num" w:pos="1350"/>
+          <w:tab w:val="num" w:pos="360"/>
         </w:tabs>
-        <w:ind w:left="1350" w:hanging="360"/>
+        <w:ind w:left="360" w:hanging="360"/>
       </w:pPr>
       <w:rPr>
         <w:rFonts w:hint="default"/>
@@ -19171,7 +19724,7 @@
       <w:lvlText w:val="o"/>
       <w:lvlJc w:val="left"/>
       <w:pPr>
-        <w:ind w:left="3060" w:hanging="360"/>
+        <w:ind w:left="3150" w:hanging="360"/>
       </w:pPr>
       <w:rPr>
         <w:rFonts w:ascii="Courier New" w:hAnsi="Courier New" w:cs="Courier New" w:hint="default"/>
@@ -19183,7 +19736,7 @@
       <w:lvlText w:val=""/>
       <w:lvlJc w:val="left"/>
       <w:pPr>
-        <w:ind w:left="3780" w:hanging="360"/>
+        <w:ind w:left="3870" w:hanging="360"/>
       </w:pPr>
       <w:rPr>
         <w:rFonts w:ascii="Wingdings" w:hAnsi="Wingdings" w:hint="default"/>
@@ -19195,7 +19748,7 @@
       <w:lvlText w:val=""/>
       <w:lvlJc w:val="left"/>
       <w:pPr>
-        <w:ind w:left="4500" w:hanging="360"/>
+        <w:ind w:left="4590" w:hanging="360"/>
       </w:pPr>
       <w:rPr>
         <w:rFonts w:ascii="Symbol" w:hAnsi="Symbol" w:hint="default"/>
@@ -19207,7 +19760,7 @@
       <w:lvlText w:val="o"/>
       <w:lvlJc w:val="left"/>
       <w:pPr>
-        <w:ind w:left="5220" w:hanging="360"/>
+        <w:ind w:left="5310" w:hanging="360"/>
       </w:pPr>
       <w:rPr>
         <w:rFonts w:ascii="Courier New" w:hAnsi="Courier New" w:cs="Courier New" w:hint="default"/>
@@ -19219,7 +19772,7 @@
       <w:lvlText w:val=""/>
       <w:lvlJc w:val="left"/>
       <w:pPr>
-        <w:ind w:left="5940" w:hanging="360"/>
+        <w:ind w:left="6030" w:hanging="360"/>
       </w:pPr>
       <w:rPr>
         <w:rFonts w:ascii="Wingdings" w:hAnsi="Wingdings" w:hint="default"/>
@@ -19231,7 +19784,7 @@
       <w:lvlText w:val=""/>
       <w:lvlJc w:val="left"/>
       <w:pPr>
-        <w:ind w:left="6660" w:hanging="360"/>
+        <w:ind w:left="6750" w:hanging="360"/>
       </w:pPr>
       <w:rPr>
         <w:rFonts w:ascii="Symbol" w:hAnsi="Symbol" w:hint="default"/>
@@ -19243,7 +19796,7 @@
       <w:lvlText w:val="o"/>
       <w:lvlJc w:val="left"/>
       <w:pPr>
-        <w:ind w:left="7380" w:hanging="360"/>
+        <w:ind w:left="7470" w:hanging="360"/>
       </w:pPr>
       <w:rPr>
         <w:rFonts w:ascii="Courier New" w:hAnsi="Courier New" w:cs="Courier New" w:hint="default"/>
@@ -19255,7 +19808,7 @@
       <w:lvlText w:val=""/>
       <w:lvlJc w:val="left"/>
       <w:pPr>
-        <w:ind w:left="8100" w:hanging="360"/>
+        <w:ind w:left="8190" w:hanging="360"/>
       </w:pPr>
       <w:rPr>
         <w:rFonts w:ascii="Wingdings" w:hAnsi="Wingdings" w:hint="default"/>
@@ -20159,15 +20712,15 @@
   <w:abstractNum w:abstractNumId="28" w15:restartNumberingAfterBreak="0">
     <w:nsid w:val="3B6C57FC"/>
     <w:multiLevelType w:val="hybridMultilevel"/>
-    <w:tmpl w:val="ECC86E44"/>
-    <w:lvl w:ilvl="0" w:tplc="587AA504">
+    <w:tmpl w:val="99500886"/>
+    <w:lvl w:ilvl="0" w:tplc="91E6B19A">
       <w:start w:val="1"/>
       <w:numFmt w:val="bullet"/>
       <w:suff w:val="space"/>
       <w:lvlText w:val=""/>
       <w:lvlJc w:val="left"/>
       <w:pPr>
-        <w:ind w:left="540" w:hanging="360"/>
+        <w:ind w:left="288" w:hanging="198"/>
       </w:pPr>
       <w:rPr>
         <w:rFonts w:ascii="Wingdings" w:hAnsi="Wingdings" w:hint="default"/>
@@ -20179,7 +20732,7 @@
       <w:lvlText w:val="o"/>
       <w:lvlJc w:val="left"/>
       <w:pPr>
-        <w:ind w:left="1260" w:hanging="360"/>
+        <w:ind w:left="1080" w:hanging="360"/>
       </w:pPr>
       <w:rPr>
         <w:rFonts w:ascii="Courier New" w:hAnsi="Courier New" w:cs="Courier New" w:hint="default"/>
@@ -20191,7 +20744,7 @@
       <w:lvlText w:val=""/>
       <w:lvlJc w:val="left"/>
       <w:pPr>
-        <w:ind w:left="1980" w:hanging="360"/>
+        <w:ind w:left="1800" w:hanging="360"/>
       </w:pPr>
       <w:rPr>
         <w:rFonts w:ascii="Wingdings" w:hAnsi="Wingdings" w:hint="default"/>
@@ -20203,7 +20756,7 @@
       <w:lvlText w:val=""/>
       <w:lvlJc w:val="left"/>
       <w:pPr>
-        <w:ind w:left="2700" w:hanging="360"/>
+        <w:ind w:left="2520" w:hanging="360"/>
       </w:pPr>
       <w:rPr>
         <w:rFonts w:ascii="Symbol" w:hAnsi="Symbol" w:hint="default"/>
@@ -20215,7 +20768,7 @@
       <w:lvlText w:val="o"/>
       <w:lvlJc w:val="left"/>
       <w:pPr>
-        <w:ind w:left="3420" w:hanging="360"/>
+        <w:ind w:left="3240" w:hanging="360"/>
       </w:pPr>
       <w:rPr>
         <w:rFonts w:ascii="Courier New" w:hAnsi="Courier New" w:cs="Courier New" w:hint="default"/>
@@ -20227,7 +20780,7 @@
       <w:lvlText w:val=""/>
       <w:lvlJc w:val="left"/>
       <w:pPr>
-        <w:ind w:left="4140" w:hanging="360"/>
+        <w:ind w:left="3960" w:hanging="360"/>
       </w:pPr>
       <w:rPr>
         <w:rFonts w:ascii="Wingdings" w:hAnsi="Wingdings" w:hint="default"/>
@@ -20239,7 +20792,7 @@
       <w:lvlText w:val=""/>
       <w:lvlJc w:val="left"/>
       <w:pPr>
-        <w:ind w:left="4860" w:hanging="360"/>
+        <w:ind w:left="4680" w:hanging="360"/>
       </w:pPr>
       <w:rPr>
         <w:rFonts w:ascii="Symbol" w:hAnsi="Symbol" w:hint="default"/>
@@ -20251,7 +20804,7 @@
       <w:lvlText w:val="o"/>
       <w:lvlJc w:val="left"/>
       <w:pPr>
-        <w:ind w:left="5580" w:hanging="360"/>
+        <w:ind w:left="5400" w:hanging="360"/>
       </w:pPr>
       <w:rPr>
         <w:rFonts w:ascii="Courier New" w:hAnsi="Courier New" w:cs="Courier New" w:hint="default"/>
@@ -20263,7 +20816,7 @@
       <w:lvlText w:val=""/>
       <w:lvlJc w:val="left"/>
       <w:pPr>
-        <w:ind w:left="6300" w:hanging="360"/>
+        <w:ind w:left="6120" w:hanging="360"/>
       </w:pPr>
       <w:rPr>
         <w:rFonts w:ascii="Wingdings" w:hAnsi="Wingdings" w:hint="default"/>
@@ -21028,10 +21581,11 @@
   <w:abstractNum w:abstractNumId="36" w15:restartNumberingAfterBreak="0">
     <w:nsid w:val="53F22BE7"/>
     <w:multiLevelType w:val="multilevel"/>
-    <w:tmpl w:val="46E89FFE"/>
+    <w:tmpl w:val="CBB0B418"/>
     <w:lvl w:ilvl="0">
       <w:start w:val="4"/>
       <w:numFmt w:val="decimal"/>
+      <w:suff w:val="space"/>
       <w:lvlText w:val="%1."/>
       <w:lvlJc w:val="left"/>
       <w:pPr>
@@ -21061,6 +21615,7 @@
     <w:lvl w:ilvl="2">
       <w:start w:val="1"/>
       <w:numFmt w:val="decimal"/>
+      <w:suff w:val="space"/>
       <w:lvlText w:val="%1.%2.%3."/>
       <w:lvlJc w:val="left"/>
       <w:pPr>
@@ -22986,7 +23541,6 @@
     <w:next w:val="Normal"/>
     <w:link w:val="Heading3Char"/>
     <w:uiPriority w:val="9"/>
-    <w:semiHidden/>
     <w:unhideWhenUsed/>
     <w:qFormat/>
     <w:rsid w:val="00823B1A"/>
@@ -23009,7 +23563,6 @@
     <w:next w:val="Normal"/>
     <w:link w:val="Heading4Char"/>
     <w:uiPriority w:val="9"/>
-    <w:semiHidden/>
     <w:unhideWhenUsed/>
     <w:qFormat/>
     <w:rsid w:val="00823B1A"/>
@@ -23138,7 +23691,6 @@
   <w:style w:type="character" w:default="1" w:styleId="DefaultParagraphFont">
     <w:name w:val="Default Paragraph Font"/>
     <w:uiPriority w:val="1"/>
-    <w:semiHidden/>
     <w:unhideWhenUsed/>
   </w:style>
   <w:style w:type="table" w:default="1" w:styleId="TableNormal">
@@ -23193,7 +23745,6 @@
     <w:basedOn w:val="DefaultParagraphFont"/>
     <w:link w:val="Heading3"/>
     <w:uiPriority w:val="9"/>
-    <w:semiHidden/>
     <w:rsid w:val="00823B1A"/>
     <w:rPr>
       <w:rFonts w:eastAsiaTheme="majorEastAsia" w:cstheme="majorBidi"/>
@@ -23207,7 +23758,6 @@
     <w:basedOn w:val="DefaultParagraphFont"/>
     <w:link w:val="Heading4"/>
     <w:uiPriority w:val="9"/>
-    <w:semiHidden/>
     <w:rsid w:val="00823B1A"/>
     <w:rPr>
       <w:rFonts w:eastAsiaTheme="majorEastAsia" w:cstheme="majorBidi"/>
@@ -23556,6 +24106,19 @@
       <w:ind w:left="240"/>
     </w:pPr>
   </w:style>
+  <w:style w:type="paragraph" w:styleId="TOC3">
+    <w:name w:val="toc 3"/>
+    <w:basedOn w:val="Normal"/>
+    <w:next w:val="Normal"/>
+    <w:autoRedefine/>
+    <w:uiPriority w:val="39"/>
+    <w:unhideWhenUsed/>
+    <w:rsid w:val="00F67361"/>
+    <w:pPr>
+      <w:spacing w:after="100"/>
+      <w:ind w:left="480"/>
+    </w:pPr>
+  </w:style>
 </w:styles>
 </file>
 
